--- a/docs/docx/需求规格说明书.docx
+++ b/docs/docx/需求规格说明书.docx
@@ -28,6 +28,10 @@
     </w:p>
     <w:p>
       <w:r>
+        <w:rPr>
+          <w:rFonts w:ascii="Microsoft YaHei" w:hAnsi="Microsoft YaHei" w:eastAsia="Microsoft YaHei"/>
+          <w:sz w:val="22"/>
+        </w:rPr>
         <w:t>本文档旨在明确"南信猫友记"系统的研究背景、可行性及功能与非功能需求，为后续的概要设计、详细设计和编码实现提供依据。本文档的读者包括项目开发人员、测试人员及项目评审人员。</w:t>
       </w:r>
     </w:p>
@@ -49,6 +53,10 @@
     </w:p>
     <w:p>
       <w:r>
+        <w:rPr>
+          <w:rFonts w:ascii="Microsoft YaHei" w:hAnsi="Microsoft YaHei" w:eastAsia="Microsoft YaHei"/>
+          <w:sz w:val="22"/>
+        </w:rPr>
         <w:t>近年来，高校校园流浪猫问题受到越来越多的关注。流浪猫在校园中自然繁殖，种群规模不断扩大，给校园生态环境和猫咪自身健康带来双重挑战。据相关调查，国内多数高校校园内均有数量不等的流浪猫群体，师生们自发投喂、救助的现象十分普遍。然而，由于缺乏统一的信息管理平台，猫咪的分布、健康状况、绝育状态等信息散落在各个社交媒体群组中，难以系统化管理和共享。</w:t>
       </w:r>
     </w:p>
@@ -62,6 +70,10 @@
     </w:p>
     <w:p>
       <w:r>
+        <w:rPr>
+          <w:rFonts w:ascii="Microsoft YaHei" w:hAnsi="Microsoft YaHei" w:eastAsia="Microsoft YaHei"/>
+          <w:sz w:val="22"/>
+        </w:rPr>
         <w:t>部分高校已开始尝试用信息化手段管理校园猫咪。例如，中山大学基于开源项目"笃行猫谱"搭建了微信小程序端的校园猫咪信息平台，提供猫咪档案浏览、照片上传与审核、留言评论等基础功能。北京大学、清华大学等高校也有类似的校园猫咪社群和信息页面。这些实践证明了校园猫咪信息化管理的可行性和用户需求。</w:t>
       </w:r>
     </w:p>
@@ -75,15 +87,25 @@
     </w:p>
     <w:p>
       <w:r>
+        <w:rPr>
+          <w:rFonts w:ascii="Microsoft YaHei" w:hAnsi="Microsoft YaHei" w:eastAsia="Microsoft YaHei"/>
+          <w:sz w:val="22"/>
+        </w:rPr>
         <w:t xml:space="preserve">南京信息工程大学校园内也有大量的师生爱猫群体，他们自发记录和分享校园猫咪的信息。本校此前已参考中大猫谱搭建了微信小程序端猫咪平台，但小程序在页面承载能力、复杂算法运行和跨平台分享方面存在局限。因此，本系统作为 </w:t>
       </w:r>
       <w:r>
         <w:rPr>
+          <w:rFonts w:ascii="Microsoft YaHei" w:hAnsi="Microsoft YaHei" w:eastAsia="Microsoft YaHei"/>
           <w:b/>
+          <w:sz w:val="22"/>
         </w:rPr>
         <w:t>Web 端的补充与升级</w:t>
       </w:r>
       <w:r>
+        <w:rPr>
+          <w:rFonts w:ascii="Microsoft YaHei" w:hAnsi="Microsoft YaHei" w:eastAsia="Microsoft YaHei"/>
+          <w:sz w:val="22"/>
+        </w:rPr>
         <w:t xml:space="preserve"> 立项，在保留核心猫咪信息管理功能的同时，引入推荐算法，提供更丰富的可视化展示和跨设备访问能力。</w:t>
       </w:r>
     </w:p>
@@ -107,14 +129,25 @@
       <w:pPr>
         <w:pStyle w:val="ListBullet"/>
       </w:pPr>
-      <w:r/>
       <w:r>
         <w:rPr>
+          <w:rFonts w:ascii="Microsoft YaHei" w:hAnsi="Microsoft YaHei" w:eastAsia="Microsoft YaHei"/>
+          <w:sz w:val="22"/>
+        </w:rPr>
+      </w:r>
+      <w:r>
+        <w:rPr>
+          <w:rFonts w:ascii="Microsoft YaHei" w:hAnsi="Microsoft YaHei" w:eastAsia="Microsoft YaHei"/>
           <w:b/>
+          <w:sz w:val="22"/>
         </w:rPr>
         <w:t>提升校园猫咪管理水平：</w:t>
       </w:r>
       <w:r>
+        <w:rPr>
+          <w:rFonts w:ascii="Microsoft YaHei" w:hAnsi="Microsoft YaHei" w:eastAsia="Microsoft YaHei"/>
+          <w:sz w:val="22"/>
+        </w:rPr>
         <w:t xml:space="preserve"> 通过电子档案系统记录猫咪的分布、健康状况、绝育状态等信息，为校园流浪猫 TNR（抓捕-绝育-放归）救助工作提供数据支撑</w:t>
       </w:r>
     </w:p>
@@ -122,14 +155,25 @@
       <w:pPr>
         <w:pStyle w:val="ListBullet"/>
       </w:pPr>
-      <w:r/>
       <w:r>
         <w:rPr>
+          <w:rFonts w:ascii="Microsoft YaHei" w:hAnsi="Microsoft YaHei" w:eastAsia="Microsoft YaHei"/>
+          <w:sz w:val="22"/>
+        </w:rPr>
+      </w:r>
+      <w:r>
+        <w:rPr>
+          <w:rFonts w:ascii="Microsoft YaHei" w:hAnsi="Microsoft YaHei" w:eastAsia="Microsoft YaHei"/>
           <w:b/>
+          <w:sz w:val="22"/>
         </w:rPr>
         <w:t>增强师生关爱意识：</w:t>
       </w:r>
       <w:r>
+        <w:rPr>
+          <w:rFonts w:ascii="Microsoft YaHei" w:hAnsi="Microsoft YaHei" w:eastAsia="Microsoft YaHei"/>
+          <w:sz w:val="22"/>
+        </w:rPr>
         <w:t xml:space="preserve"> 系统化的猫咪信息展示和互动功能，能够吸引更多师生关注校园流浪猫问题，促进人与动物的和谐共处</w:t>
       </w:r>
     </w:p>
@@ -137,14 +181,25 @@
       <w:pPr>
         <w:pStyle w:val="ListBullet"/>
       </w:pPr>
-      <w:r/>
       <w:r>
         <w:rPr>
+          <w:rFonts w:ascii="Microsoft YaHei" w:hAnsi="Microsoft YaHei" w:eastAsia="Microsoft YaHei"/>
+          <w:sz w:val="22"/>
+        </w:rPr>
+      </w:r>
+      <w:r>
+        <w:rPr>
+          <w:rFonts w:ascii="Microsoft YaHei" w:hAnsi="Microsoft YaHei" w:eastAsia="Microsoft YaHei"/>
           <w:b/>
+          <w:sz w:val="22"/>
         </w:rPr>
         <w:t>促进校园社区建设：</w:t>
       </w:r>
       <w:r>
+        <w:rPr>
+          <w:rFonts w:ascii="Microsoft YaHei" w:hAnsi="Microsoft YaHei" w:eastAsia="Microsoft YaHei"/>
+          <w:sz w:val="22"/>
+        </w:rPr>
         <w:t xml:space="preserve"> 猫咪话题是校园社交的天然纽带，系统的互动功能（留言、评分、关注）有助于增强师生之间的交流与连接</w:t>
       </w:r>
     </w:p>
@@ -160,14 +215,25 @@
       <w:pPr>
         <w:pStyle w:val="ListBullet"/>
       </w:pPr>
-      <w:r/>
       <w:r>
         <w:rPr>
+          <w:rFonts w:ascii="Microsoft YaHei" w:hAnsi="Microsoft YaHei" w:eastAsia="Microsoft YaHei"/>
+          <w:sz w:val="22"/>
+        </w:rPr>
+      </w:r>
+      <w:r>
+        <w:rPr>
+          <w:rFonts w:ascii="Microsoft YaHei" w:hAnsi="Microsoft YaHei" w:eastAsia="Microsoft YaHei"/>
           <w:b/>
+          <w:sz w:val="22"/>
         </w:rPr>
         <w:t>推荐算法的实践应用：</w:t>
       </w:r>
       <w:r>
+        <w:rPr>
+          <w:rFonts w:ascii="Microsoft YaHei" w:hAnsi="Microsoft YaHei" w:eastAsia="Microsoft YaHei"/>
+          <w:sz w:val="22"/>
+        </w:rPr>
         <w:t xml:space="preserve"> 将余弦相似度算法与内容推荐相结合，在猫咪信息管理场景中落地，验证基于特征向量的推荐方法在小规模数据集上的效果</w:t>
       </w:r>
     </w:p>
@@ -175,14 +241,25 @@
       <w:pPr>
         <w:pStyle w:val="ListBullet"/>
       </w:pPr>
-      <w:r/>
       <w:r>
         <w:rPr>
+          <w:rFonts w:ascii="Microsoft YaHei" w:hAnsi="Microsoft YaHei" w:eastAsia="Microsoft YaHei"/>
+          <w:sz w:val="22"/>
+        </w:rPr>
+      </w:r>
+      <w:r>
+        <w:rPr>
+          <w:rFonts w:ascii="Microsoft YaHei" w:hAnsi="Microsoft YaHei" w:eastAsia="Microsoft YaHei"/>
           <w:b/>
+          <w:sz w:val="22"/>
         </w:rPr>
         <w:t>前后端分离架构的实践：</w:t>
       </w:r>
       <w:r>
+        <w:rPr>
+          <w:rFonts w:ascii="Microsoft YaHei" w:hAnsi="Microsoft YaHei" w:eastAsia="Microsoft YaHei"/>
+          <w:sz w:val="22"/>
+        </w:rPr>
         <w:t xml:space="preserve"> 采用 Spring Boot + Vue 3 的前后端分离架构，为后续同类 Web 应用开发积累技术经验</w:t>
       </w:r>
     </w:p>
@@ -190,14 +267,25 @@
       <w:pPr>
         <w:pStyle w:val="ListBullet"/>
       </w:pPr>
-      <w:r/>
       <w:r>
         <w:rPr>
+          <w:rFonts w:ascii="Microsoft YaHei" w:hAnsi="Microsoft YaHei" w:eastAsia="Microsoft YaHei"/>
+          <w:sz w:val="22"/>
+        </w:rPr>
+      </w:r>
+      <w:r>
+        <w:rPr>
+          <w:rFonts w:ascii="Microsoft YaHei" w:hAnsi="Microsoft YaHei" w:eastAsia="Microsoft YaHei"/>
           <w:b/>
+          <w:sz w:val="22"/>
         </w:rPr>
         <w:t>Web 端与小程序端的互补探索：</w:t>
       </w:r>
       <w:r>
+        <w:rPr>
+          <w:rFonts w:ascii="Microsoft YaHei" w:hAnsi="Microsoft YaHei" w:eastAsia="Microsoft YaHei"/>
+          <w:sz w:val="22"/>
+        </w:rPr>
         <w:t xml:space="preserve"> 本系统作为小程序端的 Web 补充，探索多端协同的校园信息化解决方案</w:t>
       </w:r>
     </w:p>
@@ -215,6 +303,28 @@
       </w:pPr>
       <w:r>
         <w:t>国内外同类系统调研</w:t>
+      </w:r>
+    </w:p>
+    <w:p>
+      <w:r>
+        <w:rPr>
+          <w:rFonts w:ascii="Microsoft YaHei" w:hAnsi="Microsoft YaHei" w:eastAsia="Microsoft YaHei"/>
+          <w:sz w:val="22"/>
+        </w:rPr>
+      </w:r>
+      <w:r>
+        <w:rPr>
+          <w:rFonts w:ascii="Microsoft YaHei" w:hAnsi="Microsoft YaHei" w:eastAsia="Microsoft YaHei"/>
+          <w:b/>
+          <w:sz w:val="22"/>
+        </w:rPr>
+        <w:t>表1 国内外同类系统对比</w:t>
+      </w:r>
+      <w:r>
+        <w:rPr>
+          <w:rFonts w:ascii="Microsoft YaHei" w:hAnsi="Microsoft YaHei" w:eastAsia="Microsoft YaHei"/>
+          <w:sz w:val="22"/>
+        </w:rPr>
       </w:r>
     </w:p>
     <w:tbl>
@@ -236,14 +346,13 @@
         <w:tc>
           <w:tcPr>
             <w:tcW w:type="dxa" w:w="1440"/>
-            <w:shd w:fill="D9E2F3" w:val="clear"/>
           </w:tcPr>
           <w:p>
-            <w:r/>
             <w:r>
               <w:rPr>
+                <w:rFonts w:ascii="Microsoft YaHei" w:hAnsi="Microsoft YaHei" w:eastAsia="Microsoft YaHei"/>
                 <w:b/>
-                <w:sz w:val="18"/>
+                <w:sz w:val="20"/>
               </w:rPr>
               <w:t>系统名称</w:t>
             </w:r>
@@ -252,14 +361,13 @@
         <w:tc>
           <w:tcPr>
             <w:tcW w:type="dxa" w:w="1440"/>
-            <w:shd w:fill="D9E2F3" w:val="clear"/>
           </w:tcPr>
           <w:p>
-            <w:r/>
             <w:r>
               <w:rPr>
+                <w:rFonts w:ascii="Microsoft YaHei" w:hAnsi="Microsoft YaHei" w:eastAsia="Microsoft YaHei"/>
                 <w:b/>
-                <w:sz w:val="18"/>
+                <w:sz w:val="20"/>
               </w:rPr>
               <w:t>所属高校</w:t>
             </w:r>
@@ -268,14 +376,13 @@
         <w:tc>
           <w:tcPr>
             <w:tcW w:type="dxa" w:w="1440"/>
-            <w:shd w:fill="D9E2F3" w:val="clear"/>
           </w:tcPr>
           <w:p>
-            <w:r/>
             <w:r>
               <w:rPr>
+                <w:rFonts w:ascii="Microsoft YaHei" w:hAnsi="Microsoft YaHei" w:eastAsia="Microsoft YaHei"/>
                 <w:b/>
-                <w:sz w:val="18"/>
+                <w:sz w:val="20"/>
               </w:rPr>
               <w:t>平台</w:t>
             </w:r>
@@ -284,14 +391,13 @@
         <w:tc>
           <w:tcPr>
             <w:tcW w:type="dxa" w:w="1440"/>
-            <w:shd w:fill="D9E2F3" w:val="clear"/>
           </w:tcPr>
           <w:p>
-            <w:r/>
             <w:r>
               <w:rPr>
+                <w:rFonts w:ascii="Microsoft YaHei" w:hAnsi="Microsoft YaHei" w:eastAsia="Microsoft YaHei"/>
                 <w:b/>
-                <w:sz w:val="18"/>
+                <w:sz w:val="20"/>
               </w:rPr>
               <w:t>核心功能</w:t>
             </w:r>
@@ -300,14 +406,13 @@
         <w:tc>
           <w:tcPr>
             <w:tcW w:type="dxa" w:w="1440"/>
-            <w:shd w:fill="D9E2F3" w:val="clear"/>
           </w:tcPr>
           <w:p>
-            <w:r/>
             <w:r>
               <w:rPr>
+                <w:rFonts w:ascii="Microsoft YaHei" w:hAnsi="Microsoft YaHei" w:eastAsia="Microsoft YaHei"/>
                 <w:b/>
-                <w:sz w:val="18"/>
+                <w:sz w:val="20"/>
               </w:rPr>
               <w:t>特色</w:t>
             </w:r>
@@ -316,14 +421,13 @@
         <w:tc>
           <w:tcPr>
             <w:tcW w:type="dxa" w:w="1440"/>
-            <w:shd w:fill="D9E2F3" w:val="clear"/>
           </w:tcPr>
           <w:p>
-            <w:r/>
             <w:r>
               <w:rPr>
+                <w:rFonts w:ascii="Microsoft YaHei" w:hAnsi="Microsoft YaHei" w:eastAsia="Microsoft YaHei"/>
                 <w:b/>
-                <w:sz w:val="18"/>
+                <w:sz w:val="20"/>
               </w:rPr>
               <w:t>不足</w:t>
             </w:r>
@@ -336,10 +440,10 @@
             <w:tcW w:type="dxa" w:w="1440"/>
           </w:tcPr>
           <w:p>
-            <w:r/>
             <w:r>
               <w:rPr>
-                <w:sz w:val="18"/>
+                <w:rFonts w:ascii="Microsoft YaHei" w:hAnsi="Microsoft YaHei" w:eastAsia="Microsoft YaHei"/>
+                <w:sz w:val="20"/>
               </w:rPr>
               <w:t>**笃行猫谱（中大猫谱）**</w:t>
             </w:r>
@@ -350,10 +454,10 @@
             <w:tcW w:type="dxa" w:w="1440"/>
           </w:tcPr>
           <w:p>
-            <w:r/>
             <w:r>
               <w:rPr>
-                <w:sz w:val="18"/>
+                <w:rFonts w:ascii="Microsoft YaHei" w:hAnsi="Microsoft YaHei" w:eastAsia="Microsoft YaHei"/>
+                <w:sz w:val="20"/>
               </w:rPr>
               <w:t>中山大学</w:t>
             </w:r>
@@ -364,10 +468,10 @@
             <w:tcW w:type="dxa" w:w="1440"/>
           </w:tcPr>
           <w:p>
-            <w:r/>
             <w:r>
               <w:rPr>
-                <w:sz w:val="18"/>
+                <w:rFonts w:ascii="Microsoft YaHei" w:hAnsi="Microsoft YaHei" w:eastAsia="Microsoft YaHei"/>
+                <w:sz w:val="20"/>
               </w:rPr>
               <w:t>微信小程序</w:t>
             </w:r>
@@ -378,10 +482,10 @@
             <w:tcW w:type="dxa" w:w="1440"/>
           </w:tcPr>
           <w:p>
-            <w:r/>
             <w:r>
               <w:rPr>
-                <w:sz w:val="18"/>
+                <w:rFonts w:ascii="Microsoft YaHei" w:hAnsi="Microsoft YaHei" w:eastAsia="Microsoft YaHei"/>
+                <w:sz w:val="20"/>
               </w:rPr>
               <w:t>猫咪档案、照片审核、留言、点赞</w:t>
             </w:r>
@@ -392,10 +496,10 @@
             <w:tcW w:type="dxa" w:w="1440"/>
           </w:tcPr>
           <w:p>
-            <w:r/>
             <w:r>
               <w:rPr>
-                <w:sz w:val="18"/>
+                <w:rFonts w:ascii="Microsoft YaHei" w:hAnsi="Microsoft YaHei" w:eastAsia="Microsoft YaHei"/>
+                <w:sz w:val="20"/>
               </w:rPr>
               <w:t>照片审核流程完善；开源项目</w:t>
             </w:r>
@@ -406,10 +510,10 @@
             <w:tcW w:type="dxa" w:w="1440"/>
           </w:tcPr>
           <w:p>
-            <w:r/>
             <w:r>
               <w:rPr>
-                <w:sz w:val="18"/>
+                <w:rFonts w:ascii="Microsoft YaHei" w:hAnsi="Microsoft YaHei" w:eastAsia="Microsoft YaHei"/>
+                <w:sz w:val="20"/>
               </w:rPr>
               <w:t>无推荐算法；页面承载受限</w:t>
             </w:r>
@@ -422,10 +526,10 @@
             <w:tcW w:type="dxa" w:w="1440"/>
           </w:tcPr>
           <w:p>
-            <w:r/>
             <w:r>
               <w:rPr>
-                <w:sz w:val="18"/>
+                <w:rFonts w:ascii="Microsoft YaHei" w:hAnsi="Microsoft YaHei" w:eastAsia="Microsoft YaHei"/>
+                <w:sz w:val="20"/>
               </w:rPr>
               <w:t>**燕园猫速查手册**</w:t>
             </w:r>
@@ -436,10 +540,10 @@
             <w:tcW w:type="dxa" w:w="1440"/>
           </w:tcPr>
           <w:p>
-            <w:r/>
             <w:r>
               <w:rPr>
-                <w:sz w:val="18"/>
+                <w:rFonts w:ascii="Microsoft YaHei" w:hAnsi="Microsoft YaHei" w:eastAsia="Microsoft YaHei"/>
+                <w:sz w:val="20"/>
               </w:rPr>
               <w:t>北京大学</w:t>
             </w:r>
@@ -450,10 +554,10 @@
             <w:tcW w:type="dxa" w:w="1440"/>
           </w:tcPr>
           <w:p>
-            <w:r/>
             <w:r>
               <w:rPr>
-                <w:sz w:val="18"/>
+                <w:rFonts w:ascii="Microsoft YaHei" w:hAnsi="Microsoft YaHei" w:eastAsia="Microsoft YaHei"/>
+                <w:sz w:val="20"/>
               </w:rPr>
               <w:t>Web 页面</w:t>
             </w:r>
@@ -464,10 +568,10 @@
             <w:tcW w:type="dxa" w:w="1440"/>
           </w:tcPr>
           <w:p>
-            <w:r/>
             <w:r>
               <w:rPr>
-                <w:sz w:val="18"/>
+                <w:rFonts w:ascii="Microsoft YaHei" w:hAnsi="Microsoft YaHei" w:eastAsia="Microsoft YaHei"/>
+                <w:sz w:val="20"/>
               </w:rPr>
               <w:t>猫咪名录、位置标记</w:t>
             </w:r>
@@ -478,10 +582,10 @@
             <w:tcW w:type="dxa" w:w="1440"/>
           </w:tcPr>
           <w:p>
-            <w:r/>
             <w:r>
               <w:rPr>
-                <w:sz w:val="18"/>
+                <w:rFonts w:ascii="Microsoft YaHei" w:hAnsi="Microsoft YaHei" w:eastAsia="Microsoft YaHei"/>
+                <w:sz w:val="20"/>
               </w:rPr>
               <w:t>猫咪覆盖全；信息更新及时</w:t>
             </w:r>
@@ -492,10 +596,10 @@
             <w:tcW w:type="dxa" w:w="1440"/>
           </w:tcPr>
           <w:p>
-            <w:r/>
             <w:r>
               <w:rPr>
-                <w:sz w:val="18"/>
+                <w:rFonts w:ascii="Microsoft YaHei" w:hAnsi="Microsoft YaHei" w:eastAsia="Microsoft YaHei"/>
+                <w:sz w:val="20"/>
               </w:rPr>
               <w:t>无互动功能；无算法推荐</w:t>
             </w:r>
@@ -508,10 +612,10 @@
             <w:tcW w:type="dxa" w:w="1440"/>
           </w:tcPr>
           <w:p>
-            <w:r/>
             <w:r>
               <w:rPr>
-                <w:sz w:val="18"/>
+                <w:rFonts w:ascii="Microsoft YaHei" w:hAnsi="Microsoft YaHei" w:eastAsia="Microsoft YaHei"/>
+                <w:sz w:val="20"/>
               </w:rPr>
               <w:t>**THU 小喵**</w:t>
             </w:r>
@@ -522,10 +626,10 @@
             <w:tcW w:type="dxa" w:w="1440"/>
           </w:tcPr>
           <w:p>
-            <w:r/>
             <w:r>
               <w:rPr>
-                <w:sz w:val="18"/>
+                <w:rFonts w:ascii="Microsoft YaHei" w:hAnsi="Microsoft YaHei" w:eastAsia="Microsoft YaHei"/>
+                <w:sz w:val="20"/>
               </w:rPr>
               <w:t>清华大学</w:t>
             </w:r>
@@ -536,10 +640,10 @@
             <w:tcW w:type="dxa" w:w="1440"/>
           </w:tcPr>
           <w:p>
-            <w:r/>
             <w:r>
               <w:rPr>
-                <w:sz w:val="18"/>
+                <w:rFonts w:ascii="Microsoft YaHei" w:hAnsi="Microsoft YaHei" w:eastAsia="Microsoft YaHei"/>
+                <w:sz w:val="20"/>
               </w:rPr>
               <w:t>微信小程序</w:t>
             </w:r>
@@ -550,10 +654,10 @@
             <w:tcW w:type="dxa" w:w="1440"/>
           </w:tcPr>
           <w:p>
-            <w:r/>
             <w:r>
               <w:rPr>
-                <w:sz w:val="18"/>
+                <w:rFonts w:ascii="Microsoft YaHei" w:hAnsi="Microsoft YaHei" w:eastAsia="Microsoft YaHei"/>
+                <w:sz w:val="20"/>
               </w:rPr>
               <w:t>猫咪地图、投喂记录</w:t>
             </w:r>
@@ -564,10 +668,10 @@
             <w:tcW w:type="dxa" w:w="1440"/>
           </w:tcPr>
           <w:p>
-            <w:r/>
             <w:r>
               <w:rPr>
-                <w:sz w:val="18"/>
+                <w:rFonts w:ascii="Microsoft YaHei" w:hAnsi="Microsoft YaHei" w:eastAsia="Microsoft YaHei"/>
+                <w:sz w:val="20"/>
               </w:rPr>
               <w:t>地图可视化</w:t>
             </w:r>
@@ -578,10 +682,10 @@
             <w:tcW w:type="dxa" w:w="1440"/>
           </w:tcPr>
           <w:p>
-            <w:r/>
             <w:r>
               <w:rPr>
-                <w:sz w:val="18"/>
+                <w:rFonts w:ascii="Microsoft YaHei" w:hAnsi="Microsoft YaHei" w:eastAsia="Microsoft YaHei"/>
+                <w:sz w:val="20"/>
               </w:rPr>
               <w:t>功能单一；无社交互动</w:t>
             </w:r>
@@ -594,10 +698,10 @@
             <w:tcW w:type="dxa" w:w="1440"/>
           </w:tcPr>
           <w:p>
-            <w:r/>
             <w:r>
               <w:rPr>
-                <w:sz w:val="18"/>
+                <w:rFonts w:ascii="Microsoft YaHei" w:hAnsi="Microsoft YaHei" w:eastAsia="Microsoft YaHei"/>
+                <w:sz w:val="20"/>
               </w:rPr>
               <w:t>**本校现有小程序**</w:t>
             </w:r>
@@ -608,10 +712,10 @@
             <w:tcW w:type="dxa" w:w="1440"/>
           </w:tcPr>
           <w:p>
-            <w:r/>
             <w:r>
               <w:rPr>
-                <w:sz w:val="18"/>
+                <w:rFonts w:ascii="Microsoft YaHei" w:hAnsi="Microsoft YaHei" w:eastAsia="Microsoft YaHei"/>
+                <w:sz w:val="20"/>
               </w:rPr>
               <w:t>南京信息工程大学</w:t>
             </w:r>
@@ -622,10 +726,10 @@
             <w:tcW w:type="dxa" w:w="1440"/>
           </w:tcPr>
           <w:p>
-            <w:r/>
             <w:r>
               <w:rPr>
-                <w:sz w:val="18"/>
+                <w:rFonts w:ascii="Microsoft YaHei" w:hAnsi="Microsoft YaHei" w:eastAsia="Microsoft YaHei"/>
+                <w:sz w:val="20"/>
               </w:rPr>
               <w:t>微信小程序</w:t>
             </w:r>
@@ -636,10 +740,10 @@
             <w:tcW w:type="dxa" w:w="1440"/>
           </w:tcPr>
           <w:p>
-            <w:r/>
             <w:r>
               <w:rPr>
-                <w:sz w:val="18"/>
+                <w:rFonts w:ascii="Microsoft YaHei" w:hAnsi="Microsoft YaHei" w:eastAsia="Microsoft YaHei"/>
+                <w:sz w:val="20"/>
               </w:rPr>
               <w:t>猫咪档案、照片上传、留言</w:t>
             </w:r>
@@ -650,10 +754,10 @@
             <w:tcW w:type="dxa" w:w="1440"/>
           </w:tcPr>
           <w:p>
-            <w:r/>
             <w:r>
               <w:rPr>
-                <w:sz w:val="18"/>
+                <w:rFonts w:ascii="Microsoft YaHei" w:hAnsi="Microsoft YaHei" w:eastAsia="Microsoft YaHei"/>
+                <w:sz w:val="20"/>
               </w:rPr>
               <w:t>基于中大猫谱二次开发</w:t>
             </w:r>
@@ -664,10 +768,10 @@
             <w:tcW w:type="dxa" w:w="1440"/>
           </w:tcPr>
           <w:p>
-            <w:r/>
             <w:r>
               <w:rPr>
-                <w:sz w:val="18"/>
+                <w:rFonts w:ascii="Microsoft YaHei" w:hAnsi="Microsoft YaHei" w:eastAsia="Microsoft YaHei"/>
+                <w:sz w:val="20"/>
               </w:rPr>
               <w:t>同中大猫谱局限</w:t>
             </w:r>
@@ -685,58 +789,106 @@
       </w:r>
     </w:p>
     <w:p>
+      <w:pPr>
+        <w:pStyle w:val="ListBullet"/>
+      </w:pPr>
       <w:r>
-        <w:t xml:space="preserve">1. </w:t>
+        <w:rPr>
+          <w:rFonts w:ascii="Microsoft YaHei" w:hAnsi="Microsoft YaHei" w:eastAsia="Microsoft YaHei"/>
+          <w:sz w:val="22"/>
+        </w:rPr>
       </w:r>
       <w:r>
         <w:rPr>
+          <w:rFonts w:ascii="Microsoft YaHei" w:hAnsi="Microsoft YaHei" w:eastAsia="Microsoft YaHei"/>
           <w:b/>
+          <w:sz w:val="22"/>
         </w:rPr>
         <w:t>缺乏智能推荐功能：</w:t>
       </w:r>
       <w:r>
+        <w:rPr>
+          <w:rFonts w:ascii="Microsoft YaHei" w:hAnsi="Microsoft YaHei" w:eastAsia="Microsoft YaHei"/>
+          <w:sz w:val="22"/>
+        </w:rPr>
         <w:t xml:space="preserve"> 现有系统均以基础的档案浏览和搜索为主，未引入内容推荐算法，用户无法发现与自己兴趣相关的猫咪</w:t>
       </w:r>
     </w:p>
     <w:p>
+      <w:pPr>
+        <w:pStyle w:val="ListBullet"/>
+      </w:pPr>
       <w:r>
-        <w:t xml:space="preserve">2. </w:t>
+        <w:rPr>
+          <w:rFonts w:ascii="Microsoft YaHei" w:hAnsi="Microsoft YaHei" w:eastAsia="Microsoft YaHei"/>
+          <w:sz w:val="22"/>
+        </w:rPr>
       </w:r>
       <w:r>
         <w:rPr>
+          <w:rFonts w:ascii="Microsoft YaHei" w:hAnsi="Microsoft YaHei" w:eastAsia="Microsoft YaHei"/>
           <w:b/>
+          <w:sz w:val="22"/>
         </w:rPr>
         <w:t>互动维度单一：</w:t>
       </w:r>
       <w:r>
+        <w:rPr>
+          <w:rFonts w:ascii="Microsoft YaHei" w:hAnsi="Microsoft YaHei" w:eastAsia="Microsoft YaHei"/>
+          <w:sz w:val="22"/>
+        </w:rPr>
         <w:t xml:space="preserve"> 多数系统仅支持留言和点赞，缺少评分、关注等多维度互动机制</w:t>
       </w:r>
     </w:p>
     <w:p>
+      <w:pPr>
+        <w:pStyle w:val="ListBullet"/>
+      </w:pPr>
       <w:r>
-        <w:t xml:space="preserve">3. </w:t>
+        <w:rPr>
+          <w:rFonts w:ascii="Microsoft YaHei" w:hAnsi="Microsoft YaHei" w:eastAsia="Microsoft YaHei"/>
+          <w:sz w:val="22"/>
+        </w:rPr>
       </w:r>
       <w:r>
         <w:rPr>
+          <w:rFonts w:ascii="Microsoft YaHei" w:hAnsi="Microsoft YaHei" w:eastAsia="Microsoft YaHei"/>
           <w:b/>
+          <w:sz w:val="22"/>
         </w:rPr>
         <w:t>Web 端覆盖不足：</w:t>
       </w:r>
       <w:r>
+        <w:rPr>
+          <w:rFonts w:ascii="Microsoft YaHei" w:hAnsi="Microsoft YaHei" w:eastAsia="Microsoft YaHei"/>
+          <w:sz w:val="22"/>
+        </w:rPr>
         <w:t xml:space="preserve"> 多数校园猫咪平台集中在小程序端，Web 端系统较少，跨设备访问不便</w:t>
       </w:r>
     </w:p>
     <w:p>
+      <w:pPr>
+        <w:pStyle w:val="ListBullet"/>
+      </w:pPr>
       <w:r>
-        <w:t xml:space="preserve">4. </w:t>
+        <w:rPr>
+          <w:rFonts w:ascii="Microsoft YaHei" w:hAnsi="Microsoft YaHei" w:eastAsia="Microsoft YaHei"/>
+          <w:sz w:val="22"/>
+        </w:rPr>
       </w:r>
       <w:r>
         <w:rPr>
+          <w:rFonts w:ascii="Microsoft YaHei" w:hAnsi="Microsoft YaHei" w:eastAsia="Microsoft YaHei"/>
           <w:b/>
+          <w:sz w:val="22"/>
         </w:rPr>
         <w:t>数据利用不充分：</w:t>
       </w:r>
       <w:r>
+        <w:rPr>
+          <w:rFonts w:ascii="Microsoft YaHei" w:hAnsi="Microsoft YaHei" w:eastAsia="Microsoft YaHei"/>
+          <w:sz w:val="22"/>
+        </w:rPr>
         <w:t xml:space="preserve"> 用户行为数据（浏览、搜索、互动）未被充分采集和利用</w:t>
       </w:r>
     </w:p>
@@ -752,14 +904,25 @@
       <w:pPr>
         <w:pStyle w:val="ListBullet"/>
       </w:pPr>
-      <w:r/>
       <w:r>
         <w:rPr>
+          <w:rFonts w:ascii="Microsoft YaHei" w:hAnsi="Microsoft YaHei" w:eastAsia="Microsoft YaHei"/>
+          <w:sz w:val="22"/>
+        </w:rPr>
+      </w:r>
+      <w:r>
+        <w:rPr>
+          <w:rFonts w:ascii="Microsoft YaHei" w:hAnsi="Microsoft YaHei" w:eastAsia="Microsoft YaHei"/>
           <w:b/>
+          <w:sz w:val="22"/>
         </w:rPr>
         <w:t>引入推荐算法：</w:t>
       </w:r>
       <w:r>
+        <w:rPr>
+          <w:rFonts w:ascii="Microsoft YaHei" w:hAnsi="Microsoft YaHei" w:eastAsia="Microsoft YaHei"/>
+          <w:sz w:val="22"/>
+        </w:rPr>
         <w:t xml:space="preserve"> 基于余弦相似度融合热度因子的内容推荐，在猫咪详情页推荐相似猫咪</w:t>
       </w:r>
     </w:p>
@@ -767,14 +930,25 @@
       <w:pPr>
         <w:pStyle w:val="ListBullet"/>
       </w:pPr>
-      <w:r/>
       <w:r>
         <w:rPr>
+          <w:rFonts w:ascii="Microsoft YaHei" w:hAnsi="Microsoft YaHei" w:eastAsia="Microsoft YaHei"/>
+          <w:sz w:val="22"/>
+        </w:rPr>
+      </w:r>
+      <w:r>
+        <w:rPr>
+          <w:rFonts w:ascii="Microsoft YaHei" w:hAnsi="Microsoft YaHei" w:eastAsia="Microsoft YaHei"/>
           <w:b/>
+          <w:sz w:val="22"/>
         </w:rPr>
         <w:t>五维评分体系：</w:t>
       </w:r>
       <w:r>
+        <w:rPr>
+          <w:rFonts w:ascii="Microsoft YaHei" w:hAnsi="Microsoft YaHei" w:eastAsia="Microsoft YaHei"/>
+          <w:sz w:val="22"/>
+        </w:rPr>
         <w:t xml:space="preserve"> 从猫德、颜值、社交、干饭、活力五个维度对猫咪进行评分，丰富互动维度</w:t>
       </w:r>
     </w:p>
@@ -782,14 +956,25 @@
       <w:pPr>
         <w:pStyle w:val="ListBullet"/>
       </w:pPr>
-      <w:r/>
       <w:r>
         <w:rPr>
+          <w:rFonts w:ascii="Microsoft YaHei" w:hAnsi="Microsoft YaHei" w:eastAsia="Microsoft YaHei"/>
+          <w:sz w:val="22"/>
+        </w:rPr>
+      </w:r>
+      <w:r>
+        <w:rPr>
+          <w:rFonts w:ascii="Microsoft YaHei" w:hAnsi="Microsoft YaHei" w:eastAsia="Microsoft YaHei"/>
           <w:b/>
+          <w:sz w:val="22"/>
         </w:rPr>
         <w:t>Web 端全功能覆盖：</w:t>
       </w:r>
       <w:r>
+        <w:rPr>
+          <w:rFonts w:ascii="Microsoft YaHei" w:hAnsi="Microsoft YaHei" w:eastAsia="Microsoft YaHei"/>
+          <w:sz w:val="22"/>
+        </w:rPr>
         <w:t xml:space="preserve"> 提供完整的 Web 端猫咪信息管理、搜索浏览、社交互动功能</w:t>
       </w:r>
     </w:p>
@@ -797,14 +982,25 @@
       <w:pPr>
         <w:pStyle w:val="ListBullet"/>
       </w:pPr>
-      <w:r/>
       <w:r>
         <w:rPr>
+          <w:rFonts w:ascii="Microsoft YaHei" w:hAnsi="Microsoft YaHei" w:eastAsia="Microsoft YaHei"/>
+          <w:sz w:val="22"/>
+        </w:rPr>
+      </w:r>
+      <w:r>
+        <w:rPr>
+          <w:rFonts w:ascii="Microsoft YaHei" w:hAnsi="Microsoft YaHei" w:eastAsia="Microsoft YaHei"/>
           <w:b/>
+          <w:sz w:val="22"/>
         </w:rPr>
         <w:t>行为数据驱动：</w:t>
       </w:r>
       <w:r>
+        <w:rPr>
+          <w:rFonts w:ascii="Microsoft YaHei" w:hAnsi="Microsoft YaHei" w:eastAsia="Microsoft YaHei"/>
+          <w:sz w:val="22"/>
+        </w:rPr>
         <w:t xml:space="preserve"> 自动记录用户行为日志，为算法和运营提供数据支持</w:t>
       </w:r>
     </w:p>
@@ -817,53 +1013,105 @@
       </w:r>
     </w:p>
     <w:p>
+      <w:pPr>
+        <w:pStyle w:val="ListBullet"/>
+      </w:pPr>
       <w:r>
-        <w:t>1. 为校园猫咪建立电子档案，记录基本信息、照片和健康状况</w:t>
+        <w:rPr>
+          <w:rFonts w:ascii="Microsoft YaHei" w:hAnsi="Microsoft YaHei" w:eastAsia="Microsoft YaHei"/>
+          <w:sz w:val="22"/>
+        </w:rPr>
+        <w:t>为校园猫咪建立电子档案，记录基本信息、照片和健康状况</w:t>
       </w:r>
     </w:p>
     <w:p>
+      <w:pPr>
+        <w:pStyle w:val="ListBullet"/>
+      </w:pPr>
       <w:r>
-        <w:t>2. 提供猫咪搜索和浏览功能，方便用户查找感兴趣的猫咪</w:t>
+        <w:rPr>
+          <w:rFonts w:ascii="Microsoft YaHei" w:hAnsi="Microsoft YaHei" w:eastAsia="Microsoft YaHei"/>
+          <w:sz w:val="22"/>
+        </w:rPr>
+        <w:t>提供猫咪搜索和浏览功能，方便用户查找感兴趣的猫咪</w:t>
       </w:r>
     </w:p>
     <w:p>
+      <w:pPr>
+        <w:pStyle w:val="ListBullet"/>
+      </w:pPr>
       <w:r>
-        <w:t xml:space="preserve">3. </w:t>
+        <w:rPr>
+          <w:rFonts w:ascii="Microsoft YaHei" w:hAnsi="Microsoft YaHei" w:eastAsia="Microsoft YaHei"/>
+          <w:sz w:val="22"/>
+        </w:rPr>
       </w:r>
       <w:r>
         <w:rPr>
+          <w:rFonts w:ascii="Microsoft YaHei" w:hAnsi="Microsoft YaHei" w:eastAsia="Microsoft YaHei"/>
           <w:b/>
+          <w:sz w:val="22"/>
         </w:rPr>
         <w:t>基于余弦相似度的推荐算法，在猫咪详情页推荐相似猫咪</w:t>
       </w:r>
-      <w:r/>
-    </w:p>
-    <w:p>
       <w:r>
-        <w:t>4. 支持用户参与猫咪档案的建设（添加猫咪、上传照片、留言评论、关注猫咪、评分点赞）</w:t>
+        <w:rPr>
+          <w:rFonts w:ascii="Microsoft YaHei" w:hAnsi="Microsoft YaHei" w:eastAsia="Microsoft YaHei"/>
+          <w:sz w:val="22"/>
+        </w:rPr>
       </w:r>
     </w:p>
     <w:p>
+      <w:pPr>
+        <w:pStyle w:val="ListBullet"/>
+      </w:pPr>
       <w:r>
-        <w:t>5. 为管理员提供数据管理权限，包括照片审核和评论审核</w:t>
+        <w:rPr>
+          <w:rFonts w:ascii="Microsoft YaHei" w:hAnsi="Microsoft YaHei" w:eastAsia="Microsoft YaHei"/>
+          <w:sz w:val="22"/>
+        </w:rPr>
+        <w:t>支持用户参与猫咪档案的建设（添加猫咪、上传照片、留言评论、关注猫咪、评分点赞）</w:t>
       </w:r>
     </w:p>
     <w:p>
+      <w:pPr>
+        <w:pStyle w:val="ListBullet"/>
+      </w:pPr>
       <w:r>
-        <w:t>6. 提供照片审核流程，保证照片质量和内容安全</w:t>
+        <w:rPr>
+          <w:rFonts w:ascii="Microsoft YaHei" w:hAnsi="Microsoft YaHei" w:eastAsia="Microsoft YaHei"/>
+          <w:sz w:val="22"/>
+        </w:rPr>
+        <w:t>为管理员提供数据管理权限，包括照片审核和评论审核</w:t>
       </w:r>
     </w:p>
     <w:p>
+      <w:pPr>
+        <w:pStyle w:val="ListBullet"/>
+      </w:pPr>
       <w:r>
-        <w:t>7. 引入猫友互动机制（点赞、评分、关注），增强用户参与度</w:t>
+        <w:rPr>
+          <w:rFonts w:ascii="Microsoft YaHei" w:hAnsi="Microsoft YaHei" w:eastAsia="Microsoft YaHei"/>
+          <w:sz w:val="22"/>
+        </w:rPr>
+        <w:t>提供照片审核流程，保证照片质量和内容安全</w:t>
+      </w:r>
+    </w:p>
+    <w:p>
+      <w:pPr>
+        <w:pStyle w:val="ListBullet"/>
+      </w:pPr>
+      <w:r>
+        <w:rPr>
+          <w:rFonts w:ascii="Microsoft YaHei" w:hAnsi="Microsoft YaHei" w:eastAsia="Microsoft YaHei"/>
+          <w:sz w:val="22"/>
+        </w:rPr>
+        <w:t>引入猫友互动机制（点赞、评分、关注），增强用户参与度</w:t>
       </w:r>
     </w:p>
     <w:p>
       <w:pPr>
         <w:spacing w:before="120" w:after="120"/>
-        <w:pBdr>
-          <w:bottom w:val="single" w:sz="6" w:space="1" w:color="999999"/>
-        </w:pBdr>
       </w:pPr>
     </w:p>
     <w:p>
@@ -882,296 +1130,26 @@
         <w:t>2.1 技术可行性</w:t>
       </w:r>
     </w:p>
-    <w:tbl>
-      <w:tblPr>
-        <w:tblStyle w:val="TableGrid"/>
-        <w:tblW w:type="auto" w:w="0"/>
-        <w:jc w:val="center"/>
-        <w:tblLook w:firstColumn="1" w:firstRow="1" w:lastColumn="0" w:lastRow="0" w:noHBand="0" w:noVBand="1" w:val="04A0"/>
-      </w:tblPr>
-      <w:tblGrid>
-        <w:gridCol w:w="2880"/>
-        <w:gridCol w:w="2880"/>
-        <w:gridCol w:w="2880"/>
-      </w:tblGrid>
-      <w:tr>
-        <w:tc>
-          <w:tcPr>
-            <w:tcW w:type="dxa" w:w="2880"/>
-            <w:shd w:fill="D9E2F3" w:val="clear"/>
-          </w:tcPr>
-          <w:p>
-            <w:r/>
-            <w:r>
-              <w:rPr>
-                <w:b/>
-                <w:sz w:val="18"/>
-              </w:rPr>
-              <w:t>方面</w:t>
-            </w:r>
-          </w:p>
-        </w:tc>
-        <w:tc>
-          <w:tcPr>
-            <w:tcW w:type="dxa" w:w="2880"/>
-            <w:shd w:fill="D9E2F3" w:val="clear"/>
-          </w:tcPr>
-          <w:p>
-            <w:r/>
-            <w:r>
-              <w:rPr>
-                <w:b/>
-                <w:sz w:val="18"/>
-              </w:rPr>
-              <w:t>分析</w:t>
-            </w:r>
-          </w:p>
-        </w:tc>
-        <w:tc>
-          <w:tcPr>
-            <w:tcW w:type="dxa" w:w="2880"/>
-            <w:shd w:fill="D9E2F3" w:val="clear"/>
-          </w:tcPr>
-          <w:p>
-            <w:r/>
-            <w:r>
-              <w:rPr>
-                <w:b/>
-                <w:sz w:val="18"/>
-              </w:rPr>
-              <w:t>结论</w:t>
-            </w:r>
-          </w:p>
-        </w:tc>
-      </w:tr>
-      <w:tr>
-        <w:tc>
-          <w:tcPr>
-            <w:tcW w:type="dxa" w:w="2880"/>
-          </w:tcPr>
-          <w:p>
-            <w:r/>
-            <w:r>
-              <w:rPr>
-                <w:sz w:val="18"/>
-              </w:rPr>
-              <w:t>**后端技术**</w:t>
-            </w:r>
-          </w:p>
-        </w:tc>
-        <w:tc>
-          <w:tcPr>
-            <w:tcW w:type="dxa" w:w="2880"/>
-          </w:tcPr>
-          <w:p>
-            <w:r/>
-            <w:r>
-              <w:rPr>
-                <w:sz w:val="18"/>
-              </w:rPr>
-              <w:t>Spring Boot 3.x 是成熟的 Java Web 框架，社区活跃、文档丰富；JPA/Hibernate 提供完善的 ORM 支持；Maven 管理依赖便捷</w:t>
-            </w:r>
-          </w:p>
-        </w:tc>
-        <w:tc>
-          <w:tcPr>
-            <w:tcW w:type="dxa" w:w="2880"/>
-          </w:tcPr>
-          <w:p>
-            <w:r/>
-            <w:r>
-              <w:rPr>
-                <w:sz w:val="18"/>
-              </w:rPr>
-              <w:t>✅ 可行</w:t>
-            </w:r>
-          </w:p>
-        </w:tc>
-      </w:tr>
-      <w:tr>
-        <w:tc>
-          <w:tcPr>
-            <w:tcW w:type="dxa" w:w="2880"/>
-          </w:tcPr>
-          <w:p>
-            <w:r/>
-            <w:r>
-              <w:rPr>
-                <w:sz w:val="18"/>
-              </w:rPr>
-              <w:t>**前端技术**</w:t>
-            </w:r>
-          </w:p>
-        </w:tc>
-        <w:tc>
-          <w:tcPr>
-            <w:tcW w:type="dxa" w:w="2880"/>
-          </w:tcPr>
-          <w:p>
-            <w:r/>
-            <w:r>
-              <w:rPr>
-                <w:sz w:val="18"/>
-              </w:rPr>
-              <w:t>Vue 3 配合 Vite 构建工具，开发效率高；Composition API 代码组织清晰；Axios 封装 HTTP 请求成熟稳定</w:t>
-            </w:r>
-          </w:p>
-        </w:tc>
-        <w:tc>
-          <w:tcPr>
-            <w:tcW w:type="dxa" w:w="2880"/>
-          </w:tcPr>
-          <w:p>
-            <w:r/>
-            <w:r>
-              <w:rPr>
-                <w:sz w:val="18"/>
-              </w:rPr>
-              <w:t>✅ 可行</w:t>
-            </w:r>
-          </w:p>
-        </w:tc>
-      </w:tr>
-      <w:tr>
-        <w:tc>
-          <w:tcPr>
-            <w:tcW w:type="dxa" w:w="2880"/>
-          </w:tcPr>
-          <w:p>
-            <w:r/>
-            <w:r>
-              <w:rPr>
-                <w:sz w:val="18"/>
-              </w:rPr>
-              <w:t>**数据库**</w:t>
-            </w:r>
-          </w:p>
-        </w:tc>
-        <w:tc>
-          <w:tcPr>
-            <w:tcW w:type="dxa" w:w="2880"/>
-          </w:tcPr>
-          <w:p>
-            <w:r/>
-            <w:r>
-              <w:rPr>
-                <w:sz w:val="18"/>
-              </w:rPr>
-              <w:t>MySQL 8.0 是广泛使用的关系型数据库，支持事务、外键、索引等，完全满足中小规模数据存储需求</w:t>
-            </w:r>
-          </w:p>
-        </w:tc>
-        <w:tc>
-          <w:tcPr>
-            <w:tcW w:type="dxa" w:w="2880"/>
-          </w:tcPr>
-          <w:p>
-            <w:r/>
-            <w:r>
-              <w:rPr>
-                <w:sz w:val="18"/>
-              </w:rPr>
-              <w:t>✅ 可行</w:t>
-            </w:r>
-          </w:p>
-        </w:tc>
-      </w:tr>
-      <w:tr>
-        <w:tc>
-          <w:tcPr>
-            <w:tcW w:type="dxa" w:w="2880"/>
-          </w:tcPr>
-          <w:p>
-            <w:r/>
-            <w:r>
-              <w:rPr>
-                <w:sz w:val="18"/>
-              </w:rPr>
-              <w:t>**推荐算法**</w:t>
-            </w:r>
-          </w:p>
-        </w:tc>
-        <w:tc>
-          <w:tcPr>
-            <w:tcW w:type="dxa" w:w="2880"/>
-          </w:tcPr>
-          <w:p>
-            <w:r/>
-            <w:r>
-              <w:rPr>
-                <w:sz w:val="18"/>
-              </w:rPr>
-              <w:t>余弦相似度是标准的相似度计算方法，算法复杂度低（O(n²)），在猫咪数量 ≤ 100 时计算时间可控制在 1 秒以内</w:t>
-            </w:r>
-          </w:p>
-        </w:tc>
-        <w:tc>
-          <w:tcPr>
-            <w:tcW w:type="dxa" w:w="2880"/>
-          </w:tcPr>
-          <w:p>
-            <w:r/>
-            <w:r>
-              <w:rPr>
-                <w:sz w:val="18"/>
-              </w:rPr>
-              <w:t>✅ 可行</w:t>
-            </w:r>
-          </w:p>
-        </w:tc>
-      </w:tr>
-      <w:tr>
-        <w:tc>
-          <w:tcPr>
-            <w:tcW w:type="dxa" w:w="2880"/>
-          </w:tcPr>
-          <w:p>
-            <w:r/>
-            <w:r>
-              <w:rPr>
-                <w:sz w:val="18"/>
-              </w:rPr>
-              <w:t>**开发工具**</w:t>
-            </w:r>
-          </w:p>
-        </w:tc>
-        <w:tc>
-          <w:tcPr>
-            <w:tcW w:type="dxa" w:w="2880"/>
-          </w:tcPr>
-          <w:p>
-            <w:r/>
-            <w:r>
-              <w:rPr>
-                <w:sz w:val="18"/>
-              </w:rPr>
-              <w:t>JDK 17、Maven、Node.js、VS Code / IntelliJ IDEA 均为免费或开源工具</w:t>
-            </w:r>
-          </w:p>
-        </w:tc>
-        <w:tc>
-          <w:tcPr>
-            <w:tcW w:type="dxa" w:w="2880"/>
-          </w:tcPr>
-          <w:p>
-            <w:r/>
-            <w:r>
-              <w:rPr>
-                <w:sz w:val="18"/>
-              </w:rPr>
-              <w:t>✅ 可行</w:t>
-            </w:r>
-          </w:p>
-        </w:tc>
-      </w:tr>
-    </w:tbl>
-    <w:p/>
     <w:p>
-      <w:pPr>
-        <w:pStyle w:val="Heading3"/>
-      </w:pPr>
       <w:r>
-        <w:t>2.2 经济可行性</w:t>
+        <w:rPr>
+          <w:rFonts w:ascii="Microsoft YaHei" w:hAnsi="Microsoft YaHei" w:eastAsia="Microsoft YaHei"/>
+          <w:sz w:val="22"/>
+        </w:rPr>
+      </w:r>
+      <w:r>
+        <w:rPr>
+          <w:rFonts w:ascii="Microsoft YaHei" w:hAnsi="Microsoft YaHei" w:eastAsia="Microsoft YaHei"/>
+          <w:b/>
+          <w:sz w:val="22"/>
+        </w:rPr>
+        <w:t>表2 技术可行性分析</w:t>
+      </w:r>
+      <w:r>
+        <w:rPr>
+          <w:rFonts w:ascii="Microsoft YaHei" w:hAnsi="Microsoft YaHei" w:eastAsia="Microsoft YaHei"/>
+          <w:sz w:val="22"/>
+        </w:rPr>
       </w:r>
     </w:p>
     <w:tbl>
@@ -1190,14 +1168,324 @@
         <w:tc>
           <w:tcPr>
             <w:tcW w:type="dxa" w:w="2880"/>
-            <w:shd w:fill="D9E2F3" w:val="clear"/>
           </w:tcPr>
           <w:p>
-            <w:r/>
             <w:r>
               <w:rPr>
+                <w:rFonts w:ascii="Microsoft YaHei" w:hAnsi="Microsoft YaHei" w:eastAsia="Microsoft YaHei"/>
                 <w:b/>
-                <w:sz w:val="18"/>
+                <w:sz w:val="20"/>
+              </w:rPr>
+              <w:t>方面</w:t>
+            </w:r>
+          </w:p>
+        </w:tc>
+        <w:tc>
+          <w:tcPr>
+            <w:tcW w:type="dxa" w:w="2880"/>
+          </w:tcPr>
+          <w:p>
+            <w:r>
+              <w:rPr>
+                <w:rFonts w:ascii="Microsoft YaHei" w:hAnsi="Microsoft YaHei" w:eastAsia="Microsoft YaHei"/>
+                <w:b/>
+                <w:sz w:val="20"/>
+              </w:rPr>
+              <w:t>分析</w:t>
+            </w:r>
+          </w:p>
+        </w:tc>
+        <w:tc>
+          <w:tcPr>
+            <w:tcW w:type="dxa" w:w="2880"/>
+          </w:tcPr>
+          <w:p>
+            <w:r>
+              <w:rPr>
+                <w:rFonts w:ascii="Microsoft YaHei" w:hAnsi="Microsoft YaHei" w:eastAsia="Microsoft YaHei"/>
+                <w:b/>
+                <w:sz w:val="20"/>
+              </w:rPr>
+              <w:t>结论</w:t>
+            </w:r>
+          </w:p>
+        </w:tc>
+      </w:tr>
+      <w:tr>
+        <w:tc>
+          <w:tcPr>
+            <w:tcW w:type="dxa" w:w="2880"/>
+          </w:tcPr>
+          <w:p>
+            <w:r>
+              <w:rPr>
+                <w:rFonts w:ascii="Microsoft YaHei" w:hAnsi="Microsoft YaHei" w:eastAsia="Microsoft YaHei"/>
+                <w:sz w:val="20"/>
+              </w:rPr>
+              <w:t>**后端技术**</w:t>
+            </w:r>
+          </w:p>
+        </w:tc>
+        <w:tc>
+          <w:tcPr>
+            <w:tcW w:type="dxa" w:w="2880"/>
+          </w:tcPr>
+          <w:p>
+            <w:r>
+              <w:rPr>
+                <w:rFonts w:ascii="Microsoft YaHei" w:hAnsi="Microsoft YaHei" w:eastAsia="Microsoft YaHei"/>
+                <w:sz w:val="20"/>
+              </w:rPr>
+              <w:t>Spring Boot 3.x 是成熟的 Java Web 框架，社区活跃、文档丰富；JPA/Hibernate 提供完善的 ORM 支持；Maven 管理依赖便捷</w:t>
+            </w:r>
+          </w:p>
+        </w:tc>
+        <w:tc>
+          <w:tcPr>
+            <w:tcW w:type="dxa" w:w="2880"/>
+          </w:tcPr>
+          <w:p>
+            <w:r>
+              <w:rPr>
+                <w:rFonts w:ascii="Microsoft YaHei" w:hAnsi="Microsoft YaHei" w:eastAsia="Microsoft YaHei"/>
+                <w:sz w:val="20"/>
+              </w:rPr>
+              <w:t>✅ 可行</w:t>
+            </w:r>
+          </w:p>
+        </w:tc>
+      </w:tr>
+      <w:tr>
+        <w:tc>
+          <w:tcPr>
+            <w:tcW w:type="dxa" w:w="2880"/>
+          </w:tcPr>
+          <w:p>
+            <w:r>
+              <w:rPr>
+                <w:rFonts w:ascii="Microsoft YaHei" w:hAnsi="Microsoft YaHei" w:eastAsia="Microsoft YaHei"/>
+                <w:sz w:val="20"/>
+              </w:rPr>
+              <w:t>**前端技术**</w:t>
+            </w:r>
+          </w:p>
+        </w:tc>
+        <w:tc>
+          <w:tcPr>
+            <w:tcW w:type="dxa" w:w="2880"/>
+          </w:tcPr>
+          <w:p>
+            <w:r>
+              <w:rPr>
+                <w:rFonts w:ascii="Microsoft YaHei" w:hAnsi="Microsoft YaHei" w:eastAsia="Microsoft YaHei"/>
+                <w:sz w:val="20"/>
+              </w:rPr>
+              <w:t>Vue 3 配合 Vite 构建工具，开发效率高；Composition API 代码组织清晰；Axios 封装 HTTP 请求成熟稳定</w:t>
+            </w:r>
+          </w:p>
+        </w:tc>
+        <w:tc>
+          <w:tcPr>
+            <w:tcW w:type="dxa" w:w="2880"/>
+          </w:tcPr>
+          <w:p>
+            <w:r>
+              <w:rPr>
+                <w:rFonts w:ascii="Microsoft YaHei" w:hAnsi="Microsoft YaHei" w:eastAsia="Microsoft YaHei"/>
+                <w:sz w:val="20"/>
+              </w:rPr>
+              <w:t>✅ 可行</w:t>
+            </w:r>
+          </w:p>
+        </w:tc>
+      </w:tr>
+      <w:tr>
+        <w:tc>
+          <w:tcPr>
+            <w:tcW w:type="dxa" w:w="2880"/>
+          </w:tcPr>
+          <w:p>
+            <w:r>
+              <w:rPr>
+                <w:rFonts w:ascii="Microsoft YaHei" w:hAnsi="Microsoft YaHei" w:eastAsia="Microsoft YaHei"/>
+                <w:sz w:val="20"/>
+              </w:rPr>
+              <w:t>**数据库**</w:t>
+            </w:r>
+          </w:p>
+        </w:tc>
+        <w:tc>
+          <w:tcPr>
+            <w:tcW w:type="dxa" w:w="2880"/>
+          </w:tcPr>
+          <w:p>
+            <w:r>
+              <w:rPr>
+                <w:rFonts w:ascii="Microsoft YaHei" w:hAnsi="Microsoft YaHei" w:eastAsia="Microsoft YaHei"/>
+                <w:sz w:val="20"/>
+              </w:rPr>
+              <w:t>MySQL 8.0 是广泛使用的关系型数据库，支持事务、外键、索引等，完全满足中小规模数据存储需求</w:t>
+            </w:r>
+          </w:p>
+        </w:tc>
+        <w:tc>
+          <w:tcPr>
+            <w:tcW w:type="dxa" w:w="2880"/>
+          </w:tcPr>
+          <w:p>
+            <w:r>
+              <w:rPr>
+                <w:rFonts w:ascii="Microsoft YaHei" w:hAnsi="Microsoft YaHei" w:eastAsia="Microsoft YaHei"/>
+                <w:sz w:val="20"/>
+              </w:rPr>
+              <w:t>✅ 可行</w:t>
+            </w:r>
+          </w:p>
+        </w:tc>
+      </w:tr>
+      <w:tr>
+        <w:tc>
+          <w:tcPr>
+            <w:tcW w:type="dxa" w:w="2880"/>
+          </w:tcPr>
+          <w:p>
+            <w:r>
+              <w:rPr>
+                <w:rFonts w:ascii="Microsoft YaHei" w:hAnsi="Microsoft YaHei" w:eastAsia="Microsoft YaHei"/>
+                <w:sz w:val="20"/>
+              </w:rPr>
+              <w:t>**推荐算法**</w:t>
+            </w:r>
+          </w:p>
+        </w:tc>
+        <w:tc>
+          <w:tcPr>
+            <w:tcW w:type="dxa" w:w="2880"/>
+          </w:tcPr>
+          <w:p>
+            <w:r>
+              <w:rPr>
+                <w:rFonts w:ascii="Microsoft YaHei" w:hAnsi="Microsoft YaHei" w:eastAsia="Microsoft YaHei"/>
+                <w:sz w:val="20"/>
+              </w:rPr>
+              <w:t>余弦相似度是标准的相似度计算方法，算法复杂度低（O(n²)），在猫咪数量 ≤ 100 时计算时间可控制在 1 秒以内</w:t>
+            </w:r>
+          </w:p>
+        </w:tc>
+        <w:tc>
+          <w:tcPr>
+            <w:tcW w:type="dxa" w:w="2880"/>
+          </w:tcPr>
+          <w:p>
+            <w:r>
+              <w:rPr>
+                <w:rFonts w:ascii="Microsoft YaHei" w:hAnsi="Microsoft YaHei" w:eastAsia="Microsoft YaHei"/>
+                <w:sz w:val="20"/>
+              </w:rPr>
+              <w:t>✅ 可行</w:t>
+            </w:r>
+          </w:p>
+        </w:tc>
+      </w:tr>
+      <w:tr>
+        <w:tc>
+          <w:tcPr>
+            <w:tcW w:type="dxa" w:w="2880"/>
+          </w:tcPr>
+          <w:p>
+            <w:r>
+              <w:rPr>
+                <w:rFonts w:ascii="Microsoft YaHei" w:hAnsi="Microsoft YaHei" w:eastAsia="Microsoft YaHei"/>
+                <w:sz w:val="20"/>
+              </w:rPr>
+              <w:t>**开发工具**</w:t>
+            </w:r>
+          </w:p>
+        </w:tc>
+        <w:tc>
+          <w:tcPr>
+            <w:tcW w:type="dxa" w:w="2880"/>
+          </w:tcPr>
+          <w:p>
+            <w:r>
+              <w:rPr>
+                <w:rFonts w:ascii="Microsoft YaHei" w:hAnsi="Microsoft YaHei" w:eastAsia="Microsoft YaHei"/>
+                <w:sz w:val="20"/>
+              </w:rPr>
+              <w:t>JDK 17、Maven、Node.js、VS Code / IntelliJ IDEA 均为免费或开源工具</w:t>
+            </w:r>
+          </w:p>
+        </w:tc>
+        <w:tc>
+          <w:tcPr>
+            <w:tcW w:type="dxa" w:w="2880"/>
+          </w:tcPr>
+          <w:p>
+            <w:r>
+              <w:rPr>
+                <w:rFonts w:ascii="Microsoft YaHei" w:hAnsi="Microsoft YaHei" w:eastAsia="Microsoft YaHei"/>
+                <w:sz w:val="20"/>
+              </w:rPr>
+              <w:t>✅ 可行</w:t>
+            </w:r>
+          </w:p>
+        </w:tc>
+      </w:tr>
+    </w:tbl>
+    <w:p/>
+    <w:p>
+      <w:pPr>
+        <w:pStyle w:val="Heading3"/>
+      </w:pPr>
+      <w:r>
+        <w:t>2.2 经济可行性</w:t>
+      </w:r>
+    </w:p>
+    <w:p>
+      <w:r>
+        <w:rPr>
+          <w:rFonts w:ascii="Microsoft YaHei" w:hAnsi="Microsoft YaHei" w:eastAsia="Microsoft YaHei"/>
+          <w:sz w:val="22"/>
+        </w:rPr>
+      </w:r>
+      <w:r>
+        <w:rPr>
+          <w:rFonts w:ascii="Microsoft YaHei" w:hAnsi="Microsoft YaHei" w:eastAsia="Microsoft YaHei"/>
+          <w:b/>
+          <w:sz w:val="22"/>
+        </w:rPr>
+        <w:t>表3 经济可行性分析</w:t>
+      </w:r>
+      <w:r>
+        <w:rPr>
+          <w:rFonts w:ascii="Microsoft YaHei" w:hAnsi="Microsoft YaHei" w:eastAsia="Microsoft YaHei"/>
+          <w:sz w:val="22"/>
+        </w:rPr>
+      </w:r>
+    </w:p>
+    <w:tbl>
+      <w:tblPr>
+        <w:tblStyle w:val="TableGrid"/>
+        <w:tblW w:type="auto" w:w="0"/>
+        <w:jc w:val="center"/>
+        <w:tblLook w:firstColumn="1" w:firstRow="1" w:lastColumn="0" w:lastRow="0" w:noHBand="0" w:noVBand="1" w:val="04A0"/>
+      </w:tblPr>
+      <w:tblGrid>
+        <w:gridCol w:w="2880"/>
+        <w:gridCol w:w="2880"/>
+        <w:gridCol w:w="2880"/>
+      </w:tblGrid>
+      <w:tr>
+        <w:tc>
+          <w:tcPr>
+            <w:tcW w:type="dxa" w:w="2880"/>
+          </w:tcPr>
+          <w:p>
+            <w:r>
+              <w:rPr>
+                <w:rFonts w:ascii="Microsoft YaHei" w:hAnsi="Microsoft YaHei" w:eastAsia="Microsoft YaHei"/>
+                <w:b/>
+                <w:sz w:val="20"/>
               </w:rPr>
               <w:t>项目</w:t>
             </w:r>
@@ -1206,14 +1494,13 @@
         <w:tc>
           <w:tcPr>
             <w:tcW w:type="dxa" w:w="2880"/>
-            <w:shd w:fill="D9E2F3" w:val="clear"/>
           </w:tcPr>
           <w:p>
-            <w:r/>
             <w:r>
               <w:rPr>
+                <w:rFonts w:ascii="Microsoft YaHei" w:hAnsi="Microsoft YaHei" w:eastAsia="Microsoft YaHei"/>
                 <w:b/>
-                <w:sz w:val="18"/>
+                <w:sz w:val="20"/>
               </w:rPr>
               <w:t>说明</w:t>
             </w:r>
@@ -1222,14 +1509,13 @@
         <w:tc>
           <w:tcPr>
             <w:tcW w:type="dxa" w:w="2880"/>
-            <w:shd w:fill="D9E2F3" w:val="clear"/>
           </w:tcPr>
           <w:p>
-            <w:r/>
             <w:r>
               <w:rPr>
+                <w:rFonts w:ascii="Microsoft YaHei" w:hAnsi="Microsoft YaHei" w:eastAsia="Microsoft YaHei"/>
                 <w:b/>
-                <w:sz w:val="18"/>
+                <w:sz w:val="20"/>
               </w:rPr>
               <w:t>预估费用</w:t>
             </w:r>
@@ -1242,10 +1528,10 @@
             <w:tcW w:type="dxa" w:w="2880"/>
           </w:tcPr>
           <w:p>
-            <w:r/>
             <w:r>
               <w:rPr>
-                <w:sz w:val="18"/>
+                <w:rFonts w:ascii="Microsoft YaHei" w:hAnsi="Microsoft YaHei" w:eastAsia="Microsoft YaHei"/>
+                <w:sz w:val="20"/>
               </w:rPr>
               <w:t>**开发工具**</w:t>
             </w:r>
@@ -1256,10 +1542,10 @@
             <w:tcW w:type="dxa" w:w="2880"/>
           </w:tcPr>
           <w:p>
-            <w:r/>
             <w:r>
               <w:rPr>
-                <w:sz w:val="18"/>
+                <w:rFonts w:ascii="Microsoft YaHei" w:hAnsi="Microsoft YaHei" w:eastAsia="Microsoft YaHei"/>
+                <w:sz w:val="20"/>
               </w:rPr>
               <w:t>JDK、Maven、VS Code、MySQL Community 均为免费</w:t>
             </w:r>
@@ -1270,10 +1556,10 @@
             <w:tcW w:type="dxa" w:w="2880"/>
           </w:tcPr>
           <w:p>
-            <w:r/>
             <w:r>
               <w:rPr>
-                <w:sz w:val="18"/>
+                <w:rFonts w:ascii="Microsoft YaHei" w:hAnsi="Microsoft YaHei" w:eastAsia="Microsoft YaHei"/>
+                <w:sz w:val="20"/>
               </w:rPr>
               <w:t>¥0</w:t>
             </w:r>
@@ -1286,10 +1572,10 @@
             <w:tcW w:type="dxa" w:w="2880"/>
           </w:tcPr>
           <w:p>
-            <w:r/>
             <w:r>
               <w:rPr>
-                <w:sz w:val="18"/>
+                <w:rFonts w:ascii="Microsoft YaHei" w:hAnsi="Microsoft YaHei" w:eastAsia="Microsoft YaHei"/>
+                <w:sz w:val="20"/>
               </w:rPr>
               <w:t>**运行环境**</w:t>
             </w:r>
@@ -1300,10 +1586,10 @@
             <w:tcW w:type="dxa" w:w="2880"/>
           </w:tcPr>
           <w:p>
-            <w:r/>
             <w:r>
               <w:rPr>
-                <w:sz w:val="18"/>
+                <w:rFonts w:ascii="Microsoft YaHei" w:hAnsi="Microsoft YaHei" w:eastAsia="Microsoft YaHei"/>
+                <w:sz w:val="20"/>
               </w:rPr>
               <w:t>开发阶段使用本地环境；部署可选择学校服务器或云主机（阿里云学生机约 ¥100/年）</w:t>
             </w:r>
@@ -1314,10 +1600,10 @@
             <w:tcW w:type="dxa" w:w="2880"/>
           </w:tcPr>
           <w:p>
-            <w:r/>
             <w:r>
               <w:rPr>
-                <w:sz w:val="18"/>
+                <w:rFonts w:ascii="Microsoft YaHei" w:hAnsi="Microsoft YaHei" w:eastAsia="Microsoft YaHei"/>
+                <w:sz w:val="20"/>
               </w:rPr>
               <w:t>¥0 ~ ¥100/年</w:t>
             </w:r>
@@ -1330,10 +1616,10 @@
             <w:tcW w:type="dxa" w:w="2880"/>
           </w:tcPr>
           <w:p>
-            <w:r/>
             <w:r>
               <w:rPr>
-                <w:sz w:val="18"/>
+                <w:rFonts w:ascii="Microsoft YaHei" w:hAnsi="Microsoft YaHei" w:eastAsia="Microsoft YaHei"/>
+                <w:sz w:val="20"/>
               </w:rPr>
               <w:t>**第三方服务**</w:t>
             </w:r>
@@ -1344,10 +1630,10 @@
             <w:tcW w:type="dxa" w:w="2880"/>
           </w:tcPr>
           <w:p>
-            <w:r/>
             <w:r>
               <w:rPr>
-                <w:sz w:val="18"/>
+                <w:rFonts w:ascii="Microsoft YaHei" w:hAnsi="Microsoft YaHei" w:eastAsia="Microsoft YaHei"/>
+                <w:sz w:val="20"/>
               </w:rPr>
               <w:t>无需商业授权或付费 API</w:t>
             </w:r>
@@ -1358,10 +1644,10 @@
             <w:tcW w:type="dxa" w:w="2880"/>
           </w:tcPr>
           <w:p>
-            <w:r/>
             <w:r>
               <w:rPr>
-                <w:sz w:val="18"/>
+                <w:rFonts w:ascii="Microsoft YaHei" w:hAnsi="Microsoft YaHei" w:eastAsia="Microsoft YaHei"/>
+                <w:sz w:val="20"/>
               </w:rPr>
               <w:t>¥0</w:t>
             </w:r>
@@ -1374,10 +1660,10 @@
             <w:tcW w:type="dxa" w:w="2880"/>
           </w:tcPr>
           <w:p>
-            <w:r/>
             <w:r>
               <w:rPr>
-                <w:sz w:val="18"/>
+                <w:rFonts w:ascii="Microsoft YaHei" w:hAnsi="Microsoft YaHei" w:eastAsia="Microsoft YaHei"/>
+                <w:sz w:val="20"/>
               </w:rPr>
               <w:t>**人力成本**</w:t>
             </w:r>
@@ -1388,10 +1674,10 @@
             <w:tcW w:type="dxa" w:w="2880"/>
           </w:tcPr>
           <w:p>
-            <w:r/>
             <w:r>
               <w:rPr>
-                <w:sz w:val="18"/>
+                <w:rFonts w:ascii="Microsoft YaHei" w:hAnsi="Microsoft YaHei" w:eastAsia="Microsoft YaHei"/>
+                <w:sz w:val="20"/>
               </w:rPr>
               <w:t>课程项目，开发人员为在校学生</w:t>
             </w:r>
@@ -1402,10 +1688,10 @@
             <w:tcW w:type="dxa" w:w="2880"/>
           </w:tcPr>
           <w:p>
-            <w:r/>
             <w:r>
               <w:rPr>
-                <w:sz w:val="18"/>
+                <w:rFonts w:ascii="Microsoft YaHei" w:hAnsi="Microsoft YaHei" w:eastAsia="Microsoft YaHei"/>
+                <w:sz w:val="20"/>
               </w:rPr>
               <w:t>¥0</w:t>
             </w:r>
@@ -1415,14 +1701,25 @@
     </w:tbl>
     <w:p/>
     <w:p>
-      <w:r/>
       <w:r>
         <w:rPr>
+          <w:rFonts w:ascii="Microsoft YaHei" w:hAnsi="Microsoft YaHei" w:eastAsia="Microsoft YaHei"/>
+          <w:sz w:val="22"/>
+        </w:rPr>
+      </w:r>
+      <w:r>
+        <w:rPr>
+          <w:rFonts w:ascii="Microsoft YaHei" w:hAnsi="Microsoft YaHei" w:eastAsia="Microsoft YaHei"/>
           <w:b/>
+          <w:sz w:val="22"/>
         </w:rPr>
         <w:t>结论：</w:t>
       </w:r>
       <w:r>
+        <w:rPr>
+          <w:rFonts w:ascii="Microsoft YaHei" w:hAnsi="Microsoft YaHei" w:eastAsia="Microsoft YaHei"/>
+          <w:sz w:val="22"/>
+        </w:rPr>
         <w:t xml:space="preserve"> 系统开发及运行成本极低，经济上完全可行。</w:t>
       </w:r>
     </w:p>
@@ -1432,6 +1729,28 @@
       </w:pPr>
       <w:r>
         <w:t>2.3 操作可行性</w:t>
+      </w:r>
+    </w:p>
+    <w:p>
+      <w:r>
+        <w:rPr>
+          <w:rFonts w:ascii="Microsoft YaHei" w:hAnsi="Microsoft YaHei" w:eastAsia="Microsoft YaHei"/>
+          <w:sz w:val="22"/>
+        </w:rPr>
+      </w:r>
+      <w:r>
+        <w:rPr>
+          <w:rFonts w:ascii="Microsoft YaHei" w:hAnsi="Microsoft YaHei" w:eastAsia="Microsoft YaHei"/>
+          <w:b/>
+          <w:sz w:val="22"/>
+        </w:rPr>
+        <w:t>表4 操作可行性分析</w:t>
+      </w:r>
+      <w:r>
+        <w:rPr>
+          <w:rFonts w:ascii="Microsoft YaHei" w:hAnsi="Microsoft YaHei" w:eastAsia="Microsoft YaHei"/>
+          <w:sz w:val="22"/>
+        </w:rPr>
       </w:r>
     </w:p>
     <w:tbl>
@@ -1449,14 +1768,13 @@
         <w:tc>
           <w:tcPr>
             <w:tcW w:type="dxa" w:w="4320"/>
-            <w:shd w:fill="D9E2F3" w:val="clear"/>
           </w:tcPr>
           <w:p>
-            <w:r/>
             <w:r>
               <w:rPr>
+                <w:rFonts w:ascii="Microsoft YaHei" w:hAnsi="Microsoft YaHei" w:eastAsia="Microsoft YaHei"/>
                 <w:b/>
-                <w:sz w:val="18"/>
+                <w:sz w:val="20"/>
               </w:rPr>
               <w:t>方面</w:t>
             </w:r>
@@ -1465,14 +1783,13 @@
         <w:tc>
           <w:tcPr>
             <w:tcW w:type="dxa" w:w="4320"/>
-            <w:shd w:fill="D9E2F3" w:val="clear"/>
           </w:tcPr>
           <w:p>
-            <w:r/>
             <w:r>
               <w:rPr>
+                <w:rFonts w:ascii="Microsoft YaHei" w:hAnsi="Microsoft YaHei" w:eastAsia="Microsoft YaHei"/>
                 <w:b/>
-                <w:sz w:val="18"/>
+                <w:sz w:val="20"/>
               </w:rPr>
               <w:t>分析</w:t>
             </w:r>
@@ -1485,10 +1802,10 @@
             <w:tcW w:type="dxa" w:w="4320"/>
           </w:tcPr>
           <w:p>
-            <w:r/>
             <w:r>
               <w:rPr>
-                <w:sz w:val="18"/>
+                <w:rFonts w:ascii="Microsoft YaHei" w:hAnsi="Microsoft YaHei" w:eastAsia="Microsoft YaHei"/>
+                <w:sz w:val="20"/>
               </w:rPr>
               <w:t>**用户操作**</w:t>
             </w:r>
@@ -1499,10 +1816,10 @@
             <w:tcW w:type="dxa" w:w="4320"/>
           </w:tcPr>
           <w:p>
-            <w:r/>
             <w:r>
               <w:rPr>
-                <w:sz w:val="18"/>
+                <w:rFonts w:ascii="Microsoft YaHei" w:hAnsi="Microsoft YaHei" w:eastAsia="Microsoft YaHei"/>
+                <w:sz w:val="20"/>
               </w:rPr>
               <w:t>Web 界面简洁直观，操作路径不超过 3 步；猫咪详情页、信息编辑页布局清晰；无需培训即可上手</w:t>
             </w:r>
@@ -1515,10 +1832,10 @@
             <w:tcW w:type="dxa" w:w="4320"/>
           </w:tcPr>
           <w:p>
-            <w:r/>
             <w:r>
               <w:rPr>
-                <w:sz w:val="18"/>
+                <w:rFonts w:ascii="Microsoft YaHei" w:hAnsi="Microsoft YaHei" w:eastAsia="Microsoft YaHei"/>
+                <w:sz w:val="20"/>
               </w:rPr>
               <w:t>**浏览器访问**</w:t>
             </w:r>
@@ -1529,10 +1846,10 @@
             <w:tcW w:type="dxa" w:w="4320"/>
           </w:tcPr>
           <w:p>
-            <w:r/>
             <w:r>
               <w:rPr>
-                <w:sz w:val="18"/>
+                <w:rFonts w:ascii="Microsoft YaHei" w:hAnsi="Microsoft YaHei" w:eastAsia="Microsoft YaHei"/>
+                <w:sz w:val="20"/>
               </w:rPr>
               <w:t>无需安装客户端，通过 Chrome / Edge / Firefox 等现代浏览器即可访问</w:t>
             </w:r>
@@ -1545,10 +1862,10 @@
             <w:tcW w:type="dxa" w:w="4320"/>
           </w:tcPr>
           <w:p>
-            <w:r/>
             <w:r>
               <w:rPr>
-                <w:sz w:val="18"/>
+                <w:rFonts w:ascii="Microsoft YaHei" w:hAnsi="Microsoft YaHei" w:eastAsia="Microsoft YaHei"/>
+                <w:sz w:val="20"/>
               </w:rPr>
               <w:t>**管理员操作**</w:t>
             </w:r>
@@ -1559,10 +1876,10 @@
             <w:tcW w:type="dxa" w:w="4320"/>
           </w:tcPr>
           <w:p>
-            <w:r/>
             <w:r>
               <w:rPr>
-                <w:sz w:val="18"/>
+                <w:rFonts w:ascii="Microsoft YaHei" w:hAnsi="Microsoft YaHei" w:eastAsia="Microsoft YaHei"/>
+                <w:sz w:val="20"/>
               </w:rPr>
               <w:t>管理操作（照片审核、评论管理）与日常操作在同一界面完成，学习成本低</w:t>
             </w:r>
@@ -1575,10 +1892,10 @@
             <w:tcW w:type="dxa" w:w="4320"/>
           </w:tcPr>
           <w:p>
-            <w:r/>
             <w:r>
               <w:rPr>
-                <w:sz w:val="18"/>
+                <w:rFonts w:ascii="Microsoft YaHei" w:hAnsi="Microsoft YaHei" w:eastAsia="Microsoft YaHei"/>
+                <w:sz w:val="20"/>
               </w:rPr>
               <w:t>**部署维护**</w:t>
             </w:r>
@@ -1589,10 +1906,10 @@
             <w:tcW w:type="dxa" w:w="4320"/>
           </w:tcPr>
           <w:p>
-            <w:r/>
             <w:r>
               <w:rPr>
-                <w:sz w:val="18"/>
+                <w:rFonts w:ascii="Microsoft YaHei" w:hAnsi="Microsoft YaHei" w:eastAsia="Microsoft YaHei"/>
+                <w:sz w:val="20"/>
               </w:rPr>
               <w:t>Spring Boot 内置 Tomcat，java -jar 即可启动；数据库初始化脚本已提供</w:t>
             </w:r>
@@ -1602,14 +1919,25 @@
     </w:tbl>
     <w:p/>
     <w:p>
-      <w:r/>
       <w:r>
         <w:rPr>
+          <w:rFonts w:ascii="Microsoft YaHei" w:hAnsi="Microsoft YaHei" w:eastAsia="Microsoft YaHei"/>
+          <w:sz w:val="22"/>
+        </w:rPr>
+      </w:r>
+      <w:r>
+        <w:rPr>
+          <w:rFonts w:ascii="Microsoft YaHei" w:hAnsi="Microsoft YaHei" w:eastAsia="Microsoft YaHei"/>
           <w:b/>
+          <w:sz w:val="22"/>
         </w:rPr>
         <w:t>结论：</w:t>
       </w:r>
       <w:r>
+        <w:rPr>
+          <w:rFonts w:ascii="Microsoft YaHei" w:hAnsi="Microsoft YaHei" w:eastAsia="Microsoft YaHei"/>
+          <w:sz w:val="22"/>
+        </w:rPr>
         <w:t xml:space="preserve"> 系统操作门槛低，用户和管理员均可快速上手使用。</w:t>
       </w:r>
     </w:p>
@@ -1619,6 +1947,28 @@
       </w:pPr>
       <w:r>
         <w:t>2.4 法律与可行性</w:t>
+      </w:r>
+    </w:p>
+    <w:p>
+      <w:r>
+        <w:rPr>
+          <w:rFonts w:ascii="Microsoft YaHei" w:hAnsi="Microsoft YaHei" w:eastAsia="Microsoft YaHei"/>
+          <w:sz w:val="22"/>
+        </w:rPr>
+      </w:r>
+      <w:r>
+        <w:rPr>
+          <w:rFonts w:ascii="Microsoft YaHei" w:hAnsi="Microsoft YaHei" w:eastAsia="Microsoft YaHei"/>
+          <w:b/>
+          <w:sz w:val="22"/>
+        </w:rPr>
+        <w:t>表5 法律可行性分析</w:t>
+      </w:r>
+      <w:r>
+        <w:rPr>
+          <w:rFonts w:ascii="Microsoft YaHei" w:hAnsi="Microsoft YaHei" w:eastAsia="Microsoft YaHei"/>
+          <w:sz w:val="22"/>
+        </w:rPr>
       </w:r>
     </w:p>
     <w:tbl>
@@ -1636,14 +1986,13 @@
         <w:tc>
           <w:tcPr>
             <w:tcW w:type="dxa" w:w="4320"/>
-            <w:shd w:fill="D9E2F3" w:val="clear"/>
           </w:tcPr>
           <w:p>
-            <w:r/>
             <w:r>
               <w:rPr>
+                <w:rFonts w:ascii="Microsoft YaHei" w:hAnsi="Microsoft YaHei" w:eastAsia="Microsoft YaHei"/>
                 <w:b/>
-                <w:sz w:val="18"/>
+                <w:sz w:val="20"/>
               </w:rPr>
               <w:t>方面</w:t>
             </w:r>
@@ -1652,14 +2001,13 @@
         <w:tc>
           <w:tcPr>
             <w:tcW w:type="dxa" w:w="4320"/>
-            <w:shd w:fill="D9E2F3" w:val="clear"/>
           </w:tcPr>
           <w:p>
-            <w:r/>
             <w:r>
               <w:rPr>
+                <w:rFonts w:ascii="Microsoft YaHei" w:hAnsi="Microsoft YaHei" w:eastAsia="Microsoft YaHei"/>
                 <w:b/>
-                <w:sz w:val="18"/>
+                <w:sz w:val="20"/>
               </w:rPr>
               <w:t>分析</w:t>
             </w:r>
@@ -1672,10 +2020,10 @@
             <w:tcW w:type="dxa" w:w="4320"/>
           </w:tcPr>
           <w:p>
-            <w:r/>
             <w:r>
               <w:rPr>
-                <w:sz w:val="18"/>
+                <w:rFonts w:ascii="Microsoft YaHei" w:hAnsi="Microsoft YaHei" w:eastAsia="Microsoft YaHei"/>
+                <w:sz w:val="20"/>
               </w:rPr>
               <w:t>**开源合规**</w:t>
             </w:r>
@@ -1686,10 +2034,10 @@
             <w:tcW w:type="dxa" w:w="4320"/>
           </w:tcPr>
           <w:p>
-            <w:r/>
             <w:r>
               <w:rPr>
-                <w:sz w:val="18"/>
+                <w:rFonts w:ascii="Microsoft YaHei" w:hAnsi="Microsoft YaHei" w:eastAsia="Microsoft YaHei"/>
+                <w:sz w:val="20"/>
               </w:rPr>
               <w:t>参考的中大猫谱项目采用 MIT 开源协议，本系统在架构参考和功能借鉴上合规</w:t>
             </w:r>
@@ -1702,10 +2050,10 @@
             <w:tcW w:type="dxa" w:w="4320"/>
           </w:tcPr>
           <w:p>
-            <w:r/>
             <w:r>
               <w:rPr>
-                <w:sz w:val="18"/>
+                <w:rFonts w:ascii="Microsoft YaHei" w:hAnsi="Microsoft YaHei" w:eastAsia="Microsoft YaHei"/>
+                <w:sz w:val="20"/>
               </w:rPr>
               <w:t>**内容合规**</w:t>
             </w:r>
@@ -1716,10 +2064,10 @@
             <w:tcW w:type="dxa" w:w="4320"/>
           </w:tcPr>
           <w:p>
-            <w:r/>
             <w:r>
               <w:rPr>
-                <w:sz w:val="18"/>
+                <w:rFonts w:ascii="Microsoft YaHei" w:hAnsi="Microsoft YaHei" w:eastAsia="Microsoft YaHei"/>
+                <w:sz w:val="20"/>
               </w:rPr>
               <w:t>猫咪照片为师生自愿上传，不涉及个人隐私泄露；系统设置照片审核机制，确保内容安全</w:t>
             </w:r>
@@ -1732,10 +2080,10 @@
             <w:tcW w:type="dxa" w:w="4320"/>
           </w:tcPr>
           <w:p>
-            <w:r/>
             <w:r>
               <w:rPr>
-                <w:sz w:val="18"/>
+                <w:rFonts w:ascii="Microsoft YaHei" w:hAnsi="Microsoft YaHei" w:eastAsia="Microsoft YaHei"/>
+                <w:sz w:val="20"/>
               </w:rPr>
               <w:t>**数据安全**</w:t>
             </w:r>
@@ -1746,10 +2094,10 @@
             <w:tcW w:type="dxa" w:w="4320"/>
           </w:tcPr>
           <w:p>
-            <w:r/>
             <w:r>
               <w:rPr>
-                <w:sz w:val="18"/>
+                <w:rFonts w:ascii="Microsoft YaHei" w:hAnsi="Microsoft YaHei" w:eastAsia="Microsoft YaHei"/>
+                <w:sz w:val="20"/>
               </w:rPr>
               <w:t>用户密码采用 BCrypt 加密存储，API 请求通过 JWT Token 鉴权，保障数据安全</w:t>
             </w:r>
@@ -1762,10 +2110,10 @@
             <w:tcW w:type="dxa" w:w="4320"/>
           </w:tcPr>
           <w:p>
-            <w:r/>
             <w:r>
               <w:rPr>
-                <w:sz w:val="18"/>
+                <w:rFonts w:ascii="Microsoft YaHei" w:hAnsi="Microsoft YaHei" w:eastAsia="Microsoft YaHei"/>
+                <w:sz w:val="20"/>
               </w:rPr>
               <w:t>**校园规范**</w:t>
             </w:r>
@@ -1776,10 +2124,10 @@
             <w:tcW w:type="dxa" w:w="4320"/>
           </w:tcPr>
           <w:p>
-            <w:r/>
             <w:r>
               <w:rPr>
-                <w:sz w:val="18"/>
+                <w:rFonts w:ascii="Microsoft YaHei" w:hAnsi="Microsoft YaHei" w:eastAsia="Microsoft YaHei"/>
+                <w:sz w:val="20"/>
               </w:rPr>
               <w:t>系统内容聚焦校园猫咪信息管理，符合校园文化建设和学生社团活动的规范范围</w:t>
             </w:r>
@@ -1789,23 +2137,31 @@
     </w:tbl>
     <w:p/>
     <w:p>
-      <w:r/>
       <w:r>
         <w:rPr>
+          <w:rFonts w:ascii="Microsoft YaHei" w:hAnsi="Microsoft YaHei" w:eastAsia="Microsoft YaHei"/>
+          <w:sz w:val="22"/>
+        </w:rPr>
+      </w:r>
+      <w:r>
+        <w:rPr>
+          <w:rFonts w:ascii="Microsoft YaHei" w:hAnsi="Microsoft YaHei" w:eastAsia="Microsoft YaHei"/>
           <w:b/>
+          <w:sz w:val="22"/>
         </w:rPr>
         <w:t>结论：</w:t>
       </w:r>
       <w:r>
+        <w:rPr>
+          <w:rFonts w:ascii="Microsoft YaHei" w:hAnsi="Microsoft YaHei" w:eastAsia="Microsoft YaHei"/>
+          <w:sz w:val="22"/>
+        </w:rPr>
         <w:t xml:space="preserve"> 项目在法律和校园规范层面均无明显风险。</w:t>
       </w:r>
     </w:p>
     <w:p>
       <w:pPr>
         <w:spacing w:before="120" w:after="120"/>
-        <w:pBdr>
-          <w:bottom w:val="single" w:sz="6" w:space="1" w:color="999999"/>
-        </w:pBdr>
       </w:pPr>
     </w:p>
     <w:p>
@@ -1836,14 +2192,25 @@
       <w:pPr>
         <w:pStyle w:val="ListBullet"/>
       </w:pPr>
-      <w:r/>
       <w:r>
         <w:rPr>
+          <w:rFonts w:ascii="Microsoft YaHei" w:hAnsi="Microsoft YaHei" w:eastAsia="Microsoft YaHei"/>
+          <w:sz w:val="22"/>
+        </w:rPr>
+      </w:r>
+      <w:r>
+        <w:rPr>
+          <w:rFonts w:ascii="Microsoft YaHei" w:hAnsi="Microsoft YaHei" w:eastAsia="Microsoft YaHei"/>
           <w:b/>
+          <w:sz w:val="22"/>
         </w:rPr>
         <w:t>后端运行环境：</w:t>
       </w:r>
       <w:r>
+        <w:rPr>
+          <w:rFonts w:ascii="Microsoft YaHei" w:hAnsi="Microsoft YaHei" w:eastAsia="Microsoft YaHei"/>
+          <w:sz w:val="22"/>
+        </w:rPr>
         <w:t xml:space="preserve"> JDK 17 + MySQL 8.0</w:t>
       </w:r>
     </w:p>
@@ -1851,14 +2218,25 @@
       <w:pPr>
         <w:pStyle w:val="ListBullet"/>
       </w:pPr>
-      <w:r/>
       <w:r>
         <w:rPr>
+          <w:rFonts w:ascii="Microsoft YaHei" w:hAnsi="Microsoft YaHei" w:eastAsia="Microsoft YaHei"/>
+          <w:sz w:val="22"/>
+        </w:rPr>
+      </w:r>
+      <w:r>
+        <w:rPr>
+          <w:rFonts w:ascii="Microsoft YaHei" w:hAnsi="Microsoft YaHei" w:eastAsia="Microsoft YaHei"/>
           <w:b/>
+          <w:sz w:val="22"/>
         </w:rPr>
         <w:t>前端运行环境：</w:t>
       </w:r>
       <w:r>
+        <w:rPr>
+          <w:rFonts w:ascii="Microsoft YaHei" w:hAnsi="Microsoft YaHei" w:eastAsia="Microsoft YaHei"/>
+          <w:sz w:val="22"/>
+        </w:rPr>
         <w:t xml:space="preserve"> 现代浏览器（Chrome / Edge / Firefox）</w:t>
       </w:r>
     </w:p>
@@ -1866,14 +2244,25 @@
       <w:pPr>
         <w:pStyle w:val="ListBullet"/>
       </w:pPr>
-      <w:r/>
       <w:r>
         <w:rPr>
+          <w:rFonts w:ascii="Microsoft YaHei" w:hAnsi="Microsoft YaHei" w:eastAsia="Microsoft YaHei"/>
+          <w:sz w:val="22"/>
+        </w:rPr>
+      </w:r>
+      <w:r>
+        <w:rPr>
+          <w:rFonts w:ascii="Microsoft YaHei" w:hAnsi="Microsoft YaHei" w:eastAsia="Microsoft YaHei"/>
           <w:b/>
+          <w:sz w:val="22"/>
         </w:rPr>
         <w:t>开发框架：</w:t>
       </w:r>
       <w:r>
+        <w:rPr>
+          <w:rFonts w:ascii="Microsoft YaHei" w:hAnsi="Microsoft YaHei" w:eastAsia="Microsoft YaHei"/>
+          <w:sz w:val="22"/>
+        </w:rPr>
         <w:t xml:space="preserve"> Spring Boot 3.4.5 + Vue 3</w:t>
       </w:r>
     </w:p>
@@ -1886,18 +2275,39 @@
       </w:r>
     </w:p>
     <w:p>
+      <w:pPr>
+        <w:pStyle w:val="ListBullet"/>
+      </w:pPr>
       <w:r>
-        <w:t>1. 系统为 Web 应用，无需安装客户端</w:t>
+        <w:rPr>
+          <w:rFonts w:ascii="Microsoft YaHei" w:hAnsi="Microsoft YaHei" w:eastAsia="Microsoft YaHei"/>
+          <w:sz w:val="22"/>
+        </w:rPr>
+        <w:t>系统为 Web 应用，无需安装客户端</w:t>
       </w:r>
     </w:p>
     <w:p>
+      <w:pPr>
+        <w:pStyle w:val="ListBullet"/>
+      </w:pPr>
       <w:r>
-        <w:t>2. 用户需联网访问</w:t>
+        <w:rPr>
+          <w:rFonts w:ascii="Microsoft YaHei" w:hAnsi="Microsoft YaHei" w:eastAsia="Microsoft YaHei"/>
+          <w:sz w:val="22"/>
+        </w:rPr>
+        <w:t>用户需联网访问</w:t>
       </w:r>
     </w:p>
     <w:p>
+      <w:pPr>
+        <w:pStyle w:val="ListBullet"/>
+      </w:pPr>
       <w:r>
-        <w:t>3. 图片存储使用本地文件系统</w:t>
+        <w:rPr>
+          <w:rFonts w:ascii="Microsoft YaHei" w:hAnsi="Microsoft YaHei" w:eastAsia="Microsoft YaHei"/>
+          <w:sz w:val="22"/>
+        </w:rPr>
+        <w:t>图片存储使用本地文件系统</w:t>
       </w:r>
     </w:p>
     <w:p>
@@ -1910,6 +2320,10 @@
     </w:p>
     <w:p>
       <w:r>
+        <w:rPr>
+          <w:rFonts w:ascii="Microsoft YaHei" w:hAnsi="Microsoft YaHei" w:eastAsia="Microsoft YaHei"/>
+          <w:sz w:val="22"/>
+        </w:rPr>
         <w:t>系统参与者包括三类角色：访客（未登录用户）、已登录用户（含特邀用户 VERIFIED）、管理员（ADMIN）。各参与者拥有的用例如下图所示。</w:t>
       </w:r>
     </w:p>
@@ -1920,7 +2334,7 @@
       <w:r>
         <w:drawing>
           <wp:inline xmlns:a="http://schemas.openxmlformats.org/drawingml/2006/main" xmlns:pic="http://schemas.openxmlformats.org/drawingml/2006/picture">
-            <wp:extent cx="5029200" cy="3591687"/>
+            <wp:extent cx="4754880" cy="3396343"/>
             <wp:docPr id="1" name="Picture 1"/>
             <wp:cNvGraphicFramePr>
               <a:graphicFrameLocks noChangeAspect="1"/>
@@ -1929,7 +2343,7 @@
               <a:graphicData uri="http://schemas.openxmlformats.org/drawingml/2006/picture">
                 <pic:pic>
                   <pic:nvPicPr>
-                    <pic:cNvPr id="0" name="tmp_3z5eri7.png"/>
+                    <pic:cNvPr id="0" name="450c2c222338.png"/>
                     <pic:cNvPicPr/>
                   </pic:nvPicPr>
                   <pic:blipFill>
@@ -1941,7 +2355,7 @@
                   <pic:spPr>
                     <a:xfrm>
                       <a:off x="0" y="0"/>
-                      <a:ext cx="5029200" cy="3591687"/>
+                      <a:ext cx="4754880" cy="3396343"/>
                     </a:xfrm>
                     <a:prstGeom prst="rect"/>
                   </pic:spPr>
@@ -1954,7 +2368,33 @@
     </w:p>
     <w:p>
       <w:r>
+        <w:rPr>
+          <w:rFonts w:ascii="Microsoft YaHei" w:hAnsi="Microsoft YaHei" w:eastAsia="Microsoft YaHei"/>
+          <w:sz w:val="22"/>
+        </w:rPr>
         <w:t>用例说明：</w:t>
+      </w:r>
+    </w:p>
+    <w:p>
+      <w:r>
+        <w:rPr>
+          <w:rFonts w:ascii="Microsoft YaHei" w:hAnsi="Microsoft YaHei" w:eastAsia="Microsoft YaHei"/>
+          <w:sz w:val="22"/>
+        </w:rPr>
+      </w:r>
+      <w:r>
+        <w:rPr>
+          <w:rFonts w:ascii="Microsoft YaHei" w:hAnsi="Microsoft YaHei" w:eastAsia="Microsoft YaHei"/>
+          <w:b/>
+          <w:sz w:val="22"/>
+        </w:rPr>
+        <w:t>表6 用例说明</w:t>
+      </w:r>
+      <w:r>
+        <w:rPr>
+          <w:rFonts w:ascii="Microsoft YaHei" w:hAnsi="Microsoft YaHei" w:eastAsia="Microsoft YaHei"/>
+          <w:sz w:val="22"/>
+        </w:rPr>
       </w:r>
     </w:p>
     <w:tbl>
@@ -1974,14 +2414,13 @@
         <w:tc>
           <w:tcPr>
             <w:tcW w:type="dxa" w:w="2160"/>
-            <w:shd w:fill="D9E2F3" w:val="clear"/>
           </w:tcPr>
           <w:p>
-            <w:r/>
             <w:r>
               <w:rPr>
+                <w:rFonts w:ascii="Microsoft YaHei" w:hAnsi="Microsoft YaHei" w:eastAsia="Microsoft YaHei"/>
                 <w:b/>
-                <w:sz w:val="18"/>
+                <w:sz w:val="20"/>
               </w:rPr>
               <w:t>用例编号</w:t>
             </w:r>
@@ -1990,14 +2429,13 @@
         <w:tc>
           <w:tcPr>
             <w:tcW w:type="dxa" w:w="2160"/>
-            <w:shd w:fill="D9E2F3" w:val="clear"/>
           </w:tcPr>
           <w:p>
-            <w:r/>
             <w:r>
               <w:rPr>
+                <w:rFonts w:ascii="Microsoft YaHei" w:hAnsi="Microsoft YaHei" w:eastAsia="Microsoft YaHei"/>
                 <w:b/>
-                <w:sz w:val="18"/>
+                <w:sz w:val="20"/>
               </w:rPr>
               <w:t>用例名称</w:t>
             </w:r>
@@ -2006,14 +2444,13 @@
         <w:tc>
           <w:tcPr>
             <w:tcW w:type="dxa" w:w="2160"/>
-            <w:shd w:fill="D9E2F3" w:val="clear"/>
           </w:tcPr>
           <w:p>
-            <w:r/>
             <w:r>
               <w:rPr>
+                <w:rFonts w:ascii="Microsoft YaHei" w:hAnsi="Microsoft YaHei" w:eastAsia="Microsoft YaHei"/>
                 <w:b/>
-                <w:sz w:val="18"/>
+                <w:sz w:val="20"/>
               </w:rPr>
               <w:t>参与者</w:t>
             </w:r>
@@ -2022,14 +2459,13 @@
         <w:tc>
           <w:tcPr>
             <w:tcW w:type="dxa" w:w="2160"/>
-            <w:shd w:fill="D9E2F3" w:val="clear"/>
           </w:tcPr>
           <w:p>
-            <w:r/>
             <w:r>
               <w:rPr>
+                <w:rFonts w:ascii="Microsoft YaHei" w:hAnsi="Microsoft YaHei" w:eastAsia="Microsoft YaHei"/>
                 <w:b/>
-                <w:sz w:val="18"/>
+                <w:sz w:val="20"/>
               </w:rPr>
               <w:t>简要描述</w:t>
             </w:r>
@@ -2042,10 +2478,10 @@
             <w:tcW w:type="dxa" w:w="2160"/>
           </w:tcPr>
           <w:p>
-            <w:r/>
             <w:r>
               <w:rPr>
-                <w:sz w:val="18"/>
+                <w:rFonts w:ascii="Microsoft YaHei" w:hAnsi="Microsoft YaHei" w:eastAsia="Microsoft YaHei"/>
+                <w:sz w:val="20"/>
               </w:rPr>
               <w:t>UC01</w:t>
             </w:r>
@@ -2056,10 +2492,10 @@
             <w:tcW w:type="dxa" w:w="2160"/>
           </w:tcPr>
           <w:p>
-            <w:r/>
             <w:r>
               <w:rPr>
-                <w:sz w:val="18"/>
+                <w:rFonts w:ascii="Microsoft YaHei" w:hAnsi="Microsoft YaHei" w:eastAsia="Microsoft YaHei"/>
+                <w:sz w:val="20"/>
               </w:rPr>
               <w:t>注册账号</w:t>
             </w:r>
@@ -2070,10 +2506,10 @@
             <w:tcW w:type="dxa" w:w="2160"/>
           </w:tcPr>
           <w:p>
-            <w:r/>
             <w:r>
               <w:rPr>
-                <w:sz w:val="18"/>
+                <w:rFonts w:ascii="Microsoft YaHei" w:hAnsi="Microsoft YaHei" w:eastAsia="Microsoft YaHei"/>
+                <w:sz w:val="20"/>
               </w:rPr>
               <w:t>访客</w:t>
             </w:r>
@@ -2084,10 +2520,10 @@
             <w:tcW w:type="dxa" w:w="2160"/>
           </w:tcPr>
           <w:p>
-            <w:r/>
             <w:r>
               <w:rPr>
-                <w:sz w:val="18"/>
+                <w:rFonts w:ascii="Microsoft YaHei" w:hAnsi="Microsoft YaHei" w:eastAsia="Microsoft YaHei"/>
+                <w:sz w:val="20"/>
               </w:rPr>
               <w:t>填写用户名、密码、邮箱注册新账号</w:t>
             </w:r>
@@ -2100,10 +2536,10 @@
             <w:tcW w:type="dxa" w:w="2160"/>
           </w:tcPr>
           <w:p>
-            <w:r/>
             <w:r>
               <w:rPr>
-                <w:sz w:val="18"/>
+                <w:rFonts w:ascii="Microsoft YaHei" w:hAnsi="Microsoft YaHei" w:eastAsia="Microsoft YaHei"/>
+                <w:sz w:val="20"/>
               </w:rPr>
               <w:t>UC02</w:t>
             </w:r>
@@ -2114,10 +2550,10 @@
             <w:tcW w:type="dxa" w:w="2160"/>
           </w:tcPr>
           <w:p>
-            <w:r/>
             <w:r>
               <w:rPr>
-                <w:sz w:val="18"/>
+                <w:rFonts w:ascii="Microsoft YaHei" w:hAnsi="Microsoft YaHei" w:eastAsia="Microsoft YaHei"/>
+                <w:sz w:val="20"/>
               </w:rPr>
               <w:t>浏览猫咪列表</w:t>
             </w:r>
@@ -2128,10 +2564,10 @@
             <w:tcW w:type="dxa" w:w="2160"/>
           </w:tcPr>
           <w:p>
-            <w:r/>
             <w:r>
               <w:rPr>
-                <w:sz w:val="18"/>
+                <w:rFonts w:ascii="Microsoft YaHei" w:hAnsi="Microsoft YaHei" w:eastAsia="Microsoft YaHei"/>
+                <w:sz w:val="20"/>
               </w:rPr>
               <w:t>访客、用户</w:t>
             </w:r>
@@ -2142,10 +2578,10 @@
             <w:tcW w:type="dxa" w:w="2160"/>
           </w:tcPr>
           <w:p>
-            <w:r/>
             <w:r>
               <w:rPr>
-                <w:sz w:val="18"/>
+                <w:rFonts w:ascii="Microsoft YaHei" w:hAnsi="Microsoft YaHei" w:eastAsia="Microsoft YaHei"/>
+                <w:sz w:val="20"/>
               </w:rPr>
               <w:t>按状态 Tab 分类、毛色分类浏览猫咪</w:t>
             </w:r>
@@ -2158,10 +2594,10 @@
             <w:tcW w:type="dxa" w:w="2160"/>
           </w:tcPr>
           <w:p>
-            <w:r/>
             <w:r>
               <w:rPr>
-                <w:sz w:val="18"/>
+                <w:rFonts w:ascii="Microsoft YaHei" w:hAnsi="Microsoft YaHei" w:eastAsia="Microsoft YaHei"/>
+                <w:sz w:val="20"/>
               </w:rPr>
               <w:t>UC03</w:t>
             </w:r>
@@ -2172,10 +2608,10 @@
             <w:tcW w:type="dxa" w:w="2160"/>
           </w:tcPr>
           <w:p>
-            <w:r/>
             <w:r>
               <w:rPr>
-                <w:sz w:val="18"/>
+                <w:rFonts w:ascii="Microsoft YaHei" w:hAnsi="Microsoft YaHei" w:eastAsia="Microsoft YaHei"/>
+                <w:sz w:val="20"/>
               </w:rPr>
               <w:t>搜索猫咪</w:t>
             </w:r>
@@ -2186,10 +2622,10 @@
             <w:tcW w:type="dxa" w:w="2160"/>
           </w:tcPr>
           <w:p>
-            <w:r/>
             <w:r>
               <w:rPr>
-                <w:sz w:val="18"/>
+                <w:rFonts w:ascii="Microsoft YaHei" w:hAnsi="Microsoft YaHei" w:eastAsia="Microsoft YaHei"/>
+                <w:sz w:val="20"/>
               </w:rPr>
               <w:t>访客、用户</w:t>
             </w:r>
@@ -2200,10 +2636,10 @@
             <w:tcW w:type="dxa" w:w="2160"/>
           </w:tcPr>
           <w:p>
-            <w:r/>
             <w:r>
               <w:rPr>
-                <w:sz w:val="18"/>
+                <w:rFonts w:ascii="Microsoft YaHei" w:hAnsi="Microsoft YaHei" w:eastAsia="Microsoft YaHei"/>
+                <w:sz w:val="20"/>
               </w:rPr>
               <w:t>按关键词/条件搜索猫咪</w:t>
             </w:r>
@@ -2216,10 +2652,10 @@
             <w:tcW w:type="dxa" w:w="2160"/>
           </w:tcPr>
           <w:p>
-            <w:r/>
             <w:r>
               <w:rPr>
-                <w:sz w:val="18"/>
+                <w:rFonts w:ascii="Microsoft YaHei" w:hAnsi="Microsoft YaHei" w:eastAsia="Microsoft YaHei"/>
+                <w:sz w:val="20"/>
               </w:rPr>
               <w:t>UC04</w:t>
             </w:r>
@@ -2230,10 +2666,10 @@
             <w:tcW w:type="dxa" w:w="2160"/>
           </w:tcPr>
           <w:p>
-            <w:r/>
             <w:r>
               <w:rPr>
-                <w:sz w:val="18"/>
+                <w:rFonts w:ascii="Microsoft YaHei" w:hAnsi="Microsoft YaHei" w:eastAsia="Microsoft YaHei"/>
+                <w:sz w:val="20"/>
               </w:rPr>
               <w:t>查看猫咪详情</w:t>
             </w:r>
@@ -2244,10 +2680,10 @@
             <w:tcW w:type="dxa" w:w="2160"/>
           </w:tcPr>
           <w:p>
-            <w:r/>
             <w:r>
               <w:rPr>
-                <w:sz w:val="18"/>
+                <w:rFonts w:ascii="Microsoft YaHei" w:hAnsi="Microsoft YaHei" w:eastAsia="Microsoft YaHei"/>
+                <w:sz w:val="20"/>
               </w:rPr>
               <w:t>访客、用户</w:t>
             </w:r>
@@ -2258,10 +2694,10 @@
             <w:tcW w:type="dxa" w:w="2160"/>
           </w:tcPr>
           <w:p>
-            <w:r/>
             <w:r>
               <w:rPr>
-                <w:sz w:val="18"/>
+                <w:rFonts w:ascii="Microsoft YaHei" w:hAnsi="Microsoft YaHei" w:eastAsia="Microsoft YaHei"/>
+                <w:sz w:val="20"/>
               </w:rPr>
               <w:t>查看猫咪信息、照片、留言及推荐</w:t>
             </w:r>
@@ -2274,10 +2710,10 @@
             <w:tcW w:type="dxa" w:w="2160"/>
           </w:tcPr>
           <w:p>
-            <w:r/>
             <w:r>
               <w:rPr>
-                <w:sz w:val="18"/>
+                <w:rFonts w:ascii="Microsoft YaHei" w:hAnsi="Microsoft YaHei" w:eastAsia="Microsoft YaHei"/>
+                <w:sz w:val="20"/>
               </w:rPr>
               <w:t>UC05</w:t>
             </w:r>
@@ -2288,10 +2724,10 @@
             <w:tcW w:type="dxa" w:w="2160"/>
           </w:tcPr>
           <w:p>
-            <w:r/>
             <w:r>
               <w:rPr>
-                <w:sz w:val="18"/>
+                <w:rFonts w:ascii="Microsoft YaHei" w:hAnsi="Microsoft YaHei" w:eastAsia="Microsoft YaHei"/>
+                <w:sz w:val="20"/>
               </w:rPr>
               <w:t>用户登录</w:t>
             </w:r>
@@ -2302,10 +2738,10 @@
             <w:tcW w:type="dxa" w:w="2160"/>
           </w:tcPr>
           <w:p>
-            <w:r/>
             <w:r>
               <w:rPr>
-                <w:sz w:val="18"/>
+                <w:rFonts w:ascii="Microsoft YaHei" w:hAnsi="Microsoft YaHei" w:eastAsia="Microsoft YaHei"/>
+                <w:sz w:val="20"/>
               </w:rPr>
               <w:t>用户</w:t>
             </w:r>
@@ -2316,10 +2752,10 @@
             <w:tcW w:type="dxa" w:w="2160"/>
           </w:tcPr>
           <w:p>
-            <w:r/>
             <w:r>
               <w:rPr>
-                <w:sz w:val="18"/>
+                <w:rFonts w:ascii="Microsoft YaHei" w:hAnsi="Microsoft YaHei" w:eastAsia="Microsoft YaHei"/>
+                <w:sz w:val="20"/>
               </w:rPr>
               <w:t>输入用户名密码，获取 JWT Token</w:t>
             </w:r>
@@ -2332,10 +2768,10 @@
             <w:tcW w:type="dxa" w:w="2160"/>
           </w:tcPr>
           <w:p>
-            <w:r/>
             <w:r>
               <w:rPr>
-                <w:sz w:val="18"/>
+                <w:rFonts w:ascii="Microsoft YaHei" w:hAnsi="Microsoft YaHei" w:eastAsia="Microsoft YaHei"/>
+                <w:sz w:val="20"/>
               </w:rPr>
               <w:t>UC06</w:t>
             </w:r>
@@ -2346,10 +2782,10 @@
             <w:tcW w:type="dxa" w:w="2160"/>
           </w:tcPr>
           <w:p>
-            <w:r/>
             <w:r>
               <w:rPr>
-                <w:sz w:val="18"/>
+                <w:rFonts w:ascii="Microsoft YaHei" w:hAnsi="Microsoft YaHei" w:eastAsia="Microsoft YaHei"/>
+                <w:sz w:val="20"/>
               </w:rPr>
               <w:t>添加猫咪</w:t>
             </w:r>
@@ -2360,10 +2796,10 @@
             <w:tcW w:type="dxa" w:w="2160"/>
           </w:tcPr>
           <w:p>
-            <w:r/>
             <w:r>
               <w:rPr>
-                <w:sz w:val="18"/>
+                <w:rFonts w:ascii="Microsoft YaHei" w:hAnsi="Microsoft YaHei" w:eastAsia="Microsoft YaHei"/>
+                <w:sz w:val="20"/>
               </w:rPr>
               <w:t>用户</w:t>
             </w:r>
@@ -2374,10 +2810,10 @@
             <w:tcW w:type="dxa" w:w="2160"/>
           </w:tcPr>
           <w:p>
-            <w:r/>
             <w:r>
               <w:rPr>
-                <w:sz w:val="18"/>
+                <w:rFonts w:ascii="Microsoft YaHei" w:hAnsi="Microsoft YaHei" w:eastAsia="Microsoft YaHei"/>
+                <w:sz w:val="20"/>
               </w:rPr>
               <w:t>添加新的猫咪档案</w:t>
             </w:r>
@@ -2390,10 +2826,10 @@
             <w:tcW w:type="dxa" w:w="2160"/>
           </w:tcPr>
           <w:p>
-            <w:r/>
             <w:r>
               <w:rPr>
-                <w:sz w:val="18"/>
+                <w:rFonts w:ascii="Microsoft YaHei" w:hAnsi="Microsoft YaHei" w:eastAsia="Microsoft YaHei"/>
+                <w:sz w:val="20"/>
               </w:rPr>
               <w:t>UC07</w:t>
             </w:r>
@@ -2404,10 +2840,10 @@
             <w:tcW w:type="dxa" w:w="2160"/>
           </w:tcPr>
           <w:p>
-            <w:r/>
             <w:r>
               <w:rPr>
-                <w:sz w:val="18"/>
+                <w:rFonts w:ascii="Microsoft YaHei" w:hAnsi="Microsoft YaHei" w:eastAsia="Microsoft YaHei"/>
+                <w:sz w:val="20"/>
               </w:rPr>
               <w:t>编辑/删除猫咪</w:t>
             </w:r>
@@ -2418,10 +2854,10 @@
             <w:tcW w:type="dxa" w:w="2160"/>
           </w:tcPr>
           <w:p>
-            <w:r/>
             <w:r>
               <w:rPr>
-                <w:sz w:val="18"/>
+                <w:rFonts w:ascii="Microsoft YaHei" w:hAnsi="Microsoft YaHei" w:eastAsia="Microsoft YaHei"/>
+                <w:sz w:val="20"/>
               </w:rPr>
               <w:t>用户</w:t>
             </w:r>
@@ -2432,10 +2868,10 @@
             <w:tcW w:type="dxa" w:w="2160"/>
           </w:tcPr>
           <w:p>
-            <w:r/>
             <w:r>
               <w:rPr>
-                <w:sz w:val="18"/>
+                <w:rFonts w:ascii="Microsoft YaHei" w:hAnsi="Microsoft YaHei" w:eastAsia="Microsoft YaHei"/>
+                <w:sz w:val="20"/>
               </w:rPr>
               <w:t>编辑或删除自己创建的猫咪档案</w:t>
             </w:r>
@@ -2448,10 +2884,10 @@
             <w:tcW w:type="dxa" w:w="2160"/>
           </w:tcPr>
           <w:p>
-            <w:r/>
             <w:r>
               <w:rPr>
-                <w:sz w:val="18"/>
+                <w:rFonts w:ascii="Microsoft YaHei" w:hAnsi="Microsoft YaHei" w:eastAsia="Microsoft YaHei"/>
+                <w:sz w:val="20"/>
               </w:rPr>
               <w:t>UC08</w:t>
             </w:r>
@@ -2462,10 +2898,10 @@
             <w:tcW w:type="dxa" w:w="2160"/>
           </w:tcPr>
           <w:p>
-            <w:r/>
             <w:r>
               <w:rPr>
-                <w:sz w:val="18"/>
+                <w:rFonts w:ascii="Microsoft YaHei" w:hAnsi="Microsoft YaHei" w:eastAsia="Microsoft YaHei"/>
+                <w:sz w:val="20"/>
               </w:rPr>
               <w:t>上传照片</w:t>
             </w:r>
@@ -2476,10 +2912,10 @@
             <w:tcW w:type="dxa" w:w="2160"/>
           </w:tcPr>
           <w:p>
-            <w:r/>
             <w:r>
               <w:rPr>
-                <w:sz w:val="18"/>
+                <w:rFonts w:ascii="Microsoft YaHei" w:hAnsi="Microsoft YaHei" w:eastAsia="Microsoft YaHei"/>
+                <w:sz w:val="20"/>
               </w:rPr>
               <w:t>用户</w:t>
             </w:r>
@@ -2490,10 +2926,10 @@
             <w:tcW w:type="dxa" w:w="2160"/>
           </w:tcPr>
           <w:p>
-            <w:r/>
             <w:r>
               <w:rPr>
-                <w:sz w:val="18"/>
+                <w:rFonts w:ascii="Microsoft YaHei" w:hAnsi="Microsoft YaHei" w:eastAsia="Microsoft YaHei"/>
+                <w:sz w:val="20"/>
               </w:rPr>
               <w:t>上传猫咪照片（待审核）</w:t>
             </w:r>
@@ -2506,10 +2942,10 @@
             <w:tcW w:type="dxa" w:w="2160"/>
           </w:tcPr>
           <w:p>
-            <w:r/>
             <w:r>
               <w:rPr>
-                <w:sz w:val="18"/>
+                <w:rFonts w:ascii="Microsoft YaHei" w:hAnsi="Microsoft YaHei" w:eastAsia="Microsoft YaHei"/>
+                <w:sz w:val="20"/>
               </w:rPr>
               <w:t>UC09</w:t>
             </w:r>
@@ -2520,10 +2956,10 @@
             <w:tcW w:type="dxa" w:w="2160"/>
           </w:tcPr>
           <w:p>
-            <w:r/>
             <w:r>
               <w:rPr>
-                <w:sz w:val="18"/>
+                <w:rFonts w:ascii="Microsoft YaHei" w:hAnsi="Microsoft YaHei" w:eastAsia="Microsoft YaHei"/>
+                <w:sz w:val="20"/>
               </w:rPr>
               <w:t>点赞照片</w:t>
             </w:r>
@@ -2534,10 +2970,10 @@
             <w:tcW w:type="dxa" w:w="2160"/>
           </w:tcPr>
           <w:p>
-            <w:r/>
             <w:r>
               <w:rPr>
-                <w:sz w:val="18"/>
+                <w:rFonts w:ascii="Microsoft YaHei" w:hAnsi="Microsoft YaHei" w:eastAsia="Microsoft YaHei"/>
+                <w:sz w:val="20"/>
               </w:rPr>
               <w:t>用户</w:t>
             </w:r>
@@ -2548,10 +2984,10 @@
             <w:tcW w:type="dxa" w:w="2160"/>
           </w:tcPr>
           <w:p>
-            <w:r/>
             <w:r>
               <w:rPr>
-                <w:sz w:val="18"/>
+                <w:rFonts w:ascii="Microsoft YaHei" w:hAnsi="Microsoft YaHei" w:eastAsia="Microsoft YaHei"/>
+                <w:sz w:val="20"/>
               </w:rPr>
               <w:t>对已审核通过的照片点赞/取消</w:t>
             </w:r>
@@ -2564,10 +3000,10 @@
             <w:tcW w:type="dxa" w:w="2160"/>
           </w:tcPr>
           <w:p>
-            <w:r/>
             <w:r>
               <w:rPr>
-                <w:sz w:val="18"/>
+                <w:rFonts w:ascii="Microsoft YaHei" w:hAnsi="Microsoft YaHei" w:eastAsia="Microsoft YaHei"/>
+                <w:sz w:val="20"/>
               </w:rPr>
               <w:t>UC10</w:t>
             </w:r>
@@ -2578,10 +3014,10 @@
             <w:tcW w:type="dxa" w:w="2160"/>
           </w:tcPr>
           <w:p>
-            <w:r/>
             <w:r>
               <w:rPr>
-                <w:sz w:val="18"/>
+                <w:rFonts w:ascii="Microsoft YaHei" w:hAnsi="Microsoft YaHei" w:eastAsia="Microsoft YaHei"/>
+                <w:sz w:val="20"/>
               </w:rPr>
               <w:t>发表评论</w:t>
             </w:r>
@@ -2592,10 +3028,10 @@
             <w:tcW w:type="dxa" w:w="2160"/>
           </w:tcPr>
           <w:p>
-            <w:r/>
             <w:r>
               <w:rPr>
-                <w:sz w:val="18"/>
+                <w:rFonts w:ascii="Microsoft YaHei" w:hAnsi="Microsoft YaHei" w:eastAsia="Microsoft YaHei"/>
+                <w:sz w:val="20"/>
               </w:rPr>
               <w:t>用户</w:t>
             </w:r>
@@ -2606,10 +3042,10 @@
             <w:tcW w:type="dxa" w:w="2160"/>
           </w:tcPr>
           <w:p>
-            <w:r/>
             <w:r>
               <w:rPr>
-                <w:sz w:val="18"/>
+                <w:rFonts w:ascii="Microsoft YaHei" w:hAnsi="Microsoft YaHei" w:eastAsia="Microsoft YaHei"/>
+                <w:sz w:val="20"/>
               </w:rPr>
               <w:t>在猫咪详情页发表留言评论</w:t>
             </w:r>
@@ -2622,10 +3058,10 @@
             <w:tcW w:type="dxa" w:w="2160"/>
           </w:tcPr>
           <w:p>
-            <w:r/>
             <w:r>
               <w:rPr>
-                <w:sz w:val="18"/>
+                <w:rFonts w:ascii="Microsoft YaHei" w:hAnsi="Microsoft YaHei" w:eastAsia="Microsoft YaHei"/>
+                <w:sz w:val="20"/>
               </w:rPr>
               <w:t>UC11</w:t>
             </w:r>
@@ -2636,10 +3072,10 @@
             <w:tcW w:type="dxa" w:w="2160"/>
           </w:tcPr>
           <w:p>
-            <w:r/>
             <w:r>
               <w:rPr>
-                <w:sz w:val="18"/>
+                <w:rFonts w:ascii="Microsoft YaHei" w:hAnsi="Microsoft YaHei" w:eastAsia="Microsoft YaHei"/>
+                <w:sz w:val="20"/>
               </w:rPr>
               <w:t>关注猫咪</w:t>
             </w:r>
@@ -2650,10 +3086,10 @@
             <w:tcW w:type="dxa" w:w="2160"/>
           </w:tcPr>
           <w:p>
-            <w:r/>
             <w:r>
               <w:rPr>
-                <w:sz w:val="18"/>
+                <w:rFonts w:ascii="Microsoft YaHei" w:hAnsi="Microsoft YaHei" w:eastAsia="Microsoft YaHei"/>
+                <w:sz w:val="20"/>
               </w:rPr>
               <w:t>用户</w:t>
             </w:r>
@@ -2664,10 +3100,10 @@
             <w:tcW w:type="dxa" w:w="2160"/>
           </w:tcPr>
           <w:p>
-            <w:r/>
             <w:r>
               <w:rPr>
-                <w:sz w:val="18"/>
+                <w:rFonts w:ascii="Microsoft YaHei" w:hAnsi="Microsoft YaHei" w:eastAsia="Microsoft YaHei"/>
+                <w:sz w:val="20"/>
               </w:rPr>
               <w:t>关注/取消关注猫咪</w:t>
             </w:r>
@@ -2680,10 +3116,10 @@
             <w:tcW w:type="dxa" w:w="2160"/>
           </w:tcPr>
           <w:p>
-            <w:r/>
             <w:r>
               <w:rPr>
-                <w:sz w:val="18"/>
+                <w:rFonts w:ascii="Microsoft YaHei" w:hAnsi="Microsoft YaHei" w:eastAsia="Microsoft YaHei"/>
+                <w:sz w:val="20"/>
               </w:rPr>
               <w:t>UC12</w:t>
             </w:r>
@@ -2694,10 +3130,10 @@
             <w:tcW w:type="dxa" w:w="2160"/>
           </w:tcPr>
           <w:p>
-            <w:r/>
             <w:r>
               <w:rPr>
-                <w:sz w:val="18"/>
+                <w:rFonts w:ascii="Microsoft YaHei" w:hAnsi="Microsoft YaHei" w:eastAsia="Microsoft YaHei"/>
+                <w:sz w:val="20"/>
               </w:rPr>
               <w:t>猫友评分</w:t>
             </w:r>
@@ -2708,10 +3144,10 @@
             <w:tcW w:type="dxa" w:w="2160"/>
           </w:tcPr>
           <w:p>
-            <w:r/>
             <w:r>
               <w:rPr>
-                <w:sz w:val="18"/>
+                <w:rFonts w:ascii="Microsoft YaHei" w:hAnsi="Microsoft YaHei" w:eastAsia="Microsoft YaHei"/>
+                <w:sz w:val="20"/>
               </w:rPr>
               <w:t>用户</w:t>
             </w:r>
@@ -2722,10 +3158,10 @@
             <w:tcW w:type="dxa" w:w="2160"/>
           </w:tcPr>
           <w:p>
-            <w:r/>
             <w:r>
               <w:rPr>
-                <w:sz w:val="18"/>
+                <w:rFonts w:ascii="Microsoft YaHei" w:hAnsi="Microsoft YaHei" w:eastAsia="Microsoft YaHei"/>
+                <w:sz w:val="20"/>
               </w:rPr>
               <w:t>从五个维度对猫咪进行 1-5 星评分</w:t>
             </w:r>
@@ -2738,10 +3174,10 @@
             <w:tcW w:type="dxa" w:w="2160"/>
           </w:tcPr>
           <w:p>
-            <w:r/>
             <w:r>
               <w:rPr>
-                <w:sz w:val="18"/>
+                <w:rFonts w:ascii="Microsoft YaHei" w:hAnsi="Microsoft YaHei" w:eastAsia="Microsoft YaHei"/>
+                <w:sz w:val="20"/>
               </w:rPr>
               <w:t>UC13</w:t>
             </w:r>
@@ -2752,10 +3188,10 @@
             <w:tcW w:type="dxa" w:w="2160"/>
           </w:tcPr>
           <w:p>
-            <w:r/>
             <w:r>
               <w:rPr>
-                <w:sz w:val="18"/>
+                <w:rFonts w:ascii="Microsoft YaHei" w:hAnsi="Microsoft YaHei" w:eastAsia="Microsoft YaHei"/>
+                <w:sz w:val="20"/>
               </w:rPr>
               <w:t>管理个人信息</w:t>
             </w:r>
@@ -2766,10 +3202,10 @@
             <w:tcW w:type="dxa" w:w="2160"/>
           </w:tcPr>
           <w:p>
-            <w:r/>
             <w:r>
               <w:rPr>
-                <w:sz w:val="18"/>
+                <w:rFonts w:ascii="Microsoft YaHei" w:hAnsi="Microsoft YaHei" w:eastAsia="Microsoft YaHei"/>
+                <w:sz w:val="20"/>
               </w:rPr>
               <w:t>用户</w:t>
             </w:r>
@@ -2780,10 +3216,10 @@
             <w:tcW w:type="dxa" w:w="2160"/>
           </w:tcPr>
           <w:p>
-            <w:r/>
             <w:r>
               <w:rPr>
-                <w:sz w:val="18"/>
+                <w:rFonts w:ascii="Microsoft YaHei" w:hAnsi="Microsoft YaHei" w:eastAsia="Microsoft YaHei"/>
+                <w:sz w:val="20"/>
               </w:rPr>
               <w:t>查看和更新个人资料、头像</w:t>
             </w:r>
@@ -2796,10 +3232,10 @@
             <w:tcW w:type="dxa" w:w="2160"/>
           </w:tcPr>
           <w:p>
-            <w:r/>
             <w:r>
               <w:rPr>
-                <w:sz w:val="18"/>
+                <w:rFonts w:ascii="Microsoft YaHei" w:hAnsi="Microsoft YaHei" w:eastAsia="Microsoft YaHei"/>
+                <w:sz w:val="20"/>
               </w:rPr>
               <w:t>UC14</w:t>
             </w:r>
@@ -2810,10 +3246,10 @@
             <w:tcW w:type="dxa" w:w="2160"/>
           </w:tcPr>
           <w:p>
-            <w:r/>
             <w:r>
               <w:rPr>
-                <w:sz w:val="18"/>
+                <w:rFonts w:ascii="Microsoft YaHei" w:hAnsi="Microsoft YaHei" w:eastAsia="Microsoft YaHei"/>
+                <w:sz w:val="20"/>
               </w:rPr>
               <w:t>审核照片</w:t>
             </w:r>
@@ -2824,10 +3260,10 @@
             <w:tcW w:type="dxa" w:w="2160"/>
           </w:tcPr>
           <w:p>
-            <w:r/>
             <w:r>
               <w:rPr>
-                <w:sz w:val="18"/>
+                <w:rFonts w:ascii="Microsoft YaHei" w:hAnsi="Microsoft YaHei" w:eastAsia="Microsoft YaHei"/>
+                <w:sz w:val="20"/>
               </w:rPr>
               <w:t>管理员</w:t>
             </w:r>
@@ -2838,10 +3274,10 @@
             <w:tcW w:type="dxa" w:w="2160"/>
           </w:tcPr>
           <w:p>
-            <w:r/>
             <w:r>
               <w:rPr>
-                <w:sz w:val="18"/>
+                <w:rFonts w:ascii="Microsoft YaHei" w:hAnsi="Microsoft YaHei" w:eastAsia="Microsoft YaHei"/>
+                <w:sz w:val="20"/>
               </w:rPr>
               <w:t>审核通过或拒绝用户上传的照片</w:t>
             </w:r>
@@ -2854,10 +3290,10 @@
             <w:tcW w:type="dxa" w:w="2160"/>
           </w:tcPr>
           <w:p>
-            <w:r/>
             <w:r>
               <w:rPr>
-                <w:sz w:val="18"/>
+                <w:rFonts w:ascii="Microsoft YaHei" w:hAnsi="Microsoft YaHei" w:eastAsia="Microsoft YaHei"/>
+                <w:sz w:val="20"/>
               </w:rPr>
               <w:t>UC15</w:t>
             </w:r>
@@ -2868,10 +3304,10 @@
             <w:tcW w:type="dxa" w:w="2160"/>
           </w:tcPr>
           <w:p>
-            <w:r/>
             <w:r>
               <w:rPr>
-                <w:sz w:val="18"/>
+                <w:rFonts w:ascii="Microsoft YaHei" w:hAnsi="Microsoft YaHei" w:eastAsia="Microsoft YaHei"/>
+                <w:sz w:val="20"/>
               </w:rPr>
               <w:t>删除评论</w:t>
             </w:r>
@@ -2882,10 +3318,10 @@
             <w:tcW w:type="dxa" w:w="2160"/>
           </w:tcPr>
           <w:p>
-            <w:r/>
             <w:r>
               <w:rPr>
-                <w:sz w:val="18"/>
+                <w:rFonts w:ascii="Microsoft YaHei" w:hAnsi="Microsoft YaHei" w:eastAsia="Microsoft YaHei"/>
+                <w:sz w:val="20"/>
               </w:rPr>
               <w:t>管理员</w:t>
             </w:r>
@@ -2896,10 +3332,10 @@
             <w:tcW w:type="dxa" w:w="2160"/>
           </w:tcPr>
           <w:p>
-            <w:r/>
             <w:r>
               <w:rPr>
-                <w:sz w:val="18"/>
+                <w:rFonts w:ascii="Microsoft YaHei" w:hAnsi="Microsoft YaHei" w:eastAsia="Microsoft YaHei"/>
+                <w:sz w:val="20"/>
               </w:rPr>
               <w:t>删除违规评论</w:t>
             </w:r>
@@ -2912,10 +3348,10 @@
             <w:tcW w:type="dxa" w:w="2160"/>
           </w:tcPr>
           <w:p>
-            <w:r/>
             <w:r>
               <w:rPr>
-                <w:sz w:val="18"/>
+                <w:rFonts w:ascii="Microsoft YaHei" w:hAnsi="Microsoft YaHei" w:eastAsia="Microsoft YaHei"/>
+                <w:sz w:val="20"/>
               </w:rPr>
               <w:t>UC16</w:t>
             </w:r>
@@ -2926,10 +3362,10 @@
             <w:tcW w:type="dxa" w:w="2160"/>
           </w:tcPr>
           <w:p>
-            <w:r/>
             <w:r>
               <w:rPr>
-                <w:sz w:val="18"/>
+                <w:rFonts w:ascii="Microsoft YaHei" w:hAnsi="Microsoft YaHei" w:eastAsia="Microsoft YaHei"/>
+                <w:sz w:val="20"/>
               </w:rPr>
               <w:t>管理任意猫咪档案</w:t>
             </w:r>
@@ -2940,10 +3376,10 @@
             <w:tcW w:type="dxa" w:w="2160"/>
           </w:tcPr>
           <w:p>
-            <w:r/>
             <w:r>
               <w:rPr>
-                <w:sz w:val="18"/>
+                <w:rFonts w:ascii="Microsoft YaHei" w:hAnsi="Microsoft YaHei" w:eastAsia="Microsoft YaHei"/>
+                <w:sz w:val="20"/>
               </w:rPr>
               <w:t>管理员</w:t>
             </w:r>
@@ -2954,10 +3390,10 @@
             <w:tcW w:type="dxa" w:w="2160"/>
           </w:tcPr>
           <w:p>
-            <w:r/>
             <w:r>
               <w:rPr>
-                <w:sz w:val="18"/>
+                <w:rFonts w:ascii="Microsoft YaHei" w:hAnsi="Microsoft YaHei" w:eastAsia="Microsoft YaHei"/>
+                <w:sz w:val="20"/>
               </w:rPr>
               <w:t>编辑或删除任意猫咪档案</w:t>
             </w:r>
@@ -2982,6 +3418,28 @@
         <w:t>3.3.1 功能划分</w:t>
       </w:r>
     </w:p>
+    <w:p>
+      <w:r>
+        <w:rPr>
+          <w:rFonts w:ascii="Microsoft YaHei" w:hAnsi="Microsoft YaHei" w:eastAsia="Microsoft YaHei"/>
+          <w:sz w:val="22"/>
+        </w:rPr>
+      </w:r>
+      <w:r>
+        <w:rPr>
+          <w:rFonts w:ascii="Microsoft YaHei" w:hAnsi="Microsoft YaHei" w:eastAsia="Microsoft YaHei"/>
+          <w:b/>
+          <w:sz w:val="22"/>
+        </w:rPr>
+        <w:t>表7 功能划分</w:t>
+      </w:r>
+      <w:r>
+        <w:rPr>
+          <w:rFonts w:ascii="Microsoft YaHei" w:hAnsi="Microsoft YaHei" w:eastAsia="Microsoft YaHei"/>
+          <w:sz w:val="22"/>
+        </w:rPr>
+      </w:r>
+    </w:p>
     <w:tbl>
       <w:tblPr>
         <w:tblStyle w:val="TableGrid"/>
@@ -2998,14 +3456,13 @@
         <w:tc>
           <w:tcPr>
             <w:tcW w:type="dxa" w:w="2880"/>
-            <w:shd w:fill="D9E2F3" w:val="clear"/>
           </w:tcPr>
           <w:p>
-            <w:r/>
             <w:r>
               <w:rPr>
+                <w:rFonts w:ascii="Microsoft YaHei" w:hAnsi="Microsoft YaHei" w:eastAsia="Microsoft YaHei"/>
                 <w:b/>
-                <w:sz w:val="18"/>
+                <w:sz w:val="20"/>
               </w:rPr>
               <w:t>功能编号</w:t>
             </w:r>
@@ -3014,14 +3471,13 @@
         <w:tc>
           <w:tcPr>
             <w:tcW w:type="dxa" w:w="2880"/>
-            <w:shd w:fill="D9E2F3" w:val="clear"/>
           </w:tcPr>
           <w:p>
-            <w:r/>
             <w:r>
               <w:rPr>
+                <w:rFonts w:ascii="Microsoft YaHei" w:hAnsi="Microsoft YaHei" w:eastAsia="Microsoft YaHei"/>
                 <w:b/>
-                <w:sz w:val="18"/>
+                <w:sz w:val="20"/>
               </w:rPr>
               <w:t>功能模块</w:t>
             </w:r>
@@ -3030,14 +3486,13 @@
         <w:tc>
           <w:tcPr>
             <w:tcW w:type="dxa" w:w="2880"/>
-            <w:shd w:fill="D9E2F3" w:val="clear"/>
           </w:tcPr>
           <w:p>
-            <w:r/>
             <w:r>
               <w:rPr>
+                <w:rFonts w:ascii="Microsoft YaHei" w:hAnsi="Microsoft YaHei" w:eastAsia="Microsoft YaHei"/>
                 <w:b/>
-                <w:sz w:val="18"/>
+                <w:sz w:val="20"/>
               </w:rPr>
               <w:t>功能描述</w:t>
             </w:r>
@@ -3050,10 +3505,10 @@
             <w:tcW w:type="dxa" w:w="2880"/>
           </w:tcPr>
           <w:p>
-            <w:r/>
             <w:r>
               <w:rPr>
-                <w:sz w:val="18"/>
+                <w:rFonts w:ascii="Microsoft YaHei" w:hAnsi="Microsoft YaHei" w:eastAsia="Microsoft YaHei"/>
+                <w:sz w:val="20"/>
               </w:rPr>
               <w:t>F1</w:t>
             </w:r>
@@ -3064,10 +3519,10 @@
             <w:tcW w:type="dxa" w:w="2880"/>
           </w:tcPr>
           <w:p>
-            <w:r/>
             <w:r>
               <w:rPr>
-                <w:sz w:val="18"/>
+                <w:rFonts w:ascii="Microsoft YaHei" w:hAnsi="Microsoft YaHei" w:eastAsia="Microsoft YaHei"/>
+                <w:sz w:val="20"/>
               </w:rPr>
               <w:t>用户注册登录</w:t>
             </w:r>
@@ -3078,10 +3533,10 @@
             <w:tcW w:type="dxa" w:w="2880"/>
           </w:tcPr>
           <w:p>
-            <w:r/>
             <w:r>
               <w:rPr>
-                <w:sz w:val="18"/>
+                <w:rFonts w:ascii="Microsoft YaHei" w:hAnsi="Microsoft YaHei" w:eastAsia="Microsoft YaHei"/>
+                <w:sz w:val="20"/>
               </w:rPr>
               <w:t>用户注册账号、登录、退出登录；角色体系支持三级权限</w:t>
             </w:r>
@@ -3094,10 +3549,10 @@
             <w:tcW w:type="dxa" w:w="2880"/>
           </w:tcPr>
           <w:p>
-            <w:r/>
             <w:r>
               <w:rPr>
-                <w:sz w:val="18"/>
+                <w:rFonts w:ascii="Microsoft YaHei" w:hAnsi="Microsoft YaHei" w:eastAsia="Microsoft YaHei"/>
+                <w:sz w:val="20"/>
               </w:rPr>
               <w:t>F2</w:t>
             </w:r>
@@ -3108,10 +3563,10 @@
             <w:tcW w:type="dxa" w:w="2880"/>
           </w:tcPr>
           <w:p>
-            <w:r/>
             <w:r>
               <w:rPr>
-                <w:sz w:val="18"/>
+                <w:rFonts w:ascii="Microsoft YaHei" w:hAnsi="Microsoft YaHei" w:eastAsia="Microsoft YaHei"/>
+                <w:sz w:val="20"/>
               </w:rPr>
               <w:t>猫咪信息管理</w:t>
             </w:r>
@@ -3122,10 +3577,10 @@
             <w:tcW w:type="dxa" w:w="2880"/>
           </w:tcPr>
           <w:p>
-            <w:r/>
             <w:r>
               <w:rPr>
-                <w:sz w:val="18"/>
+                <w:rFonts w:ascii="Microsoft YaHei" w:hAnsi="Microsoft YaHei" w:eastAsia="Microsoft YaHei"/>
+                <w:sz w:val="20"/>
               </w:rPr>
               <w:t>添加/编辑/删除猫咪档案（包含父母/好友关系字段）</w:t>
             </w:r>
@@ -3138,10 +3593,10 @@
             <w:tcW w:type="dxa" w:w="2880"/>
           </w:tcPr>
           <w:p>
-            <w:r/>
             <w:r>
               <w:rPr>
-                <w:sz w:val="18"/>
+                <w:rFonts w:ascii="Microsoft YaHei" w:hAnsi="Microsoft YaHei" w:eastAsia="Microsoft YaHei"/>
+                <w:sz w:val="20"/>
               </w:rPr>
               <w:t>F3</w:t>
             </w:r>
@@ -3152,10 +3607,10 @@
             <w:tcW w:type="dxa" w:w="2880"/>
           </w:tcPr>
           <w:p>
-            <w:r/>
             <w:r>
               <w:rPr>
-                <w:sz w:val="18"/>
+                <w:rFonts w:ascii="Microsoft YaHei" w:hAnsi="Microsoft YaHei" w:eastAsia="Microsoft YaHei"/>
+                <w:sz w:val="20"/>
               </w:rPr>
               <w:t>猫咪浏览搜索</w:t>
             </w:r>
@@ -3166,10 +3621,10 @@
             <w:tcW w:type="dxa" w:w="2880"/>
           </w:tcPr>
           <w:p>
-            <w:r/>
             <w:r>
               <w:rPr>
-                <w:sz w:val="18"/>
+                <w:rFonts w:ascii="Microsoft YaHei" w:hAnsi="Microsoft YaHei" w:eastAsia="Microsoft YaHei"/>
+                <w:sz w:val="20"/>
               </w:rPr>
               <w:t>浏览猫咪列表（支持状态 Tab 分类和毛色分类浏览）、按关键词搜索、按条件筛选、查看猫咪详情</w:t>
             </w:r>
@@ -3182,10 +3637,10 @@
             <w:tcW w:type="dxa" w:w="2880"/>
           </w:tcPr>
           <w:p>
-            <w:r/>
             <w:r>
               <w:rPr>
-                <w:sz w:val="18"/>
+                <w:rFonts w:ascii="Microsoft YaHei" w:hAnsi="Microsoft YaHei" w:eastAsia="Microsoft YaHei"/>
+                <w:sz w:val="20"/>
               </w:rPr>
               <w:t>F4</w:t>
             </w:r>
@@ -3196,10 +3651,10 @@
             <w:tcW w:type="dxa" w:w="2880"/>
           </w:tcPr>
           <w:p>
-            <w:r/>
             <w:r>
               <w:rPr>
-                <w:sz w:val="18"/>
+                <w:rFonts w:ascii="Microsoft YaHei" w:hAnsi="Microsoft YaHei" w:eastAsia="Microsoft YaHei"/>
+                <w:sz w:val="20"/>
               </w:rPr>
               <w:t>猫咪详情展示</w:t>
             </w:r>
@@ -3210,10 +3665,10 @@
             <w:tcW w:type="dxa" w:w="2880"/>
           </w:tcPr>
           <w:p>
-            <w:r/>
             <w:r>
               <w:rPr>
-                <w:sz w:val="18"/>
+                <w:rFonts w:ascii="Microsoft YaHei" w:hAnsi="Microsoft YaHei" w:eastAsia="Microsoft YaHei"/>
+                <w:sz w:val="20"/>
               </w:rPr>
               <w:t>展示猫咪信息、照片、留言、评分、关注状态；展示相似猫咪推荐</w:t>
             </w:r>
@@ -3226,10 +3681,10 @@
             <w:tcW w:type="dxa" w:w="2880"/>
           </w:tcPr>
           <w:p>
-            <w:r/>
             <w:r>
               <w:rPr>
-                <w:sz w:val="18"/>
+                <w:rFonts w:ascii="Microsoft YaHei" w:hAnsi="Microsoft YaHei" w:eastAsia="Microsoft YaHei"/>
+                <w:sz w:val="20"/>
               </w:rPr>
               <w:t>F5</w:t>
             </w:r>
@@ -3240,10 +3695,10 @@
             <w:tcW w:type="dxa" w:w="2880"/>
           </w:tcPr>
           <w:p>
-            <w:r/>
             <w:r>
               <w:rPr>
-                <w:sz w:val="18"/>
+                <w:rFonts w:ascii="Microsoft YaHei" w:hAnsi="Microsoft YaHei" w:eastAsia="Microsoft YaHei"/>
+                <w:sz w:val="20"/>
               </w:rPr>
               <w:t>照片管理</w:t>
             </w:r>
@@ -3254,10 +3709,10 @@
             <w:tcW w:type="dxa" w:w="2880"/>
           </w:tcPr>
           <w:p>
-            <w:r/>
             <w:r>
               <w:rPr>
-                <w:sz w:val="18"/>
+                <w:rFonts w:ascii="Microsoft YaHei" w:hAnsi="Microsoft YaHei" w:eastAsia="Microsoft YaHei"/>
+                <w:sz w:val="20"/>
               </w:rPr>
               <w:t>上传、审核、查看、删除照片；照片点赞</w:t>
             </w:r>
@@ -3270,10 +3725,10 @@
             <w:tcW w:type="dxa" w:w="2880"/>
           </w:tcPr>
           <w:p>
-            <w:r/>
             <w:r>
               <w:rPr>
-                <w:sz w:val="18"/>
+                <w:rFonts w:ascii="Microsoft YaHei" w:hAnsi="Microsoft YaHei" w:eastAsia="Microsoft YaHei"/>
+                <w:sz w:val="20"/>
               </w:rPr>
               <w:t>F6</w:t>
             </w:r>
@@ -3284,10 +3739,10 @@
             <w:tcW w:type="dxa" w:w="2880"/>
           </w:tcPr>
           <w:p>
-            <w:r/>
             <w:r>
               <w:rPr>
-                <w:sz w:val="18"/>
+                <w:rFonts w:ascii="Microsoft YaHei" w:hAnsi="Microsoft YaHei" w:eastAsia="Microsoft YaHei"/>
+                <w:sz w:val="20"/>
               </w:rPr>
               <w:t>留言评论</w:t>
             </w:r>
@@ -3298,10 +3753,10 @@
             <w:tcW w:type="dxa" w:w="2880"/>
           </w:tcPr>
           <w:p>
-            <w:r/>
             <w:r>
               <w:rPr>
-                <w:sz w:val="18"/>
+                <w:rFonts w:ascii="Microsoft YaHei" w:hAnsi="Microsoft YaHei" w:eastAsia="Microsoft YaHei"/>
+                <w:sz w:val="20"/>
               </w:rPr>
               <w:t>发表、查看、删除留言</w:t>
             </w:r>
@@ -3314,10 +3769,10 @@
             <w:tcW w:type="dxa" w:w="2880"/>
           </w:tcPr>
           <w:p>
-            <w:r/>
             <w:r>
               <w:rPr>
-                <w:sz w:val="18"/>
+                <w:rFonts w:ascii="Microsoft YaHei" w:hAnsi="Microsoft YaHei" w:eastAsia="Microsoft YaHei"/>
+                <w:sz w:val="20"/>
               </w:rPr>
               <w:t>F7</w:t>
             </w:r>
@@ -3328,10 +3783,10 @@
             <w:tcW w:type="dxa" w:w="2880"/>
           </w:tcPr>
           <w:p>
-            <w:r/>
             <w:r>
               <w:rPr>
-                <w:sz w:val="18"/>
+                <w:rFonts w:ascii="Microsoft YaHei" w:hAnsi="Microsoft YaHei" w:eastAsia="Microsoft YaHei"/>
+                <w:sz w:val="20"/>
               </w:rPr>
               <w:t>相似推荐（核心算法）</w:t>
             </w:r>
@@ -3342,10 +3797,10 @@
             <w:tcW w:type="dxa" w:w="2880"/>
           </w:tcPr>
           <w:p>
-            <w:r/>
             <w:r>
               <w:rPr>
-                <w:sz w:val="18"/>
+                <w:rFonts w:ascii="Microsoft YaHei" w:hAnsi="Microsoft YaHei" w:eastAsia="Microsoft YaHei"/>
+                <w:sz w:val="20"/>
               </w:rPr>
               <w:t>基于余弦相似度计算猫咪之间的相似度，融合热度因子推荐相似猫咪</w:t>
             </w:r>
@@ -3358,10 +3813,10 @@
             <w:tcW w:type="dxa" w:w="2880"/>
           </w:tcPr>
           <w:p>
-            <w:r/>
             <w:r>
               <w:rPr>
-                <w:sz w:val="18"/>
+                <w:rFonts w:ascii="Microsoft YaHei" w:hAnsi="Microsoft YaHei" w:eastAsia="Microsoft YaHei"/>
+                <w:sz w:val="20"/>
               </w:rPr>
               <w:t>F8</w:t>
             </w:r>
@@ -3372,10 +3827,10 @@
             <w:tcW w:type="dxa" w:w="2880"/>
           </w:tcPr>
           <w:p>
-            <w:r/>
             <w:r>
               <w:rPr>
-                <w:sz w:val="18"/>
+                <w:rFonts w:ascii="Microsoft YaHei" w:hAnsi="Microsoft YaHei" w:eastAsia="Microsoft YaHei"/>
+                <w:sz w:val="20"/>
               </w:rPr>
               <w:t>行为日志</w:t>
             </w:r>
@@ -3386,10 +3841,10 @@
             <w:tcW w:type="dxa" w:w="2880"/>
           </w:tcPr>
           <w:p>
-            <w:r/>
             <w:r>
               <w:rPr>
-                <w:sz w:val="18"/>
+                <w:rFonts w:ascii="Microsoft YaHei" w:hAnsi="Microsoft YaHei" w:eastAsia="Microsoft YaHei"/>
+                <w:sz w:val="20"/>
               </w:rPr>
               <w:t>记录用户浏览、搜索、点赞、评分等行为</w:t>
             </w:r>
@@ -3402,10 +3857,10 @@
             <w:tcW w:type="dxa" w:w="2880"/>
           </w:tcPr>
           <w:p>
-            <w:r/>
             <w:r>
               <w:rPr>
-                <w:sz w:val="18"/>
+                <w:rFonts w:ascii="Microsoft YaHei" w:hAnsi="Microsoft YaHei" w:eastAsia="Microsoft YaHei"/>
+                <w:sz w:val="20"/>
               </w:rPr>
               <w:t>F9</w:t>
             </w:r>
@@ -3416,10 +3871,10 @@
             <w:tcW w:type="dxa" w:w="2880"/>
           </w:tcPr>
           <w:p>
-            <w:r/>
             <w:r>
               <w:rPr>
-                <w:sz w:val="18"/>
+                <w:rFonts w:ascii="Microsoft YaHei" w:hAnsi="Microsoft YaHei" w:eastAsia="Microsoft YaHei"/>
+                <w:sz w:val="20"/>
               </w:rPr>
               <w:t>关注猫咪</w:t>
             </w:r>
@@ -3430,10 +3885,10 @@
             <w:tcW w:type="dxa" w:w="2880"/>
           </w:tcPr>
           <w:p>
-            <w:r/>
             <w:r>
               <w:rPr>
-                <w:sz w:val="18"/>
+                <w:rFonts w:ascii="Microsoft YaHei" w:hAnsi="Microsoft YaHei" w:eastAsia="Microsoft YaHei"/>
+                <w:sz w:val="20"/>
               </w:rPr>
               <w:t>用户关注/取消关注猫咪，查看已关注列表</w:t>
             </w:r>
@@ -3446,10 +3901,10 @@
             <w:tcW w:type="dxa" w:w="2880"/>
           </w:tcPr>
           <w:p>
-            <w:r/>
             <w:r>
               <w:rPr>
-                <w:sz w:val="18"/>
+                <w:rFonts w:ascii="Microsoft YaHei" w:hAnsi="Microsoft YaHei" w:eastAsia="Microsoft YaHei"/>
+                <w:sz w:val="20"/>
               </w:rPr>
               <w:t>F10</w:t>
             </w:r>
@@ -3460,10 +3915,10 @@
             <w:tcW w:type="dxa" w:w="2880"/>
           </w:tcPr>
           <w:p>
-            <w:r/>
             <w:r>
               <w:rPr>
-                <w:sz w:val="18"/>
+                <w:rFonts w:ascii="Microsoft YaHei" w:hAnsi="Microsoft YaHei" w:eastAsia="Microsoft YaHei"/>
+                <w:sz w:val="20"/>
               </w:rPr>
               <w:t>猫友评分</w:t>
             </w:r>
@@ -3474,10 +3929,10 @@
             <w:tcW w:type="dxa" w:w="2880"/>
           </w:tcPr>
           <w:p>
-            <w:r/>
             <w:r>
               <w:rPr>
-                <w:sz w:val="18"/>
+                <w:rFonts w:ascii="Microsoft YaHei" w:hAnsi="Microsoft YaHei" w:eastAsia="Microsoft YaHei"/>
+                <w:sz w:val="20"/>
               </w:rPr>
               <w:t>用户从五个维度（猫德、颜值、社交、干饭、活力）各给 1-5 星评分，统计平均分和评分人数</w:t>
             </w:r>
@@ -3495,11 +3950,12 @@
       </w:r>
     </w:p>
     <w:p>
-      <w:pPr>
-        <w:pStyle w:val="Heading5"/>
-      </w:pPr>
       <w:r>
-        <w:t>F1 用户注册登录</w:t>
+        <w:rPr>
+          <w:rFonts w:ascii="Microsoft YaHei" w:hAnsi="Microsoft YaHei" w:eastAsia="Microsoft YaHei"/>
+          <w:sz w:val="22"/>
+        </w:rPr>
+        <w:t>##### F1 用户注册登录</w:t>
       </w:r>
     </w:p>
     <w:tbl>
@@ -3517,14 +3973,13 @@
         <w:tc>
           <w:tcPr>
             <w:tcW w:type="dxa" w:w="4320"/>
-            <w:shd w:fill="D9E2F3" w:val="clear"/>
           </w:tcPr>
           <w:p>
-            <w:r/>
             <w:r>
               <w:rPr>
+                <w:rFonts w:ascii="Microsoft YaHei" w:hAnsi="Microsoft YaHei" w:eastAsia="Microsoft YaHei"/>
                 <w:b/>
-                <w:sz w:val="18"/>
+                <w:sz w:val="20"/>
               </w:rPr>
               <w:t>项目</w:t>
             </w:r>
@@ -3533,14 +3988,13 @@
         <w:tc>
           <w:tcPr>
             <w:tcW w:type="dxa" w:w="4320"/>
-            <w:shd w:fill="D9E2F3" w:val="clear"/>
           </w:tcPr>
           <w:p>
-            <w:r/>
             <w:r>
               <w:rPr>
+                <w:rFonts w:ascii="Microsoft YaHei" w:hAnsi="Microsoft YaHei" w:eastAsia="Microsoft YaHei"/>
                 <w:b/>
-                <w:sz w:val="18"/>
+                <w:sz w:val="20"/>
               </w:rPr>
               <w:t>说明</w:t>
             </w:r>
@@ -3553,10 +4007,10 @@
             <w:tcW w:type="dxa" w:w="4320"/>
           </w:tcPr>
           <w:p>
-            <w:r/>
             <w:r>
               <w:rPr>
-                <w:sz w:val="18"/>
+                <w:rFonts w:ascii="Microsoft YaHei" w:hAnsi="Microsoft YaHei" w:eastAsia="Microsoft YaHei"/>
+                <w:sz w:val="20"/>
               </w:rPr>
               <w:t>输入</w:t>
             </w:r>
@@ -3567,10 +4021,10 @@
             <w:tcW w:type="dxa" w:w="4320"/>
           </w:tcPr>
           <w:p>
-            <w:r/>
             <w:r>
               <w:rPr>
-                <w:sz w:val="18"/>
+                <w:rFonts w:ascii="Microsoft YaHei" w:hAnsi="Microsoft YaHei" w:eastAsia="Microsoft YaHei"/>
+                <w:sz w:val="20"/>
               </w:rPr>
               <w:t>用户名、密码、邮箱（注册时）</w:t>
             </w:r>
@@ -3583,10 +4037,10 @@
             <w:tcW w:type="dxa" w:w="4320"/>
           </w:tcPr>
           <w:p>
-            <w:r/>
             <w:r>
               <w:rPr>
-                <w:sz w:val="18"/>
+                <w:rFonts w:ascii="Microsoft YaHei" w:hAnsi="Microsoft YaHei" w:eastAsia="Microsoft YaHei"/>
+                <w:sz w:val="20"/>
               </w:rPr>
               <w:t>处理</w:t>
             </w:r>
@@ -3597,10 +4051,10 @@
             <w:tcW w:type="dxa" w:w="4320"/>
           </w:tcPr>
           <w:p>
-            <w:r/>
             <w:r>
               <w:rPr>
-                <w:sz w:val="18"/>
+                <w:rFonts w:ascii="Microsoft YaHei" w:hAnsi="Microsoft YaHei" w:eastAsia="Microsoft YaHei"/>
+                <w:sz w:val="20"/>
               </w:rPr>
               <w:t>注册时验证用户名唯一性，密码加密存储；登录时验证用户名密码并返回 JWT Token。用户分为三级角色：**USER**（普通用户，可浏览、收藏、评分、上传照片和留言）、**VERIFIED**（特邀用户，可信度高，照片无需审核或优先审核）、**ADMIN**（管理员，拥有所有管理权限）</w:t>
             </w:r>
@@ -3613,10 +4067,10 @@
             <w:tcW w:type="dxa" w:w="4320"/>
           </w:tcPr>
           <w:p>
-            <w:r/>
             <w:r>
               <w:rPr>
-                <w:sz w:val="18"/>
+                <w:rFonts w:ascii="Microsoft YaHei" w:hAnsi="Microsoft YaHei" w:eastAsia="Microsoft YaHei"/>
+                <w:sz w:val="20"/>
               </w:rPr>
               <w:t>输出</w:t>
             </w:r>
@@ -3627,10 +4081,10 @@
             <w:tcW w:type="dxa" w:w="4320"/>
           </w:tcPr>
           <w:p>
-            <w:r/>
             <w:r>
               <w:rPr>
-                <w:sz w:val="18"/>
+                <w:rFonts w:ascii="Microsoft YaHei" w:hAnsi="Microsoft YaHei" w:eastAsia="Microsoft YaHei"/>
+                <w:sz w:val="20"/>
               </w:rPr>
               <w:t>注册结果 / 登录 Token + 用户信息</w:t>
             </w:r>
@@ -3640,11 +4094,12 @@
     </w:tbl>
     <w:p/>
     <w:p>
-      <w:pPr>
-        <w:pStyle w:val="Heading5"/>
-      </w:pPr>
       <w:r>
-        <w:t>F2 猫咪信息管理</w:t>
+        <w:rPr>
+          <w:rFonts w:ascii="Microsoft YaHei" w:hAnsi="Microsoft YaHei" w:eastAsia="Microsoft YaHei"/>
+          <w:sz w:val="22"/>
+        </w:rPr>
+        <w:t>##### F2 猫咪信息管理</w:t>
       </w:r>
     </w:p>
     <w:tbl>
@@ -3662,14 +4117,13 @@
         <w:tc>
           <w:tcPr>
             <w:tcW w:type="dxa" w:w="4320"/>
-            <w:shd w:fill="D9E2F3" w:val="clear"/>
           </w:tcPr>
           <w:p>
-            <w:r/>
             <w:r>
               <w:rPr>
+                <w:rFonts w:ascii="Microsoft YaHei" w:hAnsi="Microsoft YaHei" w:eastAsia="Microsoft YaHei"/>
                 <w:b/>
-                <w:sz w:val="18"/>
+                <w:sz w:val="20"/>
               </w:rPr>
               <w:t>项目</w:t>
             </w:r>
@@ -3678,14 +4132,13 @@
         <w:tc>
           <w:tcPr>
             <w:tcW w:type="dxa" w:w="4320"/>
-            <w:shd w:fill="D9E2F3" w:val="clear"/>
           </w:tcPr>
           <w:p>
-            <w:r/>
             <w:r>
               <w:rPr>
+                <w:rFonts w:ascii="Microsoft YaHei" w:hAnsi="Microsoft YaHei" w:eastAsia="Microsoft YaHei"/>
                 <w:b/>
-                <w:sz w:val="18"/>
+                <w:sz w:val="20"/>
               </w:rPr>
               <w:t>说明</w:t>
             </w:r>
@@ -3698,10 +4151,10 @@
             <w:tcW w:type="dxa" w:w="4320"/>
           </w:tcPr>
           <w:p>
-            <w:r/>
             <w:r>
               <w:rPr>
-                <w:sz w:val="18"/>
+                <w:rFonts w:ascii="Microsoft YaHei" w:hAnsi="Microsoft YaHei" w:eastAsia="Microsoft YaHei"/>
+                <w:sz w:val="20"/>
               </w:rPr>
               <w:t>输入</w:t>
             </w:r>
@@ -3712,10 +4165,10 @@
             <w:tcW w:type="dxa" w:w="4320"/>
           </w:tcPr>
           <w:p>
-            <w:r/>
             <w:r>
               <w:rPr>
-                <w:sz w:val="18"/>
+                <w:rFonts w:ascii="Microsoft YaHei" w:hAnsi="Microsoft YaHei" w:eastAsia="Microsoft YaHei"/>
+                <w:sz w:val="20"/>
               </w:rPr>
               <w:t>猫咪名称、毛色、性格标签、位置、性别、绝育状态</w:t>
             </w:r>
@@ -3728,10 +4181,10 @@
             <w:tcW w:type="dxa" w:w="4320"/>
           </w:tcPr>
           <w:p>
-            <w:r/>
             <w:r>
               <w:rPr>
-                <w:sz w:val="18"/>
+                <w:rFonts w:ascii="Microsoft YaHei" w:hAnsi="Microsoft YaHei" w:eastAsia="Microsoft YaHei"/>
+                <w:sz w:val="20"/>
               </w:rPr>
               <w:t>处理</w:t>
             </w:r>
@@ -3742,10 +4195,10 @@
             <w:tcW w:type="dxa" w:w="4320"/>
           </w:tcPr>
           <w:p>
-            <w:r/>
             <w:r>
               <w:rPr>
-                <w:sz w:val="18"/>
+                <w:rFonts w:ascii="Microsoft YaHei" w:hAnsi="Microsoft YaHei" w:eastAsia="Microsoft YaHei"/>
+                <w:sz w:val="20"/>
               </w:rPr>
               <w:t>新增猫咪写入档案；编辑时更新对应字段；删除时级联删除关联内容。支持记录猫咪的亲属关系（父亲、母亲、好友）</w:t>
             </w:r>
@@ -3758,10 +4211,10 @@
             <w:tcW w:type="dxa" w:w="4320"/>
           </w:tcPr>
           <w:p>
-            <w:r/>
             <w:r>
               <w:rPr>
-                <w:sz w:val="18"/>
+                <w:rFonts w:ascii="Microsoft YaHei" w:hAnsi="Microsoft YaHei" w:eastAsia="Microsoft YaHei"/>
+                <w:sz w:val="20"/>
               </w:rPr>
               <w:t>输出</w:t>
             </w:r>
@@ -3772,10 +4225,10 @@
             <w:tcW w:type="dxa" w:w="4320"/>
           </w:tcPr>
           <w:p>
-            <w:r/>
             <w:r>
               <w:rPr>
-                <w:sz w:val="18"/>
+                <w:rFonts w:ascii="Microsoft YaHei" w:hAnsi="Microsoft YaHei" w:eastAsia="Microsoft YaHei"/>
+                <w:sz w:val="20"/>
               </w:rPr>
               <w:t>操作结果</w:t>
             </w:r>
@@ -3788,10 +4241,10 @@
             <w:tcW w:type="dxa" w:w="4320"/>
           </w:tcPr>
           <w:p>
-            <w:r/>
             <w:r>
               <w:rPr>
-                <w:sz w:val="18"/>
+                <w:rFonts w:ascii="Microsoft YaHei" w:hAnsi="Microsoft YaHei" w:eastAsia="Microsoft YaHei"/>
+                <w:sz w:val="20"/>
               </w:rPr>
               <w:t>权限</w:t>
             </w:r>
@@ -3802,10 +4255,10 @@
             <w:tcW w:type="dxa" w:w="4320"/>
           </w:tcPr>
           <w:p>
-            <w:r/>
             <w:r>
               <w:rPr>
-                <w:sz w:val="18"/>
+                <w:rFonts w:ascii="Microsoft YaHei" w:hAnsi="Microsoft YaHei" w:eastAsia="Microsoft YaHei"/>
+                <w:sz w:val="20"/>
               </w:rPr>
               <w:t>任何登录用户可添加；仅创建者和管理员可编辑/删除</w:t>
             </w:r>
@@ -3815,11 +4268,12 @@
     </w:tbl>
     <w:p/>
     <w:p>
-      <w:pPr>
-        <w:pStyle w:val="Heading5"/>
-      </w:pPr>
       <w:r>
-        <w:t>F3 猫咪浏览搜索</w:t>
+        <w:rPr>
+          <w:rFonts w:ascii="Microsoft YaHei" w:hAnsi="Microsoft YaHei" w:eastAsia="Microsoft YaHei"/>
+          <w:sz w:val="22"/>
+        </w:rPr>
+        <w:t>##### F3 猫咪浏览搜索</w:t>
       </w:r>
     </w:p>
     <w:tbl>
@@ -3837,14 +4291,13 @@
         <w:tc>
           <w:tcPr>
             <w:tcW w:type="dxa" w:w="4320"/>
-            <w:shd w:fill="D9E2F3" w:val="clear"/>
           </w:tcPr>
           <w:p>
-            <w:r/>
             <w:r>
               <w:rPr>
+                <w:rFonts w:ascii="Microsoft YaHei" w:hAnsi="Microsoft YaHei" w:eastAsia="Microsoft YaHei"/>
                 <w:b/>
-                <w:sz w:val="18"/>
+                <w:sz w:val="20"/>
               </w:rPr>
               <w:t>项目</w:t>
             </w:r>
@@ -3853,14 +4306,13 @@
         <w:tc>
           <w:tcPr>
             <w:tcW w:type="dxa" w:w="4320"/>
-            <w:shd w:fill="D9E2F3" w:val="clear"/>
           </w:tcPr>
           <w:p>
-            <w:r/>
             <w:r>
               <w:rPr>
+                <w:rFonts w:ascii="Microsoft YaHei" w:hAnsi="Microsoft YaHei" w:eastAsia="Microsoft YaHei"/>
                 <w:b/>
-                <w:sz w:val="18"/>
+                <w:sz w:val="20"/>
               </w:rPr>
               <w:t>说明</w:t>
             </w:r>
@@ -3873,10 +4325,10 @@
             <w:tcW w:type="dxa" w:w="4320"/>
           </w:tcPr>
           <w:p>
-            <w:r/>
             <w:r>
               <w:rPr>
-                <w:sz w:val="18"/>
+                <w:rFonts w:ascii="Microsoft YaHei" w:hAnsi="Microsoft YaHei" w:eastAsia="Microsoft YaHei"/>
+                <w:sz w:val="20"/>
               </w:rPr>
               <w:t>输入</w:t>
             </w:r>
@@ -3887,10 +4339,10 @@
             <w:tcW w:type="dxa" w:w="4320"/>
           </w:tcPr>
           <w:p>
-            <w:r/>
             <w:r>
               <w:rPr>
-                <w:sz w:val="18"/>
+                <w:rFonts w:ascii="Microsoft YaHei" w:hAnsi="Microsoft YaHei" w:eastAsia="Microsoft YaHei"/>
+                <w:sz w:val="20"/>
               </w:rPr>
               <w:t>关键词、位置筛选、状态筛选、毛色分类</w:t>
             </w:r>
@@ -3903,10 +4355,10 @@
             <w:tcW w:type="dxa" w:w="4320"/>
           </w:tcPr>
           <w:p>
-            <w:r/>
             <w:r>
               <w:rPr>
-                <w:sz w:val="18"/>
+                <w:rFonts w:ascii="Microsoft YaHei" w:hAnsi="Microsoft YaHei" w:eastAsia="Microsoft YaHei"/>
+                <w:sz w:val="20"/>
               </w:rPr>
               <w:t>处理</w:t>
             </w:r>
@@ -3917,10 +4369,10 @@
             <w:tcW w:type="dxa" w:w="4320"/>
           </w:tcPr>
           <w:p>
-            <w:r/>
             <w:r>
               <w:rPr>
-                <w:sz w:val="18"/>
+                <w:rFonts w:ascii="Microsoft YaHei" w:hAnsi="Microsoft YaHei" w:eastAsia="Microsoft YaHei"/>
+                <w:sz w:val="20"/>
               </w:rPr>
               <w:t>① **状态 Tab 分类展示：** 首页猫咪列表按状态分 Tab 展示（在校/待领养/失踪/喵星），支持横向切换和触底分页加载；② **关键词搜索：** 按名称/昵称匹配；③ **条件筛选：** 按位置、状态、毛色分类等条件组合筛选；④ **毛色分类浏览：** 按毛色分类（狸花/奶牛/橘猫/纯色/玳瑁及三花等）聚合展示猫咪</w:t>
             </w:r>
@@ -3933,10 +4385,10 @@
             <w:tcW w:type="dxa" w:w="4320"/>
           </w:tcPr>
           <w:p>
-            <w:r/>
             <w:r>
               <w:rPr>
-                <w:sz w:val="18"/>
+                <w:rFonts w:ascii="Microsoft YaHei" w:hAnsi="Microsoft YaHei" w:eastAsia="Microsoft YaHei"/>
+                <w:sz w:val="20"/>
               </w:rPr>
               <w:t>输出</w:t>
             </w:r>
@@ -3947,10 +4399,10 @@
             <w:tcW w:type="dxa" w:w="4320"/>
           </w:tcPr>
           <w:p>
-            <w:r/>
             <w:r>
               <w:rPr>
-                <w:sz w:val="18"/>
+                <w:rFonts w:ascii="Microsoft YaHei" w:hAnsi="Microsoft YaHei" w:eastAsia="Microsoft YaHei"/>
+                <w:sz w:val="20"/>
               </w:rPr>
               <w:t>猫咪列表（含分页）</w:t>
             </w:r>
@@ -3960,11 +4412,12 @@
     </w:tbl>
     <w:p/>
     <w:p>
-      <w:pPr>
-        <w:pStyle w:val="Heading5"/>
-      </w:pPr>
       <w:r>
-        <w:t>F4 猫咪详情展示</w:t>
+        <w:rPr>
+          <w:rFonts w:ascii="Microsoft YaHei" w:hAnsi="Microsoft YaHei" w:eastAsia="Microsoft YaHei"/>
+          <w:sz w:val="22"/>
+        </w:rPr>
+        <w:t>##### F4 猫咪详情展示</w:t>
       </w:r>
     </w:p>
     <w:tbl>
@@ -3982,14 +4435,13 @@
         <w:tc>
           <w:tcPr>
             <w:tcW w:type="dxa" w:w="4320"/>
-            <w:shd w:fill="D9E2F3" w:val="clear"/>
           </w:tcPr>
           <w:p>
-            <w:r/>
             <w:r>
               <w:rPr>
+                <w:rFonts w:ascii="Microsoft YaHei" w:hAnsi="Microsoft YaHei" w:eastAsia="Microsoft YaHei"/>
                 <w:b/>
-                <w:sz w:val="18"/>
+                <w:sz w:val="20"/>
               </w:rPr>
               <w:t>项目</w:t>
             </w:r>
@@ -3998,14 +4450,13 @@
         <w:tc>
           <w:tcPr>
             <w:tcW w:type="dxa" w:w="4320"/>
-            <w:shd w:fill="D9E2F3" w:val="clear"/>
           </w:tcPr>
           <w:p>
-            <w:r/>
             <w:r>
               <w:rPr>
+                <w:rFonts w:ascii="Microsoft YaHei" w:hAnsi="Microsoft YaHei" w:eastAsia="Microsoft YaHei"/>
                 <w:b/>
-                <w:sz w:val="18"/>
+                <w:sz w:val="20"/>
               </w:rPr>
               <w:t>说明</w:t>
             </w:r>
@@ -4018,10 +4469,10 @@
             <w:tcW w:type="dxa" w:w="4320"/>
           </w:tcPr>
           <w:p>
-            <w:r/>
             <w:r>
               <w:rPr>
-                <w:sz w:val="18"/>
+                <w:rFonts w:ascii="Microsoft YaHei" w:hAnsi="Microsoft YaHei" w:eastAsia="Microsoft YaHei"/>
+                <w:sz w:val="20"/>
               </w:rPr>
               <w:t>输入</w:t>
             </w:r>
@@ -4032,10 +4483,10 @@
             <w:tcW w:type="dxa" w:w="4320"/>
           </w:tcPr>
           <w:p>
-            <w:r/>
             <w:r>
               <w:rPr>
-                <w:sz w:val="18"/>
+                <w:rFonts w:ascii="Microsoft YaHei" w:hAnsi="Microsoft YaHei" w:eastAsia="Microsoft YaHei"/>
+                <w:sz w:val="20"/>
               </w:rPr>
               <w:t>猫咪 ID</w:t>
             </w:r>
@@ -4048,10 +4499,10 @@
             <w:tcW w:type="dxa" w:w="4320"/>
           </w:tcPr>
           <w:p>
-            <w:r/>
             <w:r>
               <w:rPr>
-                <w:sz w:val="18"/>
+                <w:rFonts w:ascii="Microsoft YaHei" w:hAnsi="Microsoft YaHei" w:eastAsia="Microsoft YaHei"/>
+                <w:sz w:val="20"/>
               </w:rPr>
               <w:t>处理</w:t>
             </w:r>
@@ -4062,10 +4513,10 @@
             <w:tcW w:type="dxa" w:w="4320"/>
           </w:tcPr>
           <w:p>
-            <w:r/>
             <w:r>
               <w:rPr>
-                <w:sz w:val="18"/>
+                <w:rFonts w:ascii="Microsoft YaHei" w:hAnsi="Microsoft YaHei" w:eastAsia="Microsoft YaHei"/>
+                <w:sz w:val="20"/>
               </w:rPr>
               <w:t>查询猫咪详细信息、照片列表、留言列表；调用算法引擎计算相似猫咪</w:t>
             </w:r>
@@ -4078,10 +4529,10 @@
             <w:tcW w:type="dxa" w:w="4320"/>
           </w:tcPr>
           <w:p>
-            <w:r/>
             <w:r>
               <w:rPr>
-                <w:sz w:val="18"/>
+                <w:rFonts w:ascii="Microsoft YaHei" w:hAnsi="Microsoft YaHei" w:eastAsia="Microsoft YaHei"/>
+                <w:sz w:val="20"/>
               </w:rPr>
               <w:t>输出</w:t>
             </w:r>
@@ -4092,10 +4543,10 @@
             <w:tcW w:type="dxa" w:w="4320"/>
           </w:tcPr>
           <w:p>
-            <w:r/>
             <w:r>
               <w:rPr>
-                <w:sz w:val="18"/>
+                <w:rFonts w:ascii="Microsoft YaHei" w:hAnsi="Microsoft YaHei" w:eastAsia="Microsoft YaHei"/>
+                <w:sz w:val="20"/>
               </w:rPr>
               <w:t>猫咪信息 + 照片 + 留言 + 相似猫咪推荐 Top-5</w:t>
             </w:r>
@@ -4105,11 +4556,12 @@
     </w:tbl>
     <w:p/>
     <w:p>
-      <w:pPr>
-        <w:pStyle w:val="Heading5"/>
-      </w:pPr>
       <w:r>
-        <w:t>F5 照片管理</w:t>
+        <w:rPr>
+          <w:rFonts w:ascii="Microsoft YaHei" w:hAnsi="Microsoft YaHei" w:eastAsia="Microsoft YaHei"/>
+          <w:sz w:val="22"/>
+        </w:rPr>
+        <w:t>##### F5 照片管理</w:t>
       </w:r>
     </w:p>
     <w:tbl>
@@ -4127,14 +4579,13 @@
         <w:tc>
           <w:tcPr>
             <w:tcW w:type="dxa" w:w="4320"/>
-            <w:shd w:fill="D9E2F3" w:val="clear"/>
           </w:tcPr>
           <w:p>
-            <w:r/>
             <w:r>
               <w:rPr>
+                <w:rFonts w:ascii="Microsoft YaHei" w:hAnsi="Microsoft YaHei" w:eastAsia="Microsoft YaHei"/>
                 <w:b/>
-                <w:sz w:val="18"/>
+                <w:sz w:val="20"/>
               </w:rPr>
               <w:t>项目</w:t>
             </w:r>
@@ -4143,14 +4594,13 @@
         <w:tc>
           <w:tcPr>
             <w:tcW w:type="dxa" w:w="4320"/>
-            <w:shd w:fill="D9E2F3" w:val="clear"/>
           </w:tcPr>
           <w:p>
-            <w:r/>
             <w:r>
               <w:rPr>
+                <w:rFonts w:ascii="Microsoft YaHei" w:hAnsi="Microsoft YaHei" w:eastAsia="Microsoft YaHei"/>
                 <w:b/>
-                <w:sz w:val="18"/>
+                <w:sz w:val="20"/>
               </w:rPr>
               <w:t>说明</w:t>
             </w:r>
@@ -4163,10 +4613,10 @@
             <w:tcW w:type="dxa" w:w="4320"/>
           </w:tcPr>
           <w:p>
-            <w:r/>
             <w:r>
               <w:rPr>
-                <w:sz w:val="18"/>
+                <w:rFonts w:ascii="Microsoft YaHei" w:hAnsi="Microsoft YaHei" w:eastAsia="Microsoft YaHei"/>
+                <w:sz w:val="20"/>
               </w:rPr>
               <w:t>输入</w:t>
             </w:r>
@@ -4177,10 +4627,10 @@
             <w:tcW w:type="dxa" w:w="4320"/>
           </w:tcPr>
           <w:p>
-            <w:r/>
             <w:r>
               <w:rPr>
-                <w:sz w:val="18"/>
+                <w:rFonts w:ascii="Microsoft YaHei" w:hAnsi="Microsoft YaHei" w:eastAsia="Microsoft YaHei"/>
+                <w:sz w:val="20"/>
               </w:rPr>
               <w:t>图片文件、猫咪 ID</w:t>
             </w:r>
@@ -4193,10 +4643,10 @@
             <w:tcW w:type="dxa" w:w="4320"/>
           </w:tcPr>
           <w:p>
-            <w:r/>
             <w:r>
               <w:rPr>
-                <w:sz w:val="18"/>
+                <w:rFonts w:ascii="Microsoft YaHei" w:hAnsi="Microsoft YaHei" w:eastAsia="Microsoft YaHei"/>
+                <w:sz w:val="20"/>
               </w:rPr>
               <w:t>处理</w:t>
             </w:r>
@@ -4207,10 +4657,10 @@
             <w:tcW w:type="dxa" w:w="4320"/>
           </w:tcPr>
           <w:p>
-            <w:r/>
             <w:r>
               <w:rPr>
-                <w:sz w:val="18"/>
+                <w:rFonts w:ascii="Microsoft YaHei" w:hAnsi="Microsoft YaHei" w:eastAsia="Microsoft YaHei"/>
+                <w:sz w:val="20"/>
               </w:rPr>
               <w:t>**上传：** 用户上传照片后，状态为 PENDING（待审核）；管理员审核通过后状态变更为 APPROVED 并展示在前端，拒绝时填写拒绝原因；**删除：** 仅上传者或管理员可删除。**点赞：** 用户可对已审核通过的照片点赞/取消点赞，每张照片统计点赞数</w:t>
             </w:r>
@@ -4223,10 +4673,10 @@
             <w:tcW w:type="dxa" w:w="4320"/>
           </w:tcPr>
           <w:p>
-            <w:r/>
             <w:r>
               <w:rPr>
-                <w:sz w:val="18"/>
+                <w:rFonts w:ascii="Microsoft YaHei" w:hAnsi="Microsoft YaHei" w:eastAsia="Microsoft YaHei"/>
+                <w:sz w:val="20"/>
               </w:rPr>
               <w:t>输出</w:t>
             </w:r>
@@ -4237,10 +4687,10 @@
             <w:tcW w:type="dxa" w:w="4320"/>
           </w:tcPr>
           <w:p>
-            <w:r/>
             <w:r>
               <w:rPr>
-                <w:sz w:val="18"/>
+                <w:rFonts w:ascii="Microsoft YaHei" w:hAnsi="Microsoft YaHei" w:eastAsia="Microsoft YaHei"/>
+                <w:sz w:val="20"/>
               </w:rPr>
               <w:t>照片记录（含审核状态、点赞数）</w:t>
             </w:r>
@@ -4253,10 +4703,10 @@
             <w:tcW w:type="dxa" w:w="4320"/>
           </w:tcPr>
           <w:p>
-            <w:r/>
             <w:r>
               <w:rPr>
-                <w:sz w:val="18"/>
+                <w:rFonts w:ascii="Microsoft YaHei" w:hAnsi="Microsoft YaHei" w:eastAsia="Microsoft YaHei"/>
+                <w:sz w:val="20"/>
               </w:rPr>
               <w:t>权限</w:t>
             </w:r>
@@ -4267,10 +4717,10 @@
             <w:tcW w:type="dxa" w:w="4320"/>
           </w:tcPr>
           <w:p>
-            <w:r/>
             <w:r>
               <w:rPr>
-                <w:sz w:val="18"/>
+                <w:rFonts w:ascii="Microsoft YaHei" w:hAnsi="Microsoft YaHei" w:eastAsia="Microsoft YaHei"/>
+                <w:sz w:val="20"/>
               </w:rPr>
               <w:t>登录用户可上传；管理员可审核；任何已登录用户可点赞</w:t>
             </w:r>
@@ -4280,11 +4730,12 @@
     </w:tbl>
     <w:p/>
     <w:p>
-      <w:pPr>
-        <w:pStyle w:val="Heading5"/>
-      </w:pPr>
       <w:r>
-        <w:t>F6 留言评论</w:t>
+        <w:rPr>
+          <w:rFonts w:ascii="Microsoft YaHei" w:hAnsi="Microsoft YaHei" w:eastAsia="Microsoft YaHei"/>
+          <w:sz w:val="22"/>
+        </w:rPr>
+        <w:t>##### F6 留言评论</w:t>
       </w:r>
     </w:p>
     <w:tbl>
@@ -4302,14 +4753,13 @@
         <w:tc>
           <w:tcPr>
             <w:tcW w:type="dxa" w:w="4320"/>
-            <w:shd w:fill="D9E2F3" w:val="clear"/>
           </w:tcPr>
           <w:p>
-            <w:r/>
             <w:r>
               <w:rPr>
+                <w:rFonts w:ascii="Microsoft YaHei" w:hAnsi="Microsoft YaHei" w:eastAsia="Microsoft YaHei"/>
                 <w:b/>
-                <w:sz w:val="18"/>
+                <w:sz w:val="20"/>
               </w:rPr>
               <w:t>项目</w:t>
             </w:r>
@@ -4318,14 +4768,13 @@
         <w:tc>
           <w:tcPr>
             <w:tcW w:type="dxa" w:w="4320"/>
-            <w:shd w:fill="D9E2F3" w:val="clear"/>
           </w:tcPr>
           <w:p>
-            <w:r/>
             <w:r>
               <w:rPr>
+                <w:rFonts w:ascii="Microsoft YaHei" w:hAnsi="Microsoft YaHei" w:eastAsia="Microsoft YaHei"/>
                 <w:b/>
-                <w:sz w:val="18"/>
+                <w:sz w:val="20"/>
               </w:rPr>
               <w:t>说明</w:t>
             </w:r>
@@ -4338,10 +4787,10 @@
             <w:tcW w:type="dxa" w:w="4320"/>
           </w:tcPr>
           <w:p>
-            <w:r/>
             <w:r>
               <w:rPr>
-                <w:sz w:val="18"/>
+                <w:rFonts w:ascii="Microsoft YaHei" w:hAnsi="Microsoft YaHei" w:eastAsia="Microsoft YaHei"/>
+                <w:sz w:val="20"/>
               </w:rPr>
               <w:t>输入</w:t>
             </w:r>
@@ -4352,10 +4801,10 @@
             <w:tcW w:type="dxa" w:w="4320"/>
           </w:tcPr>
           <w:p>
-            <w:r/>
             <w:r>
               <w:rPr>
-                <w:sz w:val="18"/>
+                <w:rFonts w:ascii="Microsoft YaHei" w:hAnsi="Microsoft YaHei" w:eastAsia="Microsoft YaHei"/>
+                <w:sz w:val="20"/>
               </w:rPr>
               <w:t>猫咪 ID、留言内容</w:t>
             </w:r>
@@ -4368,10 +4817,10 @@
             <w:tcW w:type="dxa" w:w="4320"/>
           </w:tcPr>
           <w:p>
-            <w:r/>
             <w:r>
               <w:rPr>
-                <w:sz w:val="18"/>
+                <w:rFonts w:ascii="Microsoft YaHei" w:hAnsi="Microsoft YaHei" w:eastAsia="Microsoft YaHei"/>
+                <w:sz w:val="20"/>
               </w:rPr>
               <w:t>处理</w:t>
             </w:r>
@@ -4382,10 +4831,10 @@
             <w:tcW w:type="dxa" w:w="4320"/>
           </w:tcPr>
           <w:p>
-            <w:r/>
             <w:r>
               <w:rPr>
-                <w:sz w:val="18"/>
+                <w:rFonts w:ascii="Microsoft YaHei" w:hAnsi="Microsoft YaHei" w:eastAsia="Microsoft YaHei"/>
+                <w:sz w:val="20"/>
               </w:rPr>
               <w:t>校验内容非空，关联用户和猫咪后写入</w:t>
             </w:r>
@@ -4398,10 +4847,10 @@
             <w:tcW w:type="dxa" w:w="4320"/>
           </w:tcPr>
           <w:p>
-            <w:r/>
             <w:r>
               <w:rPr>
-                <w:sz w:val="18"/>
+                <w:rFonts w:ascii="Microsoft YaHei" w:hAnsi="Microsoft YaHei" w:eastAsia="Microsoft YaHei"/>
+                <w:sz w:val="20"/>
               </w:rPr>
               <w:t>输出</w:t>
             </w:r>
@@ -4412,10 +4861,10 @@
             <w:tcW w:type="dxa" w:w="4320"/>
           </w:tcPr>
           <w:p>
-            <w:r/>
             <w:r>
               <w:rPr>
-                <w:sz w:val="18"/>
+                <w:rFonts w:ascii="Microsoft YaHei" w:hAnsi="Microsoft YaHei" w:eastAsia="Microsoft YaHei"/>
+                <w:sz w:val="20"/>
               </w:rPr>
               <w:t>留言记录</w:t>
             </w:r>
@@ -4425,11 +4874,12 @@
     </w:tbl>
     <w:p/>
     <w:p>
-      <w:pPr>
-        <w:pStyle w:val="Heading5"/>
-      </w:pPr>
       <w:r>
-        <w:t>F7 相似推荐（核心算法）</w:t>
+        <w:rPr>
+          <w:rFonts w:ascii="Microsoft YaHei" w:hAnsi="Microsoft YaHei" w:eastAsia="Microsoft YaHei"/>
+          <w:sz w:val="22"/>
+        </w:rPr>
+        <w:t>##### F7 相似推荐（核心算法）</w:t>
       </w:r>
     </w:p>
     <w:tbl>
@@ -4447,14 +4897,13 @@
         <w:tc>
           <w:tcPr>
             <w:tcW w:type="dxa" w:w="4320"/>
-            <w:shd w:fill="D9E2F3" w:val="clear"/>
           </w:tcPr>
           <w:p>
-            <w:r/>
             <w:r>
               <w:rPr>
+                <w:rFonts w:ascii="Microsoft YaHei" w:hAnsi="Microsoft YaHei" w:eastAsia="Microsoft YaHei"/>
                 <w:b/>
-                <w:sz w:val="18"/>
+                <w:sz w:val="20"/>
               </w:rPr>
               <w:t>项目</w:t>
             </w:r>
@@ -4463,14 +4912,13 @@
         <w:tc>
           <w:tcPr>
             <w:tcW w:type="dxa" w:w="4320"/>
-            <w:shd w:fill="D9E2F3" w:val="clear"/>
           </w:tcPr>
           <w:p>
-            <w:r/>
             <w:r>
               <w:rPr>
+                <w:rFonts w:ascii="Microsoft YaHei" w:hAnsi="Microsoft YaHei" w:eastAsia="Microsoft YaHei"/>
                 <w:b/>
-                <w:sz w:val="18"/>
+                <w:sz w:val="20"/>
               </w:rPr>
               <w:t>说明</w:t>
             </w:r>
@@ -4483,10 +4931,10 @@
             <w:tcW w:type="dxa" w:w="4320"/>
           </w:tcPr>
           <w:p>
-            <w:r/>
             <w:r>
               <w:rPr>
-                <w:sz w:val="18"/>
+                <w:rFonts w:ascii="Microsoft YaHei" w:hAnsi="Microsoft YaHei" w:eastAsia="Microsoft YaHei"/>
+                <w:sz w:val="20"/>
               </w:rPr>
               <w:t>输入</w:t>
             </w:r>
@@ -4497,10 +4945,10 @@
             <w:tcW w:type="dxa" w:w="4320"/>
           </w:tcPr>
           <w:p>
-            <w:r/>
             <w:r>
               <w:rPr>
-                <w:sz w:val="18"/>
+                <w:rFonts w:ascii="Microsoft YaHei" w:hAnsi="Microsoft YaHei" w:eastAsia="Microsoft YaHei"/>
+                <w:sz w:val="20"/>
               </w:rPr>
               <w:t>猫咪 ID</w:t>
             </w:r>
@@ -4513,10 +4961,10 @@
             <w:tcW w:type="dxa" w:w="4320"/>
           </w:tcPr>
           <w:p>
-            <w:r/>
             <w:r>
               <w:rPr>
-                <w:sz w:val="18"/>
+                <w:rFonts w:ascii="Microsoft YaHei" w:hAnsi="Microsoft YaHei" w:eastAsia="Microsoft YaHei"/>
+                <w:sz w:val="20"/>
               </w:rPr>
               <w:t>处理</w:t>
             </w:r>
@@ -4527,10 +4975,10 @@
             <w:tcW w:type="dxa" w:w="4320"/>
           </w:tcPr>
           <w:p>
-            <w:r/>
             <w:r>
               <w:rPr>
-                <w:sz w:val="18"/>
+                <w:rFonts w:ascii="Microsoft YaHei" w:hAnsi="Microsoft YaHei" w:eastAsia="Microsoft YaHei"/>
+                <w:sz w:val="20"/>
               </w:rPr>
               <w:t>提取猫咪特征（毛色标签、性格标签、位置、性别）→ one-hot 编码为向量 → 计算与所有其他猫咪的余弦相似度 → **融合热度因子**（点赞数、关注数、评分均分加权）得到综合推荐分数 → 按分数降序排列</w:t>
             </w:r>
@@ -4543,10 +4991,10 @@
             <w:tcW w:type="dxa" w:w="4320"/>
           </w:tcPr>
           <w:p>
-            <w:r/>
             <w:r>
               <w:rPr>
-                <w:sz w:val="18"/>
+                <w:rFonts w:ascii="Microsoft YaHei" w:hAnsi="Microsoft YaHei" w:eastAsia="Microsoft YaHei"/>
+                <w:sz w:val="20"/>
               </w:rPr>
               <w:t>输出</w:t>
             </w:r>
@@ -4557,10 +5005,10 @@
             <w:tcW w:type="dxa" w:w="4320"/>
           </w:tcPr>
           <w:p>
-            <w:r/>
             <w:r>
               <w:rPr>
-                <w:sz w:val="18"/>
+                <w:rFonts w:ascii="Microsoft YaHei" w:hAnsi="Microsoft YaHei" w:eastAsia="Microsoft YaHei"/>
+                <w:sz w:val="20"/>
               </w:rPr>
               <w:t>相似猫咪 Top-N 列表（含综合推荐分数）</w:t>
             </w:r>
@@ -4573,10 +5021,10 @@
             <w:tcW w:type="dxa" w:w="4320"/>
           </w:tcPr>
           <w:p>
-            <w:r/>
             <w:r>
               <w:rPr>
-                <w:sz w:val="18"/>
+                <w:rFonts w:ascii="Microsoft YaHei" w:hAnsi="Microsoft YaHei" w:eastAsia="Microsoft YaHei"/>
+                <w:sz w:val="20"/>
               </w:rPr>
               <w:t>详见</w:t>
             </w:r>
@@ -4587,10 +5035,10 @@
             <w:tcW w:type="dxa" w:w="4320"/>
           </w:tcPr>
           <w:p>
-            <w:r/>
             <w:r>
               <w:rPr>
-                <w:sz w:val="18"/>
+                <w:rFonts w:ascii="Microsoft YaHei" w:hAnsi="Microsoft YaHei" w:eastAsia="Microsoft YaHei"/>
+                <w:sz w:val="20"/>
               </w:rPr>
               <w:t>详细设计说明书中的算法描述</w:t>
             </w:r>
@@ -4600,11 +5048,12 @@
     </w:tbl>
     <w:p/>
     <w:p>
-      <w:pPr>
-        <w:pStyle w:val="Heading5"/>
-      </w:pPr>
       <w:r>
-        <w:t>F8 行为日志</w:t>
+        <w:rPr>
+          <w:rFonts w:ascii="Microsoft YaHei" w:hAnsi="Microsoft YaHei" w:eastAsia="Microsoft YaHei"/>
+          <w:sz w:val="22"/>
+        </w:rPr>
+        <w:t>##### F8 行为日志</w:t>
       </w:r>
     </w:p>
     <w:tbl>
@@ -4622,14 +5071,13 @@
         <w:tc>
           <w:tcPr>
             <w:tcW w:type="dxa" w:w="4320"/>
-            <w:shd w:fill="D9E2F3" w:val="clear"/>
           </w:tcPr>
           <w:p>
-            <w:r/>
             <w:r>
               <w:rPr>
+                <w:rFonts w:ascii="Microsoft YaHei" w:hAnsi="Microsoft YaHei" w:eastAsia="Microsoft YaHei"/>
                 <w:b/>
-                <w:sz w:val="18"/>
+                <w:sz w:val="20"/>
               </w:rPr>
               <w:t>项目</w:t>
             </w:r>
@@ -4638,14 +5086,13 @@
         <w:tc>
           <w:tcPr>
             <w:tcW w:type="dxa" w:w="4320"/>
-            <w:shd w:fill="D9E2F3" w:val="clear"/>
           </w:tcPr>
           <w:p>
-            <w:r/>
             <w:r>
               <w:rPr>
+                <w:rFonts w:ascii="Microsoft YaHei" w:hAnsi="Microsoft YaHei" w:eastAsia="Microsoft YaHei"/>
                 <w:b/>
-                <w:sz w:val="18"/>
+                <w:sz w:val="20"/>
               </w:rPr>
               <w:t>说明</w:t>
             </w:r>
@@ -4658,10 +5105,10 @@
             <w:tcW w:type="dxa" w:w="4320"/>
           </w:tcPr>
           <w:p>
-            <w:r/>
             <w:r>
               <w:rPr>
-                <w:sz w:val="18"/>
+                <w:rFonts w:ascii="Microsoft YaHei" w:hAnsi="Microsoft YaHei" w:eastAsia="Microsoft YaHei"/>
+                <w:sz w:val="20"/>
               </w:rPr>
               <w:t>输入</w:t>
             </w:r>
@@ -4672,10 +5119,10 @@
             <w:tcW w:type="dxa" w:w="4320"/>
           </w:tcPr>
           <w:p>
-            <w:r/>
             <w:r>
               <w:rPr>
-                <w:sz w:val="18"/>
+                <w:rFonts w:ascii="Microsoft YaHei" w:hAnsi="Microsoft YaHei" w:eastAsia="Microsoft YaHei"/>
+                <w:sz w:val="20"/>
               </w:rPr>
               <w:t>用户 ID、猫咪 ID、操作类型</w:t>
             </w:r>
@@ -4688,10 +5135,10 @@
             <w:tcW w:type="dxa" w:w="4320"/>
           </w:tcPr>
           <w:p>
-            <w:r/>
             <w:r>
               <w:rPr>
-                <w:sz w:val="18"/>
+                <w:rFonts w:ascii="Microsoft YaHei" w:hAnsi="Microsoft YaHei" w:eastAsia="Microsoft YaHei"/>
+                <w:sz w:val="20"/>
               </w:rPr>
               <w:t>处理</w:t>
             </w:r>
@@ -4702,10 +5149,10 @@
             <w:tcW w:type="dxa" w:w="4320"/>
           </w:tcPr>
           <w:p>
-            <w:r/>
             <w:r>
               <w:rPr>
-                <w:sz w:val="18"/>
+                <w:rFonts w:ascii="Microsoft YaHei" w:hAnsi="Microsoft YaHei" w:eastAsia="Microsoft YaHei"/>
+                <w:sz w:val="20"/>
               </w:rPr>
               <w:t>自动记录用户浏览详情页、搜索、点赞、评分、关注等行为</w:t>
             </w:r>
@@ -4718,10 +5165,10 @@
             <w:tcW w:type="dxa" w:w="4320"/>
           </w:tcPr>
           <w:p>
-            <w:r/>
             <w:r>
               <w:rPr>
-                <w:sz w:val="18"/>
+                <w:rFonts w:ascii="Microsoft YaHei" w:hAnsi="Microsoft YaHei" w:eastAsia="Microsoft YaHei"/>
+                <w:sz w:val="20"/>
               </w:rPr>
               <w:t>输出</w:t>
             </w:r>
@@ -4732,10 +5179,10 @@
             <w:tcW w:type="dxa" w:w="4320"/>
           </w:tcPr>
           <w:p>
-            <w:r/>
             <w:r>
               <w:rPr>
-                <w:sz w:val="18"/>
+                <w:rFonts w:ascii="Microsoft YaHei" w:hAnsi="Microsoft YaHei" w:eastAsia="Microsoft YaHei"/>
+                <w:sz w:val="20"/>
               </w:rPr>
               <w:t>日志记录（用于后续热度分析和推荐算法）</w:t>
             </w:r>
@@ -4745,11 +5192,12 @@
     </w:tbl>
     <w:p/>
     <w:p>
-      <w:pPr>
-        <w:pStyle w:val="Heading5"/>
-      </w:pPr>
       <w:r>
-        <w:t>F9 关注猫咪</w:t>
+        <w:rPr>
+          <w:rFonts w:ascii="Microsoft YaHei" w:hAnsi="Microsoft YaHei" w:eastAsia="Microsoft YaHei"/>
+          <w:sz w:val="22"/>
+        </w:rPr>
+        <w:t>##### F9 关注猫咪</w:t>
       </w:r>
     </w:p>
     <w:tbl>
@@ -4767,14 +5215,13 @@
         <w:tc>
           <w:tcPr>
             <w:tcW w:type="dxa" w:w="4320"/>
-            <w:shd w:fill="D9E2F3" w:val="clear"/>
           </w:tcPr>
           <w:p>
-            <w:r/>
             <w:r>
               <w:rPr>
+                <w:rFonts w:ascii="Microsoft YaHei" w:hAnsi="Microsoft YaHei" w:eastAsia="Microsoft YaHei"/>
                 <w:b/>
-                <w:sz w:val="18"/>
+                <w:sz w:val="20"/>
               </w:rPr>
               <w:t>项目</w:t>
             </w:r>
@@ -4783,14 +5230,13 @@
         <w:tc>
           <w:tcPr>
             <w:tcW w:type="dxa" w:w="4320"/>
-            <w:shd w:fill="D9E2F3" w:val="clear"/>
           </w:tcPr>
           <w:p>
-            <w:r/>
             <w:r>
               <w:rPr>
+                <w:rFonts w:ascii="Microsoft YaHei" w:hAnsi="Microsoft YaHei" w:eastAsia="Microsoft YaHei"/>
                 <w:b/>
-                <w:sz w:val="18"/>
+                <w:sz w:val="20"/>
               </w:rPr>
               <w:t>说明</w:t>
             </w:r>
@@ -4803,10 +5249,10 @@
             <w:tcW w:type="dxa" w:w="4320"/>
           </w:tcPr>
           <w:p>
-            <w:r/>
             <w:r>
               <w:rPr>
-                <w:sz w:val="18"/>
+                <w:rFonts w:ascii="Microsoft YaHei" w:hAnsi="Microsoft YaHei" w:eastAsia="Microsoft YaHei"/>
+                <w:sz w:val="20"/>
               </w:rPr>
               <w:t>输入</w:t>
             </w:r>
@@ -4817,10 +5263,10 @@
             <w:tcW w:type="dxa" w:w="4320"/>
           </w:tcPr>
           <w:p>
-            <w:r/>
             <w:r>
               <w:rPr>
-                <w:sz w:val="18"/>
+                <w:rFonts w:ascii="Microsoft YaHei" w:hAnsi="Microsoft YaHei" w:eastAsia="Microsoft YaHei"/>
+                <w:sz w:val="20"/>
               </w:rPr>
               <w:t>用户 ID、猫咪 ID</w:t>
             </w:r>
@@ -4833,10 +5279,10 @@
             <w:tcW w:type="dxa" w:w="4320"/>
           </w:tcPr>
           <w:p>
-            <w:r/>
             <w:r>
               <w:rPr>
-                <w:sz w:val="18"/>
+                <w:rFonts w:ascii="Microsoft YaHei" w:hAnsi="Microsoft YaHei" w:eastAsia="Microsoft YaHei"/>
+                <w:sz w:val="20"/>
               </w:rPr>
               <w:t>处理</w:t>
             </w:r>
@@ -4847,10 +5293,10 @@
             <w:tcW w:type="dxa" w:w="4320"/>
           </w:tcPr>
           <w:p>
-            <w:r/>
             <w:r>
               <w:rPr>
-                <w:sz w:val="18"/>
+                <w:rFonts w:ascii="Microsoft YaHei" w:hAnsi="Microsoft YaHei" w:eastAsia="Microsoft YaHei"/>
+                <w:sz w:val="20"/>
               </w:rPr>
               <w:t>用户可关注/取消关注猫咪；关注后可在个人中心查看已关注猫咪列表；关注数作为热度因子纳入推荐算法</w:t>
             </w:r>
@@ -4863,10 +5309,10 @@
             <w:tcW w:type="dxa" w:w="4320"/>
           </w:tcPr>
           <w:p>
-            <w:r/>
             <w:r>
               <w:rPr>
-                <w:sz w:val="18"/>
+                <w:rFonts w:ascii="Microsoft YaHei" w:hAnsi="Microsoft YaHei" w:eastAsia="Microsoft YaHei"/>
+                <w:sz w:val="20"/>
               </w:rPr>
               <w:t>输出</w:t>
             </w:r>
@@ -4877,10 +5323,10 @@
             <w:tcW w:type="dxa" w:w="4320"/>
           </w:tcPr>
           <w:p>
-            <w:r/>
             <w:r>
               <w:rPr>
-                <w:sz w:val="18"/>
+                <w:rFonts w:ascii="Microsoft YaHei" w:hAnsi="Microsoft YaHei" w:eastAsia="Microsoft YaHei"/>
+                <w:sz w:val="20"/>
               </w:rPr>
               <w:t>关注状态 / 已关注猫咪列表</w:t>
             </w:r>
@@ -4893,10 +5339,10 @@
             <w:tcW w:type="dxa" w:w="4320"/>
           </w:tcPr>
           <w:p>
-            <w:r/>
             <w:r>
               <w:rPr>
-                <w:sz w:val="18"/>
+                <w:rFonts w:ascii="Microsoft YaHei" w:hAnsi="Microsoft YaHei" w:eastAsia="Microsoft YaHei"/>
+                <w:sz w:val="20"/>
               </w:rPr>
               <w:t>权限</w:t>
             </w:r>
@@ -4907,10 +5353,10 @@
             <w:tcW w:type="dxa" w:w="4320"/>
           </w:tcPr>
           <w:p>
-            <w:r/>
             <w:r>
               <w:rPr>
-                <w:sz w:val="18"/>
+                <w:rFonts w:ascii="Microsoft YaHei" w:hAnsi="Microsoft YaHei" w:eastAsia="Microsoft YaHei"/>
+                <w:sz w:val="20"/>
               </w:rPr>
               <w:t>任何已登录用户可操作</w:t>
             </w:r>
@@ -4920,11 +5366,12 @@
     </w:tbl>
     <w:p/>
     <w:p>
-      <w:pPr>
-        <w:pStyle w:val="Heading5"/>
-      </w:pPr>
       <w:r>
-        <w:t>F10 猫友评分</w:t>
+        <w:rPr>
+          <w:rFonts w:ascii="Microsoft YaHei" w:hAnsi="Microsoft YaHei" w:eastAsia="Microsoft YaHei"/>
+          <w:sz w:val="22"/>
+        </w:rPr>
+        <w:t>##### F10 猫友评分</w:t>
       </w:r>
     </w:p>
     <w:tbl>
@@ -4942,14 +5389,13 @@
         <w:tc>
           <w:tcPr>
             <w:tcW w:type="dxa" w:w="4320"/>
-            <w:shd w:fill="D9E2F3" w:val="clear"/>
           </w:tcPr>
           <w:p>
-            <w:r/>
             <w:r>
               <w:rPr>
+                <w:rFonts w:ascii="Microsoft YaHei" w:hAnsi="Microsoft YaHei" w:eastAsia="Microsoft YaHei"/>
                 <w:b/>
-                <w:sz w:val="18"/>
+                <w:sz w:val="20"/>
               </w:rPr>
               <w:t>项目</w:t>
             </w:r>
@@ -4958,14 +5404,13 @@
         <w:tc>
           <w:tcPr>
             <w:tcW w:type="dxa" w:w="4320"/>
-            <w:shd w:fill="D9E2F3" w:val="clear"/>
           </w:tcPr>
           <w:p>
-            <w:r/>
             <w:r>
               <w:rPr>
+                <w:rFonts w:ascii="Microsoft YaHei" w:hAnsi="Microsoft YaHei" w:eastAsia="Microsoft YaHei"/>
                 <w:b/>
-                <w:sz w:val="18"/>
+                <w:sz w:val="20"/>
               </w:rPr>
               <w:t>说明</w:t>
             </w:r>
@@ -4978,10 +5423,10 @@
             <w:tcW w:type="dxa" w:w="4320"/>
           </w:tcPr>
           <w:p>
-            <w:r/>
             <w:r>
               <w:rPr>
-                <w:sz w:val="18"/>
+                <w:rFonts w:ascii="Microsoft YaHei" w:hAnsi="Microsoft YaHei" w:eastAsia="Microsoft YaHei"/>
+                <w:sz w:val="20"/>
               </w:rPr>
               <w:t>输入</w:t>
             </w:r>
@@ -4992,10 +5437,10 @@
             <w:tcW w:type="dxa" w:w="4320"/>
           </w:tcPr>
           <w:p>
-            <w:r/>
             <w:r>
               <w:rPr>
-                <w:sz w:val="18"/>
+                <w:rFonts w:ascii="Microsoft YaHei" w:hAnsi="Microsoft YaHei" w:eastAsia="Microsoft YaHei"/>
+                <w:sz w:val="20"/>
               </w:rPr>
               <w:t>用户 ID、猫咪 ID、r1~r5（五个维度各 1-5 星）</w:t>
             </w:r>
@@ -5008,10 +5453,10 @@
             <w:tcW w:type="dxa" w:w="4320"/>
           </w:tcPr>
           <w:p>
-            <w:r/>
             <w:r>
               <w:rPr>
-                <w:sz w:val="18"/>
+                <w:rFonts w:ascii="Microsoft YaHei" w:hAnsi="Microsoft YaHei" w:eastAsia="Microsoft YaHei"/>
+                <w:sz w:val="20"/>
               </w:rPr>
               <w:t>处理</w:t>
             </w:r>
@@ -5022,10 +5467,10 @@
             <w:tcW w:type="dxa" w:w="4320"/>
           </w:tcPr>
           <w:p>
-            <w:r/>
             <w:r>
               <w:rPr>
-                <w:sz w:val="18"/>
+                <w:rFonts w:ascii="Microsoft YaHei" w:hAnsi="Microsoft YaHei" w:eastAsia="Microsoft YaHei"/>
+                <w:sz w:val="20"/>
               </w:rPr>
               <w:t>用户可从猫德、颜值、社交、干饭、活力五个维度各给 1-5 星评分；每个用户对同一猫咪仅保留最新评分；系统统计猫咪的平均分和评分人数；评分均分作为热度因子纳入推荐算法</w:t>
             </w:r>
@@ -5038,10 +5483,10 @@
             <w:tcW w:type="dxa" w:w="4320"/>
           </w:tcPr>
           <w:p>
-            <w:r/>
             <w:r>
               <w:rPr>
-                <w:sz w:val="18"/>
+                <w:rFonts w:ascii="Microsoft YaHei" w:hAnsi="Microsoft YaHei" w:eastAsia="Microsoft YaHei"/>
+                <w:sz w:val="20"/>
               </w:rPr>
               <w:t>输出</w:t>
             </w:r>
@@ -5052,10 +5497,10 @@
             <w:tcW w:type="dxa" w:w="4320"/>
           </w:tcPr>
           <w:p>
-            <w:r/>
             <w:r>
               <w:rPr>
-                <w:sz w:val="18"/>
+                <w:rFonts w:ascii="Microsoft YaHei" w:hAnsi="Microsoft YaHei" w:eastAsia="Microsoft YaHei"/>
+                <w:sz w:val="20"/>
               </w:rPr>
               <w:t>评分结果 / 猫咪平均分与评分人数</w:t>
             </w:r>
@@ -5068,10 +5513,10 @@
             <w:tcW w:type="dxa" w:w="4320"/>
           </w:tcPr>
           <w:p>
-            <w:r/>
             <w:r>
               <w:rPr>
-                <w:sz w:val="18"/>
+                <w:rFonts w:ascii="Microsoft YaHei" w:hAnsi="Microsoft YaHei" w:eastAsia="Microsoft YaHei"/>
+                <w:sz w:val="20"/>
               </w:rPr>
               <w:t>权限</w:t>
             </w:r>
@@ -5082,10 +5527,10 @@
             <w:tcW w:type="dxa" w:w="4320"/>
           </w:tcPr>
           <w:p>
-            <w:r/>
             <w:r>
               <w:rPr>
-                <w:sz w:val="18"/>
+                <w:rFonts w:ascii="Microsoft YaHei" w:hAnsi="Microsoft YaHei" w:eastAsia="Microsoft YaHei"/>
+                <w:sz w:val="20"/>
               </w:rPr>
               <w:t>任何已登录用户可评分</w:t>
             </w:r>
@@ -5100,6 +5545,28 @@
       </w:pPr>
       <w:r>
         <w:t>3.4 性能分析</w:t>
+      </w:r>
+    </w:p>
+    <w:p>
+      <w:r>
+        <w:rPr>
+          <w:rFonts w:ascii="Microsoft YaHei" w:hAnsi="Microsoft YaHei" w:eastAsia="Microsoft YaHei"/>
+          <w:sz w:val="22"/>
+        </w:rPr>
+      </w:r>
+      <w:r>
+        <w:rPr>
+          <w:rFonts w:ascii="Microsoft YaHei" w:hAnsi="Microsoft YaHei" w:eastAsia="Microsoft YaHei"/>
+          <w:b/>
+          <w:sz w:val="22"/>
+        </w:rPr>
+        <w:t>表8 性能指标</w:t>
+      </w:r>
+      <w:r>
+        <w:rPr>
+          <w:rFonts w:ascii="Microsoft YaHei" w:hAnsi="Microsoft YaHei" w:eastAsia="Microsoft YaHei"/>
+          <w:sz w:val="22"/>
+        </w:rPr>
       </w:r>
     </w:p>
     <w:tbl>
@@ -5117,14 +5584,13 @@
         <w:tc>
           <w:tcPr>
             <w:tcW w:type="dxa" w:w="4320"/>
-            <w:shd w:fill="D9E2F3" w:val="clear"/>
           </w:tcPr>
           <w:p>
-            <w:r/>
             <w:r>
               <w:rPr>
+                <w:rFonts w:ascii="Microsoft YaHei" w:hAnsi="Microsoft YaHei" w:eastAsia="Microsoft YaHei"/>
                 <w:b/>
-                <w:sz w:val="18"/>
+                <w:sz w:val="20"/>
               </w:rPr>
               <w:t>性能指标</w:t>
             </w:r>
@@ -5133,14 +5599,13 @@
         <w:tc>
           <w:tcPr>
             <w:tcW w:type="dxa" w:w="4320"/>
-            <w:shd w:fill="D9E2F3" w:val="clear"/>
           </w:tcPr>
           <w:p>
-            <w:r/>
             <w:r>
               <w:rPr>
+                <w:rFonts w:ascii="Microsoft YaHei" w:hAnsi="Microsoft YaHei" w:eastAsia="Microsoft YaHei"/>
                 <w:b/>
-                <w:sz w:val="18"/>
+                <w:sz w:val="20"/>
               </w:rPr>
               <w:t>要求</w:t>
             </w:r>
@@ -5153,10 +5618,10 @@
             <w:tcW w:type="dxa" w:w="4320"/>
           </w:tcPr>
           <w:p>
-            <w:r/>
             <w:r>
               <w:rPr>
-                <w:sz w:val="18"/>
+                <w:rFonts w:ascii="Microsoft YaHei" w:hAnsi="Microsoft YaHei" w:eastAsia="Microsoft YaHei"/>
+                <w:sz w:val="20"/>
               </w:rPr>
               <w:t>页面响应时间</w:t>
             </w:r>
@@ -5167,10 +5632,10 @@
             <w:tcW w:type="dxa" w:w="4320"/>
           </w:tcPr>
           <w:p>
-            <w:r/>
             <w:r>
               <w:rPr>
-                <w:sz w:val="18"/>
+                <w:rFonts w:ascii="Microsoft YaHei" w:hAnsi="Microsoft YaHei" w:eastAsia="Microsoft YaHei"/>
+                <w:sz w:val="20"/>
               </w:rPr>
               <w:t>不超过 2 秒</w:t>
             </w:r>
@@ -5183,10 +5648,10 @@
             <w:tcW w:type="dxa" w:w="4320"/>
           </w:tcPr>
           <w:p>
-            <w:r/>
             <w:r>
               <w:rPr>
-                <w:sz w:val="18"/>
+                <w:rFonts w:ascii="Microsoft YaHei" w:hAnsi="Microsoft YaHei" w:eastAsia="Microsoft YaHei"/>
+                <w:sz w:val="20"/>
               </w:rPr>
               <w:t>相似度计算响应时间</w:t>
             </w:r>
@@ -5197,10 +5662,10 @@
             <w:tcW w:type="dxa" w:w="4320"/>
           </w:tcPr>
           <w:p>
-            <w:r/>
             <w:r>
               <w:rPr>
-                <w:sz w:val="18"/>
+                <w:rFonts w:ascii="Microsoft YaHei" w:hAnsi="Microsoft YaHei" w:eastAsia="Microsoft YaHei"/>
+                <w:sz w:val="20"/>
               </w:rPr>
               <w:t>不超过 1 秒（猫咪数量 ≤ 100 时）</w:t>
             </w:r>
@@ -5213,10 +5678,10 @@
             <w:tcW w:type="dxa" w:w="4320"/>
           </w:tcPr>
           <w:p>
-            <w:r/>
             <w:r>
               <w:rPr>
-                <w:sz w:val="18"/>
+                <w:rFonts w:ascii="Microsoft YaHei" w:hAnsi="Microsoft YaHei" w:eastAsia="Microsoft YaHei"/>
+                <w:sz w:val="20"/>
               </w:rPr>
               <w:t>并发支持</w:t>
             </w:r>
@@ -5227,10 +5692,10 @@
             <w:tcW w:type="dxa" w:w="4320"/>
           </w:tcPr>
           <w:p>
-            <w:r/>
             <w:r>
               <w:rPr>
-                <w:sz w:val="18"/>
+                <w:rFonts w:ascii="Microsoft YaHei" w:hAnsi="Microsoft YaHei" w:eastAsia="Microsoft YaHei"/>
+                <w:sz w:val="20"/>
               </w:rPr>
               <w:t>至少支持 50 人同时访问</w:t>
             </w:r>
@@ -5243,10 +5708,10 @@
             <w:tcW w:type="dxa" w:w="4320"/>
           </w:tcPr>
           <w:p>
-            <w:r/>
             <w:r>
               <w:rPr>
-                <w:sz w:val="18"/>
+                <w:rFonts w:ascii="Microsoft YaHei" w:hAnsi="Microsoft YaHei" w:eastAsia="Microsoft YaHei"/>
+                <w:sz w:val="20"/>
               </w:rPr>
               <w:t>登录响应时间</w:t>
             </w:r>
@@ -5257,10 +5722,10 @@
             <w:tcW w:type="dxa" w:w="4320"/>
           </w:tcPr>
           <w:p>
-            <w:r/>
             <w:r>
               <w:rPr>
-                <w:sz w:val="18"/>
+                <w:rFonts w:ascii="Microsoft YaHei" w:hAnsi="Microsoft YaHei" w:eastAsia="Microsoft YaHei"/>
+                <w:sz w:val="20"/>
               </w:rPr>
               <w:t>不超过 500ms</w:t>
             </w:r>
@@ -5273,10 +5738,10 @@
             <w:tcW w:type="dxa" w:w="4320"/>
           </w:tcPr>
           <w:p>
-            <w:r/>
             <w:r>
               <w:rPr>
-                <w:sz w:val="18"/>
+                <w:rFonts w:ascii="Microsoft YaHei" w:hAnsi="Microsoft YaHei" w:eastAsia="Microsoft YaHei"/>
+                <w:sz w:val="20"/>
               </w:rPr>
               <w:t>列表查询响应时间</w:t>
             </w:r>
@@ -5287,10 +5752,10 @@
             <w:tcW w:type="dxa" w:w="4320"/>
           </w:tcPr>
           <w:p>
-            <w:r/>
             <w:r>
               <w:rPr>
-                <w:sz w:val="18"/>
+                <w:rFonts w:ascii="Microsoft YaHei" w:hAnsi="Microsoft YaHei" w:eastAsia="Microsoft YaHei"/>
+                <w:sz w:val="20"/>
               </w:rPr>
               <w:t>不超过 300ms</w:t>
             </w:r>
@@ -5320,6 +5785,10 @@
         <w:pStyle w:val="ListBullet"/>
       </w:pPr>
       <w:r>
+        <w:rPr>
+          <w:rFonts w:ascii="Microsoft YaHei" w:hAnsi="Microsoft YaHei" w:eastAsia="Microsoft YaHei"/>
+          <w:sz w:val="22"/>
+        </w:rPr>
         <w:t>密码使用 BCrypt 加密存储</w:t>
       </w:r>
     </w:p>
@@ -5328,6 +5797,10 @@
         <w:pStyle w:val="ListBullet"/>
       </w:pPr>
       <w:r>
+        <w:rPr>
+          <w:rFonts w:ascii="Microsoft YaHei" w:hAnsi="Microsoft YaHei" w:eastAsia="Microsoft YaHei"/>
+          <w:sz w:val="22"/>
+        </w:rPr>
         <w:t>API 请求使用 JWT Token 鉴权</w:t>
       </w:r>
     </w:p>
@@ -5336,6 +5809,10 @@
         <w:pStyle w:val="ListBullet"/>
       </w:pPr>
       <w:r>
+        <w:rPr>
+          <w:rFonts w:ascii="Microsoft YaHei" w:hAnsi="Microsoft YaHei" w:eastAsia="Microsoft YaHei"/>
+          <w:sz w:val="22"/>
+        </w:rPr>
         <w:t>数据库密码和 JWT 密钥不硬编码在代码中</w:t>
       </w:r>
     </w:p>
@@ -5352,6 +5829,10 @@
         <w:pStyle w:val="ListBullet"/>
       </w:pPr>
       <w:r>
+        <w:rPr>
+          <w:rFonts w:ascii="Microsoft YaHei" w:hAnsi="Microsoft YaHei" w:eastAsia="Microsoft YaHei"/>
+          <w:sz w:val="22"/>
+        </w:rPr>
         <w:t>界面简洁直观，操作路径不超过 3 步</w:t>
       </w:r>
     </w:p>
@@ -5360,6 +5841,10 @@
         <w:pStyle w:val="ListBullet"/>
       </w:pPr>
       <w:r>
+        <w:rPr>
+          <w:rFonts w:ascii="Microsoft YaHei" w:hAnsi="Microsoft YaHei" w:eastAsia="Microsoft YaHei"/>
+          <w:sz w:val="22"/>
+        </w:rPr>
         <w:t>猫咪详情页和信息编辑页布局清晰</w:t>
       </w:r>
     </w:p>
@@ -5376,6 +5861,10 @@
         <w:pStyle w:val="ListBullet"/>
       </w:pPr>
       <w:r>
+        <w:rPr>
+          <w:rFonts w:ascii="Microsoft YaHei" w:hAnsi="Microsoft YaHei" w:eastAsia="Microsoft YaHei"/>
+          <w:sz w:val="22"/>
+        </w:rPr>
         <w:t>后端采用分层架构（Controller → Service → Repository）</w:t>
       </w:r>
     </w:p>
@@ -5384,6 +5873,10 @@
         <w:pStyle w:val="ListBullet"/>
       </w:pPr>
       <w:r>
+        <w:rPr>
+          <w:rFonts w:ascii="Microsoft YaHei" w:hAnsi="Microsoft YaHei" w:eastAsia="Microsoft YaHei"/>
+          <w:sz w:val="22"/>
+        </w:rPr>
         <w:t>算法模块独立封装，便于替换和升级</w:t>
       </w:r>
     </w:p>
@@ -5761,7 +6254,7 @@
     <w:qFormat/>
     <w:rsid w:val="00FC693F"/>
     <w:rPr>
-      <w:rFonts w:ascii="Microsoft YaHei" w:hAnsi="Microsoft YaHei"/>
+      <w:rFonts w:ascii="Microsoft YaHei" w:hAnsi="Microsoft YaHei" w:eastAsia="Microsoft YaHei"/>
       <w:sz w:val="22"/>
     </w:rPr>
   </w:style>
@@ -5824,11 +6317,11 @@
       <w:outlineLvl w:val="0"/>
     </w:pPr>
     <w:rPr>
-      <w:rFonts w:asciiTheme="majorHAnsi" w:eastAsiaTheme="majorEastAsia" w:hAnsiTheme="majorHAnsi" w:cstheme="majorBidi"/>
+      <w:rFonts w:asciiTheme="majorHAnsi" w:eastAsiaTheme="majorEastAsia" w:hAnsiTheme="majorHAnsi" w:cstheme="majorBidi" w:ascii="Microsoft YaHei" w:hAnsi="Microsoft YaHei" w:eastAsia="Microsoft YaHei"/>
       <w:b/>
       <w:bCs/>
-      <w:color w:val="365F91" w:themeColor="accent1" w:themeShade="BF"/>
-      <w:sz w:val="28"/>
+      <w:color w:val="000000"/>
+      <w:sz w:val="36"/>
       <w:szCs w:val="28"/>
     </w:rPr>
   </w:style>
@@ -5848,11 +6341,11 @@
       <w:outlineLvl w:val="1"/>
     </w:pPr>
     <w:rPr>
-      <w:rFonts w:asciiTheme="majorHAnsi" w:eastAsiaTheme="majorEastAsia" w:hAnsiTheme="majorHAnsi" w:cstheme="majorBidi"/>
+      <w:rFonts w:asciiTheme="majorHAnsi" w:eastAsiaTheme="majorEastAsia" w:hAnsiTheme="majorHAnsi" w:cstheme="majorBidi" w:ascii="Microsoft YaHei" w:hAnsi="Microsoft YaHei" w:eastAsia="Microsoft YaHei"/>
       <w:b/>
       <w:bCs/>
-      <w:color w:val="4F81BD" w:themeColor="accent1"/>
-      <w:sz w:val="26"/>
+      <w:color w:val="000000"/>
+      <w:sz w:val="30"/>
       <w:szCs w:val="26"/>
     </w:rPr>
   </w:style>
@@ -5872,10 +6365,11 @@
       <w:outlineLvl w:val="2"/>
     </w:pPr>
     <w:rPr>
-      <w:rFonts w:asciiTheme="majorHAnsi" w:eastAsiaTheme="majorEastAsia" w:hAnsiTheme="majorHAnsi" w:cstheme="majorBidi"/>
+      <w:rFonts w:asciiTheme="majorHAnsi" w:eastAsiaTheme="majorEastAsia" w:hAnsiTheme="majorHAnsi" w:cstheme="majorBidi" w:ascii="Microsoft YaHei" w:hAnsi="Microsoft YaHei" w:eastAsia="Microsoft YaHei"/>
       <w:b/>
       <w:bCs/>
-      <w:color w:val="4F81BD" w:themeColor="accent1"/>
+      <w:color w:val="000000"/>
+      <w:sz w:val="26"/>
     </w:rPr>
   </w:style>
   <w:style w:type="paragraph" w:styleId="Heading4">
@@ -5895,12 +6389,13 @@
       <w:outlineLvl w:val="3"/>
     </w:pPr>
     <w:rPr>
-      <w:rFonts w:asciiTheme="majorHAnsi" w:eastAsiaTheme="majorEastAsia" w:hAnsiTheme="majorHAnsi" w:cstheme="majorBidi"/>
+      <w:rFonts w:asciiTheme="majorHAnsi" w:eastAsiaTheme="majorEastAsia" w:hAnsiTheme="majorHAnsi" w:cstheme="majorBidi" w:ascii="Microsoft YaHei" w:hAnsi="Microsoft YaHei" w:eastAsia="Microsoft YaHei"/>
       <w:b/>
       <w:bCs/>
       <w:i/>
       <w:iCs/>
-      <w:color w:val="4F81BD" w:themeColor="accent1"/>
+      <w:color w:val="000000"/>
+      <w:sz w:val="22"/>
     </w:rPr>
   </w:style>
   <w:style w:type="paragraph" w:styleId="Heading5">

--- a/docs/docx/需求规格说明书.docx
+++ b/docs/docx/需求规格说明书.docx
@@ -29,8 +29,8 @@
     <w:p>
       <w:r>
         <w:rPr>
-          <w:rFonts w:ascii="Microsoft YaHei" w:hAnsi="Microsoft YaHei" w:eastAsia="Microsoft YaHei"/>
-          <w:sz w:val="22"/>
+          <w:rFonts w:ascii="Times New Roman" w:hAnsi="Times New Roman" w:eastAsia="宋体"/>
+          <w:sz w:val="24"/>
         </w:rPr>
         <w:t>本文档旨在明确"南信猫友记"系统的研究背景、可行性及功能与非功能需求，为后续的概要设计、详细设计和编码实现提供依据。本文档的读者包括项目开发人员、测试人员及项目评审人员。</w:t>
       </w:r>
@@ -54,8 +54,8 @@
     <w:p>
       <w:r>
         <w:rPr>
-          <w:rFonts w:ascii="Microsoft YaHei" w:hAnsi="Microsoft YaHei" w:eastAsia="Microsoft YaHei"/>
-          <w:sz w:val="22"/>
+          <w:rFonts w:ascii="Times New Roman" w:hAnsi="Times New Roman" w:eastAsia="宋体"/>
+          <w:sz w:val="24"/>
         </w:rPr>
         <w:t>近年来，高校校园流浪猫问题受到越来越多的关注。流浪猫在校园中自然繁殖，种群规模不断扩大，给校园生态环境和猫咪自身健康带来双重挑战。据相关调查，国内多数高校校园内均有数量不等的流浪猫群体，师生们自发投喂、救助的现象十分普遍。然而，由于缺乏统一的信息管理平台，猫咪的分布、健康状况、绝育状态等信息散落在各个社交媒体群组中，难以系统化管理和共享。</w:t>
       </w:r>
@@ -71,8 +71,8 @@
     <w:p>
       <w:r>
         <w:rPr>
-          <w:rFonts w:ascii="Microsoft YaHei" w:hAnsi="Microsoft YaHei" w:eastAsia="Microsoft YaHei"/>
-          <w:sz w:val="22"/>
+          <w:rFonts w:ascii="Times New Roman" w:hAnsi="Times New Roman" w:eastAsia="宋体"/>
+          <w:sz w:val="24"/>
         </w:rPr>
         <w:t>部分高校已开始尝试用信息化手段管理校园猫咪。例如，中山大学基于开源项目"笃行猫谱"搭建了微信小程序端的校园猫咪信息平台，提供猫咪档案浏览、照片上传与审核、留言评论等基础功能。北京大学、清华大学等高校也有类似的校园猫咪社群和信息页面。这些实践证明了校园猫咪信息化管理的可行性和用户需求。</w:t>
       </w:r>
@@ -88,23 +88,23 @@
     <w:p>
       <w:r>
         <w:rPr>
-          <w:rFonts w:ascii="Microsoft YaHei" w:hAnsi="Microsoft YaHei" w:eastAsia="Microsoft YaHei"/>
-          <w:sz w:val="22"/>
+          <w:rFonts w:ascii="Times New Roman" w:hAnsi="Times New Roman" w:eastAsia="宋体"/>
+          <w:sz w:val="24"/>
         </w:rPr>
         <w:t xml:space="preserve">南京信息工程大学校园内也有大量的师生爱猫群体，他们自发记录和分享校园猫咪的信息。本校此前已参考中大猫谱搭建了微信小程序端猫咪平台，但小程序在页面承载能力、复杂算法运行和跨平台分享方面存在局限。因此，本系统作为 </w:t>
       </w:r>
       <w:r>
         <w:rPr>
-          <w:rFonts w:ascii="Microsoft YaHei" w:hAnsi="Microsoft YaHei" w:eastAsia="Microsoft YaHei"/>
+          <w:rFonts w:ascii="Times New Roman" w:hAnsi="Times New Roman" w:eastAsia="宋体"/>
           <w:b/>
-          <w:sz w:val="22"/>
+          <w:sz w:val="24"/>
         </w:rPr>
         <w:t>Web 端的补充与升级</w:t>
       </w:r>
       <w:r>
         <w:rPr>
-          <w:rFonts w:ascii="Microsoft YaHei" w:hAnsi="Microsoft YaHei" w:eastAsia="Microsoft YaHei"/>
-          <w:sz w:val="22"/>
+          <w:rFonts w:ascii="Times New Roman" w:hAnsi="Times New Roman" w:eastAsia="宋体"/>
+          <w:sz w:val="24"/>
         </w:rPr>
         <w:t xml:space="preserve"> 立项，在保留核心猫咪信息管理功能的同时，引入推荐算法，提供更丰富的可视化展示和跨设备访问能力。</w:t>
       </w:r>
@@ -131,22 +131,22 @@
       </w:pPr>
       <w:r>
         <w:rPr>
-          <w:rFonts w:ascii="Microsoft YaHei" w:hAnsi="Microsoft YaHei" w:eastAsia="Microsoft YaHei"/>
-          <w:sz w:val="22"/>
+          <w:rFonts w:ascii="Times New Roman" w:hAnsi="Times New Roman" w:eastAsia="宋体"/>
+          <w:sz w:val="24"/>
         </w:rPr>
       </w:r>
       <w:r>
         <w:rPr>
-          <w:rFonts w:ascii="Microsoft YaHei" w:hAnsi="Microsoft YaHei" w:eastAsia="Microsoft YaHei"/>
+          <w:rFonts w:ascii="Times New Roman" w:hAnsi="Times New Roman" w:eastAsia="宋体"/>
           <w:b/>
-          <w:sz w:val="22"/>
+          <w:sz w:val="24"/>
         </w:rPr>
         <w:t>提升校园猫咪管理水平：</w:t>
       </w:r>
       <w:r>
         <w:rPr>
-          <w:rFonts w:ascii="Microsoft YaHei" w:hAnsi="Microsoft YaHei" w:eastAsia="Microsoft YaHei"/>
-          <w:sz w:val="22"/>
+          <w:rFonts w:ascii="Times New Roman" w:hAnsi="Times New Roman" w:eastAsia="宋体"/>
+          <w:sz w:val="24"/>
         </w:rPr>
         <w:t xml:space="preserve"> 通过电子档案系统记录猫咪的分布、健康状况、绝育状态等信息，为校园流浪猫 TNR（抓捕-绝育-放归）救助工作提供数据支撑</w:t>
       </w:r>
@@ -157,22 +157,22 @@
       </w:pPr>
       <w:r>
         <w:rPr>
-          <w:rFonts w:ascii="Microsoft YaHei" w:hAnsi="Microsoft YaHei" w:eastAsia="Microsoft YaHei"/>
-          <w:sz w:val="22"/>
+          <w:rFonts w:ascii="Times New Roman" w:hAnsi="Times New Roman" w:eastAsia="宋体"/>
+          <w:sz w:val="24"/>
         </w:rPr>
       </w:r>
       <w:r>
         <w:rPr>
-          <w:rFonts w:ascii="Microsoft YaHei" w:hAnsi="Microsoft YaHei" w:eastAsia="Microsoft YaHei"/>
+          <w:rFonts w:ascii="Times New Roman" w:hAnsi="Times New Roman" w:eastAsia="宋体"/>
           <w:b/>
-          <w:sz w:val="22"/>
+          <w:sz w:val="24"/>
         </w:rPr>
         <w:t>增强师生关爱意识：</w:t>
       </w:r>
       <w:r>
         <w:rPr>
-          <w:rFonts w:ascii="Microsoft YaHei" w:hAnsi="Microsoft YaHei" w:eastAsia="Microsoft YaHei"/>
-          <w:sz w:val="22"/>
+          <w:rFonts w:ascii="Times New Roman" w:hAnsi="Times New Roman" w:eastAsia="宋体"/>
+          <w:sz w:val="24"/>
         </w:rPr>
         <w:t xml:space="preserve"> 系统化的猫咪信息展示和互动功能，能够吸引更多师生关注校园流浪猫问题，促进人与动物的和谐共处</w:t>
       </w:r>
@@ -183,22 +183,22 @@
       </w:pPr>
       <w:r>
         <w:rPr>
-          <w:rFonts w:ascii="Microsoft YaHei" w:hAnsi="Microsoft YaHei" w:eastAsia="Microsoft YaHei"/>
-          <w:sz w:val="22"/>
+          <w:rFonts w:ascii="Times New Roman" w:hAnsi="Times New Roman" w:eastAsia="宋体"/>
+          <w:sz w:val="24"/>
         </w:rPr>
       </w:r>
       <w:r>
         <w:rPr>
-          <w:rFonts w:ascii="Microsoft YaHei" w:hAnsi="Microsoft YaHei" w:eastAsia="Microsoft YaHei"/>
+          <w:rFonts w:ascii="Times New Roman" w:hAnsi="Times New Roman" w:eastAsia="宋体"/>
           <w:b/>
-          <w:sz w:val="22"/>
+          <w:sz w:val="24"/>
         </w:rPr>
         <w:t>促进校园社区建设：</w:t>
       </w:r>
       <w:r>
         <w:rPr>
-          <w:rFonts w:ascii="Microsoft YaHei" w:hAnsi="Microsoft YaHei" w:eastAsia="Microsoft YaHei"/>
-          <w:sz w:val="22"/>
+          <w:rFonts w:ascii="Times New Roman" w:hAnsi="Times New Roman" w:eastAsia="宋体"/>
+          <w:sz w:val="24"/>
         </w:rPr>
         <w:t xml:space="preserve"> 猫咪话题是校园社交的天然纽带，系统的互动功能（留言、评分、关注）有助于增强师生之间的交流与连接</w:t>
       </w:r>
@@ -217,22 +217,22 @@
       </w:pPr>
       <w:r>
         <w:rPr>
-          <w:rFonts w:ascii="Microsoft YaHei" w:hAnsi="Microsoft YaHei" w:eastAsia="Microsoft YaHei"/>
-          <w:sz w:val="22"/>
+          <w:rFonts w:ascii="Times New Roman" w:hAnsi="Times New Roman" w:eastAsia="宋体"/>
+          <w:sz w:val="24"/>
         </w:rPr>
       </w:r>
       <w:r>
         <w:rPr>
-          <w:rFonts w:ascii="Microsoft YaHei" w:hAnsi="Microsoft YaHei" w:eastAsia="Microsoft YaHei"/>
+          <w:rFonts w:ascii="Times New Roman" w:hAnsi="Times New Roman" w:eastAsia="宋体"/>
           <w:b/>
-          <w:sz w:val="22"/>
+          <w:sz w:val="24"/>
         </w:rPr>
         <w:t>推荐算法的实践应用：</w:t>
       </w:r>
       <w:r>
         <w:rPr>
-          <w:rFonts w:ascii="Microsoft YaHei" w:hAnsi="Microsoft YaHei" w:eastAsia="Microsoft YaHei"/>
-          <w:sz w:val="22"/>
+          <w:rFonts w:ascii="Times New Roman" w:hAnsi="Times New Roman" w:eastAsia="宋体"/>
+          <w:sz w:val="24"/>
         </w:rPr>
         <w:t xml:space="preserve"> 将余弦相似度算法与内容推荐相结合，在猫咪信息管理场景中落地，验证基于特征向量的推荐方法在小规模数据集上的效果</w:t>
       </w:r>
@@ -243,22 +243,22 @@
       </w:pPr>
       <w:r>
         <w:rPr>
-          <w:rFonts w:ascii="Microsoft YaHei" w:hAnsi="Microsoft YaHei" w:eastAsia="Microsoft YaHei"/>
-          <w:sz w:val="22"/>
+          <w:rFonts w:ascii="Times New Roman" w:hAnsi="Times New Roman" w:eastAsia="宋体"/>
+          <w:sz w:val="24"/>
         </w:rPr>
       </w:r>
       <w:r>
         <w:rPr>
-          <w:rFonts w:ascii="Microsoft YaHei" w:hAnsi="Microsoft YaHei" w:eastAsia="Microsoft YaHei"/>
+          <w:rFonts w:ascii="Times New Roman" w:hAnsi="Times New Roman" w:eastAsia="宋体"/>
           <w:b/>
-          <w:sz w:val="22"/>
+          <w:sz w:val="24"/>
         </w:rPr>
         <w:t>前后端分离架构的实践：</w:t>
       </w:r>
       <w:r>
         <w:rPr>
-          <w:rFonts w:ascii="Microsoft YaHei" w:hAnsi="Microsoft YaHei" w:eastAsia="Microsoft YaHei"/>
-          <w:sz w:val="22"/>
+          <w:rFonts w:ascii="Times New Roman" w:hAnsi="Times New Roman" w:eastAsia="宋体"/>
+          <w:sz w:val="24"/>
         </w:rPr>
         <w:t xml:space="preserve"> 采用 Spring Boot + Vue 3 的前后端分离架构，为后续同类 Web 应用开发积累技术经验</w:t>
       </w:r>
@@ -269,22 +269,22 @@
       </w:pPr>
       <w:r>
         <w:rPr>
-          <w:rFonts w:ascii="Microsoft YaHei" w:hAnsi="Microsoft YaHei" w:eastAsia="Microsoft YaHei"/>
-          <w:sz w:val="22"/>
+          <w:rFonts w:ascii="Times New Roman" w:hAnsi="Times New Roman" w:eastAsia="宋体"/>
+          <w:sz w:val="24"/>
         </w:rPr>
       </w:r>
       <w:r>
         <w:rPr>
-          <w:rFonts w:ascii="Microsoft YaHei" w:hAnsi="Microsoft YaHei" w:eastAsia="Microsoft YaHei"/>
+          <w:rFonts w:ascii="Times New Roman" w:hAnsi="Times New Roman" w:eastAsia="宋体"/>
           <w:b/>
-          <w:sz w:val="22"/>
+          <w:sz w:val="24"/>
         </w:rPr>
         <w:t>Web 端与小程序端的互补探索：</w:t>
       </w:r>
       <w:r>
         <w:rPr>
-          <w:rFonts w:ascii="Microsoft YaHei" w:hAnsi="Microsoft YaHei" w:eastAsia="Microsoft YaHei"/>
-          <w:sz w:val="22"/>
+          <w:rFonts w:ascii="Times New Roman" w:hAnsi="Times New Roman" w:eastAsia="宋体"/>
+          <w:sz w:val="24"/>
         </w:rPr>
         <w:t xml:space="preserve"> 本系统作为小程序端的 Web 补充，探索多端协同的校园信息化解决方案</w:t>
       </w:r>
@@ -306,24 +306,28 @@
       </w:r>
     </w:p>
     <w:p>
+      <w:pPr>
+        <w:ind w:firstLine="0"/>
+        <w:jc w:val="center"/>
+      </w:pPr>
       <w:r>
         <w:rPr>
-          <w:rFonts w:ascii="Microsoft YaHei" w:hAnsi="Microsoft YaHei" w:eastAsia="Microsoft YaHei"/>
-          <w:sz w:val="22"/>
+          <w:rFonts w:ascii="Times New Roman" w:hAnsi="Times New Roman" w:eastAsia="宋体"/>
+          <w:sz w:val="24"/>
         </w:rPr>
       </w:r>
       <w:r>
         <w:rPr>
-          <w:rFonts w:ascii="Microsoft YaHei" w:hAnsi="Microsoft YaHei" w:eastAsia="Microsoft YaHei"/>
+          <w:rFonts w:ascii="Times New Roman" w:hAnsi="Times New Roman" w:eastAsia="宋体"/>
           <w:b/>
-          <w:sz w:val="22"/>
+          <w:sz w:val="24"/>
         </w:rPr>
-        <w:t>表1 国内外同类系统对比</w:t>
+        <w:t>表1-1 国内外同类系统对比</w:t>
       </w:r>
       <w:r>
         <w:rPr>
-          <w:rFonts w:ascii="Microsoft YaHei" w:hAnsi="Microsoft YaHei" w:eastAsia="Microsoft YaHei"/>
-          <w:sz w:val="22"/>
+          <w:rFonts w:ascii="Times New Roman" w:hAnsi="Times New Roman" w:eastAsia="宋体"/>
+          <w:sz w:val="24"/>
         </w:rPr>
       </w:r>
     </w:p>
@@ -335,22 +339,22 @@
         <w:tblLook w:firstColumn="1" w:firstRow="1" w:lastColumn="0" w:lastRow="0" w:noHBand="0" w:noVBand="1" w:val="04A0"/>
       </w:tblPr>
       <w:tblGrid>
-        <w:gridCol w:w="1440"/>
-        <w:gridCol w:w="1440"/>
-        <w:gridCol w:w="1440"/>
-        <w:gridCol w:w="1440"/>
-        <w:gridCol w:w="1440"/>
-        <w:gridCol w:w="1440"/>
+        <w:gridCol w:w="1512"/>
+        <w:gridCol w:w="1512"/>
+        <w:gridCol w:w="1512"/>
+        <w:gridCol w:w="1512"/>
+        <w:gridCol w:w="1512"/>
+        <w:gridCol w:w="1512"/>
       </w:tblGrid>
       <w:tr>
         <w:tc>
           <w:tcPr>
-            <w:tcW w:type="dxa" w:w="1440"/>
+            <w:tcW w:type="dxa" w:w="1512"/>
           </w:tcPr>
           <w:p>
             <w:r>
               <w:rPr>
-                <w:rFonts w:ascii="Microsoft YaHei" w:hAnsi="Microsoft YaHei" w:eastAsia="Microsoft YaHei"/>
+                <w:rFonts w:ascii="Times New Roman" w:hAnsi="Times New Roman" w:eastAsia="宋体"/>
                 <w:b/>
                 <w:sz w:val="20"/>
               </w:rPr>
@@ -360,12 +364,12 @@
         </w:tc>
         <w:tc>
           <w:tcPr>
-            <w:tcW w:type="dxa" w:w="1440"/>
+            <w:tcW w:type="dxa" w:w="1512"/>
           </w:tcPr>
           <w:p>
             <w:r>
               <w:rPr>
-                <w:rFonts w:ascii="Microsoft YaHei" w:hAnsi="Microsoft YaHei" w:eastAsia="Microsoft YaHei"/>
+                <w:rFonts w:ascii="Times New Roman" w:hAnsi="Times New Roman" w:eastAsia="宋体"/>
                 <w:b/>
                 <w:sz w:val="20"/>
               </w:rPr>
@@ -375,12 +379,12 @@
         </w:tc>
         <w:tc>
           <w:tcPr>
-            <w:tcW w:type="dxa" w:w="1440"/>
+            <w:tcW w:type="dxa" w:w="1512"/>
           </w:tcPr>
           <w:p>
             <w:r>
               <w:rPr>
-                <w:rFonts w:ascii="Microsoft YaHei" w:hAnsi="Microsoft YaHei" w:eastAsia="Microsoft YaHei"/>
+                <w:rFonts w:ascii="Times New Roman" w:hAnsi="Times New Roman" w:eastAsia="宋体"/>
                 <w:b/>
                 <w:sz w:val="20"/>
               </w:rPr>
@@ -390,12 +394,12 @@
         </w:tc>
         <w:tc>
           <w:tcPr>
-            <w:tcW w:type="dxa" w:w="1440"/>
+            <w:tcW w:type="dxa" w:w="1512"/>
           </w:tcPr>
           <w:p>
             <w:r>
               <w:rPr>
-                <w:rFonts w:ascii="Microsoft YaHei" w:hAnsi="Microsoft YaHei" w:eastAsia="Microsoft YaHei"/>
+                <w:rFonts w:ascii="Times New Roman" w:hAnsi="Times New Roman" w:eastAsia="宋体"/>
                 <w:b/>
                 <w:sz w:val="20"/>
               </w:rPr>
@@ -405,12 +409,12 @@
         </w:tc>
         <w:tc>
           <w:tcPr>
-            <w:tcW w:type="dxa" w:w="1440"/>
+            <w:tcW w:type="dxa" w:w="1512"/>
           </w:tcPr>
           <w:p>
             <w:r>
               <w:rPr>
-                <w:rFonts w:ascii="Microsoft YaHei" w:hAnsi="Microsoft YaHei" w:eastAsia="Microsoft YaHei"/>
+                <w:rFonts w:ascii="Times New Roman" w:hAnsi="Times New Roman" w:eastAsia="宋体"/>
                 <w:b/>
                 <w:sz w:val="20"/>
               </w:rPr>
@@ -420,12 +424,12 @@
         </w:tc>
         <w:tc>
           <w:tcPr>
-            <w:tcW w:type="dxa" w:w="1440"/>
+            <w:tcW w:type="dxa" w:w="1512"/>
           </w:tcPr>
           <w:p>
             <w:r>
               <w:rPr>
-                <w:rFonts w:ascii="Microsoft YaHei" w:hAnsi="Microsoft YaHei" w:eastAsia="Microsoft YaHei"/>
+                <w:rFonts w:ascii="Times New Roman" w:hAnsi="Times New Roman" w:eastAsia="宋体"/>
                 <w:b/>
                 <w:sz w:val="20"/>
               </w:rPr>
@@ -437,26 +441,26 @@
       <w:tr>
         <w:tc>
           <w:tcPr>
-            <w:tcW w:type="dxa" w:w="1440"/>
+            <w:tcW w:type="dxa" w:w="1512"/>
           </w:tcPr>
           <w:p>
             <w:r>
               <w:rPr>
-                <w:rFonts w:ascii="Microsoft YaHei" w:hAnsi="Microsoft YaHei" w:eastAsia="Microsoft YaHei"/>
+                <w:rFonts w:ascii="Times New Roman" w:hAnsi="Times New Roman" w:eastAsia="宋体"/>
                 <w:sz w:val="20"/>
               </w:rPr>
-              <w:t>**笃行猫谱（中大猫谱）**</w:t>
+              <w:t>笃行猫谱（中大猫谱）</w:t>
             </w:r>
           </w:p>
         </w:tc>
         <w:tc>
           <w:tcPr>
-            <w:tcW w:type="dxa" w:w="1440"/>
+            <w:tcW w:type="dxa" w:w="1512"/>
           </w:tcPr>
           <w:p>
             <w:r>
               <w:rPr>
-                <w:rFonts w:ascii="Microsoft YaHei" w:hAnsi="Microsoft YaHei" w:eastAsia="Microsoft YaHei"/>
+                <w:rFonts w:ascii="Times New Roman" w:hAnsi="Times New Roman" w:eastAsia="宋体"/>
                 <w:sz w:val="20"/>
               </w:rPr>
               <w:t>中山大学</w:t>
@@ -465,12 +469,12 @@
         </w:tc>
         <w:tc>
           <w:tcPr>
-            <w:tcW w:type="dxa" w:w="1440"/>
+            <w:tcW w:type="dxa" w:w="1512"/>
           </w:tcPr>
           <w:p>
             <w:r>
               <w:rPr>
-                <w:rFonts w:ascii="Microsoft YaHei" w:hAnsi="Microsoft YaHei" w:eastAsia="Microsoft YaHei"/>
+                <w:rFonts w:ascii="Times New Roman" w:hAnsi="Times New Roman" w:eastAsia="宋体"/>
                 <w:sz w:val="20"/>
               </w:rPr>
               <w:t>微信小程序</w:t>
@@ -479,12 +483,12 @@
         </w:tc>
         <w:tc>
           <w:tcPr>
-            <w:tcW w:type="dxa" w:w="1440"/>
+            <w:tcW w:type="dxa" w:w="1512"/>
           </w:tcPr>
           <w:p>
             <w:r>
               <w:rPr>
-                <w:rFonts w:ascii="Microsoft YaHei" w:hAnsi="Microsoft YaHei" w:eastAsia="Microsoft YaHei"/>
+                <w:rFonts w:ascii="Times New Roman" w:hAnsi="Times New Roman" w:eastAsia="宋体"/>
                 <w:sz w:val="20"/>
               </w:rPr>
               <w:t>猫咪档案、照片审核、留言、点赞</w:t>
@@ -493,12 +497,12 @@
         </w:tc>
         <w:tc>
           <w:tcPr>
-            <w:tcW w:type="dxa" w:w="1440"/>
+            <w:tcW w:type="dxa" w:w="1512"/>
           </w:tcPr>
           <w:p>
             <w:r>
               <w:rPr>
-                <w:rFonts w:ascii="Microsoft YaHei" w:hAnsi="Microsoft YaHei" w:eastAsia="Microsoft YaHei"/>
+                <w:rFonts w:ascii="Times New Roman" w:hAnsi="Times New Roman" w:eastAsia="宋体"/>
                 <w:sz w:val="20"/>
               </w:rPr>
               <w:t>照片审核流程完善；开源项目</w:t>
@@ -507,12 +511,12 @@
         </w:tc>
         <w:tc>
           <w:tcPr>
-            <w:tcW w:type="dxa" w:w="1440"/>
+            <w:tcW w:type="dxa" w:w="1512"/>
           </w:tcPr>
           <w:p>
             <w:r>
               <w:rPr>
-                <w:rFonts w:ascii="Microsoft YaHei" w:hAnsi="Microsoft YaHei" w:eastAsia="Microsoft YaHei"/>
+                <w:rFonts w:ascii="Times New Roman" w:hAnsi="Times New Roman" w:eastAsia="宋体"/>
                 <w:sz w:val="20"/>
               </w:rPr>
               <w:t>无推荐算法；页面承载受限</w:t>
@@ -523,26 +527,26 @@
       <w:tr>
         <w:tc>
           <w:tcPr>
-            <w:tcW w:type="dxa" w:w="1440"/>
+            <w:tcW w:type="dxa" w:w="1512"/>
           </w:tcPr>
           <w:p>
             <w:r>
               <w:rPr>
-                <w:rFonts w:ascii="Microsoft YaHei" w:hAnsi="Microsoft YaHei" w:eastAsia="Microsoft YaHei"/>
+                <w:rFonts w:ascii="Times New Roman" w:hAnsi="Times New Roman" w:eastAsia="宋体"/>
                 <w:sz w:val="20"/>
               </w:rPr>
-              <w:t>**燕园猫速查手册**</w:t>
+              <w:t>燕园猫速查手册</w:t>
             </w:r>
           </w:p>
         </w:tc>
         <w:tc>
           <w:tcPr>
-            <w:tcW w:type="dxa" w:w="1440"/>
+            <w:tcW w:type="dxa" w:w="1512"/>
           </w:tcPr>
           <w:p>
             <w:r>
               <w:rPr>
-                <w:rFonts w:ascii="Microsoft YaHei" w:hAnsi="Microsoft YaHei" w:eastAsia="Microsoft YaHei"/>
+                <w:rFonts w:ascii="Times New Roman" w:hAnsi="Times New Roman" w:eastAsia="宋体"/>
                 <w:sz w:val="20"/>
               </w:rPr>
               <w:t>北京大学</w:t>
@@ -551,12 +555,12 @@
         </w:tc>
         <w:tc>
           <w:tcPr>
-            <w:tcW w:type="dxa" w:w="1440"/>
+            <w:tcW w:type="dxa" w:w="1512"/>
           </w:tcPr>
           <w:p>
             <w:r>
               <w:rPr>
-                <w:rFonts w:ascii="Microsoft YaHei" w:hAnsi="Microsoft YaHei" w:eastAsia="Microsoft YaHei"/>
+                <w:rFonts w:ascii="Times New Roman" w:hAnsi="Times New Roman" w:eastAsia="宋体"/>
                 <w:sz w:val="20"/>
               </w:rPr>
               <w:t>Web 页面</w:t>
@@ -565,12 +569,12 @@
         </w:tc>
         <w:tc>
           <w:tcPr>
-            <w:tcW w:type="dxa" w:w="1440"/>
+            <w:tcW w:type="dxa" w:w="1512"/>
           </w:tcPr>
           <w:p>
             <w:r>
               <w:rPr>
-                <w:rFonts w:ascii="Microsoft YaHei" w:hAnsi="Microsoft YaHei" w:eastAsia="Microsoft YaHei"/>
+                <w:rFonts w:ascii="Times New Roman" w:hAnsi="Times New Roman" w:eastAsia="宋体"/>
                 <w:sz w:val="20"/>
               </w:rPr>
               <w:t>猫咪名录、位置标记</w:t>
@@ -579,12 +583,12 @@
         </w:tc>
         <w:tc>
           <w:tcPr>
-            <w:tcW w:type="dxa" w:w="1440"/>
+            <w:tcW w:type="dxa" w:w="1512"/>
           </w:tcPr>
           <w:p>
             <w:r>
               <w:rPr>
-                <w:rFonts w:ascii="Microsoft YaHei" w:hAnsi="Microsoft YaHei" w:eastAsia="Microsoft YaHei"/>
+                <w:rFonts w:ascii="Times New Roman" w:hAnsi="Times New Roman" w:eastAsia="宋体"/>
                 <w:sz w:val="20"/>
               </w:rPr>
               <w:t>猫咪覆盖全；信息更新及时</w:t>
@@ -593,12 +597,12 @@
         </w:tc>
         <w:tc>
           <w:tcPr>
-            <w:tcW w:type="dxa" w:w="1440"/>
+            <w:tcW w:type="dxa" w:w="1512"/>
           </w:tcPr>
           <w:p>
             <w:r>
               <w:rPr>
-                <w:rFonts w:ascii="Microsoft YaHei" w:hAnsi="Microsoft YaHei" w:eastAsia="Microsoft YaHei"/>
+                <w:rFonts w:ascii="Times New Roman" w:hAnsi="Times New Roman" w:eastAsia="宋体"/>
                 <w:sz w:val="20"/>
               </w:rPr>
               <w:t>无互动功能；无算法推荐</w:t>
@@ -609,26 +613,26 @@
       <w:tr>
         <w:tc>
           <w:tcPr>
-            <w:tcW w:type="dxa" w:w="1440"/>
+            <w:tcW w:type="dxa" w:w="1512"/>
           </w:tcPr>
           <w:p>
             <w:r>
               <w:rPr>
-                <w:rFonts w:ascii="Microsoft YaHei" w:hAnsi="Microsoft YaHei" w:eastAsia="Microsoft YaHei"/>
+                <w:rFonts w:ascii="Times New Roman" w:hAnsi="Times New Roman" w:eastAsia="宋体"/>
                 <w:sz w:val="20"/>
               </w:rPr>
-              <w:t>**THU 小喵**</w:t>
+              <w:t>THU 小喵</w:t>
             </w:r>
           </w:p>
         </w:tc>
         <w:tc>
           <w:tcPr>
-            <w:tcW w:type="dxa" w:w="1440"/>
+            <w:tcW w:type="dxa" w:w="1512"/>
           </w:tcPr>
           <w:p>
             <w:r>
               <w:rPr>
-                <w:rFonts w:ascii="Microsoft YaHei" w:hAnsi="Microsoft YaHei" w:eastAsia="Microsoft YaHei"/>
+                <w:rFonts w:ascii="Times New Roman" w:hAnsi="Times New Roman" w:eastAsia="宋体"/>
                 <w:sz w:val="20"/>
               </w:rPr>
               <w:t>清华大学</w:t>
@@ -637,12 +641,12 @@
         </w:tc>
         <w:tc>
           <w:tcPr>
-            <w:tcW w:type="dxa" w:w="1440"/>
+            <w:tcW w:type="dxa" w:w="1512"/>
           </w:tcPr>
           <w:p>
             <w:r>
               <w:rPr>
-                <w:rFonts w:ascii="Microsoft YaHei" w:hAnsi="Microsoft YaHei" w:eastAsia="Microsoft YaHei"/>
+                <w:rFonts w:ascii="Times New Roman" w:hAnsi="Times New Roman" w:eastAsia="宋体"/>
                 <w:sz w:val="20"/>
               </w:rPr>
               <w:t>微信小程序</w:t>
@@ -651,12 +655,12 @@
         </w:tc>
         <w:tc>
           <w:tcPr>
-            <w:tcW w:type="dxa" w:w="1440"/>
+            <w:tcW w:type="dxa" w:w="1512"/>
           </w:tcPr>
           <w:p>
             <w:r>
               <w:rPr>
-                <w:rFonts w:ascii="Microsoft YaHei" w:hAnsi="Microsoft YaHei" w:eastAsia="Microsoft YaHei"/>
+                <w:rFonts w:ascii="Times New Roman" w:hAnsi="Times New Roman" w:eastAsia="宋体"/>
                 <w:sz w:val="20"/>
               </w:rPr>
               <w:t>猫咪地图、投喂记录</w:t>
@@ -665,12 +669,12 @@
         </w:tc>
         <w:tc>
           <w:tcPr>
-            <w:tcW w:type="dxa" w:w="1440"/>
+            <w:tcW w:type="dxa" w:w="1512"/>
           </w:tcPr>
           <w:p>
             <w:r>
               <w:rPr>
-                <w:rFonts w:ascii="Microsoft YaHei" w:hAnsi="Microsoft YaHei" w:eastAsia="Microsoft YaHei"/>
+                <w:rFonts w:ascii="Times New Roman" w:hAnsi="Times New Roman" w:eastAsia="宋体"/>
                 <w:sz w:val="20"/>
               </w:rPr>
               <w:t>地图可视化</w:t>
@@ -679,12 +683,12 @@
         </w:tc>
         <w:tc>
           <w:tcPr>
-            <w:tcW w:type="dxa" w:w="1440"/>
+            <w:tcW w:type="dxa" w:w="1512"/>
           </w:tcPr>
           <w:p>
             <w:r>
               <w:rPr>
-                <w:rFonts w:ascii="Microsoft YaHei" w:hAnsi="Microsoft YaHei" w:eastAsia="Microsoft YaHei"/>
+                <w:rFonts w:ascii="Times New Roman" w:hAnsi="Times New Roman" w:eastAsia="宋体"/>
                 <w:sz w:val="20"/>
               </w:rPr>
               <w:t>功能单一；无社交互动</w:t>
@@ -695,26 +699,26 @@
       <w:tr>
         <w:tc>
           <w:tcPr>
-            <w:tcW w:type="dxa" w:w="1440"/>
+            <w:tcW w:type="dxa" w:w="1512"/>
           </w:tcPr>
           <w:p>
             <w:r>
               <w:rPr>
-                <w:rFonts w:ascii="Microsoft YaHei" w:hAnsi="Microsoft YaHei" w:eastAsia="Microsoft YaHei"/>
+                <w:rFonts w:ascii="Times New Roman" w:hAnsi="Times New Roman" w:eastAsia="宋体"/>
                 <w:sz w:val="20"/>
               </w:rPr>
-              <w:t>**本校现有小程序**</w:t>
+              <w:t>本校现有小程序</w:t>
             </w:r>
           </w:p>
         </w:tc>
         <w:tc>
           <w:tcPr>
-            <w:tcW w:type="dxa" w:w="1440"/>
+            <w:tcW w:type="dxa" w:w="1512"/>
           </w:tcPr>
           <w:p>
             <w:r>
               <w:rPr>
-                <w:rFonts w:ascii="Microsoft YaHei" w:hAnsi="Microsoft YaHei" w:eastAsia="Microsoft YaHei"/>
+                <w:rFonts w:ascii="Times New Roman" w:hAnsi="Times New Roman" w:eastAsia="宋体"/>
                 <w:sz w:val="20"/>
               </w:rPr>
               <w:t>南京信息工程大学</w:t>
@@ -723,12 +727,12 @@
         </w:tc>
         <w:tc>
           <w:tcPr>
-            <w:tcW w:type="dxa" w:w="1440"/>
+            <w:tcW w:type="dxa" w:w="1512"/>
           </w:tcPr>
           <w:p>
             <w:r>
               <w:rPr>
-                <w:rFonts w:ascii="Microsoft YaHei" w:hAnsi="Microsoft YaHei" w:eastAsia="Microsoft YaHei"/>
+                <w:rFonts w:ascii="Times New Roman" w:hAnsi="Times New Roman" w:eastAsia="宋体"/>
                 <w:sz w:val="20"/>
               </w:rPr>
               <w:t>微信小程序</w:t>
@@ -737,12 +741,12 @@
         </w:tc>
         <w:tc>
           <w:tcPr>
-            <w:tcW w:type="dxa" w:w="1440"/>
+            <w:tcW w:type="dxa" w:w="1512"/>
           </w:tcPr>
           <w:p>
             <w:r>
               <w:rPr>
-                <w:rFonts w:ascii="Microsoft YaHei" w:hAnsi="Microsoft YaHei" w:eastAsia="Microsoft YaHei"/>
+                <w:rFonts w:ascii="Times New Roman" w:hAnsi="Times New Roman" w:eastAsia="宋体"/>
                 <w:sz w:val="20"/>
               </w:rPr>
               <w:t>猫咪档案、照片上传、留言</w:t>
@@ -751,12 +755,12 @@
         </w:tc>
         <w:tc>
           <w:tcPr>
-            <w:tcW w:type="dxa" w:w="1440"/>
+            <w:tcW w:type="dxa" w:w="1512"/>
           </w:tcPr>
           <w:p>
             <w:r>
               <w:rPr>
-                <w:rFonts w:ascii="Microsoft YaHei" w:hAnsi="Microsoft YaHei" w:eastAsia="Microsoft YaHei"/>
+                <w:rFonts w:ascii="Times New Roman" w:hAnsi="Times New Roman" w:eastAsia="宋体"/>
                 <w:sz w:val="20"/>
               </w:rPr>
               <w:t>基于中大猫谱二次开发</w:t>
@@ -765,12 +769,12 @@
         </w:tc>
         <w:tc>
           <w:tcPr>
-            <w:tcW w:type="dxa" w:w="1440"/>
+            <w:tcW w:type="dxa" w:w="1512"/>
           </w:tcPr>
           <w:p>
             <w:r>
               <w:rPr>
-                <w:rFonts w:ascii="Microsoft YaHei" w:hAnsi="Microsoft YaHei" w:eastAsia="Microsoft YaHei"/>
+                <w:rFonts w:ascii="Times New Roman" w:hAnsi="Times New Roman" w:eastAsia="宋体"/>
                 <w:sz w:val="20"/>
               </w:rPr>
               <w:t>同中大猫谱局限</w:t>
@@ -794,22 +798,22 @@
       </w:pPr>
       <w:r>
         <w:rPr>
-          <w:rFonts w:ascii="Microsoft YaHei" w:hAnsi="Microsoft YaHei" w:eastAsia="Microsoft YaHei"/>
-          <w:sz w:val="22"/>
+          <w:rFonts w:ascii="Times New Roman" w:hAnsi="Times New Roman" w:eastAsia="宋体"/>
+          <w:sz w:val="24"/>
         </w:rPr>
       </w:r>
       <w:r>
         <w:rPr>
-          <w:rFonts w:ascii="Microsoft YaHei" w:hAnsi="Microsoft YaHei" w:eastAsia="Microsoft YaHei"/>
+          <w:rFonts w:ascii="Times New Roman" w:hAnsi="Times New Roman" w:eastAsia="宋体"/>
           <w:b/>
-          <w:sz w:val="22"/>
+          <w:sz w:val="24"/>
         </w:rPr>
         <w:t>缺乏智能推荐功能：</w:t>
       </w:r>
       <w:r>
         <w:rPr>
-          <w:rFonts w:ascii="Microsoft YaHei" w:hAnsi="Microsoft YaHei" w:eastAsia="Microsoft YaHei"/>
-          <w:sz w:val="22"/>
+          <w:rFonts w:ascii="Times New Roman" w:hAnsi="Times New Roman" w:eastAsia="宋体"/>
+          <w:sz w:val="24"/>
         </w:rPr>
         <w:t xml:space="preserve"> 现有系统均以基础的档案浏览和搜索为主，未引入内容推荐算法，用户无法发现与自己兴趣相关的猫咪</w:t>
       </w:r>
@@ -820,22 +824,22 @@
       </w:pPr>
       <w:r>
         <w:rPr>
-          <w:rFonts w:ascii="Microsoft YaHei" w:hAnsi="Microsoft YaHei" w:eastAsia="Microsoft YaHei"/>
-          <w:sz w:val="22"/>
+          <w:rFonts w:ascii="Times New Roman" w:hAnsi="Times New Roman" w:eastAsia="宋体"/>
+          <w:sz w:val="24"/>
         </w:rPr>
       </w:r>
       <w:r>
         <w:rPr>
-          <w:rFonts w:ascii="Microsoft YaHei" w:hAnsi="Microsoft YaHei" w:eastAsia="Microsoft YaHei"/>
+          <w:rFonts w:ascii="Times New Roman" w:hAnsi="Times New Roman" w:eastAsia="宋体"/>
           <w:b/>
-          <w:sz w:val="22"/>
+          <w:sz w:val="24"/>
         </w:rPr>
         <w:t>互动维度单一：</w:t>
       </w:r>
       <w:r>
         <w:rPr>
-          <w:rFonts w:ascii="Microsoft YaHei" w:hAnsi="Microsoft YaHei" w:eastAsia="Microsoft YaHei"/>
-          <w:sz w:val="22"/>
+          <w:rFonts w:ascii="Times New Roman" w:hAnsi="Times New Roman" w:eastAsia="宋体"/>
+          <w:sz w:val="24"/>
         </w:rPr>
         <w:t xml:space="preserve"> 多数系统仅支持留言和点赞，缺少评分、关注等多维度互动机制</w:t>
       </w:r>
@@ -846,22 +850,22 @@
       </w:pPr>
       <w:r>
         <w:rPr>
-          <w:rFonts w:ascii="Microsoft YaHei" w:hAnsi="Microsoft YaHei" w:eastAsia="Microsoft YaHei"/>
-          <w:sz w:val="22"/>
+          <w:rFonts w:ascii="Times New Roman" w:hAnsi="Times New Roman" w:eastAsia="宋体"/>
+          <w:sz w:val="24"/>
         </w:rPr>
       </w:r>
       <w:r>
         <w:rPr>
-          <w:rFonts w:ascii="Microsoft YaHei" w:hAnsi="Microsoft YaHei" w:eastAsia="Microsoft YaHei"/>
+          <w:rFonts w:ascii="Times New Roman" w:hAnsi="Times New Roman" w:eastAsia="宋体"/>
           <w:b/>
-          <w:sz w:val="22"/>
+          <w:sz w:val="24"/>
         </w:rPr>
         <w:t>Web 端覆盖不足：</w:t>
       </w:r>
       <w:r>
         <w:rPr>
-          <w:rFonts w:ascii="Microsoft YaHei" w:hAnsi="Microsoft YaHei" w:eastAsia="Microsoft YaHei"/>
-          <w:sz w:val="22"/>
+          <w:rFonts w:ascii="Times New Roman" w:hAnsi="Times New Roman" w:eastAsia="宋体"/>
+          <w:sz w:val="24"/>
         </w:rPr>
         <w:t xml:space="preserve"> 多数校园猫咪平台集中在小程序端，Web 端系统较少，跨设备访问不便</w:t>
       </w:r>
@@ -872,22 +876,22 @@
       </w:pPr>
       <w:r>
         <w:rPr>
-          <w:rFonts w:ascii="Microsoft YaHei" w:hAnsi="Microsoft YaHei" w:eastAsia="Microsoft YaHei"/>
-          <w:sz w:val="22"/>
+          <w:rFonts w:ascii="Times New Roman" w:hAnsi="Times New Roman" w:eastAsia="宋体"/>
+          <w:sz w:val="24"/>
         </w:rPr>
       </w:r>
       <w:r>
         <w:rPr>
-          <w:rFonts w:ascii="Microsoft YaHei" w:hAnsi="Microsoft YaHei" w:eastAsia="Microsoft YaHei"/>
+          <w:rFonts w:ascii="Times New Roman" w:hAnsi="Times New Roman" w:eastAsia="宋体"/>
           <w:b/>
-          <w:sz w:val="22"/>
+          <w:sz w:val="24"/>
         </w:rPr>
         <w:t>数据利用不充分：</w:t>
       </w:r>
       <w:r>
         <w:rPr>
-          <w:rFonts w:ascii="Microsoft YaHei" w:hAnsi="Microsoft YaHei" w:eastAsia="Microsoft YaHei"/>
-          <w:sz w:val="22"/>
+          <w:rFonts w:ascii="Times New Roman" w:hAnsi="Times New Roman" w:eastAsia="宋体"/>
+          <w:sz w:val="24"/>
         </w:rPr>
         <w:t xml:space="preserve"> 用户行为数据（浏览、搜索、互动）未被充分采集和利用</w:t>
       </w:r>
@@ -906,22 +910,22 @@
       </w:pPr>
       <w:r>
         <w:rPr>
-          <w:rFonts w:ascii="Microsoft YaHei" w:hAnsi="Microsoft YaHei" w:eastAsia="Microsoft YaHei"/>
-          <w:sz w:val="22"/>
+          <w:rFonts w:ascii="Times New Roman" w:hAnsi="Times New Roman" w:eastAsia="宋体"/>
+          <w:sz w:val="24"/>
         </w:rPr>
       </w:r>
       <w:r>
         <w:rPr>
-          <w:rFonts w:ascii="Microsoft YaHei" w:hAnsi="Microsoft YaHei" w:eastAsia="Microsoft YaHei"/>
+          <w:rFonts w:ascii="Times New Roman" w:hAnsi="Times New Roman" w:eastAsia="宋体"/>
           <w:b/>
-          <w:sz w:val="22"/>
+          <w:sz w:val="24"/>
         </w:rPr>
         <w:t>引入推荐算法：</w:t>
       </w:r>
       <w:r>
         <w:rPr>
-          <w:rFonts w:ascii="Microsoft YaHei" w:hAnsi="Microsoft YaHei" w:eastAsia="Microsoft YaHei"/>
-          <w:sz w:val="22"/>
+          <w:rFonts w:ascii="Times New Roman" w:hAnsi="Times New Roman" w:eastAsia="宋体"/>
+          <w:sz w:val="24"/>
         </w:rPr>
         <w:t xml:space="preserve"> 基于余弦相似度融合热度因子的内容推荐，在猫咪详情页推荐相似猫咪</w:t>
       </w:r>
@@ -932,22 +936,22 @@
       </w:pPr>
       <w:r>
         <w:rPr>
-          <w:rFonts w:ascii="Microsoft YaHei" w:hAnsi="Microsoft YaHei" w:eastAsia="Microsoft YaHei"/>
-          <w:sz w:val="22"/>
+          <w:rFonts w:ascii="Times New Roman" w:hAnsi="Times New Roman" w:eastAsia="宋体"/>
+          <w:sz w:val="24"/>
         </w:rPr>
       </w:r>
       <w:r>
         <w:rPr>
-          <w:rFonts w:ascii="Microsoft YaHei" w:hAnsi="Microsoft YaHei" w:eastAsia="Microsoft YaHei"/>
+          <w:rFonts w:ascii="Times New Roman" w:hAnsi="Times New Roman" w:eastAsia="宋体"/>
           <w:b/>
-          <w:sz w:val="22"/>
+          <w:sz w:val="24"/>
         </w:rPr>
         <w:t>五维评分体系：</w:t>
       </w:r>
       <w:r>
         <w:rPr>
-          <w:rFonts w:ascii="Microsoft YaHei" w:hAnsi="Microsoft YaHei" w:eastAsia="Microsoft YaHei"/>
-          <w:sz w:val="22"/>
+          <w:rFonts w:ascii="Times New Roman" w:hAnsi="Times New Roman" w:eastAsia="宋体"/>
+          <w:sz w:val="24"/>
         </w:rPr>
         <w:t xml:space="preserve"> 从猫德、颜值、社交、干饭、活力五个维度对猫咪进行评分，丰富互动维度</w:t>
       </w:r>
@@ -958,22 +962,22 @@
       </w:pPr>
       <w:r>
         <w:rPr>
-          <w:rFonts w:ascii="Microsoft YaHei" w:hAnsi="Microsoft YaHei" w:eastAsia="Microsoft YaHei"/>
-          <w:sz w:val="22"/>
+          <w:rFonts w:ascii="Times New Roman" w:hAnsi="Times New Roman" w:eastAsia="宋体"/>
+          <w:sz w:val="24"/>
         </w:rPr>
       </w:r>
       <w:r>
         <w:rPr>
-          <w:rFonts w:ascii="Microsoft YaHei" w:hAnsi="Microsoft YaHei" w:eastAsia="Microsoft YaHei"/>
+          <w:rFonts w:ascii="Times New Roman" w:hAnsi="Times New Roman" w:eastAsia="宋体"/>
           <w:b/>
-          <w:sz w:val="22"/>
+          <w:sz w:val="24"/>
         </w:rPr>
         <w:t>Web 端全功能覆盖：</w:t>
       </w:r>
       <w:r>
         <w:rPr>
-          <w:rFonts w:ascii="Microsoft YaHei" w:hAnsi="Microsoft YaHei" w:eastAsia="Microsoft YaHei"/>
-          <w:sz w:val="22"/>
+          <w:rFonts w:ascii="Times New Roman" w:hAnsi="Times New Roman" w:eastAsia="宋体"/>
+          <w:sz w:val="24"/>
         </w:rPr>
         <w:t xml:space="preserve"> 提供完整的 Web 端猫咪信息管理、搜索浏览、社交互动功能</w:t>
       </w:r>
@@ -984,22 +988,22 @@
       </w:pPr>
       <w:r>
         <w:rPr>
-          <w:rFonts w:ascii="Microsoft YaHei" w:hAnsi="Microsoft YaHei" w:eastAsia="Microsoft YaHei"/>
-          <w:sz w:val="22"/>
+          <w:rFonts w:ascii="Times New Roman" w:hAnsi="Times New Roman" w:eastAsia="宋体"/>
+          <w:sz w:val="24"/>
         </w:rPr>
       </w:r>
       <w:r>
         <w:rPr>
-          <w:rFonts w:ascii="Microsoft YaHei" w:hAnsi="Microsoft YaHei" w:eastAsia="Microsoft YaHei"/>
+          <w:rFonts w:ascii="Times New Roman" w:hAnsi="Times New Roman" w:eastAsia="宋体"/>
           <w:b/>
-          <w:sz w:val="22"/>
+          <w:sz w:val="24"/>
         </w:rPr>
         <w:t>行为数据驱动：</w:t>
       </w:r>
       <w:r>
         <w:rPr>
-          <w:rFonts w:ascii="Microsoft YaHei" w:hAnsi="Microsoft YaHei" w:eastAsia="Microsoft YaHei"/>
-          <w:sz w:val="22"/>
+          <w:rFonts w:ascii="Times New Roman" w:hAnsi="Times New Roman" w:eastAsia="宋体"/>
+          <w:sz w:val="24"/>
         </w:rPr>
         <w:t xml:space="preserve"> 自动记录用户行为日志，为算法和运营提供数据支持</w:t>
       </w:r>
@@ -1018,8 +1022,8 @@
       </w:pPr>
       <w:r>
         <w:rPr>
-          <w:rFonts w:ascii="Microsoft YaHei" w:hAnsi="Microsoft YaHei" w:eastAsia="Microsoft YaHei"/>
-          <w:sz w:val="22"/>
+          <w:rFonts w:ascii="Times New Roman" w:hAnsi="Times New Roman" w:eastAsia="宋体"/>
+          <w:sz w:val="24"/>
         </w:rPr>
         <w:t>为校园猫咪建立电子档案，记录基本信息、照片和健康状况</w:t>
       </w:r>
@@ -1030,8 +1034,8 @@
       </w:pPr>
       <w:r>
         <w:rPr>
-          <w:rFonts w:ascii="Microsoft YaHei" w:hAnsi="Microsoft YaHei" w:eastAsia="Microsoft YaHei"/>
-          <w:sz w:val="22"/>
+          <w:rFonts w:ascii="Times New Roman" w:hAnsi="Times New Roman" w:eastAsia="宋体"/>
+          <w:sz w:val="24"/>
         </w:rPr>
         <w:t>提供猫咪搜索和浏览功能，方便用户查找感兴趣的猫咪</w:t>
       </w:r>
@@ -1042,22 +1046,22 @@
       </w:pPr>
       <w:r>
         <w:rPr>
-          <w:rFonts w:ascii="Microsoft YaHei" w:hAnsi="Microsoft YaHei" w:eastAsia="Microsoft YaHei"/>
-          <w:sz w:val="22"/>
+          <w:rFonts w:ascii="Times New Roman" w:hAnsi="Times New Roman" w:eastAsia="宋体"/>
+          <w:sz w:val="24"/>
         </w:rPr>
       </w:r>
       <w:r>
         <w:rPr>
-          <w:rFonts w:ascii="Microsoft YaHei" w:hAnsi="Microsoft YaHei" w:eastAsia="Microsoft YaHei"/>
+          <w:rFonts w:ascii="Times New Roman" w:hAnsi="Times New Roman" w:eastAsia="宋体"/>
           <w:b/>
-          <w:sz w:val="22"/>
+          <w:sz w:val="24"/>
         </w:rPr>
         <w:t>基于余弦相似度的推荐算法，在猫咪详情页推荐相似猫咪</w:t>
       </w:r>
       <w:r>
         <w:rPr>
-          <w:rFonts w:ascii="Microsoft YaHei" w:hAnsi="Microsoft YaHei" w:eastAsia="Microsoft YaHei"/>
-          <w:sz w:val="22"/>
+          <w:rFonts w:ascii="Times New Roman" w:hAnsi="Times New Roman" w:eastAsia="宋体"/>
+          <w:sz w:val="24"/>
         </w:rPr>
       </w:r>
     </w:p>
@@ -1067,8 +1071,8 @@
       </w:pPr>
       <w:r>
         <w:rPr>
-          <w:rFonts w:ascii="Microsoft YaHei" w:hAnsi="Microsoft YaHei" w:eastAsia="Microsoft YaHei"/>
-          <w:sz w:val="22"/>
+          <w:rFonts w:ascii="Times New Roman" w:hAnsi="Times New Roman" w:eastAsia="宋体"/>
+          <w:sz w:val="24"/>
         </w:rPr>
         <w:t>支持用户参与猫咪档案的建设（添加猫咪、上传照片、留言评论、关注猫咪、评分点赞）</w:t>
       </w:r>
@@ -1079,8 +1083,8 @@
       </w:pPr>
       <w:r>
         <w:rPr>
-          <w:rFonts w:ascii="Microsoft YaHei" w:hAnsi="Microsoft YaHei" w:eastAsia="Microsoft YaHei"/>
-          <w:sz w:val="22"/>
+          <w:rFonts w:ascii="Times New Roman" w:hAnsi="Times New Roman" w:eastAsia="宋体"/>
+          <w:sz w:val="24"/>
         </w:rPr>
         <w:t>为管理员提供数据管理权限，包括照片审核和评论审核</w:t>
       </w:r>
@@ -1091,8 +1095,8 @@
       </w:pPr>
       <w:r>
         <w:rPr>
-          <w:rFonts w:ascii="Microsoft YaHei" w:hAnsi="Microsoft YaHei" w:eastAsia="Microsoft YaHei"/>
-          <w:sz w:val="22"/>
+          <w:rFonts w:ascii="Times New Roman" w:hAnsi="Times New Roman" w:eastAsia="宋体"/>
+          <w:sz w:val="24"/>
         </w:rPr>
         <w:t>提供照片审核流程，保证照片质量和内容安全</w:t>
       </w:r>
@@ -1103,8 +1107,8 @@
       </w:pPr>
       <w:r>
         <w:rPr>
-          <w:rFonts w:ascii="Microsoft YaHei" w:hAnsi="Microsoft YaHei" w:eastAsia="Microsoft YaHei"/>
-          <w:sz w:val="22"/>
+          <w:rFonts w:ascii="Times New Roman" w:hAnsi="Times New Roman" w:eastAsia="宋体"/>
+          <w:sz w:val="24"/>
         </w:rPr>
         <w:t>引入猫友互动机制（点赞、评分、关注），增强用户参与度</w:t>
       </w:r>
@@ -1131,24 +1135,28 @@
       </w:r>
     </w:p>
     <w:p>
+      <w:pPr>
+        <w:ind w:firstLine="0"/>
+        <w:jc w:val="center"/>
+      </w:pPr>
       <w:r>
         <w:rPr>
-          <w:rFonts w:ascii="Microsoft YaHei" w:hAnsi="Microsoft YaHei" w:eastAsia="Microsoft YaHei"/>
-          <w:sz w:val="22"/>
+          <w:rFonts w:ascii="Times New Roman" w:hAnsi="Times New Roman" w:eastAsia="宋体"/>
+          <w:sz w:val="24"/>
         </w:rPr>
       </w:r>
       <w:r>
         <w:rPr>
-          <w:rFonts w:ascii="Microsoft YaHei" w:hAnsi="Microsoft YaHei" w:eastAsia="Microsoft YaHei"/>
+          <w:rFonts w:ascii="Times New Roman" w:hAnsi="Times New Roman" w:eastAsia="宋体"/>
           <w:b/>
-          <w:sz w:val="22"/>
+          <w:sz w:val="24"/>
         </w:rPr>
-        <w:t>表2 技术可行性分析</w:t>
+        <w:t>表2-1 技术可行性分析</w:t>
       </w:r>
       <w:r>
         <w:rPr>
-          <w:rFonts w:ascii="Microsoft YaHei" w:hAnsi="Microsoft YaHei" w:eastAsia="Microsoft YaHei"/>
-          <w:sz w:val="22"/>
+          <w:rFonts w:ascii="Times New Roman" w:hAnsi="Times New Roman" w:eastAsia="宋体"/>
+          <w:sz w:val="24"/>
         </w:rPr>
       </w:r>
     </w:p>
@@ -1160,19 +1168,19 @@
         <w:tblLook w:firstColumn="1" w:firstRow="1" w:lastColumn="0" w:lastRow="0" w:noHBand="0" w:noVBand="1" w:val="04A0"/>
       </w:tblPr>
       <w:tblGrid>
-        <w:gridCol w:w="2880"/>
-        <w:gridCol w:w="2880"/>
-        <w:gridCol w:w="2880"/>
+        <w:gridCol w:w="3024"/>
+        <w:gridCol w:w="3024"/>
+        <w:gridCol w:w="3024"/>
       </w:tblGrid>
       <w:tr>
         <w:tc>
           <w:tcPr>
-            <w:tcW w:type="dxa" w:w="2880"/>
+            <w:tcW w:type="dxa" w:w="3024"/>
           </w:tcPr>
           <w:p>
             <w:r>
               <w:rPr>
-                <w:rFonts w:ascii="Microsoft YaHei" w:hAnsi="Microsoft YaHei" w:eastAsia="Microsoft YaHei"/>
+                <w:rFonts w:ascii="Times New Roman" w:hAnsi="Times New Roman" w:eastAsia="宋体"/>
                 <w:b/>
                 <w:sz w:val="20"/>
               </w:rPr>
@@ -1182,12 +1190,12 @@
         </w:tc>
         <w:tc>
           <w:tcPr>
-            <w:tcW w:type="dxa" w:w="2880"/>
+            <w:tcW w:type="dxa" w:w="3024"/>
           </w:tcPr>
           <w:p>
             <w:r>
               <w:rPr>
-                <w:rFonts w:ascii="Microsoft YaHei" w:hAnsi="Microsoft YaHei" w:eastAsia="Microsoft YaHei"/>
+                <w:rFonts w:ascii="Times New Roman" w:hAnsi="Times New Roman" w:eastAsia="宋体"/>
                 <w:b/>
                 <w:sz w:val="20"/>
               </w:rPr>
@@ -1197,12 +1205,12 @@
         </w:tc>
         <w:tc>
           <w:tcPr>
-            <w:tcW w:type="dxa" w:w="2880"/>
+            <w:tcW w:type="dxa" w:w="3024"/>
           </w:tcPr>
           <w:p>
             <w:r>
               <w:rPr>
-                <w:rFonts w:ascii="Microsoft YaHei" w:hAnsi="Microsoft YaHei" w:eastAsia="Microsoft YaHei"/>
+                <w:rFonts w:ascii="Times New Roman" w:hAnsi="Times New Roman" w:eastAsia="宋体"/>
                 <w:b/>
                 <w:sz w:val="20"/>
               </w:rPr>
@@ -1214,26 +1222,26 @@
       <w:tr>
         <w:tc>
           <w:tcPr>
-            <w:tcW w:type="dxa" w:w="2880"/>
+            <w:tcW w:type="dxa" w:w="3024"/>
           </w:tcPr>
           <w:p>
             <w:r>
               <w:rPr>
-                <w:rFonts w:ascii="Microsoft YaHei" w:hAnsi="Microsoft YaHei" w:eastAsia="Microsoft YaHei"/>
+                <w:rFonts w:ascii="Times New Roman" w:hAnsi="Times New Roman" w:eastAsia="宋体"/>
                 <w:sz w:val="20"/>
               </w:rPr>
-              <w:t>**后端技术**</w:t>
+              <w:t>后端技术</w:t>
             </w:r>
           </w:p>
         </w:tc>
         <w:tc>
           <w:tcPr>
-            <w:tcW w:type="dxa" w:w="2880"/>
+            <w:tcW w:type="dxa" w:w="3024"/>
           </w:tcPr>
           <w:p>
             <w:r>
               <w:rPr>
-                <w:rFonts w:ascii="Microsoft YaHei" w:hAnsi="Microsoft YaHei" w:eastAsia="Microsoft YaHei"/>
+                <w:rFonts w:ascii="Times New Roman" w:hAnsi="Times New Roman" w:eastAsia="宋体"/>
                 <w:sz w:val="20"/>
               </w:rPr>
               <w:t>Spring Boot 3.x 是成熟的 Java Web 框架，社区活跃、文档丰富；JPA/Hibernate 提供完善的 ORM 支持；Maven 管理依赖便捷</w:t>
@@ -1242,15 +1250,15 @@
         </w:tc>
         <w:tc>
           <w:tcPr>
-            <w:tcW w:type="dxa" w:w="2880"/>
+            <w:tcW w:type="dxa" w:w="3024"/>
           </w:tcPr>
           <w:p>
             <w:r>
               <w:rPr>
-                <w:rFonts w:ascii="Microsoft YaHei" w:hAnsi="Microsoft YaHei" w:eastAsia="Microsoft YaHei"/>
+                <w:rFonts w:ascii="Times New Roman" w:hAnsi="Times New Roman" w:eastAsia="宋体"/>
                 <w:sz w:val="20"/>
               </w:rPr>
-              <w:t>✅ 可行</w:t>
+              <w:t>可行</w:t>
             </w:r>
           </w:p>
         </w:tc>
@@ -1258,26 +1266,26 @@
       <w:tr>
         <w:tc>
           <w:tcPr>
-            <w:tcW w:type="dxa" w:w="2880"/>
+            <w:tcW w:type="dxa" w:w="3024"/>
           </w:tcPr>
           <w:p>
             <w:r>
               <w:rPr>
-                <w:rFonts w:ascii="Microsoft YaHei" w:hAnsi="Microsoft YaHei" w:eastAsia="Microsoft YaHei"/>
+                <w:rFonts w:ascii="Times New Roman" w:hAnsi="Times New Roman" w:eastAsia="宋体"/>
                 <w:sz w:val="20"/>
               </w:rPr>
-              <w:t>**前端技术**</w:t>
+              <w:t>前端技术</w:t>
             </w:r>
           </w:p>
         </w:tc>
         <w:tc>
           <w:tcPr>
-            <w:tcW w:type="dxa" w:w="2880"/>
+            <w:tcW w:type="dxa" w:w="3024"/>
           </w:tcPr>
           <w:p>
             <w:r>
               <w:rPr>
-                <w:rFonts w:ascii="Microsoft YaHei" w:hAnsi="Microsoft YaHei" w:eastAsia="Microsoft YaHei"/>
+                <w:rFonts w:ascii="Times New Roman" w:hAnsi="Times New Roman" w:eastAsia="宋体"/>
                 <w:sz w:val="20"/>
               </w:rPr>
               <w:t>Vue 3 配合 Vite 构建工具，开发效率高；Composition API 代码组织清晰；Axios 封装 HTTP 请求成熟稳定</w:t>
@@ -1286,15 +1294,15 @@
         </w:tc>
         <w:tc>
           <w:tcPr>
-            <w:tcW w:type="dxa" w:w="2880"/>
+            <w:tcW w:type="dxa" w:w="3024"/>
           </w:tcPr>
           <w:p>
             <w:r>
               <w:rPr>
-                <w:rFonts w:ascii="Microsoft YaHei" w:hAnsi="Microsoft YaHei" w:eastAsia="Microsoft YaHei"/>
+                <w:rFonts w:ascii="Times New Roman" w:hAnsi="Times New Roman" w:eastAsia="宋体"/>
                 <w:sz w:val="20"/>
               </w:rPr>
-              <w:t>✅ 可行</w:t>
+              <w:t>可行</w:t>
             </w:r>
           </w:p>
         </w:tc>
@@ -1302,26 +1310,26 @@
       <w:tr>
         <w:tc>
           <w:tcPr>
-            <w:tcW w:type="dxa" w:w="2880"/>
+            <w:tcW w:type="dxa" w:w="3024"/>
           </w:tcPr>
           <w:p>
             <w:r>
               <w:rPr>
-                <w:rFonts w:ascii="Microsoft YaHei" w:hAnsi="Microsoft YaHei" w:eastAsia="Microsoft YaHei"/>
+                <w:rFonts w:ascii="Times New Roman" w:hAnsi="Times New Roman" w:eastAsia="宋体"/>
                 <w:sz w:val="20"/>
               </w:rPr>
-              <w:t>**数据库**</w:t>
+              <w:t>数据库</w:t>
             </w:r>
           </w:p>
         </w:tc>
         <w:tc>
           <w:tcPr>
-            <w:tcW w:type="dxa" w:w="2880"/>
+            <w:tcW w:type="dxa" w:w="3024"/>
           </w:tcPr>
           <w:p>
             <w:r>
               <w:rPr>
-                <w:rFonts w:ascii="Microsoft YaHei" w:hAnsi="Microsoft YaHei" w:eastAsia="Microsoft YaHei"/>
+                <w:rFonts w:ascii="Times New Roman" w:hAnsi="Times New Roman" w:eastAsia="宋体"/>
                 <w:sz w:val="20"/>
               </w:rPr>
               <w:t>MySQL 8.0 是广泛使用的关系型数据库，支持事务、外键、索引等，完全满足中小规模数据存储需求</w:t>
@@ -1330,15 +1338,15 @@
         </w:tc>
         <w:tc>
           <w:tcPr>
-            <w:tcW w:type="dxa" w:w="2880"/>
+            <w:tcW w:type="dxa" w:w="3024"/>
           </w:tcPr>
           <w:p>
             <w:r>
               <w:rPr>
-                <w:rFonts w:ascii="Microsoft YaHei" w:hAnsi="Microsoft YaHei" w:eastAsia="Microsoft YaHei"/>
+                <w:rFonts w:ascii="Times New Roman" w:hAnsi="Times New Roman" w:eastAsia="宋体"/>
                 <w:sz w:val="20"/>
               </w:rPr>
-              <w:t>✅ 可行</w:t>
+              <w:t>可行</w:t>
             </w:r>
           </w:p>
         </w:tc>
@@ -1346,26 +1354,26 @@
       <w:tr>
         <w:tc>
           <w:tcPr>
-            <w:tcW w:type="dxa" w:w="2880"/>
+            <w:tcW w:type="dxa" w:w="3024"/>
           </w:tcPr>
           <w:p>
             <w:r>
               <w:rPr>
-                <w:rFonts w:ascii="Microsoft YaHei" w:hAnsi="Microsoft YaHei" w:eastAsia="Microsoft YaHei"/>
+                <w:rFonts w:ascii="Times New Roman" w:hAnsi="Times New Roman" w:eastAsia="宋体"/>
                 <w:sz w:val="20"/>
               </w:rPr>
-              <w:t>**推荐算法**</w:t>
+              <w:t>推荐算法</w:t>
             </w:r>
           </w:p>
         </w:tc>
         <w:tc>
           <w:tcPr>
-            <w:tcW w:type="dxa" w:w="2880"/>
+            <w:tcW w:type="dxa" w:w="3024"/>
           </w:tcPr>
           <w:p>
             <w:r>
               <w:rPr>
-                <w:rFonts w:ascii="Microsoft YaHei" w:hAnsi="Microsoft YaHei" w:eastAsia="Microsoft YaHei"/>
+                <w:rFonts w:ascii="Times New Roman" w:hAnsi="Times New Roman" w:eastAsia="宋体"/>
                 <w:sz w:val="20"/>
               </w:rPr>
               <w:t>余弦相似度是标准的相似度计算方法，算法复杂度低（O(n²)），在猫咪数量 ≤ 100 时计算时间可控制在 1 秒以内</w:t>
@@ -1374,15 +1382,15 @@
         </w:tc>
         <w:tc>
           <w:tcPr>
-            <w:tcW w:type="dxa" w:w="2880"/>
+            <w:tcW w:type="dxa" w:w="3024"/>
           </w:tcPr>
           <w:p>
             <w:r>
               <w:rPr>
-                <w:rFonts w:ascii="Microsoft YaHei" w:hAnsi="Microsoft YaHei" w:eastAsia="Microsoft YaHei"/>
+                <w:rFonts w:ascii="Times New Roman" w:hAnsi="Times New Roman" w:eastAsia="宋体"/>
                 <w:sz w:val="20"/>
               </w:rPr>
-              <w:t>✅ 可行</w:t>
+              <w:t>可行</w:t>
             </w:r>
           </w:p>
         </w:tc>
@@ -1390,26 +1398,26 @@
       <w:tr>
         <w:tc>
           <w:tcPr>
-            <w:tcW w:type="dxa" w:w="2880"/>
+            <w:tcW w:type="dxa" w:w="3024"/>
           </w:tcPr>
           <w:p>
             <w:r>
               <w:rPr>
-                <w:rFonts w:ascii="Microsoft YaHei" w:hAnsi="Microsoft YaHei" w:eastAsia="Microsoft YaHei"/>
+                <w:rFonts w:ascii="Times New Roman" w:hAnsi="Times New Roman" w:eastAsia="宋体"/>
                 <w:sz w:val="20"/>
               </w:rPr>
-              <w:t>**开发工具**</w:t>
+              <w:t>开发工具</w:t>
             </w:r>
           </w:p>
         </w:tc>
         <w:tc>
           <w:tcPr>
-            <w:tcW w:type="dxa" w:w="2880"/>
+            <w:tcW w:type="dxa" w:w="3024"/>
           </w:tcPr>
           <w:p>
             <w:r>
               <w:rPr>
-                <w:rFonts w:ascii="Microsoft YaHei" w:hAnsi="Microsoft YaHei" w:eastAsia="Microsoft YaHei"/>
+                <w:rFonts w:ascii="Times New Roman" w:hAnsi="Times New Roman" w:eastAsia="宋体"/>
                 <w:sz w:val="20"/>
               </w:rPr>
               <w:t>JDK 17、Maven、Node.js、VS Code / IntelliJ IDEA 均为免费或开源工具</w:t>
@@ -1418,15 +1426,15 @@
         </w:tc>
         <w:tc>
           <w:tcPr>
-            <w:tcW w:type="dxa" w:w="2880"/>
+            <w:tcW w:type="dxa" w:w="3024"/>
           </w:tcPr>
           <w:p>
             <w:r>
               <w:rPr>
-                <w:rFonts w:ascii="Microsoft YaHei" w:hAnsi="Microsoft YaHei" w:eastAsia="Microsoft YaHei"/>
+                <w:rFonts w:ascii="Times New Roman" w:hAnsi="Times New Roman" w:eastAsia="宋体"/>
                 <w:sz w:val="20"/>
               </w:rPr>
-              <w:t>✅ 可行</w:t>
+              <w:t>可行</w:t>
             </w:r>
           </w:p>
         </w:tc>
@@ -1442,24 +1450,28 @@
       </w:r>
     </w:p>
     <w:p>
+      <w:pPr>
+        <w:ind w:firstLine="0"/>
+        <w:jc w:val="center"/>
+      </w:pPr>
       <w:r>
         <w:rPr>
-          <w:rFonts w:ascii="Microsoft YaHei" w:hAnsi="Microsoft YaHei" w:eastAsia="Microsoft YaHei"/>
-          <w:sz w:val="22"/>
+          <w:rFonts w:ascii="Times New Roman" w:hAnsi="Times New Roman" w:eastAsia="宋体"/>
+          <w:sz w:val="24"/>
         </w:rPr>
       </w:r>
       <w:r>
         <w:rPr>
-          <w:rFonts w:ascii="Microsoft YaHei" w:hAnsi="Microsoft YaHei" w:eastAsia="Microsoft YaHei"/>
+          <w:rFonts w:ascii="Times New Roman" w:hAnsi="Times New Roman" w:eastAsia="宋体"/>
           <w:b/>
-          <w:sz w:val="22"/>
+          <w:sz w:val="24"/>
         </w:rPr>
-        <w:t>表3 经济可行性分析</w:t>
+        <w:t>表2-2 经济可行性分析</w:t>
       </w:r>
       <w:r>
         <w:rPr>
-          <w:rFonts w:ascii="Microsoft YaHei" w:hAnsi="Microsoft YaHei" w:eastAsia="Microsoft YaHei"/>
-          <w:sz w:val="22"/>
+          <w:rFonts w:ascii="Times New Roman" w:hAnsi="Times New Roman" w:eastAsia="宋体"/>
+          <w:sz w:val="24"/>
         </w:rPr>
       </w:r>
     </w:p>
@@ -1471,19 +1483,19 @@
         <w:tblLook w:firstColumn="1" w:firstRow="1" w:lastColumn="0" w:lastRow="0" w:noHBand="0" w:noVBand="1" w:val="04A0"/>
       </w:tblPr>
       <w:tblGrid>
-        <w:gridCol w:w="2880"/>
-        <w:gridCol w:w="2880"/>
-        <w:gridCol w:w="2880"/>
+        <w:gridCol w:w="3024"/>
+        <w:gridCol w:w="3024"/>
+        <w:gridCol w:w="3024"/>
       </w:tblGrid>
       <w:tr>
         <w:tc>
           <w:tcPr>
-            <w:tcW w:type="dxa" w:w="2880"/>
+            <w:tcW w:type="dxa" w:w="3024"/>
           </w:tcPr>
           <w:p>
             <w:r>
               <w:rPr>
-                <w:rFonts w:ascii="Microsoft YaHei" w:hAnsi="Microsoft YaHei" w:eastAsia="Microsoft YaHei"/>
+                <w:rFonts w:ascii="Times New Roman" w:hAnsi="Times New Roman" w:eastAsia="宋体"/>
                 <w:b/>
                 <w:sz w:val="20"/>
               </w:rPr>
@@ -1493,12 +1505,12 @@
         </w:tc>
         <w:tc>
           <w:tcPr>
-            <w:tcW w:type="dxa" w:w="2880"/>
+            <w:tcW w:type="dxa" w:w="3024"/>
           </w:tcPr>
           <w:p>
             <w:r>
               <w:rPr>
-                <w:rFonts w:ascii="Microsoft YaHei" w:hAnsi="Microsoft YaHei" w:eastAsia="Microsoft YaHei"/>
+                <w:rFonts w:ascii="Times New Roman" w:hAnsi="Times New Roman" w:eastAsia="宋体"/>
                 <w:b/>
                 <w:sz w:val="20"/>
               </w:rPr>
@@ -1508,12 +1520,12 @@
         </w:tc>
         <w:tc>
           <w:tcPr>
-            <w:tcW w:type="dxa" w:w="2880"/>
+            <w:tcW w:type="dxa" w:w="3024"/>
           </w:tcPr>
           <w:p>
             <w:r>
               <w:rPr>
-                <w:rFonts w:ascii="Microsoft YaHei" w:hAnsi="Microsoft YaHei" w:eastAsia="Microsoft YaHei"/>
+                <w:rFonts w:ascii="Times New Roman" w:hAnsi="Times New Roman" w:eastAsia="宋体"/>
                 <w:b/>
                 <w:sz w:val="20"/>
               </w:rPr>
@@ -1525,26 +1537,26 @@
       <w:tr>
         <w:tc>
           <w:tcPr>
-            <w:tcW w:type="dxa" w:w="2880"/>
+            <w:tcW w:type="dxa" w:w="3024"/>
           </w:tcPr>
           <w:p>
             <w:r>
               <w:rPr>
-                <w:rFonts w:ascii="Microsoft YaHei" w:hAnsi="Microsoft YaHei" w:eastAsia="Microsoft YaHei"/>
+                <w:rFonts w:ascii="Times New Roman" w:hAnsi="Times New Roman" w:eastAsia="宋体"/>
                 <w:sz w:val="20"/>
               </w:rPr>
-              <w:t>**开发工具**</w:t>
+              <w:t>开发工具</w:t>
             </w:r>
           </w:p>
         </w:tc>
         <w:tc>
           <w:tcPr>
-            <w:tcW w:type="dxa" w:w="2880"/>
+            <w:tcW w:type="dxa" w:w="3024"/>
           </w:tcPr>
           <w:p>
             <w:r>
               <w:rPr>
-                <w:rFonts w:ascii="Microsoft YaHei" w:hAnsi="Microsoft YaHei" w:eastAsia="Microsoft YaHei"/>
+                <w:rFonts w:ascii="Times New Roman" w:hAnsi="Times New Roman" w:eastAsia="宋体"/>
                 <w:sz w:val="20"/>
               </w:rPr>
               <w:t>JDK、Maven、VS Code、MySQL Community 均为免费</w:t>
@@ -1553,12 +1565,12 @@
         </w:tc>
         <w:tc>
           <w:tcPr>
-            <w:tcW w:type="dxa" w:w="2880"/>
+            <w:tcW w:type="dxa" w:w="3024"/>
           </w:tcPr>
           <w:p>
             <w:r>
               <w:rPr>
-                <w:rFonts w:ascii="Microsoft YaHei" w:hAnsi="Microsoft YaHei" w:eastAsia="Microsoft YaHei"/>
+                <w:rFonts w:ascii="Times New Roman" w:hAnsi="Times New Roman" w:eastAsia="宋体"/>
                 <w:sz w:val="20"/>
               </w:rPr>
               <w:t>¥0</w:t>
@@ -1569,26 +1581,26 @@
       <w:tr>
         <w:tc>
           <w:tcPr>
-            <w:tcW w:type="dxa" w:w="2880"/>
+            <w:tcW w:type="dxa" w:w="3024"/>
           </w:tcPr>
           <w:p>
             <w:r>
               <w:rPr>
-                <w:rFonts w:ascii="Microsoft YaHei" w:hAnsi="Microsoft YaHei" w:eastAsia="Microsoft YaHei"/>
+                <w:rFonts w:ascii="Times New Roman" w:hAnsi="Times New Roman" w:eastAsia="宋体"/>
                 <w:sz w:val="20"/>
               </w:rPr>
-              <w:t>**运行环境**</w:t>
+              <w:t>运行环境</w:t>
             </w:r>
           </w:p>
         </w:tc>
         <w:tc>
           <w:tcPr>
-            <w:tcW w:type="dxa" w:w="2880"/>
+            <w:tcW w:type="dxa" w:w="3024"/>
           </w:tcPr>
           <w:p>
             <w:r>
               <w:rPr>
-                <w:rFonts w:ascii="Microsoft YaHei" w:hAnsi="Microsoft YaHei" w:eastAsia="Microsoft YaHei"/>
+                <w:rFonts w:ascii="Times New Roman" w:hAnsi="Times New Roman" w:eastAsia="宋体"/>
                 <w:sz w:val="20"/>
               </w:rPr>
               <w:t>开发阶段使用本地环境；部署可选择学校服务器或云主机（阿里云学生机约 ¥100/年）</w:t>
@@ -1597,12 +1609,12 @@
         </w:tc>
         <w:tc>
           <w:tcPr>
-            <w:tcW w:type="dxa" w:w="2880"/>
+            <w:tcW w:type="dxa" w:w="3024"/>
           </w:tcPr>
           <w:p>
             <w:r>
               <w:rPr>
-                <w:rFonts w:ascii="Microsoft YaHei" w:hAnsi="Microsoft YaHei" w:eastAsia="Microsoft YaHei"/>
+                <w:rFonts w:ascii="Times New Roman" w:hAnsi="Times New Roman" w:eastAsia="宋体"/>
                 <w:sz w:val="20"/>
               </w:rPr>
               <w:t>¥0 ~ ¥100/年</w:t>
@@ -1613,26 +1625,26 @@
       <w:tr>
         <w:tc>
           <w:tcPr>
-            <w:tcW w:type="dxa" w:w="2880"/>
+            <w:tcW w:type="dxa" w:w="3024"/>
           </w:tcPr>
           <w:p>
             <w:r>
               <w:rPr>
-                <w:rFonts w:ascii="Microsoft YaHei" w:hAnsi="Microsoft YaHei" w:eastAsia="Microsoft YaHei"/>
+                <w:rFonts w:ascii="Times New Roman" w:hAnsi="Times New Roman" w:eastAsia="宋体"/>
                 <w:sz w:val="20"/>
               </w:rPr>
-              <w:t>**第三方服务**</w:t>
+              <w:t>第三方服务</w:t>
             </w:r>
           </w:p>
         </w:tc>
         <w:tc>
           <w:tcPr>
-            <w:tcW w:type="dxa" w:w="2880"/>
+            <w:tcW w:type="dxa" w:w="3024"/>
           </w:tcPr>
           <w:p>
             <w:r>
               <w:rPr>
-                <w:rFonts w:ascii="Microsoft YaHei" w:hAnsi="Microsoft YaHei" w:eastAsia="Microsoft YaHei"/>
+                <w:rFonts w:ascii="Times New Roman" w:hAnsi="Times New Roman" w:eastAsia="宋体"/>
                 <w:sz w:val="20"/>
               </w:rPr>
               <w:t>无需商业授权或付费 API</w:t>
@@ -1641,12 +1653,12 @@
         </w:tc>
         <w:tc>
           <w:tcPr>
-            <w:tcW w:type="dxa" w:w="2880"/>
+            <w:tcW w:type="dxa" w:w="3024"/>
           </w:tcPr>
           <w:p>
             <w:r>
               <w:rPr>
-                <w:rFonts w:ascii="Microsoft YaHei" w:hAnsi="Microsoft YaHei" w:eastAsia="Microsoft YaHei"/>
+                <w:rFonts w:ascii="Times New Roman" w:hAnsi="Times New Roman" w:eastAsia="宋体"/>
                 <w:sz w:val="20"/>
               </w:rPr>
               <w:t>¥0</w:t>
@@ -1657,26 +1669,26 @@
       <w:tr>
         <w:tc>
           <w:tcPr>
-            <w:tcW w:type="dxa" w:w="2880"/>
+            <w:tcW w:type="dxa" w:w="3024"/>
           </w:tcPr>
           <w:p>
             <w:r>
               <w:rPr>
-                <w:rFonts w:ascii="Microsoft YaHei" w:hAnsi="Microsoft YaHei" w:eastAsia="Microsoft YaHei"/>
+                <w:rFonts w:ascii="Times New Roman" w:hAnsi="Times New Roman" w:eastAsia="宋体"/>
                 <w:sz w:val="20"/>
               </w:rPr>
-              <w:t>**人力成本**</w:t>
+              <w:t>人力成本</w:t>
             </w:r>
           </w:p>
         </w:tc>
         <w:tc>
           <w:tcPr>
-            <w:tcW w:type="dxa" w:w="2880"/>
+            <w:tcW w:type="dxa" w:w="3024"/>
           </w:tcPr>
           <w:p>
             <w:r>
               <w:rPr>
-                <w:rFonts w:ascii="Microsoft YaHei" w:hAnsi="Microsoft YaHei" w:eastAsia="Microsoft YaHei"/>
+                <w:rFonts w:ascii="Times New Roman" w:hAnsi="Times New Roman" w:eastAsia="宋体"/>
                 <w:sz w:val="20"/>
               </w:rPr>
               <w:t>课程项目，开发人员为在校学生</w:t>
@@ -1685,12 +1697,12 @@
         </w:tc>
         <w:tc>
           <w:tcPr>
-            <w:tcW w:type="dxa" w:w="2880"/>
+            <w:tcW w:type="dxa" w:w="3024"/>
           </w:tcPr>
           <w:p>
             <w:r>
               <w:rPr>
-                <w:rFonts w:ascii="Microsoft YaHei" w:hAnsi="Microsoft YaHei" w:eastAsia="Microsoft YaHei"/>
+                <w:rFonts w:ascii="Times New Roman" w:hAnsi="Times New Roman" w:eastAsia="宋体"/>
                 <w:sz w:val="20"/>
               </w:rPr>
               <w:t>¥0</w:t>
@@ -1703,22 +1715,22 @@
     <w:p>
       <w:r>
         <w:rPr>
-          <w:rFonts w:ascii="Microsoft YaHei" w:hAnsi="Microsoft YaHei" w:eastAsia="Microsoft YaHei"/>
-          <w:sz w:val="22"/>
+          <w:rFonts w:ascii="Times New Roman" w:hAnsi="Times New Roman" w:eastAsia="宋体"/>
+          <w:sz w:val="24"/>
         </w:rPr>
       </w:r>
       <w:r>
         <w:rPr>
-          <w:rFonts w:ascii="Microsoft YaHei" w:hAnsi="Microsoft YaHei" w:eastAsia="Microsoft YaHei"/>
+          <w:rFonts w:ascii="Times New Roman" w:hAnsi="Times New Roman" w:eastAsia="宋体"/>
           <w:b/>
-          <w:sz w:val="22"/>
+          <w:sz w:val="24"/>
         </w:rPr>
         <w:t>结论：</w:t>
       </w:r>
       <w:r>
         <w:rPr>
-          <w:rFonts w:ascii="Microsoft YaHei" w:hAnsi="Microsoft YaHei" w:eastAsia="Microsoft YaHei"/>
-          <w:sz w:val="22"/>
+          <w:rFonts w:ascii="Times New Roman" w:hAnsi="Times New Roman" w:eastAsia="宋体"/>
+          <w:sz w:val="24"/>
         </w:rPr>
         <w:t xml:space="preserve"> 系统开发及运行成本极低，经济上完全可行。</w:t>
       </w:r>
@@ -1732,24 +1744,28 @@
       </w:r>
     </w:p>
     <w:p>
+      <w:pPr>
+        <w:ind w:firstLine="0"/>
+        <w:jc w:val="center"/>
+      </w:pPr>
       <w:r>
         <w:rPr>
-          <w:rFonts w:ascii="Microsoft YaHei" w:hAnsi="Microsoft YaHei" w:eastAsia="Microsoft YaHei"/>
-          <w:sz w:val="22"/>
+          <w:rFonts w:ascii="Times New Roman" w:hAnsi="Times New Roman" w:eastAsia="宋体"/>
+          <w:sz w:val="24"/>
         </w:rPr>
       </w:r>
       <w:r>
         <w:rPr>
-          <w:rFonts w:ascii="Microsoft YaHei" w:hAnsi="Microsoft YaHei" w:eastAsia="Microsoft YaHei"/>
+          <w:rFonts w:ascii="Times New Roman" w:hAnsi="Times New Roman" w:eastAsia="宋体"/>
           <w:b/>
-          <w:sz w:val="22"/>
+          <w:sz w:val="24"/>
         </w:rPr>
-        <w:t>表4 操作可行性分析</w:t>
+        <w:t>表2-3 操作可行性分析</w:t>
       </w:r>
       <w:r>
         <w:rPr>
-          <w:rFonts w:ascii="Microsoft YaHei" w:hAnsi="Microsoft YaHei" w:eastAsia="Microsoft YaHei"/>
-          <w:sz w:val="22"/>
+          <w:rFonts w:ascii="Times New Roman" w:hAnsi="Times New Roman" w:eastAsia="宋体"/>
+          <w:sz w:val="24"/>
         </w:rPr>
       </w:r>
     </w:p>
@@ -1761,18 +1777,18 @@
         <w:tblLook w:firstColumn="1" w:firstRow="1" w:lastColumn="0" w:lastRow="0" w:noHBand="0" w:noVBand="1" w:val="04A0"/>
       </w:tblPr>
       <w:tblGrid>
-        <w:gridCol w:w="4320"/>
-        <w:gridCol w:w="4320"/>
+        <w:gridCol w:w="4536"/>
+        <w:gridCol w:w="4536"/>
       </w:tblGrid>
       <w:tr>
         <w:tc>
           <w:tcPr>
-            <w:tcW w:type="dxa" w:w="4320"/>
+            <w:tcW w:type="dxa" w:w="4536"/>
           </w:tcPr>
           <w:p>
             <w:r>
               <w:rPr>
-                <w:rFonts w:ascii="Microsoft YaHei" w:hAnsi="Microsoft YaHei" w:eastAsia="Microsoft YaHei"/>
+                <w:rFonts w:ascii="Times New Roman" w:hAnsi="Times New Roman" w:eastAsia="宋体"/>
                 <w:b/>
                 <w:sz w:val="20"/>
               </w:rPr>
@@ -1782,12 +1798,12 @@
         </w:tc>
         <w:tc>
           <w:tcPr>
-            <w:tcW w:type="dxa" w:w="4320"/>
+            <w:tcW w:type="dxa" w:w="4536"/>
           </w:tcPr>
           <w:p>
             <w:r>
               <w:rPr>
-                <w:rFonts w:ascii="Microsoft YaHei" w:hAnsi="Microsoft YaHei" w:eastAsia="Microsoft YaHei"/>
+                <w:rFonts w:ascii="Times New Roman" w:hAnsi="Times New Roman" w:eastAsia="宋体"/>
                 <w:b/>
                 <w:sz w:val="20"/>
               </w:rPr>
@@ -1799,26 +1815,26 @@
       <w:tr>
         <w:tc>
           <w:tcPr>
-            <w:tcW w:type="dxa" w:w="4320"/>
+            <w:tcW w:type="dxa" w:w="4536"/>
           </w:tcPr>
           <w:p>
             <w:r>
               <w:rPr>
-                <w:rFonts w:ascii="Microsoft YaHei" w:hAnsi="Microsoft YaHei" w:eastAsia="Microsoft YaHei"/>
+                <w:rFonts w:ascii="Times New Roman" w:hAnsi="Times New Roman" w:eastAsia="宋体"/>
                 <w:sz w:val="20"/>
               </w:rPr>
-              <w:t>**用户操作**</w:t>
+              <w:t>用户操作</w:t>
             </w:r>
           </w:p>
         </w:tc>
         <w:tc>
           <w:tcPr>
-            <w:tcW w:type="dxa" w:w="4320"/>
+            <w:tcW w:type="dxa" w:w="4536"/>
           </w:tcPr>
           <w:p>
             <w:r>
               <w:rPr>
-                <w:rFonts w:ascii="Microsoft YaHei" w:hAnsi="Microsoft YaHei" w:eastAsia="Microsoft YaHei"/>
+                <w:rFonts w:ascii="Times New Roman" w:hAnsi="Times New Roman" w:eastAsia="宋体"/>
                 <w:sz w:val="20"/>
               </w:rPr>
               <w:t>Web 界面简洁直观，操作路径不超过 3 步；猫咪详情页、信息编辑页布局清晰；无需培训即可上手</w:t>
@@ -1829,26 +1845,26 @@
       <w:tr>
         <w:tc>
           <w:tcPr>
-            <w:tcW w:type="dxa" w:w="4320"/>
+            <w:tcW w:type="dxa" w:w="4536"/>
           </w:tcPr>
           <w:p>
             <w:r>
               <w:rPr>
-                <w:rFonts w:ascii="Microsoft YaHei" w:hAnsi="Microsoft YaHei" w:eastAsia="Microsoft YaHei"/>
+                <w:rFonts w:ascii="Times New Roman" w:hAnsi="Times New Roman" w:eastAsia="宋体"/>
                 <w:sz w:val="20"/>
               </w:rPr>
-              <w:t>**浏览器访问**</w:t>
+              <w:t>浏览器访问</w:t>
             </w:r>
           </w:p>
         </w:tc>
         <w:tc>
           <w:tcPr>
-            <w:tcW w:type="dxa" w:w="4320"/>
+            <w:tcW w:type="dxa" w:w="4536"/>
           </w:tcPr>
           <w:p>
             <w:r>
               <w:rPr>
-                <w:rFonts w:ascii="Microsoft YaHei" w:hAnsi="Microsoft YaHei" w:eastAsia="Microsoft YaHei"/>
+                <w:rFonts w:ascii="Times New Roman" w:hAnsi="Times New Roman" w:eastAsia="宋体"/>
                 <w:sz w:val="20"/>
               </w:rPr>
               <w:t>无需安装客户端，通过 Chrome / Edge / Firefox 等现代浏览器即可访问</w:t>
@@ -1859,26 +1875,26 @@
       <w:tr>
         <w:tc>
           <w:tcPr>
-            <w:tcW w:type="dxa" w:w="4320"/>
+            <w:tcW w:type="dxa" w:w="4536"/>
           </w:tcPr>
           <w:p>
             <w:r>
               <w:rPr>
-                <w:rFonts w:ascii="Microsoft YaHei" w:hAnsi="Microsoft YaHei" w:eastAsia="Microsoft YaHei"/>
+                <w:rFonts w:ascii="Times New Roman" w:hAnsi="Times New Roman" w:eastAsia="宋体"/>
                 <w:sz w:val="20"/>
               </w:rPr>
-              <w:t>**管理员操作**</w:t>
+              <w:t>管理员操作</w:t>
             </w:r>
           </w:p>
         </w:tc>
         <w:tc>
           <w:tcPr>
-            <w:tcW w:type="dxa" w:w="4320"/>
+            <w:tcW w:type="dxa" w:w="4536"/>
           </w:tcPr>
           <w:p>
             <w:r>
               <w:rPr>
-                <w:rFonts w:ascii="Microsoft YaHei" w:hAnsi="Microsoft YaHei" w:eastAsia="Microsoft YaHei"/>
+                <w:rFonts w:ascii="Times New Roman" w:hAnsi="Times New Roman" w:eastAsia="宋体"/>
                 <w:sz w:val="20"/>
               </w:rPr>
               <w:t>管理操作（照片审核、评论管理）与日常操作在同一界面完成，学习成本低</w:t>
@@ -1889,26 +1905,26 @@
       <w:tr>
         <w:tc>
           <w:tcPr>
-            <w:tcW w:type="dxa" w:w="4320"/>
+            <w:tcW w:type="dxa" w:w="4536"/>
           </w:tcPr>
           <w:p>
             <w:r>
               <w:rPr>
-                <w:rFonts w:ascii="Microsoft YaHei" w:hAnsi="Microsoft YaHei" w:eastAsia="Microsoft YaHei"/>
+                <w:rFonts w:ascii="Times New Roman" w:hAnsi="Times New Roman" w:eastAsia="宋体"/>
                 <w:sz w:val="20"/>
               </w:rPr>
-              <w:t>**部署维护**</w:t>
+              <w:t>部署维护</w:t>
             </w:r>
           </w:p>
         </w:tc>
         <w:tc>
           <w:tcPr>
-            <w:tcW w:type="dxa" w:w="4320"/>
+            <w:tcW w:type="dxa" w:w="4536"/>
           </w:tcPr>
           <w:p>
             <w:r>
               <w:rPr>
-                <w:rFonts w:ascii="Microsoft YaHei" w:hAnsi="Microsoft YaHei" w:eastAsia="Microsoft YaHei"/>
+                <w:rFonts w:ascii="Times New Roman" w:hAnsi="Times New Roman" w:eastAsia="宋体"/>
                 <w:sz w:val="20"/>
               </w:rPr>
               <w:t>Spring Boot 内置 Tomcat，java -jar 即可启动；数据库初始化脚本已提供</w:t>
@@ -1921,22 +1937,22 @@
     <w:p>
       <w:r>
         <w:rPr>
-          <w:rFonts w:ascii="Microsoft YaHei" w:hAnsi="Microsoft YaHei" w:eastAsia="Microsoft YaHei"/>
-          <w:sz w:val="22"/>
+          <w:rFonts w:ascii="Times New Roman" w:hAnsi="Times New Roman" w:eastAsia="宋体"/>
+          <w:sz w:val="24"/>
         </w:rPr>
       </w:r>
       <w:r>
         <w:rPr>
-          <w:rFonts w:ascii="Microsoft YaHei" w:hAnsi="Microsoft YaHei" w:eastAsia="Microsoft YaHei"/>
+          <w:rFonts w:ascii="Times New Roman" w:hAnsi="Times New Roman" w:eastAsia="宋体"/>
           <w:b/>
-          <w:sz w:val="22"/>
+          <w:sz w:val="24"/>
         </w:rPr>
         <w:t>结论：</w:t>
       </w:r>
       <w:r>
         <w:rPr>
-          <w:rFonts w:ascii="Microsoft YaHei" w:hAnsi="Microsoft YaHei" w:eastAsia="Microsoft YaHei"/>
-          <w:sz w:val="22"/>
+          <w:rFonts w:ascii="Times New Roman" w:hAnsi="Times New Roman" w:eastAsia="宋体"/>
+          <w:sz w:val="24"/>
         </w:rPr>
         <w:t xml:space="preserve"> 系统操作门槛低，用户和管理员均可快速上手使用。</w:t>
       </w:r>
@@ -1950,24 +1966,28 @@
       </w:r>
     </w:p>
     <w:p>
+      <w:pPr>
+        <w:ind w:firstLine="0"/>
+        <w:jc w:val="center"/>
+      </w:pPr>
       <w:r>
         <w:rPr>
-          <w:rFonts w:ascii="Microsoft YaHei" w:hAnsi="Microsoft YaHei" w:eastAsia="Microsoft YaHei"/>
-          <w:sz w:val="22"/>
+          <w:rFonts w:ascii="Times New Roman" w:hAnsi="Times New Roman" w:eastAsia="宋体"/>
+          <w:sz w:val="24"/>
         </w:rPr>
       </w:r>
       <w:r>
         <w:rPr>
-          <w:rFonts w:ascii="Microsoft YaHei" w:hAnsi="Microsoft YaHei" w:eastAsia="Microsoft YaHei"/>
+          <w:rFonts w:ascii="Times New Roman" w:hAnsi="Times New Roman" w:eastAsia="宋体"/>
           <w:b/>
-          <w:sz w:val="22"/>
+          <w:sz w:val="24"/>
         </w:rPr>
-        <w:t>表5 法律可行性分析</w:t>
+        <w:t>表2-4 法律可行性分析</w:t>
       </w:r>
       <w:r>
         <w:rPr>
-          <w:rFonts w:ascii="Microsoft YaHei" w:hAnsi="Microsoft YaHei" w:eastAsia="Microsoft YaHei"/>
-          <w:sz w:val="22"/>
+          <w:rFonts w:ascii="Times New Roman" w:hAnsi="Times New Roman" w:eastAsia="宋体"/>
+          <w:sz w:val="24"/>
         </w:rPr>
       </w:r>
     </w:p>
@@ -1979,18 +1999,18 @@
         <w:tblLook w:firstColumn="1" w:firstRow="1" w:lastColumn="0" w:lastRow="0" w:noHBand="0" w:noVBand="1" w:val="04A0"/>
       </w:tblPr>
       <w:tblGrid>
-        <w:gridCol w:w="4320"/>
-        <w:gridCol w:w="4320"/>
+        <w:gridCol w:w="4536"/>
+        <w:gridCol w:w="4536"/>
       </w:tblGrid>
       <w:tr>
         <w:tc>
           <w:tcPr>
-            <w:tcW w:type="dxa" w:w="4320"/>
+            <w:tcW w:type="dxa" w:w="4536"/>
           </w:tcPr>
           <w:p>
             <w:r>
               <w:rPr>
-                <w:rFonts w:ascii="Microsoft YaHei" w:hAnsi="Microsoft YaHei" w:eastAsia="Microsoft YaHei"/>
+                <w:rFonts w:ascii="Times New Roman" w:hAnsi="Times New Roman" w:eastAsia="宋体"/>
                 <w:b/>
                 <w:sz w:val="20"/>
               </w:rPr>
@@ -2000,12 +2020,12 @@
         </w:tc>
         <w:tc>
           <w:tcPr>
-            <w:tcW w:type="dxa" w:w="4320"/>
+            <w:tcW w:type="dxa" w:w="4536"/>
           </w:tcPr>
           <w:p>
             <w:r>
               <w:rPr>
-                <w:rFonts w:ascii="Microsoft YaHei" w:hAnsi="Microsoft YaHei" w:eastAsia="Microsoft YaHei"/>
+                <w:rFonts w:ascii="Times New Roman" w:hAnsi="Times New Roman" w:eastAsia="宋体"/>
                 <w:b/>
                 <w:sz w:val="20"/>
               </w:rPr>
@@ -2017,26 +2037,26 @@
       <w:tr>
         <w:tc>
           <w:tcPr>
-            <w:tcW w:type="dxa" w:w="4320"/>
+            <w:tcW w:type="dxa" w:w="4536"/>
           </w:tcPr>
           <w:p>
             <w:r>
               <w:rPr>
-                <w:rFonts w:ascii="Microsoft YaHei" w:hAnsi="Microsoft YaHei" w:eastAsia="Microsoft YaHei"/>
+                <w:rFonts w:ascii="Times New Roman" w:hAnsi="Times New Roman" w:eastAsia="宋体"/>
                 <w:sz w:val="20"/>
               </w:rPr>
-              <w:t>**开源合规**</w:t>
+              <w:t>开源合规</w:t>
             </w:r>
           </w:p>
         </w:tc>
         <w:tc>
           <w:tcPr>
-            <w:tcW w:type="dxa" w:w="4320"/>
+            <w:tcW w:type="dxa" w:w="4536"/>
           </w:tcPr>
           <w:p>
             <w:r>
               <w:rPr>
-                <w:rFonts w:ascii="Microsoft YaHei" w:hAnsi="Microsoft YaHei" w:eastAsia="Microsoft YaHei"/>
+                <w:rFonts w:ascii="Times New Roman" w:hAnsi="Times New Roman" w:eastAsia="宋体"/>
                 <w:sz w:val="20"/>
               </w:rPr>
               <w:t>参考的中大猫谱项目采用 MIT 开源协议，本系统在架构参考和功能借鉴上合规</w:t>
@@ -2047,26 +2067,26 @@
       <w:tr>
         <w:tc>
           <w:tcPr>
-            <w:tcW w:type="dxa" w:w="4320"/>
+            <w:tcW w:type="dxa" w:w="4536"/>
           </w:tcPr>
           <w:p>
             <w:r>
               <w:rPr>
-                <w:rFonts w:ascii="Microsoft YaHei" w:hAnsi="Microsoft YaHei" w:eastAsia="Microsoft YaHei"/>
+                <w:rFonts w:ascii="Times New Roman" w:hAnsi="Times New Roman" w:eastAsia="宋体"/>
                 <w:sz w:val="20"/>
               </w:rPr>
-              <w:t>**内容合规**</w:t>
+              <w:t>内容合规</w:t>
             </w:r>
           </w:p>
         </w:tc>
         <w:tc>
           <w:tcPr>
-            <w:tcW w:type="dxa" w:w="4320"/>
+            <w:tcW w:type="dxa" w:w="4536"/>
           </w:tcPr>
           <w:p>
             <w:r>
               <w:rPr>
-                <w:rFonts w:ascii="Microsoft YaHei" w:hAnsi="Microsoft YaHei" w:eastAsia="Microsoft YaHei"/>
+                <w:rFonts w:ascii="Times New Roman" w:hAnsi="Times New Roman" w:eastAsia="宋体"/>
                 <w:sz w:val="20"/>
               </w:rPr>
               <w:t>猫咪照片为师生自愿上传，不涉及个人隐私泄露；系统设置照片审核机制，确保内容安全</w:t>
@@ -2077,26 +2097,26 @@
       <w:tr>
         <w:tc>
           <w:tcPr>
-            <w:tcW w:type="dxa" w:w="4320"/>
+            <w:tcW w:type="dxa" w:w="4536"/>
           </w:tcPr>
           <w:p>
             <w:r>
               <w:rPr>
-                <w:rFonts w:ascii="Microsoft YaHei" w:hAnsi="Microsoft YaHei" w:eastAsia="Microsoft YaHei"/>
+                <w:rFonts w:ascii="Times New Roman" w:hAnsi="Times New Roman" w:eastAsia="宋体"/>
                 <w:sz w:val="20"/>
               </w:rPr>
-              <w:t>**数据安全**</w:t>
+              <w:t>数据安全</w:t>
             </w:r>
           </w:p>
         </w:tc>
         <w:tc>
           <w:tcPr>
-            <w:tcW w:type="dxa" w:w="4320"/>
+            <w:tcW w:type="dxa" w:w="4536"/>
           </w:tcPr>
           <w:p>
             <w:r>
               <w:rPr>
-                <w:rFonts w:ascii="Microsoft YaHei" w:hAnsi="Microsoft YaHei" w:eastAsia="Microsoft YaHei"/>
+                <w:rFonts w:ascii="Times New Roman" w:hAnsi="Times New Roman" w:eastAsia="宋体"/>
                 <w:sz w:val="20"/>
               </w:rPr>
               <w:t>用户密码采用 BCrypt 加密存储，API 请求通过 JWT Token 鉴权，保障数据安全</w:t>
@@ -2107,26 +2127,26 @@
       <w:tr>
         <w:tc>
           <w:tcPr>
-            <w:tcW w:type="dxa" w:w="4320"/>
+            <w:tcW w:type="dxa" w:w="4536"/>
           </w:tcPr>
           <w:p>
             <w:r>
               <w:rPr>
-                <w:rFonts w:ascii="Microsoft YaHei" w:hAnsi="Microsoft YaHei" w:eastAsia="Microsoft YaHei"/>
+                <w:rFonts w:ascii="Times New Roman" w:hAnsi="Times New Roman" w:eastAsia="宋体"/>
                 <w:sz w:val="20"/>
               </w:rPr>
-              <w:t>**校园规范**</w:t>
+              <w:t>校园规范</w:t>
             </w:r>
           </w:p>
         </w:tc>
         <w:tc>
           <w:tcPr>
-            <w:tcW w:type="dxa" w:w="4320"/>
+            <w:tcW w:type="dxa" w:w="4536"/>
           </w:tcPr>
           <w:p>
             <w:r>
               <w:rPr>
-                <w:rFonts w:ascii="Microsoft YaHei" w:hAnsi="Microsoft YaHei" w:eastAsia="Microsoft YaHei"/>
+                <w:rFonts w:ascii="Times New Roman" w:hAnsi="Times New Roman" w:eastAsia="宋体"/>
                 <w:sz w:val="20"/>
               </w:rPr>
               <w:t>系统内容聚焦校园猫咪信息管理，符合校园文化建设和学生社团活动的规范范围</w:t>
@@ -2139,22 +2159,22 @@
     <w:p>
       <w:r>
         <w:rPr>
-          <w:rFonts w:ascii="Microsoft YaHei" w:hAnsi="Microsoft YaHei" w:eastAsia="Microsoft YaHei"/>
-          <w:sz w:val="22"/>
+          <w:rFonts w:ascii="Times New Roman" w:hAnsi="Times New Roman" w:eastAsia="宋体"/>
+          <w:sz w:val="24"/>
         </w:rPr>
       </w:r>
       <w:r>
         <w:rPr>
-          <w:rFonts w:ascii="Microsoft YaHei" w:hAnsi="Microsoft YaHei" w:eastAsia="Microsoft YaHei"/>
+          <w:rFonts w:ascii="Times New Roman" w:hAnsi="Times New Roman" w:eastAsia="宋体"/>
           <w:b/>
-          <w:sz w:val="22"/>
+          <w:sz w:val="24"/>
         </w:rPr>
         <w:t>结论：</w:t>
       </w:r>
       <w:r>
         <w:rPr>
-          <w:rFonts w:ascii="Microsoft YaHei" w:hAnsi="Microsoft YaHei" w:eastAsia="Microsoft YaHei"/>
-          <w:sz w:val="22"/>
+          <w:rFonts w:ascii="Times New Roman" w:hAnsi="Times New Roman" w:eastAsia="宋体"/>
+          <w:sz w:val="24"/>
         </w:rPr>
         <w:t xml:space="preserve"> 项目在法律和校园规范层面均无明显风险。</w:t>
       </w:r>
@@ -2194,22 +2214,22 @@
       </w:pPr>
       <w:r>
         <w:rPr>
-          <w:rFonts w:ascii="Microsoft YaHei" w:hAnsi="Microsoft YaHei" w:eastAsia="Microsoft YaHei"/>
-          <w:sz w:val="22"/>
+          <w:rFonts w:ascii="Times New Roman" w:hAnsi="Times New Roman" w:eastAsia="宋体"/>
+          <w:sz w:val="24"/>
         </w:rPr>
       </w:r>
       <w:r>
         <w:rPr>
-          <w:rFonts w:ascii="Microsoft YaHei" w:hAnsi="Microsoft YaHei" w:eastAsia="Microsoft YaHei"/>
+          <w:rFonts w:ascii="Times New Roman" w:hAnsi="Times New Roman" w:eastAsia="宋体"/>
           <w:b/>
-          <w:sz w:val="22"/>
+          <w:sz w:val="24"/>
         </w:rPr>
         <w:t>后端运行环境：</w:t>
       </w:r>
       <w:r>
         <w:rPr>
-          <w:rFonts w:ascii="Microsoft YaHei" w:hAnsi="Microsoft YaHei" w:eastAsia="Microsoft YaHei"/>
-          <w:sz w:val="22"/>
+          <w:rFonts w:ascii="Times New Roman" w:hAnsi="Times New Roman" w:eastAsia="宋体"/>
+          <w:sz w:val="24"/>
         </w:rPr>
         <w:t xml:space="preserve"> JDK 17 + MySQL 8.0</w:t>
       </w:r>
@@ -2220,22 +2240,22 @@
       </w:pPr>
       <w:r>
         <w:rPr>
-          <w:rFonts w:ascii="Microsoft YaHei" w:hAnsi="Microsoft YaHei" w:eastAsia="Microsoft YaHei"/>
-          <w:sz w:val="22"/>
+          <w:rFonts w:ascii="Times New Roman" w:hAnsi="Times New Roman" w:eastAsia="宋体"/>
+          <w:sz w:val="24"/>
         </w:rPr>
       </w:r>
       <w:r>
         <w:rPr>
-          <w:rFonts w:ascii="Microsoft YaHei" w:hAnsi="Microsoft YaHei" w:eastAsia="Microsoft YaHei"/>
+          <w:rFonts w:ascii="Times New Roman" w:hAnsi="Times New Roman" w:eastAsia="宋体"/>
           <w:b/>
-          <w:sz w:val="22"/>
+          <w:sz w:val="24"/>
         </w:rPr>
         <w:t>前端运行环境：</w:t>
       </w:r>
       <w:r>
         <w:rPr>
-          <w:rFonts w:ascii="Microsoft YaHei" w:hAnsi="Microsoft YaHei" w:eastAsia="Microsoft YaHei"/>
-          <w:sz w:val="22"/>
+          <w:rFonts w:ascii="Times New Roman" w:hAnsi="Times New Roman" w:eastAsia="宋体"/>
+          <w:sz w:val="24"/>
         </w:rPr>
         <w:t xml:space="preserve"> 现代浏览器（Chrome / Edge / Firefox）</w:t>
       </w:r>
@@ -2246,22 +2266,22 @@
       </w:pPr>
       <w:r>
         <w:rPr>
-          <w:rFonts w:ascii="Microsoft YaHei" w:hAnsi="Microsoft YaHei" w:eastAsia="Microsoft YaHei"/>
-          <w:sz w:val="22"/>
+          <w:rFonts w:ascii="Times New Roman" w:hAnsi="Times New Roman" w:eastAsia="宋体"/>
+          <w:sz w:val="24"/>
         </w:rPr>
       </w:r>
       <w:r>
         <w:rPr>
-          <w:rFonts w:ascii="Microsoft YaHei" w:hAnsi="Microsoft YaHei" w:eastAsia="Microsoft YaHei"/>
+          <w:rFonts w:ascii="Times New Roman" w:hAnsi="Times New Roman" w:eastAsia="宋体"/>
           <w:b/>
-          <w:sz w:val="22"/>
+          <w:sz w:val="24"/>
         </w:rPr>
         <w:t>开发框架：</w:t>
       </w:r>
       <w:r>
         <w:rPr>
-          <w:rFonts w:ascii="Microsoft YaHei" w:hAnsi="Microsoft YaHei" w:eastAsia="Microsoft YaHei"/>
-          <w:sz w:val="22"/>
+          <w:rFonts w:ascii="Times New Roman" w:hAnsi="Times New Roman" w:eastAsia="宋体"/>
+          <w:sz w:val="24"/>
         </w:rPr>
         <w:t xml:space="preserve"> Spring Boot 3.4.5 + Vue 3</w:t>
       </w:r>
@@ -2280,8 +2300,8 @@
       </w:pPr>
       <w:r>
         <w:rPr>
-          <w:rFonts w:ascii="Microsoft YaHei" w:hAnsi="Microsoft YaHei" w:eastAsia="Microsoft YaHei"/>
-          <w:sz w:val="22"/>
+          <w:rFonts w:ascii="Times New Roman" w:hAnsi="Times New Roman" w:eastAsia="宋体"/>
+          <w:sz w:val="24"/>
         </w:rPr>
         <w:t>系统为 Web 应用，无需安装客户端</w:t>
       </w:r>
@@ -2292,8 +2312,8 @@
       </w:pPr>
       <w:r>
         <w:rPr>
-          <w:rFonts w:ascii="Microsoft YaHei" w:hAnsi="Microsoft YaHei" w:eastAsia="Microsoft YaHei"/>
-          <w:sz w:val="22"/>
+          <w:rFonts w:ascii="Times New Roman" w:hAnsi="Times New Roman" w:eastAsia="宋体"/>
+          <w:sz w:val="24"/>
         </w:rPr>
         <w:t>用户需联网访问</w:t>
       </w:r>
@@ -2304,8 +2324,8 @@
       </w:pPr>
       <w:r>
         <w:rPr>
-          <w:rFonts w:ascii="Microsoft YaHei" w:hAnsi="Microsoft YaHei" w:eastAsia="Microsoft YaHei"/>
-          <w:sz w:val="22"/>
+          <w:rFonts w:ascii="Times New Roman" w:hAnsi="Times New Roman" w:eastAsia="宋体"/>
+          <w:sz w:val="24"/>
         </w:rPr>
         <w:t>图片存储使用本地文件系统</w:t>
       </w:r>
@@ -2321,10 +2341,36 @@
     <w:p>
       <w:r>
         <w:rPr>
-          <w:rFonts w:ascii="Microsoft YaHei" w:hAnsi="Microsoft YaHei" w:eastAsia="Microsoft YaHei"/>
-          <w:sz w:val="22"/>
+          <w:rFonts w:ascii="Times New Roman" w:hAnsi="Times New Roman" w:eastAsia="宋体"/>
+          <w:sz w:val="24"/>
         </w:rPr>
         <w:t>系统参与者包括三类角色：访客（未登录用户）、已登录用户（含特邀用户 VERIFIED）、管理员（ADMIN）。各参与者拥有的用例如下图所示。</w:t>
+      </w:r>
+    </w:p>
+    <w:p>
+      <w:pPr>
+        <w:ind w:firstLine="0"/>
+        <w:jc w:val="center"/>
+      </w:pPr>
+      <w:r>
+        <w:rPr>
+          <w:rFonts w:ascii="Times New Roman" w:hAnsi="Times New Roman" w:eastAsia="宋体"/>
+          <w:sz w:val="24"/>
+        </w:rPr>
+      </w:r>
+      <w:r>
+        <w:rPr>
+          <w:rFonts w:ascii="Times New Roman" w:hAnsi="Times New Roman" w:eastAsia="宋体"/>
+          <w:b/>
+          <w:sz w:val="24"/>
+        </w:rPr>
+        <w:t>图1-1 系统用例图</w:t>
+      </w:r>
+      <w:r>
+        <w:rPr>
+          <w:rFonts w:ascii="Times New Roman" w:hAnsi="Times New Roman" w:eastAsia="宋体"/>
+          <w:sz w:val="24"/>
+        </w:rPr>
       </w:r>
     </w:p>
     <w:p>
@@ -2343,7 +2389,7 @@
               <a:graphicData uri="http://schemas.openxmlformats.org/drawingml/2006/picture">
                 <pic:pic>
                   <pic:nvPicPr>
-                    <pic:cNvPr id="0" name="450c2c222338.png"/>
+                    <pic:cNvPr id="0" name="93632ee436f7.png"/>
                     <pic:cNvPicPr/>
                   </pic:nvPicPr>
                   <pic:blipFill>
@@ -2369,31 +2415,35 @@
     <w:p>
       <w:r>
         <w:rPr>
-          <w:rFonts w:ascii="Microsoft YaHei" w:hAnsi="Microsoft YaHei" w:eastAsia="Microsoft YaHei"/>
-          <w:sz w:val="22"/>
+          <w:rFonts w:ascii="Times New Roman" w:hAnsi="Times New Roman" w:eastAsia="宋体"/>
+          <w:sz w:val="24"/>
         </w:rPr>
         <w:t>用例说明：</w:t>
       </w:r>
     </w:p>
     <w:p>
+      <w:pPr>
+        <w:ind w:firstLine="0"/>
+        <w:jc w:val="center"/>
+      </w:pPr>
       <w:r>
         <w:rPr>
-          <w:rFonts w:ascii="Microsoft YaHei" w:hAnsi="Microsoft YaHei" w:eastAsia="Microsoft YaHei"/>
-          <w:sz w:val="22"/>
+          <w:rFonts w:ascii="Times New Roman" w:hAnsi="Times New Roman" w:eastAsia="宋体"/>
+          <w:sz w:val="24"/>
         </w:rPr>
       </w:r>
       <w:r>
         <w:rPr>
-          <w:rFonts w:ascii="Microsoft YaHei" w:hAnsi="Microsoft YaHei" w:eastAsia="Microsoft YaHei"/>
+          <w:rFonts w:ascii="Times New Roman" w:hAnsi="Times New Roman" w:eastAsia="宋体"/>
           <w:b/>
-          <w:sz w:val="22"/>
+          <w:sz w:val="24"/>
         </w:rPr>
-        <w:t>表6 用例说明</w:t>
+        <w:t>表3-1 用例说明</w:t>
       </w:r>
       <w:r>
         <w:rPr>
-          <w:rFonts w:ascii="Microsoft YaHei" w:hAnsi="Microsoft YaHei" w:eastAsia="Microsoft YaHei"/>
-          <w:sz w:val="22"/>
+          <w:rFonts w:ascii="Times New Roman" w:hAnsi="Times New Roman" w:eastAsia="宋体"/>
+          <w:sz w:val="24"/>
         </w:rPr>
       </w:r>
     </w:p>
@@ -2405,20 +2455,20 @@
         <w:tblLook w:firstColumn="1" w:firstRow="1" w:lastColumn="0" w:lastRow="0" w:noHBand="0" w:noVBand="1" w:val="04A0"/>
       </w:tblPr>
       <w:tblGrid>
-        <w:gridCol w:w="2160"/>
-        <w:gridCol w:w="2160"/>
-        <w:gridCol w:w="2160"/>
-        <w:gridCol w:w="2160"/>
+        <w:gridCol w:w="2268"/>
+        <w:gridCol w:w="2268"/>
+        <w:gridCol w:w="2268"/>
+        <w:gridCol w:w="2268"/>
       </w:tblGrid>
       <w:tr>
         <w:tc>
           <w:tcPr>
-            <w:tcW w:type="dxa" w:w="2160"/>
+            <w:tcW w:type="dxa" w:w="2268"/>
           </w:tcPr>
           <w:p>
             <w:r>
               <w:rPr>
-                <w:rFonts w:ascii="Microsoft YaHei" w:hAnsi="Microsoft YaHei" w:eastAsia="Microsoft YaHei"/>
+                <w:rFonts w:ascii="Times New Roman" w:hAnsi="Times New Roman" w:eastAsia="宋体"/>
                 <w:b/>
                 <w:sz w:val="20"/>
               </w:rPr>
@@ -2428,12 +2478,12 @@
         </w:tc>
         <w:tc>
           <w:tcPr>
-            <w:tcW w:type="dxa" w:w="2160"/>
+            <w:tcW w:type="dxa" w:w="2268"/>
           </w:tcPr>
           <w:p>
             <w:r>
               <w:rPr>
-                <w:rFonts w:ascii="Microsoft YaHei" w:hAnsi="Microsoft YaHei" w:eastAsia="Microsoft YaHei"/>
+                <w:rFonts w:ascii="Times New Roman" w:hAnsi="Times New Roman" w:eastAsia="宋体"/>
                 <w:b/>
                 <w:sz w:val="20"/>
               </w:rPr>
@@ -2443,12 +2493,12 @@
         </w:tc>
         <w:tc>
           <w:tcPr>
-            <w:tcW w:type="dxa" w:w="2160"/>
+            <w:tcW w:type="dxa" w:w="2268"/>
           </w:tcPr>
           <w:p>
             <w:r>
               <w:rPr>
-                <w:rFonts w:ascii="Microsoft YaHei" w:hAnsi="Microsoft YaHei" w:eastAsia="Microsoft YaHei"/>
+                <w:rFonts w:ascii="Times New Roman" w:hAnsi="Times New Roman" w:eastAsia="宋体"/>
                 <w:b/>
                 <w:sz w:val="20"/>
               </w:rPr>
@@ -2458,12 +2508,12 @@
         </w:tc>
         <w:tc>
           <w:tcPr>
-            <w:tcW w:type="dxa" w:w="2160"/>
+            <w:tcW w:type="dxa" w:w="2268"/>
           </w:tcPr>
           <w:p>
             <w:r>
               <w:rPr>
-                <w:rFonts w:ascii="Microsoft YaHei" w:hAnsi="Microsoft YaHei" w:eastAsia="Microsoft YaHei"/>
+                <w:rFonts w:ascii="Times New Roman" w:hAnsi="Times New Roman" w:eastAsia="宋体"/>
                 <w:b/>
                 <w:sz w:val="20"/>
               </w:rPr>
@@ -2475,12 +2525,12 @@
       <w:tr>
         <w:tc>
           <w:tcPr>
-            <w:tcW w:type="dxa" w:w="2160"/>
+            <w:tcW w:type="dxa" w:w="2268"/>
           </w:tcPr>
           <w:p>
             <w:r>
               <w:rPr>
-                <w:rFonts w:ascii="Microsoft YaHei" w:hAnsi="Microsoft YaHei" w:eastAsia="Microsoft YaHei"/>
+                <w:rFonts w:ascii="Times New Roman" w:hAnsi="Times New Roman" w:eastAsia="宋体"/>
                 <w:sz w:val="20"/>
               </w:rPr>
               <w:t>UC01</w:t>
@@ -2489,12 +2539,12 @@
         </w:tc>
         <w:tc>
           <w:tcPr>
-            <w:tcW w:type="dxa" w:w="2160"/>
+            <w:tcW w:type="dxa" w:w="2268"/>
           </w:tcPr>
           <w:p>
             <w:r>
               <w:rPr>
-                <w:rFonts w:ascii="Microsoft YaHei" w:hAnsi="Microsoft YaHei" w:eastAsia="Microsoft YaHei"/>
+                <w:rFonts w:ascii="Times New Roman" w:hAnsi="Times New Roman" w:eastAsia="宋体"/>
                 <w:sz w:val="20"/>
               </w:rPr>
               <w:t>注册账号</w:t>
@@ -2503,12 +2553,12 @@
         </w:tc>
         <w:tc>
           <w:tcPr>
-            <w:tcW w:type="dxa" w:w="2160"/>
+            <w:tcW w:type="dxa" w:w="2268"/>
           </w:tcPr>
           <w:p>
             <w:r>
               <w:rPr>
-                <w:rFonts w:ascii="Microsoft YaHei" w:hAnsi="Microsoft YaHei" w:eastAsia="Microsoft YaHei"/>
+                <w:rFonts w:ascii="Times New Roman" w:hAnsi="Times New Roman" w:eastAsia="宋体"/>
                 <w:sz w:val="20"/>
               </w:rPr>
               <w:t>访客</w:t>
@@ -2517,12 +2567,12 @@
         </w:tc>
         <w:tc>
           <w:tcPr>
-            <w:tcW w:type="dxa" w:w="2160"/>
+            <w:tcW w:type="dxa" w:w="2268"/>
           </w:tcPr>
           <w:p>
             <w:r>
               <w:rPr>
-                <w:rFonts w:ascii="Microsoft YaHei" w:hAnsi="Microsoft YaHei" w:eastAsia="Microsoft YaHei"/>
+                <w:rFonts w:ascii="Times New Roman" w:hAnsi="Times New Roman" w:eastAsia="宋体"/>
                 <w:sz w:val="20"/>
               </w:rPr>
               <w:t>填写用户名、密码、邮箱注册新账号</w:t>
@@ -2533,12 +2583,12 @@
       <w:tr>
         <w:tc>
           <w:tcPr>
-            <w:tcW w:type="dxa" w:w="2160"/>
+            <w:tcW w:type="dxa" w:w="2268"/>
           </w:tcPr>
           <w:p>
             <w:r>
               <w:rPr>
-                <w:rFonts w:ascii="Microsoft YaHei" w:hAnsi="Microsoft YaHei" w:eastAsia="Microsoft YaHei"/>
+                <w:rFonts w:ascii="Times New Roman" w:hAnsi="Times New Roman" w:eastAsia="宋体"/>
                 <w:sz w:val="20"/>
               </w:rPr>
               <w:t>UC02</w:t>
@@ -2547,12 +2597,12 @@
         </w:tc>
         <w:tc>
           <w:tcPr>
-            <w:tcW w:type="dxa" w:w="2160"/>
+            <w:tcW w:type="dxa" w:w="2268"/>
           </w:tcPr>
           <w:p>
             <w:r>
               <w:rPr>
-                <w:rFonts w:ascii="Microsoft YaHei" w:hAnsi="Microsoft YaHei" w:eastAsia="Microsoft YaHei"/>
+                <w:rFonts w:ascii="Times New Roman" w:hAnsi="Times New Roman" w:eastAsia="宋体"/>
                 <w:sz w:val="20"/>
               </w:rPr>
               <w:t>浏览猫咪列表</w:t>
@@ -2561,12 +2611,12 @@
         </w:tc>
         <w:tc>
           <w:tcPr>
-            <w:tcW w:type="dxa" w:w="2160"/>
+            <w:tcW w:type="dxa" w:w="2268"/>
           </w:tcPr>
           <w:p>
             <w:r>
               <w:rPr>
-                <w:rFonts w:ascii="Microsoft YaHei" w:hAnsi="Microsoft YaHei" w:eastAsia="Microsoft YaHei"/>
+                <w:rFonts w:ascii="Times New Roman" w:hAnsi="Times New Roman" w:eastAsia="宋体"/>
                 <w:sz w:val="20"/>
               </w:rPr>
               <w:t>访客、用户</w:t>
@@ -2575,12 +2625,12 @@
         </w:tc>
         <w:tc>
           <w:tcPr>
-            <w:tcW w:type="dxa" w:w="2160"/>
+            <w:tcW w:type="dxa" w:w="2268"/>
           </w:tcPr>
           <w:p>
             <w:r>
               <w:rPr>
-                <w:rFonts w:ascii="Microsoft YaHei" w:hAnsi="Microsoft YaHei" w:eastAsia="Microsoft YaHei"/>
+                <w:rFonts w:ascii="Times New Roman" w:hAnsi="Times New Roman" w:eastAsia="宋体"/>
                 <w:sz w:val="20"/>
               </w:rPr>
               <w:t>按状态 Tab 分类、毛色分类浏览猫咪</w:t>
@@ -2591,12 +2641,12 @@
       <w:tr>
         <w:tc>
           <w:tcPr>
-            <w:tcW w:type="dxa" w:w="2160"/>
+            <w:tcW w:type="dxa" w:w="2268"/>
           </w:tcPr>
           <w:p>
             <w:r>
               <w:rPr>
-                <w:rFonts w:ascii="Microsoft YaHei" w:hAnsi="Microsoft YaHei" w:eastAsia="Microsoft YaHei"/>
+                <w:rFonts w:ascii="Times New Roman" w:hAnsi="Times New Roman" w:eastAsia="宋体"/>
                 <w:sz w:val="20"/>
               </w:rPr>
               <w:t>UC03</w:t>
@@ -2605,12 +2655,12 @@
         </w:tc>
         <w:tc>
           <w:tcPr>
-            <w:tcW w:type="dxa" w:w="2160"/>
+            <w:tcW w:type="dxa" w:w="2268"/>
           </w:tcPr>
           <w:p>
             <w:r>
               <w:rPr>
-                <w:rFonts w:ascii="Microsoft YaHei" w:hAnsi="Microsoft YaHei" w:eastAsia="Microsoft YaHei"/>
+                <w:rFonts w:ascii="Times New Roman" w:hAnsi="Times New Roman" w:eastAsia="宋体"/>
                 <w:sz w:val="20"/>
               </w:rPr>
               <w:t>搜索猫咪</w:t>
@@ -2619,12 +2669,12 @@
         </w:tc>
         <w:tc>
           <w:tcPr>
-            <w:tcW w:type="dxa" w:w="2160"/>
+            <w:tcW w:type="dxa" w:w="2268"/>
           </w:tcPr>
           <w:p>
             <w:r>
               <w:rPr>
-                <w:rFonts w:ascii="Microsoft YaHei" w:hAnsi="Microsoft YaHei" w:eastAsia="Microsoft YaHei"/>
+                <w:rFonts w:ascii="Times New Roman" w:hAnsi="Times New Roman" w:eastAsia="宋体"/>
                 <w:sz w:val="20"/>
               </w:rPr>
               <w:t>访客、用户</w:t>
@@ -2633,12 +2683,12 @@
         </w:tc>
         <w:tc>
           <w:tcPr>
-            <w:tcW w:type="dxa" w:w="2160"/>
+            <w:tcW w:type="dxa" w:w="2268"/>
           </w:tcPr>
           <w:p>
             <w:r>
               <w:rPr>
-                <w:rFonts w:ascii="Microsoft YaHei" w:hAnsi="Microsoft YaHei" w:eastAsia="Microsoft YaHei"/>
+                <w:rFonts w:ascii="Times New Roman" w:hAnsi="Times New Roman" w:eastAsia="宋体"/>
                 <w:sz w:val="20"/>
               </w:rPr>
               <w:t>按关键词/条件搜索猫咪</w:t>
@@ -2649,12 +2699,12 @@
       <w:tr>
         <w:tc>
           <w:tcPr>
-            <w:tcW w:type="dxa" w:w="2160"/>
+            <w:tcW w:type="dxa" w:w="2268"/>
           </w:tcPr>
           <w:p>
             <w:r>
               <w:rPr>
-                <w:rFonts w:ascii="Microsoft YaHei" w:hAnsi="Microsoft YaHei" w:eastAsia="Microsoft YaHei"/>
+                <w:rFonts w:ascii="Times New Roman" w:hAnsi="Times New Roman" w:eastAsia="宋体"/>
                 <w:sz w:val="20"/>
               </w:rPr>
               <w:t>UC04</w:t>
@@ -2663,12 +2713,12 @@
         </w:tc>
         <w:tc>
           <w:tcPr>
-            <w:tcW w:type="dxa" w:w="2160"/>
+            <w:tcW w:type="dxa" w:w="2268"/>
           </w:tcPr>
           <w:p>
             <w:r>
               <w:rPr>
-                <w:rFonts w:ascii="Microsoft YaHei" w:hAnsi="Microsoft YaHei" w:eastAsia="Microsoft YaHei"/>
+                <w:rFonts w:ascii="Times New Roman" w:hAnsi="Times New Roman" w:eastAsia="宋体"/>
                 <w:sz w:val="20"/>
               </w:rPr>
               <w:t>查看猫咪详情</w:t>
@@ -2677,12 +2727,12 @@
         </w:tc>
         <w:tc>
           <w:tcPr>
-            <w:tcW w:type="dxa" w:w="2160"/>
+            <w:tcW w:type="dxa" w:w="2268"/>
           </w:tcPr>
           <w:p>
             <w:r>
               <w:rPr>
-                <w:rFonts w:ascii="Microsoft YaHei" w:hAnsi="Microsoft YaHei" w:eastAsia="Microsoft YaHei"/>
+                <w:rFonts w:ascii="Times New Roman" w:hAnsi="Times New Roman" w:eastAsia="宋体"/>
                 <w:sz w:val="20"/>
               </w:rPr>
               <w:t>访客、用户</w:t>
@@ -2691,12 +2741,12 @@
         </w:tc>
         <w:tc>
           <w:tcPr>
-            <w:tcW w:type="dxa" w:w="2160"/>
+            <w:tcW w:type="dxa" w:w="2268"/>
           </w:tcPr>
           <w:p>
             <w:r>
               <w:rPr>
-                <w:rFonts w:ascii="Microsoft YaHei" w:hAnsi="Microsoft YaHei" w:eastAsia="Microsoft YaHei"/>
+                <w:rFonts w:ascii="Times New Roman" w:hAnsi="Times New Roman" w:eastAsia="宋体"/>
                 <w:sz w:val="20"/>
               </w:rPr>
               <w:t>查看猫咪信息、照片、留言及推荐</w:t>
@@ -2707,12 +2757,12 @@
       <w:tr>
         <w:tc>
           <w:tcPr>
-            <w:tcW w:type="dxa" w:w="2160"/>
+            <w:tcW w:type="dxa" w:w="2268"/>
           </w:tcPr>
           <w:p>
             <w:r>
               <w:rPr>
-                <w:rFonts w:ascii="Microsoft YaHei" w:hAnsi="Microsoft YaHei" w:eastAsia="Microsoft YaHei"/>
+                <w:rFonts w:ascii="Times New Roman" w:hAnsi="Times New Roman" w:eastAsia="宋体"/>
                 <w:sz w:val="20"/>
               </w:rPr>
               <w:t>UC05</w:t>
@@ -2721,12 +2771,12 @@
         </w:tc>
         <w:tc>
           <w:tcPr>
-            <w:tcW w:type="dxa" w:w="2160"/>
+            <w:tcW w:type="dxa" w:w="2268"/>
           </w:tcPr>
           <w:p>
             <w:r>
               <w:rPr>
-                <w:rFonts w:ascii="Microsoft YaHei" w:hAnsi="Microsoft YaHei" w:eastAsia="Microsoft YaHei"/>
+                <w:rFonts w:ascii="Times New Roman" w:hAnsi="Times New Roman" w:eastAsia="宋体"/>
                 <w:sz w:val="20"/>
               </w:rPr>
               <w:t>用户登录</w:t>
@@ -2735,12 +2785,12 @@
         </w:tc>
         <w:tc>
           <w:tcPr>
-            <w:tcW w:type="dxa" w:w="2160"/>
+            <w:tcW w:type="dxa" w:w="2268"/>
           </w:tcPr>
           <w:p>
             <w:r>
               <w:rPr>
-                <w:rFonts w:ascii="Microsoft YaHei" w:hAnsi="Microsoft YaHei" w:eastAsia="Microsoft YaHei"/>
+                <w:rFonts w:ascii="Times New Roman" w:hAnsi="Times New Roman" w:eastAsia="宋体"/>
                 <w:sz w:val="20"/>
               </w:rPr>
               <w:t>用户</w:t>
@@ -2749,12 +2799,12 @@
         </w:tc>
         <w:tc>
           <w:tcPr>
-            <w:tcW w:type="dxa" w:w="2160"/>
+            <w:tcW w:type="dxa" w:w="2268"/>
           </w:tcPr>
           <w:p>
             <w:r>
               <w:rPr>
-                <w:rFonts w:ascii="Microsoft YaHei" w:hAnsi="Microsoft YaHei" w:eastAsia="Microsoft YaHei"/>
+                <w:rFonts w:ascii="Times New Roman" w:hAnsi="Times New Roman" w:eastAsia="宋体"/>
                 <w:sz w:val="20"/>
               </w:rPr>
               <w:t>输入用户名密码，获取 JWT Token</w:t>
@@ -2765,12 +2815,12 @@
       <w:tr>
         <w:tc>
           <w:tcPr>
-            <w:tcW w:type="dxa" w:w="2160"/>
+            <w:tcW w:type="dxa" w:w="2268"/>
           </w:tcPr>
           <w:p>
             <w:r>
               <w:rPr>
-                <w:rFonts w:ascii="Microsoft YaHei" w:hAnsi="Microsoft YaHei" w:eastAsia="Microsoft YaHei"/>
+                <w:rFonts w:ascii="Times New Roman" w:hAnsi="Times New Roman" w:eastAsia="宋体"/>
                 <w:sz w:val="20"/>
               </w:rPr>
               <w:t>UC06</w:t>
@@ -2779,12 +2829,12 @@
         </w:tc>
         <w:tc>
           <w:tcPr>
-            <w:tcW w:type="dxa" w:w="2160"/>
+            <w:tcW w:type="dxa" w:w="2268"/>
           </w:tcPr>
           <w:p>
             <w:r>
               <w:rPr>
-                <w:rFonts w:ascii="Microsoft YaHei" w:hAnsi="Microsoft YaHei" w:eastAsia="Microsoft YaHei"/>
+                <w:rFonts w:ascii="Times New Roman" w:hAnsi="Times New Roman" w:eastAsia="宋体"/>
                 <w:sz w:val="20"/>
               </w:rPr>
               <w:t>添加猫咪</w:t>
@@ -2793,12 +2843,12 @@
         </w:tc>
         <w:tc>
           <w:tcPr>
-            <w:tcW w:type="dxa" w:w="2160"/>
+            <w:tcW w:type="dxa" w:w="2268"/>
           </w:tcPr>
           <w:p>
             <w:r>
               <w:rPr>
-                <w:rFonts w:ascii="Microsoft YaHei" w:hAnsi="Microsoft YaHei" w:eastAsia="Microsoft YaHei"/>
+                <w:rFonts w:ascii="Times New Roman" w:hAnsi="Times New Roman" w:eastAsia="宋体"/>
                 <w:sz w:val="20"/>
               </w:rPr>
               <w:t>用户</w:t>
@@ -2807,12 +2857,12 @@
         </w:tc>
         <w:tc>
           <w:tcPr>
-            <w:tcW w:type="dxa" w:w="2160"/>
+            <w:tcW w:type="dxa" w:w="2268"/>
           </w:tcPr>
           <w:p>
             <w:r>
               <w:rPr>
-                <w:rFonts w:ascii="Microsoft YaHei" w:hAnsi="Microsoft YaHei" w:eastAsia="Microsoft YaHei"/>
+                <w:rFonts w:ascii="Times New Roman" w:hAnsi="Times New Roman" w:eastAsia="宋体"/>
                 <w:sz w:val="20"/>
               </w:rPr>
               <w:t>添加新的猫咪档案</w:t>
@@ -2823,12 +2873,12 @@
       <w:tr>
         <w:tc>
           <w:tcPr>
-            <w:tcW w:type="dxa" w:w="2160"/>
+            <w:tcW w:type="dxa" w:w="2268"/>
           </w:tcPr>
           <w:p>
             <w:r>
               <w:rPr>
-                <w:rFonts w:ascii="Microsoft YaHei" w:hAnsi="Microsoft YaHei" w:eastAsia="Microsoft YaHei"/>
+                <w:rFonts w:ascii="Times New Roman" w:hAnsi="Times New Roman" w:eastAsia="宋体"/>
                 <w:sz w:val="20"/>
               </w:rPr>
               <w:t>UC07</w:t>
@@ -2837,12 +2887,12 @@
         </w:tc>
         <w:tc>
           <w:tcPr>
-            <w:tcW w:type="dxa" w:w="2160"/>
+            <w:tcW w:type="dxa" w:w="2268"/>
           </w:tcPr>
           <w:p>
             <w:r>
               <w:rPr>
-                <w:rFonts w:ascii="Microsoft YaHei" w:hAnsi="Microsoft YaHei" w:eastAsia="Microsoft YaHei"/>
+                <w:rFonts w:ascii="Times New Roman" w:hAnsi="Times New Roman" w:eastAsia="宋体"/>
                 <w:sz w:val="20"/>
               </w:rPr>
               <w:t>编辑/删除猫咪</w:t>
@@ -2851,12 +2901,12 @@
         </w:tc>
         <w:tc>
           <w:tcPr>
-            <w:tcW w:type="dxa" w:w="2160"/>
+            <w:tcW w:type="dxa" w:w="2268"/>
           </w:tcPr>
           <w:p>
             <w:r>
               <w:rPr>
-                <w:rFonts w:ascii="Microsoft YaHei" w:hAnsi="Microsoft YaHei" w:eastAsia="Microsoft YaHei"/>
+                <w:rFonts w:ascii="Times New Roman" w:hAnsi="Times New Roman" w:eastAsia="宋体"/>
                 <w:sz w:val="20"/>
               </w:rPr>
               <w:t>用户</w:t>
@@ -2865,12 +2915,12 @@
         </w:tc>
         <w:tc>
           <w:tcPr>
-            <w:tcW w:type="dxa" w:w="2160"/>
+            <w:tcW w:type="dxa" w:w="2268"/>
           </w:tcPr>
           <w:p>
             <w:r>
               <w:rPr>
-                <w:rFonts w:ascii="Microsoft YaHei" w:hAnsi="Microsoft YaHei" w:eastAsia="Microsoft YaHei"/>
+                <w:rFonts w:ascii="Times New Roman" w:hAnsi="Times New Roman" w:eastAsia="宋体"/>
                 <w:sz w:val="20"/>
               </w:rPr>
               <w:t>编辑或删除自己创建的猫咪档案</w:t>
@@ -2881,12 +2931,12 @@
       <w:tr>
         <w:tc>
           <w:tcPr>
-            <w:tcW w:type="dxa" w:w="2160"/>
+            <w:tcW w:type="dxa" w:w="2268"/>
           </w:tcPr>
           <w:p>
             <w:r>
               <w:rPr>
-                <w:rFonts w:ascii="Microsoft YaHei" w:hAnsi="Microsoft YaHei" w:eastAsia="Microsoft YaHei"/>
+                <w:rFonts w:ascii="Times New Roman" w:hAnsi="Times New Roman" w:eastAsia="宋体"/>
                 <w:sz w:val="20"/>
               </w:rPr>
               <w:t>UC08</w:t>
@@ -2895,12 +2945,12 @@
         </w:tc>
         <w:tc>
           <w:tcPr>
-            <w:tcW w:type="dxa" w:w="2160"/>
+            <w:tcW w:type="dxa" w:w="2268"/>
           </w:tcPr>
           <w:p>
             <w:r>
               <w:rPr>
-                <w:rFonts w:ascii="Microsoft YaHei" w:hAnsi="Microsoft YaHei" w:eastAsia="Microsoft YaHei"/>
+                <w:rFonts w:ascii="Times New Roman" w:hAnsi="Times New Roman" w:eastAsia="宋体"/>
                 <w:sz w:val="20"/>
               </w:rPr>
               <w:t>上传照片</w:t>
@@ -2909,12 +2959,12 @@
         </w:tc>
         <w:tc>
           <w:tcPr>
-            <w:tcW w:type="dxa" w:w="2160"/>
+            <w:tcW w:type="dxa" w:w="2268"/>
           </w:tcPr>
           <w:p>
             <w:r>
               <w:rPr>
-                <w:rFonts w:ascii="Microsoft YaHei" w:hAnsi="Microsoft YaHei" w:eastAsia="Microsoft YaHei"/>
+                <w:rFonts w:ascii="Times New Roman" w:hAnsi="Times New Roman" w:eastAsia="宋体"/>
                 <w:sz w:val="20"/>
               </w:rPr>
               <w:t>用户</w:t>
@@ -2923,12 +2973,12 @@
         </w:tc>
         <w:tc>
           <w:tcPr>
-            <w:tcW w:type="dxa" w:w="2160"/>
+            <w:tcW w:type="dxa" w:w="2268"/>
           </w:tcPr>
           <w:p>
             <w:r>
               <w:rPr>
-                <w:rFonts w:ascii="Microsoft YaHei" w:hAnsi="Microsoft YaHei" w:eastAsia="Microsoft YaHei"/>
+                <w:rFonts w:ascii="Times New Roman" w:hAnsi="Times New Roman" w:eastAsia="宋体"/>
                 <w:sz w:val="20"/>
               </w:rPr>
               <w:t>上传猫咪照片（待审核）</w:t>
@@ -2939,12 +2989,12 @@
       <w:tr>
         <w:tc>
           <w:tcPr>
-            <w:tcW w:type="dxa" w:w="2160"/>
+            <w:tcW w:type="dxa" w:w="2268"/>
           </w:tcPr>
           <w:p>
             <w:r>
               <w:rPr>
-                <w:rFonts w:ascii="Microsoft YaHei" w:hAnsi="Microsoft YaHei" w:eastAsia="Microsoft YaHei"/>
+                <w:rFonts w:ascii="Times New Roman" w:hAnsi="Times New Roman" w:eastAsia="宋体"/>
                 <w:sz w:val="20"/>
               </w:rPr>
               <w:t>UC09</w:t>
@@ -2953,12 +3003,12 @@
         </w:tc>
         <w:tc>
           <w:tcPr>
-            <w:tcW w:type="dxa" w:w="2160"/>
+            <w:tcW w:type="dxa" w:w="2268"/>
           </w:tcPr>
           <w:p>
             <w:r>
               <w:rPr>
-                <w:rFonts w:ascii="Microsoft YaHei" w:hAnsi="Microsoft YaHei" w:eastAsia="Microsoft YaHei"/>
+                <w:rFonts w:ascii="Times New Roman" w:hAnsi="Times New Roman" w:eastAsia="宋体"/>
                 <w:sz w:val="20"/>
               </w:rPr>
               <w:t>点赞照片</w:t>
@@ -2967,12 +3017,12 @@
         </w:tc>
         <w:tc>
           <w:tcPr>
-            <w:tcW w:type="dxa" w:w="2160"/>
+            <w:tcW w:type="dxa" w:w="2268"/>
           </w:tcPr>
           <w:p>
             <w:r>
               <w:rPr>
-                <w:rFonts w:ascii="Microsoft YaHei" w:hAnsi="Microsoft YaHei" w:eastAsia="Microsoft YaHei"/>
+                <w:rFonts w:ascii="Times New Roman" w:hAnsi="Times New Roman" w:eastAsia="宋体"/>
                 <w:sz w:val="20"/>
               </w:rPr>
               <w:t>用户</w:t>
@@ -2981,12 +3031,12 @@
         </w:tc>
         <w:tc>
           <w:tcPr>
-            <w:tcW w:type="dxa" w:w="2160"/>
+            <w:tcW w:type="dxa" w:w="2268"/>
           </w:tcPr>
           <w:p>
             <w:r>
               <w:rPr>
-                <w:rFonts w:ascii="Microsoft YaHei" w:hAnsi="Microsoft YaHei" w:eastAsia="Microsoft YaHei"/>
+                <w:rFonts w:ascii="Times New Roman" w:hAnsi="Times New Roman" w:eastAsia="宋体"/>
                 <w:sz w:val="20"/>
               </w:rPr>
               <w:t>对已审核通过的照片点赞/取消</w:t>
@@ -2997,12 +3047,12 @@
       <w:tr>
         <w:tc>
           <w:tcPr>
-            <w:tcW w:type="dxa" w:w="2160"/>
+            <w:tcW w:type="dxa" w:w="2268"/>
           </w:tcPr>
           <w:p>
             <w:r>
               <w:rPr>
-                <w:rFonts w:ascii="Microsoft YaHei" w:hAnsi="Microsoft YaHei" w:eastAsia="Microsoft YaHei"/>
+                <w:rFonts w:ascii="Times New Roman" w:hAnsi="Times New Roman" w:eastAsia="宋体"/>
                 <w:sz w:val="20"/>
               </w:rPr>
               <w:t>UC10</w:t>
@@ -3011,12 +3061,12 @@
         </w:tc>
         <w:tc>
           <w:tcPr>
-            <w:tcW w:type="dxa" w:w="2160"/>
+            <w:tcW w:type="dxa" w:w="2268"/>
           </w:tcPr>
           <w:p>
             <w:r>
               <w:rPr>
-                <w:rFonts w:ascii="Microsoft YaHei" w:hAnsi="Microsoft YaHei" w:eastAsia="Microsoft YaHei"/>
+                <w:rFonts w:ascii="Times New Roman" w:hAnsi="Times New Roman" w:eastAsia="宋体"/>
                 <w:sz w:val="20"/>
               </w:rPr>
               <w:t>发表评论</w:t>
@@ -3025,12 +3075,12 @@
         </w:tc>
         <w:tc>
           <w:tcPr>
-            <w:tcW w:type="dxa" w:w="2160"/>
+            <w:tcW w:type="dxa" w:w="2268"/>
           </w:tcPr>
           <w:p>
             <w:r>
               <w:rPr>
-                <w:rFonts w:ascii="Microsoft YaHei" w:hAnsi="Microsoft YaHei" w:eastAsia="Microsoft YaHei"/>
+                <w:rFonts w:ascii="Times New Roman" w:hAnsi="Times New Roman" w:eastAsia="宋体"/>
                 <w:sz w:val="20"/>
               </w:rPr>
               <w:t>用户</w:t>
@@ -3039,12 +3089,12 @@
         </w:tc>
         <w:tc>
           <w:tcPr>
-            <w:tcW w:type="dxa" w:w="2160"/>
+            <w:tcW w:type="dxa" w:w="2268"/>
           </w:tcPr>
           <w:p>
             <w:r>
               <w:rPr>
-                <w:rFonts w:ascii="Microsoft YaHei" w:hAnsi="Microsoft YaHei" w:eastAsia="Microsoft YaHei"/>
+                <w:rFonts w:ascii="Times New Roman" w:hAnsi="Times New Roman" w:eastAsia="宋体"/>
                 <w:sz w:val="20"/>
               </w:rPr>
               <w:t>在猫咪详情页发表留言评论</w:t>
@@ -3055,12 +3105,12 @@
       <w:tr>
         <w:tc>
           <w:tcPr>
-            <w:tcW w:type="dxa" w:w="2160"/>
+            <w:tcW w:type="dxa" w:w="2268"/>
           </w:tcPr>
           <w:p>
             <w:r>
               <w:rPr>
-                <w:rFonts w:ascii="Microsoft YaHei" w:hAnsi="Microsoft YaHei" w:eastAsia="Microsoft YaHei"/>
+                <w:rFonts w:ascii="Times New Roman" w:hAnsi="Times New Roman" w:eastAsia="宋体"/>
                 <w:sz w:val="20"/>
               </w:rPr>
               <w:t>UC11</w:t>
@@ -3069,12 +3119,12 @@
         </w:tc>
         <w:tc>
           <w:tcPr>
-            <w:tcW w:type="dxa" w:w="2160"/>
+            <w:tcW w:type="dxa" w:w="2268"/>
           </w:tcPr>
           <w:p>
             <w:r>
               <w:rPr>
-                <w:rFonts w:ascii="Microsoft YaHei" w:hAnsi="Microsoft YaHei" w:eastAsia="Microsoft YaHei"/>
+                <w:rFonts w:ascii="Times New Roman" w:hAnsi="Times New Roman" w:eastAsia="宋体"/>
                 <w:sz w:val="20"/>
               </w:rPr>
               <w:t>关注猫咪</w:t>
@@ -3083,12 +3133,12 @@
         </w:tc>
         <w:tc>
           <w:tcPr>
-            <w:tcW w:type="dxa" w:w="2160"/>
+            <w:tcW w:type="dxa" w:w="2268"/>
           </w:tcPr>
           <w:p>
             <w:r>
               <w:rPr>
-                <w:rFonts w:ascii="Microsoft YaHei" w:hAnsi="Microsoft YaHei" w:eastAsia="Microsoft YaHei"/>
+                <w:rFonts w:ascii="Times New Roman" w:hAnsi="Times New Roman" w:eastAsia="宋体"/>
                 <w:sz w:val="20"/>
               </w:rPr>
               <w:t>用户</w:t>
@@ -3097,12 +3147,12 @@
         </w:tc>
         <w:tc>
           <w:tcPr>
-            <w:tcW w:type="dxa" w:w="2160"/>
+            <w:tcW w:type="dxa" w:w="2268"/>
           </w:tcPr>
           <w:p>
             <w:r>
               <w:rPr>
-                <w:rFonts w:ascii="Microsoft YaHei" w:hAnsi="Microsoft YaHei" w:eastAsia="Microsoft YaHei"/>
+                <w:rFonts w:ascii="Times New Roman" w:hAnsi="Times New Roman" w:eastAsia="宋体"/>
                 <w:sz w:val="20"/>
               </w:rPr>
               <w:t>关注/取消关注猫咪</w:t>
@@ -3113,12 +3163,12 @@
       <w:tr>
         <w:tc>
           <w:tcPr>
-            <w:tcW w:type="dxa" w:w="2160"/>
+            <w:tcW w:type="dxa" w:w="2268"/>
           </w:tcPr>
           <w:p>
             <w:r>
               <w:rPr>
-                <w:rFonts w:ascii="Microsoft YaHei" w:hAnsi="Microsoft YaHei" w:eastAsia="Microsoft YaHei"/>
+                <w:rFonts w:ascii="Times New Roman" w:hAnsi="Times New Roman" w:eastAsia="宋体"/>
                 <w:sz w:val="20"/>
               </w:rPr>
               <w:t>UC12</w:t>
@@ -3127,12 +3177,12 @@
         </w:tc>
         <w:tc>
           <w:tcPr>
-            <w:tcW w:type="dxa" w:w="2160"/>
+            <w:tcW w:type="dxa" w:w="2268"/>
           </w:tcPr>
           <w:p>
             <w:r>
               <w:rPr>
-                <w:rFonts w:ascii="Microsoft YaHei" w:hAnsi="Microsoft YaHei" w:eastAsia="Microsoft YaHei"/>
+                <w:rFonts w:ascii="Times New Roman" w:hAnsi="Times New Roman" w:eastAsia="宋体"/>
                 <w:sz w:val="20"/>
               </w:rPr>
               <w:t>猫友评分</w:t>
@@ -3141,12 +3191,12 @@
         </w:tc>
         <w:tc>
           <w:tcPr>
-            <w:tcW w:type="dxa" w:w="2160"/>
+            <w:tcW w:type="dxa" w:w="2268"/>
           </w:tcPr>
           <w:p>
             <w:r>
               <w:rPr>
-                <w:rFonts w:ascii="Microsoft YaHei" w:hAnsi="Microsoft YaHei" w:eastAsia="Microsoft YaHei"/>
+                <w:rFonts w:ascii="Times New Roman" w:hAnsi="Times New Roman" w:eastAsia="宋体"/>
                 <w:sz w:val="20"/>
               </w:rPr>
               <w:t>用户</w:t>
@@ -3155,12 +3205,12 @@
         </w:tc>
         <w:tc>
           <w:tcPr>
-            <w:tcW w:type="dxa" w:w="2160"/>
+            <w:tcW w:type="dxa" w:w="2268"/>
           </w:tcPr>
           <w:p>
             <w:r>
               <w:rPr>
-                <w:rFonts w:ascii="Microsoft YaHei" w:hAnsi="Microsoft YaHei" w:eastAsia="Microsoft YaHei"/>
+                <w:rFonts w:ascii="Times New Roman" w:hAnsi="Times New Roman" w:eastAsia="宋体"/>
                 <w:sz w:val="20"/>
               </w:rPr>
               <w:t>从五个维度对猫咪进行 1-5 星评分</w:t>
@@ -3171,12 +3221,12 @@
       <w:tr>
         <w:tc>
           <w:tcPr>
-            <w:tcW w:type="dxa" w:w="2160"/>
+            <w:tcW w:type="dxa" w:w="2268"/>
           </w:tcPr>
           <w:p>
             <w:r>
               <w:rPr>
-                <w:rFonts w:ascii="Microsoft YaHei" w:hAnsi="Microsoft YaHei" w:eastAsia="Microsoft YaHei"/>
+                <w:rFonts w:ascii="Times New Roman" w:hAnsi="Times New Roman" w:eastAsia="宋体"/>
                 <w:sz w:val="20"/>
               </w:rPr>
               <w:t>UC13</w:t>
@@ -3185,12 +3235,12 @@
         </w:tc>
         <w:tc>
           <w:tcPr>
-            <w:tcW w:type="dxa" w:w="2160"/>
+            <w:tcW w:type="dxa" w:w="2268"/>
           </w:tcPr>
           <w:p>
             <w:r>
               <w:rPr>
-                <w:rFonts w:ascii="Microsoft YaHei" w:hAnsi="Microsoft YaHei" w:eastAsia="Microsoft YaHei"/>
+                <w:rFonts w:ascii="Times New Roman" w:hAnsi="Times New Roman" w:eastAsia="宋体"/>
                 <w:sz w:val="20"/>
               </w:rPr>
               <w:t>管理个人信息</w:t>
@@ -3199,12 +3249,12 @@
         </w:tc>
         <w:tc>
           <w:tcPr>
-            <w:tcW w:type="dxa" w:w="2160"/>
+            <w:tcW w:type="dxa" w:w="2268"/>
           </w:tcPr>
           <w:p>
             <w:r>
               <w:rPr>
-                <w:rFonts w:ascii="Microsoft YaHei" w:hAnsi="Microsoft YaHei" w:eastAsia="Microsoft YaHei"/>
+                <w:rFonts w:ascii="Times New Roman" w:hAnsi="Times New Roman" w:eastAsia="宋体"/>
                 <w:sz w:val="20"/>
               </w:rPr>
               <w:t>用户</w:t>
@@ -3213,12 +3263,12 @@
         </w:tc>
         <w:tc>
           <w:tcPr>
-            <w:tcW w:type="dxa" w:w="2160"/>
+            <w:tcW w:type="dxa" w:w="2268"/>
           </w:tcPr>
           <w:p>
             <w:r>
               <w:rPr>
-                <w:rFonts w:ascii="Microsoft YaHei" w:hAnsi="Microsoft YaHei" w:eastAsia="Microsoft YaHei"/>
+                <w:rFonts w:ascii="Times New Roman" w:hAnsi="Times New Roman" w:eastAsia="宋体"/>
                 <w:sz w:val="20"/>
               </w:rPr>
               <w:t>查看和更新个人资料、头像</w:t>
@@ -3229,12 +3279,12 @@
       <w:tr>
         <w:tc>
           <w:tcPr>
-            <w:tcW w:type="dxa" w:w="2160"/>
+            <w:tcW w:type="dxa" w:w="2268"/>
           </w:tcPr>
           <w:p>
             <w:r>
               <w:rPr>
-                <w:rFonts w:ascii="Microsoft YaHei" w:hAnsi="Microsoft YaHei" w:eastAsia="Microsoft YaHei"/>
+                <w:rFonts w:ascii="Times New Roman" w:hAnsi="Times New Roman" w:eastAsia="宋体"/>
                 <w:sz w:val="20"/>
               </w:rPr>
               <w:t>UC14</w:t>
@@ -3243,12 +3293,12 @@
         </w:tc>
         <w:tc>
           <w:tcPr>
-            <w:tcW w:type="dxa" w:w="2160"/>
+            <w:tcW w:type="dxa" w:w="2268"/>
           </w:tcPr>
           <w:p>
             <w:r>
               <w:rPr>
-                <w:rFonts w:ascii="Microsoft YaHei" w:hAnsi="Microsoft YaHei" w:eastAsia="Microsoft YaHei"/>
+                <w:rFonts w:ascii="Times New Roman" w:hAnsi="Times New Roman" w:eastAsia="宋体"/>
                 <w:sz w:val="20"/>
               </w:rPr>
               <w:t>审核照片</w:t>
@@ -3257,12 +3307,12 @@
         </w:tc>
         <w:tc>
           <w:tcPr>
-            <w:tcW w:type="dxa" w:w="2160"/>
+            <w:tcW w:type="dxa" w:w="2268"/>
           </w:tcPr>
           <w:p>
             <w:r>
               <w:rPr>
-                <w:rFonts w:ascii="Microsoft YaHei" w:hAnsi="Microsoft YaHei" w:eastAsia="Microsoft YaHei"/>
+                <w:rFonts w:ascii="Times New Roman" w:hAnsi="Times New Roman" w:eastAsia="宋体"/>
                 <w:sz w:val="20"/>
               </w:rPr>
               <w:t>管理员</w:t>
@@ -3271,12 +3321,12 @@
         </w:tc>
         <w:tc>
           <w:tcPr>
-            <w:tcW w:type="dxa" w:w="2160"/>
+            <w:tcW w:type="dxa" w:w="2268"/>
           </w:tcPr>
           <w:p>
             <w:r>
               <w:rPr>
-                <w:rFonts w:ascii="Microsoft YaHei" w:hAnsi="Microsoft YaHei" w:eastAsia="Microsoft YaHei"/>
+                <w:rFonts w:ascii="Times New Roman" w:hAnsi="Times New Roman" w:eastAsia="宋体"/>
                 <w:sz w:val="20"/>
               </w:rPr>
               <w:t>审核通过或拒绝用户上传的照片</w:t>
@@ -3287,12 +3337,12 @@
       <w:tr>
         <w:tc>
           <w:tcPr>
-            <w:tcW w:type="dxa" w:w="2160"/>
+            <w:tcW w:type="dxa" w:w="2268"/>
           </w:tcPr>
           <w:p>
             <w:r>
               <w:rPr>
-                <w:rFonts w:ascii="Microsoft YaHei" w:hAnsi="Microsoft YaHei" w:eastAsia="Microsoft YaHei"/>
+                <w:rFonts w:ascii="Times New Roman" w:hAnsi="Times New Roman" w:eastAsia="宋体"/>
                 <w:sz w:val="20"/>
               </w:rPr>
               <w:t>UC15</w:t>
@@ -3301,12 +3351,12 @@
         </w:tc>
         <w:tc>
           <w:tcPr>
-            <w:tcW w:type="dxa" w:w="2160"/>
+            <w:tcW w:type="dxa" w:w="2268"/>
           </w:tcPr>
           <w:p>
             <w:r>
               <w:rPr>
-                <w:rFonts w:ascii="Microsoft YaHei" w:hAnsi="Microsoft YaHei" w:eastAsia="Microsoft YaHei"/>
+                <w:rFonts w:ascii="Times New Roman" w:hAnsi="Times New Roman" w:eastAsia="宋体"/>
                 <w:sz w:val="20"/>
               </w:rPr>
               <w:t>删除评论</w:t>
@@ -3315,12 +3365,12 @@
         </w:tc>
         <w:tc>
           <w:tcPr>
-            <w:tcW w:type="dxa" w:w="2160"/>
+            <w:tcW w:type="dxa" w:w="2268"/>
           </w:tcPr>
           <w:p>
             <w:r>
               <w:rPr>
-                <w:rFonts w:ascii="Microsoft YaHei" w:hAnsi="Microsoft YaHei" w:eastAsia="Microsoft YaHei"/>
+                <w:rFonts w:ascii="Times New Roman" w:hAnsi="Times New Roman" w:eastAsia="宋体"/>
                 <w:sz w:val="20"/>
               </w:rPr>
               <w:t>管理员</w:t>
@@ -3329,12 +3379,12 @@
         </w:tc>
         <w:tc>
           <w:tcPr>
-            <w:tcW w:type="dxa" w:w="2160"/>
+            <w:tcW w:type="dxa" w:w="2268"/>
           </w:tcPr>
           <w:p>
             <w:r>
               <w:rPr>
-                <w:rFonts w:ascii="Microsoft YaHei" w:hAnsi="Microsoft YaHei" w:eastAsia="Microsoft YaHei"/>
+                <w:rFonts w:ascii="Times New Roman" w:hAnsi="Times New Roman" w:eastAsia="宋体"/>
                 <w:sz w:val="20"/>
               </w:rPr>
               <w:t>删除违规评论</w:t>
@@ -3345,12 +3395,12 @@
       <w:tr>
         <w:tc>
           <w:tcPr>
-            <w:tcW w:type="dxa" w:w="2160"/>
+            <w:tcW w:type="dxa" w:w="2268"/>
           </w:tcPr>
           <w:p>
             <w:r>
               <w:rPr>
-                <w:rFonts w:ascii="Microsoft YaHei" w:hAnsi="Microsoft YaHei" w:eastAsia="Microsoft YaHei"/>
+                <w:rFonts w:ascii="Times New Roman" w:hAnsi="Times New Roman" w:eastAsia="宋体"/>
                 <w:sz w:val="20"/>
               </w:rPr>
               <w:t>UC16</w:t>
@@ -3359,12 +3409,12 @@
         </w:tc>
         <w:tc>
           <w:tcPr>
-            <w:tcW w:type="dxa" w:w="2160"/>
+            <w:tcW w:type="dxa" w:w="2268"/>
           </w:tcPr>
           <w:p>
             <w:r>
               <w:rPr>
-                <w:rFonts w:ascii="Microsoft YaHei" w:hAnsi="Microsoft YaHei" w:eastAsia="Microsoft YaHei"/>
+                <w:rFonts w:ascii="Times New Roman" w:hAnsi="Times New Roman" w:eastAsia="宋体"/>
                 <w:sz w:val="20"/>
               </w:rPr>
               <w:t>管理任意猫咪档案</w:t>
@@ -3373,12 +3423,12 @@
         </w:tc>
         <w:tc>
           <w:tcPr>
-            <w:tcW w:type="dxa" w:w="2160"/>
+            <w:tcW w:type="dxa" w:w="2268"/>
           </w:tcPr>
           <w:p>
             <w:r>
               <w:rPr>
-                <w:rFonts w:ascii="Microsoft YaHei" w:hAnsi="Microsoft YaHei" w:eastAsia="Microsoft YaHei"/>
+                <w:rFonts w:ascii="Times New Roman" w:hAnsi="Times New Roman" w:eastAsia="宋体"/>
                 <w:sz w:val="20"/>
               </w:rPr>
               <w:t>管理员</w:t>
@@ -3387,12 +3437,12 @@
         </w:tc>
         <w:tc>
           <w:tcPr>
-            <w:tcW w:type="dxa" w:w="2160"/>
+            <w:tcW w:type="dxa" w:w="2268"/>
           </w:tcPr>
           <w:p>
             <w:r>
               <w:rPr>
-                <w:rFonts w:ascii="Microsoft YaHei" w:hAnsi="Microsoft YaHei" w:eastAsia="Microsoft YaHei"/>
+                <w:rFonts w:ascii="Times New Roman" w:hAnsi="Times New Roman" w:eastAsia="宋体"/>
                 <w:sz w:val="20"/>
               </w:rPr>
               <w:t>编辑或删除任意猫咪档案</w:t>
@@ -3419,24 +3469,28 @@
       </w:r>
     </w:p>
     <w:p>
+      <w:pPr>
+        <w:ind w:firstLine="0"/>
+        <w:jc w:val="center"/>
+      </w:pPr>
       <w:r>
         <w:rPr>
-          <w:rFonts w:ascii="Microsoft YaHei" w:hAnsi="Microsoft YaHei" w:eastAsia="Microsoft YaHei"/>
-          <w:sz w:val="22"/>
+          <w:rFonts w:ascii="Times New Roman" w:hAnsi="Times New Roman" w:eastAsia="宋体"/>
+          <w:sz w:val="24"/>
         </w:rPr>
       </w:r>
       <w:r>
         <w:rPr>
-          <w:rFonts w:ascii="Microsoft YaHei" w:hAnsi="Microsoft YaHei" w:eastAsia="Microsoft YaHei"/>
+          <w:rFonts w:ascii="Times New Roman" w:hAnsi="Times New Roman" w:eastAsia="宋体"/>
           <w:b/>
-          <w:sz w:val="22"/>
+          <w:sz w:val="24"/>
         </w:rPr>
-        <w:t>表7 功能划分</w:t>
+        <w:t>表3-2 功能划分</w:t>
       </w:r>
       <w:r>
         <w:rPr>
-          <w:rFonts w:ascii="Microsoft YaHei" w:hAnsi="Microsoft YaHei" w:eastAsia="Microsoft YaHei"/>
-          <w:sz w:val="22"/>
+          <w:rFonts w:ascii="Times New Roman" w:hAnsi="Times New Roman" w:eastAsia="宋体"/>
+          <w:sz w:val="24"/>
         </w:rPr>
       </w:r>
     </w:p>
@@ -3448,19 +3502,19 @@
         <w:tblLook w:firstColumn="1" w:firstRow="1" w:lastColumn="0" w:lastRow="0" w:noHBand="0" w:noVBand="1" w:val="04A0"/>
       </w:tblPr>
       <w:tblGrid>
-        <w:gridCol w:w="2880"/>
-        <w:gridCol w:w="2880"/>
-        <w:gridCol w:w="2880"/>
+        <w:gridCol w:w="3024"/>
+        <w:gridCol w:w="3024"/>
+        <w:gridCol w:w="3024"/>
       </w:tblGrid>
       <w:tr>
         <w:tc>
           <w:tcPr>
-            <w:tcW w:type="dxa" w:w="2880"/>
+            <w:tcW w:type="dxa" w:w="3024"/>
           </w:tcPr>
           <w:p>
             <w:r>
               <w:rPr>
-                <w:rFonts w:ascii="Microsoft YaHei" w:hAnsi="Microsoft YaHei" w:eastAsia="Microsoft YaHei"/>
+                <w:rFonts w:ascii="Times New Roman" w:hAnsi="Times New Roman" w:eastAsia="宋体"/>
                 <w:b/>
                 <w:sz w:val="20"/>
               </w:rPr>
@@ -3470,12 +3524,12 @@
         </w:tc>
         <w:tc>
           <w:tcPr>
-            <w:tcW w:type="dxa" w:w="2880"/>
+            <w:tcW w:type="dxa" w:w="3024"/>
           </w:tcPr>
           <w:p>
             <w:r>
               <w:rPr>
-                <w:rFonts w:ascii="Microsoft YaHei" w:hAnsi="Microsoft YaHei" w:eastAsia="Microsoft YaHei"/>
+                <w:rFonts w:ascii="Times New Roman" w:hAnsi="Times New Roman" w:eastAsia="宋体"/>
                 <w:b/>
                 <w:sz w:val="20"/>
               </w:rPr>
@@ -3485,12 +3539,12 @@
         </w:tc>
         <w:tc>
           <w:tcPr>
-            <w:tcW w:type="dxa" w:w="2880"/>
+            <w:tcW w:type="dxa" w:w="3024"/>
           </w:tcPr>
           <w:p>
             <w:r>
               <w:rPr>
-                <w:rFonts w:ascii="Microsoft YaHei" w:hAnsi="Microsoft YaHei" w:eastAsia="Microsoft YaHei"/>
+                <w:rFonts w:ascii="Times New Roman" w:hAnsi="Times New Roman" w:eastAsia="宋体"/>
                 <w:b/>
                 <w:sz w:val="20"/>
               </w:rPr>
@@ -3502,12 +3556,12 @@
       <w:tr>
         <w:tc>
           <w:tcPr>
-            <w:tcW w:type="dxa" w:w="2880"/>
+            <w:tcW w:type="dxa" w:w="3024"/>
           </w:tcPr>
           <w:p>
             <w:r>
               <w:rPr>
-                <w:rFonts w:ascii="Microsoft YaHei" w:hAnsi="Microsoft YaHei" w:eastAsia="Microsoft YaHei"/>
+                <w:rFonts w:ascii="Times New Roman" w:hAnsi="Times New Roman" w:eastAsia="宋体"/>
                 <w:sz w:val="20"/>
               </w:rPr>
               <w:t>F1</w:t>
@@ -3516,12 +3570,12 @@
         </w:tc>
         <w:tc>
           <w:tcPr>
-            <w:tcW w:type="dxa" w:w="2880"/>
+            <w:tcW w:type="dxa" w:w="3024"/>
           </w:tcPr>
           <w:p>
             <w:r>
               <w:rPr>
-                <w:rFonts w:ascii="Microsoft YaHei" w:hAnsi="Microsoft YaHei" w:eastAsia="Microsoft YaHei"/>
+                <w:rFonts w:ascii="Times New Roman" w:hAnsi="Times New Roman" w:eastAsia="宋体"/>
                 <w:sz w:val="20"/>
               </w:rPr>
               <w:t>用户注册登录</w:t>
@@ -3530,12 +3584,12 @@
         </w:tc>
         <w:tc>
           <w:tcPr>
-            <w:tcW w:type="dxa" w:w="2880"/>
+            <w:tcW w:type="dxa" w:w="3024"/>
           </w:tcPr>
           <w:p>
             <w:r>
               <w:rPr>
-                <w:rFonts w:ascii="Microsoft YaHei" w:hAnsi="Microsoft YaHei" w:eastAsia="Microsoft YaHei"/>
+                <w:rFonts w:ascii="Times New Roman" w:hAnsi="Times New Roman" w:eastAsia="宋体"/>
                 <w:sz w:val="20"/>
               </w:rPr>
               <w:t>用户注册账号、登录、退出登录；角色体系支持三级权限</w:t>
@@ -3546,12 +3600,12 @@
       <w:tr>
         <w:tc>
           <w:tcPr>
-            <w:tcW w:type="dxa" w:w="2880"/>
+            <w:tcW w:type="dxa" w:w="3024"/>
           </w:tcPr>
           <w:p>
             <w:r>
               <w:rPr>
-                <w:rFonts w:ascii="Microsoft YaHei" w:hAnsi="Microsoft YaHei" w:eastAsia="Microsoft YaHei"/>
+                <w:rFonts w:ascii="Times New Roman" w:hAnsi="Times New Roman" w:eastAsia="宋体"/>
                 <w:sz w:val="20"/>
               </w:rPr>
               <w:t>F2</w:t>
@@ -3560,12 +3614,12 @@
         </w:tc>
         <w:tc>
           <w:tcPr>
-            <w:tcW w:type="dxa" w:w="2880"/>
+            <w:tcW w:type="dxa" w:w="3024"/>
           </w:tcPr>
           <w:p>
             <w:r>
               <w:rPr>
-                <w:rFonts w:ascii="Microsoft YaHei" w:hAnsi="Microsoft YaHei" w:eastAsia="Microsoft YaHei"/>
+                <w:rFonts w:ascii="Times New Roman" w:hAnsi="Times New Roman" w:eastAsia="宋体"/>
                 <w:sz w:val="20"/>
               </w:rPr>
               <w:t>猫咪信息管理</w:t>
@@ -3574,12 +3628,12 @@
         </w:tc>
         <w:tc>
           <w:tcPr>
-            <w:tcW w:type="dxa" w:w="2880"/>
+            <w:tcW w:type="dxa" w:w="3024"/>
           </w:tcPr>
           <w:p>
             <w:r>
               <w:rPr>
-                <w:rFonts w:ascii="Microsoft YaHei" w:hAnsi="Microsoft YaHei" w:eastAsia="Microsoft YaHei"/>
+                <w:rFonts w:ascii="Times New Roman" w:hAnsi="Times New Roman" w:eastAsia="宋体"/>
                 <w:sz w:val="20"/>
               </w:rPr>
               <w:t>添加/编辑/删除猫咪档案（包含父母/好友关系字段）</w:t>
@@ -3590,12 +3644,12 @@
       <w:tr>
         <w:tc>
           <w:tcPr>
-            <w:tcW w:type="dxa" w:w="2880"/>
+            <w:tcW w:type="dxa" w:w="3024"/>
           </w:tcPr>
           <w:p>
             <w:r>
               <w:rPr>
-                <w:rFonts w:ascii="Microsoft YaHei" w:hAnsi="Microsoft YaHei" w:eastAsia="Microsoft YaHei"/>
+                <w:rFonts w:ascii="Times New Roman" w:hAnsi="Times New Roman" w:eastAsia="宋体"/>
                 <w:sz w:val="20"/>
               </w:rPr>
               <w:t>F3</w:t>
@@ -3604,12 +3658,12 @@
         </w:tc>
         <w:tc>
           <w:tcPr>
-            <w:tcW w:type="dxa" w:w="2880"/>
+            <w:tcW w:type="dxa" w:w="3024"/>
           </w:tcPr>
           <w:p>
             <w:r>
               <w:rPr>
-                <w:rFonts w:ascii="Microsoft YaHei" w:hAnsi="Microsoft YaHei" w:eastAsia="Microsoft YaHei"/>
+                <w:rFonts w:ascii="Times New Roman" w:hAnsi="Times New Roman" w:eastAsia="宋体"/>
                 <w:sz w:val="20"/>
               </w:rPr>
               <w:t>猫咪浏览搜索</w:t>
@@ -3618,12 +3672,12 @@
         </w:tc>
         <w:tc>
           <w:tcPr>
-            <w:tcW w:type="dxa" w:w="2880"/>
+            <w:tcW w:type="dxa" w:w="3024"/>
           </w:tcPr>
           <w:p>
             <w:r>
               <w:rPr>
-                <w:rFonts w:ascii="Microsoft YaHei" w:hAnsi="Microsoft YaHei" w:eastAsia="Microsoft YaHei"/>
+                <w:rFonts w:ascii="Times New Roman" w:hAnsi="Times New Roman" w:eastAsia="宋体"/>
                 <w:sz w:val="20"/>
               </w:rPr>
               <w:t>浏览猫咪列表（支持状态 Tab 分类和毛色分类浏览）、按关键词搜索、按条件筛选、查看猫咪详情</w:t>
@@ -3634,12 +3688,12 @@
       <w:tr>
         <w:tc>
           <w:tcPr>
-            <w:tcW w:type="dxa" w:w="2880"/>
+            <w:tcW w:type="dxa" w:w="3024"/>
           </w:tcPr>
           <w:p>
             <w:r>
               <w:rPr>
-                <w:rFonts w:ascii="Microsoft YaHei" w:hAnsi="Microsoft YaHei" w:eastAsia="Microsoft YaHei"/>
+                <w:rFonts w:ascii="Times New Roman" w:hAnsi="Times New Roman" w:eastAsia="宋体"/>
                 <w:sz w:val="20"/>
               </w:rPr>
               <w:t>F4</w:t>
@@ -3648,12 +3702,12 @@
         </w:tc>
         <w:tc>
           <w:tcPr>
-            <w:tcW w:type="dxa" w:w="2880"/>
+            <w:tcW w:type="dxa" w:w="3024"/>
           </w:tcPr>
           <w:p>
             <w:r>
               <w:rPr>
-                <w:rFonts w:ascii="Microsoft YaHei" w:hAnsi="Microsoft YaHei" w:eastAsia="Microsoft YaHei"/>
+                <w:rFonts w:ascii="Times New Roman" w:hAnsi="Times New Roman" w:eastAsia="宋体"/>
                 <w:sz w:val="20"/>
               </w:rPr>
               <w:t>猫咪详情展示</w:t>
@@ -3662,12 +3716,12 @@
         </w:tc>
         <w:tc>
           <w:tcPr>
-            <w:tcW w:type="dxa" w:w="2880"/>
+            <w:tcW w:type="dxa" w:w="3024"/>
           </w:tcPr>
           <w:p>
             <w:r>
               <w:rPr>
-                <w:rFonts w:ascii="Microsoft YaHei" w:hAnsi="Microsoft YaHei" w:eastAsia="Microsoft YaHei"/>
+                <w:rFonts w:ascii="Times New Roman" w:hAnsi="Times New Roman" w:eastAsia="宋体"/>
                 <w:sz w:val="20"/>
               </w:rPr>
               <w:t>展示猫咪信息、照片、留言、评分、关注状态；展示相似猫咪推荐</w:t>
@@ -3678,12 +3732,12 @@
       <w:tr>
         <w:tc>
           <w:tcPr>
-            <w:tcW w:type="dxa" w:w="2880"/>
+            <w:tcW w:type="dxa" w:w="3024"/>
           </w:tcPr>
           <w:p>
             <w:r>
               <w:rPr>
-                <w:rFonts w:ascii="Microsoft YaHei" w:hAnsi="Microsoft YaHei" w:eastAsia="Microsoft YaHei"/>
+                <w:rFonts w:ascii="Times New Roman" w:hAnsi="Times New Roman" w:eastAsia="宋体"/>
                 <w:sz w:val="20"/>
               </w:rPr>
               <w:t>F5</w:t>
@@ -3692,12 +3746,12 @@
         </w:tc>
         <w:tc>
           <w:tcPr>
-            <w:tcW w:type="dxa" w:w="2880"/>
+            <w:tcW w:type="dxa" w:w="3024"/>
           </w:tcPr>
           <w:p>
             <w:r>
               <w:rPr>
-                <w:rFonts w:ascii="Microsoft YaHei" w:hAnsi="Microsoft YaHei" w:eastAsia="Microsoft YaHei"/>
+                <w:rFonts w:ascii="Times New Roman" w:hAnsi="Times New Roman" w:eastAsia="宋体"/>
                 <w:sz w:val="20"/>
               </w:rPr>
               <w:t>照片管理</w:t>
@@ -3706,12 +3760,12 @@
         </w:tc>
         <w:tc>
           <w:tcPr>
-            <w:tcW w:type="dxa" w:w="2880"/>
+            <w:tcW w:type="dxa" w:w="3024"/>
           </w:tcPr>
           <w:p>
             <w:r>
               <w:rPr>
-                <w:rFonts w:ascii="Microsoft YaHei" w:hAnsi="Microsoft YaHei" w:eastAsia="Microsoft YaHei"/>
+                <w:rFonts w:ascii="Times New Roman" w:hAnsi="Times New Roman" w:eastAsia="宋体"/>
                 <w:sz w:val="20"/>
               </w:rPr>
               <w:t>上传、审核、查看、删除照片；照片点赞</w:t>
@@ -3722,12 +3776,12 @@
       <w:tr>
         <w:tc>
           <w:tcPr>
-            <w:tcW w:type="dxa" w:w="2880"/>
+            <w:tcW w:type="dxa" w:w="3024"/>
           </w:tcPr>
           <w:p>
             <w:r>
               <w:rPr>
-                <w:rFonts w:ascii="Microsoft YaHei" w:hAnsi="Microsoft YaHei" w:eastAsia="Microsoft YaHei"/>
+                <w:rFonts w:ascii="Times New Roman" w:hAnsi="Times New Roman" w:eastAsia="宋体"/>
                 <w:sz w:val="20"/>
               </w:rPr>
               <w:t>F6</w:t>
@@ -3736,12 +3790,12 @@
         </w:tc>
         <w:tc>
           <w:tcPr>
-            <w:tcW w:type="dxa" w:w="2880"/>
+            <w:tcW w:type="dxa" w:w="3024"/>
           </w:tcPr>
           <w:p>
             <w:r>
               <w:rPr>
-                <w:rFonts w:ascii="Microsoft YaHei" w:hAnsi="Microsoft YaHei" w:eastAsia="Microsoft YaHei"/>
+                <w:rFonts w:ascii="Times New Roman" w:hAnsi="Times New Roman" w:eastAsia="宋体"/>
                 <w:sz w:val="20"/>
               </w:rPr>
               <w:t>留言评论</w:t>
@@ -3750,12 +3804,12 @@
         </w:tc>
         <w:tc>
           <w:tcPr>
-            <w:tcW w:type="dxa" w:w="2880"/>
+            <w:tcW w:type="dxa" w:w="3024"/>
           </w:tcPr>
           <w:p>
             <w:r>
               <w:rPr>
-                <w:rFonts w:ascii="Microsoft YaHei" w:hAnsi="Microsoft YaHei" w:eastAsia="Microsoft YaHei"/>
+                <w:rFonts w:ascii="Times New Roman" w:hAnsi="Times New Roman" w:eastAsia="宋体"/>
                 <w:sz w:val="20"/>
               </w:rPr>
               <w:t>发表、查看、删除留言</w:t>
@@ -3766,12 +3820,12 @@
       <w:tr>
         <w:tc>
           <w:tcPr>
-            <w:tcW w:type="dxa" w:w="2880"/>
+            <w:tcW w:type="dxa" w:w="3024"/>
           </w:tcPr>
           <w:p>
             <w:r>
               <w:rPr>
-                <w:rFonts w:ascii="Microsoft YaHei" w:hAnsi="Microsoft YaHei" w:eastAsia="Microsoft YaHei"/>
+                <w:rFonts w:ascii="Times New Roman" w:hAnsi="Times New Roman" w:eastAsia="宋体"/>
                 <w:sz w:val="20"/>
               </w:rPr>
               <w:t>F7</w:t>
@@ -3780,12 +3834,12 @@
         </w:tc>
         <w:tc>
           <w:tcPr>
-            <w:tcW w:type="dxa" w:w="2880"/>
+            <w:tcW w:type="dxa" w:w="3024"/>
           </w:tcPr>
           <w:p>
             <w:r>
               <w:rPr>
-                <w:rFonts w:ascii="Microsoft YaHei" w:hAnsi="Microsoft YaHei" w:eastAsia="Microsoft YaHei"/>
+                <w:rFonts w:ascii="Times New Roman" w:hAnsi="Times New Roman" w:eastAsia="宋体"/>
                 <w:sz w:val="20"/>
               </w:rPr>
               <w:t>相似推荐（核心算法）</w:t>
@@ -3794,12 +3848,12 @@
         </w:tc>
         <w:tc>
           <w:tcPr>
-            <w:tcW w:type="dxa" w:w="2880"/>
+            <w:tcW w:type="dxa" w:w="3024"/>
           </w:tcPr>
           <w:p>
             <w:r>
               <w:rPr>
-                <w:rFonts w:ascii="Microsoft YaHei" w:hAnsi="Microsoft YaHei" w:eastAsia="Microsoft YaHei"/>
+                <w:rFonts w:ascii="Times New Roman" w:hAnsi="Times New Roman" w:eastAsia="宋体"/>
                 <w:sz w:val="20"/>
               </w:rPr>
               <w:t>基于余弦相似度计算猫咪之间的相似度，融合热度因子推荐相似猫咪</w:t>
@@ -3810,12 +3864,12 @@
       <w:tr>
         <w:tc>
           <w:tcPr>
-            <w:tcW w:type="dxa" w:w="2880"/>
+            <w:tcW w:type="dxa" w:w="3024"/>
           </w:tcPr>
           <w:p>
             <w:r>
               <w:rPr>
-                <w:rFonts w:ascii="Microsoft YaHei" w:hAnsi="Microsoft YaHei" w:eastAsia="Microsoft YaHei"/>
+                <w:rFonts w:ascii="Times New Roman" w:hAnsi="Times New Roman" w:eastAsia="宋体"/>
                 <w:sz w:val="20"/>
               </w:rPr>
               <w:t>F8</w:t>
@@ -3824,12 +3878,12 @@
         </w:tc>
         <w:tc>
           <w:tcPr>
-            <w:tcW w:type="dxa" w:w="2880"/>
+            <w:tcW w:type="dxa" w:w="3024"/>
           </w:tcPr>
           <w:p>
             <w:r>
               <w:rPr>
-                <w:rFonts w:ascii="Microsoft YaHei" w:hAnsi="Microsoft YaHei" w:eastAsia="Microsoft YaHei"/>
+                <w:rFonts w:ascii="Times New Roman" w:hAnsi="Times New Roman" w:eastAsia="宋体"/>
                 <w:sz w:val="20"/>
               </w:rPr>
               <w:t>行为日志</w:t>
@@ -3838,12 +3892,12 @@
         </w:tc>
         <w:tc>
           <w:tcPr>
-            <w:tcW w:type="dxa" w:w="2880"/>
+            <w:tcW w:type="dxa" w:w="3024"/>
           </w:tcPr>
           <w:p>
             <w:r>
               <w:rPr>
-                <w:rFonts w:ascii="Microsoft YaHei" w:hAnsi="Microsoft YaHei" w:eastAsia="Microsoft YaHei"/>
+                <w:rFonts w:ascii="Times New Roman" w:hAnsi="Times New Roman" w:eastAsia="宋体"/>
                 <w:sz w:val="20"/>
               </w:rPr>
               <w:t>记录用户浏览、搜索、点赞、评分等行为</w:t>
@@ -3854,12 +3908,12 @@
       <w:tr>
         <w:tc>
           <w:tcPr>
-            <w:tcW w:type="dxa" w:w="2880"/>
+            <w:tcW w:type="dxa" w:w="3024"/>
           </w:tcPr>
           <w:p>
             <w:r>
               <w:rPr>
-                <w:rFonts w:ascii="Microsoft YaHei" w:hAnsi="Microsoft YaHei" w:eastAsia="Microsoft YaHei"/>
+                <w:rFonts w:ascii="Times New Roman" w:hAnsi="Times New Roman" w:eastAsia="宋体"/>
                 <w:sz w:val="20"/>
               </w:rPr>
               <w:t>F9</w:t>
@@ -3868,12 +3922,12 @@
         </w:tc>
         <w:tc>
           <w:tcPr>
-            <w:tcW w:type="dxa" w:w="2880"/>
+            <w:tcW w:type="dxa" w:w="3024"/>
           </w:tcPr>
           <w:p>
             <w:r>
               <w:rPr>
-                <w:rFonts w:ascii="Microsoft YaHei" w:hAnsi="Microsoft YaHei" w:eastAsia="Microsoft YaHei"/>
+                <w:rFonts w:ascii="Times New Roman" w:hAnsi="Times New Roman" w:eastAsia="宋体"/>
                 <w:sz w:val="20"/>
               </w:rPr>
               <w:t>关注猫咪</w:t>
@@ -3882,12 +3936,12 @@
         </w:tc>
         <w:tc>
           <w:tcPr>
-            <w:tcW w:type="dxa" w:w="2880"/>
+            <w:tcW w:type="dxa" w:w="3024"/>
           </w:tcPr>
           <w:p>
             <w:r>
               <w:rPr>
-                <w:rFonts w:ascii="Microsoft YaHei" w:hAnsi="Microsoft YaHei" w:eastAsia="Microsoft YaHei"/>
+                <w:rFonts w:ascii="Times New Roman" w:hAnsi="Times New Roman" w:eastAsia="宋体"/>
                 <w:sz w:val="20"/>
               </w:rPr>
               <w:t>用户关注/取消关注猫咪，查看已关注列表</w:t>
@@ -3898,12 +3952,12 @@
       <w:tr>
         <w:tc>
           <w:tcPr>
-            <w:tcW w:type="dxa" w:w="2880"/>
+            <w:tcW w:type="dxa" w:w="3024"/>
           </w:tcPr>
           <w:p>
             <w:r>
               <w:rPr>
-                <w:rFonts w:ascii="Microsoft YaHei" w:hAnsi="Microsoft YaHei" w:eastAsia="Microsoft YaHei"/>
+                <w:rFonts w:ascii="Times New Roman" w:hAnsi="Times New Roman" w:eastAsia="宋体"/>
                 <w:sz w:val="20"/>
               </w:rPr>
               <w:t>F10</w:t>
@@ -3912,12 +3966,12 @@
         </w:tc>
         <w:tc>
           <w:tcPr>
-            <w:tcW w:type="dxa" w:w="2880"/>
+            <w:tcW w:type="dxa" w:w="3024"/>
           </w:tcPr>
           <w:p>
             <w:r>
               <w:rPr>
-                <w:rFonts w:ascii="Microsoft YaHei" w:hAnsi="Microsoft YaHei" w:eastAsia="Microsoft YaHei"/>
+                <w:rFonts w:ascii="Times New Roman" w:hAnsi="Times New Roman" w:eastAsia="宋体"/>
                 <w:sz w:val="20"/>
               </w:rPr>
               <w:t>猫友评分</w:t>
@@ -3926,12 +3980,12 @@
         </w:tc>
         <w:tc>
           <w:tcPr>
-            <w:tcW w:type="dxa" w:w="2880"/>
+            <w:tcW w:type="dxa" w:w="3024"/>
           </w:tcPr>
           <w:p>
             <w:r>
               <w:rPr>
-                <w:rFonts w:ascii="Microsoft YaHei" w:hAnsi="Microsoft YaHei" w:eastAsia="Microsoft YaHei"/>
+                <w:rFonts w:ascii="Times New Roman" w:hAnsi="Times New Roman" w:eastAsia="宋体"/>
                 <w:sz w:val="20"/>
               </w:rPr>
               <w:t>用户从五个维度（猫德、颜值、社交、干饭、活力）各给 1-5 星评分，统计平均分和评分人数</w:t>
@@ -3952,8 +4006,8 @@
     <w:p>
       <w:r>
         <w:rPr>
-          <w:rFonts w:ascii="Microsoft YaHei" w:hAnsi="Microsoft YaHei" w:eastAsia="Microsoft YaHei"/>
-          <w:sz w:val="22"/>
+          <w:rFonts w:ascii="Times New Roman" w:hAnsi="Times New Roman" w:eastAsia="宋体"/>
+          <w:sz w:val="24"/>
         </w:rPr>
         <w:t>##### F1 用户注册登录</w:t>
       </w:r>
@@ -3966,18 +4020,18 @@
         <w:tblLook w:firstColumn="1" w:firstRow="1" w:lastColumn="0" w:lastRow="0" w:noHBand="0" w:noVBand="1" w:val="04A0"/>
       </w:tblPr>
       <w:tblGrid>
-        <w:gridCol w:w="4320"/>
-        <w:gridCol w:w="4320"/>
+        <w:gridCol w:w="4536"/>
+        <w:gridCol w:w="4536"/>
       </w:tblGrid>
       <w:tr>
         <w:tc>
           <w:tcPr>
-            <w:tcW w:type="dxa" w:w="4320"/>
+            <w:tcW w:type="dxa" w:w="4536"/>
           </w:tcPr>
           <w:p>
             <w:r>
               <w:rPr>
-                <w:rFonts w:ascii="Microsoft YaHei" w:hAnsi="Microsoft YaHei" w:eastAsia="Microsoft YaHei"/>
+                <w:rFonts w:ascii="Times New Roman" w:hAnsi="Times New Roman" w:eastAsia="宋体"/>
                 <w:b/>
                 <w:sz w:val="20"/>
               </w:rPr>
@@ -3987,12 +4041,12 @@
         </w:tc>
         <w:tc>
           <w:tcPr>
-            <w:tcW w:type="dxa" w:w="4320"/>
+            <w:tcW w:type="dxa" w:w="4536"/>
           </w:tcPr>
           <w:p>
             <w:r>
               <w:rPr>
-                <w:rFonts w:ascii="Microsoft YaHei" w:hAnsi="Microsoft YaHei" w:eastAsia="Microsoft YaHei"/>
+                <w:rFonts w:ascii="Times New Roman" w:hAnsi="Times New Roman" w:eastAsia="宋体"/>
                 <w:b/>
                 <w:sz w:val="20"/>
               </w:rPr>
@@ -4004,12 +4058,12 @@
       <w:tr>
         <w:tc>
           <w:tcPr>
-            <w:tcW w:type="dxa" w:w="4320"/>
+            <w:tcW w:type="dxa" w:w="4536"/>
           </w:tcPr>
           <w:p>
             <w:r>
               <w:rPr>
-                <w:rFonts w:ascii="Microsoft YaHei" w:hAnsi="Microsoft YaHei" w:eastAsia="Microsoft YaHei"/>
+                <w:rFonts w:ascii="Times New Roman" w:hAnsi="Times New Roman" w:eastAsia="宋体"/>
                 <w:sz w:val="20"/>
               </w:rPr>
               <w:t>输入</w:t>
@@ -4018,12 +4072,12 @@
         </w:tc>
         <w:tc>
           <w:tcPr>
-            <w:tcW w:type="dxa" w:w="4320"/>
+            <w:tcW w:type="dxa" w:w="4536"/>
           </w:tcPr>
           <w:p>
             <w:r>
               <w:rPr>
-                <w:rFonts w:ascii="Microsoft YaHei" w:hAnsi="Microsoft YaHei" w:eastAsia="Microsoft YaHei"/>
+                <w:rFonts w:ascii="Times New Roman" w:hAnsi="Times New Roman" w:eastAsia="宋体"/>
                 <w:sz w:val="20"/>
               </w:rPr>
               <w:t>用户名、密码、邮箱（注册时）</w:t>
@@ -4034,12 +4088,12 @@
       <w:tr>
         <w:tc>
           <w:tcPr>
-            <w:tcW w:type="dxa" w:w="4320"/>
+            <w:tcW w:type="dxa" w:w="4536"/>
           </w:tcPr>
           <w:p>
             <w:r>
               <w:rPr>
-                <w:rFonts w:ascii="Microsoft YaHei" w:hAnsi="Microsoft YaHei" w:eastAsia="Microsoft YaHei"/>
+                <w:rFonts w:ascii="Times New Roman" w:hAnsi="Times New Roman" w:eastAsia="宋体"/>
                 <w:sz w:val="20"/>
               </w:rPr>
               <w:t>处理</w:t>
@@ -4048,15 +4102,15 @@
         </w:tc>
         <w:tc>
           <w:tcPr>
-            <w:tcW w:type="dxa" w:w="4320"/>
+            <w:tcW w:type="dxa" w:w="4536"/>
           </w:tcPr>
           <w:p>
             <w:r>
               <w:rPr>
-                <w:rFonts w:ascii="Microsoft YaHei" w:hAnsi="Microsoft YaHei" w:eastAsia="Microsoft YaHei"/>
+                <w:rFonts w:ascii="Times New Roman" w:hAnsi="Times New Roman" w:eastAsia="宋体"/>
                 <w:sz w:val="20"/>
               </w:rPr>
-              <w:t>注册时验证用户名唯一性，密码加密存储；登录时验证用户名密码并返回 JWT Token。用户分为三级角色：**USER**（普通用户，可浏览、收藏、评分、上传照片和留言）、**VERIFIED**（特邀用户，可信度高，照片无需审核或优先审核）、**ADMIN**（管理员，拥有所有管理权限）</w:t>
+              <w:t>注册时验证用户名唯一性，密码加密存储；登录时验证用户名密码并返回 JWT Token。用户分为三级角色：USER（普通用户，可浏览、收藏、评分、上传照片和留言）、VERIFIED（特邀用户，可信度高，照片无需审核或优先审核）、ADMIN（管理员，拥有所有管理权限）</w:t>
             </w:r>
           </w:p>
         </w:tc>
@@ -4064,12 +4118,12 @@
       <w:tr>
         <w:tc>
           <w:tcPr>
-            <w:tcW w:type="dxa" w:w="4320"/>
+            <w:tcW w:type="dxa" w:w="4536"/>
           </w:tcPr>
           <w:p>
             <w:r>
               <w:rPr>
-                <w:rFonts w:ascii="Microsoft YaHei" w:hAnsi="Microsoft YaHei" w:eastAsia="Microsoft YaHei"/>
+                <w:rFonts w:ascii="Times New Roman" w:hAnsi="Times New Roman" w:eastAsia="宋体"/>
                 <w:sz w:val="20"/>
               </w:rPr>
               <w:t>输出</w:t>
@@ -4078,12 +4132,12 @@
         </w:tc>
         <w:tc>
           <w:tcPr>
-            <w:tcW w:type="dxa" w:w="4320"/>
+            <w:tcW w:type="dxa" w:w="4536"/>
           </w:tcPr>
           <w:p>
             <w:r>
               <w:rPr>
-                <w:rFonts w:ascii="Microsoft YaHei" w:hAnsi="Microsoft YaHei" w:eastAsia="Microsoft YaHei"/>
+                <w:rFonts w:ascii="Times New Roman" w:hAnsi="Times New Roman" w:eastAsia="宋体"/>
                 <w:sz w:val="20"/>
               </w:rPr>
               <w:t>注册结果 / 登录 Token + 用户信息</w:t>
@@ -4096,8 +4150,8 @@
     <w:p>
       <w:r>
         <w:rPr>
-          <w:rFonts w:ascii="Microsoft YaHei" w:hAnsi="Microsoft YaHei" w:eastAsia="Microsoft YaHei"/>
-          <w:sz w:val="22"/>
+          <w:rFonts w:ascii="Times New Roman" w:hAnsi="Times New Roman" w:eastAsia="宋体"/>
+          <w:sz w:val="24"/>
         </w:rPr>
         <w:t>##### F2 猫咪信息管理</w:t>
       </w:r>
@@ -4110,18 +4164,18 @@
         <w:tblLook w:firstColumn="1" w:firstRow="1" w:lastColumn="0" w:lastRow="0" w:noHBand="0" w:noVBand="1" w:val="04A0"/>
       </w:tblPr>
       <w:tblGrid>
-        <w:gridCol w:w="4320"/>
-        <w:gridCol w:w="4320"/>
+        <w:gridCol w:w="4536"/>
+        <w:gridCol w:w="4536"/>
       </w:tblGrid>
       <w:tr>
         <w:tc>
           <w:tcPr>
-            <w:tcW w:type="dxa" w:w="4320"/>
+            <w:tcW w:type="dxa" w:w="4536"/>
           </w:tcPr>
           <w:p>
             <w:r>
               <w:rPr>
-                <w:rFonts w:ascii="Microsoft YaHei" w:hAnsi="Microsoft YaHei" w:eastAsia="Microsoft YaHei"/>
+                <w:rFonts w:ascii="Times New Roman" w:hAnsi="Times New Roman" w:eastAsia="宋体"/>
                 <w:b/>
                 <w:sz w:val="20"/>
               </w:rPr>
@@ -4131,12 +4185,12 @@
         </w:tc>
         <w:tc>
           <w:tcPr>
-            <w:tcW w:type="dxa" w:w="4320"/>
+            <w:tcW w:type="dxa" w:w="4536"/>
           </w:tcPr>
           <w:p>
             <w:r>
               <w:rPr>
-                <w:rFonts w:ascii="Microsoft YaHei" w:hAnsi="Microsoft YaHei" w:eastAsia="Microsoft YaHei"/>
+                <w:rFonts w:ascii="Times New Roman" w:hAnsi="Times New Roman" w:eastAsia="宋体"/>
                 <w:b/>
                 <w:sz w:val="20"/>
               </w:rPr>
@@ -4148,12 +4202,12 @@
       <w:tr>
         <w:tc>
           <w:tcPr>
-            <w:tcW w:type="dxa" w:w="4320"/>
+            <w:tcW w:type="dxa" w:w="4536"/>
           </w:tcPr>
           <w:p>
             <w:r>
               <w:rPr>
-                <w:rFonts w:ascii="Microsoft YaHei" w:hAnsi="Microsoft YaHei" w:eastAsia="Microsoft YaHei"/>
+                <w:rFonts w:ascii="Times New Roman" w:hAnsi="Times New Roman" w:eastAsia="宋体"/>
                 <w:sz w:val="20"/>
               </w:rPr>
               <w:t>输入</w:t>
@@ -4162,12 +4216,12 @@
         </w:tc>
         <w:tc>
           <w:tcPr>
-            <w:tcW w:type="dxa" w:w="4320"/>
+            <w:tcW w:type="dxa" w:w="4536"/>
           </w:tcPr>
           <w:p>
             <w:r>
               <w:rPr>
-                <w:rFonts w:ascii="Microsoft YaHei" w:hAnsi="Microsoft YaHei" w:eastAsia="Microsoft YaHei"/>
+                <w:rFonts w:ascii="Times New Roman" w:hAnsi="Times New Roman" w:eastAsia="宋体"/>
                 <w:sz w:val="20"/>
               </w:rPr>
               <w:t>猫咪名称、毛色、性格标签、位置、性别、绝育状态</w:t>
@@ -4178,12 +4232,12 @@
       <w:tr>
         <w:tc>
           <w:tcPr>
-            <w:tcW w:type="dxa" w:w="4320"/>
+            <w:tcW w:type="dxa" w:w="4536"/>
           </w:tcPr>
           <w:p>
             <w:r>
               <w:rPr>
-                <w:rFonts w:ascii="Microsoft YaHei" w:hAnsi="Microsoft YaHei" w:eastAsia="Microsoft YaHei"/>
+                <w:rFonts w:ascii="Times New Roman" w:hAnsi="Times New Roman" w:eastAsia="宋体"/>
                 <w:sz w:val="20"/>
               </w:rPr>
               <w:t>处理</w:t>
@@ -4192,12 +4246,12 @@
         </w:tc>
         <w:tc>
           <w:tcPr>
-            <w:tcW w:type="dxa" w:w="4320"/>
+            <w:tcW w:type="dxa" w:w="4536"/>
           </w:tcPr>
           <w:p>
             <w:r>
               <w:rPr>
-                <w:rFonts w:ascii="Microsoft YaHei" w:hAnsi="Microsoft YaHei" w:eastAsia="Microsoft YaHei"/>
+                <w:rFonts w:ascii="Times New Roman" w:hAnsi="Times New Roman" w:eastAsia="宋体"/>
                 <w:sz w:val="20"/>
               </w:rPr>
               <w:t>新增猫咪写入档案；编辑时更新对应字段；删除时级联删除关联内容。支持记录猫咪的亲属关系（父亲、母亲、好友）</w:t>
@@ -4208,12 +4262,12 @@
       <w:tr>
         <w:tc>
           <w:tcPr>
-            <w:tcW w:type="dxa" w:w="4320"/>
+            <w:tcW w:type="dxa" w:w="4536"/>
           </w:tcPr>
           <w:p>
             <w:r>
               <w:rPr>
-                <w:rFonts w:ascii="Microsoft YaHei" w:hAnsi="Microsoft YaHei" w:eastAsia="Microsoft YaHei"/>
+                <w:rFonts w:ascii="Times New Roman" w:hAnsi="Times New Roman" w:eastAsia="宋体"/>
                 <w:sz w:val="20"/>
               </w:rPr>
               <w:t>输出</w:t>
@@ -4222,12 +4276,12 @@
         </w:tc>
         <w:tc>
           <w:tcPr>
-            <w:tcW w:type="dxa" w:w="4320"/>
+            <w:tcW w:type="dxa" w:w="4536"/>
           </w:tcPr>
           <w:p>
             <w:r>
               <w:rPr>
-                <w:rFonts w:ascii="Microsoft YaHei" w:hAnsi="Microsoft YaHei" w:eastAsia="Microsoft YaHei"/>
+                <w:rFonts w:ascii="Times New Roman" w:hAnsi="Times New Roman" w:eastAsia="宋体"/>
                 <w:sz w:val="20"/>
               </w:rPr>
               <w:t>操作结果</w:t>
@@ -4238,12 +4292,12 @@
       <w:tr>
         <w:tc>
           <w:tcPr>
-            <w:tcW w:type="dxa" w:w="4320"/>
+            <w:tcW w:type="dxa" w:w="4536"/>
           </w:tcPr>
           <w:p>
             <w:r>
               <w:rPr>
-                <w:rFonts w:ascii="Microsoft YaHei" w:hAnsi="Microsoft YaHei" w:eastAsia="Microsoft YaHei"/>
+                <w:rFonts w:ascii="Times New Roman" w:hAnsi="Times New Roman" w:eastAsia="宋体"/>
                 <w:sz w:val="20"/>
               </w:rPr>
               <w:t>权限</w:t>
@@ -4252,12 +4306,12 @@
         </w:tc>
         <w:tc>
           <w:tcPr>
-            <w:tcW w:type="dxa" w:w="4320"/>
+            <w:tcW w:type="dxa" w:w="4536"/>
           </w:tcPr>
           <w:p>
             <w:r>
               <w:rPr>
-                <w:rFonts w:ascii="Microsoft YaHei" w:hAnsi="Microsoft YaHei" w:eastAsia="Microsoft YaHei"/>
+                <w:rFonts w:ascii="Times New Roman" w:hAnsi="Times New Roman" w:eastAsia="宋体"/>
                 <w:sz w:val="20"/>
               </w:rPr>
               <w:t>任何登录用户可添加；仅创建者和管理员可编辑/删除</w:t>
@@ -4270,8 +4324,8 @@
     <w:p>
       <w:r>
         <w:rPr>
-          <w:rFonts w:ascii="Microsoft YaHei" w:hAnsi="Microsoft YaHei" w:eastAsia="Microsoft YaHei"/>
-          <w:sz w:val="22"/>
+          <w:rFonts w:ascii="Times New Roman" w:hAnsi="Times New Roman" w:eastAsia="宋体"/>
+          <w:sz w:val="24"/>
         </w:rPr>
         <w:t>##### F3 猫咪浏览搜索</w:t>
       </w:r>
@@ -4284,18 +4338,18 @@
         <w:tblLook w:firstColumn="1" w:firstRow="1" w:lastColumn="0" w:lastRow="0" w:noHBand="0" w:noVBand="1" w:val="04A0"/>
       </w:tblPr>
       <w:tblGrid>
-        <w:gridCol w:w="4320"/>
-        <w:gridCol w:w="4320"/>
+        <w:gridCol w:w="4536"/>
+        <w:gridCol w:w="4536"/>
       </w:tblGrid>
       <w:tr>
         <w:tc>
           <w:tcPr>
-            <w:tcW w:type="dxa" w:w="4320"/>
+            <w:tcW w:type="dxa" w:w="4536"/>
           </w:tcPr>
           <w:p>
             <w:r>
               <w:rPr>
-                <w:rFonts w:ascii="Microsoft YaHei" w:hAnsi="Microsoft YaHei" w:eastAsia="Microsoft YaHei"/>
+                <w:rFonts w:ascii="Times New Roman" w:hAnsi="Times New Roman" w:eastAsia="宋体"/>
                 <w:b/>
                 <w:sz w:val="20"/>
               </w:rPr>
@@ -4305,12 +4359,12 @@
         </w:tc>
         <w:tc>
           <w:tcPr>
-            <w:tcW w:type="dxa" w:w="4320"/>
+            <w:tcW w:type="dxa" w:w="4536"/>
           </w:tcPr>
           <w:p>
             <w:r>
               <w:rPr>
-                <w:rFonts w:ascii="Microsoft YaHei" w:hAnsi="Microsoft YaHei" w:eastAsia="Microsoft YaHei"/>
+                <w:rFonts w:ascii="Times New Roman" w:hAnsi="Times New Roman" w:eastAsia="宋体"/>
                 <w:b/>
                 <w:sz w:val="20"/>
               </w:rPr>
@@ -4322,12 +4376,12 @@
       <w:tr>
         <w:tc>
           <w:tcPr>
-            <w:tcW w:type="dxa" w:w="4320"/>
+            <w:tcW w:type="dxa" w:w="4536"/>
           </w:tcPr>
           <w:p>
             <w:r>
               <w:rPr>
-                <w:rFonts w:ascii="Microsoft YaHei" w:hAnsi="Microsoft YaHei" w:eastAsia="Microsoft YaHei"/>
+                <w:rFonts w:ascii="Times New Roman" w:hAnsi="Times New Roman" w:eastAsia="宋体"/>
                 <w:sz w:val="20"/>
               </w:rPr>
               <w:t>输入</w:t>
@@ -4336,12 +4390,12 @@
         </w:tc>
         <w:tc>
           <w:tcPr>
-            <w:tcW w:type="dxa" w:w="4320"/>
+            <w:tcW w:type="dxa" w:w="4536"/>
           </w:tcPr>
           <w:p>
             <w:r>
               <w:rPr>
-                <w:rFonts w:ascii="Microsoft YaHei" w:hAnsi="Microsoft YaHei" w:eastAsia="Microsoft YaHei"/>
+                <w:rFonts w:ascii="Times New Roman" w:hAnsi="Times New Roman" w:eastAsia="宋体"/>
                 <w:sz w:val="20"/>
               </w:rPr>
               <w:t>关键词、位置筛选、状态筛选、毛色分类</w:t>
@@ -4352,12 +4406,12 @@
       <w:tr>
         <w:tc>
           <w:tcPr>
-            <w:tcW w:type="dxa" w:w="4320"/>
+            <w:tcW w:type="dxa" w:w="4536"/>
           </w:tcPr>
           <w:p>
             <w:r>
               <w:rPr>
-                <w:rFonts w:ascii="Microsoft YaHei" w:hAnsi="Microsoft YaHei" w:eastAsia="Microsoft YaHei"/>
+                <w:rFonts w:ascii="Times New Roman" w:hAnsi="Times New Roman" w:eastAsia="宋体"/>
                 <w:sz w:val="20"/>
               </w:rPr>
               <w:t>处理</w:t>
@@ -4366,15 +4420,15 @@
         </w:tc>
         <w:tc>
           <w:tcPr>
-            <w:tcW w:type="dxa" w:w="4320"/>
+            <w:tcW w:type="dxa" w:w="4536"/>
           </w:tcPr>
           <w:p>
             <w:r>
               <w:rPr>
-                <w:rFonts w:ascii="Microsoft YaHei" w:hAnsi="Microsoft YaHei" w:eastAsia="Microsoft YaHei"/>
+                <w:rFonts w:ascii="Times New Roman" w:hAnsi="Times New Roman" w:eastAsia="宋体"/>
                 <w:sz w:val="20"/>
               </w:rPr>
-              <w:t>① **状态 Tab 分类展示：** 首页猫咪列表按状态分 Tab 展示（在校/待领养/失踪/喵星），支持横向切换和触底分页加载；② **关键词搜索：** 按名称/昵称匹配；③ **条件筛选：** 按位置、状态、毛色分类等条件组合筛选；④ **毛色分类浏览：** 按毛色分类（狸花/奶牛/橘猫/纯色/玳瑁及三花等）聚合展示猫咪</w:t>
+              <w:t>① 状态 Tab 分类展示： 首页猫咪列表按状态分 Tab 展示（在校/待领养/失踪/喵星），支持横向切换和触底分页加载；② 关键词搜索： 按名称/昵称匹配；③ 条件筛选： 按位置、状态、毛色分类等条件组合筛选；④ 毛色分类浏览： 按毛色分类（狸花/奶牛/橘猫/纯色/玳瑁及三花等）聚合展示猫咪</w:t>
             </w:r>
           </w:p>
         </w:tc>
@@ -4382,12 +4436,12 @@
       <w:tr>
         <w:tc>
           <w:tcPr>
-            <w:tcW w:type="dxa" w:w="4320"/>
+            <w:tcW w:type="dxa" w:w="4536"/>
           </w:tcPr>
           <w:p>
             <w:r>
               <w:rPr>
-                <w:rFonts w:ascii="Microsoft YaHei" w:hAnsi="Microsoft YaHei" w:eastAsia="Microsoft YaHei"/>
+                <w:rFonts w:ascii="Times New Roman" w:hAnsi="Times New Roman" w:eastAsia="宋体"/>
                 <w:sz w:val="20"/>
               </w:rPr>
               <w:t>输出</w:t>
@@ -4396,12 +4450,12 @@
         </w:tc>
         <w:tc>
           <w:tcPr>
-            <w:tcW w:type="dxa" w:w="4320"/>
+            <w:tcW w:type="dxa" w:w="4536"/>
           </w:tcPr>
           <w:p>
             <w:r>
               <w:rPr>
-                <w:rFonts w:ascii="Microsoft YaHei" w:hAnsi="Microsoft YaHei" w:eastAsia="Microsoft YaHei"/>
+                <w:rFonts w:ascii="Times New Roman" w:hAnsi="Times New Roman" w:eastAsia="宋体"/>
                 <w:sz w:val="20"/>
               </w:rPr>
               <w:t>猫咪列表（含分页）</w:t>
@@ -4414,8 +4468,8 @@
     <w:p>
       <w:r>
         <w:rPr>
-          <w:rFonts w:ascii="Microsoft YaHei" w:hAnsi="Microsoft YaHei" w:eastAsia="Microsoft YaHei"/>
-          <w:sz w:val="22"/>
+          <w:rFonts w:ascii="Times New Roman" w:hAnsi="Times New Roman" w:eastAsia="宋体"/>
+          <w:sz w:val="24"/>
         </w:rPr>
         <w:t>##### F4 猫咪详情展示</w:t>
       </w:r>
@@ -4428,18 +4482,18 @@
         <w:tblLook w:firstColumn="1" w:firstRow="1" w:lastColumn="0" w:lastRow="0" w:noHBand="0" w:noVBand="1" w:val="04A0"/>
       </w:tblPr>
       <w:tblGrid>
-        <w:gridCol w:w="4320"/>
-        <w:gridCol w:w="4320"/>
+        <w:gridCol w:w="4536"/>
+        <w:gridCol w:w="4536"/>
       </w:tblGrid>
       <w:tr>
         <w:tc>
           <w:tcPr>
-            <w:tcW w:type="dxa" w:w="4320"/>
+            <w:tcW w:type="dxa" w:w="4536"/>
           </w:tcPr>
           <w:p>
             <w:r>
               <w:rPr>
-                <w:rFonts w:ascii="Microsoft YaHei" w:hAnsi="Microsoft YaHei" w:eastAsia="Microsoft YaHei"/>
+                <w:rFonts w:ascii="Times New Roman" w:hAnsi="Times New Roman" w:eastAsia="宋体"/>
                 <w:b/>
                 <w:sz w:val="20"/>
               </w:rPr>
@@ -4449,12 +4503,12 @@
         </w:tc>
         <w:tc>
           <w:tcPr>
-            <w:tcW w:type="dxa" w:w="4320"/>
+            <w:tcW w:type="dxa" w:w="4536"/>
           </w:tcPr>
           <w:p>
             <w:r>
               <w:rPr>
-                <w:rFonts w:ascii="Microsoft YaHei" w:hAnsi="Microsoft YaHei" w:eastAsia="Microsoft YaHei"/>
+                <w:rFonts w:ascii="Times New Roman" w:hAnsi="Times New Roman" w:eastAsia="宋体"/>
                 <w:b/>
                 <w:sz w:val="20"/>
               </w:rPr>
@@ -4466,12 +4520,12 @@
       <w:tr>
         <w:tc>
           <w:tcPr>
-            <w:tcW w:type="dxa" w:w="4320"/>
+            <w:tcW w:type="dxa" w:w="4536"/>
           </w:tcPr>
           <w:p>
             <w:r>
               <w:rPr>
-                <w:rFonts w:ascii="Microsoft YaHei" w:hAnsi="Microsoft YaHei" w:eastAsia="Microsoft YaHei"/>
+                <w:rFonts w:ascii="Times New Roman" w:hAnsi="Times New Roman" w:eastAsia="宋体"/>
                 <w:sz w:val="20"/>
               </w:rPr>
               <w:t>输入</w:t>
@@ -4480,12 +4534,12 @@
         </w:tc>
         <w:tc>
           <w:tcPr>
-            <w:tcW w:type="dxa" w:w="4320"/>
+            <w:tcW w:type="dxa" w:w="4536"/>
           </w:tcPr>
           <w:p>
             <w:r>
               <w:rPr>
-                <w:rFonts w:ascii="Microsoft YaHei" w:hAnsi="Microsoft YaHei" w:eastAsia="Microsoft YaHei"/>
+                <w:rFonts w:ascii="Times New Roman" w:hAnsi="Times New Roman" w:eastAsia="宋体"/>
                 <w:sz w:val="20"/>
               </w:rPr>
               <w:t>猫咪 ID</w:t>
@@ -4496,12 +4550,12 @@
       <w:tr>
         <w:tc>
           <w:tcPr>
-            <w:tcW w:type="dxa" w:w="4320"/>
+            <w:tcW w:type="dxa" w:w="4536"/>
           </w:tcPr>
           <w:p>
             <w:r>
               <w:rPr>
-                <w:rFonts w:ascii="Microsoft YaHei" w:hAnsi="Microsoft YaHei" w:eastAsia="Microsoft YaHei"/>
+                <w:rFonts w:ascii="Times New Roman" w:hAnsi="Times New Roman" w:eastAsia="宋体"/>
                 <w:sz w:val="20"/>
               </w:rPr>
               <w:t>处理</w:t>
@@ -4510,12 +4564,12 @@
         </w:tc>
         <w:tc>
           <w:tcPr>
-            <w:tcW w:type="dxa" w:w="4320"/>
+            <w:tcW w:type="dxa" w:w="4536"/>
           </w:tcPr>
           <w:p>
             <w:r>
               <w:rPr>
-                <w:rFonts w:ascii="Microsoft YaHei" w:hAnsi="Microsoft YaHei" w:eastAsia="Microsoft YaHei"/>
+                <w:rFonts w:ascii="Times New Roman" w:hAnsi="Times New Roman" w:eastAsia="宋体"/>
                 <w:sz w:val="20"/>
               </w:rPr>
               <w:t>查询猫咪详细信息、照片列表、留言列表；调用算法引擎计算相似猫咪</w:t>
@@ -4526,12 +4580,12 @@
       <w:tr>
         <w:tc>
           <w:tcPr>
-            <w:tcW w:type="dxa" w:w="4320"/>
+            <w:tcW w:type="dxa" w:w="4536"/>
           </w:tcPr>
           <w:p>
             <w:r>
               <w:rPr>
-                <w:rFonts w:ascii="Microsoft YaHei" w:hAnsi="Microsoft YaHei" w:eastAsia="Microsoft YaHei"/>
+                <w:rFonts w:ascii="Times New Roman" w:hAnsi="Times New Roman" w:eastAsia="宋体"/>
                 <w:sz w:val="20"/>
               </w:rPr>
               <w:t>输出</w:t>
@@ -4540,12 +4594,12 @@
         </w:tc>
         <w:tc>
           <w:tcPr>
-            <w:tcW w:type="dxa" w:w="4320"/>
+            <w:tcW w:type="dxa" w:w="4536"/>
           </w:tcPr>
           <w:p>
             <w:r>
               <w:rPr>
-                <w:rFonts w:ascii="Microsoft YaHei" w:hAnsi="Microsoft YaHei" w:eastAsia="Microsoft YaHei"/>
+                <w:rFonts w:ascii="Times New Roman" w:hAnsi="Times New Roman" w:eastAsia="宋体"/>
                 <w:sz w:val="20"/>
               </w:rPr>
               <w:t>猫咪信息 + 照片 + 留言 + 相似猫咪推荐 Top-5</w:t>
@@ -4558,8 +4612,8 @@
     <w:p>
       <w:r>
         <w:rPr>
-          <w:rFonts w:ascii="Microsoft YaHei" w:hAnsi="Microsoft YaHei" w:eastAsia="Microsoft YaHei"/>
-          <w:sz w:val="22"/>
+          <w:rFonts w:ascii="Times New Roman" w:hAnsi="Times New Roman" w:eastAsia="宋体"/>
+          <w:sz w:val="24"/>
         </w:rPr>
         <w:t>##### F5 照片管理</w:t>
       </w:r>
@@ -4572,18 +4626,18 @@
         <w:tblLook w:firstColumn="1" w:firstRow="1" w:lastColumn="0" w:lastRow="0" w:noHBand="0" w:noVBand="1" w:val="04A0"/>
       </w:tblPr>
       <w:tblGrid>
-        <w:gridCol w:w="4320"/>
-        <w:gridCol w:w="4320"/>
+        <w:gridCol w:w="4536"/>
+        <w:gridCol w:w="4536"/>
       </w:tblGrid>
       <w:tr>
         <w:tc>
           <w:tcPr>
-            <w:tcW w:type="dxa" w:w="4320"/>
+            <w:tcW w:type="dxa" w:w="4536"/>
           </w:tcPr>
           <w:p>
             <w:r>
               <w:rPr>
-                <w:rFonts w:ascii="Microsoft YaHei" w:hAnsi="Microsoft YaHei" w:eastAsia="Microsoft YaHei"/>
+                <w:rFonts w:ascii="Times New Roman" w:hAnsi="Times New Roman" w:eastAsia="宋体"/>
                 <w:b/>
                 <w:sz w:val="20"/>
               </w:rPr>
@@ -4593,12 +4647,12 @@
         </w:tc>
         <w:tc>
           <w:tcPr>
-            <w:tcW w:type="dxa" w:w="4320"/>
+            <w:tcW w:type="dxa" w:w="4536"/>
           </w:tcPr>
           <w:p>
             <w:r>
               <w:rPr>
-                <w:rFonts w:ascii="Microsoft YaHei" w:hAnsi="Microsoft YaHei" w:eastAsia="Microsoft YaHei"/>
+                <w:rFonts w:ascii="Times New Roman" w:hAnsi="Times New Roman" w:eastAsia="宋体"/>
                 <w:b/>
                 <w:sz w:val="20"/>
               </w:rPr>
@@ -4610,12 +4664,12 @@
       <w:tr>
         <w:tc>
           <w:tcPr>
-            <w:tcW w:type="dxa" w:w="4320"/>
+            <w:tcW w:type="dxa" w:w="4536"/>
           </w:tcPr>
           <w:p>
             <w:r>
               <w:rPr>
-                <w:rFonts w:ascii="Microsoft YaHei" w:hAnsi="Microsoft YaHei" w:eastAsia="Microsoft YaHei"/>
+                <w:rFonts w:ascii="Times New Roman" w:hAnsi="Times New Roman" w:eastAsia="宋体"/>
                 <w:sz w:val="20"/>
               </w:rPr>
               <w:t>输入</w:t>
@@ -4624,12 +4678,12 @@
         </w:tc>
         <w:tc>
           <w:tcPr>
-            <w:tcW w:type="dxa" w:w="4320"/>
+            <w:tcW w:type="dxa" w:w="4536"/>
           </w:tcPr>
           <w:p>
             <w:r>
               <w:rPr>
-                <w:rFonts w:ascii="Microsoft YaHei" w:hAnsi="Microsoft YaHei" w:eastAsia="Microsoft YaHei"/>
+                <w:rFonts w:ascii="Times New Roman" w:hAnsi="Times New Roman" w:eastAsia="宋体"/>
                 <w:sz w:val="20"/>
               </w:rPr>
               <w:t>图片文件、猫咪 ID</w:t>
@@ -4640,12 +4694,12 @@
       <w:tr>
         <w:tc>
           <w:tcPr>
-            <w:tcW w:type="dxa" w:w="4320"/>
+            <w:tcW w:type="dxa" w:w="4536"/>
           </w:tcPr>
           <w:p>
             <w:r>
               <w:rPr>
-                <w:rFonts w:ascii="Microsoft YaHei" w:hAnsi="Microsoft YaHei" w:eastAsia="Microsoft YaHei"/>
+                <w:rFonts w:ascii="Times New Roman" w:hAnsi="Times New Roman" w:eastAsia="宋体"/>
                 <w:sz w:val="20"/>
               </w:rPr>
               <w:t>处理</w:t>
@@ -4654,15 +4708,15 @@
         </w:tc>
         <w:tc>
           <w:tcPr>
-            <w:tcW w:type="dxa" w:w="4320"/>
+            <w:tcW w:type="dxa" w:w="4536"/>
           </w:tcPr>
           <w:p>
             <w:r>
               <w:rPr>
-                <w:rFonts w:ascii="Microsoft YaHei" w:hAnsi="Microsoft YaHei" w:eastAsia="Microsoft YaHei"/>
+                <w:rFonts w:ascii="Times New Roman" w:hAnsi="Times New Roman" w:eastAsia="宋体"/>
                 <w:sz w:val="20"/>
               </w:rPr>
-              <w:t>**上传：** 用户上传照片后，状态为 PENDING（待审核）；管理员审核通过后状态变更为 APPROVED 并展示在前端，拒绝时填写拒绝原因；**删除：** 仅上传者或管理员可删除。**点赞：** 用户可对已审核通过的照片点赞/取消点赞，每张照片统计点赞数</w:t>
+              <w:t>上传： 用户上传照片后，状态为 PENDING（待审核）；管理员审核通过后状态变更为 APPROVED 并展示在前端，拒绝时填写拒绝原因；删除： 仅上传者或管理员可删除。点赞： 用户可对已审核通过的照片点赞/取消点赞，每张照片统计点赞数</w:t>
             </w:r>
           </w:p>
         </w:tc>
@@ -4670,12 +4724,12 @@
       <w:tr>
         <w:tc>
           <w:tcPr>
-            <w:tcW w:type="dxa" w:w="4320"/>
+            <w:tcW w:type="dxa" w:w="4536"/>
           </w:tcPr>
           <w:p>
             <w:r>
               <w:rPr>
-                <w:rFonts w:ascii="Microsoft YaHei" w:hAnsi="Microsoft YaHei" w:eastAsia="Microsoft YaHei"/>
+                <w:rFonts w:ascii="Times New Roman" w:hAnsi="Times New Roman" w:eastAsia="宋体"/>
                 <w:sz w:val="20"/>
               </w:rPr>
               <w:t>输出</w:t>
@@ -4684,12 +4738,12 @@
         </w:tc>
         <w:tc>
           <w:tcPr>
-            <w:tcW w:type="dxa" w:w="4320"/>
+            <w:tcW w:type="dxa" w:w="4536"/>
           </w:tcPr>
           <w:p>
             <w:r>
               <w:rPr>
-                <w:rFonts w:ascii="Microsoft YaHei" w:hAnsi="Microsoft YaHei" w:eastAsia="Microsoft YaHei"/>
+                <w:rFonts w:ascii="Times New Roman" w:hAnsi="Times New Roman" w:eastAsia="宋体"/>
                 <w:sz w:val="20"/>
               </w:rPr>
               <w:t>照片记录（含审核状态、点赞数）</w:t>
@@ -4700,12 +4754,12 @@
       <w:tr>
         <w:tc>
           <w:tcPr>
-            <w:tcW w:type="dxa" w:w="4320"/>
+            <w:tcW w:type="dxa" w:w="4536"/>
           </w:tcPr>
           <w:p>
             <w:r>
               <w:rPr>
-                <w:rFonts w:ascii="Microsoft YaHei" w:hAnsi="Microsoft YaHei" w:eastAsia="Microsoft YaHei"/>
+                <w:rFonts w:ascii="Times New Roman" w:hAnsi="Times New Roman" w:eastAsia="宋体"/>
                 <w:sz w:val="20"/>
               </w:rPr>
               <w:t>权限</w:t>
@@ -4714,12 +4768,12 @@
         </w:tc>
         <w:tc>
           <w:tcPr>
-            <w:tcW w:type="dxa" w:w="4320"/>
+            <w:tcW w:type="dxa" w:w="4536"/>
           </w:tcPr>
           <w:p>
             <w:r>
               <w:rPr>
-                <w:rFonts w:ascii="Microsoft YaHei" w:hAnsi="Microsoft YaHei" w:eastAsia="Microsoft YaHei"/>
+                <w:rFonts w:ascii="Times New Roman" w:hAnsi="Times New Roman" w:eastAsia="宋体"/>
                 <w:sz w:val="20"/>
               </w:rPr>
               <w:t>登录用户可上传；管理员可审核；任何已登录用户可点赞</w:t>
@@ -4732,8 +4786,8 @@
     <w:p>
       <w:r>
         <w:rPr>
-          <w:rFonts w:ascii="Microsoft YaHei" w:hAnsi="Microsoft YaHei" w:eastAsia="Microsoft YaHei"/>
-          <w:sz w:val="22"/>
+          <w:rFonts w:ascii="Times New Roman" w:hAnsi="Times New Roman" w:eastAsia="宋体"/>
+          <w:sz w:val="24"/>
         </w:rPr>
         <w:t>##### F6 留言评论</w:t>
       </w:r>
@@ -4746,18 +4800,18 @@
         <w:tblLook w:firstColumn="1" w:firstRow="1" w:lastColumn="0" w:lastRow="0" w:noHBand="0" w:noVBand="1" w:val="04A0"/>
       </w:tblPr>
       <w:tblGrid>
-        <w:gridCol w:w="4320"/>
-        <w:gridCol w:w="4320"/>
+        <w:gridCol w:w="4536"/>
+        <w:gridCol w:w="4536"/>
       </w:tblGrid>
       <w:tr>
         <w:tc>
           <w:tcPr>
-            <w:tcW w:type="dxa" w:w="4320"/>
+            <w:tcW w:type="dxa" w:w="4536"/>
           </w:tcPr>
           <w:p>
             <w:r>
               <w:rPr>
-                <w:rFonts w:ascii="Microsoft YaHei" w:hAnsi="Microsoft YaHei" w:eastAsia="Microsoft YaHei"/>
+                <w:rFonts w:ascii="Times New Roman" w:hAnsi="Times New Roman" w:eastAsia="宋体"/>
                 <w:b/>
                 <w:sz w:val="20"/>
               </w:rPr>
@@ -4767,12 +4821,12 @@
         </w:tc>
         <w:tc>
           <w:tcPr>
-            <w:tcW w:type="dxa" w:w="4320"/>
+            <w:tcW w:type="dxa" w:w="4536"/>
           </w:tcPr>
           <w:p>
             <w:r>
               <w:rPr>
-                <w:rFonts w:ascii="Microsoft YaHei" w:hAnsi="Microsoft YaHei" w:eastAsia="Microsoft YaHei"/>
+                <w:rFonts w:ascii="Times New Roman" w:hAnsi="Times New Roman" w:eastAsia="宋体"/>
                 <w:b/>
                 <w:sz w:val="20"/>
               </w:rPr>
@@ -4784,12 +4838,12 @@
       <w:tr>
         <w:tc>
           <w:tcPr>
-            <w:tcW w:type="dxa" w:w="4320"/>
+            <w:tcW w:type="dxa" w:w="4536"/>
           </w:tcPr>
           <w:p>
             <w:r>
               <w:rPr>
-                <w:rFonts w:ascii="Microsoft YaHei" w:hAnsi="Microsoft YaHei" w:eastAsia="Microsoft YaHei"/>
+                <w:rFonts w:ascii="Times New Roman" w:hAnsi="Times New Roman" w:eastAsia="宋体"/>
                 <w:sz w:val="20"/>
               </w:rPr>
               <w:t>输入</w:t>
@@ -4798,12 +4852,12 @@
         </w:tc>
         <w:tc>
           <w:tcPr>
-            <w:tcW w:type="dxa" w:w="4320"/>
+            <w:tcW w:type="dxa" w:w="4536"/>
           </w:tcPr>
           <w:p>
             <w:r>
               <w:rPr>
-                <w:rFonts w:ascii="Microsoft YaHei" w:hAnsi="Microsoft YaHei" w:eastAsia="Microsoft YaHei"/>
+                <w:rFonts w:ascii="Times New Roman" w:hAnsi="Times New Roman" w:eastAsia="宋体"/>
                 <w:sz w:val="20"/>
               </w:rPr>
               <w:t>猫咪 ID、留言内容</w:t>
@@ -4814,12 +4868,12 @@
       <w:tr>
         <w:tc>
           <w:tcPr>
-            <w:tcW w:type="dxa" w:w="4320"/>
+            <w:tcW w:type="dxa" w:w="4536"/>
           </w:tcPr>
           <w:p>
             <w:r>
               <w:rPr>
-                <w:rFonts w:ascii="Microsoft YaHei" w:hAnsi="Microsoft YaHei" w:eastAsia="Microsoft YaHei"/>
+                <w:rFonts w:ascii="Times New Roman" w:hAnsi="Times New Roman" w:eastAsia="宋体"/>
                 <w:sz w:val="20"/>
               </w:rPr>
               <w:t>处理</w:t>
@@ -4828,12 +4882,12 @@
         </w:tc>
         <w:tc>
           <w:tcPr>
-            <w:tcW w:type="dxa" w:w="4320"/>
+            <w:tcW w:type="dxa" w:w="4536"/>
           </w:tcPr>
           <w:p>
             <w:r>
               <w:rPr>
-                <w:rFonts w:ascii="Microsoft YaHei" w:hAnsi="Microsoft YaHei" w:eastAsia="Microsoft YaHei"/>
+                <w:rFonts w:ascii="Times New Roman" w:hAnsi="Times New Roman" w:eastAsia="宋体"/>
                 <w:sz w:val="20"/>
               </w:rPr>
               <w:t>校验内容非空，关联用户和猫咪后写入</w:t>
@@ -4844,12 +4898,12 @@
       <w:tr>
         <w:tc>
           <w:tcPr>
-            <w:tcW w:type="dxa" w:w="4320"/>
+            <w:tcW w:type="dxa" w:w="4536"/>
           </w:tcPr>
           <w:p>
             <w:r>
               <w:rPr>
-                <w:rFonts w:ascii="Microsoft YaHei" w:hAnsi="Microsoft YaHei" w:eastAsia="Microsoft YaHei"/>
+                <w:rFonts w:ascii="Times New Roman" w:hAnsi="Times New Roman" w:eastAsia="宋体"/>
                 <w:sz w:val="20"/>
               </w:rPr>
               <w:t>输出</w:t>
@@ -4858,12 +4912,12 @@
         </w:tc>
         <w:tc>
           <w:tcPr>
-            <w:tcW w:type="dxa" w:w="4320"/>
+            <w:tcW w:type="dxa" w:w="4536"/>
           </w:tcPr>
           <w:p>
             <w:r>
               <w:rPr>
-                <w:rFonts w:ascii="Microsoft YaHei" w:hAnsi="Microsoft YaHei" w:eastAsia="Microsoft YaHei"/>
+                <w:rFonts w:ascii="Times New Roman" w:hAnsi="Times New Roman" w:eastAsia="宋体"/>
                 <w:sz w:val="20"/>
               </w:rPr>
               <w:t>留言记录</w:t>
@@ -4876,8 +4930,8 @@
     <w:p>
       <w:r>
         <w:rPr>
-          <w:rFonts w:ascii="Microsoft YaHei" w:hAnsi="Microsoft YaHei" w:eastAsia="Microsoft YaHei"/>
-          <w:sz w:val="22"/>
+          <w:rFonts w:ascii="Times New Roman" w:hAnsi="Times New Roman" w:eastAsia="宋体"/>
+          <w:sz w:val="24"/>
         </w:rPr>
         <w:t>##### F7 相似推荐（核心算法）</w:t>
       </w:r>
@@ -4890,18 +4944,18 @@
         <w:tblLook w:firstColumn="1" w:firstRow="1" w:lastColumn="0" w:lastRow="0" w:noHBand="0" w:noVBand="1" w:val="04A0"/>
       </w:tblPr>
       <w:tblGrid>
-        <w:gridCol w:w="4320"/>
-        <w:gridCol w:w="4320"/>
+        <w:gridCol w:w="4536"/>
+        <w:gridCol w:w="4536"/>
       </w:tblGrid>
       <w:tr>
         <w:tc>
           <w:tcPr>
-            <w:tcW w:type="dxa" w:w="4320"/>
+            <w:tcW w:type="dxa" w:w="4536"/>
           </w:tcPr>
           <w:p>
             <w:r>
               <w:rPr>
-                <w:rFonts w:ascii="Microsoft YaHei" w:hAnsi="Microsoft YaHei" w:eastAsia="Microsoft YaHei"/>
+                <w:rFonts w:ascii="Times New Roman" w:hAnsi="Times New Roman" w:eastAsia="宋体"/>
                 <w:b/>
                 <w:sz w:val="20"/>
               </w:rPr>
@@ -4911,12 +4965,12 @@
         </w:tc>
         <w:tc>
           <w:tcPr>
-            <w:tcW w:type="dxa" w:w="4320"/>
+            <w:tcW w:type="dxa" w:w="4536"/>
           </w:tcPr>
           <w:p>
             <w:r>
               <w:rPr>
-                <w:rFonts w:ascii="Microsoft YaHei" w:hAnsi="Microsoft YaHei" w:eastAsia="Microsoft YaHei"/>
+                <w:rFonts w:ascii="Times New Roman" w:hAnsi="Times New Roman" w:eastAsia="宋体"/>
                 <w:b/>
                 <w:sz w:val="20"/>
               </w:rPr>
@@ -4928,12 +4982,12 @@
       <w:tr>
         <w:tc>
           <w:tcPr>
-            <w:tcW w:type="dxa" w:w="4320"/>
+            <w:tcW w:type="dxa" w:w="4536"/>
           </w:tcPr>
           <w:p>
             <w:r>
               <w:rPr>
-                <w:rFonts w:ascii="Microsoft YaHei" w:hAnsi="Microsoft YaHei" w:eastAsia="Microsoft YaHei"/>
+                <w:rFonts w:ascii="Times New Roman" w:hAnsi="Times New Roman" w:eastAsia="宋体"/>
                 <w:sz w:val="20"/>
               </w:rPr>
               <w:t>输入</w:t>
@@ -4942,12 +4996,12 @@
         </w:tc>
         <w:tc>
           <w:tcPr>
-            <w:tcW w:type="dxa" w:w="4320"/>
+            <w:tcW w:type="dxa" w:w="4536"/>
           </w:tcPr>
           <w:p>
             <w:r>
               <w:rPr>
-                <w:rFonts w:ascii="Microsoft YaHei" w:hAnsi="Microsoft YaHei" w:eastAsia="Microsoft YaHei"/>
+                <w:rFonts w:ascii="Times New Roman" w:hAnsi="Times New Roman" w:eastAsia="宋体"/>
                 <w:sz w:val="20"/>
               </w:rPr>
               <w:t>猫咪 ID</w:t>
@@ -4958,12 +5012,12 @@
       <w:tr>
         <w:tc>
           <w:tcPr>
-            <w:tcW w:type="dxa" w:w="4320"/>
+            <w:tcW w:type="dxa" w:w="4536"/>
           </w:tcPr>
           <w:p>
             <w:r>
               <w:rPr>
-                <w:rFonts w:ascii="Microsoft YaHei" w:hAnsi="Microsoft YaHei" w:eastAsia="Microsoft YaHei"/>
+                <w:rFonts w:ascii="Times New Roman" w:hAnsi="Times New Roman" w:eastAsia="宋体"/>
                 <w:sz w:val="20"/>
               </w:rPr>
               <w:t>处理</w:t>
@@ -4972,15 +5026,15 @@
         </w:tc>
         <w:tc>
           <w:tcPr>
-            <w:tcW w:type="dxa" w:w="4320"/>
+            <w:tcW w:type="dxa" w:w="4536"/>
           </w:tcPr>
           <w:p>
             <w:r>
               <w:rPr>
-                <w:rFonts w:ascii="Microsoft YaHei" w:hAnsi="Microsoft YaHei" w:eastAsia="Microsoft YaHei"/>
+                <w:rFonts w:ascii="Times New Roman" w:hAnsi="Times New Roman" w:eastAsia="宋体"/>
                 <w:sz w:val="20"/>
               </w:rPr>
-              <w:t>提取猫咪特征（毛色标签、性格标签、位置、性别）→ one-hot 编码为向量 → 计算与所有其他猫咪的余弦相似度 → **融合热度因子**（点赞数、关注数、评分均分加权）得到综合推荐分数 → 按分数降序排列</w:t>
+              <w:t>提取猫咪特征（毛色标签、性格标签、位置、性别）→ one-hot 编码为向量 → 计算与所有其他猫咪的余弦相似度 → 融合热度因子（点赞数、关注数、评分均分加权）得到综合推荐分数 → 按分数降序排列</w:t>
             </w:r>
           </w:p>
         </w:tc>
@@ -4988,12 +5042,12 @@
       <w:tr>
         <w:tc>
           <w:tcPr>
-            <w:tcW w:type="dxa" w:w="4320"/>
+            <w:tcW w:type="dxa" w:w="4536"/>
           </w:tcPr>
           <w:p>
             <w:r>
               <w:rPr>
-                <w:rFonts w:ascii="Microsoft YaHei" w:hAnsi="Microsoft YaHei" w:eastAsia="Microsoft YaHei"/>
+                <w:rFonts w:ascii="Times New Roman" w:hAnsi="Times New Roman" w:eastAsia="宋体"/>
                 <w:sz w:val="20"/>
               </w:rPr>
               <w:t>输出</w:t>
@@ -5002,12 +5056,12 @@
         </w:tc>
         <w:tc>
           <w:tcPr>
-            <w:tcW w:type="dxa" w:w="4320"/>
+            <w:tcW w:type="dxa" w:w="4536"/>
           </w:tcPr>
           <w:p>
             <w:r>
               <w:rPr>
-                <w:rFonts w:ascii="Microsoft YaHei" w:hAnsi="Microsoft YaHei" w:eastAsia="Microsoft YaHei"/>
+                <w:rFonts w:ascii="Times New Roman" w:hAnsi="Times New Roman" w:eastAsia="宋体"/>
                 <w:sz w:val="20"/>
               </w:rPr>
               <w:t>相似猫咪 Top-N 列表（含综合推荐分数）</w:t>
@@ -5018,12 +5072,12 @@
       <w:tr>
         <w:tc>
           <w:tcPr>
-            <w:tcW w:type="dxa" w:w="4320"/>
+            <w:tcW w:type="dxa" w:w="4536"/>
           </w:tcPr>
           <w:p>
             <w:r>
               <w:rPr>
-                <w:rFonts w:ascii="Microsoft YaHei" w:hAnsi="Microsoft YaHei" w:eastAsia="Microsoft YaHei"/>
+                <w:rFonts w:ascii="Times New Roman" w:hAnsi="Times New Roman" w:eastAsia="宋体"/>
                 <w:sz w:val="20"/>
               </w:rPr>
               <w:t>详见</w:t>
@@ -5032,12 +5086,12 @@
         </w:tc>
         <w:tc>
           <w:tcPr>
-            <w:tcW w:type="dxa" w:w="4320"/>
+            <w:tcW w:type="dxa" w:w="4536"/>
           </w:tcPr>
           <w:p>
             <w:r>
               <w:rPr>
-                <w:rFonts w:ascii="Microsoft YaHei" w:hAnsi="Microsoft YaHei" w:eastAsia="Microsoft YaHei"/>
+                <w:rFonts w:ascii="Times New Roman" w:hAnsi="Times New Roman" w:eastAsia="宋体"/>
                 <w:sz w:val="20"/>
               </w:rPr>
               <w:t>详细设计说明书中的算法描述</w:t>
@@ -5050,8 +5104,8 @@
     <w:p>
       <w:r>
         <w:rPr>
-          <w:rFonts w:ascii="Microsoft YaHei" w:hAnsi="Microsoft YaHei" w:eastAsia="Microsoft YaHei"/>
-          <w:sz w:val="22"/>
+          <w:rFonts w:ascii="Times New Roman" w:hAnsi="Times New Roman" w:eastAsia="宋体"/>
+          <w:sz w:val="24"/>
         </w:rPr>
         <w:t>##### F8 行为日志</w:t>
       </w:r>
@@ -5064,18 +5118,18 @@
         <w:tblLook w:firstColumn="1" w:firstRow="1" w:lastColumn="0" w:lastRow="0" w:noHBand="0" w:noVBand="1" w:val="04A0"/>
       </w:tblPr>
       <w:tblGrid>
-        <w:gridCol w:w="4320"/>
-        <w:gridCol w:w="4320"/>
+        <w:gridCol w:w="4536"/>
+        <w:gridCol w:w="4536"/>
       </w:tblGrid>
       <w:tr>
         <w:tc>
           <w:tcPr>
-            <w:tcW w:type="dxa" w:w="4320"/>
+            <w:tcW w:type="dxa" w:w="4536"/>
           </w:tcPr>
           <w:p>
             <w:r>
               <w:rPr>
-                <w:rFonts w:ascii="Microsoft YaHei" w:hAnsi="Microsoft YaHei" w:eastAsia="Microsoft YaHei"/>
+                <w:rFonts w:ascii="Times New Roman" w:hAnsi="Times New Roman" w:eastAsia="宋体"/>
                 <w:b/>
                 <w:sz w:val="20"/>
               </w:rPr>
@@ -5085,12 +5139,12 @@
         </w:tc>
         <w:tc>
           <w:tcPr>
-            <w:tcW w:type="dxa" w:w="4320"/>
+            <w:tcW w:type="dxa" w:w="4536"/>
           </w:tcPr>
           <w:p>
             <w:r>
               <w:rPr>
-                <w:rFonts w:ascii="Microsoft YaHei" w:hAnsi="Microsoft YaHei" w:eastAsia="Microsoft YaHei"/>
+                <w:rFonts w:ascii="Times New Roman" w:hAnsi="Times New Roman" w:eastAsia="宋体"/>
                 <w:b/>
                 <w:sz w:val="20"/>
               </w:rPr>
@@ -5102,12 +5156,12 @@
       <w:tr>
         <w:tc>
           <w:tcPr>
-            <w:tcW w:type="dxa" w:w="4320"/>
+            <w:tcW w:type="dxa" w:w="4536"/>
           </w:tcPr>
           <w:p>
             <w:r>
               <w:rPr>
-                <w:rFonts w:ascii="Microsoft YaHei" w:hAnsi="Microsoft YaHei" w:eastAsia="Microsoft YaHei"/>
+                <w:rFonts w:ascii="Times New Roman" w:hAnsi="Times New Roman" w:eastAsia="宋体"/>
                 <w:sz w:val="20"/>
               </w:rPr>
               <w:t>输入</w:t>
@@ -5116,12 +5170,12 @@
         </w:tc>
         <w:tc>
           <w:tcPr>
-            <w:tcW w:type="dxa" w:w="4320"/>
+            <w:tcW w:type="dxa" w:w="4536"/>
           </w:tcPr>
           <w:p>
             <w:r>
               <w:rPr>
-                <w:rFonts w:ascii="Microsoft YaHei" w:hAnsi="Microsoft YaHei" w:eastAsia="Microsoft YaHei"/>
+                <w:rFonts w:ascii="Times New Roman" w:hAnsi="Times New Roman" w:eastAsia="宋体"/>
                 <w:sz w:val="20"/>
               </w:rPr>
               <w:t>用户 ID、猫咪 ID、操作类型</w:t>
@@ -5132,12 +5186,12 @@
       <w:tr>
         <w:tc>
           <w:tcPr>
-            <w:tcW w:type="dxa" w:w="4320"/>
+            <w:tcW w:type="dxa" w:w="4536"/>
           </w:tcPr>
           <w:p>
             <w:r>
               <w:rPr>
-                <w:rFonts w:ascii="Microsoft YaHei" w:hAnsi="Microsoft YaHei" w:eastAsia="Microsoft YaHei"/>
+                <w:rFonts w:ascii="Times New Roman" w:hAnsi="Times New Roman" w:eastAsia="宋体"/>
                 <w:sz w:val="20"/>
               </w:rPr>
               <w:t>处理</w:t>
@@ -5146,12 +5200,12 @@
         </w:tc>
         <w:tc>
           <w:tcPr>
-            <w:tcW w:type="dxa" w:w="4320"/>
+            <w:tcW w:type="dxa" w:w="4536"/>
           </w:tcPr>
           <w:p>
             <w:r>
               <w:rPr>
-                <w:rFonts w:ascii="Microsoft YaHei" w:hAnsi="Microsoft YaHei" w:eastAsia="Microsoft YaHei"/>
+                <w:rFonts w:ascii="Times New Roman" w:hAnsi="Times New Roman" w:eastAsia="宋体"/>
                 <w:sz w:val="20"/>
               </w:rPr>
               <w:t>自动记录用户浏览详情页、搜索、点赞、评分、关注等行为</w:t>
@@ -5162,12 +5216,12 @@
       <w:tr>
         <w:tc>
           <w:tcPr>
-            <w:tcW w:type="dxa" w:w="4320"/>
+            <w:tcW w:type="dxa" w:w="4536"/>
           </w:tcPr>
           <w:p>
             <w:r>
               <w:rPr>
-                <w:rFonts w:ascii="Microsoft YaHei" w:hAnsi="Microsoft YaHei" w:eastAsia="Microsoft YaHei"/>
+                <w:rFonts w:ascii="Times New Roman" w:hAnsi="Times New Roman" w:eastAsia="宋体"/>
                 <w:sz w:val="20"/>
               </w:rPr>
               <w:t>输出</w:t>
@@ -5176,12 +5230,12 @@
         </w:tc>
         <w:tc>
           <w:tcPr>
-            <w:tcW w:type="dxa" w:w="4320"/>
+            <w:tcW w:type="dxa" w:w="4536"/>
           </w:tcPr>
           <w:p>
             <w:r>
               <w:rPr>
-                <w:rFonts w:ascii="Microsoft YaHei" w:hAnsi="Microsoft YaHei" w:eastAsia="Microsoft YaHei"/>
+                <w:rFonts w:ascii="Times New Roman" w:hAnsi="Times New Roman" w:eastAsia="宋体"/>
                 <w:sz w:val="20"/>
               </w:rPr>
               <w:t>日志记录（用于后续热度分析和推荐算法）</w:t>
@@ -5194,8 +5248,8 @@
     <w:p>
       <w:r>
         <w:rPr>
-          <w:rFonts w:ascii="Microsoft YaHei" w:hAnsi="Microsoft YaHei" w:eastAsia="Microsoft YaHei"/>
-          <w:sz w:val="22"/>
+          <w:rFonts w:ascii="Times New Roman" w:hAnsi="Times New Roman" w:eastAsia="宋体"/>
+          <w:sz w:val="24"/>
         </w:rPr>
         <w:t>##### F9 关注猫咪</w:t>
       </w:r>
@@ -5208,18 +5262,18 @@
         <w:tblLook w:firstColumn="1" w:firstRow="1" w:lastColumn="0" w:lastRow="0" w:noHBand="0" w:noVBand="1" w:val="04A0"/>
       </w:tblPr>
       <w:tblGrid>
-        <w:gridCol w:w="4320"/>
-        <w:gridCol w:w="4320"/>
+        <w:gridCol w:w="4536"/>
+        <w:gridCol w:w="4536"/>
       </w:tblGrid>
       <w:tr>
         <w:tc>
           <w:tcPr>
-            <w:tcW w:type="dxa" w:w="4320"/>
+            <w:tcW w:type="dxa" w:w="4536"/>
           </w:tcPr>
           <w:p>
             <w:r>
               <w:rPr>
-                <w:rFonts w:ascii="Microsoft YaHei" w:hAnsi="Microsoft YaHei" w:eastAsia="Microsoft YaHei"/>
+                <w:rFonts w:ascii="Times New Roman" w:hAnsi="Times New Roman" w:eastAsia="宋体"/>
                 <w:b/>
                 <w:sz w:val="20"/>
               </w:rPr>
@@ -5229,12 +5283,12 @@
         </w:tc>
         <w:tc>
           <w:tcPr>
-            <w:tcW w:type="dxa" w:w="4320"/>
+            <w:tcW w:type="dxa" w:w="4536"/>
           </w:tcPr>
           <w:p>
             <w:r>
               <w:rPr>
-                <w:rFonts w:ascii="Microsoft YaHei" w:hAnsi="Microsoft YaHei" w:eastAsia="Microsoft YaHei"/>
+                <w:rFonts w:ascii="Times New Roman" w:hAnsi="Times New Roman" w:eastAsia="宋体"/>
                 <w:b/>
                 <w:sz w:val="20"/>
               </w:rPr>
@@ -5246,12 +5300,12 @@
       <w:tr>
         <w:tc>
           <w:tcPr>
-            <w:tcW w:type="dxa" w:w="4320"/>
+            <w:tcW w:type="dxa" w:w="4536"/>
           </w:tcPr>
           <w:p>
             <w:r>
               <w:rPr>
-                <w:rFonts w:ascii="Microsoft YaHei" w:hAnsi="Microsoft YaHei" w:eastAsia="Microsoft YaHei"/>
+                <w:rFonts w:ascii="Times New Roman" w:hAnsi="Times New Roman" w:eastAsia="宋体"/>
                 <w:sz w:val="20"/>
               </w:rPr>
               <w:t>输入</w:t>
@@ -5260,12 +5314,12 @@
         </w:tc>
         <w:tc>
           <w:tcPr>
-            <w:tcW w:type="dxa" w:w="4320"/>
+            <w:tcW w:type="dxa" w:w="4536"/>
           </w:tcPr>
           <w:p>
             <w:r>
               <w:rPr>
-                <w:rFonts w:ascii="Microsoft YaHei" w:hAnsi="Microsoft YaHei" w:eastAsia="Microsoft YaHei"/>
+                <w:rFonts w:ascii="Times New Roman" w:hAnsi="Times New Roman" w:eastAsia="宋体"/>
                 <w:sz w:val="20"/>
               </w:rPr>
               <w:t>用户 ID、猫咪 ID</w:t>
@@ -5276,12 +5330,12 @@
       <w:tr>
         <w:tc>
           <w:tcPr>
-            <w:tcW w:type="dxa" w:w="4320"/>
+            <w:tcW w:type="dxa" w:w="4536"/>
           </w:tcPr>
           <w:p>
             <w:r>
               <w:rPr>
-                <w:rFonts w:ascii="Microsoft YaHei" w:hAnsi="Microsoft YaHei" w:eastAsia="Microsoft YaHei"/>
+                <w:rFonts w:ascii="Times New Roman" w:hAnsi="Times New Roman" w:eastAsia="宋体"/>
                 <w:sz w:val="20"/>
               </w:rPr>
               <w:t>处理</w:t>
@@ -5290,12 +5344,12 @@
         </w:tc>
         <w:tc>
           <w:tcPr>
-            <w:tcW w:type="dxa" w:w="4320"/>
+            <w:tcW w:type="dxa" w:w="4536"/>
           </w:tcPr>
           <w:p>
             <w:r>
               <w:rPr>
-                <w:rFonts w:ascii="Microsoft YaHei" w:hAnsi="Microsoft YaHei" w:eastAsia="Microsoft YaHei"/>
+                <w:rFonts w:ascii="Times New Roman" w:hAnsi="Times New Roman" w:eastAsia="宋体"/>
                 <w:sz w:val="20"/>
               </w:rPr>
               <w:t>用户可关注/取消关注猫咪；关注后可在个人中心查看已关注猫咪列表；关注数作为热度因子纳入推荐算法</w:t>
@@ -5306,12 +5360,12 @@
       <w:tr>
         <w:tc>
           <w:tcPr>
-            <w:tcW w:type="dxa" w:w="4320"/>
+            <w:tcW w:type="dxa" w:w="4536"/>
           </w:tcPr>
           <w:p>
             <w:r>
               <w:rPr>
-                <w:rFonts w:ascii="Microsoft YaHei" w:hAnsi="Microsoft YaHei" w:eastAsia="Microsoft YaHei"/>
+                <w:rFonts w:ascii="Times New Roman" w:hAnsi="Times New Roman" w:eastAsia="宋体"/>
                 <w:sz w:val="20"/>
               </w:rPr>
               <w:t>输出</w:t>
@@ -5320,12 +5374,12 @@
         </w:tc>
         <w:tc>
           <w:tcPr>
-            <w:tcW w:type="dxa" w:w="4320"/>
+            <w:tcW w:type="dxa" w:w="4536"/>
           </w:tcPr>
           <w:p>
             <w:r>
               <w:rPr>
-                <w:rFonts w:ascii="Microsoft YaHei" w:hAnsi="Microsoft YaHei" w:eastAsia="Microsoft YaHei"/>
+                <w:rFonts w:ascii="Times New Roman" w:hAnsi="Times New Roman" w:eastAsia="宋体"/>
                 <w:sz w:val="20"/>
               </w:rPr>
               <w:t>关注状态 / 已关注猫咪列表</w:t>
@@ -5336,12 +5390,12 @@
       <w:tr>
         <w:tc>
           <w:tcPr>
-            <w:tcW w:type="dxa" w:w="4320"/>
+            <w:tcW w:type="dxa" w:w="4536"/>
           </w:tcPr>
           <w:p>
             <w:r>
               <w:rPr>
-                <w:rFonts w:ascii="Microsoft YaHei" w:hAnsi="Microsoft YaHei" w:eastAsia="Microsoft YaHei"/>
+                <w:rFonts w:ascii="Times New Roman" w:hAnsi="Times New Roman" w:eastAsia="宋体"/>
                 <w:sz w:val="20"/>
               </w:rPr>
               <w:t>权限</w:t>
@@ -5350,12 +5404,12 @@
         </w:tc>
         <w:tc>
           <w:tcPr>
-            <w:tcW w:type="dxa" w:w="4320"/>
+            <w:tcW w:type="dxa" w:w="4536"/>
           </w:tcPr>
           <w:p>
             <w:r>
               <w:rPr>
-                <w:rFonts w:ascii="Microsoft YaHei" w:hAnsi="Microsoft YaHei" w:eastAsia="Microsoft YaHei"/>
+                <w:rFonts w:ascii="Times New Roman" w:hAnsi="Times New Roman" w:eastAsia="宋体"/>
                 <w:sz w:val="20"/>
               </w:rPr>
               <w:t>任何已登录用户可操作</w:t>
@@ -5368,8 +5422,8 @@
     <w:p>
       <w:r>
         <w:rPr>
-          <w:rFonts w:ascii="Microsoft YaHei" w:hAnsi="Microsoft YaHei" w:eastAsia="Microsoft YaHei"/>
-          <w:sz w:val="22"/>
+          <w:rFonts w:ascii="Times New Roman" w:hAnsi="Times New Roman" w:eastAsia="宋体"/>
+          <w:sz w:val="24"/>
         </w:rPr>
         <w:t>##### F10 猫友评分</w:t>
       </w:r>
@@ -5382,18 +5436,18 @@
         <w:tblLook w:firstColumn="1" w:firstRow="1" w:lastColumn="0" w:lastRow="0" w:noHBand="0" w:noVBand="1" w:val="04A0"/>
       </w:tblPr>
       <w:tblGrid>
-        <w:gridCol w:w="4320"/>
-        <w:gridCol w:w="4320"/>
+        <w:gridCol w:w="4536"/>
+        <w:gridCol w:w="4536"/>
       </w:tblGrid>
       <w:tr>
         <w:tc>
           <w:tcPr>
-            <w:tcW w:type="dxa" w:w="4320"/>
+            <w:tcW w:type="dxa" w:w="4536"/>
           </w:tcPr>
           <w:p>
             <w:r>
               <w:rPr>
-                <w:rFonts w:ascii="Microsoft YaHei" w:hAnsi="Microsoft YaHei" w:eastAsia="Microsoft YaHei"/>
+                <w:rFonts w:ascii="Times New Roman" w:hAnsi="Times New Roman" w:eastAsia="宋体"/>
                 <w:b/>
                 <w:sz w:val="20"/>
               </w:rPr>
@@ -5403,12 +5457,12 @@
         </w:tc>
         <w:tc>
           <w:tcPr>
-            <w:tcW w:type="dxa" w:w="4320"/>
+            <w:tcW w:type="dxa" w:w="4536"/>
           </w:tcPr>
           <w:p>
             <w:r>
               <w:rPr>
-                <w:rFonts w:ascii="Microsoft YaHei" w:hAnsi="Microsoft YaHei" w:eastAsia="Microsoft YaHei"/>
+                <w:rFonts w:ascii="Times New Roman" w:hAnsi="Times New Roman" w:eastAsia="宋体"/>
                 <w:b/>
                 <w:sz w:val="20"/>
               </w:rPr>
@@ -5420,12 +5474,12 @@
       <w:tr>
         <w:tc>
           <w:tcPr>
-            <w:tcW w:type="dxa" w:w="4320"/>
+            <w:tcW w:type="dxa" w:w="4536"/>
           </w:tcPr>
           <w:p>
             <w:r>
               <w:rPr>
-                <w:rFonts w:ascii="Microsoft YaHei" w:hAnsi="Microsoft YaHei" w:eastAsia="Microsoft YaHei"/>
+                <w:rFonts w:ascii="Times New Roman" w:hAnsi="Times New Roman" w:eastAsia="宋体"/>
                 <w:sz w:val="20"/>
               </w:rPr>
               <w:t>输入</w:t>
@@ -5434,12 +5488,12 @@
         </w:tc>
         <w:tc>
           <w:tcPr>
-            <w:tcW w:type="dxa" w:w="4320"/>
+            <w:tcW w:type="dxa" w:w="4536"/>
           </w:tcPr>
           <w:p>
             <w:r>
               <w:rPr>
-                <w:rFonts w:ascii="Microsoft YaHei" w:hAnsi="Microsoft YaHei" w:eastAsia="Microsoft YaHei"/>
+                <w:rFonts w:ascii="Times New Roman" w:hAnsi="Times New Roman" w:eastAsia="宋体"/>
                 <w:sz w:val="20"/>
               </w:rPr>
               <w:t>用户 ID、猫咪 ID、r1~r5（五个维度各 1-5 星）</w:t>
@@ -5450,12 +5504,12 @@
       <w:tr>
         <w:tc>
           <w:tcPr>
-            <w:tcW w:type="dxa" w:w="4320"/>
+            <w:tcW w:type="dxa" w:w="4536"/>
           </w:tcPr>
           <w:p>
             <w:r>
               <w:rPr>
-                <w:rFonts w:ascii="Microsoft YaHei" w:hAnsi="Microsoft YaHei" w:eastAsia="Microsoft YaHei"/>
+                <w:rFonts w:ascii="Times New Roman" w:hAnsi="Times New Roman" w:eastAsia="宋体"/>
                 <w:sz w:val="20"/>
               </w:rPr>
               <w:t>处理</w:t>
@@ -5464,12 +5518,12 @@
         </w:tc>
         <w:tc>
           <w:tcPr>
-            <w:tcW w:type="dxa" w:w="4320"/>
+            <w:tcW w:type="dxa" w:w="4536"/>
           </w:tcPr>
           <w:p>
             <w:r>
               <w:rPr>
-                <w:rFonts w:ascii="Microsoft YaHei" w:hAnsi="Microsoft YaHei" w:eastAsia="Microsoft YaHei"/>
+                <w:rFonts w:ascii="Times New Roman" w:hAnsi="Times New Roman" w:eastAsia="宋体"/>
                 <w:sz w:val="20"/>
               </w:rPr>
               <w:t>用户可从猫德、颜值、社交、干饭、活力五个维度各给 1-5 星评分；每个用户对同一猫咪仅保留最新评分；系统统计猫咪的平均分和评分人数；评分均分作为热度因子纳入推荐算法</w:t>
@@ -5480,12 +5534,12 @@
       <w:tr>
         <w:tc>
           <w:tcPr>
-            <w:tcW w:type="dxa" w:w="4320"/>
+            <w:tcW w:type="dxa" w:w="4536"/>
           </w:tcPr>
           <w:p>
             <w:r>
               <w:rPr>
-                <w:rFonts w:ascii="Microsoft YaHei" w:hAnsi="Microsoft YaHei" w:eastAsia="Microsoft YaHei"/>
+                <w:rFonts w:ascii="Times New Roman" w:hAnsi="Times New Roman" w:eastAsia="宋体"/>
                 <w:sz w:val="20"/>
               </w:rPr>
               <w:t>输出</w:t>
@@ -5494,12 +5548,12 @@
         </w:tc>
         <w:tc>
           <w:tcPr>
-            <w:tcW w:type="dxa" w:w="4320"/>
+            <w:tcW w:type="dxa" w:w="4536"/>
           </w:tcPr>
           <w:p>
             <w:r>
               <w:rPr>
-                <w:rFonts w:ascii="Microsoft YaHei" w:hAnsi="Microsoft YaHei" w:eastAsia="Microsoft YaHei"/>
+                <w:rFonts w:ascii="Times New Roman" w:hAnsi="Times New Roman" w:eastAsia="宋体"/>
                 <w:sz w:val="20"/>
               </w:rPr>
               <w:t>评分结果 / 猫咪平均分与评分人数</w:t>
@@ -5510,12 +5564,12 @@
       <w:tr>
         <w:tc>
           <w:tcPr>
-            <w:tcW w:type="dxa" w:w="4320"/>
+            <w:tcW w:type="dxa" w:w="4536"/>
           </w:tcPr>
           <w:p>
             <w:r>
               <w:rPr>
-                <w:rFonts w:ascii="Microsoft YaHei" w:hAnsi="Microsoft YaHei" w:eastAsia="Microsoft YaHei"/>
+                <w:rFonts w:ascii="Times New Roman" w:hAnsi="Times New Roman" w:eastAsia="宋体"/>
                 <w:sz w:val="20"/>
               </w:rPr>
               <w:t>权限</w:t>
@@ -5524,12 +5578,12 @@
         </w:tc>
         <w:tc>
           <w:tcPr>
-            <w:tcW w:type="dxa" w:w="4320"/>
+            <w:tcW w:type="dxa" w:w="4536"/>
           </w:tcPr>
           <w:p>
             <w:r>
               <w:rPr>
-                <w:rFonts w:ascii="Microsoft YaHei" w:hAnsi="Microsoft YaHei" w:eastAsia="Microsoft YaHei"/>
+                <w:rFonts w:ascii="Times New Roman" w:hAnsi="Times New Roman" w:eastAsia="宋体"/>
                 <w:sz w:val="20"/>
               </w:rPr>
               <w:t>任何已登录用户可评分</w:t>
@@ -5548,24 +5602,28 @@
       </w:r>
     </w:p>
     <w:p>
+      <w:pPr>
+        <w:ind w:firstLine="0"/>
+        <w:jc w:val="center"/>
+      </w:pPr>
       <w:r>
         <w:rPr>
-          <w:rFonts w:ascii="Microsoft YaHei" w:hAnsi="Microsoft YaHei" w:eastAsia="Microsoft YaHei"/>
-          <w:sz w:val="22"/>
+          <w:rFonts w:ascii="Times New Roman" w:hAnsi="Times New Roman" w:eastAsia="宋体"/>
+          <w:sz w:val="24"/>
         </w:rPr>
       </w:r>
       <w:r>
         <w:rPr>
-          <w:rFonts w:ascii="Microsoft YaHei" w:hAnsi="Microsoft YaHei" w:eastAsia="Microsoft YaHei"/>
+          <w:rFonts w:ascii="Times New Roman" w:hAnsi="Times New Roman" w:eastAsia="宋体"/>
           <w:b/>
-          <w:sz w:val="22"/>
+          <w:sz w:val="24"/>
         </w:rPr>
-        <w:t>表8 性能指标</w:t>
+        <w:t>表3-3 性能指标</w:t>
       </w:r>
       <w:r>
         <w:rPr>
-          <w:rFonts w:ascii="Microsoft YaHei" w:hAnsi="Microsoft YaHei" w:eastAsia="Microsoft YaHei"/>
-          <w:sz w:val="22"/>
+          <w:rFonts w:ascii="Times New Roman" w:hAnsi="Times New Roman" w:eastAsia="宋体"/>
+          <w:sz w:val="24"/>
         </w:rPr>
       </w:r>
     </w:p>
@@ -5577,18 +5635,18 @@
         <w:tblLook w:firstColumn="1" w:firstRow="1" w:lastColumn="0" w:lastRow="0" w:noHBand="0" w:noVBand="1" w:val="04A0"/>
       </w:tblPr>
       <w:tblGrid>
-        <w:gridCol w:w="4320"/>
-        <w:gridCol w:w="4320"/>
+        <w:gridCol w:w="4536"/>
+        <w:gridCol w:w="4536"/>
       </w:tblGrid>
       <w:tr>
         <w:tc>
           <w:tcPr>
-            <w:tcW w:type="dxa" w:w="4320"/>
+            <w:tcW w:type="dxa" w:w="4536"/>
           </w:tcPr>
           <w:p>
             <w:r>
               <w:rPr>
-                <w:rFonts w:ascii="Microsoft YaHei" w:hAnsi="Microsoft YaHei" w:eastAsia="Microsoft YaHei"/>
+                <w:rFonts w:ascii="Times New Roman" w:hAnsi="Times New Roman" w:eastAsia="宋体"/>
                 <w:b/>
                 <w:sz w:val="20"/>
               </w:rPr>
@@ -5598,12 +5656,12 @@
         </w:tc>
         <w:tc>
           <w:tcPr>
-            <w:tcW w:type="dxa" w:w="4320"/>
+            <w:tcW w:type="dxa" w:w="4536"/>
           </w:tcPr>
           <w:p>
             <w:r>
               <w:rPr>
-                <w:rFonts w:ascii="Microsoft YaHei" w:hAnsi="Microsoft YaHei" w:eastAsia="Microsoft YaHei"/>
+                <w:rFonts w:ascii="Times New Roman" w:hAnsi="Times New Roman" w:eastAsia="宋体"/>
                 <w:b/>
                 <w:sz w:val="20"/>
               </w:rPr>
@@ -5615,12 +5673,12 @@
       <w:tr>
         <w:tc>
           <w:tcPr>
-            <w:tcW w:type="dxa" w:w="4320"/>
+            <w:tcW w:type="dxa" w:w="4536"/>
           </w:tcPr>
           <w:p>
             <w:r>
               <w:rPr>
-                <w:rFonts w:ascii="Microsoft YaHei" w:hAnsi="Microsoft YaHei" w:eastAsia="Microsoft YaHei"/>
+                <w:rFonts w:ascii="Times New Roman" w:hAnsi="Times New Roman" w:eastAsia="宋体"/>
                 <w:sz w:val="20"/>
               </w:rPr>
               <w:t>页面响应时间</w:t>
@@ -5629,12 +5687,12 @@
         </w:tc>
         <w:tc>
           <w:tcPr>
-            <w:tcW w:type="dxa" w:w="4320"/>
+            <w:tcW w:type="dxa" w:w="4536"/>
           </w:tcPr>
           <w:p>
             <w:r>
               <w:rPr>
-                <w:rFonts w:ascii="Microsoft YaHei" w:hAnsi="Microsoft YaHei" w:eastAsia="Microsoft YaHei"/>
+                <w:rFonts w:ascii="Times New Roman" w:hAnsi="Times New Roman" w:eastAsia="宋体"/>
                 <w:sz w:val="20"/>
               </w:rPr>
               <w:t>不超过 2 秒</w:t>
@@ -5645,12 +5703,12 @@
       <w:tr>
         <w:tc>
           <w:tcPr>
-            <w:tcW w:type="dxa" w:w="4320"/>
+            <w:tcW w:type="dxa" w:w="4536"/>
           </w:tcPr>
           <w:p>
             <w:r>
               <w:rPr>
-                <w:rFonts w:ascii="Microsoft YaHei" w:hAnsi="Microsoft YaHei" w:eastAsia="Microsoft YaHei"/>
+                <w:rFonts w:ascii="Times New Roman" w:hAnsi="Times New Roman" w:eastAsia="宋体"/>
                 <w:sz w:val="20"/>
               </w:rPr>
               <w:t>相似度计算响应时间</w:t>
@@ -5659,12 +5717,12 @@
         </w:tc>
         <w:tc>
           <w:tcPr>
-            <w:tcW w:type="dxa" w:w="4320"/>
+            <w:tcW w:type="dxa" w:w="4536"/>
           </w:tcPr>
           <w:p>
             <w:r>
               <w:rPr>
-                <w:rFonts w:ascii="Microsoft YaHei" w:hAnsi="Microsoft YaHei" w:eastAsia="Microsoft YaHei"/>
+                <w:rFonts w:ascii="Times New Roman" w:hAnsi="Times New Roman" w:eastAsia="宋体"/>
                 <w:sz w:val="20"/>
               </w:rPr>
               <w:t>不超过 1 秒（猫咪数量 ≤ 100 时）</w:t>
@@ -5675,12 +5733,12 @@
       <w:tr>
         <w:tc>
           <w:tcPr>
-            <w:tcW w:type="dxa" w:w="4320"/>
+            <w:tcW w:type="dxa" w:w="4536"/>
           </w:tcPr>
           <w:p>
             <w:r>
               <w:rPr>
-                <w:rFonts w:ascii="Microsoft YaHei" w:hAnsi="Microsoft YaHei" w:eastAsia="Microsoft YaHei"/>
+                <w:rFonts w:ascii="Times New Roman" w:hAnsi="Times New Roman" w:eastAsia="宋体"/>
                 <w:sz w:val="20"/>
               </w:rPr>
               <w:t>并发支持</w:t>
@@ -5689,12 +5747,12 @@
         </w:tc>
         <w:tc>
           <w:tcPr>
-            <w:tcW w:type="dxa" w:w="4320"/>
+            <w:tcW w:type="dxa" w:w="4536"/>
           </w:tcPr>
           <w:p>
             <w:r>
               <w:rPr>
-                <w:rFonts w:ascii="Microsoft YaHei" w:hAnsi="Microsoft YaHei" w:eastAsia="Microsoft YaHei"/>
+                <w:rFonts w:ascii="Times New Roman" w:hAnsi="Times New Roman" w:eastAsia="宋体"/>
                 <w:sz w:val="20"/>
               </w:rPr>
               <w:t>至少支持 50 人同时访问</w:t>
@@ -5705,12 +5763,12 @@
       <w:tr>
         <w:tc>
           <w:tcPr>
-            <w:tcW w:type="dxa" w:w="4320"/>
+            <w:tcW w:type="dxa" w:w="4536"/>
           </w:tcPr>
           <w:p>
             <w:r>
               <w:rPr>
-                <w:rFonts w:ascii="Microsoft YaHei" w:hAnsi="Microsoft YaHei" w:eastAsia="Microsoft YaHei"/>
+                <w:rFonts w:ascii="Times New Roman" w:hAnsi="Times New Roman" w:eastAsia="宋体"/>
                 <w:sz w:val="20"/>
               </w:rPr>
               <w:t>登录响应时间</w:t>
@@ -5719,12 +5777,12 @@
         </w:tc>
         <w:tc>
           <w:tcPr>
-            <w:tcW w:type="dxa" w:w="4320"/>
+            <w:tcW w:type="dxa" w:w="4536"/>
           </w:tcPr>
           <w:p>
             <w:r>
               <w:rPr>
-                <w:rFonts w:ascii="Microsoft YaHei" w:hAnsi="Microsoft YaHei" w:eastAsia="Microsoft YaHei"/>
+                <w:rFonts w:ascii="Times New Roman" w:hAnsi="Times New Roman" w:eastAsia="宋体"/>
                 <w:sz w:val="20"/>
               </w:rPr>
               <w:t>不超过 500ms</w:t>
@@ -5735,12 +5793,12 @@
       <w:tr>
         <w:tc>
           <w:tcPr>
-            <w:tcW w:type="dxa" w:w="4320"/>
+            <w:tcW w:type="dxa" w:w="4536"/>
           </w:tcPr>
           <w:p>
             <w:r>
               <w:rPr>
-                <w:rFonts w:ascii="Microsoft YaHei" w:hAnsi="Microsoft YaHei" w:eastAsia="Microsoft YaHei"/>
+                <w:rFonts w:ascii="Times New Roman" w:hAnsi="Times New Roman" w:eastAsia="宋体"/>
                 <w:sz w:val="20"/>
               </w:rPr>
               <w:t>列表查询响应时间</w:t>
@@ -5749,12 +5807,12 @@
         </w:tc>
         <w:tc>
           <w:tcPr>
-            <w:tcW w:type="dxa" w:w="4320"/>
+            <w:tcW w:type="dxa" w:w="4536"/>
           </w:tcPr>
           <w:p>
             <w:r>
               <w:rPr>
-                <w:rFonts w:ascii="Microsoft YaHei" w:hAnsi="Microsoft YaHei" w:eastAsia="Microsoft YaHei"/>
+                <w:rFonts w:ascii="Times New Roman" w:hAnsi="Times New Roman" w:eastAsia="宋体"/>
                 <w:sz w:val="20"/>
               </w:rPr>
               <w:t>不超过 300ms</w:t>
@@ -5786,8 +5844,8 @@
       </w:pPr>
       <w:r>
         <w:rPr>
-          <w:rFonts w:ascii="Microsoft YaHei" w:hAnsi="Microsoft YaHei" w:eastAsia="Microsoft YaHei"/>
-          <w:sz w:val="22"/>
+          <w:rFonts w:ascii="Times New Roman" w:hAnsi="Times New Roman" w:eastAsia="宋体"/>
+          <w:sz w:val="24"/>
         </w:rPr>
         <w:t>密码使用 BCrypt 加密存储</w:t>
       </w:r>
@@ -5798,8 +5856,8 @@
       </w:pPr>
       <w:r>
         <w:rPr>
-          <w:rFonts w:ascii="Microsoft YaHei" w:hAnsi="Microsoft YaHei" w:eastAsia="Microsoft YaHei"/>
-          <w:sz w:val="22"/>
+          <w:rFonts w:ascii="Times New Roman" w:hAnsi="Times New Roman" w:eastAsia="宋体"/>
+          <w:sz w:val="24"/>
         </w:rPr>
         <w:t>API 请求使用 JWT Token 鉴权</w:t>
       </w:r>
@@ -5810,8 +5868,8 @@
       </w:pPr>
       <w:r>
         <w:rPr>
-          <w:rFonts w:ascii="Microsoft YaHei" w:hAnsi="Microsoft YaHei" w:eastAsia="Microsoft YaHei"/>
-          <w:sz w:val="22"/>
+          <w:rFonts w:ascii="Times New Roman" w:hAnsi="Times New Roman" w:eastAsia="宋体"/>
+          <w:sz w:val="24"/>
         </w:rPr>
         <w:t>数据库密码和 JWT 密钥不硬编码在代码中</w:t>
       </w:r>
@@ -5830,8 +5888,8 @@
       </w:pPr>
       <w:r>
         <w:rPr>
-          <w:rFonts w:ascii="Microsoft YaHei" w:hAnsi="Microsoft YaHei" w:eastAsia="Microsoft YaHei"/>
-          <w:sz w:val="22"/>
+          <w:rFonts w:ascii="Times New Roman" w:hAnsi="Times New Roman" w:eastAsia="宋体"/>
+          <w:sz w:val="24"/>
         </w:rPr>
         <w:t>界面简洁直观，操作路径不超过 3 步</w:t>
       </w:r>
@@ -5842,8 +5900,8 @@
       </w:pPr>
       <w:r>
         <w:rPr>
-          <w:rFonts w:ascii="Microsoft YaHei" w:hAnsi="Microsoft YaHei" w:eastAsia="Microsoft YaHei"/>
-          <w:sz w:val="22"/>
+          <w:rFonts w:ascii="Times New Roman" w:hAnsi="Times New Roman" w:eastAsia="宋体"/>
+          <w:sz w:val="24"/>
         </w:rPr>
         <w:t>猫咪详情页和信息编辑页布局清晰</w:t>
       </w:r>
@@ -5862,8 +5920,8 @@
       </w:pPr>
       <w:r>
         <w:rPr>
-          <w:rFonts w:ascii="Microsoft YaHei" w:hAnsi="Microsoft YaHei" w:eastAsia="Microsoft YaHei"/>
-          <w:sz w:val="22"/>
+          <w:rFonts w:ascii="Times New Roman" w:hAnsi="Times New Roman" w:eastAsia="宋体"/>
+          <w:sz w:val="24"/>
         </w:rPr>
         <w:t>后端采用分层架构（Controller → Service → Repository）</w:t>
       </w:r>
@@ -5874,15 +5932,15 @@
       </w:pPr>
       <w:r>
         <w:rPr>
-          <w:rFonts w:ascii="Microsoft YaHei" w:hAnsi="Microsoft YaHei" w:eastAsia="Microsoft YaHei"/>
-          <w:sz w:val="22"/>
+          <w:rFonts w:ascii="Times New Roman" w:hAnsi="Times New Roman" w:eastAsia="宋体"/>
+          <w:sz w:val="24"/>
         </w:rPr>
         <w:t>算法模块独立封装，便于替换和升级</w:t>
       </w:r>
     </w:p>
     <w:sectPr>
-      <w:pgSz w:w="12240" w:h="15840"/>
-      <w:pgMar w:top="1440" w:right="1800" w:bottom="1440" w:left="1800" w:header="720" w:footer="720" w:gutter="0"/>
+      <w:pgSz w:w="11906" w:h="16838"/>
+      <w:pgMar w:top="1417" w:right="1417" w:bottom="1417" w:left="1417" w:header="720" w:footer="720" w:gutter="0"/>
       <w:cols w:space="720"/>
       <w:docGrid w:linePitch="360"/>
     </w:sectPr>
@@ -6253,9 +6311,13 @@
     <w:name w:val="Normal"/>
     <w:qFormat/>
     <w:rsid w:val="00FC693F"/>
+    <w:pPr>
+      <w:spacing w:line="360" w:lineRule="auto" w:before="0" w:after="0"/>
+      <w:ind w:firstLine="480"/>
+    </w:pPr>
     <w:rPr>
-      <w:rFonts w:ascii="Microsoft YaHei" w:hAnsi="Microsoft YaHei" w:eastAsia="Microsoft YaHei"/>
-      <w:sz w:val="22"/>
+      <w:rFonts w:ascii="Times New Roman" w:hAnsi="Times New Roman" w:eastAsia="宋体"/>
+      <w:sz w:val="24"/>
     </w:rPr>
   </w:style>
   <w:style w:type="paragraph" w:styleId="Header">
@@ -6314,14 +6376,16 @@
       <w:keepNext/>
       <w:keepLines/>
       <w:spacing w:before="480" w:after="0"/>
+      <w:ind w:firstLine="0"/>
+      <w:jc w:val="center"/>
       <w:outlineLvl w:val="0"/>
     </w:pPr>
     <w:rPr>
-      <w:rFonts w:asciiTheme="majorHAnsi" w:eastAsiaTheme="majorEastAsia" w:hAnsiTheme="majorHAnsi" w:cstheme="majorBidi" w:ascii="Microsoft YaHei" w:hAnsi="Microsoft YaHei" w:eastAsia="Microsoft YaHei"/>
+      <w:rFonts w:asciiTheme="majorHAnsi" w:eastAsiaTheme="majorEastAsia" w:hAnsiTheme="majorHAnsi" w:cstheme="majorBidi" w:ascii="Times New Roman" w:hAnsi="Times New Roman" w:eastAsia="黑体"/>
       <w:b/>
       <w:bCs/>
       <w:color w:val="000000"/>
-      <w:sz w:val="36"/>
+      <w:sz w:val="32"/>
       <w:szCs w:val="28"/>
     </w:rPr>
   </w:style>
@@ -6338,14 +6402,15 @@
       <w:keepNext/>
       <w:keepLines/>
       <w:spacing w:before="200" w:after="0"/>
+      <w:ind w:firstLine="0"/>
       <w:outlineLvl w:val="1"/>
     </w:pPr>
     <w:rPr>
-      <w:rFonts w:asciiTheme="majorHAnsi" w:eastAsiaTheme="majorEastAsia" w:hAnsiTheme="majorHAnsi" w:cstheme="majorBidi" w:ascii="Microsoft YaHei" w:hAnsi="Microsoft YaHei" w:eastAsia="Microsoft YaHei"/>
+      <w:rFonts w:asciiTheme="majorHAnsi" w:eastAsiaTheme="majorEastAsia" w:hAnsiTheme="majorHAnsi" w:cstheme="majorBidi" w:ascii="Times New Roman" w:hAnsi="Times New Roman" w:eastAsia="黑体"/>
       <w:b/>
       <w:bCs/>
       <w:color w:val="000000"/>
-      <w:sz w:val="30"/>
+      <w:sz w:val="28"/>
       <w:szCs w:val="26"/>
     </w:rPr>
   </w:style>
@@ -6362,14 +6427,15 @@
       <w:keepNext/>
       <w:keepLines/>
       <w:spacing w:before="200" w:after="0"/>
+      <w:ind w:firstLine="0"/>
       <w:outlineLvl w:val="2"/>
     </w:pPr>
     <w:rPr>
-      <w:rFonts w:asciiTheme="majorHAnsi" w:eastAsiaTheme="majorEastAsia" w:hAnsiTheme="majorHAnsi" w:cstheme="majorBidi" w:ascii="Microsoft YaHei" w:hAnsi="Microsoft YaHei" w:eastAsia="Microsoft YaHei"/>
+      <w:rFonts w:asciiTheme="majorHAnsi" w:eastAsiaTheme="majorEastAsia" w:hAnsiTheme="majorHAnsi" w:cstheme="majorBidi" w:ascii="Times New Roman" w:hAnsi="Times New Roman" w:eastAsia="黑体"/>
       <w:b/>
       <w:bCs/>
       <w:color w:val="000000"/>
-      <w:sz w:val="26"/>
+      <w:sz w:val="24"/>
     </w:rPr>
   </w:style>
   <w:style w:type="paragraph" w:styleId="Heading4">
@@ -6386,16 +6452,17 @@
       <w:keepNext/>
       <w:keepLines/>
       <w:spacing w:before="200" w:after="0"/>
+      <w:ind w:firstLine="0"/>
       <w:outlineLvl w:val="3"/>
     </w:pPr>
     <w:rPr>
-      <w:rFonts w:asciiTheme="majorHAnsi" w:eastAsiaTheme="majorEastAsia" w:hAnsiTheme="majorHAnsi" w:cstheme="majorBidi" w:ascii="Microsoft YaHei" w:hAnsi="Microsoft YaHei" w:eastAsia="Microsoft YaHei"/>
+      <w:rFonts w:asciiTheme="majorHAnsi" w:eastAsiaTheme="majorEastAsia" w:hAnsiTheme="majorHAnsi" w:cstheme="majorBidi" w:ascii="Times New Roman" w:hAnsi="Times New Roman" w:eastAsia="黑体"/>
       <w:b/>
       <w:bCs/>
       <w:i/>
       <w:iCs/>
       <w:color w:val="000000"/>
-      <w:sz w:val="22"/>
+      <w:sz w:val="24"/>
     </w:rPr>
   </w:style>
   <w:style w:type="paragraph" w:styleId="Heading5">

--- a/docs/docx/需求规格说明书.docx
+++ b/docs/docx/需求规格说明书.docx
@@ -336,6 +336,7 @@
         <w:tblStyle w:val="TableGrid"/>
         <w:tblW w:type="auto" w:w="0"/>
         <w:jc w:val="center"/>
+        <w:tblLayout w:type="fixed"/>
         <w:tblLook w:firstColumn="1" w:firstRow="1" w:lastColumn="0" w:lastRow="0" w:noHBand="0" w:noVBand="1" w:val="04A0"/>
       </w:tblPr>
       <w:tblGrid>
@@ -349,7 +350,7 @@
       <w:tr>
         <w:tc>
           <w:tcPr>
-            <w:tcW w:type="dxa" w:w="1512"/>
+            <w:tcW w:type="dxa" w:w="1417"/>
           </w:tcPr>
           <w:p>
             <w:r>
@@ -364,7 +365,7 @@
         </w:tc>
         <w:tc>
           <w:tcPr>
-            <w:tcW w:type="dxa" w:w="1512"/>
+            <w:tcW w:type="dxa" w:w="1134"/>
           </w:tcPr>
           <w:p>
             <w:r>
@@ -379,7 +380,7 @@
         </w:tc>
         <w:tc>
           <w:tcPr>
-            <w:tcW w:type="dxa" w:w="1512"/>
+            <w:tcW w:type="dxa" w:w="850"/>
           </w:tcPr>
           <w:p>
             <w:r>
@@ -394,7 +395,7 @@
         </w:tc>
         <w:tc>
           <w:tcPr>
-            <w:tcW w:type="dxa" w:w="1512"/>
+            <w:tcW w:type="dxa" w:w="2126"/>
           </w:tcPr>
           <w:p>
             <w:r>
@@ -409,7 +410,7 @@
         </w:tc>
         <w:tc>
           <w:tcPr>
-            <w:tcW w:type="dxa" w:w="1512"/>
+            <w:tcW w:type="dxa" w:w="1843"/>
           </w:tcPr>
           <w:p>
             <w:r>
@@ -424,7 +425,7 @@
         </w:tc>
         <w:tc>
           <w:tcPr>
-            <w:tcW w:type="dxa" w:w="1512"/>
+            <w:tcW w:type="dxa" w:w="1701"/>
           </w:tcPr>
           <w:p>
             <w:r>
@@ -441,7 +442,7 @@
       <w:tr>
         <w:tc>
           <w:tcPr>
-            <w:tcW w:type="dxa" w:w="1512"/>
+            <w:tcW w:type="dxa" w:w="1417"/>
           </w:tcPr>
           <w:p>
             <w:r>
@@ -455,7 +456,7 @@
         </w:tc>
         <w:tc>
           <w:tcPr>
-            <w:tcW w:type="dxa" w:w="1512"/>
+            <w:tcW w:type="dxa" w:w="1134"/>
           </w:tcPr>
           <w:p>
             <w:r>
@@ -469,7 +470,7 @@
         </w:tc>
         <w:tc>
           <w:tcPr>
-            <w:tcW w:type="dxa" w:w="1512"/>
+            <w:tcW w:type="dxa" w:w="850"/>
           </w:tcPr>
           <w:p>
             <w:r>
@@ -483,7 +484,7 @@
         </w:tc>
         <w:tc>
           <w:tcPr>
-            <w:tcW w:type="dxa" w:w="1512"/>
+            <w:tcW w:type="dxa" w:w="2126"/>
           </w:tcPr>
           <w:p>
             <w:r>
@@ -497,7 +498,7 @@
         </w:tc>
         <w:tc>
           <w:tcPr>
-            <w:tcW w:type="dxa" w:w="1512"/>
+            <w:tcW w:type="dxa" w:w="1843"/>
           </w:tcPr>
           <w:p>
             <w:r>
@@ -511,7 +512,7 @@
         </w:tc>
         <w:tc>
           <w:tcPr>
-            <w:tcW w:type="dxa" w:w="1512"/>
+            <w:tcW w:type="dxa" w:w="1701"/>
           </w:tcPr>
           <w:p>
             <w:r>
@@ -527,7 +528,7 @@
       <w:tr>
         <w:tc>
           <w:tcPr>
-            <w:tcW w:type="dxa" w:w="1512"/>
+            <w:tcW w:type="dxa" w:w="1417"/>
           </w:tcPr>
           <w:p>
             <w:r>
@@ -541,7 +542,7 @@
         </w:tc>
         <w:tc>
           <w:tcPr>
-            <w:tcW w:type="dxa" w:w="1512"/>
+            <w:tcW w:type="dxa" w:w="1134"/>
           </w:tcPr>
           <w:p>
             <w:r>
@@ -555,7 +556,7 @@
         </w:tc>
         <w:tc>
           <w:tcPr>
-            <w:tcW w:type="dxa" w:w="1512"/>
+            <w:tcW w:type="dxa" w:w="850"/>
           </w:tcPr>
           <w:p>
             <w:r>
@@ -569,7 +570,7 @@
         </w:tc>
         <w:tc>
           <w:tcPr>
-            <w:tcW w:type="dxa" w:w="1512"/>
+            <w:tcW w:type="dxa" w:w="2126"/>
           </w:tcPr>
           <w:p>
             <w:r>
@@ -583,7 +584,7 @@
         </w:tc>
         <w:tc>
           <w:tcPr>
-            <w:tcW w:type="dxa" w:w="1512"/>
+            <w:tcW w:type="dxa" w:w="1843"/>
           </w:tcPr>
           <w:p>
             <w:r>
@@ -597,7 +598,7 @@
         </w:tc>
         <w:tc>
           <w:tcPr>
-            <w:tcW w:type="dxa" w:w="1512"/>
+            <w:tcW w:type="dxa" w:w="1701"/>
           </w:tcPr>
           <w:p>
             <w:r>
@@ -613,7 +614,7 @@
       <w:tr>
         <w:tc>
           <w:tcPr>
-            <w:tcW w:type="dxa" w:w="1512"/>
+            <w:tcW w:type="dxa" w:w="1417"/>
           </w:tcPr>
           <w:p>
             <w:r>
@@ -627,7 +628,7 @@
         </w:tc>
         <w:tc>
           <w:tcPr>
-            <w:tcW w:type="dxa" w:w="1512"/>
+            <w:tcW w:type="dxa" w:w="1134"/>
           </w:tcPr>
           <w:p>
             <w:r>
@@ -641,7 +642,7 @@
         </w:tc>
         <w:tc>
           <w:tcPr>
-            <w:tcW w:type="dxa" w:w="1512"/>
+            <w:tcW w:type="dxa" w:w="850"/>
           </w:tcPr>
           <w:p>
             <w:r>
@@ -655,7 +656,7 @@
         </w:tc>
         <w:tc>
           <w:tcPr>
-            <w:tcW w:type="dxa" w:w="1512"/>
+            <w:tcW w:type="dxa" w:w="2126"/>
           </w:tcPr>
           <w:p>
             <w:r>
@@ -669,7 +670,7 @@
         </w:tc>
         <w:tc>
           <w:tcPr>
-            <w:tcW w:type="dxa" w:w="1512"/>
+            <w:tcW w:type="dxa" w:w="1843"/>
           </w:tcPr>
           <w:p>
             <w:r>
@@ -683,7 +684,7 @@
         </w:tc>
         <w:tc>
           <w:tcPr>
-            <w:tcW w:type="dxa" w:w="1512"/>
+            <w:tcW w:type="dxa" w:w="1701"/>
           </w:tcPr>
           <w:p>
             <w:r>
@@ -699,7 +700,7 @@
       <w:tr>
         <w:tc>
           <w:tcPr>
-            <w:tcW w:type="dxa" w:w="1512"/>
+            <w:tcW w:type="dxa" w:w="1417"/>
           </w:tcPr>
           <w:p>
             <w:r>
@@ -713,7 +714,7 @@
         </w:tc>
         <w:tc>
           <w:tcPr>
-            <w:tcW w:type="dxa" w:w="1512"/>
+            <w:tcW w:type="dxa" w:w="1134"/>
           </w:tcPr>
           <w:p>
             <w:r>
@@ -727,7 +728,7 @@
         </w:tc>
         <w:tc>
           <w:tcPr>
-            <w:tcW w:type="dxa" w:w="1512"/>
+            <w:tcW w:type="dxa" w:w="850"/>
           </w:tcPr>
           <w:p>
             <w:r>
@@ -741,7 +742,7 @@
         </w:tc>
         <w:tc>
           <w:tcPr>
-            <w:tcW w:type="dxa" w:w="1512"/>
+            <w:tcW w:type="dxa" w:w="2126"/>
           </w:tcPr>
           <w:p>
             <w:r>
@@ -755,7 +756,7 @@
         </w:tc>
         <w:tc>
           <w:tcPr>
-            <w:tcW w:type="dxa" w:w="1512"/>
+            <w:tcW w:type="dxa" w:w="1843"/>
           </w:tcPr>
           <w:p>
             <w:r>
@@ -769,7 +770,7 @@
         </w:tc>
         <w:tc>
           <w:tcPr>
-            <w:tcW w:type="dxa" w:w="1512"/>
+            <w:tcW w:type="dxa" w:w="1701"/>
           </w:tcPr>
           <w:p>
             <w:r>
@@ -1165,6 +1166,7 @@
         <w:tblStyle w:val="TableGrid"/>
         <w:tblW w:type="auto" w:w="0"/>
         <w:jc w:val="center"/>
+        <w:tblLayout w:type="fixed"/>
         <w:tblLook w:firstColumn="1" w:firstRow="1" w:lastColumn="0" w:lastRow="0" w:noHBand="0" w:noVBand="1" w:val="04A0"/>
       </w:tblPr>
       <w:tblGrid>
@@ -1175,7 +1177,7 @@
       <w:tr>
         <w:tc>
           <w:tcPr>
-            <w:tcW w:type="dxa" w:w="3024"/>
+            <w:tcW w:type="dxa" w:w="412"/>
           </w:tcPr>
           <w:p>
             <w:r>
@@ -1190,7 +1192,7 @@
         </w:tc>
         <w:tc>
           <w:tcPr>
-            <w:tcW w:type="dxa" w:w="3024"/>
+            <w:tcW w:type="dxa" w:w="8452"/>
           </w:tcPr>
           <w:p>
             <w:r>
@@ -1205,7 +1207,7 @@
         </w:tc>
         <w:tc>
           <w:tcPr>
-            <w:tcW w:type="dxa" w:w="3024"/>
+            <w:tcW w:type="dxa" w:w="206"/>
           </w:tcPr>
           <w:p>
             <w:r>
@@ -1222,7 +1224,7 @@
       <w:tr>
         <w:tc>
           <w:tcPr>
-            <w:tcW w:type="dxa" w:w="3024"/>
+            <w:tcW w:type="dxa" w:w="412"/>
           </w:tcPr>
           <w:p>
             <w:r>
@@ -1236,7 +1238,7 @@
         </w:tc>
         <w:tc>
           <w:tcPr>
-            <w:tcW w:type="dxa" w:w="3024"/>
+            <w:tcW w:type="dxa" w:w="8452"/>
           </w:tcPr>
           <w:p>
             <w:r>
@@ -1250,7 +1252,7 @@
         </w:tc>
         <w:tc>
           <w:tcPr>
-            <w:tcW w:type="dxa" w:w="3024"/>
+            <w:tcW w:type="dxa" w:w="206"/>
           </w:tcPr>
           <w:p>
             <w:r>
@@ -1266,7 +1268,7 @@
       <w:tr>
         <w:tc>
           <w:tcPr>
-            <w:tcW w:type="dxa" w:w="3024"/>
+            <w:tcW w:type="dxa" w:w="412"/>
           </w:tcPr>
           <w:p>
             <w:r>
@@ -1280,7 +1282,7 @@
         </w:tc>
         <w:tc>
           <w:tcPr>
-            <w:tcW w:type="dxa" w:w="3024"/>
+            <w:tcW w:type="dxa" w:w="8452"/>
           </w:tcPr>
           <w:p>
             <w:r>
@@ -1294,7 +1296,7 @@
         </w:tc>
         <w:tc>
           <w:tcPr>
-            <w:tcW w:type="dxa" w:w="3024"/>
+            <w:tcW w:type="dxa" w:w="206"/>
           </w:tcPr>
           <w:p>
             <w:r>
@@ -1310,7 +1312,7 @@
       <w:tr>
         <w:tc>
           <w:tcPr>
-            <w:tcW w:type="dxa" w:w="3024"/>
+            <w:tcW w:type="dxa" w:w="412"/>
           </w:tcPr>
           <w:p>
             <w:r>
@@ -1324,7 +1326,7 @@
         </w:tc>
         <w:tc>
           <w:tcPr>
-            <w:tcW w:type="dxa" w:w="3024"/>
+            <w:tcW w:type="dxa" w:w="8452"/>
           </w:tcPr>
           <w:p>
             <w:r>
@@ -1338,7 +1340,7 @@
         </w:tc>
         <w:tc>
           <w:tcPr>
-            <w:tcW w:type="dxa" w:w="3024"/>
+            <w:tcW w:type="dxa" w:w="206"/>
           </w:tcPr>
           <w:p>
             <w:r>
@@ -1354,7 +1356,7 @@
       <w:tr>
         <w:tc>
           <w:tcPr>
-            <w:tcW w:type="dxa" w:w="3024"/>
+            <w:tcW w:type="dxa" w:w="412"/>
           </w:tcPr>
           <w:p>
             <w:r>
@@ -1368,7 +1370,7 @@
         </w:tc>
         <w:tc>
           <w:tcPr>
-            <w:tcW w:type="dxa" w:w="3024"/>
+            <w:tcW w:type="dxa" w:w="8452"/>
           </w:tcPr>
           <w:p>
             <w:r>
@@ -1382,7 +1384,7 @@
         </w:tc>
         <w:tc>
           <w:tcPr>
-            <w:tcW w:type="dxa" w:w="3024"/>
+            <w:tcW w:type="dxa" w:w="206"/>
           </w:tcPr>
           <w:p>
             <w:r>
@@ -1398,7 +1400,7 @@
       <w:tr>
         <w:tc>
           <w:tcPr>
-            <w:tcW w:type="dxa" w:w="3024"/>
+            <w:tcW w:type="dxa" w:w="412"/>
           </w:tcPr>
           <w:p>
             <w:r>
@@ -1412,7 +1414,7 @@
         </w:tc>
         <w:tc>
           <w:tcPr>
-            <w:tcW w:type="dxa" w:w="3024"/>
+            <w:tcW w:type="dxa" w:w="8452"/>
           </w:tcPr>
           <w:p>
             <w:r>
@@ -1426,7 +1428,7 @@
         </w:tc>
         <w:tc>
           <w:tcPr>
-            <w:tcW w:type="dxa" w:w="3024"/>
+            <w:tcW w:type="dxa" w:w="206"/>
           </w:tcPr>
           <w:p>
             <w:r>
@@ -1480,6 +1482,7 @@
         <w:tblStyle w:val="TableGrid"/>
         <w:tblW w:type="auto" w:w="0"/>
         <w:jc w:val="center"/>
+        <w:tblLayout w:type="fixed"/>
         <w:tblLook w:firstColumn="1" w:firstRow="1" w:lastColumn="0" w:lastRow="0" w:noHBand="0" w:noVBand="1" w:val="04A0"/>
       </w:tblPr>
       <w:tblGrid>
@@ -1490,7 +1493,7 @@
       <w:tr>
         <w:tc>
           <w:tcPr>
-            <w:tcW w:type="dxa" w:w="3024"/>
+            <w:tcW w:type="dxa" w:w="796"/>
           </w:tcPr>
           <w:p>
             <w:r>
@@ -1505,7 +1508,7 @@
         </w:tc>
         <w:tc>
           <w:tcPr>
-            <w:tcW w:type="dxa" w:w="3024"/>
+            <w:tcW w:type="dxa" w:w="6525"/>
           </w:tcPr>
           <w:p>
             <w:r>
@@ -1520,7 +1523,7 @@
         </w:tc>
         <w:tc>
           <w:tcPr>
-            <w:tcW w:type="dxa" w:w="3024"/>
+            <w:tcW w:type="dxa" w:w="1751"/>
           </w:tcPr>
           <w:p>
             <w:r>
@@ -1537,7 +1540,7 @@
       <w:tr>
         <w:tc>
           <w:tcPr>
-            <w:tcW w:type="dxa" w:w="3024"/>
+            <w:tcW w:type="dxa" w:w="796"/>
           </w:tcPr>
           <w:p>
             <w:r>
@@ -1551,7 +1554,7 @@
         </w:tc>
         <w:tc>
           <w:tcPr>
-            <w:tcW w:type="dxa" w:w="3024"/>
+            <w:tcW w:type="dxa" w:w="6525"/>
           </w:tcPr>
           <w:p>
             <w:r>
@@ -1565,7 +1568,7 @@
         </w:tc>
         <w:tc>
           <w:tcPr>
-            <w:tcW w:type="dxa" w:w="3024"/>
+            <w:tcW w:type="dxa" w:w="1751"/>
           </w:tcPr>
           <w:p>
             <w:r>
@@ -1581,7 +1584,7 @@
       <w:tr>
         <w:tc>
           <w:tcPr>
-            <w:tcW w:type="dxa" w:w="3024"/>
+            <w:tcW w:type="dxa" w:w="796"/>
           </w:tcPr>
           <w:p>
             <w:r>
@@ -1595,7 +1598,7 @@
         </w:tc>
         <w:tc>
           <w:tcPr>
-            <w:tcW w:type="dxa" w:w="3024"/>
+            <w:tcW w:type="dxa" w:w="6525"/>
           </w:tcPr>
           <w:p>
             <w:r>
@@ -1609,7 +1612,7 @@
         </w:tc>
         <w:tc>
           <w:tcPr>
-            <w:tcW w:type="dxa" w:w="3024"/>
+            <w:tcW w:type="dxa" w:w="1751"/>
           </w:tcPr>
           <w:p>
             <w:r>
@@ -1625,7 +1628,7 @@
       <w:tr>
         <w:tc>
           <w:tcPr>
-            <w:tcW w:type="dxa" w:w="3024"/>
+            <w:tcW w:type="dxa" w:w="796"/>
           </w:tcPr>
           <w:p>
             <w:r>
@@ -1639,7 +1642,7 @@
         </w:tc>
         <w:tc>
           <w:tcPr>
-            <w:tcW w:type="dxa" w:w="3024"/>
+            <w:tcW w:type="dxa" w:w="6525"/>
           </w:tcPr>
           <w:p>
             <w:r>
@@ -1653,7 +1656,7 @@
         </w:tc>
         <w:tc>
           <w:tcPr>
-            <w:tcW w:type="dxa" w:w="3024"/>
+            <w:tcW w:type="dxa" w:w="1751"/>
           </w:tcPr>
           <w:p>
             <w:r>
@@ -1669,7 +1672,7 @@
       <w:tr>
         <w:tc>
           <w:tcPr>
-            <w:tcW w:type="dxa" w:w="3024"/>
+            <w:tcW w:type="dxa" w:w="796"/>
           </w:tcPr>
           <w:p>
             <w:r>
@@ -1683,7 +1686,7 @@
         </w:tc>
         <w:tc>
           <w:tcPr>
-            <w:tcW w:type="dxa" w:w="3024"/>
+            <w:tcW w:type="dxa" w:w="6525"/>
           </w:tcPr>
           <w:p>
             <w:r>
@@ -1697,7 +1700,7 @@
         </w:tc>
         <w:tc>
           <w:tcPr>
-            <w:tcW w:type="dxa" w:w="3024"/>
+            <w:tcW w:type="dxa" w:w="1751"/>
           </w:tcPr>
           <w:p>
             <w:r>
@@ -1774,6 +1777,7 @@
         <w:tblStyle w:val="TableGrid"/>
         <w:tblW w:type="auto" w:w="0"/>
         <w:jc w:val="center"/>
+        <w:tblLayout w:type="fixed"/>
         <w:tblLook w:firstColumn="1" w:firstRow="1" w:lastColumn="0" w:lastRow="0" w:noHBand="0" w:noVBand="1" w:val="04A0"/>
       </w:tblPr>
       <w:tblGrid>
@@ -1783,7 +1787,7 @@
       <w:tr>
         <w:tc>
           <w:tcPr>
-            <w:tcW w:type="dxa" w:w="4536"/>
+            <w:tcW w:type="dxa" w:w="856"/>
           </w:tcPr>
           <w:p>
             <w:r>
@@ -1798,7 +1802,7 @@
         </w:tc>
         <w:tc>
           <w:tcPr>
-            <w:tcW w:type="dxa" w:w="4536"/>
+            <w:tcW w:type="dxa" w:w="8215"/>
           </w:tcPr>
           <w:p>
             <w:r>
@@ -1815,7 +1819,7 @@
       <w:tr>
         <w:tc>
           <w:tcPr>
-            <w:tcW w:type="dxa" w:w="4536"/>
+            <w:tcW w:type="dxa" w:w="856"/>
           </w:tcPr>
           <w:p>
             <w:r>
@@ -1829,7 +1833,7 @@
         </w:tc>
         <w:tc>
           <w:tcPr>
-            <w:tcW w:type="dxa" w:w="4536"/>
+            <w:tcW w:type="dxa" w:w="8215"/>
           </w:tcPr>
           <w:p>
             <w:r>
@@ -1845,7 +1849,7 @@
       <w:tr>
         <w:tc>
           <w:tcPr>
-            <w:tcW w:type="dxa" w:w="4536"/>
+            <w:tcW w:type="dxa" w:w="856"/>
           </w:tcPr>
           <w:p>
             <w:r>
@@ -1859,7 +1863,7 @@
         </w:tc>
         <w:tc>
           <w:tcPr>
-            <w:tcW w:type="dxa" w:w="4536"/>
+            <w:tcW w:type="dxa" w:w="8215"/>
           </w:tcPr>
           <w:p>
             <w:r>
@@ -1875,7 +1879,7 @@
       <w:tr>
         <w:tc>
           <w:tcPr>
-            <w:tcW w:type="dxa" w:w="4536"/>
+            <w:tcW w:type="dxa" w:w="856"/>
           </w:tcPr>
           <w:p>
             <w:r>
@@ -1889,7 +1893,7 @@
         </w:tc>
         <w:tc>
           <w:tcPr>
-            <w:tcW w:type="dxa" w:w="4536"/>
+            <w:tcW w:type="dxa" w:w="8215"/>
           </w:tcPr>
           <w:p>
             <w:r>
@@ -1905,7 +1909,7 @@
       <w:tr>
         <w:tc>
           <w:tcPr>
-            <w:tcW w:type="dxa" w:w="4536"/>
+            <w:tcW w:type="dxa" w:w="856"/>
           </w:tcPr>
           <w:p>
             <w:r>
@@ -1919,7 +1923,7 @@
         </w:tc>
         <w:tc>
           <w:tcPr>
-            <w:tcW w:type="dxa" w:w="4536"/>
+            <w:tcW w:type="dxa" w:w="8215"/>
           </w:tcPr>
           <w:p>
             <w:r>
@@ -1996,6 +2000,7 @@
         <w:tblStyle w:val="TableGrid"/>
         <w:tblW w:type="auto" w:w="0"/>
         <w:jc w:val="center"/>
+        <w:tblLayout w:type="fixed"/>
         <w:tblLook w:firstColumn="1" w:firstRow="1" w:lastColumn="0" w:lastRow="0" w:noHBand="0" w:noVBand="1" w:val="04A0"/>
       </w:tblPr>
       <w:tblGrid>
@@ -2005,7 +2010,7 @@
       <w:tr>
         <w:tc>
           <w:tcPr>
-            <w:tcW w:type="dxa" w:w="4536"/>
+            <w:tcW w:type="dxa" w:w="711"/>
           </w:tcPr>
           <w:p>
             <w:r>
@@ -2020,7 +2025,7 @@
         </w:tc>
         <w:tc>
           <w:tcPr>
-            <w:tcW w:type="dxa" w:w="4536"/>
+            <w:tcW w:type="dxa" w:w="8359"/>
           </w:tcPr>
           <w:p>
             <w:r>
@@ -2037,7 +2042,7 @@
       <w:tr>
         <w:tc>
           <w:tcPr>
-            <w:tcW w:type="dxa" w:w="4536"/>
+            <w:tcW w:type="dxa" w:w="711"/>
           </w:tcPr>
           <w:p>
             <w:r>
@@ -2051,7 +2056,7 @@
         </w:tc>
         <w:tc>
           <w:tcPr>
-            <w:tcW w:type="dxa" w:w="4536"/>
+            <w:tcW w:type="dxa" w:w="8359"/>
           </w:tcPr>
           <w:p>
             <w:r>
@@ -2067,7 +2072,7 @@
       <w:tr>
         <w:tc>
           <w:tcPr>
-            <w:tcW w:type="dxa" w:w="4536"/>
+            <w:tcW w:type="dxa" w:w="711"/>
           </w:tcPr>
           <w:p>
             <w:r>
@@ -2081,7 +2086,7 @@
         </w:tc>
         <w:tc>
           <w:tcPr>
-            <w:tcW w:type="dxa" w:w="4536"/>
+            <w:tcW w:type="dxa" w:w="8359"/>
           </w:tcPr>
           <w:p>
             <w:r>
@@ -2097,7 +2102,7 @@
       <w:tr>
         <w:tc>
           <w:tcPr>
-            <w:tcW w:type="dxa" w:w="4536"/>
+            <w:tcW w:type="dxa" w:w="711"/>
           </w:tcPr>
           <w:p>
             <w:r>
@@ -2111,7 +2116,7 @@
         </w:tc>
         <w:tc>
           <w:tcPr>
-            <w:tcW w:type="dxa" w:w="4536"/>
+            <w:tcW w:type="dxa" w:w="8359"/>
           </w:tcPr>
           <w:p>
             <w:r>
@@ -2127,7 +2132,7 @@
       <w:tr>
         <w:tc>
           <w:tcPr>
-            <w:tcW w:type="dxa" w:w="4536"/>
+            <w:tcW w:type="dxa" w:w="711"/>
           </w:tcPr>
           <w:p>
             <w:r>
@@ -2141,7 +2146,7 @@
         </w:tc>
         <w:tc>
           <w:tcPr>
-            <w:tcW w:type="dxa" w:w="4536"/>
+            <w:tcW w:type="dxa" w:w="8359"/>
           </w:tcPr>
           <w:p>
             <w:r>
@@ -2452,6 +2457,7 @@
         <w:tblStyle w:val="TableGrid"/>
         <w:tblW w:type="auto" w:w="0"/>
         <w:jc w:val="center"/>
+        <w:tblLayout w:type="fixed"/>
         <w:tblLook w:firstColumn="1" w:firstRow="1" w:lastColumn="0" w:lastRow="0" w:noHBand="0" w:noVBand="1" w:val="04A0"/>
       </w:tblPr>
       <w:tblGrid>
@@ -2463,7 +2469,7 @@
       <w:tr>
         <w:tc>
           <w:tcPr>
-            <w:tcW w:type="dxa" w:w="2268"/>
+            <w:tcW w:type="dxa" w:w="981"/>
           </w:tcPr>
           <w:p>
             <w:r>
@@ -2478,7 +2484,7 @@
         </w:tc>
         <w:tc>
           <w:tcPr>
-            <w:tcW w:type="dxa" w:w="2268"/>
+            <w:tcW w:type="dxa" w:w="1961"/>
           </w:tcPr>
           <w:p>
             <w:r>
@@ -2493,7 +2499,7 @@
         </w:tc>
         <w:tc>
           <w:tcPr>
-            <w:tcW w:type="dxa" w:w="2268"/>
+            <w:tcW w:type="dxa" w:w="1226"/>
           </w:tcPr>
           <w:p>
             <w:r>
@@ -2508,7 +2514,7 @@
         </w:tc>
         <w:tc>
           <w:tcPr>
-            <w:tcW w:type="dxa" w:w="2268"/>
+            <w:tcW w:type="dxa" w:w="4903"/>
           </w:tcPr>
           <w:p>
             <w:r>
@@ -2525,7 +2531,7 @@
       <w:tr>
         <w:tc>
           <w:tcPr>
-            <w:tcW w:type="dxa" w:w="2268"/>
+            <w:tcW w:type="dxa" w:w="981"/>
           </w:tcPr>
           <w:p>
             <w:r>
@@ -2539,7 +2545,7 @@
         </w:tc>
         <w:tc>
           <w:tcPr>
-            <w:tcW w:type="dxa" w:w="2268"/>
+            <w:tcW w:type="dxa" w:w="1961"/>
           </w:tcPr>
           <w:p>
             <w:r>
@@ -2553,7 +2559,7 @@
         </w:tc>
         <w:tc>
           <w:tcPr>
-            <w:tcW w:type="dxa" w:w="2268"/>
+            <w:tcW w:type="dxa" w:w="1226"/>
           </w:tcPr>
           <w:p>
             <w:r>
@@ -2567,7 +2573,7 @@
         </w:tc>
         <w:tc>
           <w:tcPr>
-            <w:tcW w:type="dxa" w:w="2268"/>
+            <w:tcW w:type="dxa" w:w="4903"/>
           </w:tcPr>
           <w:p>
             <w:r>
@@ -2583,7 +2589,7 @@
       <w:tr>
         <w:tc>
           <w:tcPr>
-            <w:tcW w:type="dxa" w:w="2268"/>
+            <w:tcW w:type="dxa" w:w="981"/>
           </w:tcPr>
           <w:p>
             <w:r>
@@ -2597,7 +2603,7 @@
         </w:tc>
         <w:tc>
           <w:tcPr>
-            <w:tcW w:type="dxa" w:w="2268"/>
+            <w:tcW w:type="dxa" w:w="1961"/>
           </w:tcPr>
           <w:p>
             <w:r>
@@ -2611,7 +2617,7 @@
         </w:tc>
         <w:tc>
           <w:tcPr>
-            <w:tcW w:type="dxa" w:w="2268"/>
+            <w:tcW w:type="dxa" w:w="1226"/>
           </w:tcPr>
           <w:p>
             <w:r>
@@ -2625,7 +2631,7 @@
         </w:tc>
         <w:tc>
           <w:tcPr>
-            <w:tcW w:type="dxa" w:w="2268"/>
+            <w:tcW w:type="dxa" w:w="4903"/>
           </w:tcPr>
           <w:p>
             <w:r>
@@ -2641,7 +2647,7 @@
       <w:tr>
         <w:tc>
           <w:tcPr>
-            <w:tcW w:type="dxa" w:w="2268"/>
+            <w:tcW w:type="dxa" w:w="981"/>
           </w:tcPr>
           <w:p>
             <w:r>
@@ -2655,7 +2661,7 @@
         </w:tc>
         <w:tc>
           <w:tcPr>
-            <w:tcW w:type="dxa" w:w="2268"/>
+            <w:tcW w:type="dxa" w:w="1961"/>
           </w:tcPr>
           <w:p>
             <w:r>
@@ -2669,7 +2675,7 @@
         </w:tc>
         <w:tc>
           <w:tcPr>
-            <w:tcW w:type="dxa" w:w="2268"/>
+            <w:tcW w:type="dxa" w:w="1226"/>
           </w:tcPr>
           <w:p>
             <w:r>
@@ -2683,7 +2689,7 @@
         </w:tc>
         <w:tc>
           <w:tcPr>
-            <w:tcW w:type="dxa" w:w="2268"/>
+            <w:tcW w:type="dxa" w:w="4903"/>
           </w:tcPr>
           <w:p>
             <w:r>
@@ -2699,7 +2705,7 @@
       <w:tr>
         <w:tc>
           <w:tcPr>
-            <w:tcW w:type="dxa" w:w="2268"/>
+            <w:tcW w:type="dxa" w:w="981"/>
           </w:tcPr>
           <w:p>
             <w:r>
@@ -2713,7 +2719,7 @@
         </w:tc>
         <w:tc>
           <w:tcPr>
-            <w:tcW w:type="dxa" w:w="2268"/>
+            <w:tcW w:type="dxa" w:w="1961"/>
           </w:tcPr>
           <w:p>
             <w:r>
@@ -2727,7 +2733,7 @@
         </w:tc>
         <w:tc>
           <w:tcPr>
-            <w:tcW w:type="dxa" w:w="2268"/>
+            <w:tcW w:type="dxa" w:w="1226"/>
           </w:tcPr>
           <w:p>
             <w:r>
@@ -2741,7 +2747,7 @@
         </w:tc>
         <w:tc>
           <w:tcPr>
-            <w:tcW w:type="dxa" w:w="2268"/>
+            <w:tcW w:type="dxa" w:w="4903"/>
           </w:tcPr>
           <w:p>
             <w:r>
@@ -2757,7 +2763,7 @@
       <w:tr>
         <w:tc>
           <w:tcPr>
-            <w:tcW w:type="dxa" w:w="2268"/>
+            <w:tcW w:type="dxa" w:w="981"/>
           </w:tcPr>
           <w:p>
             <w:r>
@@ -2771,7 +2777,7 @@
         </w:tc>
         <w:tc>
           <w:tcPr>
-            <w:tcW w:type="dxa" w:w="2268"/>
+            <w:tcW w:type="dxa" w:w="1961"/>
           </w:tcPr>
           <w:p>
             <w:r>
@@ -2785,7 +2791,7 @@
         </w:tc>
         <w:tc>
           <w:tcPr>
-            <w:tcW w:type="dxa" w:w="2268"/>
+            <w:tcW w:type="dxa" w:w="1226"/>
           </w:tcPr>
           <w:p>
             <w:r>
@@ -2799,7 +2805,7 @@
         </w:tc>
         <w:tc>
           <w:tcPr>
-            <w:tcW w:type="dxa" w:w="2268"/>
+            <w:tcW w:type="dxa" w:w="4903"/>
           </w:tcPr>
           <w:p>
             <w:r>
@@ -2815,7 +2821,7 @@
       <w:tr>
         <w:tc>
           <w:tcPr>
-            <w:tcW w:type="dxa" w:w="2268"/>
+            <w:tcW w:type="dxa" w:w="981"/>
           </w:tcPr>
           <w:p>
             <w:r>
@@ -2829,7 +2835,7 @@
         </w:tc>
         <w:tc>
           <w:tcPr>
-            <w:tcW w:type="dxa" w:w="2268"/>
+            <w:tcW w:type="dxa" w:w="1961"/>
           </w:tcPr>
           <w:p>
             <w:r>
@@ -2843,7 +2849,7 @@
         </w:tc>
         <w:tc>
           <w:tcPr>
-            <w:tcW w:type="dxa" w:w="2268"/>
+            <w:tcW w:type="dxa" w:w="1226"/>
           </w:tcPr>
           <w:p>
             <w:r>
@@ -2857,7 +2863,7 @@
         </w:tc>
         <w:tc>
           <w:tcPr>
-            <w:tcW w:type="dxa" w:w="2268"/>
+            <w:tcW w:type="dxa" w:w="4903"/>
           </w:tcPr>
           <w:p>
             <w:r>
@@ -2873,7 +2879,7 @@
       <w:tr>
         <w:tc>
           <w:tcPr>
-            <w:tcW w:type="dxa" w:w="2268"/>
+            <w:tcW w:type="dxa" w:w="981"/>
           </w:tcPr>
           <w:p>
             <w:r>
@@ -2887,7 +2893,7 @@
         </w:tc>
         <w:tc>
           <w:tcPr>
-            <w:tcW w:type="dxa" w:w="2268"/>
+            <w:tcW w:type="dxa" w:w="1961"/>
           </w:tcPr>
           <w:p>
             <w:r>
@@ -2901,7 +2907,7 @@
         </w:tc>
         <w:tc>
           <w:tcPr>
-            <w:tcW w:type="dxa" w:w="2268"/>
+            <w:tcW w:type="dxa" w:w="1226"/>
           </w:tcPr>
           <w:p>
             <w:r>
@@ -2915,7 +2921,7 @@
         </w:tc>
         <w:tc>
           <w:tcPr>
-            <w:tcW w:type="dxa" w:w="2268"/>
+            <w:tcW w:type="dxa" w:w="4903"/>
           </w:tcPr>
           <w:p>
             <w:r>
@@ -2931,7 +2937,7 @@
       <w:tr>
         <w:tc>
           <w:tcPr>
-            <w:tcW w:type="dxa" w:w="2268"/>
+            <w:tcW w:type="dxa" w:w="981"/>
           </w:tcPr>
           <w:p>
             <w:r>
@@ -2945,7 +2951,7 @@
         </w:tc>
         <w:tc>
           <w:tcPr>
-            <w:tcW w:type="dxa" w:w="2268"/>
+            <w:tcW w:type="dxa" w:w="1961"/>
           </w:tcPr>
           <w:p>
             <w:r>
@@ -2959,7 +2965,7 @@
         </w:tc>
         <w:tc>
           <w:tcPr>
-            <w:tcW w:type="dxa" w:w="2268"/>
+            <w:tcW w:type="dxa" w:w="1226"/>
           </w:tcPr>
           <w:p>
             <w:r>
@@ -2973,7 +2979,7 @@
         </w:tc>
         <w:tc>
           <w:tcPr>
-            <w:tcW w:type="dxa" w:w="2268"/>
+            <w:tcW w:type="dxa" w:w="4903"/>
           </w:tcPr>
           <w:p>
             <w:r>
@@ -2989,7 +2995,7 @@
       <w:tr>
         <w:tc>
           <w:tcPr>
-            <w:tcW w:type="dxa" w:w="2268"/>
+            <w:tcW w:type="dxa" w:w="981"/>
           </w:tcPr>
           <w:p>
             <w:r>
@@ -3003,7 +3009,7 @@
         </w:tc>
         <w:tc>
           <w:tcPr>
-            <w:tcW w:type="dxa" w:w="2268"/>
+            <w:tcW w:type="dxa" w:w="1961"/>
           </w:tcPr>
           <w:p>
             <w:r>
@@ -3017,7 +3023,7 @@
         </w:tc>
         <w:tc>
           <w:tcPr>
-            <w:tcW w:type="dxa" w:w="2268"/>
+            <w:tcW w:type="dxa" w:w="1226"/>
           </w:tcPr>
           <w:p>
             <w:r>
@@ -3031,7 +3037,7 @@
         </w:tc>
         <w:tc>
           <w:tcPr>
-            <w:tcW w:type="dxa" w:w="2268"/>
+            <w:tcW w:type="dxa" w:w="4903"/>
           </w:tcPr>
           <w:p>
             <w:r>
@@ -3047,7 +3053,7 @@
       <w:tr>
         <w:tc>
           <w:tcPr>
-            <w:tcW w:type="dxa" w:w="2268"/>
+            <w:tcW w:type="dxa" w:w="981"/>
           </w:tcPr>
           <w:p>
             <w:r>
@@ -3061,7 +3067,7 @@
         </w:tc>
         <w:tc>
           <w:tcPr>
-            <w:tcW w:type="dxa" w:w="2268"/>
+            <w:tcW w:type="dxa" w:w="1961"/>
           </w:tcPr>
           <w:p>
             <w:r>
@@ -3075,7 +3081,7 @@
         </w:tc>
         <w:tc>
           <w:tcPr>
-            <w:tcW w:type="dxa" w:w="2268"/>
+            <w:tcW w:type="dxa" w:w="1226"/>
           </w:tcPr>
           <w:p>
             <w:r>
@@ -3089,7 +3095,7 @@
         </w:tc>
         <w:tc>
           <w:tcPr>
-            <w:tcW w:type="dxa" w:w="2268"/>
+            <w:tcW w:type="dxa" w:w="4903"/>
           </w:tcPr>
           <w:p>
             <w:r>
@@ -3105,7 +3111,7 @@
       <w:tr>
         <w:tc>
           <w:tcPr>
-            <w:tcW w:type="dxa" w:w="2268"/>
+            <w:tcW w:type="dxa" w:w="981"/>
           </w:tcPr>
           <w:p>
             <w:r>
@@ -3119,7 +3125,7 @@
         </w:tc>
         <w:tc>
           <w:tcPr>
-            <w:tcW w:type="dxa" w:w="2268"/>
+            <w:tcW w:type="dxa" w:w="1961"/>
           </w:tcPr>
           <w:p>
             <w:r>
@@ -3133,7 +3139,7 @@
         </w:tc>
         <w:tc>
           <w:tcPr>
-            <w:tcW w:type="dxa" w:w="2268"/>
+            <w:tcW w:type="dxa" w:w="1226"/>
           </w:tcPr>
           <w:p>
             <w:r>
@@ -3147,7 +3153,7 @@
         </w:tc>
         <w:tc>
           <w:tcPr>
-            <w:tcW w:type="dxa" w:w="2268"/>
+            <w:tcW w:type="dxa" w:w="4903"/>
           </w:tcPr>
           <w:p>
             <w:r>
@@ -3163,7 +3169,7 @@
       <w:tr>
         <w:tc>
           <w:tcPr>
-            <w:tcW w:type="dxa" w:w="2268"/>
+            <w:tcW w:type="dxa" w:w="981"/>
           </w:tcPr>
           <w:p>
             <w:r>
@@ -3177,7 +3183,7 @@
         </w:tc>
         <w:tc>
           <w:tcPr>
-            <w:tcW w:type="dxa" w:w="2268"/>
+            <w:tcW w:type="dxa" w:w="1961"/>
           </w:tcPr>
           <w:p>
             <w:r>
@@ -3191,7 +3197,7 @@
         </w:tc>
         <w:tc>
           <w:tcPr>
-            <w:tcW w:type="dxa" w:w="2268"/>
+            <w:tcW w:type="dxa" w:w="1226"/>
           </w:tcPr>
           <w:p>
             <w:r>
@@ -3205,7 +3211,7 @@
         </w:tc>
         <w:tc>
           <w:tcPr>
-            <w:tcW w:type="dxa" w:w="2268"/>
+            <w:tcW w:type="dxa" w:w="4903"/>
           </w:tcPr>
           <w:p>
             <w:r>
@@ -3221,7 +3227,7 @@
       <w:tr>
         <w:tc>
           <w:tcPr>
-            <w:tcW w:type="dxa" w:w="2268"/>
+            <w:tcW w:type="dxa" w:w="981"/>
           </w:tcPr>
           <w:p>
             <w:r>
@@ -3235,7 +3241,7 @@
         </w:tc>
         <w:tc>
           <w:tcPr>
-            <w:tcW w:type="dxa" w:w="2268"/>
+            <w:tcW w:type="dxa" w:w="1961"/>
           </w:tcPr>
           <w:p>
             <w:r>
@@ -3249,7 +3255,7 @@
         </w:tc>
         <w:tc>
           <w:tcPr>
-            <w:tcW w:type="dxa" w:w="2268"/>
+            <w:tcW w:type="dxa" w:w="1226"/>
           </w:tcPr>
           <w:p>
             <w:r>
@@ -3263,7 +3269,7 @@
         </w:tc>
         <w:tc>
           <w:tcPr>
-            <w:tcW w:type="dxa" w:w="2268"/>
+            <w:tcW w:type="dxa" w:w="4903"/>
           </w:tcPr>
           <w:p>
             <w:r>
@@ -3279,7 +3285,7 @@
       <w:tr>
         <w:tc>
           <w:tcPr>
-            <w:tcW w:type="dxa" w:w="2268"/>
+            <w:tcW w:type="dxa" w:w="981"/>
           </w:tcPr>
           <w:p>
             <w:r>
@@ -3293,7 +3299,7 @@
         </w:tc>
         <w:tc>
           <w:tcPr>
-            <w:tcW w:type="dxa" w:w="2268"/>
+            <w:tcW w:type="dxa" w:w="1961"/>
           </w:tcPr>
           <w:p>
             <w:r>
@@ -3307,7 +3313,7 @@
         </w:tc>
         <w:tc>
           <w:tcPr>
-            <w:tcW w:type="dxa" w:w="2268"/>
+            <w:tcW w:type="dxa" w:w="1226"/>
           </w:tcPr>
           <w:p>
             <w:r>
@@ -3321,7 +3327,7 @@
         </w:tc>
         <w:tc>
           <w:tcPr>
-            <w:tcW w:type="dxa" w:w="2268"/>
+            <w:tcW w:type="dxa" w:w="4903"/>
           </w:tcPr>
           <w:p>
             <w:r>
@@ -3337,7 +3343,7 @@
       <w:tr>
         <w:tc>
           <w:tcPr>
-            <w:tcW w:type="dxa" w:w="2268"/>
+            <w:tcW w:type="dxa" w:w="981"/>
           </w:tcPr>
           <w:p>
             <w:r>
@@ -3351,7 +3357,7 @@
         </w:tc>
         <w:tc>
           <w:tcPr>
-            <w:tcW w:type="dxa" w:w="2268"/>
+            <w:tcW w:type="dxa" w:w="1961"/>
           </w:tcPr>
           <w:p>
             <w:r>
@@ -3365,7 +3371,7 @@
         </w:tc>
         <w:tc>
           <w:tcPr>
-            <w:tcW w:type="dxa" w:w="2268"/>
+            <w:tcW w:type="dxa" w:w="1226"/>
           </w:tcPr>
           <w:p>
             <w:r>
@@ -3379,7 +3385,7 @@
         </w:tc>
         <w:tc>
           <w:tcPr>
-            <w:tcW w:type="dxa" w:w="2268"/>
+            <w:tcW w:type="dxa" w:w="4903"/>
           </w:tcPr>
           <w:p>
             <w:r>
@@ -3395,7 +3401,7 @@
       <w:tr>
         <w:tc>
           <w:tcPr>
-            <w:tcW w:type="dxa" w:w="2268"/>
+            <w:tcW w:type="dxa" w:w="981"/>
           </w:tcPr>
           <w:p>
             <w:r>
@@ -3409,7 +3415,7 @@
         </w:tc>
         <w:tc>
           <w:tcPr>
-            <w:tcW w:type="dxa" w:w="2268"/>
+            <w:tcW w:type="dxa" w:w="1961"/>
           </w:tcPr>
           <w:p>
             <w:r>
@@ -3423,7 +3429,7 @@
         </w:tc>
         <w:tc>
           <w:tcPr>
-            <w:tcW w:type="dxa" w:w="2268"/>
+            <w:tcW w:type="dxa" w:w="1226"/>
           </w:tcPr>
           <w:p>
             <w:r>
@@ -3437,7 +3443,7 @@
         </w:tc>
         <w:tc>
           <w:tcPr>
-            <w:tcW w:type="dxa" w:w="2268"/>
+            <w:tcW w:type="dxa" w:w="4903"/>
           </w:tcPr>
           <w:p>
             <w:r>
@@ -3499,6 +3505,7 @@
         <w:tblStyle w:val="TableGrid"/>
         <w:tblW w:type="auto" w:w="0"/>
         <w:jc w:val="center"/>
+        <w:tblLayout w:type="fixed"/>
         <w:tblLook w:firstColumn="1" w:firstRow="1" w:lastColumn="0" w:lastRow="0" w:noHBand="0" w:noVBand="1" w:val="04A0"/>
       </w:tblPr>
       <w:tblGrid>
@@ -3509,7 +3516,7 @@
       <w:tr>
         <w:tc>
           <w:tcPr>
-            <w:tcW w:type="dxa" w:w="3024"/>
+            <w:tcW w:type="dxa" w:w="605"/>
           </w:tcPr>
           <w:p>
             <w:r>
@@ -3524,7 +3531,7 @@
         </w:tc>
         <w:tc>
           <w:tcPr>
-            <w:tcW w:type="dxa" w:w="3024"/>
+            <w:tcW w:type="dxa" w:w="1512"/>
           </w:tcPr>
           <w:p>
             <w:r>
@@ -3539,7 +3546,7 @@
         </w:tc>
         <w:tc>
           <w:tcPr>
-            <w:tcW w:type="dxa" w:w="3024"/>
+            <w:tcW w:type="dxa" w:w="6954"/>
           </w:tcPr>
           <w:p>
             <w:r>
@@ -3556,7 +3563,7 @@
       <w:tr>
         <w:tc>
           <w:tcPr>
-            <w:tcW w:type="dxa" w:w="3024"/>
+            <w:tcW w:type="dxa" w:w="605"/>
           </w:tcPr>
           <w:p>
             <w:r>
@@ -3570,7 +3577,7 @@
         </w:tc>
         <w:tc>
           <w:tcPr>
-            <w:tcW w:type="dxa" w:w="3024"/>
+            <w:tcW w:type="dxa" w:w="1512"/>
           </w:tcPr>
           <w:p>
             <w:r>
@@ -3584,7 +3591,7 @@
         </w:tc>
         <w:tc>
           <w:tcPr>
-            <w:tcW w:type="dxa" w:w="3024"/>
+            <w:tcW w:type="dxa" w:w="6954"/>
           </w:tcPr>
           <w:p>
             <w:r>
@@ -3600,7 +3607,7 @@
       <w:tr>
         <w:tc>
           <w:tcPr>
-            <w:tcW w:type="dxa" w:w="3024"/>
+            <w:tcW w:type="dxa" w:w="605"/>
           </w:tcPr>
           <w:p>
             <w:r>
@@ -3614,7 +3621,7 @@
         </w:tc>
         <w:tc>
           <w:tcPr>
-            <w:tcW w:type="dxa" w:w="3024"/>
+            <w:tcW w:type="dxa" w:w="1512"/>
           </w:tcPr>
           <w:p>
             <w:r>
@@ -3628,7 +3635,7 @@
         </w:tc>
         <w:tc>
           <w:tcPr>
-            <w:tcW w:type="dxa" w:w="3024"/>
+            <w:tcW w:type="dxa" w:w="6954"/>
           </w:tcPr>
           <w:p>
             <w:r>
@@ -3644,7 +3651,7 @@
       <w:tr>
         <w:tc>
           <w:tcPr>
-            <w:tcW w:type="dxa" w:w="3024"/>
+            <w:tcW w:type="dxa" w:w="605"/>
           </w:tcPr>
           <w:p>
             <w:r>
@@ -3658,7 +3665,7 @@
         </w:tc>
         <w:tc>
           <w:tcPr>
-            <w:tcW w:type="dxa" w:w="3024"/>
+            <w:tcW w:type="dxa" w:w="1512"/>
           </w:tcPr>
           <w:p>
             <w:r>
@@ -3672,7 +3679,7 @@
         </w:tc>
         <w:tc>
           <w:tcPr>
-            <w:tcW w:type="dxa" w:w="3024"/>
+            <w:tcW w:type="dxa" w:w="6954"/>
           </w:tcPr>
           <w:p>
             <w:r>
@@ -3688,7 +3695,7 @@
       <w:tr>
         <w:tc>
           <w:tcPr>
-            <w:tcW w:type="dxa" w:w="3024"/>
+            <w:tcW w:type="dxa" w:w="605"/>
           </w:tcPr>
           <w:p>
             <w:r>
@@ -3702,7 +3709,7 @@
         </w:tc>
         <w:tc>
           <w:tcPr>
-            <w:tcW w:type="dxa" w:w="3024"/>
+            <w:tcW w:type="dxa" w:w="1512"/>
           </w:tcPr>
           <w:p>
             <w:r>
@@ -3716,7 +3723,7 @@
         </w:tc>
         <w:tc>
           <w:tcPr>
-            <w:tcW w:type="dxa" w:w="3024"/>
+            <w:tcW w:type="dxa" w:w="6954"/>
           </w:tcPr>
           <w:p>
             <w:r>
@@ -3732,7 +3739,7 @@
       <w:tr>
         <w:tc>
           <w:tcPr>
-            <w:tcW w:type="dxa" w:w="3024"/>
+            <w:tcW w:type="dxa" w:w="605"/>
           </w:tcPr>
           <w:p>
             <w:r>
@@ -3746,7 +3753,7 @@
         </w:tc>
         <w:tc>
           <w:tcPr>
-            <w:tcW w:type="dxa" w:w="3024"/>
+            <w:tcW w:type="dxa" w:w="1512"/>
           </w:tcPr>
           <w:p>
             <w:r>
@@ -3760,7 +3767,7 @@
         </w:tc>
         <w:tc>
           <w:tcPr>
-            <w:tcW w:type="dxa" w:w="3024"/>
+            <w:tcW w:type="dxa" w:w="6954"/>
           </w:tcPr>
           <w:p>
             <w:r>
@@ -3776,7 +3783,7 @@
       <w:tr>
         <w:tc>
           <w:tcPr>
-            <w:tcW w:type="dxa" w:w="3024"/>
+            <w:tcW w:type="dxa" w:w="605"/>
           </w:tcPr>
           <w:p>
             <w:r>
@@ -3790,7 +3797,7 @@
         </w:tc>
         <w:tc>
           <w:tcPr>
-            <w:tcW w:type="dxa" w:w="3024"/>
+            <w:tcW w:type="dxa" w:w="1512"/>
           </w:tcPr>
           <w:p>
             <w:r>
@@ -3804,7 +3811,7 @@
         </w:tc>
         <w:tc>
           <w:tcPr>
-            <w:tcW w:type="dxa" w:w="3024"/>
+            <w:tcW w:type="dxa" w:w="6954"/>
           </w:tcPr>
           <w:p>
             <w:r>
@@ -3820,7 +3827,7 @@
       <w:tr>
         <w:tc>
           <w:tcPr>
-            <w:tcW w:type="dxa" w:w="3024"/>
+            <w:tcW w:type="dxa" w:w="605"/>
           </w:tcPr>
           <w:p>
             <w:r>
@@ -3834,7 +3841,7 @@
         </w:tc>
         <w:tc>
           <w:tcPr>
-            <w:tcW w:type="dxa" w:w="3024"/>
+            <w:tcW w:type="dxa" w:w="1512"/>
           </w:tcPr>
           <w:p>
             <w:r>
@@ -3848,7 +3855,7 @@
         </w:tc>
         <w:tc>
           <w:tcPr>
-            <w:tcW w:type="dxa" w:w="3024"/>
+            <w:tcW w:type="dxa" w:w="6954"/>
           </w:tcPr>
           <w:p>
             <w:r>
@@ -3864,7 +3871,7 @@
       <w:tr>
         <w:tc>
           <w:tcPr>
-            <w:tcW w:type="dxa" w:w="3024"/>
+            <w:tcW w:type="dxa" w:w="605"/>
           </w:tcPr>
           <w:p>
             <w:r>
@@ -3878,7 +3885,7 @@
         </w:tc>
         <w:tc>
           <w:tcPr>
-            <w:tcW w:type="dxa" w:w="3024"/>
+            <w:tcW w:type="dxa" w:w="1512"/>
           </w:tcPr>
           <w:p>
             <w:r>
@@ -3892,7 +3899,7 @@
         </w:tc>
         <w:tc>
           <w:tcPr>
-            <w:tcW w:type="dxa" w:w="3024"/>
+            <w:tcW w:type="dxa" w:w="6954"/>
           </w:tcPr>
           <w:p>
             <w:r>
@@ -3908,7 +3915,7 @@
       <w:tr>
         <w:tc>
           <w:tcPr>
-            <w:tcW w:type="dxa" w:w="3024"/>
+            <w:tcW w:type="dxa" w:w="605"/>
           </w:tcPr>
           <w:p>
             <w:r>
@@ -3922,7 +3929,7 @@
         </w:tc>
         <w:tc>
           <w:tcPr>
-            <w:tcW w:type="dxa" w:w="3024"/>
+            <w:tcW w:type="dxa" w:w="1512"/>
           </w:tcPr>
           <w:p>
             <w:r>
@@ -3936,7 +3943,7 @@
         </w:tc>
         <w:tc>
           <w:tcPr>
-            <w:tcW w:type="dxa" w:w="3024"/>
+            <w:tcW w:type="dxa" w:w="6954"/>
           </w:tcPr>
           <w:p>
             <w:r>
@@ -3952,7 +3959,7 @@
       <w:tr>
         <w:tc>
           <w:tcPr>
-            <w:tcW w:type="dxa" w:w="3024"/>
+            <w:tcW w:type="dxa" w:w="605"/>
           </w:tcPr>
           <w:p>
             <w:r>
@@ -3966,7 +3973,7 @@
         </w:tc>
         <w:tc>
           <w:tcPr>
-            <w:tcW w:type="dxa" w:w="3024"/>
+            <w:tcW w:type="dxa" w:w="1512"/>
           </w:tcPr>
           <w:p>
             <w:r>
@@ -3980,7 +3987,7 @@
         </w:tc>
         <w:tc>
           <w:tcPr>
-            <w:tcW w:type="dxa" w:w="3024"/>
+            <w:tcW w:type="dxa" w:w="6954"/>
           </w:tcPr>
           <w:p>
             <w:r>
@@ -4017,6 +4024,7 @@
         <w:tblStyle w:val="TableGrid"/>
         <w:tblW w:type="auto" w:w="0"/>
         <w:jc w:val="center"/>
+        <w:tblLayout w:type="fixed"/>
         <w:tblLook w:firstColumn="1" w:firstRow="1" w:lastColumn="0" w:lastRow="0" w:noHBand="0" w:noVBand="1" w:val="04A0"/>
       </w:tblPr>
       <w:tblGrid>
@@ -4026,7 +4034,7 @@
       <w:tr>
         <w:tc>
           <w:tcPr>
-            <w:tcW w:type="dxa" w:w="4536"/>
+            <w:tcW w:type="dxa" w:w="135"/>
           </w:tcPr>
           <w:p>
             <w:r>
@@ -4041,7 +4049,7 @@
         </w:tc>
         <w:tc>
           <w:tcPr>
-            <w:tcW w:type="dxa" w:w="4536"/>
+            <w:tcW w:type="dxa" w:w="8935"/>
           </w:tcPr>
           <w:p>
             <w:r>
@@ -4058,7 +4066,7 @@
       <w:tr>
         <w:tc>
           <w:tcPr>
-            <w:tcW w:type="dxa" w:w="4536"/>
+            <w:tcW w:type="dxa" w:w="135"/>
           </w:tcPr>
           <w:p>
             <w:r>
@@ -4072,7 +4080,7 @@
         </w:tc>
         <w:tc>
           <w:tcPr>
-            <w:tcW w:type="dxa" w:w="4536"/>
+            <w:tcW w:type="dxa" w:w="8935"/>
           </w:tcPr>
           <w:p>
             <w:r>
@@ -4088,7 +4096,7 @@
       <w:tr>
         <w:tc>
           <w:tcPr>
-            <w:tcW w:type="dxa" w:w="4536"/>
+            <w:tcW w:type="dxa" w:w="135"/>
           </w:tcPr>
           <w:p>
             <w:r>
@@ -4102,7 +4110,7 @@
         </w:tc>
         <w:tc>
           <w:tcPr>
-            <w:tcW w:type="dxa" w:w="4536"/>
+            <w:tcW w:type="dxa" w:w="8935"/>
           </w:tcPr>
           <w:p>
             <w:r>
@@ -4118,7 +4126,7 @@
       <w:tr>
         <w:tc>
           <w:tcPr>
-            <w:tcW w:type="dxa" w:w="4536"/>
+            <w:tcW w:type="dxa" w:w="135"/>
           </w:tcPr>
           <w:p>
             <w:r>
@@ -4132,7 +4140,7 @@
         </w:tc>
         <w:tc>
           <w:tcPr>
-            <w:tcW w:type="dxa" w:w="4536"/>
+            <w:tcW w:type="dxa" w:w="8935"/>
           </w:tcPr>
           <w:p>
             <w:r>
@@ -4161,6 +4169,7 @@
         <w:tblStyle w:val="TableGrid"/>
         <w:tblW w:type="auto" w:w="0"/>
         <w:jc w:val="center"/>
+        <w:tblLayout w:type="fixed"/>
         <w:tblLook w:firstColumn="1" w:firstRow="1" w:lastColumn="0" w:lastRow="0" w:noHBand="0" w:noVBand="1" w:val="04A0"/>
       </w:tblPr>
       <w:tblGrid>
@@ -4170,7 +4179,7 @@
       <w:tr>
         <w:tc>
           <w:tcPr>
-            <w:tcW w:type="dxa" w:w="4536"/>
+            <w:tcW w:type="dxa" w:w="336"/>
           </w:tcPr>
           <w:p>
             <w:r>
@@ -4185,7 +4194,7 @@
         </w:tc>
         <w:tc>
           <w:tcPr>
-            <w:tcW w:type="dxa" w:w="4536"/>
+            <w:tcW w:type="dxa" w:w="8735"/>
           </w:tcPr>
           <w:p>
             <w:r>
@@ -4202,7 +4211,7 @@
       <w:tr>
         <w:tc>
           <w:tcPr>
-            <w:tcW w:type="dxa" w:w="4536"/>
+            <w:tcW w:type="dxa" w:w="336"/>
           </w:tcPr>
           <w:p>
             <w:r>
@@ -4216,7 +4225,7 @@
         </w:tc>
         <w:tc>
           <w:tcPr>
-            <w:tcW w:type="dxa" w:w="4536"/>
+            <w:tcW w:type="dxa" w:w="8735"/>
           </w:tcPr>
           <w:p>
             <w:r>
@@ -4232,7 +4241,7 @@
       <w:tr>
         <w:tc>
           <w:tcPr>
-            <w:tcW w:type="dxa" w:w="4536"/>
+            <w:tcW w:type="dxa" w:w="336"/>
           </w:tcPr>
           <w:p>
             <w:r>
@@ -4246,7 +4255,7 @@
         </w:tc>
         <w:tc>
           <w:tcPr>
-            <w:tcW w:type="dxa" w:w="4536"/>
+            <w:tcW w:type="dxa" w:w="8735"/>
           </w:tcPr>
           <w:p>
             <w:r>
@@ -4262,7 +4271,7 @@
       <w:tr>
         <w:tc>
           <w:tcPr>
-            <w:tcW w:type="dxa" w:w="4536"/>
+            <w:tcW w:type="dxa" w:w="336"/>
           </w:tcPr>
           <w:p>
             <w:r>
@@ -4276,7 +4285,7 @@
         </w:tc>
         <w:tc>
           <w:tcPr>
-            <w:tcW w:type="dxa" w:w="4536"/>
+            <w:tcW w:type="dxa" w:w="8735"/>
           </w:tcPr>
           <w:p>
             <w:r>
@@ -4292,7 +4301,7 @@
       <w:tr>
         <w:tc>
           <w:tcPr>
-            <w:tcW w:type="dxa" w:w="4536"/>
+            <w:tcW w:type="dxa" w:w="336"/>
           </w:tcPr>
           <w:p>
             <w:r>
@@ -4306,7 +4315,7 @@
         </w:tc>
         <w:tc>
           <w:tcPr>
-            <w:tcW w:type="dxa" w:w="4536"/>
+            <w:tcW w:type="dxa" w:w="8735"/>
           </w:tcPr>
           <w:p>
             <w:r>
@@ -4335,6 +4344,7 @@
         <w:tblStyle w:val="TableGrid"/>
         <w:tblW w:type="auto" w:w="0"/>
         <w:jc w:val="center"/>
+        <w:tblLayout w:type="fixed"/>
         <w:tblLook w:firstColumn="1" w:firstRow="1" w:lastColumn="0" w:lastRow="0" w:noHBand="0" w:noVBand="1" w:val="04A0"/>
       </w:tblPr>
       <w:tblGrid>
@@ -4344,7 +4354,7 @@
       <w:tr>
         <w:tc>
           <w:tcPr>
-            <w:tcW w:type="dxa" w:w="4536"/>
+            <w:tcW w:type="dxa" w:w="122"/>
           </w:tcPr>
           <w:p>
             <w:r>
@@ -4359,7 +4369,7 @@
         </w:tc>
         <w:tc>
           <w:tcPr>
-            <w:tcW w:type="dxa" w:w="4536"/>
+            <w:tcW w:type="dxa" w:w="8949"/>
           </w:tcPr>
           <w:p>
             <w:r>
@@ -4376,7 +4386,7 @@
       <w:tr>
         <w:tc>
           <w:tcPr>
-            <w:tcW w:type="dxa" w:w="4536"/>
+            <w:tcW w:type="dxa" w:w="122"/>
           </w:tcPr>
           <w:p>
             <w:r>
@@ -4390,7 +4400,7 @@
         </w:tc>
         <w:tc>
           <w:tcPr>
-            <w:tcW w:type="dxa" w:w="4536"/>
+            <w:tcW w:type="dxa" w:w="8949"/>
           </w:tcPr>
           <w:p>
             <w:r>
@@ -4406,7 +4416,7 @@
       <w:tr>
         <w:tc>
           <w:tcPr>
-            <w:tcW w:type="dxa" w:w="4536"/>
+            <w:tcW w:type="dxa" w:w="122"/>
           </w:tcPr>
           <w:p>
             <w:r>
@@ -4420,7 +4430,7 @@
         </w:tc>
         <w:tc>
           <w:tcPr>
-            <w:tcW w:type="dxa" w:w="4536"/>
+            <w:tcW w:type="dxa" w:w="8949"/>
           </w:tcPr>
           <w:p>
             <w:r>
@@ -4436,7 +4446,7 @@
       <w:tr>
         <w:tc>
           <w:tcPr>
-            <w:tcW w:type="dxa" w:w="4536"/>
+            <w:tcW w:type="dxa" w:w="122"/>
           </w:tcPr>
           <w:p>
             <w:r>
@@ -4450,7 +4460,7 @@
         </w:tc>
         <w:tc>
           <w:tcPr>
-            <w:tcW w:type="dxa" w:w="4536"/>
+            <w:tcW w:type="dxa" w:w="8949"/>
           </w:tcPr>
           <w:p>
             <w:r>
@@ -4479,6 +4489,7 @@
         <w:tblStyle w:val="TableGrid"/>
         <w:tblW w:type="auto" w:w="0"/>
         <w:jc w:val="center"/>
+        <w:tblLayout w:type="fixed"/>
         <w:tblLook w:firstColumn="1" w:firstRow="1" w:lastColumn="0" w:lastRow="0" w:noHBand="0" w:noVBand="1" w:val="04A0"/>
       </w:tblPr>
       <w:tblGrid>
@@ -4488,7 +4499,7 @@
       <w:tr>
         <w:tc>
           <w:tcPr>
-            <w:tcW w:type="dxa" w:w="4536"/>
+            <w:tcW w:type="dxa" w:w="550"/>
           </w:tcPr>
           <w:p>
             <w:r>
@@ -4503,7 +4514,7 @@
         </w:tc>
         <w:tc>
           <w:tcPr>
-            <w:tcW w:type="dxa" w:w="4536"/>
+            <w:tcW w:type="dxa" w:w="8521"/>
           </w:tcPr>
           <w:p>
             <w:r>
@@ -4520,7 +4531,7 @@
       <w:tr>
         <w:tc>
           <w:tcPr>
-            <w:tcW w:type="dxa" w:w="4536"/>
+            <w:tcW w:type="dxa" w:w="550"/>
           </w:tcPr>
           <w:p>
             <w:r>
@@ -4534,7 +4545,7 @@
         </w:tc>
         <w:tc>
           <w:tcPr>
-            <w:tcW w:type="dxa" w:w="4536"/>
+            <w:tcW w:type="dxa" w:w="8521"/>
           </w:tcPr>
           <w:p>
             <w:r>
@@ -4550,7 +4561,7 @@
       <w:tr>
         <w:tc>
           <w:tcPr>
-            <w:tcW w:type="dxa" w:w="4536"/>
+            <w:tcW w:type="dxa" w:w="550"/>
           </w:tcPr>
           <w:p>
             <w:r>
@@ -4564,7 +4575,7 @@
         </w:tc>
         <w:tc>
           <w:tcPr>
-            <w:tcW w:type="dxa" w:w="4536"/>
+            <w:tcW w:type="dxa" w:w="8521"/>
           </w:tcPr>
           <w:p>
             <w:r>
@@ -4580,7 +4591,7 @@
       <w:tr>
         <w:tc>
           <w:tcPr>
-            <w:tcW w:type="dxa" w:w="4536"/>
+            <w:tcW w:type="dxa" w:w="550"/>
           </w:tcPr>
           <w:p>
             <w:r>
@@ -4594,7 +4605,7 @@
         </w:tc>
         <w:tc>
           <w:tcPr>
-            <w:tcW w:type="dxa" w:w="4536"/>
+            <w:tcW w:type="dxa" w:w="8521"/>
           </w:tcPr>
           <w:p>
             <w:r>
@@ -4623,6 +4634,7 @@
         <w:tblStyle w:val="TableGrid"/>
         <w:tblW w:type="auto" w:w="0"/>
         <w:jc w:val="center"/>
+        <w:tblLayout w:type="fixed"/>
         <w:tblLook w:firstColumn="1" w:firstRow="1" w:lastColumn="0" w:lastRow="0" w:noHBand="0" w:noVBand="1" w:val="04A0"/>
       </w:tblPr>
       <w:tblGrid>
@@ -4632,7 +4644,7 @@
       <w:tr>
         <w:tc>
           <w:tcPr>
-            <w:tcW w:type="dxa" w:w="4536"/>
+            <w:tcW w:type="dxa" w:w="151"/>
           </w:tcPr>
           <w:p>
             <w:r>
@@ -4647,7 +4659,7 @@
         </w:tc>
         <w:tc>
           <w:tcPr>
-            <w:tcW w:type="dxa" w:w="4536"/>
+            <w:tcW w:type="dxa" w:w="8920"/>
           </w:tcPr>
           <w:p>
             <w:r>
@@ -4664,7 +4676,7 @@
       <w:tr>
         <w:tc>
           <w:tcPr>
-            <w:tcW w:type="dxa" w:w="4536"/>
+            <w:tcW w:type="dxa" w:w="151"/>
           </w:tcPr>
           <w:p>
             <w:r>
@@ -4678,7 +4690,7 @@
         </w:tc>
         <w:tc>
           <w:tcPr>
-            <w:tcW w:type="dxa" w:w="4536"/>
+            <w:tcW w:type="dxa" w:w="8920"/>
           </w:tcPr>
           <w:p>
             <w:r>
@@ -4694,7 +4706,7 @@
       <w:tr>
         <w:tc>
           <w:tcPr>
-            <w:tcW w:type="dxa" w:w="4536"/>
+            <w:tcW w:type="dxa" w:w="151"/>
           </w:tcPr>
           <w:p>
             <w:r>
@@ -4708,7 +4720,7 @@
         </w:tc>
         <w:tc>
           <w:tcPr>
-            <w:tcW w:type="dxa" w:w="4536"/>
+            <w:tcW w:type="dxa" w:w="8920"/>
           </w:tcPr>
           <w:p>
             <w:r>
@@ -4724,7 +4736,7 @@
       <w:tr>
         <w:tc>
           <w:tcPr>
-            <w:tcW w:type="dxa" w:w="4536"/>
+            <w:tcW w:type="dxa" w:w="151"/>
           </w:tcPr>
           <w:p>
             <w:r>
@@ -4738,7 +4750,7 @@
         </w:tc>
         <w:tc>
           <w:tcPr>
-            <w:tcW w:type="dxa" w:w="4536"/>
+            <w:tcW w:type="dxa" w:w="8920"/>
           </w:tcPr>
           <w:p>
             <w:r>
@@ -4754,7 +4766,7 @@
       <w:tr>
         <w:tc>
           <w:tcPr>
-            <w:tcW w:type="dxa" w:w="4536"/>
+            <w:tcW w:type="dxa" w:w="151"/>
           </w:tcPr>
           <w:p>
             <w:r>
@@ -4768,7 +4780,7 @@
         </w:tc>
         <w:tc>
           <w:tcPr>
-            <w:tcW w:type="dxa" w:w="4536"/>
+            <w:tcW w:type="dxa" w:w="8920"/>
           </w:tcPr>
           <w:p>
             <w:r>
@@ -4797,6 +4809,7 @@
         <w:tblStyle w:val="TableGrid"/>
         <w:tblW w:type="auto" w:w="0"/>
         <w:jc w:val="center"/>
+        <w:tblLayout w:type="fixed"/>
         <w:tblLook w:firstColumn="1" w:firstRow="1" w:lastColumn="0" w:lastRow="0" w:noHBand="0" w:noVBand="1" w:val="04A0"/>
       </w:tblPr>
       <w:tblGrid>
@@ -4806,7 +4819,7 @@
       <w:tr>
         <w:tc>
           <w:tcPr>
-            <w:tcW w:type="dxa" w:w="4536"/>
+            <w:tcW w:type="dxa" w:w="955"/>
           </w:tcPr>
           <w:p>
             <w:r>
@@ -4821,7 +4834,7 @@
         </w:tc>
         <w:tc>
           <w:tcPr>
-            <w:tcW w:type="dxa" w:w="4536"/>
+            <w:tcW w:type="dxa" w:w="8116"/>
           </w:tcPr>
           <w:p>
             <w:r>
@@ -4838,7 +4851,7 @@
       <w:tr>
         <w:tc>
           <w:tcPr>
-            <w:tcW w:type="dxa" w:w="4536"/>
+            <w:tcW w:type="dxa" w:w="955"/>
           </w:tcPr>
           <w:p>
             <w:r>
@@ -4852,7 +4865,7 @@
         </w:tc>
         <w:tc>
           <w:tcPr>
-            <w:tcW w:type="dxa" w:w="4536"/>
+            <w:tcW w:type="dxa" w:w="8116"/>
           </w:tcPr>
           <w:p>
             <w:r>
@@ -4868,7 +4881,7 @@
       <w:tr>
         <w:tc>
           <w:tcPr>
-            <w:tcW w:type="dxa" w:w="4536"/>
+            <w:tcW w:type="dxa" w:w="955"/>
           </w:tcPr>
           <w:p>
             <w:r>
@@ -4882,7 +4895,7 @@
         </w:tc>
         <w:tc>
           <w:tcPr>
-            <w:tcW w:type="dxa" w:w="4536"/>
+            <w:tcW w:type="dxa" w:w="8116"/>
           </w:tcPr>
           <w:p>
             <w:r>
@@ -4898,7 +4911,7 @@
       <w:tr>
         <w:tc>
           <w:tcPr>
-            <w:tcW w:type="dxa" w:w="4536"/>
+            <w:tcW w:type="dxa" w:w="955"/>
           </w:tcPr>
           <w:p>
             <w:r>
@@ -4912,7 +4925,7 @@
         </w:tc>
         <w:tc>
           <w:tcPr>
-            <w:tcW w:type="dxa" w:w="4536"/>
+            <w:tcW w:type="dxa" w:w="8116"/>
           </w:tcPr>
           <w:p>
             <w:r>
@@ -4941,6 +4954,7 @@
         <w:tblStyle w:val="TableGrid"/>
         <w:tblW w:type="auto" w:w="0"/>
         <w:jc w:val="center"/>
+        <w:tblLayout w:type="fixed"/>
         <w:tblLook w:firstColumn="1" w:firstRow="1" w:lastColumn="0" w:lastRow="0" w:noHBand="0" w:noVBand="1" w:val="04A0"/>
       </w:tblPr>
       <w:tblGrid>
@@ -4950,7 +4964,7 @@
       <w:tr>
         <w:tc>
           <w:tcPr>
-            <w:tcW w:type="dxa" w:w="4536"/>
+            <w:tcW w:type="dxa" w:w="180"/>
           </w:tcPr>
           <w:p>
             <w:r>
@@ -4965,7 +4979,7 @@
         </w:tc>
         <w:tc>
           <w:tcPr>
-            <w:tcW w:type="dxa" w:w="4536"/>
+            <w:tcW w:type="dxa" w:w="8891"/>
           </w:tcPr>
           <w:p>
             <w:r>
@@ -4982,7 +4996,7 @@
       <w:tr>
         <w:tc>
           <w:tcPr>
-            <w:tcW w:type="dxa" w:w="4536"/>
+            <w:tcW w:type="dxa" w:w="180"/>
           </w:tcPr>
           <w:p>
             <w:r>
@@ -4996,7 +5010,7 @@
         </w:tc>
         <w:tc>
           <w:tcPr>
-            <w:tcW w:type="dxa" w:w="4536"/>
+            <w:tcW w:type="dxa" w:w="8891"/>
           </w:tcPr>
           <w:p>
             <w:r>
@@ -5012,7 +5026,7 @@
       <w:tr>
         <w:tc>
           <w:tcPr>
-            <w:tcW w:type="dxa" w:w="4536"/>
+            <w:tcW w:type="dxa" w:w="180"/>
           </w:tcPr>
           <w:p>
             <w:r>
@@ -5026,7 +5040,7 @@
         </w:tc>
         <w:tc>
           <w:tcPr>
-            <w:tcW w:type="dxa" w:w="4536"/>
+            <w:tcW w:type="dxa" w:w="8891"/>
           </w:tcPr>
           <w:p>
             <w:r>
@@ -5042,7 +5056,7 @@
       <w:tr>
         <w:tc>
           <w:tcPr>
-            <w:tcW w:type="dxa" w:w="4536"/>
+            <w:tcW w:type="dxa" w:w="180"/>
           </w:tcPr>
           <w:p>
             <w:r>
@@ -5056,7 +5070,7 @@
         </w:tc>
         <w:tc>
           <w:tcPr>
-            <w:tcW w:type="dxa" w:w="4536"/>
+            <w:tcW w:type="dxa" w:w="8891"/>
           </w:tcPr>
           <w:p>
             <w:r>
@@ -5072,7 +5086,7 @@
       <w:tr>
         <w:tc>
           <w:tcPr>
-            <w:tcW w:type="dxa" w:w="4536"/>
+            <w:tcW w:type="dxa" w:w="180"/>
           </w:tcPr>
           <w:p>
             <w:r>
@@ -5086,7 +5100,7 @@
         </w:tc>
         <w:tc>
           <w:tcPr>
-            <w:tcW w:type="dxa" w:w="4536"/>
+            <w:tcW w:type="dxa" w:w="8891"/>
           </w:tcPr>
           <w:p>
             <w:r>
@@ -5115,6 +5129,7 @@
         <w:tblStyle w:val="TableGrid"/>
         <w:tblW w:type="auto" w:w="0"/>
         <w:jc w:val="center"/>
+        <w:tblLayout w:type="fixed"/>
         <w:tblLook w:firstColumn="1" w:firstRow="1" w:lastColumn="0" w:lastRow="0" w:noHBand="0" w:noVBand="1" w:val="04A0"/>
       </w:tblPr>
       <w:tblGrid>
@@ -5124,7 +5139,7 @@
       <w:tr>
         <w:tc>
           <w:tcPr>
-            <w:tcW w:type="dxa" w:w="4536"/>
+            <w:tcW w:type="dxa" w:w="648"/>
           </w:tcPr>
           <w:p>
             <w:r>
@@ -5139,7 +5154,7 @@
         </w:tc>
         <w:tc>
           <w:tcPr>
-            <w:tcW w:type="dxa" w:w="4536"/>
+            <w:tcW w:type="dxa" w:w="8423"/>
           </w:tcPr>
           <w:p>
             <w:r>
@@ -5156,7 +5171,7 @@
       <w:tr>
         <w:tc>
           <w:tcPr>
-            <w:tcW w:type="dxa" w:w="4536"/>
+            <w:tcW w:type="dxa" w:w="648"/>
           </w:tcPr>
           <w:p>
             <w:r>
@@ -5170,7 +5185,7 @@
         </w:tc>
         <w:tc>
           <w:tcPr>
-            <w:tcW w:type="dxa" w:w="4536"/>
+            <w:tcW w:type="dxa" w:w="8423"/>
           </w:tcPr>
           <w:p>
             <w:r>
@@ -5186,7 +5201,7 @@
       <w:tr>
         <w:tc>
           <w:tcPr>
-            <w:tcW w:type="dxa" w:w="4536"/>
+            <w:tcW w:type="dxa" w:w="648"/>
           </w:tcPr>
           <w:p>
             <w:r>
@@ -5200,7 +5215,7 @@
         </w:tc>
         <w:tc>
           <w:tcPr>
-            <w:tcW w:type="dxa" w:w="4536"/>
+            <w:tcW w:type="dxa" w:w="8423"/>
           </w:tcPr>
           <w:p>
             <w:r>
@@ -5216,7 +5231,7 @@
       <w:tr>
         <w:tc>
           <w:tcPr>
-            <w:tcW w:type="dxa" w:w="4536"/>
+            <w:tcW w:type="dxa" w:w="648"/>
           </w:tcPr>
           <w:p>
             <w:r>
@@ -5230,7 +5245,7 @@
         </w:tc>
         <w:tc>
           <w:tcPr>
-            <w:tcW w:type="dxa" w:w="4536"/>
+            <w:tcW w:type="dxa" w:w="8423"/>
           </w:tcPr>
           <w:p>
             <w:r>
@@ -5259,6 +5274,7 @@
         <w:tblStyle w:val="TableGrid"/>
         <w:tblW w:type="auto" w:w="0"/>
         <w:jc w:val="center"/>
+        <w:tblLayout w:type="fixed"/>
         <w:tblLook w:firstColumn="1" w:firstRow="1" w:lastColumn="0" w:lastRow="0" w:noHBand="0" w:noVBand="1" w:val="04A0"/>
       </w:tblPr>
       <w:tblGrid>
@@ -5268,7 +5284,7 @@
       <w:tr>
         <w:tc>
           <w:tcPr>
-            <w:tcW w:type="dxa" w:w="4536"/>
+            <w:tcW w:type="dxa" w:w="370"/>
           </w:tcPr>
           <w:p>
             <w:r>
@@ -5283,7 +5299,7 @@
         </w:tc>
         <w:tc>
           <w:tcPr>
-            <w:tcW w:type="dxa" w:w="4536"/>
+            <w:tcW w:type="dxa" w:w="8701"/>
           </w:tcPr>
           <w:p>
             <w:r>
@@ -5300,7 +5316,7 @@
       <w:tr>
         <w:tc>
           <w:tcPr>
-            <w:tcW w:type="dxa" w:w="4536"/>
+            <w:tcW w:type="dxa" w:w="370"/>
           </w:tcPr>
           <w:p>
             <w:r>
@@ -5314,7 +5330,7 @@
         </w:tc>
         <w:tc>
           <w:tcPr>
-            <w:tcW w:type="dxa" w:w="4536"/>
+            <w:tcW w:type="dxa" w:w="8701"/>
           </w:tcPr>
           <w:p>
             <w:r>
@@ -5330,7 +5346,7 @@
       <w:tr>
         <w:tc>
           <w:tcPr>
-            <w:tcW w:type="dxa" w:w="4536"/>
+            <w:tcW w:type="dxa" w:w="370"/>
           </w:tcPr>
           <w:p>
             <w:r>
@@ -5344,7 +5360,7 @@
         </w:tc>
         <w:tc>
           <w:tcPr>
-            <w:tcW w:type="dxa" w:w="4536"/>
+            <w:tcW w:type="dxa" w:w="8701"/>
           </w:tcPr>
           <w:p>
             <w:r>
@@ -5360,7 +5376,7 @@
       <w:tr>
         <w:tc>
           <w:tcPr>
-            <w:tcW w:type="dxa" w:w="4536"/>
+            <w:tcW w:type="dxa" w:w="370"/>
           </w:tcPr>
           <w:p>
             <w:r>
@@ -5374,7 +5390,7 @@
         </w:tc>
         <w:tc>
           <w:tcPr>
-            <w:tcW w:type="dxa" w:w="4536"/>
+            <w:tcW w:type="dxa" w:w="8701"/>
           </w:tcPr>
           <w:p>
             <w:r>
@@ -5390,7 +5406,7 @@
       <w:tr>
         <w:tc>
           <w:tcPr>
-            <w:tcW w:type="dxa" w:w="4536"/>
+            <w:tcW w:type="dxa" w:w="370"/>
           </w:tcPr>
           <w:p>
             <w:r>
@@ -5404,7 +5420,7 @@
         </w:tc>
         <w:tc>
           <w:tcPr>
-            <w:tcW w:type="dxa" w:w="4536"/>
+            <w:tcW w:type="dxa" w:w="8701"/>
           </w:tcPr>
           <w:p>
             <w:r>
@@ -5433,6 +5449,7 @@
         <w:tblStyle w:val="TableGrid"/>
         <w:tblW w:type="auto" w:w="0"/>
         <w:jc w:val="center"/>
+        <w:tblLayout w:type="fixed"/>
         <w:tblLook w:firstColumn="1" w:firstRow="1" w:lastColumn="0" w:lastRow="0" w:noHBand="0" w:noVBand="1" w:val="04A0"/>
       </w:tblPr>
       <w:tblGrid>
@@ -5442,7 +5459,7 @@
       <w:tr>
         <w:tc>
           <w:tcPr>
-            <w:tcW w:type="dxa" w:w="4536"/>
+            <w:tcW w:type="dxa" w:w="216"/>
           </w:tcPr>
           <w:p>
             <w:r>
@@ -5457,7 +5474,7 @@
         </w:tc>
         <w:tc>
           <w:tcPr>
-            <w:tcW w:type="dxa" w:w="4536"/>
+            <w:tcW w:type="dxa" w:w="8855"/>
           </w:tcPr>
           <w:p>
             <w:r>
@@ -5474,7 +5491,7 @@
       <w:tr>
         <w:tc>
           <w:tcPr>
-            <w:tcW w:type="dxa" w:w="4536"/>
+            <w:tcW w:type="dxa" w:w="216"/>
           </w:tcPr>
           <w:p>
             <w:r>
@@ -5488,7 +5505,7 @@
         </w:tc>
         <w:tc>
           <w:tcPr>
-            <w:tcW w:type="dxa" w:w="4536"/>
+            <w:tcW w:type="dxa" w:w="8855"/>
           </w:tcPr>
           <w:p>
             <w:r>
@@ -5504,7 +5521,7 @@
       <w:tr>
         <w:tc>
           <w:tcPr>
-            <w:tcW w:type="dxa" w:w="4536"/>
+            <w:tcW w:type="dxa" w:w="216"/>
           </w:tcPr>
           <w:p>
             <w:r>
@@ -5518,7 +5535,7 @@
         </w:tc>
         <w:tc>
           <w:tcPr>
-            <w:tcW w:type="dxa" w:w="4536"/>
+            <w:tcW w:type="dxa" w:w="8855"/>
           </w:tcPr>
           <w:p>
             <w:r>
@@ -5534,7 +5551,7 @@
       <w:tr>
         <w:tc>
           <w:tcPr>
-            <w:tcW w:type="dxa" w:w="4536"/>
+            <w:tcW w:type="dxa" w:w="216"/>
           </w:tcPr>
           <w:p>
             <w:r>
@@ -5548,7 +5565,7 @@
         </w:tc>
         <w:tc>
           <w:tcPr>
-            <w:tcW w:type="dxa" w:w="4536"/>
+            <w:tcW w:type="dxa" w:w="8855"/>
           </w:tcPr>
           <w:p>
             <w:r>
@@ -5564,7 +5581,7 @@
       <w:tr>
         <w:tc>
           <w:tcPr>
-            <w:tcW w:type="dxa" w:w="4536"/>
+            <w:tcW w:type="dxa" w:w="216"/>
           </w:tcPr>
           <w:p>
             <w:r>
@@ -5578,7 +5595,7 @@
         </w:tc>
         <w:tc>
           <w:tcPr>
-            <w:tcW w:type="dxa" w:w="4536"/>
+            <w:tcW w:type="dxa" w:w="8855"/>
           </w:tcPr>
           <w:p>
             <w:r>
@@ -5632,6 +5649,7 @@
         <w:tblStyle w:val="TableGrid"/>
         <w:tblW w:type="auto" w:w="0"/>
         <w:jc w:val="center"/>
+        <w:tblLayout w:type="fixed"/>
         <w:tblLook w:firstColumn="1" w:firstRow="1" w:lastColumn="0" w:lastRow="0" w:noHBand="0" w:noVBand="1" w:val="04A0"/>
       </w:tblPr>
       <w:tblGrid>
@@ -5641,7 +5659,7 @@
       <w:tr>
         <w:tc>
           <w:tcPr>
-            <w:tcW w:type="dxa" w:w="4536"/>
+            <w:tcW w:type="dxa" w:w="2721"/>
           </w:tcPr>
           <w:p>
             <w:r>
@@ -5656,7 +5674,7 @@
         </w:tc>
         <w:tc>
           <w:tcPr>
-            <w:tcW w:type="dxa" w:w="4536"/>
+            <w:tcW w:type="dxa" w:w="6350"/>
           </w:tcPr>
           <w:p>
             <w:r>
@@ -5673,7 +5691,7 @@
       <w:tr>
         <w:tc>
           <w:tcPr>
-            <w:tcW w:type="dxa" w:w="4536"/>
+            <w:tcW w:type="dxa" w:w="2721"/>
           </w:tcPr>
           <w:p>
             <w:r>
@@ -5687,7 +5705,7 @@
         </w:tc>
         <w:tc>
           <w:tcPr>
-            <w:tcW w:type="dxa" w:w="4536"/>
+            <w:tcW w:type="dxa" w:w="6350"/>
           </w:tcPr>
           <w:p>
             <w:r>
@@ -5703,7 +5721,7 @@
       <w:tr>
         <w:tc>
           <w:tcPr>
-            <w:tcW w:type="dxa" w:w="4536"/>
+            <w:tcW w:type="dxa" w:w="2721"/>
           </w:tcPr>
           <w:p>
             <w:r>
@@ -5717,7 +5735,7 @@
         </w:tc>
         <w:tc>
           <w:tcPr>
-            <w:tcW w:type="dxa" w:w="4536"/>
+            <w:tcW w:type="dxa" w:w="6350"/>
           </w:tcPr>
           <w:p>
             <w:r>
@@ -5733,7 +5751,7 @@
       <w:tr>
         <w:tc>
           <w:tcPr>
-            <w:tcW w:type="dxa" w:w="4536"/>
+            <w:tcW w:type="dxa" w:w="2721"/>
           </w:tcPr>
           <w:p>
             <w:r>
@@ -5747,7 +5765,7 @@
         </w:tc>
         <w:tc>
           <w:tcPr>
-            <w:tcW w:type="dxa" w:w="4536"/>
+            <w:tcW w:type="dxa" w:w="6350"/>
           </w:tcPr>
           <w:p>
             <w:r>
@@ -5763,7 +5781,7 @@
       <w:tr>
         <w:tc>
           <w:tcPr>
-            <w:tcW w:type="dxa" w:w="4536"/>
+            <w:tcW w:type="dxa" w:w="2721"/>
           </w:tcPr>
           <w:p>
             <w:r>
@@ -5777,7 +5795,7 @@
         </w:tc>
         <w:tc>
           <w:tcPr>
-            <w:tcW w:type="dxa" w:w="4536"/>
+            <w:tcW w:type="dxa" w:w="6350"/>
           </w:tcPr>
           <w:p>
             <w:r>
@@ -5793,7 +5811,7 @@
       <w:tr>
         <w:tc>
           <w:tcPr>
-            <w:tcW w:type="dxa" w:w="4536"/>
+            <w:tcW w:type="dxa" w:w="2721"/>
           </w:tcPr>
           <w:p>
             <w:r>
@@ -5807,7 +5825,7 @@
         </w:tc>
         <w:tc>
           <w:tcPr>
-            <w:tcW w:type="dxa" w:w="4536"/>
+            <w:tcW w:type="dxa" w:w="6350"/>
           </w:tcPr>
           <w:p>
             <w:r>

--- a/docs/docx/需求规格说明书.docx
+++ b/docs/docx/需求规格说明书.docx
@@ -353,6 +353,9 @@
             <w:tcW w:type="dxa" w:w="1417"/>
           </w:tcPr>
           <w:p>
+            <w:pPr>
+              <w:ind w:firstLine="0"/>
+            </w:pPr>
             <w:r>
               <w:rPr>
                 <w:rFonts w:ascii="Times New Roman" w:hAnsi="Times New Roman" w:eastAsia="宋体"/>
@@ -368,6 +371,9 @@
             <w:tcW w:type="dxa" w:w="1134"/>
           </w:tcPr>
           <w:p>
+            <w:pPr>
+              <w:ind w:firstLine="0"/>
+            </w:pPr>
             <w:r>
               <w:rPr>
                 <w:rFonts w:ascii="Times New Roman" w:hAnsi="Times New Roman" w:eastAsia="宋体"/>
@@ -383,6 +389,9 @@
             <w:tcW w:type="dxa" w:w="850"/>
           </w:tcPr>
           <w:p>
+            <w:pPr>
+              <w:ind w:firstLine="0"/>
+            </w:pPr>
             <w:r>
               <w:rPr>
                 <w:rFonts w:ascii="Times New Roman" w:hAnsi="Times New Roman" w:eastAsia="宋体"/>
@@ -398,6 +407,9 @@
             <w:tcW w:type="dxa" w:w="2126"/>
           </w:tcPr>
           <w:p>
+            <w:pPr>
+              <w:ind w:firstLine="0"/>
+            </w:pPr>
             <w:r>
               <w:rPr>
                 <w:rFonts w:ascii="Times New Roman" w:hAnsi="Times New Roman" w:eastAsia="宋体"/>
@@ -413,6 +425,9 @@
             <w:tcW w:type="dxa" w:w="1843"/>
           </w:tcPr>
           <w:p>
+            <w:pPr>
+              <w:ind w:firstLine="0"/>
+            </w:pPr>
             <w:r>
               <w:rPr>
                 <w:rFonts w:ascii="Times New Roman" w:hAnsi="Times New Roman" w:eastAsia="宋体"/>
@@ -428,6 +443,9 @@
             <w:tcW w:type="dxa" w:w="1701"/>
           </w:tcPr>
           <w:p>
+            <w:pPr>
+              <w:ind w:firstLine="0"/>
+            </w:pPr>
             <w:r>
               <w:rPr>
                 <w:rFonts w:ascii="Times New Roman" w:hAnsi="Times New Roman" w:eastAsia="宋体"/>
@@ -445,6 +463,9 @@
             <w:tcW w:type="dxa" w:w="1417"/>
           </w:tcPr>
           <w:p>
+            <w:pPr>
+              <w:ind w:firstLine="0"/>
+            </w:pPr>
             <w:r>
               <w:rPr>
                 <w:rFonts w:ascii="Times New Roman" w:hAnsi="Times New Roman" w:eastAsia="宋体"/>
@@ -459,6 +480,9 @@
             <w:tcW w:type="dxa" w:w="1134"/>
           </w:tcPr>
           <w:p>
+            <w:pPr>
+              <w:ind w:firstLine="0"/>
+            </w:pPr>
             <w:r>
               <w:rPr>
                 <w:rFonts w:ascii="Times New Roman" w:hAnsi="Times New Roman" w:eastAsia="宋体"/>
@@ -473,6 +497,9 @@
             <w:tcW w:type="dxa" w:w="850"/>
           </w:tcPr>
           <w:p>
+            <w:pPr>
+              <w:ind w:firstLine="0"/>
+            </w:pPr>
             <w:r>
               <w:rPr>
                 <w:rFonts w:ascii="Times New Roman" w:hAnsi="Times New Roman" w:eastAsia="宋体"/>
@@ -487,6 +514,9 @@
             <w:tcW w:type="dxa" w:w="2126"/>
           </w:tcPr>
           <w:p>
+            <w:pPr>
+              <w:ind w:firstLine="0"/>
+            </w:pPr>
             <w:r>
               <w:rPr>
                 <w:rFonts w:ascii="Times New Roman" w:hAnsi="Times New Roman" w:eastAsia="宋体"/>
@@ -501,6 +531,9 @@
             <w:tcW w:type="dxa" w:w="1843"/>
           </w:tcPr>
           <w:p>
+            <w:pPr>
+              <w:ind w:firstLine="0"/>
+            </w:pPr>
             <w:r>
               <w:rPr>
                 <w:rFonts w:ascii="Times New Roman" w:hAnsi="Times New Roman" w:eastAsia="宋体"/>
@@ -515,6 +548,9 @@
             <w:tcW w:type="dxa" w:w="1701"/>
           </w:tcPr>
           <w:p>
+            <w:pPr>
+              <w:ind w:firstLine="0"/>
+            </w:pPr>
             <w:r>
               <w:rPr>
                 <w:rFonts w:ascii="Times New Roman" w:hAnsi="Times New Roman" w:eastAsia="宋体"/>
@@ -531,6 +567,9 @@
             <w:tcW w:type="dxa" w:w="1417"/>
           </w:tcPr>
           <w:p>
+            <w:pPr>
+              <w:ind w:firstLine="0"/>
+            </w:pPr>
             <w:r>
               <w:rPr>
                 <w:rFonts w:ascii="Times New Roman" w:hAnsi="Times New Roman" w:eastAsia="宋体"/>
@@ -545,6 +584,9 @@
             <w:tcW w:type="dxa" w:w="1134"/>
           </w:tcPr>
           <w:p>
+            <w:pPr>
+              <w:ind w:firstLine="0"/>
+            </w:pPr>
             <w:r>
               <w:rPr>
                 <w:rFonts w:ascii="Times New Roman" w:hAnsi="Times New Roman" w:eastAsia="宋体"/>
@@ -559,6 +601,9 @@
             <w:tcW w:type="dxa" w:w="850"/>
           </w:tcPr>
           <w:p>
+            <w:pPr>
+              <w:ind w:firstLine="0"/>
+            </w:pPr>
             <w:r>
               <w:rPr>
                 <w:rFonts w:ascii="Times New Roman" w:hAnsi="Times New Roman" w:eastAsia="宋体"/>
@@ -573,6 +618,9 @@
             <w:tcW w:type="dxa" w:w="2126"/>
           </w:tcPr>
           <w:p>
+            <w:pPr>
+              <w:ind w:firstLine="0"/>
+            </w:pPr>
             <w:r>
               <w:rPr>
                 <w:rFonts w:ascii="Times New Roman" w:hAnsi="Times New Roman" w:eastAsia="宋体"/>
@@ -587,6 +635,9 @@
             <w:tcW w:type="dxa" w:w="1843"/>
           </w:tcPr>
           <w:p>
+            <w:pPr>
+              <w:ind w:firstLine="0"/>
+            </w:pPr>
             <w:r>
               <w:rPr>
                 <w:rFonts w:ascii="Times New Roman" w:hAnsi="Times New Roman" w:eastAsia="宋体"/>
@@ -601,6 +652,9 @@
             <w:tcW w:type="dxa" w:w="1701"/>
           </w:tcPr>
           <w:p>
+            <w:pPr>
+              <w:ind w:firstLine="0"/>
+            </w:pPr>
             <w:r>
               <w:rPr>
                 <w:rFonts w:ascii="Times New Roman" w:hAnsi="Times New Roman" w:eastAsia="宋体"/>
@@ -617,6 +671,9 @@
             <w:tcW w:type="dxa" w:w="1417"/>
           </w:tcPr>
           <w:p>
+            <w:pPr>
+              <w:ind w:firstLine="0"/>
+            </w:pPr>
             <w:r>
               <w:rPr>
                 <w:rFonts w:ascii="Times New Roman" w:hAnsi="Times New Roman" w:eastAsia="宋体"/>
@@ -631,6 +688,9 @@
             <w:tcW w:type="dxa" w:w="1134"/>
           </w:tcPr>
           <w:p>
+            <w:pPr>
+              <w:ind w:firstLine="0"/>
+            </w:pPr>
             <w:r>
               <w:rPr>
                 <w:rFonts w:ascii="Times New Roman" w:hAnsi="Times New Roman" w:eastAsia="宋体"/>
@@ -645,6 +705,9 @@
             <w:tcW w:type="dxa" w:w="850"/>
           </w:tcPr>
           <w:p>
+            <w:pPr>
+              <w:ind w:firstLine="0"/>
+            </w:pPr>
             <w:r>
               <w:rPr>
                 <w:rFonts w:ascii="Times New Roman" w:hAnsi="Times New Roman" w:eastAsia="宋体"/>
@@ -659,6 +722,9 @@
             <w:tcW w:type="dxa" w:w="2126"/>
           </w:tcPr>
           <w:p>
+            <w:pPr>
+              <w:ind w:firstLine="0"/>
+            </w:pPr>
             <w:r>
               <w:rPr>
                 <w:rFonts w:ascii="Times New Roman" w:hAnsi="Times New Roman" w:eastAsia="宋体"/>
@@ -673,6 +739,9 @@
             <w:tcW w:type="dxa" w:w="1843"/>
           </w:tcPr>
           <w:p>
+            <w:pPr>
+              <w:ind w:firstLine="0"/>
+            </w:pPr>
             <w:r>
               <w:rPr>
                 <w:rFonts w:ascii="Times New Roman" w:hAnsi="Times New Roman" w:eastAsia="宋体"/>
@@ -687,6 +756,9 @@
             <w:tcW w:type="dxa" w:w="1701"/>
           </w:tcPr>
           <w:p>
+            <w:pPr>
+              <w:ind w:firstLine="0"/>
+            </w:pPr>
             <w:r>
               <w:rPr>
                 <w:rFonts w:ascii="Times New Roman" w:hAnsi="Times New Roman" w:eastAsia="宋体"/>
@@ -703,6 +775,9 @@
             <w:tcW w:type="dxa" w:w="1417"/>
           </w:tcPr>
           <w:p>
+            <w:pPr>
+              <w:ind w:firstLine="0"/>
+            </w:pPr>
             <w:r>
               <w:rPr>
                 <w:rFonts w:ascii="Times New Roman" w:hAnsi="Times New Roman" w:eastAsia="宋体"/>
@@ -717,6 +792,9 @@
             <w:tcW w:type="dxa" w:w="1134"/>
           </w:tcPr>
           <w:p>
+            <w:pPr>
+              <w:ind w:firstLine="0"/>
+            </w:pPr>
             <w:r>
               <w:rPr>
                 <w:rFonts w:ascii="Times New Roman" w:hAnsi="Times New Roman" w:eastAsia="宋体"/>
@@ -731,6 +809,9 @@
             <w:tcW w:type="dxa" w:w="850"/>
           </w:tcPr>
           <w:p>
+            <w:pPr>
+              <w:ind w:firstLine="0"/>
+            </w:pPr>
             <w:r>
               <w:rPr>
                 <w:rFonts w:ascii="Times New Roman" w:hAnsi="Times New Roman" w:eastAsia="宋体"/>
@@ -745,6 +826,9 @@
             <w:tcW w:type="dxa" w:w="2126"/>
           </w:tcPr>
           <w:p>
+            <w:pPr>
+              <w:ind w:firstLine="0"/>
+            </w:pPr>
             <w:r>
               <w:rPr>
                 <w:rFonts w:ascii="Times New Roman" w:hAnsi="Times New Roman" w:eastAsia="宋体"/>
@@ -759,6 +843,9 @@
             <w:tcW w:type="dxa" w:w="1843"/>
           </w:tcPr>
           <w:p>
+            <w:pPr>
+              <w:ind w:firstLine="0"/>
+            </w:pPr>
             <w:r>
               <w:rPr>
                 <w:rFonts w:ascii="Times New Roman" w:hAnsi="Times New Roman" w:eastAsia="宋体"/>
@@ -773,6 +860,9 @@
             <w:tcW w:type="dxa" w:w="1701"/>
           </w:tcPr>
           <w:p>
+            <w:pPr>
+              <w:ind w:firstLine="0"/>
+            </w:pPr>
             <w:r>
               <w:rPr>
                 <w:rFonts w:ascii="Times New Roman" w:hAnsi="Times New Roman" w:eastAsia="宋体"/>
@@ -1180,6 +1270,9 @@
             <w:tcW w:type="dxa" w:w="412"/>
           </w:tcPr>
           <w:p>
+            <w:pPr>
+              <w:ind w:firstLine="0"/>
+            </w:pPr>
             <w:r>
               <w:rPr>
                 <w:rFonts w:ascii="Times New Roman" w:hAnsi="Times New Roman" w:eastAsia="宋体"/>
@@ -1195,6 +1288,9 @@
             <w:tcW w:type="dxa" w:w="8452"/>
           </w:tcPr>
           <w:p>
+            <w:pPr>
+              <w:ind w:firstLine="0"/>
+            </w:pPr>
             <w:r>
               <w:rPr>
                 <w:rFonts w:ascii="Times New Roman" w:hAnsi="Times New Roman" w:eastAsia="宋体"/>
@@ -1210,6 +1306,9 @@
             <w:tcW w:type="dxa" w:w="206"/>
           </w:tcPr>
           <w:p>
+            <w:pPr>
+              <w:ind w:firstLine="0"/>
+            </w:pPr>
             <w:r>
               <w:rPr>
                 <w:rFonts w:ascii="Times New Roman" w:hAnsi="Times New Roman" w:eastAsia="宋体"/>
@@ -1227,6 +1326,9 @@
             <w:tcW w:type="dxa" w:w="412"/>
           </w:tcPr>
           <w:p>
+            <w:pPr>
+              <w:ind w:firstLine="0"/>
+            </w:pPr>
             <w:r>
               <w:rPr>
                 <w:rFonts w:ascii="Times New Roman" w:hAnsi="Times New Roman" w:eastAsia="宋体"/>
@@ -1241,6 +1343,9 @@
             <w:tcW w:type="dxa" w:w="8452"/>
           </w:tcPr>
           <w:p>
+            <w:pPr>
+              <w:ind w:firstLine="0"/>
+            </w:pPr>
             <w:r>
               <w:rPr>
                 <w:rFonts w:ascii="Times New Roman" w:hAnsi="Times New Roman" w:eastAsia="宋体"/>
@@ -1255,6 +1360,9 @@
             <w:tcW w:type="dxa" w:w="206"/>
           </w:tcPr>
           <w:p>
+            <w:pPr>
+              <w:ind w:firstLine="0"/>
+            </w:pPr>
             <w:r>
               <w:rPr>
                 <w:rFonts w:ascii="Times New Roman" w:hAnsi="Times New Roman" w:eastAsia="宋体"/>
@@ -1271,6 +1379,9 @@
             <w:tcW w:type="dxa" w:w="412"/>
           </w:tcPr>
           <w:p>
+            <w:pPr>
+              <w:ind w:firstLine="0"/>
+            </w:pPr>
             <w:r>
               <w:rPr>
                 <w:rFonts w:ascii="Times New Roman" w:hAnsi="Times New Roman" w:eastAsia="宋体"/>
@@ -1285,6 +1396,9 @@
             <w:tcW w:type="dxa" w:w="8452"/>
           </w:tcPr>
           <w:p>
+            <w:pPr>
+              <w:ind w:firstLine="0"/>
+            </w:pPr>
             <w:r>
               <w:rPr>
                 <w:rFonts w:ascii="Times New Roman" w:hAnsi="Times New Roman" w:eastAsia="宋体"/>
@@ -1299,6 +1413,9 @@
             <w:tcW w:type="dxa" w:w="206"/>
           </w:tcPr>
           <w:p>
+            <w:pPr>
+              <w:ind w:firstLine="0"/>
+            </w:pPr>
             <w:r>
               <w:rPr>
                 <w:rFonts w:ascii="Times New Roman" w:hAnsi="Times New Roman" w:eastAsia="宋体"/>
@@ -1315,6 +1432,9 @@
             <w:tcW w:type="dxa" w:w="412"/>
           </w:tcPr>
           <w:p>
+            <w:pPr>
+              <w:ind w:firstLine="0"/>
+            </w:pPr>
             <w:r>
               <w:rPr>
                 <w:rFonts w:ascii="Times New Roman" w:hAnsi="Times New Roman" w:eastAsia="宋体"/>
@@ -1329,6 +1449,9 @@
             <w:tcW w:type="dxa" w:w="8452"/>
           </w:tcPr>
           <w:p>
+            <w:pPr>
+              <w:ind w:firstLine="0"/>
+            </w:pPr>
             <w:r>
               <w:rPr>
                 <w:rFonts w:ascii="Times New Roman" w:hAnsi="Times New Roman" w:eastAsia="宋体"/>
@@ -1343,6 +1466,9 @@
             <w:tcW w:type="dxa" w:w="206"/>
           </w:tcPr>
           <w:p>
+            <w:pPr>
+              <w:ind w:firstLine="0"/>
+            </w:pPr>
             <w:r>
               <w:rPr>
                 <w:rFonts w:ascii="Times New Roman" w:hAnsi="Times New Roman" w:eastAsia="宋体"/>
@@ -1359,6 +1485,9 @@
             <w:tcW w:type="dxa" w:w="412"/>
           </w:tcPr>
           <w:p>
+            <w:pPr>
+              <w:ind w:firstLine="0"/>
+            </w:pPr>
             <w:r>
               <w:rPr>
                 <w:rFonts w:ascii="Times New Roman" w:hAnsi="Times New Roman" w:eastAsia="宋体"/>
@@ -1373,6 +1502,9 @@
             <w:tcW w:type="dxa" w:w="8452"/>
           </w:tcPr>
           <w:p>
+            <w:pPr>
+              <w:ind w:firstLine="0"/>
+            </w:pPr>
             <w:r>
               <w:rPr>
                 <w:rFonts w:ascii="Times New Roman" w:hAnsi="Times New Roman" w:eastAsia="宋体"/>
@@ -1387,6 +1519,9 @@
             <w:tcW w:type="dxa" w:w="206"/>
           </w:tcPr>
           <w:p>
+            <w:pPr>
+              <w:ind w:firstLine="0"/>
+            </w:pPr>
             <w:r>
               <w:rPr>
                 <w:rFonts w:ascii="Times New Roman" w:hAnsi="Times New Roman" w:eastAsia="宋体"/>
@@ -1403,6 +1538,9 @@
             <w:tcW w:type="dxa" w:w="412"/>
           </w:tcPr>
           <w:p>
+            <w:pPr>
+              <w:ind w:firstLine="0"/>
+            </w:pPr>
             <w:r>
               <w:rPr>
                 <w:rFonts w:ascii="Times New Roman" w:hAnsi="Times New Roman" w:eastAsia="宋体"/>
@@ -1417,6 +1555,9 @@
             <w:tcW w:type="dxa" w:w="8452"/>
           </w:tcPr>
           <w:p>
+            <w:pPr>
+              <w:ind w:firstLine="0"/>
+            </w:pPr>
             <w:r>
               <w:rPr>
                 <w:rFonts w:ascii="Times New Roman" w:hAnsi="Times New Roman" w:eastAsia="宋体"/>
@@ -1431,6 +1572,9 @@
             <w:tcW w:type="dxa" w:w="206"/>
           </w:tcPr>
           <w:p>
+            <w:pPr>
+              <w:ind w:firstLine="0"/>
+            </w:pPr>
             <w:r>
               <w:rPr>
                 <w:rFonts w:ascii="Times New Roman" w:hAnsi="Times New Roman" w:eastAsia="宋体"/>
@@ -1496,6 +1640,9 @@
             <w:tcW w:type="dxa" w:w="796"/>
           </w:tcPr>
           <w:p>
+            <w:pPr>
+              <w:ind w:firstLine="0"/>
+            </w:pPr>
             <w:r>
               <w:rPr>
                 <w:rFonts w:ascii="Times New Roman" w:hAnsi="Times New Roman" w:eastAsia="宋体"/>
@@ -1511,6 +1658,9 @@
             <w:tcW w:type="dxa" w:w="6525"/>
           </w:tcPr>
           <w:p>
+            <w:pPr>
+              <w:ind w:firstLine="0"/>
+            </w:pPr>
             <w:r>
               <w:rPr>
                 <w:rFonts w:ascii="Times New Roman" w:hAnsi="Times New Roman" w:eastAsia="宋体"/>
@@ -1526,6 +1676,9 @@
             <w:tcW w:type="dxa" w:w="1751"/>
           </w:tcPr>
           <w:p>
+            <w:pPr>
+              <w:ind w:firstLine="0"/>
+            </w:pPr>
             <w:r>
               <w:rPr>
                 <w:rFonts w:ascii="Times New Roman" w:hAnsi="Times New Roman" w:eastAsia="宋体"/>
@@ -1543,6 +1696,9 @@
             <w:tcW w:type="dxa" w:w="796"/>
           </w:tcPr>
           <w:p>
+            <w:pPr>
+              <w:ind w:firstLine="0"/>
+            </w:pPr>
             <w:r>
               <w:rPr>
                 <w:rFonts w:ascii="Times New Roman" w:hAnsi="Times New Roman" w:eastAsia="宋体"/>
@@ -1557,6 +1713,9 @@
             <w:tcW w:type="dxa" w:w="6525"/>
           </w:tcPr>
           <w:p>
+            <w:pPr>
+              <w:ind w:firstLine="0"/>
+            </w:pPr>
             <w:r>
               <w:rPr>
                 <w:rFonts w:ascii="Times New Roman" w:hAnsi="Times New Roman" w:eastAsia="宋体"/>
@@ -1571,6 +1730,9 @@
             <w:tcW w:type="dxa" w:w="1751"/>
           </w:tcPr>
           <w:p>
+            <w:pPr>
+              <w:ind w:firstLine="0"/>
+            </w:pPr>
             <w:r>
               <w:rPr>
                 <w:rFonts w:ascii="Times New Roman" w:hAnsi="Times New Roman" w:eastAsia="宋体"/>
@@ -1587,6 +1749,9 @@
             <w:tcW w:type="dxa" w:w="796"/>
           </w:tcPr>
           <w:p>
+            <w:pPr>
+              <w:ind w:firstLine="0"/>
+            </w:pPr>
             <w:r>
               <w:rPr>
                 <w:rFonts w:ascii="Times New Roman" w:hAnsi="Times New Roman" w:eastAsia="宋体"/>
@@ -1601,6 +1766,9 @@
             <w:tcW w:type="dxa" w:w="6525"/>
           </w:tcPr>
           <w:p>
+            <w:pPr>
+              <w:ind w:firstLine="0"/>
+            </w:pPr>
             <w:r>
               <w:rPr>
                 <w:rFonts w:ascii="Times New Roman" w:hAnsi="Times New Roman" w:eastAsia="宋体"/>
@@ -1615,6 +1783,9 @@
             <w:tcW w:type="dxa" w:w="1751"/>
           </w:tcPr>
           <w:p>
+            <w:pPr>
+              <w:ind w:firstLine="0"/>
+            </w:pPr>
             <w:r>
               <w:rPr>
                 <w:rFonts w:ascii="Times New Roman" w:hAnsi="Times New Roman" w:eastAsia="宋体"/>
@@ -1631,6 +1802,9 @@
             <w:tcW w:type="dxa" w:w="796"/>
           </w:tcPr>
           <w:p>
+            <w:pPr>
+              <w:ind w:firstLine="0"/>
+            </w:pPr>
             <w:r>
               <w:rPr>
                 <w:rFonts w:ascii="Times New Roman" w:hAnsi="Times New Roman" w:eastAsia="宋体"/>
@@ -1645,6 +1819,9 @@
             <w:tcW w:type="dxa" w:w="6525"/>
           </w:tcPr>
           <w:p>
+            <w:pPr>
+              <w:ind w:firstLine="0"/>
+            </w:pPr>
             <w:r>
               <w:rPr>
                 <w:rFonts w:ascii="Times New Roman" w:hAnsi="Times New Roman" w:eastAsia="宋体"/>
@@ -1659,6 +1836,9 @@
             <w:tcW w:type="dxa" w:w="1751"/>
           </w:tcPr>
           <w:p>
+            <w:pPr>
+              <w:ind w:firstLine="0"/>
+            </w:pPr>
             <w:r>
               <w:rPr>
                 <w:rFonts w:ascii="Times New Roman" w:hAnsi="Times New Roman" w:eastAsia="宋体"/>
@@ -1675,6 +1855,9 @@
             <w:tcW w:type="dxa" w:w="796"/>
           </w:tcPr>
           <w:p>
+            <w:pPr>
+              <w:ind w:firstLine="0"/>
+            </w:pPr>
             <w:r>
               <w:rPr>
                 <w:rFonts w:ascii="Times New Roman" w:hAnsi="Times New Roman" w:eastAsia="宋体"/>
@@ -1689,6 +1872,9 @@
             <w:tcW w:type="dxa" w:w="6525"/>
           </w:tcPr>
           <w:p>
+            <w:pPr>
+              <w:ind w:firstLine="0"/>
+            </w:pPr>
             <w:r>
               <w:rPr>
                 <w:rFonts w:ascii="Times New Roman" w:hAnsi="Times New Roman" w:eastAsia="宋体"/>
@@ -1703,6 +1889,9 @@
             <w:tcW w:type="dxa" w:w="1751"/>
           </w:tcPr>
           <w:p>
+            <w:pPr>
+              <w:ind w:firstLine="0"/>
+            </w:pPr>
             <w:r>
               <w:rPr>
                 <w:rFonts w:ascii="Times New Roman" w:hAnsi="Times New Roman" w:eastAsia="宋体"/>
@@ -1790,6 +1979,9 @@
             <w:tcW w:type="dxa" w:w="856"/>
           </w:tcPr>
           <w:p>
+            <w:pPr>
+              <w:ind w:firstLine="0"/>
+            </w:pPr>
             <w:r>
               <w:rPr>
                 <w:rFonts w:ascii="Times New Roman" w:hAnsi="Times New Roman" w:eastAsia="宋体"/>
@@ -1805,6 +1997,9 @@
             <w:tcW w:type="dxa" w:w="8215"/>
           </w:tcPr>
           <w:p>
+            <w:pPr>
+              <w:ind w:firstLine="0"/>
+            </w:pPr>
             <w:r>
               <w:rPr>
                 <w:rFonts w:ascii="Times New Roman" w:hAnsi="Times New Roman" w:eastAsia="宋体"/>
@@ -1822,6 +2017,9 @@
             <w:tcW w:type="dxa" w:w="856"/>
           </w:tcPr>
           <w:p>
+            <w:pPr>
+              <w:ind w:firstLine="0"/>
+            </w:pPr>
             <w:r>
               <w:rPr>
                 <w:rFonts w:ascii="Times New Roman" w:hAnsi="Times New Roman" w:eastAsia="宋体"/>
@@ -1836,6 +2034,9 @@
             <w:tcW w:type="dxa" w:w="8215"/>
           </w:tcPr>
           <w:p>
+            <w:pPr>
+              <w:ind w:firstLine="0"/>
+            </w:pPr>
             <w:r>
               <w:rPr>
                 <w:rFonts w:ascii="Times New Roman" w:hAnsi="Times New Roman" w:eastAsia="宋体"/>
@@ -1852,6 +2053,9 @@
             <w:tcW w:type="dxa" w:w="856"/>
           </w:tcPr>
           <w:p>
+            <w:pPr>
+              <w:ind w:firstLine="0"/>
+            </w:pPr>
             <w:r>
               <w:rPr>
                 <w:rFonts w:ascii="Times New Roman" w:hAnsi="Times New Roman" w:eastAsia="宋体"/>
@@ -1866,6 +2070,9 @@
             <w:tcW w:type="dxa" w:w="8215"/>
           </w:tcPr>
           <w:p>
+            <w:pPr>
+              <w:ind w:firstLine="0"/>
+            </w:pPr>
             <w:r>
               <w:rPr>
                 <w:rFonts w:ascii="Times New Roman" w:hAnsi="Times New Roman" w:eastAsia="宋体"/>
@@ -1882,6 +2089,9 @@
             <w:tcW w:type="dxa" w:w="856"/>
           </w:tcPr>
           <w:p>
+            <w:pPr>
+              <w:ind w:firstLine="0"/>
+            </w:pPr>
             <w:r>
               <w:rPr>
                 <w:rFonts w:ascii="Times New Roman" w:hAnsi="Times New Roman" w:eastAsia="宋体"/>
@@ -1896,6 +2106,9 @@
             <w:tcW w:type="dxa" w:w="8215"/>
           </w:tcPr>
           <w:p>
+            <w:pPr>
+              <w:ind w:firstLine="0"/>
+            </w:pPr>
             <w:r>
               <w:rPr>
                 <w:rFonts w:ascii="Times New Roman" w:hAnsi="Times New Roman" w:eastAsia="宋体"/>
@@ -1912,6 +2125,9 @@
             <w:tcW w:type="dxa" w:w="856"/>
           </w:tcPr>
           <w:p>
+            <w:pPr>
+              <w:ind w:firstLine="0"/>
+            </w:pPr>
             <w:r>
               <w:rPr>
                 <w:rFonts w:ascii="Times New Roman" w:hAnsi="Times New Roman" w:eastAsia="宋体"/>
@@ -1926,6 +2142,9 @@
             <w:tcW w:type="dxa" w:w="8215"/>
           </w:tcPr>
           <w:p>
+            <w:pPr>
+              <w:ind w:firstLine="0"/>
+            </w:pPr>
             <w:r>
               <w:rPr>
                 <w:rFonts w:ascii="Times New Roman" w:hAnsi="Times New Roman" w:eastAsia="宋体"/>
@@ -2013,6 +2232,9 @@
             <w:tcW w:type="dxa" w:w="711"/>
           </w:tcPr>
           <w:p>
+            <w:pPr>
+              <w:ind w:firstLine="0"/>
+            </w:pPr>
             <w:r>
               <w:rPr>
                 <w:rFonts w:ascii="Times New Roman" w:hAnsi="Times New Roman" w:eastAsia="宋体"/>
@@ -2028,6 +2250,9 @@
             <w:tcW w:type="dxa" w:w="8359"/>
           </w:tcPr>
           <w:p>
+            <w:pPr>
+              <w:ind w:firstLine="0"/>
+            </w:pPr>
             <w:r>
               <w:rPr>
                 <w:rFonts w:ascii="Times New Roman" w:hAnsi="Times New Roman" w:eastAsia="宋体"/>
@@ -2045,6 +2270,9 @@
             <w:tcW w:type="dxa" w:w="711"/>
           </w:tcPr>
           <w:p>
+            <w:pPr>
+              <w:ind w:firstLine="0"/>
+            </w:pPr>
             <w:r>
               <w:rPr>
                 <w:rFonts w:ascii="Times New Roman" w:hAnsi="Times New Roman" w:eastAsia="宋体"/>
@@ -2059,6 +2287,9 @@
             <w:tcW w:type="dxa" w:w="8359"/>
           </w:tcPr>
           <w:p>
+            <w:pPr>
+              <w:ind w:firstLine="0"/>
+            </w:pPr>
             <w:r>
               <w:rPr>
                 <w:rFonts w:ascii="Times New Roman" w:hAnsi="Times New Roman" w:eastAsia="宋体"/>
@@ -2075,6 +2306,9 @@
             <w:tcW w:type="dxa" w:w="711"/>
           </w:tcPr>
           <w:p>
+            <w:pPr>
+              <w:ind w:firstLine="0"/>
+            </w:pPr>
             <w:r>
               <w:rPr>
                 <w:rFonts w:ascii="Times New Roman" w:hAnsi="Times New Roman" w:eastAsia="宋体"/>
@@ -2089,6 +2323,9 @@
             <w:tcW w:type="dxa" w:w="8359"/>
           </w:tcPr>
           <w:p>
+            <w:pPr>
+              <w:ind w:firstLine="0"/>
+            </w:pPr>
             <w:r>
               <w:rPr>
                 <w:rFonts w:ascii="Times New Roman" w:hAnsi="Times New Roman" w:eastAsia="宋体"/>
@@ -2105,6 +2342,9 @@
             <w:tcW w:type="dxa" w:w="711"/>
           </w:tcPr>
           <w:p>
+            <w:pPr>
+              <w:ind w:firstLine="0"/>
+            </w:pPr>
             <w:r>
               <w:rPr>
                 <w:rFonts w:ascii="Times New Roman" w:hAnsi="Times New Roman" w:eastAsia="宋体"/>
@@ -2119,6 +2359,9 @@
             <w:tcW w:type="dxa" w:w="8359"/>
           </w:tcPr>
           <w:p>
+            <w:pPr>
+              <w:ind w:firstLine="0"/>
+            </w:pPr>
             <w:r>
               <w:rPr>
                 <w:rFonts w:ascii="Times New Roman" w:hAnsi="Times New Roman" w:eastAsia="宋体"/>
@@ -2135,6 +2378,9 @@
             <w:tcW w:type="dxa" w:w="711"/>
           </w:tcPr>
           <w:p>
+            <w:pPr>
+              <w:ind w:firstLine="0"/>
+            </w:pPr>
             <w:r>
               <w:rPr>
                 <w:rFonts w:ascii="Times New Roman" w:hAnsi="Times New Roman" w:eastAsia="宋体"/>
@@ -2149,6 +2395,9 @@
             <w:tcW w:type="dxa" w:w="8359"/>
           </w:tcPr>
           <w:p>
+            <w:pPr>
+              <w:ind w:firstLine="0"/>
+            </w:pPr>
             <w:r>
               <w:rPr>
                 <w:rFonts w:ascii="Times New Roman" w:hAnsi="Times New Roman" w:eastAsia="宋体"/>
@@ -2472,6 +2721,9 @@
             <w:tcW w:type="dxa" w:w="981"/>
           </w:tcPr>
           <w:p>
+            <w:pPr>
+              <w:ind w:firstLine="0"/>
+            </w:pPr>
             <w:r>
               <w:rPr>
                 <w:rFonts w:ascii="Times New Roman" w:hAnsi="Times New Roman" w:eastAsia="宋体"/>
@@ -2487,6 +2739,9 @@
             <w:tcW w:type="dxa" w:w="1961"/>
           </w:tcPr>
           <w:p>
+            <w:pPr>
+              <w:ind w:firstLine="0"/>
+            </w:pPr>
             <w:r>
               <w:rPr>
                 <w:rFonts w:ascii="Times New Roman" w:hAnsi="Times New Roman" w:eastAsia="宋体"/>
@@ -2502,6 +2757,9 @@
             <w:tcW w:type="dxa" w:w="1226"/>
           </w:tcPr>
           <w:p>
+            <w:pPr>
+              <w:ind w:firstLine="0"/>
+            </w:pPr>
             <w:r>
               <w:rPr>
                 <w:rFonts w:ascii="Times New Roman" w:hAnsi="Times New Roman" w:eastAsia="宋体"/>
@@ -2517,6 +2775,9 @@
             <w:tcW w:type="dxa" w:w="4903"/>
           </w:tcPr>
           <w:p>
+            <w:pPr>
+              <w:ind w:firstLine="0"/>
+            </w:pPr>
             <w:r>
               <w:rPr>
                 <w:rFonts w:ascii="Times New Roman" w:hAnsi="Times New Roman" w:eastAsia="宋体"/>
@@ -2534,6 +2795,9 @@
             <w:tcW w:type="dxa" w:w="981"/>
           </w:tcPr>
           <w:p>
+            <w:pPr>
+              <w:ind w:firstLine="0"/>
+            </w:pPr>
             <w:r>
               <w:rPr>
                 <w:rFonts w:ascii="Times New Roman" w:hAnsi="Times New Roman" w:eastAsia="宋体"/>
@@ -2548,6 +2812,9 @@
             <w:tcW w:type="dxa" w:w="1961"/>
           </w:tcPr>
           <w:p>
+            <w:pPr>
+              <w:ind w:firstLine="0"/>
+            </w:pPr>
             <w:r>
               <w:rPr>
                 <w:rFonts w:ascii="Times New Roman" w:hAnsi="Times New Roman" w:eastAsia="宋体"/>
@@ -2562,6 +2829,9 @@
             <w:tcW w:type="dxa" w:w="1226"/>
           </w:tcPr>
           <w:p>
+            <w:pPr>
+              <w:ind w:firstLine="0"/>
+            </w:pPr>
             <w:r>
               <w:rPr>
                 <w:rFonts w:ascii="Times New Roman" w:hAnsi="Times New Roman" w:eastAsia="宋体"/>
@@ -2576,6 +2846,9 @@
             <w:tcW w:type="dxa" w:w="4903"/>
           </w:tcPr>
           <w:p>
+            <w:pPr>
+              <w:ind w:firstLine="0"/>
+            </w:pPr>
             <w:r>
               <w:rPr>
                 <w:rFonts w:ascii="Times New Roman" w:hAnsi="Times New Roman" w:eastAsia="宋体"/>
@@ -2592,6 +2865,9 @@
             <w:tcW w:type="dxa" w:w="981"/>
           </w:tcPr>
           <w:p>
+            <w:pPr>
+              <w:ind w:firstLine="0"/>
+            </w:pPr>
             <w:r>
               <w:rPr>
                 <w:rFonts w:ascii="Times New Roman" w:hAnsi="Times New Roman" w:eastAsia="宋体"/>
@@ -2606,6 +2882,9 @@
             <w:tcW w:type="dxa" w:w="1961"/>
           </w:tcPr>
           <w:p>
+            <w:pPr>
+              <w:ind w:firstLine="0"/>
+            </w:pPr>
             <w:r>
               <w:rPr>
                 <w:rFonts w:ascii="Times New Roman" w:hAnsi="Times New Roman" w:eastAsia="宋体"/>
@@ -2620,6 +2899,9 @@
             <w:tcW w:type="dxa" w:w="1226"/>
           </w:tcPr>
           <w:p>
+            <w:pPr>
+              <w:ind w:firstLine="0"/>
+            </w:pPr>
             <w:r>
               <w:rPr>
                 <w:rFonts w:ascii="Times New Roman" w:hAnsi="Times New Roman" w:eastAsia="宋体"/>
@@ -2634,6 +2916,9 @@
             <w:tcW w:type="dxa" w:w="4903"/>
           </w:tcPr>
           <w:p>
+            <w:pPr>
+              <w:ind w:firstLine="0"/>
+            </w:pPr>
             <w:r>
               <w:rPr>
                 <w:rFonts w:ascii="Times New Roman" w:hAnsi="Times New Roman" w:eastAsia="宋体"/>
@@ -2650,6 +2935,9 @@
             <w:tcW w:type="dxa" w:w="981"/>
           </w:tcPr>
           <w:p>
+            <w:pPr>
+              <w:ind w:firstLine="0"/>
+            </w:pPr>
             <w:r>
               <w:rPr>
                 <w:rFonts w:ascii="Times New Roman" w:hAnsi="Times New Roman" w:eastAsia="宋体"/>
@@ -2664,6 +2952,9 @@
             <w:tcW w:type="dxa" w:w="1961"/>
           </w:tcPr>
           <w:p>
+            <w:pPr>
+              <w:ind w:firstLine="0"/>
+            </w:pPr>
             <w:r>
               <w:rPr>
                 <w:rFonts w:ascii="Times New Roman" w:hAnsi="Times New Roman" w:eastAsia="宋体"/>
@@ -2678,6 +2969,9 @@
             <w:tcW w:type="dxa" w:w="1226"/>
           </w:tcPr>
           <w:p>
+            <w:pPr>
+              <w:ind w:firstLine="0"/>
+            </w:pPr>
             <w:r>
               <w:rPr>
                 <w:rFonts w:ascii="Times New Roman" w:hAnsi="Times New Roman" w:eastAsia="宋体"/>
@@ -2692,6 +2986,9 @@
             <w:tcW w:type="dxa" w:w="4903"/>
           </w:tcPr>
           <w:p>
+            <w:pPr>
+              <w:ind w:firstLine="0"/>
+            </w:pPr>
             <w:r>
               <w:rPr>
                 <w:rFonts w:ascii="Times New Roman" w:hAnsi="Times New Roman" w:eastAsia="宋体"/>
@@ -2708,6 +3005,9 @@
             <w:tcW w:type="dxa" w:w="981"/>
           </w:tcPr>
           <w:p>
+            <w:pPr>
+              <w:ind w:firstLine="0"/>
+            </w:pPr>
             <w:r>
               <w:rPr>
                 <w:rFonts w:ascii="Times New Roman" w:hAnsi="Times New Roman" w:eastAsia="宋体"/>
@@ -2722,6 +3022,9 @@
             <w:tcW w:type="dxa" w:w="1961"/>
           </w:tcPr>
           <w:p>
+            <w:pPr>
+              <w:ind w:firstLine="0"/>
+            </w:pPr>
             <w:r>
               <w:rPr>
                 <w:rFonts w:ascii="Times New Roman" w:hAnsi="Times New Roman" w:eastAsia="宋体"/>
@@ -2736,6 +3039,9 @@
             <w:tcW w:type="dxa" w:w="1226"/>
           </w:tcPr>
           <w:p>
+            <w:pPr>
+              <w:ind w:firstLine="0"/>
+            </w:pPr>
             <w:r>
               <w:rPr>
                 <w:rFonts w:ascii="Times New Roman" w:hAnsi="Times New Roman" w:eastAsia="宋体"/>
@@ -2750,6 +3056,9 @@
             <w:tcW w:type="dxa" w:w="4903"/>
           </w:tcPr>
           <w:p>
+            <w:pPr>
+              <w:ind w:firstLine="0"/>
+            </w:pPr>
             <w:r>
               <w:rPr>
                 <w:rFonts w:ascii="Times New Roman" w:hAnsi="Times New Roman" w:eastAsia="宋体"/>
@@ -2766,6 +3075,9 @@
             <w:tcW w:type="dxa" w:w="981"/>
           </w:tcPr>
           <w:p>
+            <w:pPr>
+              <w:ind w:firstLine="0"/>
+            </w:pPr>
             <w:r>
               <w:rPr>
                 <w:rFonts w:ascii="Times New Roman" w:hAnsi="Times New Roman" w:eastAsia="宋体"/>
@@ -2780,6 +3092,9 @@
             <w:tcW w:type="dxa" w:w="1961"/>
           </w:tcPr>
           <w:p>
+            <w:pPr>
+              <w:ind w:firstLine="0"/>
+            </w:pPr>
             <w:r>
               <w:rPr>
                 <w:rFonts w:ascii="Times New Roman" w:hAnsi="Times New Roman" w:eastAsia="宋体"/>
@@ -2794,6 +3109,9 @@
             <w:tcW w:type="dxa" w:w="1226"/>
           </w:tcPr>
           <w:p>
+            <w:pPr>
+              <w:ind w:firstLine="0"/>
+            </w:pPr>
             <w:r>
               <w:rPr>
                 <w:rFonts w:ascii="Times New Roman" w:hAnsi="Times New Roman" w:eastAsia="宋体"/>
@@ -2808,6 +3126,9 @@
             <w:tcW w:type="dxa" w:w="4903"/>
           </w:tcPr>
           <w:p>
+            <w:pPr>
+              <w:ind w:firstLine="0"/>
+            </w:pPr>
             <w:r>
               <w:rPr>
                 <w:rFonts w:ascii="Times New Roman" w:hAnsi="Times New Roman" w:eastAsia="宋体"/>
@@ -2824,6 +3145,9 @@
             <w:tcW w:type="dxa" w:w="981"/>
           </w:tcPr>
           <w:p>
+            <w:pPr>
+              <w:ind w:firstLine="0"/>
+            </w:pPr>
             <w:r>
               <w:rPr>
                 <w:rFonts w:ascii="Times New Roman" w:hAnsi="Times New Roman" w:eastAsia="宋体"/>
@@ -2838,6 +3162,9 @@
             <w:tcW w:type="dxa" w:w="1961"/>
           </w:tcPr>
           <w:p>
+            <w:pPr>
+              <w:ind w:firstLine="0"/>
+            </w:pPr>
             <w:r>
               <w:rPr>
                 <w:rFonts w:ascii="Times New Roman" w:hAnsi="Times New Roman" w:eastAsia="宋体"/>
@@ -2852,6 +3179,9 @@
             <w:tcW w:type="dxa" w:w="1226"/>
           </w:tcPr>
           <w:p>
+            <w:pPr>
+              <w:ind w:firstLine="0"/>
+            </w:pPr>
             <w:r>
               <w:rPr>
                 <w:rFonts w:ascii="Times New Roman" w:hAnsi="Times New Roman" w:eastAsia="宋体"/>
@@ -2866,6 +3196,9 @@
             <w:tcW w:type="dxa" w:w="4903"/>
           </w:tcPr>
           <w:p>
+            <w:pPr>
+              <w:ind w:firstLine="0"/>
+            </w:pPr>
             <w:r>
               <w:rPr>
                 <w:rFonts w:ascii="Times New Roman" w:hAnsi="Times New Roman" w:eastAsia="宋体"/>
@@ -2882,6 +3215,9 @@
             <w:tcW w:type="dxa" w:w="981"/>
           </w:tcPr>
           <w:p>
+            <w:pPr>
+              <w:ind w:firstLine="0"/>
+            </w:pPr>
             <w:r>
               <w:rPr>
                 <w:rFonts w:ascii="Times New Roman" w:hAnsi="Times New Roman" w:eastAsia="宋体"/>
@@ -2896,6 +3232,9 @@
             <w:tcW w:type="dxa" w:w="1961"/>
           </w:tcPr>
           <w:p>
+            <w:pPr>
+              <w:ind w:firstLine="0"/>
+            </w:pPr>
             <w:r>
               <w:rPr>
                 <w:rFonts w:ascii="Times New Roman" w:hAnsi="Times New Roman" w:eastAsia="宋体"/>
@@ -2910,6 +3249,9 @@
             <w:tcW w:type="dxa" w:w="1226"/>
           </w:tcPr>
           <w:p>
+            <w:pPr>
+              <w:ind w:firstLine="0"/>
+            </w:pPr>
             <w:r>
               <w:rPr>
                 <w:rFonts w:ascii="Times New Roman" w:hAnsi="Times New Roman" w:eastAsia="宋体"/>
@@ -2924,6 +3266,9 @@
             <w:tcW w:type="dxa" w:w="4903"/>
           </w:tcPr>
           <w:p>
+            <w:pPr>
+              <w:ind w:firstLine="0"/>
+            </w:pPr>
             <w:r>
               <w:rPr>
                 <w:rFonts w:ascii="Times New Roman" w:hAnsi="Times New Roman" w:eastAsia="宋体"/>
@@ -2940,6 +3285,9 @@
             <w:tcW w:type="dxa" w:w="981"/>
           </w:tcPr>
           <w:p>
+            <w:pPr>
+              <w:ind w:firstLine="0"/>
+            </w:pPr>
             <w:r>
               <w:rPr>
                 <w:rFonts w:ascii="Times New Roman" w:hAnsi="Times New Roman" w:eastAsia="宋体"/>
@@ -2954,6 +3302,9 @@
             <w:tcW w:type="dxa" w:w="1961"/>
           </w:tcPr>
           <w:p>
+            <w:pPr>
+              <w:ind w:firstLine="0"/>
+            </w:pPr>
             <w:r>
               <w:rPr>
                 <w:rFonts w:ascii="Times New Roman" w:hAnsi="Times New Roman" w:eastAsia="宋体"/>
@@ -2968,6 +3319,9 @@
             <w:tcW w:type="dxa" w:w="1226"/>
           </w:tcPr>
           <w:p>
+            <w:pPr>
+              <w:ind w:firstLine="0"/>
+            </w:pPr>
             <w:r>
               <w:rPr>
                 <w:rFonts w:ascii="Times New Roman" w:hAnsi="Times New Roman" w:eastAsia="宋体"/>
@@ -2982,6 +3336,9 @@
             <w:tcW w:type="dxa" w:w="4903"/>
           </w:tcPr>
           <w:p>
+            <w:pPr>
+              <w:ind w:firstLine="0"/>
+            </w:pPr>
             <w:r>
               <w:rPr>
                 <w:rFonts w:ascii="Times New Roman" w:hAnsi="Times New Roman" w:eastAsia="宋体"/>
@@ -2998,6 +3355,9 @@
             <w:tcW w:type="dxa" w:w="981"/>
           </w:tcPr>
           <w:p>
+            <w:pPr>
+              <w:ind w:firstLine="0"/>
+            </w:pPr>
             <w:r>
               <w:rPr>
                 <w:rFonts w:ascii="Times New Roman" w:hAnsi="Times New Roman" w:eastAsia="宋体"/>
@@ -3012,6 +3372,9 @@
             <w:tcW w:type="dxa" w:w="1961"/>
           </w:tcPr>
           <w:p>
+            <w:pPr>
+              <w:ind w:firstLine="0"/>
+            </w:pPr>
             <w:r>
               <w:rPr>
                 <w:rFonts w:ascii="Times New Roman" w:hAnsi="Times New Roman" w:eastAsia="宋体"/>
@@ -3026,6 +3389,9 @@
             <w:tcW w:type="dxa" w:w="1226"/>
           </w:tcPr>
           <w:p>
+            <w:pPr>
+              <w:ind w:firstLine="0"/>
+            </w:pPr>
             <w:r>
               <w:rPr>
                 <w:rFonts w:ascii="Times New Roman" w:hAnsi="Times New Roman" w:eastAsia="宋体"/>
@@ -3040,6 +3406,9 @@
             <w:tcW w:type="dxa" w:w="4903"/>
           </w:tcPr>
           <w:p>
+            <w:pPr>
+              <w:ind w:firstLine="0"/>
+            </w:pPr>
             <w:r>
               <w:rPr>
                 <w:rFonts w:ascii="Times New Roman" w:hAnsi="Times New Roman" w:eastAsia="宋体"/>
@@ -3056,6 +3425,9 @@
             <w:tcW w:type="dxa" w:w="981"/>
           </w:tcPr>
           <w:p>
+            <w:pPr>
+              <w:ind w:firstLine="0"/>
+            </w:pPr>
             <w:r>
               <w:rPr>
                 <w:rFonts w:ascii="Times New Roman" w:hAnsi="Times New Roman" w:eastAsia="宋体"/>
@@ -3070,6 +3442,9 @@
             <w:tcW w:type="dxa" w:w="1961"/>
           </w:tcPr>
           <w:p>
+            <w:pPr>
+              <w:ind w:firstLine="0"/>
+            </w:pPr>
             <w:r>
               <w:rPr>
                 <w:rFonts w:ascii="Times New Roman" w:hAnsi="Times New Roman" w:eastAsia="宋体"/>
@@ -3084,6 +3459,9 @@
             <w:tcW w:type="dxa" w:w="1226"/>
           </w:tcPr>
           <w:p>
+            <w:pPr>
+              <w:ind w:firstLine="0"/>
+            </w:pPr>
             <w:r>
               <w:rPr>
                 <w:rFonts w:ascii="Times New Roman" w:hAnsi="Times New Roman" w:eastAsia="宋体"/>
@@ -3098,6 +3476,9 @@
             <w:tcW w:type="dxa" w:w="4903"/>
           </w:tcPr>
           <w:p>
+            <w:pPr>
+              <w:ind w:firstLine="0"/>
+            </w:pPr>
             <w:r>
               <w:rPr>
                 <w:rFonts w:ascii="Times New Roman" w:hAnsi="Times New Roman" w:eastAsia="宋体"/>
@@ -3114,6 +3495,9 @@
             <w:tcW w:type="dxa" w:w="981"/>
           </w:tcPr>
           <w:p>
+            <w:pPr>
+              <w:ind w:firstLine="0"/>
+            </w:pPr>
             <w:r>
               <w:rPr>
                 <w:rFonts w:ascii="Times New Roman" w:hAnsi="Times New Roman" w:eastAsia="宋体"/>
@@ -3128,6 +3512,9 @@
             <w:tcW w:type="dxa" w:w="1961"/>
           </w:tcPr>
           <w:p>
+            <w:pPr>
+              <w:ind w:firstLine="0"/>
+            </w:pPr>
             <w:r>
               <w:rPr>
                 <w:rFonts w:ascii="Times New Roman" w:hAnsi="Times New Roman" w:eastAsia="宋体"/>
@@ -3142,6 +3529,9 @@
             <w:tcW w:type="dxa" w:w="1226"/>
           </w:tcPr>
           <w:p>
+            <w:pPr>
+              <w:ind w:firstLine="0"/>
+            </w:pPr>
             <w:r>
               <w:rPr>
                 <w:rFonts w:ascii="Times New Roman" w:hAnsi="Times New Roman" w:eastAsia="宋体"/>
@@ -3156,6 +3546,9 @@
             <w:tcW w:type="dxa" w:w="4903"/>
           </w:tcPr>
           <w:p>
+            <w:pPr>
+              <w:ind w:firstLine="0"/>
+            </w:pPr>
             <w:r>
               <w:rPr>
                 <w:rFonts w:ascii="Times New Roman" w:hAnsi="Times New Roman" w:eastAsia="宋体"/>
@@ -3172,6 +3565,9 @@
             <w:tcW w:type="dxa" w:w="981"/>
           </w:tcPr>
           <w:p>
+            <w:pPr>
+              <w:ind w:firstLine="0"/>
+            </w:pPr>
             <w:r>
               <w:rPr>
                 <w:rFonts w:ascii="Times New Roman" w:hAnsi="Times New Roman" w:eastAsia="宋体"/>
@@ -3186,6 +3582,9 @@
             <w:tcW w:type="dxa" w:w="1961"/>
           </w:tcPr>
           <w:p>
+            <w:pPr>
+              <w:ind w:firstLine="0"/>
+            </w:pPr>
             <w:r>
               <w:rPr>
                 <w:rFonts w:ascii="Times New Roman" w:hAnsi="Times New Roman" w:eastAsia="宋体"/>
@@ -3200,6 +3599,9 @@
             <w:tcW w:type="dxa" w:w="1226"/>
           </w:tcPr>
           <w:p>
+            <w:pPr>
+              <w:ind w:firstLine="0"/>
+            </w:pPr>
             <w:r>
               <w:rPr>
                 <w:rFonts w:ascii="Times New Roman" w:hAnsi="Times New Roman" w:eastAsia="宋体"/>
@@ -3214,6 +3616,9 @@
             <w:tcW w:type="dxa" w:w="4903"/>
           </w:tcPr>
           <w:p>
+            <w:pPr>
+              <w:ind w:firstLine="0"/>
+            </w:pPr>
             <w:r>
               <w:rPr>
                 <w:rFonts w:ascii="Times New Roman" w:hAnsi="Times New Roman" w:eastAsia="宋体"/>
@@ -3230,6 +3635,9 @@
             <w:tcW w:type="dxa" w:w="981"/>
           </w:tcPr>
           <w:p>
+            <w:pPr>
+              <w:ind w:firstLine="0"/>
+            </w:pPr>
             <w:r>
               <w:rPr>
                 <w:rFonts w:ascii="Times New Roman" w:hAnsi="Times New Roman" w:eastAsia="宋体"/>
@@ -3244,6 +3652,9 @@
             <w:tcW w:type="dxa" w:w="1961"/>
           </w:tcPr>
           <w:p>
+            <w:pPr>
+              <w:ind w:firstLine="0"/>
+            </w:pPr>
             <w:r>
               <w:rPr>
                 <w:rFonts w:ascii="Times New Roman" w:hAnsi="Times New Roman" w:eastAsia="宋体"/>
@@ -3258,6 +3669,9 @@
             <w:tcW w:type="dxa" w:w="1226"/>
           </w:tcPr>
           <w:p>
+            <w:pPr>
+              <w:ind w:firstLine="0"/>
+            </w:pPr>
             <w:r>
               <w:rPr>
                 <w:rFonts w:ascii="Times New Roman" w:hAnsi="Times New Roman" w:eastAsia="宋体"/>
@@ -3272,6 +3686,9 @@
             <w:tcW w:type="dxa" w:w="4903"/>
           </w:tcPr>
           <w:p>
+            <w:pPr>
+              <w:ind w:firstLine="0"/>
+            </w:pPr>
             <w:r>
               <w:rPr>
                 <w:rFonts w:ascii="Times New Roman" w:hAnsi="Times New Roman" w:eastAsia="宋体"/>
@@ -3288,6 +3705,9 @@
             <w:tcW w:type="dxa" w:w="981"/>
           </w:tcPr>
           <w:p>
+            <w:pPr>
+              <w:ind w:firstLine="0"/>
+            </w:pPr>
             <w:r>
               <w:rPr>
                 <w:rFonts w:ascii="Times New Roman" w:hAnsi="Times New Roman" w:eastAsia="宋体"/>
@@ -3302,6 +3722,9 @@
             <w:tcW w:type="dxa" w:w="1961"/>
           </w:tcPr>
           <w:p>
+            <w:pPr>
+              <w:ind w:firstLine="0"/>
+            </w:pPr>
             <w:r>
               <w:rPr>
                 <w:rFonts w:ascii="Times New Roman" w:hAnsi="Times New Roman" w:eastAsia="宋体"/>
@@ -3316,6 +3739,9 @@
             <w:tcW w:type="dxa" w:w="1226"/>
           </w:tcPr>
           <w:p>
+            <w:pPr>
+              <w:ind w:firstLine="0"/>
+            </w:pPr>
             <w:r>
               <w:rPr>
                 <w:rFonts w:ascii="Times New Roman" w:hAnsi="Times New Roman" w:eastAsia="宋体"/>
@@ -3330,6 +3756,9 @@
             <w:tcW w:type="dxa" w:w="4903"/>
           </w:tcPr>
           <w:p>
+            <w:pPr>
+              <w:ind w:firstLine="0"/>
+            </w:pPr>
             <w:r>
               <w:rPr>
                 <w:rFonts w:ascii="Times New Roman" w:hAnsi="Times New Roman" w:eastAsia="宋体"/>
@@ -3346,6 +3775,9 @@
             <w:tcW w:type="dxa" w:w="981"/>
           </w:tcPr>
           <w:p>
+            <w:pPr>
+              <w:ind w:firstLine="0"/>
+            </w:pPr>
             <w:r>
               <w:rPr>
                 <w:rFonts w:ascii="Times New Roman" w:hAnsi="Times New Roman" w:eastAsia="宋体"/>
@@ -3360,6 +3792,9 @@
             <w:tcW w:type="dxa" w:w="1961"/>
           </w:tcPr>
           <w:p>
+            <w:pPr>
+              <w:ind w:firstLine="0"/>
+            </w:pPr>
             <w:r>
               <w:rPr>
                 <w:rFonts w:ascii="Times New Roman" w:hAnsi="Times New Roman" w:eastAsia="宋体"/>
@@ -3374,6 +3809,9 @@
             <w:tcW w:type="dxa" w:w="1226"/>
           </w:tcPr>
           <w:p>
+            <w:pPr>
+              <w:ind w:firstLine="0"/>
+            </w:pPr>
             <w:r>
               <w:rPr>
                 <w:rFonts w:ascii="Times New Roman" w:hAnsi="Times New Roman" w:eastAsia="宋体"/>
@@ -3388,6 +3826,9 @@
             <w:tcW w:type="dxa" w:w="4903"/>
           </w:tcPr>
           <w:p>
+            <w:pPr>
+              <w:ind w:firstLine="0"/>
+            </w:pPr>
             <w:r>
               <w:rPr>
                 <w:rFonts w:ascii="Times New Roman" w:hAnsi="Times New Roman" w:eastAsia="宋体"/>
@@ -3404,6 +3845,9 @@
             <w:tcW w:type="dxa" w:w="981"/>
           </w:tcPr>
           <w:p>
+            <w:pPr>
+              <w:ind w:firstLine="0"/>
+            </w:pPr>
             <w:r>
               <w:rPr>
                 <w:rFonts w:ascii="Times New Roman" w:hAnsi="Times New Roman" w:eastAsia="宋体"/>
@@ -3418,6 +3862,9 @@
             <w:tcW w:type="dxa" w:w="1961"/>
           </w:tcPr>
           <w:p>
+            <w:pPr>
+              <w:ind w:firstLine="0"/>
+            </w:pPr>
             <w:r>
               <w:rPr>
                 <w:rFonts w:ascii="Times New Roman" w:hAnsi="Times New Roman" w:eastAsia="宋体"/>
@@ -3432,6 +3879,9 @@
             <w:tcW w:type="dxa" w:w="1226"/>
           </w:tcPr>
           <w:p>
+            <w:pPr>
+              <w:ind w:firstLine="0"/>
+            </w:pPr>
             <w:r>
               <w:rPr>
                 <w:rFonts w:ascii="Times New Roman" w:hAnsi="Times New Roman" w:eastAsia="宋体"/>
@@ -3446,6 +3896,9 @@
             <w:tcW w:type="dxa" w:w="4903"/>
           </w:tcPr>
           <w:p>
+            <w:pPr>
+              <w:ind w:firstLine="0"/>
+            </w:pPr>
             <w:r>
               <w:rPr>
                 <w:rFonts w:ascii="Times New Roman" w:hAnsi="Times New Roman" w:eastAsia="宋体"/>
@@ -3519,6 +3972,9 @@
             <w:tcW w:type="dxa" w:w="605"/>
           </w:tcPr>
           <w:p>
+            <w:pPr>
+              <w:ind w:firstLine="0"/>
+            </w:pPr>
             <w:r>
               <w:rPr>
                 <w:rFonts w:ascii="Times New Roman" w:hAnsi="Times New Roman" w:eastAsia="宋体"/>
@@ -3534,6 +3990,9 @@
             <w:tcW w:type="dxa" w:w="1512"/>
           </w:tcPr>
           <w:p>
+            <w:pPr>
+              <w:ind w:firstLine="0"/>
+            </w:pPr>
             <w:r>
               <w:rPr>
                 <w:rFonts w:ascii="Times New Roman" w:hAnsi="Times New Roman" w:eastAsia="宋体"/>
@@ -3549,6 +4008,9 @@
             <w:tcW w:type="dxa" w:w="6954"/>
           </w:tcPr>
           <w:p>
+            <w:pPr>
+              <w:ind w:firstLine="0"/>
+            </w:pPr>
             <w:r>
               <w:rPr>
                 <w:rFonts w:ascii="Times New Roman" w:hAnsi="Times New Roman" w:eastAsia="宋体"/>
@@ -3566,6 +4028,9 @@
             <w:tcW w:type="dxa" w:w="605"/>
           </w:tcPr>
           <w:p>
+            <w:pPr>
+              <w:ind w:firstLine="0"/>
+            </w:pPr>
             <w:r>
               <w:rPr>
                 <w:rFonts w:ascii="Times New Roman" w:hAnsi="Times New Roman" w:eastAsia="宋体"/>
@@ -3580,6 +4045,9 @@
             <w:tcW w:type="dxa" w:w="1512"/>
           </w:tcPr>
           <w:p>
+            <w:pPr>
+              <w:ind w:firstLine="0"/>
+            </w:pPr>
             <w:r>
               <w:rPr>
                 <w:rFonts w:ascii="Times New Roman" w:hAnsi="Times New Roman" w:eastAsia="宋体"/>
@@ -3594,6 +4062,9 @@
             <w:tcW w:type="dxa" w:w="6954"/>
           </w:tcPr>
           <w:p>
+            <w:pPr>
+              <w:ind w:firstLine="0"/>
+            </w:pPr>
             <w:r>
               <w:rPr>
                 <w:rFonts w:ascii="Times New Roman" w:hAnsi="Times New Roman" w:eastAsia="宋体"/>
@@ -3610,6 +4081,9 @@
             <w:tcW w:type="dxa" w:w="605"/>
           </w:tcPr>
           <w:p>
+            <w:pPr>
+              <w:ind w:firstLine="0"/>
+            </w:pPr>
             <w:r>
               <w:rPr>
                 <w:rFonts w:ascii="Times New Roman" w:hAnsi="Times New Roman" w:eastAsia="宋体"/>
@@ -3624,6 +4098,9 @@
             <w:tcW w:type="dxa" w:w="1512"/>
           </w:tcPr>
           <w:p>
+            <w:pPr>
+              <w:ind w:firstLine="0"/>
+            </w:pPr>
             <w:r>
               <w:rPr>
                 <w:rFonts w:ascii="Times New Roman" w:hAnsi="Times New Roman" w:eastAsia="宋体"/>
@@ -3638,6 +4115,9 @@
             <w:tcW w:type="dxa" w:w="6954"/>
           </w:tcPr>
           <w:p>
+            <w:pPr>
+              <w:ind w:firstLine="0"/>
+            </w:pPr>
             <w:r>
               <w:rPr>
                 <w:rFonts w:ascii="Times New Roman" w:hAnsi="Times New Roman" w:eastAsia="宋体"/>
@@ -3654,6 +4134,9 @@
             <w:tcW w:type="dxa" w:w="605"/>
           </w:tcPr>
           <w:p>
+            <w:pPr>
+              <w:ind w:firstLine="0"/>
+            </w:pPr>
             <w:r>
               <w:rPr>
                 <w:rFonts w:ascii="Times New Roman" w:hAnsi="Times New Roman" w:eastAsia="宋体"/>
@@ -3668,6 +4151,9 @@
             <w:tcW w:type="dxa" w:w="1512"/>
           </w:tcPr>
           <w:p>
+            <w:pPr>
+              <w:ind w:firstLine="0"/>
+            </w:pPr>
             <w:r>
               <w:rPr>
                 <w:rFonts w:ascii="Times New Roman" w:hAnsi="Times New Roman" w:eastAsia="宋体"/>
@@ -3682,6 +4168,9 @@
             <w:tcW w:type="dxa" w:w="6954"/>
           </w:tcPr>
           <w:p>
+            <w:pPr>
+              <w:ind w:firstLine="0"/>
+            </w:pPr>
             <w:r>
               <w:rPr>
                 <w:rFonts w:ascii="Times New Roman" w:hAnsi="Times New Roman" w:eastAsia="宋体"/>
@@ -3698,6 +4187,9 @@
             <w:tcW w:type="dxa" w:w="605"/>
           </w:tcPr>
           <w:p>
+            <w:pPr>
+              <w:ind w:firstLine="0"/>
+            </w:pPr>
             <w:r>
               <w:rPr>
                 <w:rFonts w:ascii="Times New Roman" w:hAnsi="Times New Roman" w:eastAsia="宋体"/>
@@ -3712,6 +4204,9 @@
             <w:tcW w:type="dxa" w:w="1512"/>
           </w:tcPr>
           <w:p>
+            <w:pPr>
+              <w:ind w:firstLine="0"/>
+            </w:pPr>
             <w:r>
               <w:rPr>
                 <w:rFonts w:ascii="Times New Roman" w:hAnsi="Times New Roman" w:eastAsia="宋体"/>
@@ -3726,6 +4221,9 @@
             <w:tcW w:type="dxa" w:w="6954"/>
           </w:tcPr>
           <w:p>
+            <w:pPr>
+              <w:ind w:firstLine="0"/>
+            </w:pPr>
             <w:r>
               <w:rPr>
                 <w:rFonts w:ascii="Times New Roman" w:hAnsi="Times New Roman" w:eastAsia="宋体"/>
@@ -3742,6 +4240,9 @@
             <w:tcW w:type="dxa" w:w="605"/>
           </w:tcPr>
           <w:p>
+            <w:pPr>
+              <w:ind w:firstLine="0"/>
+            </w:pPr>
             <w:r>
               <w:rPr>
                 <w:rFonts w:ascii="Times New Roman" w:hAnsi="Times New Roman" w:eastAsia="宋体"/>
@@ -3756,6 +4257,9 @@
             <w:tcW w:type="dxa" w:w="1512"/>
           </w:tcPr>
           <w:p>
+            <w:pPr>
+              <w:ind w:firstLine="0"/>
+            </w:pPr>
             <w:r>
               <w:rPr>
                 <w:rFonts w:ascii="Times New Roman" w:hAnsi="Times New Roman" w:eastAsia="宋体"/>
@@ -3770,6 +4274,9 @@
             <w:tcW w:type="dxa" w:w="6954"/>
           </w:tcPr>
           <w:p>
+            <w:pPr>
+              <w:ind w:firstLine="0"/>
+            </w:pPr>
             <w:r>
               <w:rPr>
                 <w:rFonts w:ascii="Times New Roman" w:hAnsi="Times New Roman" w:eastAsia="宋体"/>
@@ -3786,6 +4293,9 @@
             <w:tcW w:type="dxa" w:w="605"/>
           </w:tcPr>
           <w:p>
+            <w:pPr>
+              <w:ind w:firstLine="0"/>
+            </w:pPr>
             <w:r>
               <w:rPr>
                 <w:rFonts w:ascii="Times New Roman" w:hAnsi="Times New Roman" w:eastAsia="宋体"/>
@@ -3800,6 +4310,9 @@
             <w:tcW w:type="dxa" w:w="1512"/>
           </w:tcPr>
           <w:p>
+            <w:pPr>
+              <w:ind w:firstLine="0"/>
+            </w:pPr>
             <w:r>
               <w:rPr>
                 <w:rFonts w:ascii="Times New Roman" w:hAnsi="Times New Roman" w:eastAsia="宋体"/>
@@ -3814,6 +4327,9 @@
             <w:tcW w:type="dxa" w:w="6954"/>
           </w:tcPr>
           <w:p>
+            <w:pPr>
+              <w:ind w:firstLine="0"/>
+            </w:pPr>
             <w:r>
               <w:rPr>
                 <w:rFonts w:ascii="Times New Roman" w:hAnsi="Times New Roman" w:eastAsia="宋体"/>
@@ -3830,6 +4346,9 @@
             <w:tcW w:type="dxa" w:w="605"/>
           </w:tcPr>
           <w:p>
+            <w:pPr>
+              <w:ind w:firstLine="0"/>
+            </w:pPr>
             <w:r>
               <w:rPr>
                 <w:rFonts w:ascii="Times New Roman" w:hAnsi="Times New Roman" w:eastAsia="宋体"/>
@@ -3844,6 +4363,9 @@
             <w:tcW w:type="dxa" w:w="1512"/>
           </w:tcPr>
           <w:p>
+            <w:pPr>
+              <w:ind w:firstLine="0"/>
+            </w:pPr>
             <w:r>
               <w:rPr>
                 <w:rFonts w:ascii="Times New Roman" w:hAnsi="Times New Roman" w:eastAsia="宋体"/>
@@ -3858,6 +4380,9 @@
             <w:tcW w:type="dxa" w:w="6954"/>
           </w:tcPr>
           <w:p>
+            <w:pPr>
+              <w:ind w:firstLine="0"/>
+            </w:pPr>
             <w:r>
               <w:rPr>
                 <w:rFonts w:ascii="Times New Roman" w:hAnsi="Times New Roman" w:eastAsia="宋体"/>
@@ -3874,6 +4399,9 @@
             <w:tcW w:type="dxa" w:w="605"/>
           </w:tcPr>
           <w:p>
+            <w:pPr>
+              <w:ind w:firstLine="0"/>
+            </w:pPr>
             <w:r>
               <w:rPr>
                 <w:rFonts w:ascii="Times New Roman" w:hAnsi="Times New Roman" w:eastAsia="宋体"/>
@@ -3888,6 +4416,9 @@
             <w:tcW w:type="dxa" w:w="1512"/>
           </w:tcPr>
           <w:p>
+            <w:pPr>
+              <w:ind w:firstLine="0"/>
+            </w:pPr>
             <w:r>
               <w:rPr>
                 <w:rFonts w:ascii="Times New Roman" w:hAnsi="Times New Roman" w:eastAsia="宋体"/>
@@ -3902,6 +4433,9 @@
             <w:tcW w:type="dxa" w:w="6954"/>
           </w:tcPr>
           <w:p>
+            <w:pPr>
+              <w:ind w:firstLine="0"/>
+            </w:pPr>
             <w:r>
               <w:rPr>
                 <w:rFonts w:ascii="Times New Roman" w:hAnsi="Times New Roman" w:eastAsia="宋体"/>
@@ -3918,6 +4452,9 @@
             <w:tcW w:type="dxa" w:w="605"/>
           </w:tcPr>
           <w:p>
+            <w:pPr>
+              <w:ind w:firstLine="0"/>
+            </w:pPr>
             <w:r>
               <w:rPr>
                 <w:rFonts w:ascii="Times New Roman" w:hAnsi="Times New Roman" w:eastAsia="宋体"/>
@@ -3932,6 +4469,9 @@
             <w:tcW w:type="dxa" w:w="1512"/>
           </w:tcPr>
           <w:p>
+            <w:pPr>
+              <w:ind w:firstLine="0"/>
+            </w:pPr>
             <w:r>
               <w:rPr>
                 <w:rFonts w:ascii="Times New Roman" w:hAnsi="Times New Roman" w:eastAsia="宋体"/>
@@ -3946,6 +4486,9 @@
             <w:tcW w:type="dxa" w:w="6954"/>
           </w:tcPr>
           <w:p>
+            <w:pPr>
+              <w:ind w:firstLine="0"/>
+            </w:pPr>
             <w:r>
               <w:rPr>
                 <w:rFonts w:ascii="Times New Roman" w:hAnsi="Times New Roman" w:eastAsia="宋体"/>
@@ -3962,6 +4505,9 @@
             <w:tcW w:type="dxa" w:w="605"/>
           </w:tcPr>
           <w:p>
+            <w:pPr>
+              <w:ind w:firstLine="0"/>
+            </w:pPr>
             <w:r>
               <w:rPr>
                 <w:rFonts w:ascii="Times New Roman" w:hAnsi="Times New Roman" w:eastAsia="宋体"/>
@@ -3976,6 +4522,9 @@
             <w:tcW w:type="dxa" w:w="1512"/>
           </w:tcPr>
           <w:p>
+            <w:pPr>
+              <w:ind w:firstLine="0"/>
+            </w:pPr>
             <w:r>
               <w:rPr>
                 <w:rFonts w:ascii="Times New Roman" w:hAnsi="Times New Roman" w:eastAsia="宋体"/>
@@ -3990,6 +4539,9 @@
             <w:tcW w:type="dxa" w:w="6954"/>
           </w:tcPr>
           <w:p>
+            <w:pPr>
+              <w:ind w:firstLine="0"/>
+            </w:pPr>
             <w:r>
               <w:rPr>
                 <w:rFonts w:ascii="Times New Roman" w:hAnsi="Times New Roman" w:eastAsia="宋体"/>
@@ -4037,6 +4589,9 @@
             <w:tcW w:type="dxa" w:w="135"/>
           </w:tcPr>
           <w:p>
+            <w:pPr>
+              <w:ind w:firstLine="0"/>
+            </w:pPr>
             <w:r>
               <w:rPr>
                 <w:rFonts w:ascii="Times New Roman" w:hAnsi="Times New Roman" w:eastAsia="宋体"/>
@@ -4052,6 +4607,9 @@
             <w:tcW w:type="dxa" w:w="8935"/>
           </w:tcPr>
           <w:p>
+            <w:pPr>
+              <w:ind w:firstLine="0"/>
+            </w:pPr>
             <w:r>
               <w:rPr>
                 <w:rFonts w:ascii="Times New Roman" w:hAnsi="Times New Roman" w:eastAsia="宋体"/>
@@ -4069,6 +4627,9 @@
             <w:tcW w:type="dxa" w:w="135"/>
           </w:tcPr>
           <w:p>
+            <w:pPr>
+              <w:ind w:firstLine="0"/>
+            </w:pPr>
             <w:r>
               <w:rPr>
                 <w:rFonts w:ascii="Times New Roman" w:hAnsi="Times New Roman" w:eastAsia="宋体"/>
@@ -4083,6 +4644,9 @@
             <w:tcW w:type="dxa" w:w="8935"/>
           </w:tcPr>
           <w:p>
+            <w:pPr>
+              <w:ind w:firstLine="0"/>
+            </w:pPr>
             <w:r>
               <w:rPr>
                 <w:rFonts w:ascii="Times New Roman" w:hAnsi="Times New Roman" w:eastAsia="宋体"/>
@@ -4099,6 +4663,9 @@
             <w:tcW w:type="dxa" w:w="135"/>
           </w:tcPr>
           <w:p>
+            <w:pPr>
+              <w:ind w:firstLine="0"/>
+            </w:pPr>
             <w:r>
               <w:rPr>
                 <w:rFonts w:ascii="Times New Roman" w:hAnsi="Times New Roman" w:eastAsia="宋体"/>
@@ -4113,6 +4680,9 @@
             <w:tcW w:type="dxa" w:w="8935"/>
           </w:tcPr>
           <w:p>
+            <w:pPr>
+              <w:ind w:firstLine="0"/>
+            </w:pPr>
             <w:r>
               <w:rPr>
                 <w:rFonts w:ascii="Times New Roman" w:hAnsi="Times New Roman" w:eastAsia="宋体"/>
@@ -4129,6 +4699,9 @@
             <w:tcW w:type="dxa" w:w="135"/>
           </w:tcPr>
           <w:p>
+            <w:pPr>
+              <w:ind w:firstLine="0"/>
+            </w:pPr>
             <w:r>
               <w:rPr>
                 <w:rFonts w:ascii="Times New Roman" w:hAnsi="Times New Roman" w:eastAsia="宋体"/>
@@ -4143,6 +4716,9 @@
             <w:tcW w:type="dxa" w:w="8935"/>
           </w:tcPr>
           <w:p>
+            <w:pPr>
+              <w:ind w:firstLine="0"/>
+            </w:pPr>
             <w:r>
               <w:rPr>
                 <w:rFonts w:ascii="Times New Roman" w:hAnsi="Times New Roman" w:eastAsia="宋体"/>
@@ -4182,6 +4758,9 @@
             <w:tcW w:type="dxa" w:w="336"/>
           </w:tcPr>
           <w:p>
+            <w:pPr>
+              <w:ind w:firstLine="0"/>
+            </w:pPr>
             <w:r>
               <w:rPr>
                 <w:rFonts w:ascii="Times New Roman" w:hAnsi="Times New Roman" w:eastAsia="宋体"/>
@@ -4197,6 +4776,9 @@
             <w:tcW w:type="dxa" w:w="8735"/>
           </w:tcPr>
           <w:p>
+            <w:pPr>
+              <w:ind w:firstLine="0"/>
+            </w:pPr>
             <w:r>
               <w:rPr>
                 <w:rFonts w:ascii="Times New Roman" w:hAnsi="Times New Roman" w:eastAsia="宋体"/>
@@ -4214,6 +4796,9 @@
             <w:tcW w:type="dxa" w:w="336"/>
           </w:tcPr>
           <w:p>
+            <w:pPr>
+              <w:ind w:firstLine="0"/>
+            </w:pPr>
             <w:r>
               <w:rPr>
                 <w:rFonts w:ascii="Times New Roman" w:hAnsi="Times New Roman" w:eastAsia="宋体"/>
@@ -4228,6 +4813,9 @@
             <w:tcW w:type="dxa" w:w="8735"/>
           </w:tcPr>
           <w:p>
+            <w:pPr>
+              <w:ind w:firstLine="0"/>
+            </w:pPr>
             <w:r>
               <w:rPr>
                 <w:rFonts w:ascii="Times New Roman" w:hAnsi="Times New Roman" w:eastAsia="宋体"/>
@@ -4244,6 +4832,9 @@
             <w:tcW w:type="dxa" w:w="336"/>
           </w:tcPr>
           <w:p>
+            <w:pPr>
+              <w:ind w:firstLine="0"/>
+            </w:pPr>
             <w:r>
               <w:rPr>
                 <w:rFonts w:ascii="Times New Roman" w:hAnsi="Times New Roman" w:eastAsia="宋体"/>
@@ -4258,6 +4849,9 @@
             <w:tcW w:type="dxa" w:w="8735"/>
           </w:tcPr>
           <w:p>
+            <w:pPr>
+              <w:ind w:firstLine="0"/>
+            </w:pPr>
             <w:r>
               <w:rPr>
                 <w:rFonts w:ascii="Times New Roman" w:hAnsi="Times New Roman" w:eastAsia="宋体"/>
@@ -4274,6 +4868,9 @@
             <w:tcW w:type="dxa" w:w="336"/>
           </w:tcPr>
           <w:p>
+            <w:pPr>
+              <w:ind w:firstLine="0"/>
+            </w:pPr>
             <w:r>
               <w:rPr>
                 <w:rFonts w:ascii="Times New Roman" w:hAnsi="Times New Roman" w:eastAsia="宋体"/>
@@ -4288,6 +4885,9 @@
             <w:tcW w:type="dxa" w:w="8735"/>
           </w:tcPr>
           <w:p>
+            <w:pPr>
+              <w:ind w:firstLine="0"/>
+            </w:pPr>
             <w:r>
               <w:rPr>
                 <w:rFonts w:ascii="Times New Roman" w:hAnsi="Times New Roman" w:eastAsia="宋体"/>
@@ -4304,6 +4904,9 @@
             <w:tcW w:type="dxa" w:w="336"/>
           </w:tcPr>
           <w:p>
+            <w:pPr>
+              <w:ind w:firstLine="0"/>
+            </w:pPr>
             <w:r>
               <w:rPr>
                 <w:rFonts w:ascii="Times New Roman" w:hAnsi="Times New Roman" w:eastAsia="宋体"/>
@@ -4318,6 +4921,9 @@
             <w:tcW w:type="dxa" w:w="8735"/>
           </w:tcPr>
           <w:p>
+            <w:pPr>
+              <w:ind w:firstLine="0"/>
+            </w:pPr>
             <w:r>
               <w:rPr>
                 <w:rFonts w:ascii="Times New Roman" w:hAnsi="Times New Roman" w:eastAsia="宋体"/>
@@ -4357,6 +4963,9 @@
             <w:tcW w:type="dxa" w:w="122"/>
           </w:tcPr>
           <w:p>
+            <w:pPr>
+              <w:ind w:firstLine="0"/>
+            </w:pPr>
             <w:r>
               <w:rPr>
                 <w:rFonts w:ascii="Times New Roman" w:hAnsi="Times New Roman" w:eastAsia="宋体"/>
@@ -4372,6 +4981,9 @@
             <w:tcW w:type="dxa" w:w="8949"/>
           </w:tcPr>
           <w:p>
+            <w:pPr>
+              <w:ind w:firstLine="0"/>
+            </w:pPr>
             <w:r>
               <w:rPr>
                 <w:rFonts w:ascii="Times New Roman" w:hAnsi="Times New Roman" w:eastAsia="宋体"/>
@@ -4389,6 +5001,9 @@
             <w:tcW w:type="dxa" w:w="122"/>
           </w:tcPr>
           <w:p>
+            <w:pPr>
+              <w:ind w:firstLine="0"/>
+            </w:pPr>
             <w:r>
               <w:rPr>
                 <w:rFonts w:ascii="Times New Roman" w:hAnsi="Times New Roman" w:eastAsia="宋体"/>
@@ -4403,6 +5018,9 @@
             <w:tcW w:type="dxa" w:w="8949"/>
           </w:tcPr>
           <w:p>
+            <w:pPr>
+              <w:ind w:firstLine="0"/>
+            </w:pPr>
             <w:r>
               <w:rPr>
                 <w:rFonts w:ascii="Times New Roman" w:hAnsi="Times New Roman" w:eastAsia="宋体"/>
@@ -4419,6 +5037,9 @@
             <w:tcW w:type="dxa" w:w="122"/>
           </w:tcPr>
           <w:p>
+            <w:pPr>
+              <w:ind w:firstLine="0"/>
+            </w:pPr>
             <w:r>
               <w:rPr>
                 <w:rFonts w:ascii="Times New Roman" w:hAnsi="Times New Roman" w:eastAsia="宋体"/>
@@ -4433,6 +5054,9 @@
             <w:tcW w:type="dxa" w:w="8949"/>
           </w:tcPr>
           <w:p>
+            <w:pPr>
+              <w:ind w:firstLine="0"/>
+            </w:pPr>
             <w:r>
               <w:rPr>
                 <w:rFonts w:ascii="Times New Roman" w:hAnsi="Times New Roman" w:eastAsia="宋体"/>
@@ -4449,6 +5073,9 @@
             <w:tcW w:type="dxa" w:w="122"/>
           </w:tcPr>
           <w:p>
+            <w:pPr>
+              <w:ind w:firstLine="0"/>
+            </w:pPr>
             <w:r>
               <w:rPr>
                 <w:rFonts w:ascii="Times New Roman" w:hAnsi="Times New Roman" w:eastAsia="宋体"/>
@@ -4463,6 +5090,9 @@
             <w:tcW w:type="dxa" w:w="8949"/>
           </w:tcPr>
           <w:p>
+            <w:pPr>
+              <w:ind w:firstLine="0"/>
+            </w:pPr>
             <w:r>
               <w:rPr>
                 <w:rFonts w:ascii="Times New Roman" w:hAnsi="Times New Roman" w:eastAsia="宋体"/>
@@ -4502,6 +5132,9 @@
             <w:tcW w:type="dxa" w:w="550"/>
           </w:tcPr>
           <w:p>
+            <w:pPr>
+              <w:ind w:firstLine="0"/>
+            </w:pPr>
             <w:r>
               <w:rPr>
                 <w:rFonts w:ascii="Times New Roman" w:hAnsi="Times New Roman" w:eastAsia="宋体"/>
@@ -4517,6 +5150,9 @@
             <w:tcW w:type="dxa" w:w="8521"/>
           </w:tcPr>
           <w:p>
+            <w:pPr>
+              <w:ind w:firstLine="0"/>
+            </w:pPr>
             <w:r>
               <w:rPr>
                 <w:rFonts w:ascii="Times New Roman" w:hAnsi="Times New Roman" w:eastAsia="宋体"/>
@@ -4534,6 +5170,9 @@
             <w:tcW w:type="dxa" w:w="550"/>
           </w:tcPr>
           <w:p>
+            <w:pPr>
+              <w:ind w:firstLine="0"/>
+            </w:pPr>
             <w:r>
               <w:rPr>
                 <w:rFonts w:ascii="Times New Roman" w:hAnsi="Times New Roman" w:eastAsia="宋体"/>
@@ -4548,6 +5187,9 @@
             <w:tcW w:type="dxa" w:w="8521"/>
           </w:tcPr>
           <w:p>
+            <w:pPr>
+              <w:ind w:firstLine="0"/>
+            </w:pPr>
             <w:r>
               <w:rPr>
                 <w:rFonts w:ascii="Times New Roman" w:hAnsi="Times New Roman" w:eastAsia="宋体"/>
@@ -4564,6 +5206,9 @@
             <w:tcW w:type="dxa" w:w="550"/>
           </w:tcPr>
           <w:p>
+            <w:pPr>
+              <w:ind w:firstLine="0"/>
+            </w:pPr>
             <w:r>
               <w:rPr>
                 <w:rFonts w:ascii="Times New Roman" w:hAnsi="Times New Roman" w:eastAsia="宋体"/>
@@ -4578,6 +5223,9 @@
             <w:tcW w:type="dxa" w:w="8521"/>
           </w:tcPr>
           <w:p>
+            <w:pPr>
+              <w:ind w:firstLine="0"/>
+            </w:pPr>
             <w:r>
               <w:rPr>
                 <w:rFonts w:ascii="Times New Roman" w:hAnsi="Times New Roman" w:eastAsia="宋体"/>
@@ -4594,6 +5242,9 @@
             <w:tcW w:type="dxa" w:w="550"/>
           </w:tcPr>
           <w:p>
+            <w:pPr>
+              <w:ind w:firstLine="0"/>
+            </w:pPr>
             <w:r>
               <w:rPr>
                 <w:rFonts w:ascii="Times New Roman" w:hAnsi="Times New Roman" w:eastAsia="宋体"/>
@@ -4608,6 +5259,9 @@
             <w:tcW w:type="dxa" w:w="8521"/>
           </w:tcPr>
           <w:p>
+            <w:pPr>
+              <w:ind w:firstLine="0"/>
+            </w:pPr>
             <w:r>
               <w:rPr>
                 <w:rFonts w:ascii="Times New Roman" w:hAnsi="Times New Roman" w:eastAsia="宋体"/>
@@ -4647,6 +5301,9 @@
             <w:tcW w:type="dxa" w:w="151"/>
           </w:tcPr>
           <w:p>
+            <w:pPr>
+              <w:ind w:firstLine="0"/>
+            </w:pPr>
             <w:r>
               <w:rPr>
                 <w:rFonts w:ascii="Times New Roman" w:hAnsi="Times New Roman" w:eastAsia="宋体"/>
@@ -4662,6 +5319,9 @@
             <w:tcW w:type="dxa" w:w="8920"/>
           </w:tcPr>
           <w:p>
+            <w:pPr>
+              <w:ind w:firstLine="0"/>
+            </w:pPr>
             <w:r>
               <w:rPr>
                 <w:rFonts w:ascii="Times New Roman" w:hAnsi="Times New Roman" w:eastAsia="宋体"/>
@@ -4679,6 +5339,9 @@
             <w:tcW w:type="dxa" w:w="151"/>
           </w:tcPr>
           <w:p>
+            <w:pPr>
+              <w:ind w:firstLine="0"/>
+            </w:pPr>
             <w:r>
               <w:rPr>
                 <w:rFonts w:ascii="Times New Roman" w:hAnsi="Times New Roman" w:eastAsia="宋体"/>
@@ -4693,6 +5356,9 @@
             <w:tcW w:type="dxa" w:w="8920"/>
           </w:tcPr>
           <w:p>
+            <w:pPr>
+              <w:ind w:firstLine="0"/>
+            </w:pPr>
             <w:r>
               <w:rPr>
                 <w:rFonts w:ascii="Times New Roman" w:hAnsi="Times New Roman" w:eastAsia="宋体"/>
@@ -4709,6 +5375,9 @@
             <w:tcW w:type="dxa" w:w="151"/>
           </w:tcPr>
           <w:p>
+            <w:pPr>
+              <w:ind w:firstLine="0"/>
+            </w:pPr>
             <w:r>
               <w:rPr>
                 <w:rFonts w:ascii="Times New Roman" w:hAnsi="Times New Roman" w:eastAsia="宋体"/>
@@ -4723,6 +5392,9 @@
             <w:tcW w:type="dxa" w:w="8920"/>
           </w:tcPr>
           <w:p>
+            <w:pPr>
+              <w:ind w:firstLine="0"/>
+            </w:pPr>
             <w:r>
               <w:rPr>
                 <w:rFonts w:ascii="Times New Roman" w:hAnsi="Times New Roman" w:eastAsia="宋体"/>
@@ -4739,6 +5411,9 @@
             <w:tcW w:type="dxa" w:w="151"/>
           </w:tcPr>
           <w:p>
+            <w:pPr>
+              <w:ind w:firstLine="0"/>
+            </w:pPr>
             <w:r>
               <w:rPr>
                 <w:rFonts w:ascii="Times New Roman" w:hAnsi="Times New Roman" w:eastAsia="宋体"/>
@@ -4753,6 +5428,9 @@
             <w:tcW w:type="dxa" w:w="8920"/>
           </w:tcPr>
           <w:p>
+            <w:pPr>
+              <w:ind w:firstLine="0"/>
+            </w:pPr>
             <w:r>
               <w:rPr>
                 <w:rFonts w:ascii="Times New Roman" w:hAnsi="Times New Roman" w:eastAsia="宋体"/>
@@ -4769,6 +5447,9 @@
             <w:tcW w:type="dxa" w:w="151"/>
           </w:tcPr>
           <w:p>
+            <w:pPr>
+              <w:ind w:firstLine="0"/>
+            </w:pPr>
             <w:r>
               <w:rPr>
                 <w:rFonts w:ascii="Times New Roman" w:hAnsi="Times New Roman" w:eastAsia="宋体"/>
@@ -4783,6 +5464,9 @@
             <w:tcW w:type="dxa" w:w="8920"/>
           </w:tcPr>
           <w:p>
+            <w:pPr>
+              <w:ind w:firstLine="0"/>
+            </w:pPr>
             <w:r>
               <w:rPr>
                 <w:rFonts w:ascii="Times New Roman" w:hAnsi="Times New Roman" w:eastAsia="宋体"/>
@@ -4822,6 +5506,9 @@
             <w:tcW w:type="dxa" w:w="955"/>
           </w:tcPr>
           <w:p>
+            <w:pPr>
+              <w:ind w:firstLine="0"/>
+            </w:pPr>
             <w:r>
               <w:rPr>
                 <w:rFonts w:ascii="Times New Roman" w:hAnsi="Times New Roman" w:eastAsia="宋体"/>
@@ -4837,6 +5524,9 @@
             <w:tcW w:type="dxa" w:w="8116"/>
           </w:tcPr>
           <w:p>
+            <w:pPr>
+              <w:ind w:firstLine="0"/>
+            </w:pPr>
             <w:r>
               <w:rPr>
                 <w:rFonts w:ascii="Times New Roman" w:hAnsi="Times New Roman" w:eastAsia="宋体"/>
@@ -4854,6 +5544,9 @@
             <w:tcW w:type="dxa" w:w="955"/>
           </w:tcPr>
           <w:p>
+            <w:pPr>
+              <w:ind w:firstLine="0"/>
+            </w:pPr>
             <w:r>
               <w:rPr>
                 <w:rFonts w:ascii="Times New Roman" w:hAnsi="Times New Roman" w:eastAsia="宋体"/>
@@ -4868,6 +5561,9 @@
             <w:tcW w:type="dxa" w:w="8116"/>
           </w:tcPr>
           <w:p>
+            <w:pPr>
+              <w:ind w:firstLine="0"/>
+            </w:pPr>
             <w:r>
               <w:rPr>
                 <w:rFonts w:ascii="Times New Roman" w:hAnsi="Times New Roman" w:eastAsia="宋体"/>
@@ -4884,6 +5580,9 @@
             <w:tcW w:type="dxa" w:w="955"/>
           </w:tcPr>
           <w:p>
+            <w:pPr>
+              <w:ind w:firstLine="0"/>
+            </w:pPr>
             <w:r>
               <w:rPr>
                 <w:rFonts w:ascii="Times New Roman" w:hAnsi="Times New Roman" w:eastAsia="宋体"/>
@@ -4898,6 +5597,9 @@
             <w:tcW w:type="dxa" w:w="8116"/>
           </w:tcPr>
           <w:p>
+            <w:pPr>
+              <w:ind w:firstLine="0"/>
+            </w:pPr>
             <w:r>
               <w:rPr>
                 <w:rFonts w:ascii="Times New Roman" w:hAnsi="Times New Roman" w:eastAsia="宋体"/>
@@ -4914,6 +5616,9 @@
             <w:tcW w:type="dxa" w:w="955"/>
           </w:tcPr>
           <w:p>
+            <w:pPr>
+              <w:ind w:firstLine="0"/>
+            </w:pPr>
             <w:r>
               <w:rPr>
                 <w:rFonts w:ascii="Times New Roman" w:hAnsi="Times New Roman" w:eastAsia="宋体"/>
@@ -4928,6 +5633,9 @@
             <w:tcW w:type="dxa" w:w="8116"/>
           </w:tcPr>
           <w:p>
+            <w:pPr>
+              <w:ind w:firstLine="0"/>
+            </w:pPr>
             <w:r>
               <w:rPr>
                 <w:rFonts w:ascii="Times New Roman" w:hAnsi="Times New Roman" w:eastAsia="宋体"/>
@@ -4967,6 +5675,9 @@
             <w:tcW w:type="dxa" w:w="180"/>
           </w:tcPr>
           <w:p>
+            <w:pPr>
+              <w:ind w:firstLine="0"/>
+            </w:pPr>
             <w:r>
               <w:rPr>
                 <w:rFonts w:ascii="Times New Roman" w:hAnsi="Times New Roman" w:eastAsia="宋体"/>
@@ -4982,6 +5693,9 @@
             <w:tcW w:type="dxa" w:w="8891"/>
           </w:tcPr>
           <w:p>
+            <w:pPr>
+              <w:ind w:firstLine="0"/>
+            </w:pPr>
             <w:r>
               <w:rPr>
                 <w:rFonts w:ascii="Times New Roman" w:hAnsi="Times New Roman" w:eastAsia="宋体"/>
@@ -4999,6 +5713,9 @@
             <w:tcW w:type="dxa" w:w="180"/>
           </w:tcPr>
           <w:p>
+            <w:pPr>
+              <w:ind w:firstLine="0"/>
+            </w:pPr>
             <w:r>
               <w:rPr>
                 <w:rFonts w:ascii="Times New Roman" w:hAnsi="Times New Roman" w:eastAsia="宋体"/>
@@ -5013,6 +5730,9 @@
             <w:tcW w:type="dxa" w:w="8891"/>
           </w:tcPr>
           <w:p>
+            <w:pPr>
+              <w:ind w:firstLine="0"/>
+            </w:pPr>
             <w:r>
               <w:rPr>
                 <w:rFonts w:ascii="Times New Roman" w:hAnsi="Times New Roman" w:eastAsia="宋体"/>
@@ -5029,6 +5749,9 @@
             <w:tcW w:type="dxa" w:w="180"/>
           </w:tcPr>
           <w:p>
+            <w:pPr>
+              <w:ind w:firstLine="0"/>
+            </w:pPr>
             <w:r>
               <w:rPr>
                 <w:rFonts w:ascii="Times New Roman" w:hAnsi="Times New Roman" w:eastAsia="宋体"/>
@@ -5043,6 +5766,9 @@
             <w:tcW w:type="dxa" w:w="8891"/>
           </w:tcPr>
           <w:p>
+            <w:pPr>
+              <w:ind w:firstLine="0"/>
+            </w:pPr>
             <w:r>
               <w:rPr>
                 <w:rFonts w:ascii="Times New Roman" w:hAnsi="Times New Roman" w:eastAsia="宋体"/>
@@ -5059,6 +5785,9 @@
             <w:tcW w:type="dxa" w:w="180"/>
           </w:tcPr>
           <w:p>
+            <w:pPr>
+              <w:ind w:firstLine="0"/>
+            </w:pPr>
             <w:r>
               <w:rPr>
                 <w:rFonts w:ascii="Times New Roman" w:hAnsi="Times New Roman" w:eastAsia="宋体"/>
@@ -5073,6 +5802,9 @@
             <w:tcW w:type="dxa" w:w="8891"/>
           </w:tcPr>
           <w:p>
+            <w:pPr>
+              <w:ind w:firstLine="0"/>
+            </w:pPr>
             <w:r>
               <w:rPr>
                 <w:rFonts w:ascii="Times New Roman" w:hAnsi="Times New Roman" w:eastAsia="宋体"/>
@@ -5089,6 +5821,9 @@
             <w:tcW w:type="dxa" w:w="180"/>
           </w:tcPr>
           <w:p>
+            <w:pPr>
+              <w:ind w:firstLine="0"/>
+            </w:pPr>
             <w:r>
               <w:rPr>
                 <w:rFonts w:ascii="Times New Roman" w:hAnsi="Times New Roman" w:eastAsia="宋体"/>
@@ -5103,6 +5838,9 @@
             <w:tcW w:type="dxa" w:w="8891"/>
           </w:tcPr>
           <w:p>
+            <w:pPr>
+              <w:ind w:firstLine="0"/>
+            </w:pPr>
             <w:r>
               <w:rPr>
                 <w:rFonts w:ascii="Times New Roman" w:hAnsi="Times New Roman" w:eastAsia="宋体"/>
@@ -5142,6 +5880,9 @@
             <w:tcW w:type="dxa" w:w="648"/>
           </w:tcPr>
           <w:p>
+            <w:pPr>
+              <w:ind w:firstLine="0"/>
+            </w:pPr>
             <w:r>
               <w:rPr>
                 <w:rFonts w:ascii="Times New Roman" w:hAnsi="Times New Roman" w:eastAsia="宋体"/>
@@ -5157,6 +5898,9 @@
             <w:tcW w:type="dxa" w:w="8423"/>
           </w:tcPr>
           <w:p>
+            <w:pPr>
+              <w:ind w:firstLine="0"/>
+            </w:pPr>
             <w:r>
               <w:rPr>
                 <w:rFonts w:ascii="Times New Roman" w:hAnsi="Times New Roman" w:eastAsia="宋体"/>
@@ -5174,6 +5918,9 @@
             <w:tcW w:type="dxa" w:w="648"/>
           </w:tcPr>
           <w:p>
+            <w:pPr>
+              <w:ind w:firstLine="0"/>
+            </w:pPr>
             <w:r>
               <w:rPr>
                 <w:rFonts w:ascii="Times New Roman" w:hAnsi="Times New Roman" w:eastAsia="宋体"/>
@@ -5188,6 +5935,9 @@
             <w:tcW w:type="dxa" w:w="8423"/>
           </w:tcPr>
           <w:p>
+            <w:pPr>
+              <w:ind w:firstLine="0"/>
+            </w:pPr>
             <w:r>
               <w:rPr>
                 <w:rFonts w:ascii="Times New Roman" w:hAnsi="Times New Roman" w:eastAsia="宋体"/>
@@ -5204,6 +5954,9 @@
             <w:tcW w:type="dxa" w:w="648"/>
           </w:tcPr>
           <w:p>
+            <w:pPr>
+              <w:ind w:firstLine="0"/>
+            </w:pPr>
             <w:r>
               <w:rPr>
                 <w:rFonts w:ascii="Times New Roman" w:hAnsi="Times New Roman" w:eastAsia="宋体"/>
@@ -5218,6 +5971,9 @@
             <w:tcW w:type="dxa" w:w="8423"/>
           </w:tcPr>
           <w:p>
+            <w:pPr>
+              <w:ind w:firstLine="0"/>
+            </w:pPr>
             <w:r>
               <w:rPr>
                 <w:rFonts w:ascii="Times New Roman" w:hAnsi="Times New Roman" w:eastAsia="宋体"/>
@@ -5234,6 +5990,9 @@
             <w:tcW w:type="dxa" w:w="648"/>
           </w:tcPr>
           <w:p>
+            <w:pPr>
+              <w:ind w:firstLine="0"/>
+            </w:pPr>
             <w:r>
               <w:rPr>
                 <w:rFonts w:ascii="Times New Roman" w:hAnsi="Times New Roman" w:eastAsia="宋体"/>
@@ -5248,6 +6007,9 @@
             <w:tcW w:type="dxa" w:w="8423"/>
           </w:tcPr>
           <w:p>
+            <w:pPr>
+              <w:ind w:firstLine="0"/>
+            </w:pPr>
             <w:r>
               <w:rPr>
                 <w:rFonts w:ascii="Times New Roman" w:hAnsi="Times New Roman" w:eastAsia="宋体"/>
@@ -5287,6 +6049,9 @@
             <w:tcW w:type="dxa" w:w="370"/>
           </w:tcPr>
           <w:p>
+            <w:pPr>
+              <w:ind w:firstLine="0"/>
+            </w:pPr>
             <w:r>
               <w:rPr>
                 <w:rFonts w:ascii="Times New Roman" w:hAnsi="Times New Roman" w:eastAsia="宋体"/>
@@ -5302,6 +6067,9 @@
             <w:tcW w:type="dxa" w:w="8701"/>
           </w:tcPr>
           <w:p>
+            <w:pPr>
+              <w:ind w:firstLine="0"/>
+            </w:pPr>
             <w:r>
               <w:rPr>
                 <w:rFonts w:ascii="Times New Roman" w:hAnsi="Times New Roman" w:eastAsia="宋体"/>
@@ -5319,6 +6087,9 @@
             <w:tcW w:type="dxa" w:w="370"/>
           </w:tcPr>
           <w:p>
+            <w:pPr>
+              <w:ind w:firstLine="0"/>
+            </w:pPr>
             <w:r>
               <w:rPr>
                 <w:rFonts w:ascii="Times New Roman" w:hAnsi="Times New Roman" w:eastAsia="宋体"/>
@@ -5333,6 +6104,9 @@
             <w:tcW w:type="dxa" w:w="8701"/>
           </w:tcPr>
           <w:p>
+            <w:pPr>
+              <w:ind w:firstLine="0"/>
+            </w:pPr>
             <w:r>
               <w:rPr>
                 <w:rFonts w:ascii="Times New Roman" w:hAnsi="Times New Roman" w:eastAsia="宋体"/>
@@ -5349,6 +6123,9 @@
             <w:tcW w:type="dxa" w:w="370"/>
           </w:tcPr>
           <w:p>
+            <w:pPr>
+              <w:ind w:firstLine="0"/>
+            </w:pPr>
             <w:r>
               <w:rPr>
                 <w:rFonts w:ascii="Times New Roman" w:hAnsi="Times New Roman" w:eastAsia="宋体"/>
@@ -5363,6 +6140,9 @@
             <w:tcW w:type="dxa" w:w="8701"/>
           </w:tcPr>
           <w:p>
+            <w:pPr>
+              <w:ind w:firstLine="0"/>
+            </w:pPr>
             <w:r>
               <w:rPr>
                 <w:rFonts w:ascii="Times New Roman" w:hAnsi="Times New Roman" w:eastAsia="宋体"/>
@@ -5379,6 +6159,9 @@
             <w:tcW w:type="dxa" w:w="370"/>
           </w:tcPr>
           <w:p>
+            <w:pPr>
+              <w:ind w:firstLine="0"/>
+            </w:pPr>
             <w:r>
               <w:rPr>
                 <w:rFonts w:ascii="Times New Roman" w:hAnsi="Times New Roman" w:eastAsia="宋体"/>
@@ -5393,6 +6176,9 @@
             <w:tcW w:type="dxa" w:w="8701"/>
           </w:tcPr>
           <w:p>
+            <w:pPr>
+              <w:ind w:firstLine="0"/>
+            </w:pPr>
             <w:r>
               <w:rPr>
                 <w:rFonts w:ascii="Times New Roman" w:hAnsi="Times New Roman" w:eastAsia="宋体"/>
@@ -5409,6 +6195,9 @@
             <w:tcW w:type="dxa" w:w="370"/>
           </w:tcPr>
           <w:p>
+            <w:pPr>
+              <w:ind w:firstLine="0"/>
+            </w:pPr>
             <w:r>
               <w:rPr>
                 <w:rFonts w:ascii="Times New Roman" w:hAnsi="Times New Roman" w:eastAsia="宋体"/>
@@ -5423,6 +6212,9 @@
             <w:tcW w:type="dxa" w:w="8701"/>
           </w:tcPr>
           <w:p>
+            <w:pPr>
+              <w:ind w:firstLine="0"/>
+            </w:pPr>
             <w:r>
               <w:rPr>
                 <w:rFonts w:ascii="Times New Roman" w:hAnsi="Times New Roman" w:eastAsia="宋体"/>
@@ -5462,6 +6254,9 @@
             <w:tcW w:type="dxa" w:w="216"/>
           </w:tcPr>
           <w:p>
+            <w:pPr>
+              <w:ind w:firstLine="0"/>
+            </w:pPr>
             <w:r>
               <w:rPr>
                 <w:rFonts w:ascii="Times New Roman" w:hAnsi="Times New Roman" w:eastAsia="宋体"/>
@@ -5477,6 +6272,9 @@
             <w:tcW w:type="dxa" w:w="8855"/>
           </w:tcPr>
           <w:p>
+            <w:pPr>
+              <w:ind w:firstLine="0"/>
+            </w:pPr>
             <w:r>
               <w:rPr>
                 <w:rFonts w:ascii="Times New Roman" w:hAnsi="Times New Roman" w:eastAsia="宋体"/>
@@ -5494,6 +6292,9 @@
             <w:tcW w:type="dxa" w:w="216"/>
           </w:tcPr>
           <w:p>
+            <w:pPr>
+              <w:ind w:firstLine="0"/>
+            </w:pPr>
             <w:r>
               <w:rPr>
                 <w:rFonts w:ascii="Times New Roman" w:hAnsi="Times New Roman" w:eastAsia="宋体"/>
@@ -5508,6 +6309,9 @@
             <w:tcW w:type="dxa" w:w="8855"/>
           </w:tcPr>
           <w:p>
+            <w:pPr>
+              <w:ind w:firstLine="0"/>
+            </w:pPr>
             <w:r>
               <w:rPr>
                 <w:rFonts w:ascii="Times New Roman" w:hAnsi="Times New Roman" w:eastAsia="宋体"/>
@@ -5524,6 +6328,9 @@
             <w:tcW w:type="dxa" w:w="216"/>
           </w:tcPr>
           <w:p>
+            <w:pPr>
+              <w:ind w:firstLine="0"/>
+            </w:pPr>
             <w:r>
               <w:rPr>
                 <w:rFonts w:ascii="Times New Roman" w:hAnsi="Times New Roman" w:eastAsia="宋体"/>
@@ -5538,6 +6345,9 @@
             <w:tcW w:type="dxa" w:w="8855"/>
           </w:tcPr>
           <w:p>
+            <w:pPr>
+              <w:ind w:firstLine="0"/>
+            </w:pPr>
             <w:r>
               <w:rPr>
                 <w:rFonts w:ascii="Times New Roman" w:hAnsi="Times New Roman" w:eastAsia="宋体"/>
@@ -5554,6 +6364,9 @@
             <w:tcW w:type="dxa" w:w="216"/>
           </w:tcPr>
           <w:p>
+            <w:pPr>
+              <w:ind w:firstLine="0"/>
+            </w:pPr>
             <w:r>
               <w:rPr>
                 <w:rFonts w:ascii="Times New Roman" w:hAnsi="Times New Roman" w:eastAsia="宋体"/>
@@ -5568,6 +6381,9 @@
             <w:tcW w:type="dxa" w:w="8855"/>
           </w:tcPr>
           <w:p>
+            <w:pPr>
+              <w:ind w:firstLine="0"/>
+            </w:pPr>
             <w:r>
               <w:rPr>
                 <w:rFonts w:ascii="Times New Roman" w:hAnsi="Times New Roman" w:eastAsia="宋体"/>
@@ -5584,6 +6400,9 @@
             <w:tcW w:type="dxa" w:w="216"/>
           </w:tcPr>
           <w:p>
+            <w:pPr>
+              <w:ind w:firstLine="0"/>
+            </w:pPr>
             <w:r>
               <w:rPr>
                 <w:rFonts w:ascii="Times New Roman" w:hAnsi="Times New Roman" w:eastAsia="宋体"/>
@@ -5598,6 +6417,9 @@
             <w:tcW w:type="dxa" w:w="8855"/>
           </w:tcPr>
           <w:p>
+            <w:pPr>
+              <w:ind w:firstLine="0"/>
+            </w:pPr>
             <w:r>
               <w:rPr>
                 <w:rFonts w:ascii="Times New Roman" w:hAnsi="Times New Roman" w:eastAsia="宋体"/>
@@ -5662,6 +6484,9 @@
             <w:tcW w:type="dxa" w:w="2721"/>
           </w:tcPr>
           <w:p>
+            <w:pPr>
+              <w:ind w:firstLine="0"/>
+            </w:pPr>
             <w:r>
               <w:rPr>
                 <w:rFonts w:ascii="Times New Roman" w:hAnsi="Times New Roman" w:eastAsia="宋体"/>
@@ -5677,6 +6502,9 @@
             <w:tcW w:type="dxa" w:w="6350"/>
           </w:tcPr>
           <w:p>
+            <w:pPr>
+              <w:ind w:firstLine="0"/>
+            </w:pPr>
             <w:r>
               <w:rPr>
                 <w:rFonts w:ascii="Times New Roman" w:hAnsi="Times New Roman" w:eastAsia="宋体"/>
@@ -5694,6 +6522,9 @@
             <w:tcW w:type="dxa" w:w="2721"/>
           </w:tcPr>
           <w:p>
+            <w:pPr>
+              <w:ind w:firstLine="0"/>
+            </w:pPr>
             <w:r>
               <w:rPr>
                 <w:rFonts w:ascii="Times New Roman" w:hAnsi="Times New Roman" w:eastAsia="宋体"/>
@@ -5708,6 +6539,9 @@
             <w:tcW w:type="dxa" w:w="6350"/>
           </w:tcPr>
           <w:p>
+            <w:pPr>
+              <w:ind w:firstLine="0"/>
+            </w:pPr>
             <w:r>
               <w:rPr>
                 <w:rFonts w:ascii="Times New Roman" w:hAnsi="Times New Roman" w:eastAsia="宋体"/>
@@ -5724,6 +6558,9 @@
             <w:tcW w:type="dxa" w:w="2721"/>
           </w:tcPr>
           <w:p>
+            <w:pPr>
+              <w:ind w:firstLine="0"/>
+            </w:pPr>
             <w:r>
               <w:rPr>
                 <w:rFonts w:ascii="Times New Roman" w:hAnsi="Times New Roman" w:eastAsia="宋体"/>
@@ -5738,6 +6575,9 @@
             <w:tcW w:type="dxa" w:w="6350"/>
           </w:tcPr>
           <w:p>
+            <w:pPr>
+              <w:ind w:firstLine="0"/>
+            </w:pPr>
             <w:r>
               <w:rPr>
                 <w:rFonts w:ascii="Times New Roman" w:hAnsi="Times New Roman" w:eastAsia="宋体"/>
@@ -5754,6 +6594,9 @@
             <w:tcW w:type="dxa" w:w="2721"/>
           </w:tcPr>
           <w:p>
+            <w:pPr>
+              <w:ind w:firstLine="0"/>
+            </w:pPr>
             <w:r>
               <w:rPr>
                 <w:rFonts w:ascii="Times New Roman" w:hAnsi="Times New Roman" w:eastAsia="宋体"/>
@@ -5768,6 +6611,9 @@
             <w:tcW w:type="dxa" w:w="6350"/>
           </w:tcPr>
           <w:p>
+            <w:pPr>
+              <w:ind w:firstLine="0"/>
+            </w:pPr>
             <w:r>
               <w:rPr>
                 <w:rFonts w:ascii="Times New Roman" w:hAnsi="Times New Roman" w:eastAsia="宋体"/>
@@ -5784,6 +6630,9 @@
             <w:tcW w:type="dxa" w:w="2721"/>
           </w:tcPr>
           <w:p>
+            <w:pPr>
+              <w:ind w:firstLine="0"/>
+            </w:pPr>
             <w:r>
               <w:rPr>
                 <w:rFonts w:ascii="Times New Roman" w:hAnsi="Times New Roman" w:eastAsia="宋体"/>
@@ -5798,6 +6647,9 @@
             <w:tcW w:type="dxa" w:w="6350"/>
           </w:tcPr>
           <w:p>
+            <w:pPr>
+              <w:ind w:firstLine="0"/>
+            </w:pPr>
             <w:r>
               <w:rPr>
                 <w:rFonts w:ascii="Times New Roman" w:hAnsi="Times New Roman" w:eastAsia="宋体"/>
@@ -5814,6 +6666,9 @@
             <w:tcW w:type="dxa" w:w="2721"/>
           </w:tcPr>
           <w:p>
+            <w:pPr>
+              <w:ind w:firstLine="0"/>
+            </w:pPr>
             <w:r>
               <w:rPr>
                 <w:rFonts w:ascii="Times New Roman" w:hAnsi="Times New Roman" w:eastAsia="宋体"/>
@@ -5828,6 +6683,9 @@
             <w:tcW w:type="dxa" w:w="6350"/>
           </w:tcPr>
           <w:p>
+            <w:pPr>
+              <w:ind w:firstLine="0"/>
+            </w:pPr>
             <w:r>
               <w:rPr>
                 <w:rFonts w:ascii="Times New Roman" w:hAnsi="Times New Roman" w:eastAsia="宋体"/>

--- a/docs/docx/需求规格说明书.docx
+++ b/docs/docx/需求规格说明书.docx
@@ -350,7 +350,7 @@
       <w:tr>
         <w:tc>
           <w:tcPr>
-            <w:tcW w:type="dxa" w:w="1417"/>
+            <w:tcW w:type="dxa" w:w="1701"/>
           </w:tcPr>
           <w:p>
             <w:pPr>
@@ -368,7 +368,7 @@
         </w:tc>
         <w:tc>
           <w:tcPr>
-            <w:tcW w:type="dxa" w:w="1134"/>
+            <w:tcW w:type="dxa" w:w="1701"/>
           </w:tcPr>
           <w:p>
             <w:pPr>
@@ -386,7 +386,7 @@
         </w:tc>
         <w:tc>
           <w:tcPr>
-            <w:tcW w:type="dxa" w:w="850"/>
+            <w:tcW w:type="dxa" w:w="1701"/>
           </w:tcPr>
           <w:p>
             <w:pPr>
@@ -404,7 +404,7 @@
         </w:tc>
         <w:tc>
           <w:tcPr>
-            <w:tcW w:type="dxa" w:w="2126"/>
+            <w:tcW w:type="dxa" w:w="2160"/>
           </w:tcPr>
           <w:p>
             <w:pPr>
@@ -422,7 +422,7 @@
         </w:tc>
         <w:tc>
           <w:tcPr>
-            <w:tcW w:type="dxa" w:w="1843"/>
+            <w:tcW w:type="dxa" w:w="1872"/>
           </w:tcPr>
           <w:p>
             <w:pPr>
@@ -440,7 +440,7 @@
         </w:tc>
         <w:tc>
           <w:tcPr>
-            <w:tcW w:type="dxa" w:w="1701"/>
+            <w:tcW w:type="dxa" w:w="1728"/>
           </w:tcPr>
           <w:p>
             <w:pPr>
@@ -460,7 +460,7 @@
       <w:tr>
         <w:tc>
           <w:tcPr>
-            <w:tcW w:type="dxa" w:w="1417"/>
+            <w:tcW w:type="dxa" w:w="1701"/>
           </w:tcPr>
           <w:p>
             <w:pPr>
@@ -477,7 +477,7 @@
         </w:tc>
         <w:tc>
           <w:tcPr>
-            <w:tcW w:type="dxa" w:w="1134"/>
+            <w:tcW w:type="dxa" w:w="1701"/>
           </w:tcPr>
           <w:p>
             <w:pPr>
@@ -494,7 +494,7 @@
         </w:tc>
         <w:tc>
           <w:tcPr>
-            <w:tcW w:type="dxa" w:w="850"/>
+            <w:tcW w:type="dxa" w:w="1701"/>
           </w:tcPr>
           <w:p>
             <w:pPr>
@@ -511,7 +511,7 @@
         </w:tc>
         <w:tc>
           <w:tcPr>
-            <w:tcW w:type="dxa" w:w="2126"/>
+            <w:tcW w:type="dxa" w:w="2160"/>
           </w:tcPr>
           <w:p>
             <w:pPr>
@@ -528,7 +528,7 @@
         </w:tc>
         <w:tc>
           <w:tcPr>
-            <w:tcW w:type="dxa" w:w="1843"/>
+            <w:tcW w:type="dxa" w:w="1872"/>
           </w:tcPr>
           <w:p>
             <w:pPr>
@@ -545,7 +545,7 @@
         </w:tc>
         <w:tc>
           <w:tcPr>
-            <w:tcW w:type="dxa" w:w="1701"/>
+            <w:tcW w:type="dxa" w:w="1728"/>
           </w:tcPr>
           <w:p>
             <w:pPr>
@@ -564,7 +564,7 @@
       <w:tr>
         <w:tc>
           <w:tcPr>
-            <w:tcW w:type="dxa" w:w="1417"/>
+            <w:tcW w:type="dxa" w:w="1701"/>
           </w:tcPr>
           <w:p>
             <w:pPr>
@@ -581,7 +581,7 @@
         </w:tc>
         <w:tc>
           <w:tcPr>
-            <w:tcW w:type="dxa" w:w="1134"/>
+            <w:tcW w:type="dxa" w:w="1701"/>
           </w:tcPr>
           <w:p>
             <w:pPr>
@@ -598,7 +598,7 @@
         </w:tc>
         <w:tc>
           <w:tcPr>
-            <w:tcW w:type="dxa" w:w="850"/>
+            <w:tcW w:type="dxa" w:w="1701"/>
           </w:tcPr>
           <w:p>
             <w:pPr>
@@ -615,7 +615,7 @@
         </w:tc>
         <w:tc>
           <w:tcPr>
-            <w:tcW w:type="dxa" w:w="2126"/>
+            <w:tcW w:type="dxa" w:w="2160"/>
           </w:tcPr>
           <w:p>
             <w:pPr>
@@ -632,7 +632,7 @@
         </w:tc>
         <w:tc>
           <w:tcPr>
-            <w:tcW w:type="dxa" w:w="1843"/>
+            <w:tcW w:type="dxa" w:w="1872"/>
           </w:tcPr>
           <w:p>
             <w:pPr>
@@ -649,7 +649,7 @@
         </w:tc>
         <w:tc>
           <w:tcPr>
-            <w:tcW w:type="dxa" w:w="1701"/>
+            <w:tcW w:type="dxa" w:w="1728"/>
           </w:tcPr>
           <w:p>
             <w:pPr>
@@ -668,7 +668,7 @@
       <w:tr>
         <w:tc>
           <w:tcPr>
-            <w:tcW w:type="dxa" w:w="1417"/>
+            <w:tcW w:type="dxa" w:w="1701"/>
           </w:tcPr>
           <w:p>
             <w:pPr>
@@ -685,7 +685,7 @@
         </w:tc>
         <w:tc>
           <w:tcPr>
-            <w:tcW w:type="dxa" w:w="1134"/>
+            <w:tcW w:type="dxa" w:w="1701"/>
           </w:tcPr>
           <w:p>
             <w:pPr>
@@ -702,7 +702,7 @@
         </w:tc>
         <w:tc>
           <w:tcPr>
-            <w:tcW w:type="dxa" w:w="850"/>
+            <w:tcW w:type="dxa" w:w="1701"/>
           </w:tcPr>
           <w:p>
             <w:pPr>
@@ -719,7 +719,7 @@
         </w:tc>
         <w:tc>
           <w:tcPr>
-            <w:tcW w:type="dxa" w:w="2126"/>
+            <w:tcW w:type="dxa" w:w="2160"/>
           </w:tcPr>
           <w:p>
             <w:pPr>
@@ -736,7 +736,7 @@
         </w:tc>
         <w:tc>
           <w:tcPr>
-            <w:tcW w:type="dxa" w:w="1843"/>
+            <w:tcW w:type="dxa" w:w="1872"/>
           </w:tcPr>
           <w:p>
             <w:pPr>
@@ -753,7 +753,7 @@
         </w:tc>
         <w:tc>
           <w:tcPr>
-            <w:tcW w:type="dxa" w:w="1701"/>
+            <w:tcW w:type="dxa" w:w="1728"/>
           </w:tcPr>
           <w:p>
             <w:pPr>
@@ -772,7 +772,7 @@
       <w:tr>
         <w:tc>
           <w:tcPr>
-            <w:tcW w:type="dxa" w:w="1417"/>
+            <w:tcW w:type="dxa" w:w="1701"/>
           </w:tcPr>
           <w:p>
             <w:pPr>
@@ -789,7 +789,7 @@
         </w:tc>
         <w:tc>
           <w:tcPr>
-            <w:tcW w:type="dxa" w:w="1134"/>
+            <w:tcW w:type="dxa" w:w="1701"/>
           </w:tcPr>
           <w:p>
             <w:pPr>
@@ -806,7 +806,7 @@
         </w:tc>
         <w:tc>
           <w:tcPr>
-            <w:tcW w:type="dxa" w:w="850"/>
+            <w:tcW w:type="dxa" w:w="1701"/>
           </w:tcPr>
           <w:p>
             <w:pPr>
@@ -823,7 +823,7 @@
         </w:tc>
         <w:tc>
           <w:tcPr>
-            <w:tcW w:type="dxa" w:w="2126"/>
+            <w:tcW w:type="dxa" w:w="2160"/>
           </w:tcPr>
           <w:p>
             <w:pPr>
@@ -840,7 +840,7 @@
         </w:tc>
         <w:tc>
           <w:tcPr>
-            <w:tcW w:type="dxa" w:w="1843"/>
+            <w:tcW w:type="dxa" w:w="1872"/>
           </w:tcPr>
           <w:p>
             <w:pPr>
@@ -857,7 +857,7 @@
         </w:tc>
         <w:tc>
           <w:tcPr>
-            <w:tcW w:type="dxa" w:w="1701"/>
+            <w:tcW w:type="dxa" w:w="1728"/>
           </w:tcPr>
           <w:p>
             <w:pPr>
@@ -1267,7 +1267,7 @@
       <w:tr>
         <w:tc>
           <w:tcPr>
-            <w:tcW w:type="dxa" w:w="412"/>
+            <w:tcW w:type="dxa" w:w="1701"/>
           </w:tcPr>
           <w:p>
             <w:pPr>
@@ -1285,7 +1285,7 @@
         </w:tc>
         <w:tc>
           <w:tcPr>
-            <w:tcW w:type="dxa" w:w="8452"/>
+            <w:tcW w:type="dxa" w:w="8200"/>
           </w:tcPr>
           <w:p>
             <w:pPr>
@@ -1303,7 +1303,7 @@
         </w:tc>
         <w:tc>
           <w:tcPr>
-            <w:tcW w:type="dxa" w:w="206"/>
+            <w:tcW w:type="dxa" w:w="1701"/>
           </w:tcPr>
           <w:p>
             <w:pPr>
@@ -1323,7 +1323,7 @@
       <w:tr>
         <w:tc>
           <w:tcPr>
-            <w:tcW w:type="dxa" w:w="412"/>
+            <w:tcW w:type="dxa" w:w="1701"/>
           </w:tcPr>
           <w:p>
             <w:pPr>
@@ -1340,7 +1340,7 @@
         </w:tc>
         <w:tc>
           <w:tcPr>
-            <w:tcW w:type="dxa" w:w="8452"/>
+            <w:tcW w:type="dxa" w:w="8200"/>
           </w:tcPr>
           <w:p>
             <w:pPr>
@@ -1357,7 +1357,7 @@
         </w:tc>
         <w:tc>
           <w:tcPr>
-            <w:tcW w:type="dxa" w:w="206"/>
+            <w:tcW w:type="dxa" w:w="1701"/>
           </w:tcPr>
           <w:p>
             <w:pPr>
@@ -1376,7 +1376,7 @@
       <w:tr>
         <w:tc>
           <w:tcPr>
-            <w:tcW w:type="dxa" w:w="412"/>
+            <w:tcW w:type="dxa" w:w="1701"/>
           </w:tcPr>
           <w:p>
             <w:pPr>
@@ -1393,7 +1393,7 @@
         </w:tc>
         <w:tc>
           <w:tcPr>
-            <w:tcW w:type="dxa" w:w="8452"/>
+            <w:tcW w:type="dxa" w:w="8200"/>
           </w:tcPr>
           <w:p>
             <w:pPr>
@@ -1410,7 +1410,7 @@
         </w:tc>
         <w:tc>
           <w:tcPr>
-            <w:tcW w:type="dxa" w:w="206"/>
+            <w:tcW w:type="dxa" w:w="1701"/>
           </w:tcPr>
           <w:p>
             <w:pPr>
@@ -1429,7 +1429,7 @@
       <w:tr>
         <w:tc>
           <w:tcPr>
-            <w:tcW w:type="dxa" w:w="412"/>
+            <w:tcW w:type="dxa" w:w="1701"/>
           </w:tcPr>
           <w:p>
             <w:pPr>
@@ -1446,7 +1446,7 @@
         </w:tc>
         <w:tc>
           <w:tcPr>
-            <w:tcW w:type="dxa" w:w="8452"/>
+            <w:tcW w:type="dxa" w:w="8200"/>
           </w:tcPr>
           <w:p>
             <w:pPr>
@@ -1463,7 +1463,7 @@
         </w:tc>
         <w:tc>
           <w:tcPr>
-            <w:tcW w:type="dxa" w:w="206"/>
+            <w:tcW w:type="dxa" w:w="1701"/>
           </w:tcPr>
           <w:p>
             <w:pPr>
@@ -1482,7 +1482,7 @@
       <w:tr>
         <w:tc>
           <w:tcPr>
-            <w:tcW w:type="dxa" w:w="412"/>
+            <w:tcW w:type="dxa" w:w="1701"/>
           </w:tcPr>
           <w:p>
             <w:pPr>
@@ -1499,7 +1499,7 @@
         </w:tc>
         <w:tc>
           <w:tcPr>
-            <w:tcW w:type="dxa" w:w="8452"/>
+            <w:tcW w:type="dxa" w:w="8200"/>
           </w:tcPr>
           <w:p>
             <w:pPr>
@@ -1516,7 +1516,7 @@
         </w:tc>
         <w:tc>
           <w:tcPr>
-            <w:tcW w:type="dxa" w:w="206"/>
+            <w:tcW w:type="dxa" w:w="1701"/>
           </w:tcPr>
           <w:p>
             <w:pPr>
@@ -1535,7 +1535,7 @@
       <w:tr>
         <w:tc>
           <w:tcPr>
-            <w:tcW w:type="dxa" w:w="412"/>
+            <w:tcW w:type="dxa" w:w="1701"/>
           </w:tcPr>
           <w:p>
             <w:pPr>
@@ -1552,7 +1552,7 @@
         </w:tc>
         <w:tc>
           <w:tcPr>
-            <w:tcW w:type="dxa" w:w="8452"/>
+            <w:tcW w:type="dxa" w:w="8200"/>
           </w:tcPr>
           <w:p>
             <w:pPr>
@@ -1569,7 +1569,7 @@
         </w:tc>
         <w:tc>
           <w:tcPr>
-            <w:tcW w:type="dxa" w:w="206"/>
+            <w:tcW w:type="dxa" w:w="1701"/>
           </w:tcPr>
           <w:p>
             <w:pPr>
@@ -1637,7 +1637,7 @@
       <w:tr>
         <w:tc>
           <w:tcPr>
-            <w:tcW w:type="dxa" w:w="796"/>
+            <w:tcW w:type="dxa" w:w="1701"/>
           </w:tcPr>
           <w:p>
             <w:pPr>
@@ -1655,7 +1655,7 @@
         </w:tc>
         <w:tc>
           <w:tcPr>
-            <w:tcW w:type="dxa" w:w="6525"/>
+            <w:tcW w:type="dxa" w:w="6915"/>
           </w:tcPr>
           <w:p>
             <w:pPr>
@@ -1673,7 +1673,7 @@
         </w:tc>
         <w:tc>
           <w:tcPr>
-            <w:tcW w:type="dxa" w:w="1751"/>
+            <w:tcW w:type="dxa" w:w="1701"/>
           </w:tcPr>
           <w:p>
             <w:pPr>
@@ -1693,7 +1693,7 @@
       <w:tr>
         <w:tc>
           <w:tcPr>
-            <w:tcW w:type="dxa" w:w="796"/>
+            <w:tcW w:type="dxa" w:w="1701"/>
           </w:tcPr>
           <w:p>
             <w:pPr>
@@ -1710,7 +1710,7 @@
         </w:tc>
         <w:tc>
           <w:tcPr>
-            <w:tcW w:type="dxa" w:w="6525"/>
+            <w:tcW w:type="dxa" w:w="6915"/>
           </w:tcPr>
           <w:p>
             <w:pPr>
@@ -1727,7 +1727,7 @@
         </w:tc>
         <w:tc>
           <w:tcPr>
-            <w:tcW w:type="dxa" w:w="1751"/>
+            <w:tcW w:type="dxa" w:w="1701"/>
           </w:tcPr>
           <w:p>
             <w:pPr>
@@ -1746,7 +1746,7 @@
       <w:tr>
         <w:tc>
           <w:tcPr>
-            <w:tcW w:type="dxa" w:w="796"/>
+            <w:tcW w:type="dxa" w:w="1701"/>
           </w:tcPr>
           <w:p>
             <w:pPr>
@@ -1763,7 +1763,7 @@
         </w:tc>
         <w:tc>
           <w:tcPr>
-            <w:tcW w:type="dxa" w:w="6525"/>
+            <w:tcW w:type="dxa" w:w="6915"/>
           </w:tcPr>
           <w:p>
             <w:pPr>
@@ -1780,7 +1780,7 @@
         </w:tc>
         <w:tc>
           <w:tcPr>
-            <w:tcW w:type="dxa" w:w="1751"/>
+            <w:tcW w:type="dxa" w:w="1701"/>
           </w:tcPr>
           <w:p>
             <w:pPr>
@@ -1799,7 +1799,7 @@
       <w:tr>
         <w:tc>
           <w:tcPr>
-            <w:tcW w:type="dxa" w:w="796"/>
+            <w:tcW w:type="dxa" w:w="1701"/>
           </w:tcPr>
           <w:p>
             <w:pPr>
@@ -1816,7 +1816,7 @@
         </w:tc>
         <w:tc>
           <w:tcPr>
-            <w:tcW w:type="dxa" w:w="6525"/>
+            <w:tcW w:type="dxa" w:w="6915"/>
           </w:tcPr>
           <w:p>
             <w:pPr>
@@ -1833,7 +1833,7 @@
         </w:tc>
         <w:tc>
           <w:tcPr>
-            <w:tcW w:type="dxa" w:w="1751"/>
+            <w:tcW w:type="dxa" w:w="1701"/>
           </w:tcPr>
           <w:p>
             <w:pPr>
@@ -1852,7 +1852,7 @@
       <w:tr>
         <w:tc>
           <w:tcPr>
-            <w:tcW w:type="dxa" w:w="796"/>
+            <w:tcW w:type="dxa" w:w="1701"/>
           </w:tcPr>
           <w:p>
             <w:pPr>
@@ -1869,7 +1869,7 @@
         </w:tc>
         <w:tc>
           <w:tcPr>
-            <w:tcW w:type="dxa" w:w="6525"/>
+            <w:tcW w:type="dxa" w:w="6915"/>
           </w:tcPr>
           <w:p>
             <w:pPr>
@@ -1886,7 +1886,7 @@
         </w:tc>
         <w:tc>
           <w:tcPr>
-            <w:tcW w:type="dxa" w:w="1751"/>
+            <w:tcW w:type="dxa" w:w="1701"/>
           </w:tcPr>
           <w:p>
             <w:pPr>
@@ -1976,7 +1976,7 @@
       <w:tr>
         <w:tc>
           <w:tcPr>
-            <w:tcW w:type="dxa" w:w="856"/>
+            <w:tcW w:type="dxa" w:w="1701"/>
           </w:tcPr>
           <w:p>
             <w:pPr>
@@ -1994,7 +1994,7 @@
         </w:tc>
         <w:tc>
           <w:tcPr>
-            <w:tcW w:type="dxa" w:w="8215"/>
+            <w:tcW w:type="dxa" w:w="8136"/>
           </w:tcPr>
           <w:p>
             <w:pPr>
@@ -2014,7 +2014,7 @@
       <w:tr>
         <w:tc>
           <w:tcPr>
-            <w:tcW w:type="dxa" w:w="856"/>
+            <w:tcW w:type="dxa" w:w="1701"/>
           </w:tcPr>
           <w:p>
             <w:pPr>
@@ -2031,7 +2031,7 @@
         </w:tc>
         <w:tc>
           <w:tcPr>
-            <w:tcW w:type="dxa" w:w="8215"/>
+            <w:tcW w:type="dxa" w:w="8136"/>
           </w:tcPr>
           <w:p>
             <w:pPr>
@@ -2050,7 +2050,7 @@
       <w:tr>
         <w:tc>
           <w:tcPr>
-            <w:tcW w:type="dxa" w:w="856"/>
+            <w:tcW w:type="dxa" w:w="1701"/>
           </w:tcPr>
           <w:p>
             <w:pPr>
@@ -2067,7 +2067,7 @@
         </w:tc>
         <w:tc>
           <w:tcPr>
-            <w:tcW w:type="dxa" w:w="8215"/>
+            <w:tcW w:type="dxa" w:w="8136"/>
           </w:tcPr>
           <w:p>
             <w:pPr>
@@ -2086,7 +2086,7 @@
       <w:tr>
         <w:tc>
           <w:tcPr>
-            <w:tcW w:type="dxa" w:w="856"/>
+            <w:tcW w:type="dxa" w:w="1701"/>
           </w:tcPr>
           <w:p>
             <w:pPr>
@@ -2103,7 +2103,7 @@
         </w:tc>
         <w:tc>
           <w:tcPr>
-            <w:tcW w:type="dxa" w:w="8215"/>
+            <w:tcW w:type="dxa" w:w="8136"/>
           </w:tcPr>
           <w:p>
             <w:pPr>
@@ -2122,7 +2122,7 @@
       <w:tr>
         <w:tc>
           <w:tcPr>
-            <w:tcW w:type="dxa" w:w="856"/>
+            <w:tcW w:type="dxa" w:w="1701"/>
           </w:tcPr>
           <w:p>
             <w:pPr>
@@ -2139,7 +2139,7 @@
         </w:tc>
         <w:tc>
           <w:tcPr>
-            <w:tcW w:type="dxa" w:w="8215"/>
+            <w:tcW w:type="dxa" w:w="8136"/>
           </w:tcPr>
           <w:p>
             <w:pPr>
@@ -2229,7 +2229,7 @@
       <w:tr>
         <w:tc>
           <w:tcPr>
-            <w:tcW w:type="dxa" w:w="711"/>
+            <w:tcW w:type="dxa" w:w="1701"/>
           </w:tcPr>
           <w:p>
             <w:pPr>
@@ -2247,7 +2247,7 @@
         </w:tc>
         <w:tc>
           <w:tcPr>
-            <w:tcW w:type="dxa" w:w="8359"/>
+            <w:tcW w:type="dxa" w:w="8227"/>
           </w:tcPr>
           <w:p>
             <w:pPr>
@@ -2267,7 +2267,7 @@
       <w:tr>
         <w:tc>
           <w:tcPr>
-            <w:tcW w:type="dxa" w:w="711"/>
+            <w:tcW w:type="dxa" w:w="1701"/>
           </w:tcPr>
           <w:p>
             <w:pPr>
@@ -2284,7 +2284,7 @@
         </w:tc>
         <w:tc>
           <w:tcPr>
-            <w:tcW w:type="dxa" w:w="8359"/>
+            <w:tcW w:type="dxa" w:w="8227"/>
           </w:tcPr>
           <w:p>
             <w:pPr>
@@ -2303,7 +2303,7 @@
       <w:tr>
         <w:tc>
           <w:tcPr>
-            <w:tcW w:type="dxa" w:w="711"/>
+            <w:tcW w:type="dxa" w:w="1701"/>
           </w:tcPr>
           <w:p>
             <w:pPr>
@@ -2320,7 +2320,7 @@
         </w:tc>
         <w:tc>
           <w:tcPr>
-            <w:tcW w:type="dxa" w:w="8359"/>
+            <w:tcW w:type="dxa" w:w="8227"/>
           </w:tcPr>
           <w:p>
             <w:pPr>
@@ -2339,7 +2339,7 @@
       <w:tr>
         <w:tc>
           <w:tcPr>
-            <w:tcW w:type="dxa" w:w="711"/>
+            <w:tcW w:type="dxa" w:w="1701"/>
           </w:tcPr>
           <w:p>
             <w:pPr>
@@ -2356,7 +2356,7 @@
         </w:tc>
         <w:tc>
           <w:tcPr>
-            <w:tcW w:type="dxa" w:w="8359"/>
+            <w:tcW w:type="dxa" w:w="8227"/>
           </w:tcPr>
           <w:p>
             <w:pPr>
@@ -2375,7 +2375,7 @@
       <w:tr>
         <w:tc>
           <w:tcPr>
-            <w:tcW w:type="dxa" w:w="711"/>
+            <w:tcW w:type="dxa" w:w="1701"/>
           </w:tcPr>
           <w:p>
             <w:pPr>
@@ -2392,7 +2392,7 @@
         </w:tc>
         <w:tc>
           <w:tcPr>
-            <w:tcW w:type="dxa" w:w="8359"/>
+            <w:tcW w:type="dxa" w:w="8227"/>
           </w:tcPr>
           <w:p>
             <w:pPr>
@@ -2718,7 +2718,7 @@
       <w:tr>
         <w:tc>
           <w:tcPr>
-            <w:tcW w:type="dxa" w:w="981"/>
+            <w:tcW w:type="dxa" w:w="1701"/>
           </w:tcPr>
           <w:p>
             <w:pPr>
@@ -2736,7 +2736,7 @@
         </w:tc>
         <w:tc>
           <w:tcPr>
-            <w:tcW w:type="dxa" w:w="1961"/>
+            <w:tcW w:type="dxa" w:w="2166"/>
           </w:tcPr>
           <w:p>
             <w:pPr>
@@ -2754,7 +2754,7 @@
         </w:tc>
         <w:tc>
           <w:tcPr>
-            <w:tcW w:type="dxa" w:w="1226"/>
+            <w:tcW w:type="dxa" w:w="1701"/>
           </w:tcPr>
           <w:p>
             <w:pPr>
@@ -2772,7 +2772,7 @@
         </w:tc>
         <w:tc>
           <w:tcPr>
-            <w:tcW w:type="dxa" w:w="4903"/>
+            <w:tcW w:type="dxa" w:w="4468"/>
           </w:tcPr>
           <w:p>
             <w:pPr>
@@ -2792,7 +2792,7 @@
       <w:tr>
         <w:tc>
           <w:tcPr>
-            <w:tcW w:type="dxa" w:w="981"/>
+            <w:tcW w:type="dxa" w:w="1701"/>
           </w:tcPr>
           <w:p>
             <w:pPr>
@@ -2809,7 +2809,7 @@
         </w:tc>
         <w:tc>
           <w:tcPr>
-            <w:tcW w:type="dxa" w:w="1961"/>
+            <w:tcW w:type="dxa" w:w="2166"/>
           </w:tcPr>
           <w:p>
             <w:pPr>
@@ -2826,7 +2826,7 @@
         </w:tc>
         <w:tc>
           <w:tcPr>
-            <w:tcW w:type="dxa" w:w="1226"/>
+            <w:tcW w:type="dxa" w:w="1701"/>
           </w:tcPr>
           <w:p>
             <w:pPr>
@@ -2843,7 +2843,7 @@
         </w:tc>
         <w:tc>
           <w:tcPr>
-            <w:tcW w:type="dxa" w:w="4903"/>
+            <w:tcW w:type="dxa" w:w="4468"/>
           </w:tcPr>
           <w:p>
             <w:pPr>
@@ -2862,7 +2862,7 @@
       <w:tr>
         <w:tc>
           <w:tcPr>
-            <w:tcW w:type="dxa" w:w="981"/>
+            <w:tcW w:type="dxa" w:w="1701"/>
           </w:tcPr>
           <w:p>
             <w:pPr>
@@ -2879,7 +2879,7 @@
         </w:tc>
         <w:tc>
           <w:tcPr>
-            <w:tcW w:type="dxa" w:w="1961"/>
+            <w:tcW w:type="dxa" w:w="2166"/>
           </w:tcPr>
           <w:p>
             <w:pPr>
@@ -2896,7 +2896,7 @@
         </w:tc>
         <w:tc>
           <w:tcPr>
-            <w:tcW w:type="dxa" w:w="1226"/>
+            <w:tcW w:type="dxa" w:w="1701"/>
           </w:tcPr>
           <w:p>
             <w:pPr>
@@ -2913,7 +2913,7 @@
         </w:tc>
         <w:tc>
           <w:tcPr>
-            <w:tcW w:type="dxa" w:w="4903"/>
+            <w:tcW w:type="dxa" w:w="4468"/>
           </w:tcPr>
           <w:p>
             <w:pPr>
@@ -2932,7 +2932,7 @@
       <w:tr>
         <w:tc>
           <w:tcPr>
-            <w:tcW w:type="dxa" w:w="981"/>
+            <w:tcW w:type="dxa" w:w="1701"/>
           </w:tcPr>
           <w:p>
             <w:pPr>
@@ -2949,7 +2949,7 @@
         </w:tc>
         <w:tc>
           <w:tcPr>
-            <w:tcW w:type="dxa" w:w="1961"/>
+            <w:tcW w:type="dxa" w:w="2166"/>
           </w:tcPr>
           <w:p>
             <w:pPr>
@@ -2966,7 +2966,7 @@
         </w:tc>
         <w:tc>
           <w:tcPr>
-            <w:tcW w:type="dxa" w:w="1226"/>
+            <w:tcW w:type="dxa" w:w="1701"/>
           </w:tcPr>
           <w:p>
             <w:pPr>
@@ -2983,7 +2983,7 @@
         </w:tc>
         <w:tc>
           <w:tcPr>
-            <w:tcW w:type="dxa" w:w="4903"/>
+            <w:tcW w:type="dxa" w:w="4468"/>
           </w:tcPr>
           <w:p>
             <w:pPr>
@@ -3002,7 +3002,7 @@
       <w:tr>
         <w:tc>
           <w:tcPr>
-            <w:tcW w:type="dxa" w:w="981"/>
+            <w:tcW w:type="dxa" w:w="1701"/>
           </w:tcPr>
           <w:p>
             <w:pPr>
@@ -3019,7 +3019,7 @@
         </w:tc>
         <w:tc>
           <w:tcPr>
-            <w:tcW w:type="dxa" w:w="1961"/>
+            <w:tcW w:type="dxa" w:w="2166"/>
           </w:tcPr>
           <w:p>
             <w:pPr>
@@ -3036,7 +3036,7 @@
         </w:tc>
         <w:tc>
           <w:tcPr>
-            <w:tcW w:type="dxa" w:w="1226"/>
+            <w:tcW w:type="dxa" w:w="1701"/>
           </w:tcPr>
           <w:p>
             <w:pPr>
@@ -3053,7 +3053,7 @@
         </w:tc>
         <w:tc>
           <w:tcPr>
-            <w:tcW w:type="dxa" w:w="4903"/>
+            <w:tcW w:type="dxa" w:w="4468"/>
           </w:tcPr>
           <w:p>
             <w:pPr>
@@ -3072,7 +3072,7 @@
       <w:tr>
         <w:tc>
           <w:tcPr>
-            <w:tcW w:type="dxa" w:w="981"/>
+            <w:tcW w:type="dxa" w:w="1701"/>
           </w:tcPr>
           <w:p>
             <w:pPr>
@@ -3089,7 +3089,7 @@
         </w:tc>
         <w:tc>
           <w:tcPr>
-            <w:tcW w:type="dxa" w:w="1961"/>
+            <w:tcW w:type="dxa" w:w="2166"/>
           </w:tcPr>
           <w:p>
             <w:pPr>
@@ -3106,7 +3106,7 @@
         </w:tc>
         <w:tc>
           <w:tcPr>
-            <w:tcW w:type="dxa" w:w="1226"/>
+            <w:tcW w:type="dxa" w:w="1701"/>
           </w:tcPr>
           <w:p>
             <w:pPr>
@@ -3123,7 +3123,7 @@
         </w:tc>
         <w:tc>
           <w:tcPr>
-            <w:tcW w:type="dxa" w:w="4903"/>
+            <w:tcW w:type="dxa" w:w="4468"/>
           </w:tcPr>
           <w:p>
             <w:pPr>
@@ -3142,7 +3142,7 @@
       <w:tr>
         <w:tc>
           <w:tcPr>
-            <w:tcW w:type="dxa" w:w="981"/>
+            <w:tcW w:type="dxa" w:w="1701"/>
           </w:tcPr>
           <w:p>
             <w:pPr>
@@ -3159,7 +3159,7 @@
         </w:tc>
         <w:tc>
           <w:tcPr>
-            <w:tcW w:type="dxa" w:w="1961"/>
+            <w:tcW w:type="dxa" w:w="2166"/>
           </w:tcPr>
           <w:p>
             <w:pPr>
@@ -3176,7 +3176,7 @@
         </w:tc>
         <w:tc>
           <w:tcPr>
-            <w:tcW w:type="dxa" w:w="1226"/>
+            <w:tcW w:type="dxa" w:w="1701"/>
           </w:tcPr>
           <w:p>
             <w:pPr>
@@ -3193,7 +3193,7 @@
         </w:tc>
         <w:tc>
           <w:tcPr>
-            <w:tcW w:type="dxa" w:w="4903"/>
+            <w:tcW w:type="dxa" w:w="4468"/>
           </w:tcPr>
           <w:p>
             <w:pPr>
@@ -3212,7 +3212,7 @@
       <w:tr>
         <w:tc>
           <w:tcPr>
-            <w:tcW w:type="dxa" w:w="981"/>
+            <w:tcW w:type="dxa" w:w="1701"/>
           </w:tcPr>
           <w:p>
             <w:pPr>
@@ -3229,7 +3229,7 @@
         </w:tc>
         <w:tc>
           <w:tcPr>
-            <w:tcW w:type="dxa" w:w="1961"/>
+            <w:tcW w:type="dxa" w:w="2166"/>
           </w:tcPr>
           <w:p>
             <w:pPr>
@@ -3246,7 +3246,7 @@
         </w:tc>
         <w:tc>
           <w:tcPr>
-            <w:tcW w:type="dxa" w:w="1226"/>
+            <w:tcW w:type="dxa" w:w="1701"/>
           </w:tcPr>
           <w:p>
             <w:pPr>
@@ -3263,7 +3263,7 @@
         </w:tc>
         <w:tc>
           <w:tcPr>
-            <w:tcW w:type="dxa" w:w="4903"/>
+            <w:tcW w:type="dxa" w:w="4468"/>
           </w:tcPr>
           <w:p>
             <w:pPr>
@@ -3282,7 +3282,7 @@
       <w:tr>
         <w:tc>
           <w:tcPr>
-            <w:tcW w:type="dxa" w:w="981"/>
+            <w:tcW w:type="dxa" w:w="1701"/>
           </w:tcPr>
           <w:p>
             <w:pPr>
@@ -3299,7 +3299,7 @@
         </w:tc>
         <w:tc>
           <w:tcPr>
-            <w:tcW w:type="dxa" w:w="1961"/>
+            <w:tcW w:type="dxa" w:w="2166"/>
           </w:tcPr>
           <w:p>
             <w:pPr>
@@ -3316,7 +3316,7 @@
         </w:tc>
         <w:tc>
           <w:tcPr>
-            <w:tcW w:type="dxa" w:w="1226"/>
+            <w:tcW w:type="dxa" w:w="1701"/>
           </w:tcPr>
           <w:p>
             <w:pPr>
@@ -3333,7 +3333,7 @@
         </w:tc>
         <w:tc>
           <w:tcPr>
-            <w:tcW w:type="dxa" w:w="4903"/>
+            <w:tcW w:type="dxa" w:w="4468"/>
           </w:tcPr>
           <w:p>
             <w:pPr>
@@ -3352,7 +3352,7 @@
       <w:tr>
         <w:tc>
           <w:tcPr>
-            <w:tcW w:type="dxa" w:w="981"/>
+            <w:tcW w:type="dxa" w:w="1701"/>
           </w:tcPr>
           <w:p>
             <w:pPr>
@@ -3369,7 +3369,7 @@
         </w:tc>
         <w:tc>
           <w:tcPr>
-            <w:tcW w:type="dxa" w:w="1961"/>
+            <w:tcW w:type="dxa" w:w="2166"/>
           </w:tcPr>
           <w:p>
             <w:pPr>
@@ -3386,7 +3386,7 @@
         </w:tc>
         <w:tc>
           <w:tcPr>
-            <w:tcW w:type="dxa" w:w="1226"/>
+            <w:tcW w:type="dxa" w:w="1701"/>
           </w:tcPr>
           <w:p>
             <w:pPr>
@@ -3403,7 +3403,7 @@
         </w:tc>
         <w:tc>
           <w:tcPr>
-            <w:tcW w:type="dxa" w:w="4903"/>
+            <w:tcW w:type="dxa" w:w="4468"/>
           </w:tcPr>
           <w:p>
             <w:pPr>
@@ -3422,7 +3422,7 @@
       <w:tr>
         <w:tc>
           <w:tcPr>
-            <w:tcW w:type="dxa" w:w="981"/>
+            <w:tcW w:type="dxa" w:w="1701"/>
           </w:tcPr>
           <w:p>
             <w:pPr>
@@ -3439,7 +3439,7 @@
         </w:tc>
         <w:tc>
           <w:tcPr>
-            <w:tcW w:type="dxa" w:w="1961"/>
+            <w:tcW w:type="dxa" w:w="2166"/>
           </w:tcPr>
           <w:p>
             <w:pPr>
@@ -3456,7 +3456,7 @@
         </w:tc>
         <w:tc>
           <w:tcPr>
-            <w:tcW w:type="dxa" w:w="1226"/>
+            <w:tcW w:type="dxa" w:w="1701"/>
           </w:tcPr>
           <w:p>
             <w:pPr>
@@ -3473,7 +3473,7 @@
         </w:tc>
         <w:tc>
           <w:tcPr>
-            <w:tcW w:type="dxa" w:w="4903"/>
+            <w:tcW w:type="dxa" w:w="4468"/>
           </w:tcPr>
           <w:p>
             <w:pPr>
@@ -3492,7 +3492,7 @@
       <w:tr>
         <w:tc>
           <w:tcPr>
-            <w:tcW w:type="dxa" w:w="981"/>
+            <w:tcW w:type="dxa" w:w="1701"/>
           </w:tcPr>
           <w:p>
             <w:pPr>
@@ -3509,7 +3509,7 @@
         </w:tc>
         <w:tc>
           <w:tcPr>
-            <w:tcW w:type="dxa" w:w="1961"/>
+            <w:tcW w:type="dxa" w:w="2166"/>
           </w:tcPr>
           <w:p>
             <w:pPr>
@@ -3526,7 +3526,7 @@
         </w:tc>
         <w:tc>
           <w:tcPr>
-            <w:tcW w:type="dxa" w:w="1226"/>
+            <w:tcW w:type="dxa" w:w="1701"/>
           </w:tcPr>
           <w:p>
             <w:pPr>
@@ -3543,7 +3543,7 @@
         </w:tc>
         <w:tc>
           <w:tcPr>
-            <w:tcW w:type="dxa" w:w="4903"/>
+            <w:tcW w:type="dxa" w:w="4468"/>
           </w:tcPr>
           <w:p>
             <w:pPr>
@@ -3562,7 +3562,7 @@
       <w:tr>
         <w:tc>
           <w:tcPr>
-            <w:tcW w:type="dxa" w:w="981"/>
+            <w:tcW w:type="dxa" w:w="1701"/>
           </w:tcPr>
           <w:p>
             <w:pPr>
@@ -3579,7 +3579,7 @@
         </w:tc>
         <w:tc>
           <w:tcPr>
-            <w:tcW w:type="dxa" w:w="1961"/>
+            <w:tcW w:type="dxa" w:w="2166"/>
           </w:tcPr>
           <w:p>
             <w:pPr>
@@ -3596,7 +3596,7 @@
         </w:tc>
         <w:tc>
           <w:tcPr>
-            <w:tcW w:type="dxa" w:w="1226"/>
+            <w:tcW w:type="dxa" w:w="1701"/>
           </w:tcPr>
           <w:p>
             <w:pPr>
@@ -3613,7 +3613,7 @@
         </w:tc>
         <w:tc>
           <w:tcPr>
-            <w:tcW w:type="dxa" w:w="4903"/>
+            <w:tcW w:type="dxa" w:w="4468"/>
           </w:tcPr>
           <w:p>
             <w:pPr>
@@ -3632,7 +3632,7 @@
       <w:tr>
         <w:tc>
           <w:tcPr>
-            <w:tcW w:type="dxa" w:w="981"/>
+            <w:tcW w:type="dxa" w:w="1701"/>
           </w:tcPr>
           <w:p>
             <w:pPr>
@@ -3649,7 +3649,7 @@
         </w:tc>
         <w:tc>
           <w:tcPr>
-            <w:tcW w:type="dxa" w:w="1961"/>
+            <w:tcW w:type="dxa" w:w="2166"/>
           </w:tcPr>
           <w:p>
             <w:pPr>
@@ -3666,7 +3666,7 @@
         </w:tc>
         <w:tc>
           <w:tcPr>
-            <w:tcW w:type="dxa" w:w="1226"/>
+            <w:tcW w:type="dxa" w:w="1701"/>
           </w:tcPr>
           <w:p>
             <w:pPr>
@@ -3683,7 +3683,7 @@
         </w:tc>
         <w:tc>
           <w:tcPr>
-            <w:tcW w:type="dxa" w:w="4903"/>
+            <w:tcW w:type="dxa" w:w="4468"/>
           </w:tcPr>
           <w:p>
             <w:pPr>
@@ -3702,7 +3702,7 @@
       <w:tr>
         <w:tc>
           <w:tcPr>
-            <w:tcW w:type="dxa" w:w="981"/>
+            <w:tcW w:type="dxa" w:w="1701"/>
           </w:tcPr>
           <w:p>
             <w:pPr>
@@ -3719,7 +3719,7 @@
         </w:tc>
         <w:tc>
           <w:tcPr>
-            <w:tcW w:type="dxa" w:w="1961"/>
+            <w:tcW w:type="dxa" w:w="2166"/>
           </w:tcPr>
           <w:p>
             <w:pPr>
@@ -3736,7 +3736,7 @@
         </w:tc>
         <w:tc>
           <w:tcPr>
-            <w:tcW w:type="dxa" w:w="1226"/>
+            <w:tcW w:type="dxa" w:w="1701"/>
           </w:tcPr>
           <w:p>
             <w:pPr>
@@ -3753,7 +3753,7 @@
         </w:tc>
         <w:tc>
           <w:tcPr>
-            <w:tcW w:type="dxa" w:w="4903"/>
+            <w:tcW w:type="dxa" w:w="4468"/>
           </w:tcPr>
           <w:p>
             <w:pPr>
@@ -3772,7 +3772,7 @@
       <w:tr>
         <w:tc>
           <w:tcPr>
-            <w:tcW w:type="dxa" w:w="981"/>
+            <w:tcW w:type="dxa" w:w="1701"/>
           </w:tcPr>
           <w:p>
             <w:pPr>
@@ -3789,7 +3789,7 @@
         </w:tc>
         <w:tc>
           <w:tcPr>
-            <w:tcW w:type="dxa" w:w="1961"/>
+            <w:tcW w:type="dxa" w:w="2166"/>
           </w:tcPr>
           <w:p>
             <w:pPr>
@@ -3806,7 +3806,7 @@
         </w:tc>
         <w:tc>
           <w:tcPr>
-            <w:tcW w:type="dxa" w:w="1226"/>
+            <w:tcW w:type="dxa" w:w="1701"/>
           </w:tcPr>
           <w:p>
             <w:pPr>
@@ -3823,7 +3823,7 @@
         </w:tc>
         <w:tc>
           <w:tcPr>
-            <w:tcW w:type="dxa" w:w="4903"/>
+            <w:tcW w:type="dxa" w:w="4468"/>
           </w:tcPr>
           <w:p>
             <w:pPr>
@@ -3842,7 +3842,7 @@
       <w:tr>
         <w:tc>
           <w:tcPr>
-            <w:tcW w:type="dxa" w:w="981"/>
+            <w:tcW w:type="dxa" w:w="1701"/>
           </w:tcPr>
           <w:p>
             <w:pPr>
@@ -3859,7 +3859,7 @@
         </w:tc>
         <w:tc>
           <w:tcPr>
-            <w:tcW w:type="dxa" w:w="1961"/>
+            <w:tcW w:type="dxa" w:w="2166"/>
           </w:tcPr>
           <w:p>
             <w:pPr>
@@ -3876,7 +3876,7 @@
         </w:tc>
         <w:tc>
           <w:tcPr>
-            <w:tcW w:type="dxa" w:w="1226"/>
+            <w:tcW w:type="dxa" w:w="1701"/>
           </w:tcPr>
           <w:p>
             <w:pPr>
@@ -3893,7 +3893,7 @@
         </w:tc>
         <w:tc>
           <w:tcPr>
-            <w:tcW w:type="dxa" w:w="4903"/>
+            <w:tcW w:type="dxa" w:w="4468"/>
           </w:tcPr>
           <w:p>
             <w:pPr>
@@ -3969,7 +3969,7 @@
       <w:tr>
         <w:tc>
           <w:tcPr>
-            <w:tcW w:type="dxa" w:w="605"/>
+            <w:tcW w:type="dxa" w:w="1701"/>
           </w:tcPr>
           <w:p>
             <w:pPr>
@@ -3987,7 +3987,7 @@
         </w:tc>
         <w:tc>
           <w:tcPr>
-            <w:tcW w:type="dxa" w:w="1512"/>
+            <w:tcW w:type="dxa" w:w="1701"/>
           </w:tcPr>
           <w:p>
             <w:pPr>
@@ -4005,7 +4005,7 @@
         </w:tc>
         <w:tc>
           <w:tcPr>
-            <w:tcW w:type="dxa" w:w="6954"/>
+            <w:tcW w:type="dxa" w:w="6862"/>
           </w:tcPr>
           <w:p>
             <w:pPr>
@@ -4025,7 +4025,7 @@
       <w:tr>
         <w:tc>
           <w:tcPr>
-            <w:tcW w:type="dxa" w:w="605"/>
+            <w:tcW w:type="dxa" w:w="1701"/>
           </w:tcPr>
           <w:p>
             <w:pPr>
@@ -4042,7 +4042,7 @@
         </w:tc>
         <w:tc>
           <w:tcPr>
-            <w:tcW w:type="dxa" w:w="1512"/>
+            <w:tcW w:type="dxa" w:w="1701"/>
           </w:tcPr>
           <w:p>
             <w:pPr>
@@ -4059,7 +4059,7 @@
         </w:tc>
         <w:tc>
           <w:tcPr>
-            <w:tcW w:type="dxa" w:w="6954"/>
+            <w:tcW w:type="dxa" w:w="6862"/>
           </w:tcPr>
           <w:p>
             <w:pPr>
@@ -4078,7 +4078,7 @@
       <w:tr>
         <w:tc>
           <w:tcPr>
-            <w:tcW w:type="dxa" w:w="605"/>
+            <w:tcW w:type="dxa" w:w="1701"/>
           </w:tcPr>
           <w:p>
             <w:pPr>
@@ -4095,7 +4095,7 @@
         </w:tc>
         <w:tc>
           <w:tcPr>
-            <w:tcW w:type="dxa" w:w="1512"/>
+            <w:tcW w:type="dxa" w:w="1701"/>
           </w:tcPr>
           <w:p>
             <w:pPr>
@@ -4112,7 +4112,7 @@
         </w:tc>
         <w:tc>
           <w:tcPr>
-            <w:tcW w:type="dxa" w:w="6954"/>
+            <w:tcW w:type="dxa" w:w="6862"/>
           </w:tcPr>
           <w:p>
             <w:pPr>
@@ -4131,7 +4131,7 @@
       <w:tr>
         <w:tc>
           <w:tcPr>
-            <w:tcW w:type="dxa" w:w="605"/>
+            <w:tcW w:type="dxa" w:w="1701"/>
           </w:tcPr>
           <w:p>
             <w:pPr>
@@ -4148,7 +4148,7 @@
         </w:tc>
         <w:tc>
           <w:tcPr>
-            <w:tcW w:type="dxa" w:w="1512"/>
+            <w:tcW w:type="dxa" w:w="1701"/>
           </w:tcPr>
           <w:p>
             <w:pPr>
@@ -4165,7 +4165,7 @@
         </w:tc>
         <w:tc>
           <w:tcPr>
-            <w:tcW w:type="dxa" w:w="6954"/>
+            <w:tcW w:type="dxa" w:w="6862"/>
           </w:tcPr>
           <w:p>
             <w:pPr>
@@ -4184,7 +4184,7 @@
       <w:tr>
         <w:tc>
           <w:tcPr>
-            <w:tcW w:type="dxa" w:w="605"/>
+            <w:tcW w:type="dxa" w:w="1701"/>
           </w:tcPr>
           <w:p>
             <w:pPr>
@@ -4201,7 +4201,7 @@
         </w:tc>
         <w:tc>
           <w:tcPr>
-            <w:tcW w:type="dxa" w:w="1512"/>
+            <w:tcW w:type="dxa" w:w="1701"/>
           </w:tcPr>
           <w:p>
             <w:pPr>
@@ -4218,7 +4218,7 @@
         </w:tc>
         <w:tc>
           <w:tcPr>
-            <w:tcW w:type="dxa" w:w="6954"/>
+            <w:tcW w:type="dxa" w:w="6862"/>
           </w:tcPr>
           <w:p>
             <w:pPr>
@@ -4237,7 +4237,7 @@
       <w:tr>
         <w:tc>
           <w:tcPr>
-            <w:tcW w:type="dxa" w:w="605"/>
+            <w:tcW w:type="dxa" w:w="1701"/>
           </w:tcPr>
           <w:p>
             <w:pPr>
@@ -4254,7 +4254,7 @@
         </w:tc>
         <w:tc>
           <w:tcPr>
-            <w:tcW w:type="dxa" w:w="1512"/>
+            <w:tcW w:type="dxa" w:w="1701"/>
           </w:tcPr>
           <w:p>
             <w:pPr>
@@ -4271,7 +4271,7 @@
         </w:tc>
         <w:tc>
           <w:tcPr>
-            <w:tcW w:type="dxa" w:w="6954"/>
+            <w:tcW w:type="dxa" w:w="6862"/>
           </w:tcPr>
           <w:p>
             <w:pPr>
@@ -4290,7 +4290,7 @@
       <w:tr>
         <w:tc>
           <w:tcPr>
-            <w:tcW w:type="dxa" w:w="605"/>
+            <w:tcW w:type="dxa" w:w="1701"/>
           </w:tcPr>
           <w:p>
             <w:pPr>
@@ -4307,7 +4307,7 @@
         </w:tc>
         <w:tc>
           <w:tcPr>
-            <w:tcW w:type="dxa" w:w="1512"/>
+            <w:tcW w:type="dxa" w:w="1701"/>
           </w:tcPr>
           <w:p>
             <w:pPr>
@@ -4324,7 +4324,7 @@
         </w:tc>
         <w:tc>
           <w:tcPr>
-            <w:tcW w:type="dxa" w:w="6954"/>
+            <w:tcW w:type="dxa" w:w="6862"/>
           </w:tcPr>
           <w:p>
             <w:pPr>
@@ -4343,7 +4343,7 @@
       <w:tr>
         <w:tc>
           <w:tcPr>
-            <w:tcW w:type="dxa" w:w="605"/>
+            <w:tcW w:type="dxa" w:w="1701"/>
           </w:tcPr>
           <w:p>
             <w:pPr>
@@ -4360,7 +4360,7 @@
         </w:tc>
         <w:tc>
           <w:tcPr>
-            <w:tcW w:type="dxa" w:w="1512"/>
+            <w:tcW w:type="dxa" w:w="1701"/>
           </w:tcPr>
           <w:p>
             <w:pPr>
@@ -4377,7 +4377,7 @@
         </w:tc>
         <w:tc>
           <w:tcPr>
-            <w:tcW w:type="dxa" w:w="6954"/>
+            <w:tcW w:type="dxa" w:w="6862"/>
           </w:tcPr>
           <w:p>
             <w:pPr>
@@ -4396,7 +4396,7 @@
       <w:tr>
         <w:tc>
           <w:tcPr>
-            <w:tcW w:type="dxa" w:w="605"/>
+            <w:tcW w:type="dxa" w:w="1701"/>
           </w:tcPr>
           <w:p>
             <w:pPr>
@@ -4413,7 +4413,7 @@
         </w:tc>
         <w:tc>
           <w:tcPr>
-            <w:tcW w:type="dxa" w:w="1512"/>
+            <w:tcW w:type="dxa" w:w="1701"/>
           </w:tcPr>
           <w:p>
             <w:pPr>
@@ -4430,7 +4430,7 @@
         </w:tc>
         <w:tc>
           <w:tcPr>
-            <w:tcW w:type="dxa" w:w="6954"/>
+            <w:tcW w:type="dxa" w:w="6862"/>
           </w:tcPr>
           <w:p>
             <w:pPr>
@@ -4449,7 +4449,7 @@
       <w:tr>
         <w:tc>
           <w:tcPr>
-            <w:tcW w:type="dxa" w:w="605"/>
+            <w:tcW w:type="dxa" w:w="1701"/>
           </w:tcPr>
           <w:p>
             <w:pPr>
@@ -4466,7 +4466,7 @@
         </w:tc>
         <w:tc>
           <w:tcPr>
-            <w:tcW w:type="dxa" w:w="1512"/>
+            <w:tcW w:type="dxa" w:w="1701"/>
           </w:tcPr>
           <w:p>
             <w:pPr>
@@ -4483,7 +4483,7 @@
         </w:tc>
         <w:tc>
           <w:tcPr>
-            <w:tcW w:type="dxa" w:w="6954"/>
+            <w:tcW w:type="dxa" w:w="6862"/>
           </w:tcPr>
           <w:p>
             <w:pPr>
@@ -4502,7 +4502,7 @@
       <w:tr>
         <w:tc>
           <w:tcPr>
-            <w:tcW w:type="dxa" w:w="605"/>
+            <w:tcW w:type="dxa" w:w="1701"/>
           </w:tcPr>
           <w:p>
             <w:pPr>
@@ -4519,7 +4519,7 @@
         </w:tc>
         <w:tc>
           <w:tcPr>
-            <w:tcW w:type="dxa" w:w="1512"/>
+            <w:tcW w:type="dxa" w:w="1701"/>
           </w:tcPr>
           <w:p>
             <w:pPr>
@@ -4536,7 +4536,7 @@
         </w:tc>
         <w:tc>
           <w:tcPr>
-            <w:tcW w:type="dxa" w:w="6954"/>
+            <w:tcW w:type="dxa" w:w="6862"/>
           </w:tcPr>
           <w:p>
             <w:pPr>
@@ -4586,7 +4586,7 @@
       <w:tr>
         <w:tc>
           <w:tcPr>
-            <w:tcW w:type="dxa" w:w="135"/>
+            <w:tcW w:type="dxa" w:w="1701"/>
           </w:tcPr>
           <w:p>
             <w:pPr>
@@ -4604,7 +4604,7 @@
         </w:tc>
         <w:tc>
           <w:tcPr>
-            <w:tcW w:type="dxa" w:w="8935"/>
+            <w:tcW w:type="dxa" w:w="8920"/>
           </w:tcPr>
           <w:p>
             <w:pPr>
@@ -4624,7 +4624,7 @@
       <w:tr>
         <w:tc>
           <w:tcPr>
-            <w:tcW w:type="dxa" w:w="135"/>
+            <w:tcW w:type="dxa" w:w="1701"/>
           </w:tcPr>
           <w:p>
             <w:pPr>
@@ -4641,7 +4641,7 @@
         </w:tc>
         <w:tc>
           <w:tcPr>
-            <w:tcW w:type="dxa" w:w="8935"/>
+            <w:tcW w:type="dxa" w:w="8920"/>
           </w:tcPr>
           <w:p>
             <w:pPr>
@@ -4660,7 +4660,7 @@
       <w:tr>
         <w:tc>
           <w:tcPr>
-            <w:tcW w:type="dxa" w:w="135"/>
+            <w:tcW w:type="dxa" w:w="1701"/>
           </w:tcPr>
           <w:p>
             <w:pPr>
@@ -4677,7 +4677,7 @@
         </w:tc>
         <w:tc>
           <w:tcPr>
-            <w:tcW w:type="dxa" w:w="8935"/>
+            <w:tcW w:type="dxa" w:w="8920"/>
           </w:tcPr>
           <w:p>
             <w:pPr>
@@ -4696,7 +4696,7 @@
       <w:tr>
         <w:tc>
           <w:tcPr>
-            <w:tcW w:type="dxa" w:w="135"/>
+            <w:tcW w:type="dxa" w:w="1701"/>
           </w:tcPr>
           <w:p>
             <w:pPr>
@@ -4713,7 +4713,7 @@
         </w:tc>
         <w:tc>
           <w:tcPr>
-            <w:tcW w:type="dxa" w:w="8935"/>
+            <w:tcW w:type="dxa" w:w="8920"/>
           </w:tcPr>
           <w:p>
             <w:pPr>
@@ -4755,7 +4755,7 @@
       <w:tr>
         <w:tc>
           <w:tcPr>
-            <w:tcW w:type="dxa" w:w="336"/>
+            <w:tcW w:type="dxa" w:w="1701"/>
           </w:tcPr>
           <w:p>
             <w:pPr>
@@ -4793,7 +4793,7 @@
       <w:tr>
         <w:tc>
           <w:tcPr>
-            <w:tcW w:type="dxa" w:w="336"/>
+            <w:tcW w:type="dxa" w:w="1701"/>
           </w:tcPr>
           <w:p>
             <w:pPr>
@@ -4829,7 +4829,7 @@
       <w:tr>
         <w:tc>
           <w:tcPr>
-            <w:tcW w:type="dxa" w:w="336"/>
+            <w:tcW w:type="dxa" w:w="1701"/>
           </w:tcPr>
           <w:p>
             <w:pPr>
@@ -4865,7 +4865,7 @@
       <w:tr>
         <w:tc>
           <w:tcPr>
-            <w:tcW w:type="dxa" w:w="336"/>
+            <w:tcW w:type="dxa" w:w="1701"/>
           </w:tcPr>
           <w:p>
             <w:pPr>
@@ -4901,7 +4901,7 @@
       <w:tr>
         <w:tc>
           <w:tcPr>
-            <w:tcW w:type="dxa" w:w="336"/>
+            <w:tcW w:type="dxa" w:w="1701"/>
           </w:tcPr>
           <w:p>
             <w:pPr>
@@ -4960,7 +4960,7 @@
       <w:tr>
         <w:tc>
           <w:tcPr>
-            <w:tcW w:type="dxa" w:w="122"/>
+            <w:tcW w:type="dxa" w:w="1701"/>
           </w:tcPr>
           <w:p>
             <w:pPr>
@@ -4978,7 +4978,7 @@
         </w:tc>
         <w:tc>
           <w:tcPr>
-            <w:tcW w:type="dxa" w:w="8949"/>
+            <w:tcW w:type="dxa" w:w="8937"/>
           </w:tcPr>
           <w:p>
             <w:pPr>
@@ -4998,7 +4998,7 @@
       <w:tr>
         <w:tc>
           <w:tcPr>
-            <w:tcW w:type="dxa" w:w="122"/>
+            <w:tcW w:type="dxa" w:w="1701"/>
           </w:tcPr>
           <w:p>
             <w:pPr>
@@ -5015,7 +5015,7 @@
         </w:tc>
         <w:tc>
           <w:tcPr>
-            <w:tcW w:type="dxa" w:w="8949"/>
+            <w:tcW w:type="dxa" w:w="8937"/>
           </w:tcPr>
           <w:p>
             <w:pPr>
@@ -5034,7 +5034,7 @@
       <w:tr>
         <w:tc>
           <w:tcPr>
-            <w:tcW w:type="dxa" w:w="122"/>
+            <w:tcW w:type="dxa" w:w="1701"/>
           </w:tcPr>
           <w:p>
             <w:pPr>
@@ -5051,7 +5051,7 @@
         </w:tc>
         <w:tc>
           <w:tcPr>
-            <w:tcW w:type="dxa" w:w="8949"/>
+            <w:tcW w:type="dxa" w:w="8937"/>
           </w:tcPr>
           <w:p>
             <w:pPr>
@@ -5070,7 +5070,7 @@
       <w:tr>
         <w:tc>
           <w:tcPr>
-            <w:tcW w:type="dxa" w:w="122"/>
+            <w:tcW w:type="dxa" w:w="1701"/>
           </w:tcPr>
           <w:p>
             <w:pPr>
@@ -5087,7 +5087,7 @@
         </w:tc>
         <w:tc>
           <w:tcPr>
-            <w:tcW w:type="dxa" w:w="8949"/>
+            <w:tcW w:type="dxa" w:w="8937"/>
           </w:tcPr>
           <w:p>
             <w:pPr>
@@ -5129,7 +5129,7 @@
       <w:tr>
         <w:tc>
           <w:tcPr>
-            <w:tcW w:type="dxa" w:w="550"/>
+            <w:tcW w:type="dxa" w:w="1701"/>
           </w:tcPr>
           <w:p>
             <w:pPr>
@@ -5167,7 +5167,7 @@
       <w:tr>
         <w:tc>
           <w:tcPr>
-            <w:tcW w:type="dxa" w:w="550"/>
+            <w:tcW w:type="dxa" w:w="1701"/>
           </w:tcPr>
           <w:p>
             <w:pPr>
@@ -5203,7 +5203,7 @@
       <w:tr>
         <w:tc>
           <w:tcPr>
-            <w:tcW w:type="dxa" w:w="550"/>
+            <w:tcW w:type="dxa" w:w="1701"/>
           </w:tcPr>
           <w:p>
             <w:pPr>
@@ -5239,7 +5239,7 @@
       <w:tr>
         <w:tc>
           <w:tcPr>
-            <w:tcW w:type="dxa" w:w="550"/>
+            <w:tcW w:type="dxa" w:w="1701"/>
           </w:tcPr>
           <w:p>
             <w:pPr>
@@ -5298,7 +5298,7 @@
       <w:tr>
         <w:tc>
           <w:tcPr>
-            <w:tcW w:type="dxa" w:w="151"/>
+            <w:tcW w:type="dxa" w:w="1701"/>
           </w:tcPr>
           <w:p>
             <w:pPr>
@@ -5316,7 +5316,7 @@
         </w:tc>
         <w:tc>
           <w:tcPr>
-            <w:tcW w:type="dxa" w:w="8920"/>
+            <w:tcW w:type="dxa" w:w="8904"/>
           </w:tcPr>
           <w:p>
             <w:pPr>
@@ -5336,7 +5336,7 @@
       <w:tr>
         <w:tc>
           <w:tcPr>
-            <w:tcW w:type="dxa" w:w="151"/>
+            <w:tcW w:type="dxa" w:w="1701"/>
           </w:tcPr>
           <w:p>
             <w:pPr>
@@ -5353,7 +5353,7 @@
         </w:tc>
         <w:tc>
           <w:tcPr>
-            <w:tcW w:type="dxa" w:w="8920"/>
+            <w:tcW w:type="dxa" w:w="8904"/>
           </w:tcPr>
           <w:p>
             <w:pPr>
@@ -5372,7 +5372,7 @@
       <w:tr>
         <w:tc>
           <w:tcPr>
-            <w:tcW w:type="dxa" w:w="151"/>
+            <w:tcW w:type="dxa" w:w="1701"/>
           </w:tcPr>
           <w:p>
             <w:pPr>
@@ -5389,7 +5389,7 @@
         </w:tc>
         <w:tc>
           <w:tcPr>
-            <w:tcW w:type="dxa" w:w="8920"/>
+            <w:tcW w:type="dxa" w:w="8904"/>
           </w:tcPr>
           <w:p>
             <w:pPr>
@@ -5408,7 +5408,7 @@
       <w:tr>
         <w:tc>
           <w:tcPr>
-            <w:tcW w:type="dxa" w:w="151"/>
+            <w:tcW w:type="dxa" w:w="1701"/>
           </w:tcPr>
           <w:p>
             <w:pPr>
@@ -5425,7 +5425,7 @@
         </w:tc>
         <w:tc>
           <w:tcPr>
-            <w:tcW w:type="dxa" w:w="8920"/>
+            <w:tcW w:type="dxa" w:w="8904"/>
           </w:tcPr>
           <w:p>
             <w:pPr>
@@ -5444,7 +5444,7 @@
       <w:tr>
         <w:tc>
           <w:tcPr>
-            <w:tcW w:type="dxa" w:w="151"/>
+            <w:tcW w:type="dxa" w:w="1701"/>
           </w:tcPr>
           <w:p>
             <w:pPr>
@@ -5461,7 +5461,7 @@
         </w:tc>
         <w:tc>
           <w:tcPr>
-            <w:tcW w:type="dxa" w:w="8920"/>
+            <w:tcW w:type="dxa" w:w="8904"/>
           </w:tcPr>
           <w:p>
             <w:pPr>
@@ -5503,7 +5503,7 @@
       <w:tr>
         <w:tc>
           <w:tcPr>
-            <w:tcW w:type="dxa" w:w="955"/>
+            <w:tcW w:type="dxa" w:w="1701"/>
           </w:tcPr>
           <w:p>
             <w:pPr>
@@ -5541,7 +5541,7 @@
       <w:tr>
         <w:tc>
           <w:tcPr>
-            <w:tcW w:type="dxa" w:w="955"/>
+            <w:tcW w:type="dxa" w:w="1701"/>
           </w:tcPr>
           <w:p>
             <w:pPr>
@@ -5577,7 +5577,7 @@
       <w:tr>
         <w:tc>
           <w:tcPr>
-            <w:tcW w:type="dxa" w:w="955"/>
+            <w:tcW w:type="dxa" w:w="1701"/>
           </w:tcPr>
           <w:p>
             <w:pPr>
@@ -5613,7 +5613,7 @@
       <w:tr>
         <w:tc>
           <w:tcPr>
-            <w:tcW w:type="dxa" w:w="955"/>
+            <w:tcW w:type="dxa" w:w="1701"/>
           </w:tcPr>
           <w:p>
             <w:pPr>
@@ -5672,7 +5672,7 @@
       <w:tr>
         <w:tc>
           <w:tcPr>
-            <w:tcW w:type="dxa" w:w="180"/>
+            <w:tcW w:type="dxa" w:w="1701"/>
           </w:tcPr>
           <w:p>
             <w:pPr>
@@ -5690,7 +5690,7 @@
         </w:tc>
         <w:tc>
           <w:tcPr>
-            <w:tcW w:type="dxa" w:w="8891"/>
+            <w:tcW w:type="dxa" w:w="8877"/>
           </w:tcPr>
           <w:p>
             <w:pPr>
@@ -5710,7 +5710,7 @@
       <w:tr>
         <w:tc>
           <w:tcPr>
-            <w:tcW w:type="dxa" w:w="180"/>
+            <w:tcW w:type="dxa" w:w="1701"/>
           </w:tcPr>
           <w:p>
             <w:pPr>
@@ -5727,7 +5727,7 @@
         </w:tc>
         <w:tc>
           <w:tcPr>
-            <w:tcW w:type="dxa" w:w="8891"/>
+            <w:tcW w:type="dxa" w:w="8877"/>
           </w:tcPr>
           <w:p>
             <w:pPr>
@@ -5746,7 +5746,7 @@
       <w:tr>
         <w:tc>
           <w:tcPr>
-            <w:tcW w:type="dxa" w:w="180"/>
+            <w:tcW w:type="dxa" w:w="1701"/>
           </w:tcPr>
           <w:p>
             <w:pPr>
@@ -5763,7 +5763,7 @@
         </w:tc>
         <w:tc>
           <w:tcPr>
-            <w:tcW w:type="dxa" w:w="8891"/>
+            <w:tcW w:type="dxa" w:w="8877"/>
           </w:tcPr>
           <w:p>
             <w:pPr>
@@ -5782,7 +5782,7 @@
       <w:tr>
         <w:tc>
           <w:tcPr>
-            <w:tcW w:type="dxa" w:w="180"/>
+            <w:tcW w:type="dxa" w:w="1701"/>
           </w:tcPr>
           <w:p>
             <w:pPr>
@@ -5799,7 +5799,7 @@
         </w:tc>
         <w:tc>
           <w:tcPr>
-            <w:tcW w:type="dxa" w:w="8891"/>
+            <w:tcW w:type="dxa" w:w="8877"/>
           </w:tcPr>
           <w:p>
             <w:pPr>
@@ -5818,7 +5818,7 @@
       <w:tr>
         <w:tc>
           <w:tcPr>
-            <w:tcW w:type="dxa" w:w="180"/>
+            <w:tcW w:type="dxa" w:w="1701"/>
           </w:tcPr>
           <w:p>
             <w:pPr>
@@ -5835,7 +5835,7 @@
         </w:tc>
         <w:tc>
           <w:tcPr>
-            <w:tcW w:type="dxa" w:w="8891"/>
+            <w:tcW w:type="dxa" w:w="8877"/>
           </w:tcPr>
           <w:p>
             <w:pPr>
@@ -5877,7 +5877,7 @@
       <w:tr>
         <w:tc>
           <w:tcPr>
-            <w:tcW w:type="dxa" w:w="648"/>
+            <w:tcW w:type="dxa" w:w="1701"/>
           </w:tcPr>
           <w:p>
             <w:pPr>
@@ -5915,7 +5915,7 @@
       <w:tr>
         <w:tc>
           <w:tcPr>
-            <w:tcW w:type="dxa" w:w="648"/>
+            <w:tcW w:type="dxa" w:w="1701"/>
           </w:tcPr>
           <w:p>
             <w:pPr>
@@ -5951,7 +5951,7 @@
       <w:tr>
         <w:tc>
           <w:tcPr>
-            <w:tcW w:type="dxa" w:w="648"/>
+            <w:tcW w:type="dxa" w:w="1701"/>
           </w:tcPr>
           <w:p>
             <w:pPr>
@@ -5987,7 +5987,7 @@
       <w:tr>
         <w:tc>
           <w:tcPr>
-            <w:tcW w:type="dxa" w:w="648"/>
+            <w:tcW w:type="dxa" w:w="1701"/>
           </w:tcPr>
           <w:p>
             <w:pPr>
@@ -6046,7 +6046,7 @@
       <w:tr>
         <w:tc>
           <w:tcPr>
-            <w:tcW w:type="dxa" w:w="370"/>
+            <w:tcW w:type="dxa" w:w="1701"/>
           </w:tcPr>
           <w:p>
             <w:pPr>
@@ -6064,7 +6064,7 @@
         </w:tc>
         <w:tc>
           <w:tcPr>
-            <w:tcW w:type="dxa" w:w="8701"/>
+            <w:tcW w:type="dxa" w:w="8697"/>
           </w:tcPr>
           <w:p>
             <w:pPr>
@@ -6084,7 +6084,7 @@
       <w:tr>
         <w:tc>
           <w:tcPr>
-            <w:tcW w:type="dxa" w:w="370"/>
+            <w:tcW w:type="dxa" w:w="1701"/>
           </w:tcPr>
           <w:p>
             <w:pPr>
@@ -6101,7 +6101,7 @@
         </w:tc>
         <w:tc>
           <w:tcPr>
-            <w:tcW w:type="dxa" w:w="8701"/>
+            <w:tcW w:type="dxa" w:w="8697"/>
           </w:tcPr>
           <w:p>
             <w:pPr>
@@ -6120,7 +6120,7 @@
       <w:tr>
         <w:tc>
           <w:tcPr>
-            <w:tcW w:type="dxa" w:w="370"/>
+            <w:tcW w:type="dxa" w:w="1701"/>
           </w:tcPr>
           <w:p>
             <w:pPr>
@@ -6137,7 +6137,7 @@
         </w:tc>
         <w:tc>
           <w:tcPr>
-            <w:tcW w:type="dxa" w:w="8701"/>
+            <w:tcW w:type="dxa" w:w="8697"/>
           </w:tcPr>
           <w:p>
             <w:pPr>
@@ -6156,7 +6156,7 @@
       <w:tr>
         <w:tc>
           <w:tcPr>
-            <w:tcW w:type="dxa" w:w="370"/>
+            <w:tcW w:type="dxa" w:w="1701"/>
           </w:tcPr>
           <w:p>
             <w:pPr>
@@ -6173,7 +6173,7 @@
         </w:tc>
         <w:tc>
           <w:tcPr>
-            <w:tcW w:type="dxa" w:w="8701"/>
+            <w:tcW w:type="dxa" w:w="8697"/>
           </w:tcPr>
           <w:p>
             <w:pPr>
@@ -6192,7 +6192,7 @@
       <w:tr>
         <w:tc>
           <w:tcPr>
-            <w:tcW w:type="dxa" w:w="370"/>
+            <w:tcW w:type="dxa" w:w="1701"/>
           </w:tcPr>
           <w:p>
             <w:pPr>
@@ -6209,7 +6209,7 @@
         </w:tc>
         <w:tc>
           <w:tcPr>
-            <w:tcW w:type="dxa" w:w="8701"/>
+            <w:tcW w:type="dxa" w:w="8697"/>
           </w:tcPr>
           <w:p>
             <w:pPr>
@@ -6251,7 +6251,7 @@
       <w:tr>
         <w:tc>
           <w:tcPr>
-            <w:tcW w:type="dxa" w:w="216"/>
+            <w:tcW w:type="dxa" w:w="1701"/>
           </w:tcPr>
           <w:p>
             <w:pPr>
@@ -6269,7 +6269,7 @@
         </w:tc>
         <w:tc>
           <w:tcPr>
-            <w:tcW w:type="dxa" w:w="8855"/>
+            <w:tcW w:type="dxa" w:w="8848"/>
           </w:tcPr>
           <w:p>
             <w:pPr>
@@ -6289,7 +6289,7 @@
       <w:tr>
         <w:tc>
           <w:tcPr>
-            <w:tcW w:type="dxa" w:w="216"/>
+            <w:tcW w:type="dxa" w:w="1701"/>
           </w:tcPr>
           <w:p>
             <w:pPr>
@@ -6306,7 +6306,7 @@
         </w:tc>
         <w:tc>
           <w:tcPr>
-            <w:tcW w:type="dxa" w:w="8855"/>
+            <w:tcW w:type="dxa" w:w="8848"/>
           </w:tcPr>
           <w:p>
             <w:pPr>
@@ -6325,7 +6325,7 @@
       <w:tr>
         <w:tc>
           <w:tcPr>
-            <w:tcW w:type="dxa" w:w="216"/>
+            <w:tcW w:type="dxa" w:w="1701"/>
           </w:tcPr>
           <w:p>
             <w:pPr>
@@ -6342,7 +6342,7 @@
         </w:tc>
         <w:tc>
           <w:tcPr>
-            <w:tcW w:type="dxa" w:w="8855"/>
+            <w:tcW w:type="dxa" w:w="8848"/>
           </w:tcPr>
           <w:p>
             <w:pPr>
@@ -6361,7 +6361,7 @@
       <w:tr>
         <w:tc>
           <w:tcPr>
-            <w:tcW w:type="dxa" w:w="216"/>
+            <w:tcW w:type="dxa" w:w="1701"/>
           </w:tcPr>
           <w:p>
             <w:pPr>
@@ -6378,7 +6378,7 @@
         </w:tc>
         <w:tc>
           <w:tcPr>
-            <w:tcW w:type="dxa" w:w="8855"/>
+            <w:tcW w:type="dxa" w:w="8848"/>
           </w:tcPr>
           <w:p>
             <w:pPr>
@@ -6397,7 +6397,7 @@
       <w:tr>
         <w:tc>
           <w:tcPr>
-            <w:tcW w:type="dxa" w:w="216"/>
+            <w:tcW w:type="dxa" w:w="1701"/>
           </w:tcPr>
           <w:p>
             <w:pPr>
@@ -6414,7 +6414,7 @@
         </w:tc>
         <w:tc>
           <w:tcPr>
-            <w:tcW w:type="dxa" w:w="8855"/>
+            <w:tcW w:type="dxa" w:w="8848"/>
           </w:tcPr>
           <w:p>
             <w:pPr>
@@ -6481,7 +6481,7 @@
       <w:tr>
         <w:tc>
           <w:tcPr>
-            <w:tcW w:type="dxa" w:w="2721"/>
+            <w:tcW w:type="dxa" w:w="3201"/>
           </w:tcPr>
           <w:p>
             <w:pPr>
@@ -6499,7 +6499,7 @@
         </w:tc>
         <w:tc>
           <w:tcPr>
-            <w:tcW w:type="dxa" w:w="6350"/>
+            <w:tcW w:type="dxa" w:w="5869"/>
           </w:tcPr>
           <w:p>
             <w:pPr>
@@ -6519,7 +6519,7 @@
       <w:tr>
         <w:tc>
           <w:tcPr>
-            <w:tcW w:type="dxa" w:w="2721"/>
+            <w:tcW w:type="dxa" w:w="3201"/>
           </w:tcPr>
           <w:p>
             <w:pPr>
@@ -6536,7 +6536,7 @@
         </w:tc>
         <w:tc>
           <w:tcPr>
-            <w:tcW w:type="dxa" w:w="6350"/>
+            <w:tcW w:type="dxa" w:w="5869"/>
           </w:tcPr>
           <w:p>
             <w:pPr>
@@ -6555,7 +6555,7 @@
       <w:tr>
         <w:tc>
           <w:tcPr>
-            <w:tcW w:type="dxa" w:w="2721"/>
+            <w:tcW w:type="dxa" w:w="3201"/>
           </w:tcPr>
           <w:p>
             <w:pPr>
@@ -6572,7 +6572,7 @@
         </w:tc>
         <w:tc>
           <w:tcPr>
-            <w:tcW w:type="dxa" w:w="6350"/>
+            <w:tcW w:type="dxa" w:w="5869"/>
           </w:tcPr>
           <w:p>
             <w:pPr>
@@ -6591,7 +6591,7 @@
       <w:tr>
         <w:tc>
           <w:tcPr>
-            <w:tcW w:type="dxa" w:w="2721"/>
+            <w:tcW w:type="dxa" w:w="3201"/>
           </w:tcPr>
           <w:p>
             <w:pPr>
@@ -6608,7 +6608,7 @@
         </w:tc>
         <w:tc>
           <w:tcPr>
-            <w:tcW w:type="dxa" w:w="6350"/>
+            <w:tcW w:type="dxa" w:w="5869"/>
           </w:tcPr>
           <w:p>
             <w:pPr>
@@ -6627,7 +6627,7 @@
       <w:tr>
         <w:tc>
           <w:tcPr>
-            <w:tcW w:type="dxa" w:w="2721"/>
+            <w:tcW w:type="dxa" w:w="3201"/>
           </w:tcPr>
           <w:p>
             <w:pPr>
@@ -6644,7 +6644,7 @@
         </w:tc>
         <w:tc>
           <w:tcPr>
-            <w:tcW w:type="dxa" w:w="6350"/>
+            <w:tcW w:type="dxa" w:w="5869"/>
           </w:tcPr>
           <w:p>
             <w:pPr>
@@ -6663,7 +6663,7 @@
       <w:tr>
         <w:tc>
           <w:tcPr>
-            <w:tcW w:type="dxa" w:w="2721"/>
+            <w:tcW w:type="dxa" w:w="3201"/>
           </w:tcPr>
           <w:p>
             <w:pPr>
@@ -6680,7 +6680,7 @@
         </w:tc>
         <w:tc>
           <w:tcPr>
-            <w:tcW w:type="dxa" w:w="6350"/>
+            <w:tcW w:type="dxa" w:w="5869"/>
           </w:tcPr>
           <w:p>
             <w:pPr>

--- a/docs/docx/需求规格说明书.docx
+++ b/docs/docx/需求规格说明书.docx
@@ -336,7 +336,7 @@
         <w:tblStyle w:val="TableGrid"/>
         <w:tblW w:type="auto" w:w="0"/>
         <w:jc w:val="center"/>
-        <w:tblLayout w:type="fixed"/>
+        <w:tblLayout w:type="autofit"/>
         <w:tblLook w:firstColumn="1" w:firstRow="1" w:lastColumn="0" w:lastRow="0" w:noHBand="0" w:noVBand="1" w:val="04A0"/>
       </w:tblPr>
       <w:tblGrid>
@@ -350,7 +350,7 @@
       <w:tr>
         <w:tc>
           <w:tcPr>
-            <w:tcW w:type="dxa" w:w="1701"/>
+            <w:tcW w:type="dxa" w:w="1512"/>
           </w:tcPr>
           <w:p>
             <w:pPr>
@@ -368,7 +368,7 @@
         </w:tc>
         <w:tc>
           <w:tcPr>
-            <w:tcW w:type="dxa" w:w="1701"/>
+            <w:tcW w:type="dxa" w:w="1512"/>
           </w:tcPr>
           <w:p>
             <w:pPr>
@@ -386,7 +386,7 @@
         </w:tc>
         <w:tc>
           <w:tcPr>
-            <w:tcW w:type="dxa" w:w="1701"/>
+            <w:tcW w:type="dxa" w:w="1512"/>
           </w:tcPr>
           <w:p>
             <w:pPr>
@@ -404,7 +404,7 @@
         </w:tc>
         <w:tc>
           <w:tcPr>
-            <w:tcW w:type="dxa" w:w="2160"/>
+            <w:tcW w:type="dxa" w:w="1512"/>
           </w:tcPr>
           <w:p>
             <w:pPr>
@@ -422,7 +422,7 @@
         </w:tc>
         <w:tc>
           <w:tcPr>
-            <w:tcW w:type="dxa" w:w="1872"/>
+            <w:tcW w:type="dxa" w:w="1512"/>
           </w:tcPr>
           <w:p>
             <w:pPr>
@@ -440,7 +440,7 @@
         </w:tc>
         <w:tc>
           <w:tcPr>
-            <w:tcW w:type="dxa" w:w="1728"/>
+            <w:tcW w:type="dxa" w:w="1512"/>
           </w:tcPr>
           <w:p>
             <w:pPr>
@@ -460,7 +460,7 @@
       <w:tr>
         <w:tc>
           <w:tcPr>
-            <w:tcW w:type="dxa" w:w="1701"/>
+            <w:tcW w:type="dxa" w:w="1512"/>
           </w:tcPr>
           <w:p>
             <w:pPr>
@@ -477,7 +477,7 @@
         </w:tc>
         <w:tc>
           <w:tcPr>
-            <w:tcW w:type="dxa" w:w="1701"/>
+            <w:tcW w:type="dxa" w:w="1512"/>
           </w:tcPr>
           <w:p>
             <w:pPr>
@@ -494,7 +494,7 @@
         </w:tc>
         <w:tc>
           <w:tcPr>
-            <w:tcW w:type="dxa" w:w="1701"/>
+            <w:tcW w:type="dxa" w:w="1512"/>
           </w:tcPr>
           <w:p>
             <w:pPr>
@@ -511,7 +511,7 @@
         </w:tc>
         <w:tc>
           <w:tcPr>
-            <w:tcW w:type="dxa" w:w="2160"/>
+            <w:tcW w:type="dxa" w:w="1512"/>
           </w:tcPr>
           <w:p>
             <w:pPr>
@@ -528,7 +528,7 @@
         </w:tc>
         <w:tc>
           <w:tcPr>
-            <w:tcW w:type="dxa" w:w="1872"/>
+            <w:tcW w:type="dxa" w:w="1512"/>
           </w:tcPr>
           <w:p>
             <w:pPr>
@@ -545,7 +545,7 @@
         </w:tc>
         <w:tc>
           <w:tcPr>
-            <w:tcW w:type="dxa" w:w="1728"/>
+            <w:tcW w:type="dxa" w:w="1512"/>
           </w:tcPr>
           <w:p>
             <w:pPr>
@@ -564,7 +564,7 @@
       <w:tr>
         <w:tc>
           <w:tcPr>
-            <w:tcW w:type="dxa" w:w="1701"/>
+            <w:tcW w:type="dxa" w:w="1512"/>
           </w:tcPr>
           <w:p>
             <w:pPr>
@@ -581,7 +581,7 @@
         </w:tc>
         <w:tc>
           <w:tcPr>
-            <w:tcW w:type="dxa" w:w="1701"/>
+            <w:tcW w:type="dxa" w:w="1512"/>
           </w:tcPr>
           <w:p>
             <w:pPr>
@@ -598,7 +598,7 @@
         </w:tc>
         <w:tc>
           <w:tcPr>
-            <w:tcW w:type="dxa" w:w="1701"/>
+            <w:tcW w:type="dxa" w:w="1512"/>
           </w:tcPr>
           <w:p>
             <w:pPr>
@@ -615,7 +615,7 @@
         </w:tc>
         <w:tc>
           <w:tcPr>
-            <w:tcW w:type="dxa" w:w="2160"/>
+            <w:tcW w:type="dxa" w:w="1512"/>
           </w:tcPr>
           <w:p>
             <w:pPr>
@@ -632,7 +632,7 @@
         </w:tc>
         <w:tc>
           <w:tcPr>
-            <w:tcW w:type="dxa" w:w="1872"/>
+            <w:tcW w:type="dxa" w:w="1512"/>
           </w:tcPr>
           <w:p>
             <w:pPr>
@@ -649,7 +649,7 @@
         </w:tc>
         <w:tc>
           <w:tcPr>
-            <w:tcW w:type="dxa" w:w="1728"/>
+            <w:tcW w:type="dxa" w:w="1512"/>
           </w:tcPr>
           <w:p>
             <w:pPr>
@@ -668,7 +668,7 @@
       <w:tr>
         <w:tc>
           <w:tcPr>
-            <w:tcW w:type="dxa" w:w="1701"/>
+            <w:tcW w:type="dxa" w:w="1512"/>
           </w:tcPr>
           <w:p>
             <w:pPr>
@@ -685,7 +685,7 @@
         </w:tc>
         <w:tc>
           <w:tcPr>
-            <w:tcW w:type="dxa" w:w="1701"/>
+            <w:tcW w:type="dxa" w:w="1512"/>
           </w:tcPr>
           <w:p>
             <w:pPr>
@@ -702,7 +702,7 @@
         </w:tc>
         <w:tc>
           <w:tcPr>
-            <w:tcW w:type="dxa" w:w="1701"/>
+            <w:tcW w:type="dxa" w:w="1512"/>
           </w:tcPr>
           <w:p>
             <w:pPr>
@@ -719,7 +719,7 @@
         </w:tc>
         <w:tc>
           <w:tcPr>
-            <w:tcW w:type="dxa" w:w="2160"/>
+            <w:tcW w:type="dxa" w:w="1512"/>
           </w:tcPr>
           <w:p>
             <w:pPr>
@@ -736,7 +736,7 @@
         </w:tc>
         <w:tc>
           <w:tcPr>
-            <w:tcW w:type="dxa" w:w="1872"/>
+            <w:tcW w:type="dxa" w:w="1512"/>
           </w:tcPr>
           <w:p>
             <w:pPr>
@@ -753,7 +753,7 @@
         </w:tc>
         <w:tc>
           <w:tcPr>
-            <w:tcW w:type="dxa" w:w="1728"/>
+            <w:tcW w:type="dxa" w:w="1512"/>
           </w:tcPr>
           <w:p>
             <w:pPr>
@@ -772,7 +772,7 @@
       <w:tr>
         <w:tc>
           <w:tcPr>
-            <w:tcW w:type="dxa" w:w="1701"/>
+            <w:tcW w:type="dxa" w:w="1512"/>
           </w:tcPr>
           <w:p>
             <w:pPr>
@@ -789,7 +789,7 @@
         </w:tc>
         <w:tc>
           <w:tcPr>
-            <w:tcW w:type="dxa" w:w="1701"/>
+            <w:tcW w:type="dxa" w:w="1512"/>
           </w:tcPr>
           <w:p>
             <w:pPr>
@@ -806,7 +806,7 @@
         </w:tc>
         <w:tc>
           <w:tcPr>
-            <w:tcW w:type="dxa" w:w="1701"/>
+            <w:tcW w:type="dxa" w:w="1512"/>
           </w:tcPr>
           <w:p>
             <w:pPr>
@@ -823,7 +823,7 @@
         </w:tc>
         <w:tc>
           <w:tcPr>
-            <w:tcW w:type="dxa" w:w="2160"/>
+            <w:tcW w:type="dxa" w:w="1512"/>
           </w:tcPr>
           <w:p>
             <w:pPr>
@@ -840,7 +840,7 @@
         </w:tc>
         <w:tc>
           <w:tcPr>
-            <w:tcW w:type="dxa" w:w="1872"/>
+            <w:tcW w:type="dxa" w:w="1512"/>
           </w:tcPr>
           <w:p>
             <w:pPr>
@@ -857,7 +857,7 @@
         </w:tc>
         <w:tc>
           <w:tcPr>
-            <w:tcW w:type="dxa" w:w="1728"/>
+            <w:tcW w:type="dxa" w:w="1512"/>
           </w:tcPr>
           <w:p>
             <w:pPr>
@@ -1256,7 +1256,7 @@
         <w:tblStyle w:val="TableGrid"/>
         <w:tblW w:type="auto" w:w="0"/>
         <w:jc w:val="center"/>
-        <w:tblLayout w:type="fixed"/>
+        <w:tblLayout w:type="autofit"/>
         <w:tblLook w:firstColumn="1" w:firstRow="1" w:lastColumn="0" w:lastRow="0" w:noHBand="0" w:noVBand="1" w:val="04A0"/>
       </w:tblPr>
       <w:tblGrid>
@@ -1267,7 +1267,7 @@
       <w:tr>
         <w:tc>
           <w:tcPr>
-            <w:tcW w:type="dxa" w:w="1701"/>
+            <w:tcW w:type="dxa" w:w="3024"/>
           </w:tcPr>
           <w:p>
             <w:pPr>
@@ -1285,7 +1285,7 @@
         </w:tc>
         <w:tc>
           <w:tcPr>
-            <w:tcW w:type="dxa" w:w="8200"/>
+            <w:tcW w:type="dxa" w:w="3024"/>
           </w:tcPr>
           <w:p>
             <w:pPr>
@@ -1303,7 +1303,7 @@
         </w:tc>
         <w:tc>
           <w:tcPr>
-            <w:tcW w:type="dxa" w:w="1701"/>
+            <w:tcW w:type="dxa" w:w="3024"/>
           </w:tcPr>
           <w:p>
             <w:pPr>
@@ -1323,7 +1323,7 @@
       <w:tr>
         <w:tc>
           <w:tcPr>
-            <w:tcW w:type="dxa" w:w="1701"/>
+            <w:tcW w:type="dxa" w:w="3024"/>
           </w:tcPr>
           <w:p>
             <w:pPr>
@@ -1340,7 +1340,7 @@
         </w:tc>
         <w:tc>
           <w:tcPr>
-            <w:tcW w:type="dxa" w:w="8200"/>
+            <w:tcW w:type="dxa" w:w="3024"/>
           </w:tcPr>
           <w:p>
             <w:pPr>
@@ -1357,7 +1357,7 @@
         </w:tc>
         <w:tc>
           <w:tcPr>
-            <w:tcW w:type="dxa" w:w="1701"/>
+            <w:tcW w:type="dxa" w:w="3024"/>
           </w:tcPr>
           <w:p>
             <w:pPr>
@@ -1376,7 +1376,7 @@
       <w:tr>
         <w:tc>
           <w:tcPr>
-            <w:tcW w:type="dxa" w:w="1701"/>
+            <w:tcW w:type="dxa" w:w="3024"/>
           </w:tcPr>
           <w:p>
             <w:pPr>
@@ -1393,7 +1393,7 @@
         </w:tc>
         <w:tc>
           <w:tcPr>
-            <w:tcW w:type="dxa" w:w="8200"/>
+            <w:tcW w:type="dxa" w:w="3024"/>
           </w:tcPr>
           <w:p>
             <w:pPr>
@@ -1410,7 +1410,7 @@
         </w:tc>
         <w:tc>
           <w:tcPr>
-            <w:tcW w:type="dxa" w:w="1701"/>
+            <w:tcW w:type="dxa" w:w="3024"/>
           </w:tcPr>
           <w:p>
             <w:pPr>
@@ -1429,7 +1429,7 @@
       <w:tr>
         <w:tc>
           <w:tcPr>
-            <w:tcW w:type="dxa" w:w="1701"/>
+            <w:tcW w:type="dxa" w:w="3024"/>
           </w:tcPr>
           <w:p>
             <w:pPr>
@@ -1446,7 +1446,7 @@
         </w:tc>
         <w:tc>
           <w:tcPr>
-            <w:tcW w:type="dxa" w:w="8200"/>
+            <w:tcW w:type="dxa" w:w="3024"/>
           </w:tcPr>
           <w:p>
             <w:pPr>
@@ -1463,7 +1463,7 @@
         </w:tc>
         <w:tc>
           <w:tcPr>
-            <w:tcW w:type="dxa" w:w="1701"/>
+            <w:tcW w:type="dxa" w:w="3024"/>
           </w:tcPr>
           <w:p>
             <w:pPr>
@@ -1482,7 +1482,7 @@
       <w:tr>
         <w:tc>
           <w:tcPr>
-            <w:tcW w:type="dxa" w:w="1701"/>
+            <w:tcW w:type="dxa" w:w="3024"/>
           </w:tcPr>
           <w:p>
             <w:pPr>
@@ -1499,7 +1499,7 @@
         </w:tc>
         <w:tc>
           <w:tcPr>
-            <w:tcW w:type="dxa" w:w="8200"/>
+            <w:tcW w:type="dxa" w:w="3024"/>
           </w:tcPr>
           <w:p>
             <w:pPr>
@@ -1516,7 +1516,7 @@
         </w:tc>
         <w:tc>
           <w:tcPr>
-            <w:tcW w:type="dxa" w:w="1701"/>
+            <w:tcW w:type="dxa" w:w="3024"/>
           </w:tcPr>
           <w:p>
             <w:pPr>
@@ -1535,7 +1535,7 @@
       <w:tr>
         <w:tc>
           <w:tcPr>
-            <w:tcW w:type="dxa" w:w="1701"/>
+            <w:tcW w:type="dxa" w:w="3024"/>
           </w:tcPr>
           <w:p>
             <w:pPr>
@@ -1552,7 +1552,7 @@
         </w:tc>
         <w:tc>
           <w:tcPr>
-            <w:tcW w:type="dxa" w:w="8200"/>
+            <w:tcW w:type="dxa" w:w="3024"/>
           </w:tcPr>
           <w:p>
             <w:pPr>
@@ -1569,7 +1569,7 @@
         </w:tc>
         <w:tc>
           <w:tcPr>
-            <w:tcW w:type="dxa" w:w="1701"/>
+            <w:tcW w:type="dxa" w:w="3024"/>
           </w:tcPr>
           <w:p>
             <w:pPr>
@@ -1626,7 +1626,7 @@
         <w:tblStyle w:val="TableGrid"/>
         <w:tblW w:type="auto" w:w="0"/>
         <w:jc w:val="center"/>
-        <w:tblLayout w:type="fixed"/>
+        <w:tblLayout w:type="autofit"/>
         <w:tblLook w:firstColumn="1" w:firstRow="1" w:lastColumn="0" w:lastRow="0" w:noHBand="0" w:noVBand="1" w:val="04A0"/>
       </w:tblPr>
       <w:tblGrid>
@@ -1637,7 +1637,7 @@
       <w:tr>
         <w:tc>
           <w:tcPr>
-            <w:tcW w:type="dxa" w:w="1701"/>
+            <w:tcW w:type="dxa" w:w="3024"/>
           </w:tcPr>
           <w:p>
             <w:pPr>
@@ -1655,7 +1655,7 @@
         </w:tc>
         <w:tc>
           <w:tcPr>
-            <w:tcW w:type="dxa" w:w="6915"/>
+            <w:tcW w:type="dxa" w:w="3024"/>
           </w:tcPr>
           <w:p>
             <w:pPr>
@@ -1673,7 +1673,7 @@
         </w:tc>
         <w:tc>
           <w:tcPr>
-            <w:tcW w:type="dxa" w:w="1701"/>
+            <w:tcW w:type="dxa" w:w="3024"/>
           </w:tcPr>
           <w:p>
             <w:pPr>
@@ -1693,7 +1693,7 @@
       <w:tr>
         <w:tc>
           <w:tcPr>
-            <w:tcW w:type="dxa" w:w="1701"/>
+            <w:tcW w:type="dxa" w:w="3024"/>
           </w:tcPr>
           <w:p>
             <w:pPr>
@@ -1710,7 +1710,7 @@
         </w:tc>
         <w:tc>
           <w:tcPr>
-            <w:tcW w:type="dxa" w:w="6915"/>
+            <w:tcW w:type="dxa" w:w="3024"/>
           </w:tcPr>
           <w:p>
             <w:pPr>
@@ -1727,7 +1727,7 @@
         </w:tc>
         <w:tc>
           <w:tcPr>
-            <w:tcW w:type="dxa" w:w="1701"/>
+            <w:tcW w:type="dxa" w:w="3024"/>
           </w:tcPr>
           <w:p>
             <w:pPr>
@@ -1746,7 +1746,7 @@
       <w:tr>
         <w:tc>
           <w:tcPr>
-            <w:tcW w:type="dxa" w:w="1701"/>
+            <w:tcW w:type="dxa" w:w="3024"/>
           </w:tcPr>
           <w:p>
             <w:pPr>
@@ -1763,7 +1763,7 @@
         </w:tc>
         <w:tc>
           <w:tcPr>
-            <w:tcW w:type="dxa" w:w="6915"/>
+            <w:tcW w:type="dxa" w:w="3024"/>
           </w:tcPr>
           <w:p>
             <w:pPr>
@@ -1780,7 +1780,7 @@
         </w:tc>
         <w:tc>
           <w:tcPr>
-            <w:tcW w:type="dxa" w:w="1701"/>
+            <w:tcW w:type="dxa" w:w="3024"/>
           </w:tcPr>
           <w:p>
             <w:pPr>
@@ -1799,7 +1799,7 @@
       <w:tr>
         <w:tc>
           <w:tcPr>
-            <w:tcW w:type="dxa" w:w="1701"/>
+            <w:tcW w:type="dxa" w:w="3024"/>
           </w:tcPr>
           <w:p>
             <w:pPr>
@@ -1816,7 +1816,7 @@
         </w:tc>
         <w:tc>
           <w:tcPr>
-            <w:tcW w:type="dxa" w:w="6915"/>
+            <w:tcW w:type="dxa" w:w="3024"/>
           </w:tcPr>
           <w:p>
             <w:pPr>
@@ -1833,7 +1833,7 @@
         </w:tc>
         <w:tc>
           <w:tcPr>
-            <w:tcW w:type="dxa" w:w="1701"/>
+            <w:tcW w:type="dxa" w:w="3024"/>
           </w:tcPr>
           <w:p>
             <w:pPr>
@@ -1852,7 +1852,7 @@
       <w:tr>
         <w:tc>
           <w:tcPr>
-            <w:tcW w:type="dxa" w:w="1701"/>
+            <w:tcW w:type="dxa" w:w="3024"/>
           </w:tcPr>
           <w:p>
             <w:pPr>
@@ -1869,7 +1869,7 @@
         </w:tc>
         <w:tc>
           <w:tcPr>
-            <w:tcW w:type="dxa" w:w="6915"/>
+            <w:tcW w:type="dxa" w:w="3024"/>
           </w:tcPr>
           <w:p>
             <w:pPr>
@@ -1886,7 +1886,7 @@
         </w:tc>
         <w:tc>
           <w:tcPr>
-            <w:tcW w:type="dxa" w:w="1701"/>
+            <w:tcW w:type="dxa" w:w="3024"/>
           </w:tcPr>
           <w:p>
             <w:pPr>
@@ -1966,7 +1966,7 @@
         <w:tblStyle w:val="TableGrid"/>
         <w:tblW w:type="auto" w:w="0"/>
         <w:jc w:val="center"/>
-        <w:tblLayout w:type="fixed"/>
+        <w:tblLayout w:type="autofit"/>
         <w:tblLook w:firstColumn="1" w:firstRow="1" w:lastColumn="0" w:lastRow="0" w:noHBand="0" w:noVBand="1" w:val="04A0"/>
       </w:tblPr>
       <w:tblGrid>
@@ -1976,7 +1976,7 @@
       <w:tr>
         <w:tc>
           <w:tcPr>
-            <w:tcW w:type="dxa" w:w="1701"/>
+            <w:tcW w:type="dxa" w:w="4536"/>
           </w:tcPr>
           <w:p>
             <w:pPr>
@@ -1994,7 +1994,7 @@
         </w:tc>
         <w:tc>
           <w:tcPr>
-            <w:tcW w:type="dxa" w:w="8136"/>
+            <w:tcW w:type="dxa" w:w="4536"/>
           </w:tcPr>
           <w:p>
             <w:pPr>
@@ -2014,7 +2014,7 @@
       <w:tr>
         <w:tc>
           <w:tcPr>
-            <w:tcW w:type="dxa" w:w="1701"/>
+            <w:tcW w:type="dxa" w:w="4536"/>
           </w:tcPr>
           <w:p>
             <w:pPr>
@@ -2031,7 +2031,7 @@
         </w:tc>
         <w:tc>
           <w:tcPr>
-            <w:tcW w:type="dxa" w:w="8136"/>
+            <w:tcW w:type="dxa" w:w="4536"/>
           </w:tcPr>
           <w:p>
             <w:pPr>
@@ -2050,7 +2050,7 @@
       <w:tr>
         <w:tc>
           <w:tcPr>
-            <w:tcW w:type="dxa" w:w="1701"/>
+            <w:tcW w:type="dxa" w:w="4536"/>
           </w:tcPr>
           <w:p>
             <w:pPr>
@@ -2067,7 +2067,7 @@
         </w:tc>
         <w:tc>
           <w:tcPr>
-            <w:tcW w:type="dxa" w:w="8136"/>
+            <w:tcW w:type="dxa" w:w="4536"/>
           </w:tcPr>
           <w:p>
             <w:pPr>
@@ -2086,7 +2086,7 @@
       <w:tr>
         <w:tc>
           <w:tcPr>
-            <w:tcW w:type="dxa" w:w="1701"/>
+            <w:tcW w:type="dxa" w:w="4536"/>
           </w:tcPr>
           <w:p>
             <w:pPr>
@@ -2103,7 +2103,7 @@
         </w:tc>
         <w:tc>
           <w:tcPr>
-            <w:tcW w:type="dxa" w:w="8136"/>
+            <w:tcW w:type="dxa" w:w="4536"/>
           </w:tcPr>
           <w:p>
             <w:pPr>
@@ -2122,7 +2122,7 @@
       <w:tr>
         <w:tc>
           <w:tcPr>
-            <w:tcW w:type="dxa" w:w="1701"/>
+            <w:tcW w:type="dxa" w:w="4536"/>
           </w:tcPr>
           <w:p>
             <w:pPr>
@@ -2139,7 +2139,7 @@
         </w:tc>
         <w:tc>
           <w:tcPr>
-            <w:tcW w:type="dxa" w:w="8136"/>
+            <w:tcW w:type="dxa" w:w="4536"/>
           </w:tcPr>
           <w:p>
             <w:pPr>
@@ -2219,7 +2219,7 @@
         <w:tblStyle w:val="TableGrid"/>
         <w:tblW w:type="auto" w:w="0"/>
         <w:jc w:val="center"/>
-        <w:tblLayout w:type="fixed"/>
+        <w:tblLayout w:type="autofit"/>
         <w:tblLook w:firstColumn="1" w:firstRow="1" w:lastColumn="0" w:lastRow="0" w:noHBand="0" w:noVBand="1" w:val="04A0"/>
       </w:tblPr>
       <w:tblGrid>
@@ -2229,7 +2229,7 @@
       <w:tr>
         <w:tc>
           <w:tcPr>
-            <w:tcW w:type="dxa" w:w="1701"/>
+            <w:tcW w:type="dxa" w:w="4536"/>
           </w:tcPr>
           <w:p>
             <w:pPr>
@@ -2247,7 +2247,7 @@
         </w:tc>
         <w:tc>
           <w:tcPr>
-            <w:tcW w:type="dxa" w:w="8227"/>
+            <w:tcW w:type="dxa" w:w="4536"/>
           </w:tcPr>
           <w:p>
             <w:pPr>
@@ -2267,7 +2267,7 @@
       <w:tr>
         <w:tc>
           <w:tcPr>
-            <w:tcW w:type="dxa" w:w="1701"/>
+            <w:tcW w:type="dxa" w:w="4536"/>
           </w:tcPr>
           <w:p>
             <w:pPr>
@@ -2284,7 +2284,7 @@
         </w:tc>
         <w:tc>
           <w:tcPr>
-            <w:tcW w:type="dxa" w:w="8227"/>
+            <w:tcW w:type="dxa" w:w="4536"/>
           </w:tcPr>
           <w:p>
             <w:pPr>
@@ -2303,7 +2303,7 @@
       <w:tr>
         <w:tc>
           <w:tcPr>
-            <w:tcW w:type="dxa" w:w="1701"/>
+            <w:tcW w:type="dxa" w:w="4536"/>
           </w:tcPr>
           <w:p>
             <w:pPr>
@@ -2320,7 +2320,7 @@
         </w:tc>
         <w:tc>
           <w:tcPr>
-            <w:tcW w:type="dxa" w:w="8227"/>
+            <w:tcW w:type="dxa" w:w="4536"/>
           </w:tcPr>
           <w:p>
             <w:pPr>
@@ -2339,7 +2339,7 @@
       <w:tr>
         <w:tc>
           <w:tcPr>
-            <w:tcW w:type="dxa" w:w="1701"/>
+            <w:tcW w:type="dxa" w:w="4536"/>
           </w:tcPr>
           <w:p>
             <w:pPr>
@@ -2356,7 +2356,7 @@
         </w:tc>
         <w:tc>
           <w:tcPr>
-            <w:tcW w:type="dxa" w:w="8227"/>
+            <w:tcW w:type="dxa" w:w="4536"/>
           </w:tcPr>
           <w:p>
             <w:pPr>
@@ -2375,7 +2375,7 @@
       <w:tr>
         <w:tc>
           <w:tcPr>
-            <w:tcW w:type="dxa" w:w="1701"/>
+            <w:tcW w:type="dxa" w:w="4536"/>
           </w:tcPr>
           <w:p>
             <w:pPr>
@@ -2392,7 +2392,7 @@
         </w:tc>
         <w:tc>
           <w:tcPr>
-            <w:tcW w:type="dxa" w:w="8227"/>
+            <w:tcW w:type="dxa" w:w="4536"/>
           </w:tcPr>
           <w:p>
             <w:pPr>
@@ -2706,7 +2706,7 @@
         <w:tblStyle w:val="TableGrid"/>
         <w:tblW w:type="auto" w:w="0"/>
         <w:jc w:val="center"/>
-        <w:tblLayout w:type="fixed"/>
+        <w:tblLayout w:type="autofit"/>
         <w:tblLook w:firstColumn="1" w:firstRow="1" w:lastColumn="0" w:lastRow="0" w:noHBand="0" w:noVBand="1" w:val="04A0"/>
       </w:tblPr>
       <w:tblGrid>
@@ -2718,7 +2718,7 @@
       <w:tr>
         <w:tc>
           <w:tcPr>
-            <w:tcW w:type="dxa" w:w="1701"/>
+            <w:tcW w:type="dxa" w:w="2268"/>
           </w:tcPr>
           <w:p>
             <w:pPr>
@@ -2736,7 +2736,7 @@
         </w:tc>
         <w:tc>
           <w:tcPr>
-            <w:tcW w:type="dxa" w:w="2166"/>
+            <w:tcW w:type="dxa" w:w="2268"/>
           </w:tcPr>
           <w:p>
             <w:pPr>
@@ -2754,7 +2754,7 @@
         </w:tc>
         <w:tc>
           <w:tcPr>
-            <w:tcW w:type="dxa" w:w="1701"/>
+            <w:tcW w:type="dxa" w:w="2268"/>
           </w:tcPr>
           <w:p>
             <w:pPr>
@@ -2772,7 +2772,7 @@
         </w:tc>
         <w:tc>
           <w:tcPr>
-            <w:tcW w:type="dxa" w:w="4468"/>
+            <w:tcW w:type="dxa" w:w="2268"/>
           </w:tcPr>
           <w:p>
             <w:pPr>
@@ -2792,7 +2792,7 @@
       <w:tr>
         <w:tc>
           <w:tcPr>
-            <w:tcW w:type="dxa" w:w="1701"/>
+            <w:tcW w:type="dxa" w:w="2268"/>
           </w:tcPr>
           <w:p>
             <w:pPr>
@@ -2809,7 +2809,7 @@
         </w:tc>
         <w:tc>
           <w:tcPr>
-            <w:tcW w:type="dxa" w:w="2166"/>
+            <w:tcW w:type="dxa" w:w="2268"/>
           </w:tcPr>
           <w:p>
             <w:pPr>
@@ -2826,7 +2826,7 @@
         </w:tc>
         <w:tc>
           <w:tcPr>
-            <w:tcW w:type="dxa" w:w="1701"/>
+            <w:tcW w:type="dxa" w:w="2268"/>
           </w:tcPr>
           <w:p>
             <w:pPr>
@@ -2843,7 +2843,7 @@
         </w:tc>
         <w:tc>
           <w:tcPr>
-            <w:tcW w:type="dxa" w:w="4468"/>
+            <w:tcW w:type="dxa" w:w="2268"/>
           </w:tcPr>
           <w:p>
             <w:pPr>
@@ -2862,7 +2862,7 @@
       <w:tr>
         <w:tc>
           <w:tcPr>
-            <w:tcW w:type="dxa" w:w="1701"/>
+            <w:tcW w:type="dxa" w:w="2268"/>
           </w:tcPr>
           <w:p>
             <w:pPr>
@@ -2879,7 +2879,7 @@
         </w:tc>
         <w:tc>
           <w:tcPr>
-            <w:tcW w:type="dxa" w:w="2166"/>
+            <w:tcW w:type="dxa" w:w="2268"/>
           </w:tcPr>
           <w:p>
             <w:pPr>
@@ -2896,7 +2896,7 @@
         </w:tc>
         <w:tc>
           <w:tcPr>
-            <w:tcW w:type="dxa" w:w="1701"/>
+            <w:tcW w:type="dxa" w:w="2268"/>
           </w:tcPr>
           <w:p>
             <w:pPr>
@@ -2913,7 +2913,7 @@
         </w:tc>
         <w:tc>
           <w:tcPr>
-            <w:tcW w:type="dxa" w:w="4468"/>
+            <w:tcW w:type="dxa" w:w="2268"/>
           </w:tcPr>
           <w:p>
             <w:pPr>
@@ -2932,7 +2932,7 @@
       <w:tr>
         <w:tc>
           <w:tcPr>
-            <w:tcW w:type="dxa" w:w="1701"/>
+            <w:tcW w:type="dxa" w:w="2268"/>
           </w:tcPr>
           <w:p>
             <w:pPr>
@@ -2949,7 +2949,7 @@
         </w:tc>
         <w:tc>
           <w:tcPr>
-            <w:tcW w:type="dxa" w:w="2166"/>
+            <w:tcW w:type="dxa" w:w="2268"/>
           </w:tcPr>
           <w:p>
             <w:pPr>
@@ -2966,7 +2966,7 @@
         </w:tc>
         <w:tc>
           <w:tcPr>
-            <w:tcW w:type="dxa" w:w="1701"/>
+            <w:tcW w:type="dxa" w:w="2268"/>
           </w:tcPr>
           <w:p>
             <w:pPr>
@@ -2983,7 +2983,7 @@
         </w:tc>
         <w:tc>
           <w:tcPr>
-            <w:tcW w:type="dxa" w:w="4468"/>
+            <w:tcW w:type="dxa" w:w="2268"/>
           </w:tcPr>
           <w:p>
             <w:pPr>
@@ -3002,7 +3002,7 @@
       <w:tr>
         <w:tc>
           <w:tcPr>
-            <w:tcW w:type="dxa" w:w="1701"/>
+            <w:tcW w:type="dxa" w:w="2268"/>
           </w:tcPr>
           <w:p>
             <w:pPr>
@@ -3019,7 +3019,7 @@
         </w:tc>
         <w:tc>
           <w:tcPr>
-            <w:tcW w:type="dxa" w:w="2166"/>
+            <w:tcW w:type="dxa" w:w="2268"/>
           </w:tcPr>
           <w:p>
             <w:pPr>
@@ -3036,7 +3036,7 @@
         </w:tc>
         <w:tc>
           <w:tcPr>
-            <w:tcW w:type="dxa" w:w="1701"/>
+            <w:tcW w:type="dxa" w:w="2268"/>
           </w:tcPr>
           <w:p>
             <w:pPr>
@@ -3053,7 +3053,7 @@
         </w:tc>
         <w:tc>
           <w:tcPr>
-            <w:tcW w:type="dxa" w:w="4468"/>
+            <w:tcW w:type="dxa" w:w="2268"/>
           </w:tcPr>
           <w:p>
             <w:pPr>
@@ -3072,7 +3072,7 @@
       <w:tr>
         <w:tc>
           <w:tcPr>
-            <w:tcW w:type="dxa" w:w="1701"/>
+            <w:tcW w:type="dxa" w:w="2268"/>
           </w:tcPr>
           <w:p>
             <w:pPr>
@@ -3089,7 +3089,7 @@
         </w:tc>
         <w:tc>
           <w:tcPr>
-            <w:tcW w:type="dxa" w:w="2166"/>
+            <w:tcW w:type="dxa" w:w="2268"/>
           </w:tcPr>
           <w:p>
             <w:pPr>
@@ -3106,7 +3106,7 @@
         </w:tc>
         <w:tc>
           <w:tcPr>
-            <w:tcW w:type="dxa" w:w="1701"/>
+            <w:tcW w:type="dxa" w:w="2268"/>
           </w:tcPr>
           <w:p>
             <w:pPr>
@@ -3123,7 +3123,7 @@
         </w:tc>
         <w:tc>
           <w:tcPr>
-            <w:tcW w:type="dxa" w:w="4468"/>
+            <w:tcW w:type="dxa" w:w="2268"/>
           </w:tcPr>
           <w:p>
             <w:pPr>
@@ -3142,7 +3142,7 @@
       <w:tr>
         <w:tc>
           <w:tcPr>
-            <w:tcW w:type="dxa" w:w="1701"/>
+            <w:tcW w:type="dxa" w:w="2268"/>
           </w:tcPr>
           <w:p>
             <w:pPr>
@@ -3159,7 +3159,7 @@
         </w:tc>
         <w:tc>
           <w:tcPr>
-            <w:tcW w:type="dxa" w:w="2166"/>
+            <w:tcW w:type="dxa" w:w="2268"/>
           </w:tcPr>
           <w:p>
             <w:pPr>
@@ -3176,7 +3176,7 @@
         </w:tc>
         <w:tc>
           <w:tcPr>
-            <w:tcW w:type="dxa" w:w="1701"/>
+            <w:tcW w:type="dxa" w:w="2268"/>
           </w:tcPr>
           <w:p>
             <w:pPr>
@@ -3193,7 +3193,7 @@
         </w:tc>
         <w:tc>
           <w:tcPr>
-            <w:tcW w:type="dxa" w:w="4468"/>
+            <w:tcW w:type="dxa" w:w="2268"/>
           </w:tcPr>
           <w:p>
             <w:pPr>
@@ -3212,7 +3212,7 @@
       <w:tr>
         <w:tc>
           <w:tcPr>
-            <w:tcW w:type="dxa" w:w="1701"/>
+            <w:tcW w:type="dxa" w:w="2268"/>
           </w:tcPr>
           <w:p>
             <w:pPr>
@@ -3229,7 +3229,7 @@
         </w:tc>
         <w:tc>
           <w:tcPr>
-            <w:tcW w:type="dxa" w:w="2166"/>
+            <w:tcW w:type="dxa" w:w="2268"/>
           </w:tcPr>
           <w:p>
             <w:pPr>
@@ -3246,7 +3246,7 @@
         </w:tc>
         <w:tc>
           <w:tcPr>
-            <w:tcW w:type="dxa" w:w="1701"/>
+            <w:tcW w:type="dxa" w:w="2268"/>
           </w:tcPr>
           <w:p>
             <w:pPr>
@@ -3263,7 +3263,7 @@
         </w:tc>
         <w:tc>
           <w:tcPr>
-            <w:tcW w:type="dxa" w:w="4468"/>
+            <w:tcW w:type="dxa" w:w="2268"/>
           </w:tcPr>
           <w:p>
             <w:pPr>
@@ -3282,7 +3282,7 @@
       <w:tr>
         <w:tc>
           <w:tcPr>
-            <w:tcW w:type="dxa" w:w="1701"/>
+            <w:tcW w:type="dxa" w:w="2268"/>
           </w:tcPr>
           <w:p>
             <w:pPr>
@@ -3299,7 +3299,7 @@
         </w:tc>
         <w:tc>
           <w:tcPr>
-            <w:tcW w:type="dxa" w:w="2166"/>
+            <w:tcW w:type="dxa" w:w="2268"/>
           </w:tcPr>
           <w:p>
             <w:pPr>
@@ -3316,7 +3316,7 @@
         </w:tc>
         <w:tc>
           <w:tcPr>
-            <w:tcW w:type="dxa" w:w="1701"/>
+            <w:tcW w:type="dxa" w:w="2268"/>
           </w:tcPr>
           <w:p>
             <w:pPr>
@@ -3333,7 +3333,7 @@
         </w:tc>
         <w:tc>
           <w:tcPr>
-            <w:tcW w:type="dxa" w:w="4468"/>
+            <w:tcW w:type="dxa" w:w="2268"/>
           </w:tcPr>
           <w:p>
             <w:pPr>
@@ -3352,7 +3352,7 @@
       <w:tr>
         <w:tc>
           <w:tcPr>
-            <w:tcW w:type="dxa" w:w="1701"/>
+            <w:tcW w:type="dxa" w:w="2268"/>
           </w:tcPr>
           <w:p>
             <w:pPr>
@@ -3369,7 +3369,7 @@
         </w:tc>
         <w:tc>
           <w:tcPr>
-            <w:tcW w:type="dxa" w:w="2166"/>
+            <w:tcW w:type="dxa" w:w="2268"/>
           </w:tcPr>
           <w:p>
             <w:pPr>
@@ -3386,7 +3386,7 @@
         </w:tc>
         <w:tc>
           <w:tcPr>
-            <w:tcW w:type="dxa" w:w="1701"/>
+            <w:tcW w:type="dxa" w:w="2268"/>
           </w:tcPr>
           <w:p>
             <w:pPr>
@@ -3403,7 +3403,7 @@
         </w:tc>
         <w:tc>
           <w:tcPr>
-            <w:tcW w:type="dxa" w:w="4468"/>
+            <w:tcW w:type="dxa" w:w="2268"/>
           </w:tcPr>
           <w:p>
             <w:pPr>
@@ -3422,7 +3422,7 @@
       <w:tr>
         <w:tc>
           <w:tcPr>
-            <w:tcW w:type="dxa" w:w="1701"/>
+            <w:tcW w:type="dxa" w:w="2268"/>
           </w:tcPr>
           <w:p>
             <w:pPr>
@@ -3439,7 +3439,7 @@
         </w:tc>
         <w:tc>
           <w:tcPr>
-            <w:tcW w:type="dxa" w:w="2166"/>
+            <w:tcW w:type="dxa" w:w="2268"/>
           </w:tcPr>
           <w:p>
             <w:pPr>
@@ -3456,7 +3456,7 @@
         </w:tc>
         <w:tc>
           <w:tcPr>
-            <w:tcW w:type="dxa" w:w="1701"/>
+            <w:tcW w:type="dxa" w:w="2268"/>
           </w:tcPr>
           <w:p>
             <w:pPr>
@@ -3473,7 +3473,7 @@
         </w:tc>
         <w:tc>
           <w:tcPr>
-            <w:tcW w:type="dxa" w:w="4468"/>
+            <w:tcW w:type="dxa" w:w="2268"/>
           </w:tcPr>
           <w:p>
             <w:pPr>
@@ -3492,7 +3492,7 @@
       <w:tr>
         <w:tc>
           <w:tcPr>
-            <w:tcW w:type="dxa" w:w="1701"/>
+            <w:tcW w:type="dxa" w:w="2268"/>
           </w:tcPr>
           <w:p>
             <w:pPr>
@@ -3509,7 +3509,7 @@
         </w:tc>
         <w:tc>
           <w:tcPr>
-            <w:tcW w:type="dxa" w:w="2166"/>
+            <w:tcW w:type="dxa" w:w="2268"/>
           </w:tcPr>
           <w:p>
             <w:pPr>
@@ -3526,7 +3526,7 @@
         </w:tc>
         <w:tc>
           <w:tcPr>
-            <w:tcW w:type="dxa" w:w="1701"/>
+            <w:tcW w:type="dxa" w:w="2268"/>
           </w:tcPr>
           <w:p>
             <w:pPr>
@@ -3543,7 +3543,7 @@
         </w:tc>
         <w:tc>
           <w:tcPr>
-            <w:tcW w:type="dxa" w:w="4468"/>
+            <w:tcW w:type="dxa" w:w="2268"/>
           </w:tcPr>
           <w:p>
             <w:pPr>
@@ -3562,7 +3562,7 @@
       <w:tr>
         <w:tc>
           <w:tcPr>
-            <w:tcW w:type="dxa" w:w="1701"/>
+            <w:tcW w:type="dxa" w:w="2268"/>
           </w:tcPr>
           <w:p>
             <w:pPr>
@@ -3579,7 +3579,7 @@
         </w:tc>
         <w:tc>
           <w:tcPr>
-            <w:tcW w:type="dxa" w:w="2166"/>
+            <w:tcW w:type="dxa" w:w="2268"/>
           </w:tcPr>
           <w:p>
             <w:pPr>
@@ -3596,7 +3596,7 @@
         </w:tc>
         <w:tc>
           <w:tcPr>
-            <w:tcW w:type="dxa" w:w="1701"/>
+            <w:tcW w:type="dxa" w:w="2268"/>
           </w:tcPr>
           <w:p>
             <w:pPr>
@@ -3613,7 +3613,7 @@
         </w:tc>
         <w:tc>
           <w:tcPr>
-            <w:tcW w:type="dxa" w:w="4468"/>
+            <w:tcW w:type="dxa" w:w="2268"/>
           </w:tcPr>
           <w:p>
             <w:pPr>
@@ -3632,7 +3632,7 @@
       <w:tr>
         <w:tc>
           <w:tcPr>
-            <w:tcW w:type="dxa" w:w="1701"/>
+            <w:tcW w:type="dxa" w:w="2268"/>
           </w:tcPr>
           <w:p>
             <w:pPr>
@@ -3649,7 +3649,7 @@
         </w:tc>
         <w:tc>
           <w:tcPr>
-            <w:tcW w:type="dxa" w:w="2166"/>
+            <w:tcW w:type="dxa" w:w="2268"/>
           </w:tcPr>
           <w:p>
             <w:pPr>
@@ -3666,7 +3666,7 @@
         </w:tc>
         <w:tc>
           <w:tcPr>
-            <w:tcW w:type="dxa" w:w="1701"/>
+            <w:tcW w:type="dxa" w:w="2268"/>
           </w:tcPr>
           <w:p>
             <w:pPr>
@@ -3683,7 +3683,7 @@
         </w:tc>
         <w:tc>
           <w:tcPr>
-            <w:tcW w:type="dxa" w:w="4468"/>
+            <w:tcW w:type="dxa" w:w="2268"/>
           </w:tcPr>
           <w:p>
             <w:pPr>
@@ -3702,7 +3702,7 @@
       <w:tr>
         <w:tc>
           <w:tcPr>
-            <w:tcW w:type="dxa" w:w="1701"/>
+            <w:tcW w:type="dxa" w:w="2268"/>
           </w:tcPr>
           <w:p>
             <w:pPr>
@@ -3719,7 +3719,7 @@
         </w:tc>
         <w:tc>
           <w:tcPr>
-            <w:tcW w:type="dxa" w:w="2166"/>
+            <w:tcW w:type="dxa" w:w="2268"/>
           </w:tcPr>
           <w:p>
             <w:pPr>
@@ -3736,7 +3736,7 @@
         </w:tc>
         <w:tc>
           <w:tcPr>
-            <w:tcW w:type="dxa" w:w="1701"/>
+            <w:tcW w:type="dxa" w:w="2268"/>
           </w:tcPr>
           <w:p>
             <w:pPr>
@@ -3753,7 +3753,7 @@
         </w:tc>
         <w:tc>
           <w:tcPr>
-            <w:tcW w:type="dxa" w:w="4468"/>
+            <w:tcW w:type="dxa" w:w="2268"/>
           </w:tcPr>
           <w:p>
             <w:pPr>
@@ -3772,7 +3772,7 @@
       <w:tr>
         <w:tc>
           <w:tcPr>
-            <w:tcW w:type="dxa" w:w="1701"/>
+            <w:tcW w:type="dxa" w:w="2268"/>
           </w:tcPr>
           <w:p>
             <w:pPr>
@@ -3789,7 +3789,7 @@
         </w:tc>
         <w:tc>
           <w:tcPr>
-            <w:tcW w:type="dxa" w:w="2166"/>
+            <w:tcW w:type="dxa" w:w="2268"/>
           </w:tcPr>
           <w:p>
             <w:pPr>
@@ -3806,7 +3806,7 @@
         </w:tc>
         <w:tc>
           <w:tcPr>
-            <w:tcW w:type="dxa" w:w="1701"/>
+            <w:tcW w:type="dxa" w:w="2268"/>
           </w:tcPr>
           <w:p>
             <w:pPr>
@@ -3823,7 +3823,7 @@
         </w:tc>
         <w:tc>
           <w:tcPr>
-            <w:tcW w:type="dxa" w:w="4468"/>
+            <w:tcW w:type="dxa" w:w="2268"/>
           </w:tcPr>
           <w:p>
             <w:pPr>
@@ -3842,7 +3842,7 @@
       <w:tr>
         <w:tc>
           <w:tcPr>
-            <w:tcW w:type="dxa" w:w="1701"/>
+            <w:tcW w:type="dxa" w:w="2268"/>
           </w:tcPr>
           <w:p>
             <w:pPr>
@@ -3859,7 +3859,7 @@
         </w:tc>
         <w:tc>
           <w:tcPr>
-            <w:tcW w:type="dxa" w:w="2166"/>
+            <w:tcW w:type="dxa" w:w="2268"/>
           </w:tcPr>
           <w:p>
             <w:pPr>
@@ -3876,7 +3876,7 @@
         </w:tc>
         <w:tc>
           <w:tcPr>
-            <w:tcW w:type="dxa" w:w="1701"/>
+            <w:tcW w:type="dxa" w:w="2268"/>
           </w:tcPr>
           <w:p>
             <w:pPr>
@@ -3893,7 +3893,7 @@
         </w:tc>
         <w:tc>
           <w:tcPr>
-            <w:tcW w:type="dxa" w:w="4468"/>
+            <w:tcW w:type="dxa" w:w="2268"/>
           </w:tcPr>
           <w:p>
             <w:pPr>
@@ -3958,7 +3958,7 @@
         <w:tblStyle w:val="TableGrid"/>
         <w:tblW w:type="auto" w:w="0"/>
         <w:jc w:val="center"/>
-        <w:tblLayout w:type="fixed"/>
+        <w:tblLayout w:type="autofit"/>
         <w:tblLook w:firstColumn="1" w:firstRow="1" w:lastColumn="0" w:lastRow="0" w:noHBand="0" w:noVBand="1" w:val="04A0"/>
       </w:tblPr>
       <w:tblGrid>
@@ -3969,7 +3969,7 @@
       <w:tr>
         <w:tc>
           <w:tcPr>
-            <w:tcW w:type="dxa" w:w="1701"/>
+            <w:tcW w:type="dxa" w:w="3024"/>
           </w:tcPr>
           <w:p>
             <w:pPr>
@@ -3987,7 +3987,7 @@
         </w:tc>
         <w:tc>
           <w:tcPr>
-            <w:tcW w:type="dxa" w:w="1701"/>
+            <w:tcW w:type="dxa" w:w="3024"/>
           </w:tcPr>
           <w:p>
             <w:pPr>
@@ -4005,7 +4005,7 @@
         </w:tc>
         <w:tc>
           <w:tcPr>
-            <w:tcW w:type="dxa" w:w="6862"/>
+            <w:tcW w:type="dxa" w:w="3024"/>
           </w:tcPr>
           <w:p>
             <w:pPr>
@@ -4025,7 +4025,7 @@
       <w:tr>
         <w:tc>
           <w:tcPr>
-            <w:tcW w:type="dxa" w:w="1701"/>
+            <w:tcW w:type="dxa" w:w="3024"/>
           </w:tcPr>
           <w:p>
             <w:pPr>
@@ -4042,7 +4042,7 @@
         </w:tc>
         <w:tc>
           <w:tcPr>
-            <w:tcW w:type="dxa" w:w="1701"/>
+            <w:tcW w:type="dxa" w:w="3024"/>
           </w:tcPr>
           <w:p>
             <w:pPr>
@@ -4059,7 +4059,7 @@
         </w:tc>
         <w:tc>
           <w:tcPr>
-            <w:tcW w:type="dxa" w:w="6862"/>
+            <w:tcW w:type="dxa" w:w="3024"/>
           </w:tcPr>
           <w:p>
             <w:pPr>
@@ -4078,7 +4078,7 @@
       <w:tr>
         <w:tc>
           <w:tcPr>
-            <w:tcW w:type="dxa" w:w="1701"/>
+            <w:tcW w:type="dxa" w:w="3024"/>
           </w:tcPr>
           <w:p>
             <w:pPr>
@@ -4095,7 +4095,7 @@
         </w:tc>
         <w:tc>
           <w:tcPr>
-            <w:tcW w:type="dxa" w:w="1701"/>
+            <w:tcW w:type="dxa" w:w="3024"/>
           </w:tcPr>
           <w:p>
             <w:pPr>
@@ -4112,7 +4112,7 @@
         </w:tc>
         <w:tc>
           <w:tcPr>
-            <w:tcW w:type="dxa" w:w="6862"/>
+            <w:tcW w:type="dxa" w:w="3024"/>
           </w:tcPr>
           <w:p>
             <w:pPr>
@@ -4131,7 +4131,7 @@
       <w:tr>
         <w:tc>
           <w:tcPr>
-            <w:tcW w:type="dxa" w:w="1701"/>
+            <w:tcW w:type="dxa" w:w="3024"/>
           </w:tcPr>
           <w:p>
             <w:pPr>
@@ -4148,7 +4148,7 @@
         </w:tc>
         <w:tc>
           <w:tcPr>
-            <w:tcW w:type="dxa" w:w="1701"/>
+            <w:tcW w:type="dxa" w:w="3024"/>
           </w:tcPr>
           <w:p>
             <w:pPr>
@@ -4165,7 +4165,7 @@
         </w:tc>
         <w:tc>
           <w:tcPr>
-            <w:tcW w:type="dxa" w:w="6862"/>
+            <w:tcW w:type="dxa" w:w="3024"/>
           </w:tcPr>
           <w:p>
             <w:pPr>
@@ -4184,7 +4184,7 @@
       <w:tr>
         <w:tc>
           <w:tcPr>
-            <w:tcW w:type="dxa" w:w="1701"/>
+            <w:tcW w:type="dxa" w:w="3024"/>
           </w:tcPr>
           <w:p>
             <w:pPr>
@@ -4201,7 +4201,7 @@
         </w:tc>
         <w:tc>
           <w:tcPr>
-            <w:tcW w:type="dxa" w:w="1701"/>
+            <w:tcW w:type="dxa" w:w="3024"/>
           </w:tcPr>
           <w:p>
             <w:pPr>
@@ -4218,7 +4218,7 @@
         </w:tc>
         <w:tc>
           <w:tcPr>
-            <w:tcW w:type="dxa" w:w="6862"/>
+            <w:tcW w:type="dxa" w:w="3024"/>
           </w:tcPr>
           <w:p>
             <w:pPr>
@@ -4237,7 +4237,7 @@
       <w:tr>
         <w:tc>
           <w:tcPr>
-            <w:tcW w:type="dxa" w:w="1701"/>
+            <w:tcW w:type="dxa" w:w="3024"/>
           </w:tcPr>
           <w:p>
             <w:pPr>
@@ -4254,7 +4254,7 @@
         </w:tc>
         <w:tc>
           <w:tcPr>
-            <w:tcW w:type="dxa" w:w="1701"/>
+            <w:tcW w:type="dxa" w:w="3024"/>
           </w:tcPr>
           <w:p>
             <w:pPr>
@@ -4271,7 +4271,7 @@
         </w:tc>
         <w:tc>
           <w:tcPr>
-            <w:tcW w:type="dxa" w:w="6862"/>
+            <w:tcW w:type="dxa" w:w="3024"/>
           </w:tcPr>
           <w:p>
             <w:pPr>
@@ -4290,7 +4290,7 @@
       <w:tr>
         <w:tc>
           <w:tcPr>
-            <w:tcW w:type="dxa" w:w="1701"/>
+            <w:tcW w:type="dxa" w:w="3024"/>
           </w:tcPr>
           <w:p>
             <w:pPr>
@@ -4307,7 +4307,7 @@
         </w:tc>
         <w:tc>
           <w:tcPr>
-            <w:tcW w:type="dxa" w:w="1701"/>
+            <w:tcW w:type="dxa" w:w="3024"/>
           </w:tcPr>
           <w:p>
             <w:pPr>
@@ -4324,7 +4324,7 @@
         </w:tc>
         <w:tc>
           <w:tcPr>
-            <w:tcW w:type="dxa" w:w="6862"/>
+            <w:tcW w:type="dxa" w:w="3024"/>
           </w:tcPr>
           <w:p>
             <w:pPr>
@@ -4343,7 +4343,7 @@
       <w:tr>
         <w:tc>
           <w:tcPr>
-            <w:tcW w:type="dxa" w:w="1701"/>
+            <w:tcW w:type="dxa" w:w="3024"/>
           </w:tcPr>
           <w:p>
             <w:pPr>
@@ -4360,7 +4360,7 @@
         </w:tc>
         <w:tc>
           <w:tcPr>
-            <w:tcW w:type="dxa" w:w="1701"/>
+            <w:tcW w:type="dxa" w:w="3024"/>
           </w:tcPr>
           <w:p>
             <w:pPr>
@@ -4377,7 +4377,7 @@
         </w:tc>
         <w:tc>
           <w:tcPr>
-            <w:tcW w:type="dxa" w:w="6862"/>
+            <w:tcW w:type="dxa" w:w="3024"/>
           </w:tcPr>
           <w:p>
             <w:pPr>
@@ -4396,7 +4396,7 @@
       <w:tr>
         <w:tc>
           <w:tcPr>
-            <w:tcW w:type="dxa" w:w="1701"/>
+            <w:tcW w:type="dxa" w:w="3024"/>
           </w:tcPr>
           <w:p>
             <w:pPr>
@@ -4413,7 +4413,7 @@
         </w:tc>
         <w:tc>
           <w:tcPr>
-            <w:tcW w:type="dxa" w:w="1701"/>
+            <w:tcW w:type="dxa" w:w="3024"/>
           </w:tcPr>
           <w:p>
             <w:pPr>
@@ -4430,7 +4430,7 @@
         </w:tc>
         <w:tc>
           <w:tcPr>
-            <w:tcW w:type="dxa" w:w="6862"/>
+            <w:tcW w:type="dxa" w:w="3024"/>
           </w:tcPr>
           <w:p>
             <w:pPr>
@@ -4449,7 +4449,7 @@
       <w:tr>
         <w:tc>
           <w:tcPr>
-            <w:tcW w:type="dxa" w:w="1701"/>
+            <w:tcW w:type="dxa" w:w="3024"/>
           </w:tcPr>
           <w:p>
             <w:pPr>
@@ -4466,7 +4466,7 @@
         </w:tc>
         <w:tc>
           <w:tcPr>
-            <w:tcW w:type="dxa" w:w="1701"/>
+            <w:tcW w:type="dxa" w:w="3024"/>
           </w:tcPr>
           <w:p>
             <w:pPr>
@@ -4483,7 +4483,7 @@
         </w:tc>
         <w:tc>
           <w:tcPr>
-            <w:tcW w:type="dxa" w:w="6862"/>
+            <w:tcW w:type="dxa" w:w="3024"/>
           </w:tcPr>
           <w:p>
             <w:pPr>
@@ -4502,7 +4502,7 @@
       <w:tr>
         <w:tc>
           <w:tcPr>
-            <w:tcW w:type="dxa" w:w="1701"/>
+            <w:tcW w:type="dxa" w:w="3024"/>
           </w:tcPr>
           <w:p>
             <w:pPr>
@@ -4519,7 +4519,7 @@
         </w:tc>
         <w:tc>
           <w:tcPr>
-            <w:tcW w:type="dxa" w:w="1701"/>
+            <w:tcW w:type="dxa" w:w="3024"/>
           </w:tcPr>
           <w:p>
             <w:pPr>
@@ -4536,7 +4536,7 @@
         </w:tc>
         <w:tc>
           <w:tcPr>
-            <w:tcW w:type="dxa" w:w="6862"/>
+            <w:tcW w:type="dxa" w:w="3024"/>
           </w:tcPr>
           <w:p>
             <w:pPr>
@@ -4576,7 +4576,7 @@
         <w:tblStyle w:val="TableGrid"/>
         <w:tblW w:type="auto" w:w="0"/>
         <w:jc w:val="center"/>
-        <w:tblLayout w:type="fixed"/>
+        <w:tblLayout w:type="autofit"/>
         <w:tblLook w:firstColumn="1" w:firstRow="1" w:lastColumn="0" w:lastRow="0" w:noHBand="0" w:noVBand="1" w:val="04A0"/>
       </w:tblPr>
       <w:tblGrid>
@@ -4586,7 +4586,7 @@
       <w:tr>
         <w:tc>
           <w:tcPr>
-            <w:tcW w:type="dxa" w:w="1701"/>
+            <w:tcW w:type="dxa" w:w="4536"/>
           </w:tcPr>
           <w:p>
             <w:pPr>
@@ -4604,7 +4604,7 @@
         </w:tc>
         <w:tc>
           <w:tcPr>
-            <w:tcW w:type="dxa" w:w="8920"/>
+            <w:tcW w:type="dxa" w:w="4536"/>
           </w:tcPr>
           <w:p>
             <w:pPr>
@@ -4624,7 +4624,7 @@
       <w:tr>
         <w:tc>
           <w:tcPr>
-            <w:tcW w:type="dxa" w:w="1701"/>
+            <w:tcW w:type="dxa" w:w="4536"/>
           </w:tcPr>
           <w:p>
             <w:pPr>
@@ -4641,7 +4641,7 @@
         </w:tc>
         <w:tc>
           <w:tcPr>
-            <w:tcW w:type="dxa" w:w="8920"/>
+            <w:tcW w:type="dxa" w:w="4536"/>
           </w:tcPr>
           <w:p>
             <w:pPr>
@@ -4660,7 +4660,7 @@
       <w:tr>
         <w:tc>
           <w:tcPr>
-            <w:tcW w:type="dxa" w:w="1701"/>
+            <w:tcW w:type="dxa" w:w="4536"/>
           </w:tcPr>
           <w:p>
             <w:pPr>
@@ -4677,7 +4677,7 @@
         </w:tc>
         <w:tc>
           <w:tcPr>
-            <w:tcW w:type="dxa" w:w="8920"/>
+            <w:tcW w:type="dxa" w:w="4536"/>
           </w:tcPr>
           <w:p>
             <w:pPr>
@@ -4696,7 +4696,7 @@
       <w:tr>
         <w:tc>
           <w:tcPr>
-            <w:tcW w:type="dxa" w:w="1701"/>
+            <w:tcW w:type="dxa" w:w="4536"/>
           </w:tcPr>
           <w:p>
             <w:pPr>
@@ -4713,7 +4713,7 @@
         </w:tc>
         <w:tc>
           <w:tcPr>
-            <w:tcW w:type="dxa" w:w="8920"/>
+            <w:tcW w:type="dxa" w:w="4536"/>
           </w:tcPr>
           <w:p>
             <w:pPr>
@@ -4745,7 +4745,7 @@
         <w:tblStyle w:val="TableGrid"/>
         <w:tblW w:type="auto" w:w="0"/>
         <w:jc w:val="center"/>
-        <w:tblLayout w:type="fixed"/>
+        <w:tblLayout w:type="autofit"/>
         <w:tblLook w:firstColumn="1" w:firstRow="1" w:lastColumn="0" w:lastRow="0" w:noHBand="0" w:noVBand="1" w:val="04A0"/>
       </w:tblPr>
       <w:tblGrid>
@@ -4755,7 +4755,7 @@
       <w:tr>
         <w:tc>
           <w:tcPr>
-            <w:tcW w:type="dxa" w:w="1701"/>
+            <w:tcW w:type="dxa" w:w="4536"/>
           </w:tcPr>
           <w:p>
             <w:pPr>
@@ -4773,7 +4773,7 @@
         </w:tc>
         <w:tc>
           <w:tcPr>
-            <w:tcW w:type="dxa" w:w="8735"/>
+            <w:tcW w:type="dxa" w:w="4536"/>
           </w:tcPr>
           <w:p>
             <w:pPr>
@@ -4793,7 +4793,7 @@
       <w:tr>
         <w:tc>
           <w:tcPr>
-            <w:tcW w:type="dxa" w:w="1701"/>
+            <w:tcW w:type="dxa" w:w="4536"/>
           </w:tcPr>
           <w:p>
             <w:pPr>
@@ -4810,7 +4810,7 @@
         </w:tc>
         <w:tc>
           <w:tcPr>
-            <w:tcW w:type="dxa" w:w="8735"/>
+            <w:tcW w:type="dxa" w:w="4536"/>
           </w:tcPr>
           <w:p>
             <w:pPr>
@@ -4829,7 +4829,7 @@
       <w:tr>
         <w:tc>
           <w:tcPr>
-            <w:tcW w:type="dxa" w:w="1701"/>
+            <w:tcW w:type="dxa" w:w="4536"/>
           </w:tcPr>
           <w:p>
             <w:pPr>
@@ -4846,7 +4846,7 @@
         </w:tc>
         <w:tc>
           <w:tcPr>
-            <w:tcW w:type="dxa" w:w="8735"/>
+            <w:tcW w:type="dxa" w:w="4536"/>
           </w:tcPr>
           <w:p>
             <w:pPr>
@@ -4865,7 +4865,7 @@
       <w:tr>
         <w:tc>
           <w:tcPr>
-            <w:tcW w:type="dxa" w:w="1701"/>
+            <w:tcW w:type="dxa" w:w="4536"/>
           </w:tcPr>
           <w:p>
             <w:pPr>
@@ -4882,7 +4882,7 @@
         </w:tc>
         <w:tc>
           <w:tcPr>
-            <w:tcW w:type="dxa" w:w="8735"/>
+            <w:tcW w:type="dxa" w:w="4536"/>
           </w:tcPr>
           <w:p>
             <w:pPr>
@@ -4901,7 +4901,7 @@
       <w:tr>
         <w:tc>
           <w:tcPr>
-            <w:tcW w:type="dxa" w:w="1701"/>
+            <w:tcW w:type="dxa" w:w="4536"/>
           </w:tcPr>
           <w:p>
             <w:pPr>
@@ -4918,7 +4918,7 @@
         </w:tc>
         <w:tc>
           <w:tcPr>
-            <w:tcW w:type="dxa" w:w="8735"/>
+            <w:tcW w:type="dxa" w:w="4536"/>
           </w:tcPr>
           <w:p>
             <w:pPr>
@@ -4950,7 +4950,7 @@
         <w:tblStyle w:val="TableGrid"/>
         <w:tblW w:type="auto" w:w="0"/>
         <w:jc w:val="center"/>
-        <w:tblLayout w:type="fixed"/>
+        <w:tblLayout w:type="autofit"/>
         <w:tblLook w:firstColumn="1" w:firstRow="1" w:lastColumn="0" w:lastRow="0" w:noHBand="0" w:noVBand="1" w:val="04A0"/>
       </w:tblPr>
       <w:tblGrid>
@@ -4960,7 +4960,7 @@
       <w:tr>
         <w:tc>
           <w:tcPr>
-            <w:tcW w:type="dxa" w:w="1701"/>
+            <w:tcW w:type="dxa" w:w="4536"/>
           </w:tcPr>
           <w:p>
             <w:pPr>
@@ -4978,7 +4978,7 @@
         </w:tc>
         <w:tc>
           <w:tcPr>
-            <w:tcW w:type="dxa" w:w="8937"/>
+            <w:tcW w:type="dxa" w:w="4536"/>
           </w:tcPr>
           <w:p>
             <w:pPr>
@@ -4998,7 +4998,7 @@
       <w:tr>
         <w:tc>
           <w:tcPr>
-            <w:tcW w:type="dxa" w:w="1701"/>
+            <w:tcW w:type="dxa" w:w="4536"/>
           </w:tcPr>
           <w:p>
             <w:pPr>
@@ -5015,7 +5015,7 @@
         </w:tc>
         <w:tc>
           <w:tcPr>
-            <w:tcW w:type="dxa" w:w="8937"/>
+            <w:tcW w:type="dxa" w:w="4536"/>
           </w:tcPr>
           <w:p>
             <w:pPr>
@@ -5034,7 +5034,7 @@
       <w:tr>
         <w:tc>
           <w:tcPr>
-            <w:tcW w:type="dxa" w:w="1701"/>
+            <w:tcW w:type="dxa" w:w="4536"/>
           </w:tcPr>
           <w:p>
             <w:pPr>
@@ -5051,7 +5051,7 @@
         </w:tc>
         <w:tc>
           <w:tcPr>
-            <w:tcW w:type="dxa" w:w="8937"/>
+            <w:tcW w:type="dxa" w:w="4536"/>
           </w:tcPr>
           <w:p>
             <w:pPr>
@@ -5070,7 +5070,7 @@
       <w:tr>
         <w:tc>
           <w:tcPr>
-            <w:tcW w:type="dxa" w:w="1701"/>
+            <w:tcW w:type="dxa" w:w="4536"/>
           </w:tcPr>
           <w:p>
             <w:pPr>
@@ -5087,7 +5087,7 @@
         </w:tc>
         <w:tc>
           <w:tcPr>
-            <w:tcW w:type="dxa" w:w="8937"/>
+            <w:tcW w:type="dxa" w:w="4536"/>
           </w:tcPr>
           <w:p>
             <w:pPr>
@@ -5119,7 +5119,7 @@
         <w:tblStyle w:val="TableGrid"/>
         <w:tblW w:type="auto" w:w="0"/>
         <w:jc w:val="center"/>
-        <w:tblLayout w:type="fixed"/>
+        <w:tblLayout w:type="autofit"/>
         <w:tblLook w:firstColumn="1" w:firstRow="1" w:lastColumn="0" w:lastRow="0" w:noHBand="0" w:noVBand="1" w:val="04A0"/>
       </w:tblPr>
       <w:tblGrid>
@@ -5129,7 +5129,7 @@
       <w:tr>
         <w:tc>
           <w:tcPr>
-            <w:tcW w:type="dxa" w:w="1701"/>
+            <w:tcW w:type="dxa" w:w="4536"/>
           </w:tcPr>
           <w:p>
             <w:pPr>
@@ -5147,7 +5147,7 @@
         </w:tc>
         <w:tc>
           <w:tcPr>
-            <w:tcW w:type="dxa" w:w="8521"/>
+            <w:tcW w:type="dxa" w:w="4536"/>
           </w:tcPr>
           <w:p>
             <w:pPr>
@@ -5167,7 +5167,7 @@
       <w:tr>
         <w:tc>
           <w:tcPr>
-            <w:tcW w:type="dxa" w:w="1701"/>
+            <w:tcW w:type="dxa" w:w="4536"/>
           </w:tcPr>
           <w:p>
             <w:pPr>
@@ -5184,7 +5184,7 @@
         </w:tc>
         <w:tc>
           <w:tcPr>
-            <w:tcW w:type="dxa" w:w="8521"/>
+            <w:tcW w:type="dxa" w:w="4536"/>
           </w:tcPr>
           <w:p>
             <w:pPr>
@@ -5203,7 +5203,7 @@
       <w:tr>
         <w:tc>
           <w:tcPr>
-            <w:tcW w:type="dxa" w:w="1701"/>
+            <w:tcW w:type="dxa" w:w="4536"/>
           </w:tcPr>
           <w:p>
             <w:pPr>
@@ -5220,7 +5220,7 @@
         </w:tc>
         <w:tc>
           <w:tcPr>
-            <w:tcW w:type="dxa" w:w="8521"/>
+            <w:tcW w:type="dxa" w:w="4536"/>
           </w:tcPr>
           <w:p>
             <w:pPr>
@@ -5239,7 +5239,7 @@
       <w:tr>
         <w:tc>
           <w:tcPr>
-            <w:tcW w:type="dxa" w:w="1701"/>
+            <w:tcW w:type="dxa" w:w="4536"/>
           </w:tcPr>
           <w:p>
             <w:pPr>
@@ -5256,7 +5256,7 @@
         </w:tc>
         <w:tc>
           <w:tcPr>
-            <w:tcW w:type="dxa" w:w="8521"/>
+            <w:tcW w:type="dxa" w:w="4536"/>
           </w:tcPr>
           <w:p>
             <w:pPr>
@@ -5288,7 +5288,7 @@
         <w:tblStyle w:val="TableGrid"/>
         <w:tblW w:type="auto" w:w="0"/>
         <w:jc w:val="center"/>
-        <w:tblLayout w:type="fixed"/>
+        <w:tblLayout w:type="autofit"/>
         <w:tblLook w:firstColumn="1" w:firstRow="1" w:lastColumn="0" w:lastRow="0" w:noHBand="0" w:noVBand="1" w:val="04A0"/>
       </w:tblPr>
       <w:tblGrid>
@@ -5298,7 +5298,7 @@
       <w:tr>
         <w:tc>
           <w:tcPr>
-            <w:tcW w:type="dxa" w:w="1701"/>
+            <w:tcW w:type="dxa" w:w="4536"/>
           </w:tcPr>
           <w:p>
             <w:pPr>
@@ -5316,7 +5316,7 @@
         </w:tc>
         <w:tc>
           <w:tcPr>
-            <w:tcW w:type="dxa" w:w="8904"/>
+            <w:tcW w:type="dxa" w:w="4536"/>
           </w:tcPr>
           <w:p>
             <w:pPr>
@@ -5336,7 +5336,7 @@
       <w:tr>
         <w:tc>
           <w:tcPr>
-            <w:tcW w:type="dxa" w:w="1701"/>
+            <w:tcW w:type="dxa" w:w="4536"/>
           </w:tcPr>
           <w:p>
             <w:pPr>
@@ -5353,7 +5353,7 @@
         </w:tc>
         <w:tc>
           <w:tcPr>
-            <w:tcW w:type="dxa" w:w="8904"/>
+            <w:tcW w:type="dxa" w:w="4536"/>
           </w:tcPr>
           <w:p>
             <w:pPr>
@@ -5372,7 +5372,7 @@
       <w:tr>
         <w:tc>
           <w:tcPr>
-            <w:tcW w:type="dxa" w:w="1701"/>
+            <w:tcW w:type="dxa" w:w="4536"/>
           </w:tcPr>
           <w:p>
             <w:pPr>
@@ -5389,7 +5389,7 @@
         </w:tc>
         <w:tc>
           <w:tcPr>
-            <w:tcW w:type="dxa" w:w="8904"/>
+            <w:tcW w:type="dxa" w:w="4536"/>
           </w:tcPr>
           <w:p>
             <w:pPr>
@@ -5408,7 +5408,7 @@
       <w:tr>
         <w:tc>
           <w:tcPr>
-            <w:tcW w:type="dxa" w:w="1701"/>
+            <w:tcW w:type="dxa" w:w="4536"/>
           </w:tcPr>
           <w:p>
             <w:pPr>
@@ -5425,7 +5425,7 @@
         </w:tc>
         <w:tc>
           <w:tcPr>
-            <w:tcW w:type="dxa" w:w="8904"/>
+            <w:tcW w:type="dxa" w:w="4536"/>
           </w:tcPr>
           <w:p>
             <w:pPr>
@@ -5444,7 +5444,7 @@
       <w:tr>
         <w:tc>
           <w:tcPr>
-            <w:tcW w:type="dxa" w:w="1701"/>
+            <w:tcW w:type="dxa" w:w="4536"/>
           </w:tcPr>
           <w:p>
             <w:pPr>
@@ -5461,7 +5461,7 @@
         </w:tc>
         <w:tc>
           <w:tcPr>
-            <w:tcW w:type="dxa" w:w="8904"/>
+            <w:tcW w:type="dxa" w:w="4536"/>
           </w:tcPr>
           <w:p>
             <w:pPr>
@@ -5493,7 +5493,7 @@
         <w:tblStyle w:val="TableGrid"/>
         <w:tblW w:type="auto" w:w="0"/>
         <w:jc w:val="center"/>
-        <w:tblLayout w:type="fixed"/>
+        <w:tblLayout w:type="autofit"/>
         <w:tblLook w:firstColumn="1" w:firstRow="1" w:lastColumn="0" w:lastRow="0" w:noHBand="0" w:noVBand="1" w:val="04A0"/>
       </w:tblPr>
       <w:tblGrid>
@@ -5503,7 +5503,7 @@
       <w:tr>
         <w:tc>
           <w:tcPr>
-            <w:tcW w:type="dxa" w:w="1701"/>
+            <w:tcW w:type="dxa" w:w="4536"/>
           </w:tcPr>
           <w:p>
             <w:pPr>
@@ -5521,7 +5521,7 @@
         </w:tc>
         <w:tc>
           <w:tcPr>
-            <w:tcW w:type="dxa" w:w="8116"/>
+            <w:tcW w:type="dxa" w:w="4536"/>
           </w:tcPr>
           <w:p>
             <w:pPr>
@@ -5541,7 +5541,7 @@
       <w:tr>
         <w:tc>
           <w:tcPr>
-            <w:tcW w:type="dxa" w:w="1701"/>
+            <w:tcW w:type="dxa" w:w="4536"/>
           </w:tcPr>
           <w:p>
             <w:pPr>
@@ -5558,7 +5558,7 @@
         </w:tc>
         <w:tc>
           <w:tcPr>
-            <w:tcW w:type="dxa" w:w="8116"/>
+            <w:tcW w:type="dxa" w:w="4536"/>
           </w:tcPr>
           <w:p>
             <w:pPr>
@@ -5577,7 +5577,7 @@
       <w:tr>
         <w:tc>
           <w:tcPr>
-            <w:tcW w:type="dxa" w:w="1701"/>
+            <w:tcW w:type="dxa" w:w="4536"/>
           </w:tcPr>
           <w:p>
             <w:pPr>
@@ -5594,7 +5594,7 @@
         </w:tc>
         <w:tc>
           <w:tcPr>
-            <w:tcW w:type="dxa" w:w="8116"/>
+            <w:tcW w:type="dxa" w:w="4536"/>
           </w:tcPr>
           <w:p>
             <w:pPr>
@@ -5613,7 +5613,7 @@
       <w:tr>
         <w:tc>
           <w:tcPr>
-            <w:tcW w:type="dxa" w:w="1701"/>
+            <w:tcW w:type="dxa" w:w="4536"/>
           </w:tcPr>
           <w:p>
             <w:pPr>
@@ -5630,7 +5630,7 @@
         </w:tc>
         <w:tc>
           <w:tcPr>
-            <w:tcW w:type="dxa" w:w="8116"/>
+            <w:tcW w:type="dxa" w:w="4536"/>
           </w:tcPr>
           <w:p>
             <w:pPr>
@@ -5662,7 +5662,7 @@
         <w:tblStyle w:val="TableGrid"/>
         <w:tblW w:type="auto" w:w="0"/>
         <w:jc w:val="center"/>
-        <w:tblLayout w:type="fixed"/>
+        <w:tblLayout w:type="autofit"/>
         <w:tblLook w:firstColumn="1" w:firstRow="1" w:lastColumn="0" w:lastRow="0" w:noHBand="0" w:noVBand="1" w:val="04A0"/>
       </w:tblPr>
       <w:tblGrid>
@@ -5672,7 +5672,7 @@
       <w:tr>
         <w:tc>
           <w:tcPr>
-            <w:tcW w:type="dxa" w:w="1701"/>
+            <w:tcW w:type="dxa" w:w="4536"/>
           </w:tcPr>
           <w:p>
             <w:pPr>
@@ -5690,7 +5690,7 @@
         </w:tc>
         <w:tc>
           <w:tcPr>
-            <w:tcW w:type="dxa" w:w="8877"/>
+            <w:tcW w:type="dxa" w:w="4536"/>
           </w:tcPr>
           <w:p>
             <w:pPr>
@@ -5710,7 +5710,7 @@
       <w:tr>
         <w:tc>
           <w:tcPr>
-            <w:tcW w:type="dxa" w:w="1701"/>
+            <w:tcW w:type="dxa" w:w="4536"/>
           </w:tcPr>
           <w:p>
             <w:pPr>
@@ -5727,7 +5727,7 @@
         </w:tc>
         <w:tc>
           <w:tcPr>
-            <w:tcW w:type="dxa" w:w="8877"/>
+            <w:tcW w:type="dxa" w:w="4536"/>
           </w:tcPr>
           <w:p>
             <w:pPr>
@@ -5746,7 +5746,7 @@
       <w:tr>
         <w:tc>
           <w:tcPr>
-            <w:tcW w:type="dxa" w:w="1701"/>
+            <w:tcW w:type="dxa" w:w="4536"/>
           </w:tcPr>
           <w:p>
             <w:pPr>
@@ -5763,7 +5763,7 @@
         </w:tc>
         <w:tc>
           <w:tcPr>
-            <w:tcW w:type="dxa" w:w="8877"/>
+            <w:tcW w:type="dxa" w:w="4536"/>
           </w:tcPr>
           <w:p>
             <w:pPr>
@@ -5782,7 +5782,7 @@
       <w:tr>
         <w:tc>
           <w:tcPr>
-            <w:tcW w:type="dxa" w:w="1701"/>
+            <w:tcW w:type="dxa" w:w="4536"/>
           </w:tcPr>
           <w:p>
             <w:pPr>
@@ -5799,7 +5799,7 @@
         </w:tc>
         <w:tc>
           <w:tcPr>
-            <w:tcW w:type="dxa" w:w="8877"/>
+            <w:tcW w:type="dxa" w:w="4536"/>
           </w:tcPr>
           <w:p>
             <w:pPr>
@@ -5818,7 +5818,7 @@
       <w:tr>
         <w:tc>
           <w:tcPr>
-            <w:tcW w:type="dxa" w:w="1701"/>
+            <w:tcW w:type="dxa" w:w="4536"/>
           </w:tcPr>
           <w:p>
             <w:pPr>
@@ -5835,7 +5835,7 @@
         </w:tc>
         <w:tc>
           <w:tcPr>
-            <w:tcW w:type="dxa" w:w="8877"/>
+            <w:tcW w:type="dxa" w:w="4536"/>
           </w:tcPr>
           <w:p>
             <w:pPr>
@@ -5867,7 +5867,7 @@
         <w:tblStyle w:val="TableGrid"/>
         <w:tblW w:type="auto" w:w="0"/>
         <w:jc w:val="center"/>
-        <w:tblLayout w:type="fixed"/>
+        <w:tblLayout w:type="autofit"/>
         <w:tblLook w:firstColumn="1" w:firstRow="1" w:lastColumn="0" w:lastRow="0" w:noHBand="0" w:noVBand="1" w:val="04A0"/>
       </w:tblPr>
       <w:tblGrid>
@@ -5877,7 +5877,7 @@
       <w:tr>
         <w:tc>
           <w:tcPr>
-            <w:tcW w:type="dxa" w:w="1701"/>
+            <w:tcW w:type="dxa" w:w="4536"/>
           </w:tcPr>
           <w:p>
             <w:pPr>
@@ -5895,7 +5895,7 @@
         </w:tc>
         <w:tc>
           <w:tcPr>
-            <w:tcW w:type="dxa" w:w="8423"/>
+            <w:tcW w:type="dxa" w:w="4536"/>
           </w:tcPr>
           <w:p>
             <w:pPr>
@@ -5915,7 +5915,7 @@
       <w:tr>
         <w:tc>
           <w:tcPr>
-            <w:tcW w:type="dxa" w:w="1701"/>
+            <w:tcW w:type="dxa" w:w="4536"/>
           </w:tcPr>
           <w:p>
             <w:pPr>
@@ -5932,7 +5932,7 @@
         </w:tc>
         <w:tc>
           <w:tcPr>
-            <w:tcW w:type="dxa" w:w="8423"/>
+            <w:tcW w:type="dxa" w:w="4536"/>
           </w:tcPr>
           <w:p>
             <w:pPr>
@@ -5951,7 +5951,7 @@
       <w:tr>
         <w:tc>
           <w:tcPr>
-            <w:tcW w:type="dxa" w:w="1701"/>
+            <w:tcW w:type="dxa" w:w="4536"/>
           </w:tcPr>
           <w:p>
             <w:pPr>
@@ -5968,7 +5968,7 @@
         </w:tc>
         <w:tc>
           <w:tcPr>
-            <w:tcW w:type="dxa" w:w="8423"/>
+            <w:tcW w:type="dxa" w:w="4536"/>
           </w:tcPr>
           <w:p>
             <w:pPr>
@@ -5987,7 +5987,7 @@
       <w:tr>
         <w:tc>
           <w:tcPr>
-            <w:tcW w:type="dxa" w:w="1701"/>
+            <w:tcW w:type="dxa" w:w="4536"/>
           </w:tcPr>
           <w:p>
             <w:pPr>
@@ -6004,7 +6004,7 @@
         </w:tc>
         <w:tc>
           <w:tcPr>
-            <w:tcW w:type="dxa" w:w="8423"/>
+            <w:tcW w:type="dxa" w:w="4536"/>
           </w:tcPr>
           <w:p>
             <w:pPr>
@@ -6036,7 +6036,7 @@
         <w:tblStyle w:val="TableGrid"/>
         <w:tblW w:type="auto" w:w="0"/>
         <w:jc w:val="center"/>
-        <w:tblLayout w:type="fixed"/>
+        <w:tblLayout w:type="autofit"/>
         <w:tblLook w:firstColumn="1" w:firstRow="1" w:lastColumn="0" w:lastRow="0" w:noHBand="0" w:noVBand="1" w:val="04A0"/>
       </w:tblPr>
       <w:tblGrid>
@@ -6046,7 +6046,7 @@
       <w:tr>
         <w:tc>
           <w:tcPr>
-            <w:tcW w:type="dxa" w:w="1701"/>
+            <w:tcW w:type="dxa" w:w="4536"/>
           </w:tcPr>
           <w:p>
             <w:pPr>
@@ -6064,7 +6064,7 @@
         </w:tc>
         <w:tc>
           <w:tcPr>
-            <w:tcW w:type="dxa" w:w="8697"/>
+            <w:tcW w:type="dxa" w:w="4536"/>
           </w:tcPr>
           <w:p>
             <w:pPr>
@@ -6084,7 +6084,7 @@
       <w:tr>
         <w:tc>
           <w:tcPr>
-            <w:tcW w:type="dxa" w:w="1701"/>
+            <w:tcW w:type="dxa" w:w="4536"/>
           </w:tcPr>
           <w:p>
             <w:pPr>
@@ -6101,7 +6101,7 @@
         </w:tc>
         <w:tc>
           <w:tcPr>
-            <w:tcW w:type="dxa" w:w="8697"/>
+            <w:tcW w:type="dxa" w:w="4536"/>
           </w:tcPr>
           <w:p>
             <w:pPr>
@@ -6120,7 +6120,7 @@
       <w:tr>
         <w:tc>
           <w:tcPr>
-            <w:tcW w:type="dxa" w:w="1701"/>
+            <w:tcW w:type="dxa" w:w="4536"/>
           </w:tcPr>
           <w:p>
             <w:pPr>
@@ -6137,7 +6137,7 @@
         </w:tc>
         <w:tc>
           <w:tcPr>
-            <w:tcW w:type="dxa" w:w="8697"/>
+            <w:tcW w:type="dxa" w:w="4536"/>
           </w:tcPr>
           <w:p>
             <w:pPr>
@@ -6156,7 +6156,7 @@
       <w:tr>
         <w:tc>
           <w:tcPr>
-            <w:tcW w:type="dxa" w:w="1701"/>
+            <w:tcW w:type="dxa" w:w="4536"/>
           </w:tcPr>
           <w:p>
             <w:pPr>
@@ -6173,7 +6173,7 @@
         </w:tc>
         <w:tc>
           <w:tcPr>
-            <w:tcW w:type="dxa" w:w="8697"/>
+            <w:tcW w:type="dxa" w:w="4536"/>
           </w:tcPr>
           <w:p>
             <w:pPr>
@@ -6192,7 +6192,7 @@
       <w:tr>
         <w:tc>
           <w:tcPr>
-            <w:tcW w:type="dxa" w:w="1701"/>
+            <w:tcW w:type="dxa" w:w="4536"/>
           </w:tcPr>
           <w:p>
             <w:pPr>
@@ -6209,7 +6209,7 @@
         </w:tc>
         <w:tc>
           <w:tcPr>
-            <w:tcW w:type="dxa" w:w="8697"/>
+            <w:tcW w:type="dxa" w:w="4536"/>
           </w:tcPr>
           <w:p>
             <w:pPr>
@@ -6241,7 +6241,7 @@
         <w:tblStyle w:val="TableGrid"/>
         <w:tblW w:type="auto" w:w="0"/>
         <w:jc w:val="center"/>
-        <w:tblLayout w:type="fixed"/>
+        <w:tblLayout w:type="autofit"/>
         <w:tblLook w:firstColumn="1" w:firstRow="1" w:lastColumn="0" w:lastRow="0" w:noHBand="0" w:noVBand="1" w:val="04A0"/>
       </w:tblPr>
       <w:tblGrid>
@@ -6251,7 +6251,7 @@
       <w:tr>
         <w:tc>
           <w:tcPr>
-            <w:tcW w:type="dxa" w:w="1701"/>
+            <w:tcW w:type="dxa" w:w="4536"/>
           </w:tcPr>
           <w:p>
             <w:pPr>
@@ -6269,7 +6269,7 @@
         </w:tc>
         <w:tc>
           <w:tcPr>
-            <w:tcW w:type="dxa" w:w="8848"/>
+            <w:tcW w:type="dxa" w:w="4536"/>
           </w:tcPr>
           <w:p>
             <w:pPr>
@@ -6289,7 +6289,7 @@
       <w:tr>
         <w:tc>
           <w:tcPr>
-            <w:tcW w:type="dxa" w:w="1701"/>
+            <w:tcW w:type="dxa" w:w="4536"/>
           </w:tcPr>
           <w:p>
             <w:pPr>
@@ -6306,7 +6306,7 @@
         </w:tc>
         <w:tc>
           <w:tcPr>
-            <w:tcW w:type="dxa" w:w="8848"/>
+            <w:tcW w:type="dxa" w:w="4536"/>
           </w:tcPr>
           <w:p>
             <w:pPr>
@@ -6325,7 +6325,7 @@
       <w:tr>
         <w:tc>
           <w:tcPr>
-            <w:tcW w:type="dxa" w:w="1701"/>
+            <w:tcW w:type="dxa" w:w="4536"/>
           </w:tcPr>
           <w:p>
             <w:pPr>
@@ -6342,7 +6342,7 @@
         </w:tc>
         <w:tc>
           <w:tcPr>
-            <w:tcW w:type="dxa" w:w="8848"/>
+            <w:tcW w:type="dxa" w:w="4536"/>
           </w:tcPr>
           <w:p>
             <w:pPr>
@@ -6361,7 +6361,7 @@
       <w:tr>
         <w:tc>
           <w:tcPr>
-            <w:tcW w:type="dxa" w:w="1701"/>
+            <w:tcW w:type="dxa" w:w="4536"/>
           </w:tcPr>
           <w:p>
             <w:pPr>
@@ -6378,7 +6378,7 @@
         </w:tc>
         <w:tc>
           <w:tcPr>
-            <w:tcW w:type="dxa" w:w="8848"/>
+            <w:tcW w:type="dxa" w:w="4536"/>
           </w:tcPr>
           <w:p>
             <w:pPr>
@@ -6397,7 +6397,7 @@
       <w:tr>
         <w:tc>
           <w:tcPr>
-            <w:tcW w:type="dxa" w:w="1701"/>
+            <w:tcW w:type="dxa" w:w="4536"/>
           </w:tcPr>
           <w:p>
             <w:pPr>
@@ -6414,7 +6414,7 @@
         </w:tc>
         <w:tc>
           <w:tcPr>
-            <w:tcW w:type="dxa" w:w="8848"/>
+            <w:tcW w:type="dxa" w:w="4536"/>
           </w:tcPr>
           <w:p>
             <w:pPr>
@@ -6471,7 +6471,7 @@
         <w:tblStyle w:val="TableGrid"/>
         <w:tblW w:type="auto" w:w="0"/>
         <w:jc w:val="center"/>
-        <w:tblLayout w:type="fixed"/>
+        <w:tblLayout w:type="autofit"/>
         <w:tblLook w:firstColumn="1" w:firstRow="1" w:lastColumn="0" w:lastRow="0" w:noHBand="0" w:noVBand="1" w:val="04A0"/>
       </w:tblPr>
       <w:tblGrid>
@@ -6481,7 +6481,7 @@
       <w:tr>
         <w:tc>
           <w:tcPr>
-            <w:tcW w:type="dxa" w:w="3201"/>
+            <w:tcW w:type="dxa" w:w="4536"/>
           </w:tcPr>
           <w:p>
             <w:pPr>
@@ -6499,7 +6499,7 @@
         </w:tc>
         <w:tc>
           <w:tcPr>
-            <w:tcW w:type="dxa" w:w="5869"/>
+            <w:tcW w:type="dxa" w:w="4536"/>
           </w:tcPr>
           <w:p>
             <w:pPr>
@@ -6519,7 +6519,7 @@
       <w:tr>
         <w:tc>
           <w:tcPr>
-            <w:tcW w:type="dxa" w:w="3201"/>
+            <w:tcW w:type="dxa" w:w="4536"/>
           </w:tcPr>
           <w:p>
             <w:pPr>
@@ -6536,7 +6536,7 @@
         </w:tc>
         <w:tc>
           <w:tcPr>
-            <w:tcW w:type="dxa" w:w="5869"/>
+            <w:tcW w:type="dxa" w:w="4536"/>
           </w:tcPr>
           <w:p>
             <w:pPr>
@@ -6555,7 +6555,7 @@
       <w:tr>
         <w:tc>
           <w:tcPr>
-            <w:tcW w:type="dxa" w:w="3201"/>
+            <w:tcW w:type="dxa" w:w="4536"/>
           </w:tcPr>
           <w:p>
             <w:pPr>
@@ -6572,7 +6572,7 @@
         </w:tc>
         <w:tc>
           <w:tcPr>
-            <w:tcW w:type="dxa" w:w="5869"/>
+            <w:tcW w:type="dxa" w:w="4536"/>
           </w:tcPr>
           <w:p>
             <w:pPr>
@@ -6591,7 +6591,7 @@
       <w:tr>
         <w:tc>
           <w:tcPr>
-            <w:tcW w:type="dxa" w:w="3201"/>
+            <w:tcW w:type="dxa" w:w="4536"/>
           </w:tcPr>
           <w:p>
             <w:pPr>
@@ -6608,7 +6608,7 @@
         </w:tc>
         <w:tc>
           <w:tcPr>
-            <w:tcW w:type="dxa" w:w="5869"/>
+            <w:tcW w:type="dxa" w:w="4536"/>
           </w:tcPr>
           <w:p>
             <w:pPr>
@@ -6627,7 +6627,7 @@
       <w:tr>
         <w:tc>
           <w:tcPr>
-            <w:tcW w:type="dxa" w:w="3201"/>
+            <w:tcW w:type="dxa" w:w="4536"/>
           </w:tcPr>
           <w:p>
             <w:pPr>
@@ -6644,7 +6644,7 @@
         </w:tc>
         <w:tc>
           <w:tcPr>
-            <w:tcW w:type="dxa" w:w="5869"/>
+            <w:tcW w:type="dxa" w:w="4536"/>
           </w:tcPr>
           <w:p>
             <w:pPr>
@@ -6663,7 +6663,7 @@
       <w:tr>
         <w:tc>
           <w:tcPr>
-            <w:tcW w:type="dxa" w:w="3201"/>
+            <w:tcW w:type="dxa" w:w="4536"/>
           </w:tcPr>
           <w:p>
             <w:pPr>
@@ -6680,7 +6680,7 @@
         </w:tc>
         <w:tc>
           <w:tcPr>
-            <w:tcW w:type="dxa" w:w="5869"/>
+            <w:tcW w:type="dxa" w:w="4536"/>
           </w:tcPr>
           <w:p>
             <w:pPr>

--- a/docs/docx/需求规格说明书.docx
+++ b/docs/docx/需求规格说明书.docx
@@ -336,7 +336,7 @@
         <w:tblStyle w:val="TableGrid"/>
         <w:tblW w:type="auto" w:w="0"/>
         <w:jc w:val="center"/>
-        <w:tblLayout w:type="autofit"/>
+        <w:tblLayout w:type="fixed"/>
         <w:tblLook w:firstColumn="1" w:firstRow="1" w:lastColumn="0" w:lastRow="0" w:noHBand="0" w:noVBand="1" w:val="04A0"/>
       </w:tblPr>
       <w:tblGrid>
@@ -350,7 +350,7 @@
       <w:tr>
         <w:tc>
           <w:tcPr>
-            <w:tcW w:type="dxa" w:w="1512"/>
+            <w:tcW w:type="dxa" w:w="1701"/>
           </w:tcPr>
           <w:p>
             <w:pPr>
@@ -368,7 +368,7 @@
         </w:tc>
         <w:tc>
           <w:tcPr>
-            <w:tcW w:type="dxa" w:w="1512"/>
+            <w:tcW w:type="dxa" w:w="1701"/>
           </w:tcPr>
           <w:p>
             <w:pPr>
@@ -386,7 +386,7 @@
         </w:tc>
         <w:tc>
           <w:tcPr>
-            <w:tcW w:type="dxa" w:w="1512"/>
+            <w:tcW w:type="dxa" w:w="1701"/>
           </w:tcPr>
           <w:p>
             <w:pPr>
@@ -404,7 +404,7 @@
         </w:tc>
         <w:tc>
           <w:tcPr>
-            <w:tcW w:type="dxa" w:w="1512"/>
+            <w:tcW w:type="dxa" w:w="2160"/>
           </w:tcPr>
           <w:p>
             <w:pPr>
@@ -422,7 +422,7 @@
         </w:tc>
         <w:tc>
           <w:tcPr>
-            <w:tcW w:type="dxa" w:w="1512"/>
+            <w:tcW w:type="dxa" w:w="1872"/>
           </w:tcPr>
           <w:p>
             <w:pPr>
@@ -440,7 +440,7 @@
         </w:tc>
         <w:tc>
           <w:tcPr>
-            <w:tcW w:type="dxa" w:w="1512"/>
+            <w:tcW w:type="dxa" w:w="1728"/>
           </w:tcPr>
           <w:p>
             <w:pPr>
@@ -460,7 +460,7 @@
       <w:tr>
         <w:tc>
           <w:tcPr>
-            <w:tcW w:type="dxa" w:w="1512"/>
+            <w:tcW w:type="dxa" w:w="1701"/>
           </w:tcPr>
           <w:p>
             <w:pPr>
@@ -477,7 +477,7 @@
         </w:tc>
         <w:tc>
           <w:tcPr>
-            <w:tcW w:type="dxa" w:w="1512"/>
+            <w:tcW w:type="dxa" w:w="1701"/>
           </w:tcPr>
           <w:p>
             <w:pPr>
@@ -494,7 +494,7 @@
         </w:tc>
         <w:tc>
           <w:tcPr>
-            <w:tcW w:type="dxa" w:w="1512"/>
+            <w:tcW w:type="dxa" w:w="1701"/>
           </w:tcPr>
           <w:p>
             <w:pPr>
@@ -511,7 +511,7 @@
         </w:tc>
         <w:tc>
           <w:tcPr>
-            <w:tcW w:type="dxa" w:w="1512"/>
+            <w:tcW w:type="dxa" w:w="2160"/>
           </w:tcPr>
           <w:p>
             <w:pPr>
@@ -528,7 +528,7 @@
         </w:tc>
         <w:tc>
           <w:tcPr>
-            <w:tcW w:type="dxa" w:w="1512"/>
+            <w:tcW w:type="dxa" w:w="1872"/>
           </w:tcPr>
           <w:p>
             <w:pPr>
@@ -545,7 +545,7 @@
         </w:tc>
         <w:tc>
           <w:tcPr>
-            <w:tcW w:type="dxa" w:w="1512"/>
+            <w:tcW w:type="dxa" w:w="1728"/>
           </w:tcPr>
           <w:p>
             <w:pPr>
@@ -564,7 +564,7 @@
       <w:tr>
         <w:tc>
           <w:tcPr>
-            <w:tcW w:type="dxa" w:w="1512"/>
+            <w:tcW w:type="dxa" w:w="1701"/>
           </w:tcPr>
           <w:p>
             <w:pPr>
@@ -581,7 +581,7 @@
         </w:tc>
         <w:tc>
           <w:tcPr>
-            <w:tcW w:type="dxa" w:w="1512"/>
+            <w:tcW w:type="dxa" w:w="1701"/>
           </w:tcPr>
           <w:p>
             <w:pPr>
@@ -598,7 +598,7 @@
         </w:tc>
         <w:tc>
           <w:tcPr>
-            <w:tcW w:type="dxa" w:w="1512"/>
+            <w:tcW w:type="dxa" w:w="1701"/>
           </w:tcPr>
           <w:p>
             <w:pPr>
@@ -615,7 +615,7 @@
         </w:tc>
         <w:tc>
           <w:tcPr>
-            <w:tcW w:type="dxa" w:w="1512"/>
+            <w:tcW w:type="dxa" w:w="2160"/>
           </w:tcPr>
           <w:p>
             <w:pPr>
@@ -632,7 +632,7 @@
         </w:tc>
         <w:tc>
           <w:tcPr>
-            <w:tcW w:type="dxa" w:w="1512"/>
+            <w:tcW w:type="dxa" w:w="1872"/>
           </w:tcPr>
           <w:p>
             <w:pPr>
@@ -649,7 +649,7 @@
         </w:tc>
         <w:tc>
           <w:tcPr>
-            <w:tcW w:type="dxa" w:w="1512"/>
+            <w:tcW w:type="dxa" w:w="1728"/>
           </w:tcPr>
           <w:p>
             <w:pPr>
@@ -668,7 +668,7 @@
       <w:tr>
         <w:tc>
           <w:tcPr>
-            <w:tcW w:type="dxa" w:w="1512"/>
+            <w:tcW w:type="dxa" w:w="1701"/>
           </w:tcPr>
           <w:p>
             <w:pPr>
@@ -685,7 +685,7 @@
         </w:tc>
         <w:tc>
           <w:tcPr>
-            <w:tcW w:type="dxa" w:w="1512"/>
+            <w:tcW w:type="dxa" w:w="1701"/>
           </w:tcPr>
           <w:p>
             <w:pPr>
@@ -702,7 +702,7 @@
         </w:tc>
         <w:tc>
           <w:tcPr>
-            <w:tcW w:type="dxa" w:w="1512"/>
+            <w:tcW w:type="dxa" w:w="1701"/>
           </w:tcPr>
           <w:p>
             <w:pPr>
@@ -719,7 +719,7 @@
         </w:tc>
         <w:tc>
           <w:tcPr>
-            <w:tcW w:type="dxa" w:w="1512"/>
+            <w:tcW w:type="dxa" w:w="2160"/>
           </w:tcPr>
           <w:p>
             <w:pPr>
@@ -736,7 +736,7 @@
         </w:tc>
         <w:tc>
           <w:tcPr>
-            <w:tcW w:type="dxa" w:w="1512"/>
+            <w:tcW w:type="dxa" w:w="1872"/>
           </w:tcPr>
           <w:p>
             <w:pPr>
@@ -753,7 +753,7 @@
         </w:tc>
         <w:tc>
           <w:tcPr>
-            <w:tcW w:type="dxa" w:w="1512"/>
+            <w:tcW w:type="dxa" w:w="1728"/>
           </w:tcPr>
           <w:p>
             <w:pPr>
@@ -772,7 +772,7 @@
       <w:tr>
         <w:tc>
           <w:tcPr>
-            <w:tcW w:type="dxa" w:w="1512"/>
+            <w:tcW w:type="dxa" w:w="1701"/>
           </w:tcPr>
           <w:p>
             <w:pPr>
@@ -789,7 +789,7 @@
         </w:tc>
         <w:tc>
           <w:tcPr>
-            <w:tcW w:type="dxa" w:w="1512"/>
+            <w:tcW w:type="dxa" w:w="1701"/>
           </w:tcPr>
           <w:p>
             <w:pPr>
@@ -806,7 +806,7 @@
         </w:tc>
         <w:tc>
           <w:tcPr>
-            <w:tcW w:type="dxa" w:w="1512"/>
+            <w:tcW w:type="dxa" w:w="1701"/>
           </w:tcPr>
           <w:p>
             <w:pPr>
@@ -823,7 +823,7 @@
         </w:tc>
         <w:tc>
           <w:tcPr>
-            <w:tcW w:type="dxa" w:w="1512"/>
+            <w:tcW w:type="dxa" w:w="2160"/>
           </w:tcPr>
           <w:p>
             <w:pPr>
@@ -840,7 +840,7 @@
         </w:tc>
         <w:tc>
           <w:tcPr>
-            <w:tcW w:type="dxa" w:w="1512"/>
+            <w:tcW w:type="dxa" w:w="1872"/>
           </w:tcPr>
           <w:p>
             <w:pPr>
@@ -857,7 +857,7 @@
         </w:tc>
         <w:tc>
           <w:tcPr>
-            <w:tcW w:type="dxa" w:w="1512"/>
+            <w:tcW w:type="dxa" w:w="1728"/>
           </w:tcPr>
           <w:p>
             <w:pPr>
@@ -1256,7 +1256,7 @@
         <w:tblStyle w:val="TableGrid"/>
         <w:tblW w:type="auto" w:w="0"/>
         <w:jc w:val="center"/>
-        <w:tblLayout w:type="autofit"/>
+        <w:tblLayout w:type="fixed"/>
         <w:tblLook w:firstColumn="1" w:firstRow="1" w:lastColumn="0" w:lastRow="0" w:noHBand="0" w:noVBand="1" w:val="04A0"/>
       </w:tblPr>
       <w:tblGrid>
@@ -1267,7 +1267,7 @@
       <w:tr>
         <w:tc>
           <w:tcPr>
-            <w:tcW w:type="dxa" w:w="3024"/>
+            <w:tcW w:type="dxa" w:w="1701"/>
           </w:tcPr>
           <w:p>
             <w:pPr>
@@ -1285,7 +1285,7 @@
         </w:tc>
         <w:tc>
           <w:tcPr>
-            <w:tcW w:type="dxa" w:w="3024"/>
+            <w:tcW w:type="dxa" w:w="8200"/>
           </w:tcPr>
           <w:p>
             <w:pPr>
@@ -1303,7 +1303,7 @@
         </w:tc>
         <w:tc>
           <w:tcPr>
-            <w:tcW w:type="dxa" w:w="3024"/>
+            <w:tcW w:type="dxa" w:w="1701"/>
           </w:tcPr>
           <w:p>
             <w:pPr>
@@ -1323,7 +1323,7 @@
       <w:tr>
         <w:tc>
           <w:tcPr>
-            <w:tcW w:type="dxa" w:w="3024"/>
+            <w:tcW w:type="dxa" w:w="1701"/>
           </w:tcPr>
           <w:p>
             <w:pPr>
@@ -1340,7 +1340,7 @@
         </w:tc>
         <w:tc>
           <w:tcPr>
-            <w:tcW w:type="dxa" w:w="3024"/>
+            <w:tcW w:type="dxa" w:w="8200"/>
           </w:tcPr>
           <w:p>
             <w:pPr>
@@ -1357,7 +1357,7 @@
         </w:tc>
         <w:tc>
           <w:tcPr>
-            <w:tcW w:type="dxa" w:w="3024"/>
+            <w:tcW w:type="dxa" w:w="1701"/>
           </w:tcPr>
           <w:p>
             <w:pPr>
@@ -1376,7 +1376,7 @@
       <w:tr>
         <w:tc>
           <w:tcPr>
-            <w:tcW w:type="dxa" w:w="3024"/>
+            <w:tcW w:type="dxa" w:w="1701"/>
           </w:tcPr>
           <w:p>
             <w:pPr>
@@ -1393,7 +1393,7 @@
         </w:tc>
         <w:tc>
           <w:tcPr>
-            <w:tcW w:type="dxa" w:w="3024"/>
+            <w:tcW w:type="dxa" w:w="8200"/>
           </w:tcPr>
           <w:p>
             <w:pPr>
@@ -1410,7 +1410,7 @@
         </w:tc>
         <w:tc>
           <w:tcPr>
-            <w:tcW w:type="dxa" w:w="3024"/>
+            <w:tcW w:type="dxa" w:w="1701"/>
           </w:tcPr>
           <w:p>
             <w:pPr>
@@ -1429,7 +1429,7 @@
       <w:tr>
         <w:tc>
           <w:tcPr>
-            <w:tcW w:type="dxa" w:w="3024"/>
+            <w:tcW w:type="dxa" w:w="1701"/>
           </w:tcPr>
           <w:p>
             <w:pPr>
@@ -1446,7 +1446,7 @@
         </w:tc>
         <w:tc>
           <w:tcPr>
-            <w:tcW w:type="dxa" w:w="3024"/>
+            <w:tcW w:type="dxa" w:w="8200"/>
           </w:tcPr>
           <w:p>
             <w:pPr>
@@ -1463,7 +1463,7 @@
         </w:tc>
         <w:tc>
           <w:tcPr>
-            <w:tcW w:type="dxa" w:w="3024"/>
+            <w:tcW w:type="dxa" w:w="1701"/>
           </w:tcPr>
           <w:p>
             <w:pPr>
@@ -1482,7 +1482,7 @@
       <w:tr>
         <w:tc>
           <w:tcPr>
-            <w:tcW w:type="dxa" w:w="3024"/>
+            <w:tcW w:type="dxa" w:w="1701"/>
           </w:tcPr>
           <w:p>
             <w:pPr>
@@ -1499,7 +1499,7 @@
         </w:tc>
         <w:tc>
           <w:tcPr>
-            <w:tcW w:type="dxa" w:w="3024"/>
+            <w:tcW w:type="dxa" w:w="8200"/>
           </w:tcPr>
           <w:p>
             <w:pPr>
@@ -1516,7 +1516,7 @@
         </w:tc>
         <w:tc>
           <w:tcPr>
-            <w:tcW w:type="dxa" w:w="3024"/>
+            <w:tcW w:type="dxa" w:w="1701"/>
           </w:tcPr>
           <w:p>
             <w:pPr>
@@ -1535,7 +1535,7 @@
       <w:tr>
         <w:tc>
           <w:tcPr>
-            <w:tcW w:type="dxa" w:w="3024"/>
+            <w:tcW w:type="dxa" w:w="1701"/>
           </w:tcPr>
           <w:p>
             <w:pPr>
@@ -1552,7 +1552,7 @@
         </w:tc>
         <w:tc>
           <w:tcPr>
-            <w:tcW w:type="dxa" w:w="3024"/>
+            <w:tcW w:type="dxa" w:w="8200"/>
           </w:tcPr>
           <w:p>
             <w:pPr>
@@ -1569,7 +1569,7 @@
         </w:tc>
         <w:tc>
           <w:tcPr>
-            <w:tcW w:type="dxa" w:w="3024"/>
+            <w:tcW w:type="dxa" w:w="1701"/>
           </w:tcPr>
           <w:p>
             <w:pPr>
@@ -1626,7 +1626,7 @@
         <w:tblStyle w:val="TableGrid"/>
         <w:tblW w:type="auto" w:w="0"/>
         <w:jc w:val="center"/>
-        <w:tblLayout w:type="autofit"/>
+        <w:tblLayout w:type="fixed"/>
         <w:tblLook w:firstColumn="1" w:firstRow="1" w:lastColumn="0" w:lastRow="0" w:noHBand="0" w:noVBand="1" w:val="04A0"/>
       </w:tblPr>
       <w:tblGrid>
@@ -1637,7 +1637,7 @@
       <w:tr>
         <w:tc>
           <w:tcPr>
-            <w:tcW w:type="dxa" w:w="3024"/>
+            <w:tcW w:type="dxa" w:w="1701"/>
           </w:tcPr>
           <w:p>
             <w:pPr>
@@ -1655,7 +1655,7 @@
         </w:tc>
         <w:tc>
           <w:tcPr>
-            <w:tcW w:type="dxa" w:w="3024"/>
+            <w:tcW w:type="dxa" w:w="6915"/>
           </w:tcPr>
           <w:p>
             <w:pPr>
@@ -1673,7 +1673,7 @@
         </w:tc>
         <w:tc>
           <w:tcPr>
-            <w:tcW w:type="dxa" w:w="3024"/>
+            <w:tcW w:type="dxa" w:w="1701"/>
           </w:tcPr>
           <w:p>
             <w:pPr>
@@ -1693,7 +1693,7 @@
       <w:tr>
         <w:tc>
           <w:tcPr>
-            <w:tcW w:type="dxa" w:w="3024"/>
+            <w:tcW w:type="dxa" w:w="1701"/>
           </w:tcPr>
           <w:p>
             <w:pPr>
@@ -1710,7 +1710,7 @@
         </w:tc>
         <w:tc>
           <w:tcPr>
-            <w:tcW w:type="dxa" w:w="3024"/>
+            <w:tcW w:type="dxa" w:w="6915"/>
           </w:tcPr>
           <w:p>
             <w:pPr>
@@ -1727,7 +1727,7 @@
         </w:tc>
         <w:tc>
           <w:tcPr>
-            <w:tcW w:type="dxa" w:w="3024"/>
+            <w:tcW w:type="dxa" w:w="1701"/>
           </w:tcPr>
           <w:p>
             <w:pPr>
@@ -1746,7 +1746,7 @@
       <w:tr>
         <w:tc>
           <w:tcPr>
-            <w:tcW w:type="dxa" w:w="3024"/>
+            <w:tcW w:type="dxa" w:w="1701"/>
           </w:tcPr>
           <w:p>
             <w:pPr>
@@ -1763,7 +1763,7 @@
         </w:tc>
         <w:tc>
           <w:tcPr>
-            <w:tcW w:type="dxa" w:w="3024"/>
+            <w:tcW w:type="dxa" w:w="6915"/>
           </w:tcPr>
           <w:p>
             <w:pPr>
@@ -1780,7 +1780,7 @@
         </w:tc>
         <w:tc>
           <w:tcPr>
-            <w:tcW w:type="dxa" w:w="3024"/>
+            <w:tcW w:type="dxa" w:w="1701"/>
           </w:tcPr>
           <w:p>
             <w:pPr>
@@ -1799,7 +1799,7 @@
       <w:tr>
         <w:tc>
           <w:tcPr>
-            <w:tcW w:type="dxa" w:w="3024"/>
+            <w:tcW w:type="dxa" w:w="1701"/>
           </w:tcPr>
           <w:p>
             <w:pPr>
@@ -1816,7 +1816,7 @@
         </w:tc>
         <w:tc>
           <w:tcPr>
-            <w:tcW w:type="dxa" w:w="3024"/>
+            <w:tcW w:type="dxa" w:w="6915"/>
           </w:tcPr>
           <w:p>
             <w:pPr>
@@ -1833,7 +1833,7 @@
         </w:tc>
         <w:tc>
           <w:tcPr>
-            <w:tcW w:type="dxa" w:w="3024"/>
+            <w:tcW w:type="dxa" w:w="1701"/>
           </w:tcPr>
           <w:p>
             <w:pPr>
@@ -1852,7 +1852,7 @@
       <w:tr>
         <w:tc>
           <w:tcPr>
-            <w:tcW w:type="dxa" w:w="3024"/>
+            <w:tcW w:type="dxa" w:w="1701"/>
           </w:tcPr>
           <w:p>
             <w:pPr>
@@ -1869,7 +1869,7 @@
         </w:tc>
         <w:tc>
           <w:tcPr>
-            <w:tcW w:type="dxa" w:w="3024"/>
+            <w:tcW w:type="dxa" w:w="6915"/>
           </w:tcPr>
           <w:p>
             <w:pPr>
@@ -1886,7 +1886,7 @@
         </w:tc>
         <w:tc>
           <w:tcPr>
-            <w:tcW w:type="dxa" w:w="3024"/>
+            <w:tcW w:type="dxa" w:w="1701"/>
           </w:tcPr>
           <w:p>
             <w:pPr>
@@ -1966,7 +1966,7 @@
         <w:tblStyle w:val="TableGrid"/>
         <w:tblW w:type="auto" w:w="0"/>
         <w:jc w:val="center"/>
-        <w:tblLayout w:type="autofit"/>
+        <w:tblLayout w:type="fixed"/>
         <w:tblLook w:firstColumn="1" w:firstRow="1" w:lastColumn="0" w:lastRow="0" w:noHBand="0" w:noVBand="1" w:val="04A0"/>
       </w:tblPr>
       <w:tblGrid>
@@ -1976,7 +1976,7 @@
       <w:tr>
         <w:tc>
           <w:tcPr>
-            <w:tcW w:type="dxa" w:w="4536"/>
+            <w:tcW w:type="dxa" w:w="1701"/>
           </w:tcPr>
           <w:p>
             <w:pPr>
@@ -1994,7 +1994,7 @@
         </w:tc>
         <w:tc>
           <w:tcPr>
-            <w:tcW w:type="dxa" w:w="4536"/>
+            <w:tcW w:type="dxa" w:w="8136"/>
           </w:tcPr>
           <w:p>
             <w:pPr>
@@ -2014,7 +2014,7 @@
       <w:tr>
         <w:tc>
           <w:tcPr>
-            <w:tcW w:type="dxa" w:w="4536"/>
+            <w:tcW w:type="dxa" w:w="1701"/>
           </w:tcPr>
           <w:p>
             <w:pPr>
@@ -2031,7 +2031,7 @@
         </w:tc>
         <w:tc>
           <w:tcPr>
-            <w:tcW w:type="dxa" w:w="4536"/>
+            <w:tcW w:type="dxa" w:w="8136"/>
           </w:tcPr>
           <w:p>
             <w:pPr>
@@ -2050,7 +2050,7 @@
       <w:tr>
         <w:tc>
           <w:tcPr>
-            <w:tcW w:type="dxa" w:w="4536"/>
+            <w:tcW w:type="dxa" w:w="1701"/>
           </w:tcPr>
           <w:p>
             <w:pPr>
@@ -2067,7 +2067,7 @@
         </w:tc>
         <w:tc>
           <w:tcPr>
-            <w:tcW w:type="dxa" w:w="4536"/>
+            <w:tcW w:type="dxa" w:w="8136"/>
           </w:tcPr>
           <w:p>
             <w:pPr>
@@ -2086,7 +2086,7 @@
       <w:tr>
         <w:tc>
           <w:tcPr>
-            <w:tcW w:type="dxa" w:w="4536"/>
+            <w:tcW w:type="dxa" w:w="1701"/>
           </w:tcPr>
           <w:p>
             <w:pPr>
@@ -2103,7 +2103,7 @@
         </w:tc>
         <w:tc>
           <w:tcPr>
-            <w:tcW w:type="dxa" w:w="4536"/>
+            <w:tcW w:type="dxa" w:w="8136"/>
           </w:tcPr>
           <w:p>
             <w:pPr>
@@ -2122,7 +2122,7 @@
       <w:tr>
         <w:tc>
           <w:tcPr>
-            <w:tcW w:type="dxa" w:w="4536"/>
+            <w:tcW w:type="dxa" w:w="1701"/>
           </w:tcPr>
           <w:p>
             <w:pPr>
@@ -2139,7 +2139,7 @@
         </w:tc>
         <w:tc>
           <w:tcPr>
-            <w:tcW w:type="dxa" w:w="4536"/>
+            <w:tcW w:type="dxa" w:w="8136"/>
           </w:tcPr>
           <w:p>
             <w:pPr>
@@ -2219,7 +2219,7 @@
         <w:tblStyle w:val="TableGrid"/>
         <w:tblW w:type="auto" w:w="0"/>
         <w:jc w:val="center"/>
-        <w:tblLayout w:type="autofit"/>
+        <w:tblLayout w:type="fixed"/>
         <w:tblLook w:firstColumn="1" w:firstRow="1" w:lastColumn="0" w:lastRow="0" w:noHBand="0" w:noVBand="1" w:val="04A0"/>
       </w:tblPr>
       <w:tblGrid>
@@ -2229,7 +2229,7 @@
       <w:tr>
         <w:tc>
           <w:tcPr>
-            <w:tcW w:type="dxa" w:w="4536"/>
+            <w:tcW w:type="dxa" w:w="1701"/>
           </w:tcPr>
           <w:p>
             <w:pPr>
@@ -2247,7 +2247,7 @@
         </w:tc>
         <w:tc>
           <w:tcPr>
-            <w:tcW w:type="dxa" w:w="4536"/>
+            <w:tcW w:type="dxa" w:w="8227"/>
           </w:tcPr>
           <w:p>
             <w:pPr>
@@ -2267,7 +2267,7 @@
       <w:tr>
         <w:tc>
           <w:tcPr>
-            <w:tcW w:type="dxa" w:w="4536"/>
+            <w:tcW w:type="dxa" w:w="1701"/>
           </w:tcPr>
           <w:p>
             <w:pPr>
@@ -2284,7 +2284,7 @@
         </w:tc>
         <w:tc>
           <w:tcPr>
-            <w:tcW w:type="dxa" w:w="4536"/>
+            <w:tcW w:type="dxa" w:w="8227"/>
           </w:tcPr>
           <w:p>
             <w:pPr>
@@ -2303,7 +2303,7 @@
       <w:tr>
         <w:tc>
           <w:tcPr>
-            <w:tcW w:type="dxa" w:w="4536"/>
+            <w:tcW w:type="dxa" w:w="1701"/>
           </w:tcPr>
           <w:p>
             <w:pPr>
@@ -2320,7 +2320,7 @@
         </w:tc>
         <w:tc>
           <w:tcPr>
-            <w:tcW w:type="dxa" w:w="4536"/>
+            <w:tcW w:type="dxa" w:w="8227"/>
           </w:tcPr>
           <w:p>
             <w:pPr>
@@ -2339,7 +2339,7 @@
       <w:tr>
         <w:tc>
           <w:tcPr>
-            <w:tcW w:type="dxa" w:w="4536"/>
+            <w:tcW w:type="dxa" w:w="1701"/>
           </w:tcPr>
           <w:p>
             <w:pPr>
@@ -2356,7 +2356,7 @@
         </w:tc>
         <w:tc>
           <w:tcPr>
-            <w:tcW w:type="dxa" w:w="4536"/>
+            <w:tcW w:type="dxa" w:w="8227"/>
           </w:tcPr>
           <w:p>
             <w:pPr>
@@ -2375,7 +2375,7 @@
       <w:tr>
         <w:tc>
           <w:tcPr>
-            <w:tcW w:type="dxa" w:w="4536"/>
+            <w:tcW w:type="dxa" w:w="1701"/>
           </w:tcPr>
           <w:p>
             <w:pPr>
@@ -2392,7 +2392,7 @@
         </w:tc>
         <w:tc>
           <w:tcPr>
-            <w:tcW w:type="dxa" w:w="4536"/>
+            <w:tcW w:type="dxa" w:w="8227"/>
           </w:tcPr>
           <w:p>
             <w:pPr>
@@ -2706,7 +2706,7 @@
         <w:tblStyle w:val="TableGrid"/>
         <w:tblW w:type="auto" w:w="0"/>
         <w:jc w:val="center"/>
-        <w:tblLayout w:type="autofit"/>
+        <w:tblLayout w:type="fixed"/>
         <w:tblLook w:firstColumn="1" w:firstRow="1" w:lastColumn="0" w:lastRow="0" w:noHBand="0" w:noVBand="1" w:val="04A0"/>
       </w:tblPr>
       <w:tblGrid>
@@ -2718,7 +2718,7 @@
       <w:tr>
         <w:tc>
           <w:tcPr>
-            <w:tcW w:type="dxa" w:w="2268"/>
+            <w:tcW w:type="dxa" w:w="1701"/>
           </w:tcPr>
           <w:p>
             <w:pPr>
@@ -2736,7 +2736,7 @@
         </w:tc>
         <w:tc>
           <w:tcPr>
-            <w:tcW w:type="dxa" w:w="2268"/>
+            <w:tcW w:type="dxa" w:w="2166"/>
           </w:tcPr>
           <w:p>
             <w:pPr>
@@ -2754,7 +2754,7 @@
         </w:tc>
         <w:tc>
           <w:tcPr>
-            <w:tcW w:type="dxa" w:w="2268"/>
+            <w:tcW w:type="dxa" w:w="1701"/>
           </w:tcPr>
           <w:p>
             <w:pPr>
@@ -2772,7 +2772,7 @@
         </w:tc>
         <w:tc>
           <w:tcPr>
-            <w:tcW w:type="dxa" w:w="2268"/>
+            <w:tcW w:type="dxa" w:w="4468"/>
           </w:tcPr>
           <w:p>
             <w:pPr>
@@ -2792,7 +2792,7 @@
       <w:tr>
         <w:tc>
           <w:tcPr>
-            <w:tcW w:type="dxa" w:w="2268"/>
+            <w:tcW w:type="dxa" w:w="1701"/>
           </w:tcPr>
           <w:p>
             <w:pPr>
@@ -2809,7 +2809,7 @@
         </w:tc>
         <w:tc>
           <w:tcPr>
-            <w:tcW w:type="dxa" w:w="2268"/>
+            <w:tcW w:type="dxa" w:w="2166"/>
           </w:tcPr>
           <w:p>
             <w:pPr>
@@ -2826,7 +2826,7 @@
         </w:tc>
         <w:tc>
           <w:tcPr>
-            <w:tcW w:type="dxa" w:w="2268"/>
+            <w:tcW w:type="dxa" w:w="1701"/>
           </w:tcPr>
           <w:p>
             <w:pPr>
@@ -2843,7 +2843,7 @@
         </w:tc>
         <w:tc>
           <w:tcPr>
-            <w:tcW w:type="dxa" w:w="2268"/>
+            <w:tcW w:type="dxa" w:w="4468"/>
           </w:tcPr>
           <w:p>
             <w:pPr>
@@ -2862,7 +2862,7 @@
       <w:tr>
         <w:tc>
           <w:tcPr>
-            <w:tcW w:type="dxa" w:w="2268"/>
+            <w:tcW w:type="dxa" w:w="1701"/>
           </w:tcPr>
           <w:p>
             <w:pPr>
@@ -2879,7 +2879,7 @@
         </w:tc>
         <w:tc>
           <w:tcPr>
-            <w:tcW w:type="dxa" w:w="2268"/>
+            <w:tcW w:type="dxa" w:w="2166"/>
           </w:tcPr>
           <w:p>
             <w:pPr>
@@ -2896,7 +2896,7 @@
         </w:tc>
         <w:tc>
           <w:tcPr>
-            <w:tcW w:type="dxa" w:w="2268"/>
+            <w:tcW w:type="dxa" w:w="1701"/>
           </w:tcPr>
           <w:p>
             <w:pPr>
@@ -2913,7 +2913,7 @@
         </w:tc>
         <w:tc>
           <w:tcPr>
-            <w:tcW w:type="dxa" w:w="2268"/>
+            <w:tcW w:type="dxa" w:w="4468"/>
           </w:tcPr>
           <w:p>
             <w:pPr>
@@ -2932,7 +2932,7 @@
       <w:tr>
         <w:tc>
           <w:tcPr>
-            <w:tcW w:type="dxa" w:w="2268"/>
+            <w:tcW w:type="dxa" w:w="1701"/>
           </w:tcPr>
           <w:p>
             <w:pPr>
@@ -2949,7 +2949,7 @@
         </w:tc>
         <w:tc>
           <w:tcPr>
-            <w:tcW w:type="dxa" w:w="2268"/>
+            <w:tcW w:type="dxa" w:w="2166"/>
           </w:tcPr>
           <w:p>
             <w:pPr>
@@ -2966,7 +2966,7 @@
         </w:tc>
         <w:tc>
           <w:tcPr>
-            <w:tcW w:type="dxa" w:w="2268"/>
+            <w:tcW w:type="dxa" w:w="1701"/>
           </w:tcPr>
           <w:p>
             <w:pPr>
@@ -2983,7 +2983,7 @@
         </w:tc>
         <w:tc>
           <w:tcPr>
-            <w:tcW w:type="dxa" w:w="2268"/>
+            <w:tcW w:type="dxa" w:w="4468"/>
           </w:tcPr>
           <w:p>
             <w:pPr>
@@ -3002,7 +3002,7 @@
       <w:tr>
         <w:tc>
           <w:tcPr>
-            <w:tcW w:type="dxa" w:w="2268"/>
+            <w:tcW w:type="dxa" w:w="1701"/>
           </w:tcPr>
           <w:p>
             <w:pPr>
@@ -3019,7 +3019,7 @@
         </w:tc>
         <w:tc>
           <w:tcPr>
-            <w:tcW w:type="dxa" w:w="2268"/>
+            <w:tcW w:type="dxa" w:w="2166"/>
           </w:tcPr>
           <w:p>
             <w:pPr>
@@ -3036,7 +3036,7 @@
         </w:tc>
         <w:tc>
           <w:tcPr>
-            <w:tcW w:type="dxa" w:w="2268"/>
+            <w:tcW w:type="dxa" w:w="1701"/>
           </w:tcPr>
           <w:p>
             <w:pPr>
@@ -3053,7 +3053,7 @@
         </w:tc>
         <w:tc>
           <w:tcPr>
-            <w:tcW w:type="dxa" w:w="2268"/>
+            <w:tcW w:type="dxa" w:w="4468"/>
           </w:tcPr>
           <w:p>
             <w:pPr>
@@ -3072,7 +3072,7 @@
       <w:tr>
         <w:tc>
           <w:tcPr>
-            <w:tcW w:type="dxa" w:w="2268"/>
+            <w:tcW w:type="dxa" w:w="1701"/>
           </w:tcPr>
           <w:p>
             <w:pPr>
@@ -3089,7 +3089,7 @@
         </w:tc>
         <w:tc>
           <w:tcPr>
-            <w:tcW w:type="dxa" w:w="2268"/>
+            <w:tcW w:type="dxa" w:w="2166"/>
           </w:tcPr>
           <w:p>
             <w:pPr>
@@ -3106,7 +3106,7 @@
         </w:tc>
         <w:tc>
           <w:tcPr>
-            <w:tcW w:type="dxa" w:w="2268"/>
+            <w:tcW w:type="dxa" w:w="1701"/>
           </w:tcPr>
           <w:p>
             <w:pPr>
@@ -3123,7 +3123,7 @@
         </w:tc>
         <w:tc>
           <w:tcPr>
-            <w:tcW w:type="dxa" w:w="2268"/>
+            <w:tcW w:type="dxa" w:w="4468"/>
           </w:tcPr>
           <w:p>
             <w:pPr>
@@ -3142,7 +3142,7 @@
       <w:tr>
         <w:tc>
           <w:tcPr>
-            <w:tcW w:type="dxa" w:w="2268"/>
+            <w:tcW w:type="dxa" w:w="1701"/>
           </w:tcPr>
           <w:p>
             <w:pPr>
@@ -3159,7 +3159,7 @@
         </w:tc>
         <w:tc>
           <w:tcPr>
-            <w:tcW w:type="dxa" w:w="2268"/>
+            <w:tcW w:type="dxa" w:w="2166"/>
           </w:tcPr>
           <w:p>
             <w:pPr>
@@ -3176,7 +3176,7 @@
         </w:tc>
         <w:tc>
           <w:tcPr>
-            <w:tcW w:type="dxa" w:w="2268"/>
+            <w:tcW w:type="dxa" w:w="1701"/>
           </w:tcPr>
           <w:p>
             <w:pPr>
@@ -3193,7 +3193,7 @@
         </w:tc>
         <w:tc>
           <w:tcPr>
-            <w:tcW w:type="dxa" w:w="2268"/>
+            <w:tcW w:type="dxa" w:w="4468"/>
           </w:tcPr>
           <w:p>
             <w:pPr>
@@ -3212,7 +3212,7 @@
       <w:tr>
         <w:tc>
           <w:tcPr>
-            <w:tcW w:type="dxa" w:w="2268"/>
+            <w:tcW w:type="dxa" w:w="1701"/>
           </w:tcPr>
           <w:p>
             <w:pPr>
@@ -3229,7 +3229,7 @@
         </w:tc>
         <w:tc>
           <w:tcPr>
-            <w:tcW w:type="dxa" w:w="2268"/>
+            <w:tcW w:type="dxa" w:w="2166"/>
           </w:tcPr>
           <w:p>
             <w:pPr>
@@ -3246,7 +3246,7 @@
         </w:tc>
         <w:tc>
           <w:tcPr>
-            <w:tcW w:type="dxa" w:w="2268"/>
+            <w:tcW w:type="dxa" w:w="1701"/>
           </w:tcPr>
           <w:p>
             <w:pPr>
@@ -3263,7 +3263,7 @@
         </w:tc>
         <w:tc>
           <w:tcPr>
-            <w:tcW w:type="dxa" w:w="2268"/>
+            <w:tcW w:type="dxa" w:w="4468"/>
           </w:tcPr>
           <w:p>
             <w:pPr>
@@ -3282,7 +3282,7 @@
       <w:tr>
         <w:tc>
           <w:tcPr>
-            <w:tcW w:type="dxa" w:w="2268"/>
+            <w:tcW w:type="dxa" w:w="1701"/>
           </w:tcPr>
           <w:p>
             <w:pPr>
@@ -3299,7 +3299,7 @@
         </w:tc>
         <w:tc>
           <w:tcPr>
-            <w:tcW w:type="dxa" w:w="2268"/>
+            <w:tcW w:type="dxa" w:w="2166"/>
           </w:tcPr>
           <w:p>
             <w:pPr>
@@ -3316,7 +3316,7 @@
         </w:tc>
         <w:tc>
           <w:tcPr>
-            <w:tcW w:type="dxa" w:w="2268"/>
+            <w:tcW w:type="dxa" w:w="1701"/>
           </w:tcPr>
           <w:p>
             <w:pPr>
@@ -3333,7 +3333,7 @@
         </w:tc>
         <w:tc>
           <w:tcPr>
-            <w:tcW w:type="dxa" w:w="2268"/>
+            <w:tcW w:type="dxa" w:w="4468"/>
           </w:tcPr>
           <w:p>
             <w:pPr>
@@ -3352,7 +3352,7 @@
       <w:tr>
         <w:tc>
           <w:tcPr>
-            <w:tcW w:type="dxa" w:w="2268"/>
+            <w:tcW w:type="dxa" w:w="1701"/>
           </w:tcPr>
           <w:p>
             <w:pPr>
@@ -3369,7 +3369,7 @@
         </w:tc>
         <w:tc>
           <w:tcPr>
-            <w:tcW w:type="dxa" w:w="2268"/>
+            <w:tcW w:type="dxa" w:w="2166"/>
           </w:tcPr>
           <w:p>
             <w:pPr>
@@ -3386,7 +3386,7 @@
         </w:tc>
         <w:tc>
           <w:tcPr>
-            <w:tcW w:type="dxa" w:w="2268"/>
+            <w:tcW w:type="dxa" w:w="1701"/>
           </w:tcPr>
           <w:p>
             <w:pPr>
@@ -3403,7 +3403,7 @@
         </w:tc>
         <w:tc>
           <w:tcPr>
-            <w:tcW w:type="dxa" w:w="2268"/>
+            <w:tcW w:type="dxa" w:w="4468"/>
           </w:tcPr>
           <w:p>
             <w:pPr>
@@ -3422,7 +3422,7 @@
       <w:tr>
         <w:tc>
           <w:tcPr>
-            <w:tcW w:type="dxa" w:w="2268"/>
+            <w:tcW w:type="dxa" w:w="1701"/>
           </w:tcPr>
           <w:p>
             <w:pPr>
@@ -3439,7 +3439,7 @@
         </w:tc>
         <w:tc>
           <w:tcPr>
-            <w:tcW w:type="dxa" w:w="2268"/>
+            <w:tcW w:type="dxa" w:w="2166"/>
           </w:tcPr>
           <w:p>
             <w:pPr>
@@ -3456,7 +3456,7 @@
         </w:tc>
         <w:tc>
           <w:tcPr>
-            <w:tcW w:type="dxa" w:w="2268"/>
+            <w:tcW w:type="dxa" w:w="1701"/>
           </w:tcPr>
           <w:p>
             <w:pPr>
@@ -3473,7 +3473,7 @@
         </w:tc>
         <w:tc>
           <w:tcPr>
-            <w:tcW w:type="dxa" w:w="2268"/>
+            <w:tcW w:type="dxa" w:w="4468"/>
           </w:tcPr>
           <w:p>
             <w:pPr>
@@ -3492,7 +3492,7 @@
       <w:tr>
         <w:tc>
           <w:tcPr>
-            <w:tcW w:type="dxa" w:w="2268"/>
+            <w:tcW w:type="dxa" w:w="1701"/>
           </w:tcPr>
           <w:p>
             <w:pPr>
@@ -3509,7 +3509,7 @@
         </w:tc>
         <w:tc>
           <w:tcPr>
-            <w:tcW w:type="dxa" w:w="2268"/>
+            <w:tcW w:type="dxa" w:w="2166"/>
           </w:tcPr>
           <w:p>
             <w:pPr>
@@ -3526,7 +3526,7 @@
         </w:tc>
         <w:tc>
           <w:tcPr>
-            <w:tcW w:type="dxa" w:w="2268"/>
+            <w:tcW w:type="dxa" w:w="1701"/>
           </w:tcPr>
           <w:p>
             <w:pPr>
@@ -3543,7 +3543,7 @@
         </w:tc>
         <w:tc>
           <w:tcPr>
-            <w:tcW w:type="dxa" w:w="2268"/>
+            <w:tcW w:type="dxa" w:w="4468"/>
           </w:tcPr>
           <w:p>
             <w:pPr>
@@ -3562,7 +3562,7 @@
       <w:tr>
         <w:tc>
           <w:tcPr>
-            <w:tcW w:type="dxa" w:w="2268"/>
+            <w:tcW w:type="dxa" w:w="1701"/>
           </w:tcPr>
           <w:p>
             <w:pPr>
@@ -3579,7 +3579,7 @@
         </w:tc>
         <w:tc>
           <w:tcPr>
-            <w:tcW w:type="dxa" w:w="2268"/>
+            <w:tcW w:type="dxa" w:w="2166"/>
           </w:tcPr>
           <w:p>
             <w:pPr>
@@ -3596,7 +3596,7 @@
         </w:tc>
         <w:tc>
           <w:tcPr>
-            <w:tcW w:type="dxa" w:w="2268"/>
+            <w:tcW w:type="dxa" w:w="1701"/>
           </w:tcPr>
           <w:p>
             <w:pPr>
@@ -3613,7 +3613,7 @@
         </w:tc>
         <w:tc>
           <w:tcPr>
-            <w:tcW w:type="dxa" w:w="2268"/>
+            <w:tcW w:type="dxa" w:w="4468"/>
           </w:tcPr>
           <w:p>
             <w:pPr>
@@ -3632,7 +3632,7 @@
       <w:tr>
         <w:tc>
           <w:tcPr>
-            <w:tcW w:type="dxa" w:w="2268"/>
+            <w:tcW w:type="dxa" w:w="1701"/>
           </w:tcPr>
           <w:p>
             <w:pPr>
@@ -3649,7 +3649,7 @@
         </w:tc>
         <w:tc>
           <w:tcPr>
-            <w:tcW w:type="dxa" w:w="2268"/>
+            <w:tcW w:type="dxa" w:w="2166"/>
           </w:tcPr>
           <w:p>
             <w:pPr>
@@ -3666,7 +3666,7 @@
         </w:tc>
         <w:tc>
           <w:tcPr>
-            <w:tcW w:type="dxa" w:w="2268"/>
+            <w:tcW w:type="dxa" w:w="1701"/>
           </w:tcPr>
           <w:p>
             <w:pPr>
@@ -3683,7 +3683,7 @@
         </w:tc>
         <w:tc>
           <w:tcPr>
-            <w:tcW w:type="dxa" w:w="2268"/>
+            <w:tcW w:type="dxa" w:w="4468"/>
           </w:tcPr>
           <w:p>
             <w:pPr>
@@ -3702,7 +3702,7 @@
       <w:tr>
         <w:tc>
           <w:tcPr>
-            <w:tcW w:type="dxa" w:w="2268"/>
+            <w:tcW w:type="dxa" w:w="1701"/>
           </w:tcPr>
           <w:p>
             <w:pPr>
@@ -3719,7 +3719,7 @@
         </w:tc>
         <w:tc>
           <w:tcPr>
-            <w:tcW w:type="dxa" w:w="2268"/>
+            <w:tcW w:type="dxa" w:w="2166"/>
           </w:tcPr>
           <w:p>
             <w:pPr>
@@ -3736,7 +3736,7 @@
         </w:tc>
         <w:tc>
           <w:tcPr>
-            <w:tcW w:type="dxa" w:w="2268"/>
+            <w:tcW w:type="dxa" w:w="1701"/>
           </w:tcPr>
           <w:p>
             <w:pPr>
@@ -3753,7 +3753,7 @@
         </w:tc>
         <w:tc>
           <w:tcPr>
-            <w:tcW w:type="dxa" w:w="2268"/>
+            <w:tcW w:type="dxa" w:w="4468"/>
           </w:tcPr>
           <w:p>
             <w:pPr>
@@ -3772,7 +3772,7 @@
       <w:tr>
         <w:tc>
           <w:tcPr>
-            <w:tcW w:type="dxa" w:w="2268"/>
+            <w:tcW w:type="dxa" w:w="1701"/>
           </w:tcPr>
           <w:p>
             <w:pPr>
@@ -3789,7 +3789,7 @@
         </w:tc>
         <w:tc>
           <w:tcPr>
-            <w:tcW w:type="dxa" w:w="2268"/>
+            <w:tcW w:type="dxa" w:w="2166"/>
           </w:tcPr>
           <w:p>
             <w:pPr>
@@ -3806,7 +3806,7 @@
         </w:tc>
         <w:tc>
           <w:tcPr>
-            <w:tcW w:type="dxa" w:w="2268"/>
+            <w:tcW w:type="dxa" w:w="1701"/>
           </w:tcPr>
           <w:p>
             <w:pPr>
@@ -3823,7 +3823,7 @@
         </w:tc>
         <w:tc>
           <w:tcPr>
-            <w:tcW w:type="dxa" w:w="2268"/>
+            <w:tcW w:type="dxa" w:w="4468"/>
           </w:tcPr>
           <w:p>
             <w:pPr>
@@ -3842,7 +3842,7 @@
       <w:tr>
         <w:tc>
           <w:tcPr>
-            <w:tcW w:type="dxa" w:w="2268"/>
+            <w:tcW w:type="dxa" w:w="1701"/>
           </w:tcPr>
           <w:p>
             <w:pPr>
@@ -3859,7 +3859,7 @@
         </w:tc>
         <w:tc>
           <w:tcPr>
-            <w:tcW w:type="dxa" w:w="2268"/>
+            <w:tcW w:type="dxa" w:w="2166"/>
           </w:tcPr>
           <w:p>
             <w:pPr>
@@ -3876,7 +3876,7 @@
         </w:tc>
         <w:tc>
           <w:tcPr>
-            <w:tcW w:type="dxa" w:w="2268"/>
+            <w:tcW w:type="dxa" w:w="1701"/>
           </w:tcPr>
           <w:p>
             <w:pPr>
@@ -3893,7 +3893,7 @@
         </w:tc>
         <w:tc>
           <w:tcPr>
-            <w:tcW w:type="dxa" w:w="2268"/>
+            <w:tcW w:type="dxa" w:w="4468"/>
           </w:tcPr>
           <w:p>
             <w:pPr>
@@ -3958,7 +3958,7 @@
         <w:tblStyle w:val="TableGrid"/>
         <w:tblW w:type="auto" w:w="0"/>
         <w:jc w:val="center"/>
-        <w:tblLayout w:type="autofit"/>
+        <w:tblLayout w:type="fixed"/>
         <w:tblLook w:firstColumn="1" w:firstRow="1" w:lastColumn="0" w:lastRow="0" w:noHBand="0" w:noVBand="1" w:val="04A0"/>
       </w:tblPr>
       <w:tblGrid>
@@ -3969,7 +3969,7 @@
       <w:tr>
         <w:tc>
           <w:tcPr>
-            <w:tcW w:type="dxa" w:w="3024"/>
+            <w:tcW w:type="dxa" w:w="1701"/>
           </w:tcPr>
           <w:p>
             <w:pPr>
@@ -3987,7 +3987,7 @@
         </w:tc>
         <w:tc>
           <w:tcPr>
-            <w:tcW w:type="dxa" w:w="3024"/>
+            <w:tcW w:type="dxa" w:w="1701"/>
           </w:tcPr>
           <w:p>
             <w:pPr>
@@ -4005,7 +4005,7 @@
         </w:tc>
         <w:tc>
           <w:tcPr>
-            <w:tcW w:type="dxa" w:w="3024"/>
+            <w:tcW w:type="dxa" w:w="6862"/>
           </w:tcPr>
           <w:p>
             <w:pPr>
@@ -4025,7 +4025,7 @@
       <w:tr>
         <w:tc>
           <w:tcPr>
-            <w:tcW w:type="dxa" w:w="3024"/>
+            <w:tcW w:type="dxa" w:w="1701"/>
           </w:tcPr>
           <w:p>
             <w:pPr>
@@ -4042,7 +4042,7 @@
         </w:tc>
         <w:tc>
           <w:tcPr>
-            <w:tcW w:type="dxa" w:w="3024"/>
+            <w:tcW w:type="dxa" w:w="1701"/>
           </w:tcPr>
           <w:p>
             <w:pPr>
@@ -4059,7 +4059,7 @@
         </w:tc>
         <w:tc>
           <w:tcPr>
-            <w:tcW w:type="dxa" w:w="3024"/>
+            <w:tcW w:type="dxa" w:w="6862"/>
           </w:tcPr>
           <w:p>
             <w:pPr>
@@ -4078,7 +4078,7 @@
       <w:tr>
         <w:tc>
           <w:tcPr>
-            <w:tcW w:type="dxa" w:w="3024"/>
+            <w:tcW w:type="dxa" w:w="1701"/>
           </w:tcPr>
           <w:p>
             <w:pPr>
@@ -4095,7 +4095,7 @@
         </w:tc>
         <w:tc>
           <w:tcPr>
-            <w:tcW w:type="dxa" w:w="3024"/>
+            <w:tcW w:type="dxa" w:w="1701"/>
           </w:tcPr>
           <w:p>
             <w:pPr>
@@ -4112,7 +4112,7 @@
         </w:tc>
         <w:tc>
           <w:tcPr>
-            <w:tcW w:type="dxa" w:w="3024"/>
+            <w:tcW w:type="dxa" w:w="6862"/>
           </w:tcPr>
           <w:p>
             <w:pPr>
@@ -4131,7 +4131,7 @@
       <w:tr>
         <w:tc>
           <w:tcPr>
-            <w:tcW w:type="dxa" w:w="3024"/>
+            <w:tcW w:type="dxa" w:w="1701"/>
           </w:tcPr>
           <w:p>
             <w:pPr>
@@ -4148,7 +4148,7 @@
         </w:tc>
         <w:tc>
           <w:tcPr>
-            <w:tcW w:type="dxa" w:w="3024"/>
+            <w:tcW w:type="dxa" w:w="1701"/>
           </w:tcPr>
           <w:p>
             <w:pPr>
@@ -4165,7 +4165,7 @@
         </w:tc>
         <w:tc>
           <w:tcPr>
-            <w:tcW w:type="dxa" w:w="3024"/>
+            <w:tcW w:type="dxa" w:w="6862"/>
           </w:tcPr>
           <w:p>
             <w:pPr>
@@ -4184,7 +4184,7 @@
       <w:tr>
         <w:tc>
           <w:tcPr>
-            <w:tcW w:type="dxa" w:w="3024"/>
+            <w:tcW w:type="dxa" w:w="1701"/>
           </w:tcPr>
           <w:p>
             <w:pPr>
@@ -4201,7 +4201,7 @@
         </w:tc>
         <w:tc>
           <w:tcPr>
-            <w:tcW w:type="dxa" w:w="3024"/>
+            <w:tcW w:type="dxa" w:w="1701"/>
           </w:tcPr>
           <w:p>
             <w:pPr>
@@ -4218,7 +4218,7 @@
         </w:tc>
         <w:tc>
           <w:tcPr>
-            <w:tcW w:type="dxa" w:w="3024"/>
+            <w:tcW w:type="dxa" w:w="6862"/>
           </w:tcPr>
           <w:p>
             <w:pPr>
@@ -4237,7 +4237,7 @@
       <w:tr>
         <w:tc>
           <w:tcPr>
-            <w:tcW w:type="dxa" w:w="3024"/>
+            <w:tcW w:type="dxa" w:w="1701"/>
           </w:tcPr>
           <w:p>
             <w:pPr>
@@ -4254,7 +4254,7 @@
         </w:tc>
         <w:tc>
           <w:tcPr>
-            <w:tcW w:type="dxa" w:w="3024"/>
+            <w:tcW w:type="dxa" w:w="1701"/>
           </w:tcPr>
           <w:p>
             <w:pPr>
@@ -4271,7 +4271,7 @@
         </w:tc>
         <w:tc>
           <w:tcPr>
-            <w:tcW w:type="dxa" w:w="3024"/>
+            <w:tcW w:type="dxa" w:w="6862"/>
           </w:tcPr>
           <w:p>
             <w:pPr>
@@ -4290,7 +4290,7 @@
       <w:tr>
         <w:tc>
           <w:tcPr>
-            <w:tcW w:type="dxa" w:w="3024"/>
+            <w:tcW w:type="dxa" w:w="1701"/>
           </w:tcPr>
           <w:p>
             <w:pPr>
@@ -4307,7 +4307,7 @@
         </w:tc>
         <w:tc>
           <w:tcPr>
-            <w:tcW w:type="dxa" w:w="3024"/>
+            <w:tcW w:type="dxa" w:w="1701"/>
           </w:tcPr>
           <w:p>
             <w:pPr>
@@ -4324,7 +4324,7 @@
         </w:tc>
         <w:tc>
           <w:tcPr>
-            <w:tcW w:type="dxa" w:w="3024"/>
+            <w:tcW w:type="dxa" w:w="6862"/>
           </w:tcPr>
           <w:p>
             <w:pPr>
@@ -4343,7 +4343,7 @@
       <w:tr>
         <w:tc>
           <w:tcPr>
-            <w:tcW w:type="dxa" w:w="3024"/>
+            <w:tcW w:type="dxa" w:w="1701"/>
           </w:tcPr>
           <w:p>
             <w:pPr>
@@ -4360,7 +4360,7 @@
         </w:tc>
         <w:tc>
           <w:tcPr>
-            <w:tcW w:type="dxa" w:w="3024"/>
+            <w:tcW w:type="dxa" w:w="1701"/>
           </w:tcPr>
           <w:p>
             <w:pPr>
@@ -4377,7 +4377,7 @@
         </w:tc>
         <w:tc>
           <w:tcPr>
-            <w:tcW w:type="dxa" w:w="3024"/>
+            <w:tcW w:type="dxa" w:w="6862"/>
           </w:tcPr>
           <w:p>
             <w:pPr>
@@ -4396,7 +4396,7 @@
       <w:tr>
         <w:tc>
           <w:tcPr>
-            <w:tcW w:type="dxa" w:w="3024"/>
+            <w:tcW w:type="dxa" w:w="1701"/>
           </w:tcPr>
           <w:p>
             <w:pPr>
@@ -4413,7 +4413,7 @@
         </w:tc>
         <w:tc>
           <w:tcPr>
-            <w:tcW w:type="dxa" w:w="3024"/>
+            <w:tcW w:type="dxa" w:w="1701"/>
           </w:tcPr>
           <w:p>
             <w:pPr>
@@ -4430,7 +4430,7 @@
         </w:tc>
         <w:tc>
           <w:tcPr>
-            <w:tcW w:type="dxa" w:w="3024"/>
+            <w:tcW w:type="dxa" w:w="6862"/>
           </w:tcPr>
           <w:p>
             <w:pPr>
@@ -4449,7 +4449,7 @@
       <w:tr>
         <w:tc>
           <w:tcPr>
-            <w:tcW w:type="dxa" w:w="3024"/>
+            <w:tcW w:type="dxa" w:w="1701"/>
           </w:tcPr>
           <w:p>
             <w:pPr>
@@ -4466,7 +4466,7 @@
         </w:tc>
         <w:tc>
           <w:tcPr>
-            <w:tcW w:type="dxa" w:w="3024"/>
+            <w:tcW w:type="dxa" w:w="1701"/>
           </w:tcPr>
           <w:p>
             <w:pPr>
@@ -4483,7 +4483,7 @@
         </w:tc>
         <w:tc>
           <w:tcPr>
-            <w:tcW w:type="dxa" w:w="3024"/>
+            <w:tcW w:type="dxa" w:w="6862"/>
           </w:tcPr>
           <w:p>
             <w:pPr>
@@ -4502,7 +4502,7 @@
       <w:tr>
         <w:tc>
           <w:tcPr>
-            <w:tcW w:type="dxa" w:w="3024"/>
+            <w:tcW w:type="dxa" w:w="1701"/>
           </w:tcPr>
           <w:p>
             <w:pPr>
@@ -4519,7 +4519,7 @@
         </w:tc>
         <w:tc>
           <w:tcPr>
-            <w:tcW w:type="dxa" w:w="3024"/>
+            <w:tcW w:type="dxa" w:w="1701"/>
           </w:tcPr>
           <w:p>
             <w:pPr>
@@ -4536,7 +4536,7 @@
         </w:tc>
         <w:tc>
           <w:tcPr>
-            <w:tcW w:type="dxa" w:w="3024"/>
+            <w:tcW w:type="dxa" w:w="6862"/>
           </w:tcPr>
           <w:p>
             <w:pPr>
@@ -4576,7 +4576,7 @@
         <w:tblStyle w:val="TableGrid"/>
         <w:tblW w:type="auto" w:w="0"/>
         <w:jc w:val="center"/>
-        <w:tblLayout w:type="autofit"/>
+        <w:tblLayout w:type="fixed"/>
         <w:tblLook w:firstColumn="1" w:firstRow="1" w:lastColumn="0" w:lastRow="0" w:noHBand="0" w:noVBand="1" w:val="04A0"/>
       </w:tblPr>
       <w:tblGrid>
@@ -4586,7 +4586,7 @@
       <w:tr>
         <w:tc>
           <w:tcPr>
-            <w:tcW w:type="dxa" w:w="4536"/>
+            <w:tcW w:type="dxa" w:w="1701"/>
           </w:tcPr>
           <w:p>
             <w:pPr>
@@ -4604,7 +4604,7 @@
         </w:tc>
         <w:tc>
           <w:tcPr>
-            <w:tcW w:type="dxa" w:w="4536"/>
+            <w:tcW w:type="dxa" w:w="8920"/>
           </w:tcPr>
           <w:p>
             <w:pPr>
@@ -4624,7 +4624,7 @@
       <w:tr>
         <w:tc>
           <w:tcPr>
-            <w:tcW w:type="dxa" w:w="4536"/>
+            <w:tcW w:type="dxa" w:w="1701"/>
           </w:tcPr>
           <w:p>
             <w:pPr>
@@ -4641,7 +4641,7 @@
         </w:tc>
         <w:tc>
           <w:tcPr>
-            <w:tcW w:type="dxa" w:w="4536"/>
+            <w:tcW w:type="dxa" w:w="8920"/>
           </w:tcPr>
           <w:p>
             <w:pPr>
@@ -4660,7 +4660,7 @@
       <w:tr>
         <w:tc>
           <w:tcPr>
-            <w:tcW w:type="dxa" w:w="4536"/>
+            <w:tcW w:type="dxa" w:w="1701"/>
           </w:tcPr>
           <w:p>
             <w:pPr>
@@ -4677,7 +4677,7 @@
         </w:tc>
         <w:tc>
           <w:tcPr>
-            <w:tcW w:type="dxa" w:w="4536"/>
+            <w:tcW w:type="dxa" w:w="8920"/>
           </w:tcPr>
           <w:p>
             <w:pPr>
@@ -4696,7 +4696,7 @@
       <w:tr>
         <w:tc>
           <w:tcPr>
-            <w:tcW w:type="dxa" w:w="4536"/>
+            <w:tcW w:type="dxa" w:w="1701"/>
           </w:tcPr>
           <w:p>
             <w:pPr>
@@ -4713,7 +4713,7 @@
         </w:tc>
         <w:tc>
           <w:tcPr>
-            <w:tcW w:type="dxa" w:w="4536"/>
+            <w:tcW w:type="dxa" w:w="8920"/>
           </w:tcPr>
           <w:p>
             <w:pPr>
@@ -4745,7 +4745,7 @@
         <w:tblStyle w:val="TableGrid"/>
         <w:tblW w:type="auto" w:w="0"/>
         <w:jc w:val="center"/>
-        <w:tblLayout w:type="autofit"/>
+        <w:tblLayout w:type="fixed"/>
         <w:tblLook w:firstColumn="1" w:firstRow="1" w:lastColumn="0" w:lastRow="0" w:noHBand="0" w:noVBand="1" w:val="04A0"/>
       </w:tblPr>
       <w:tblGrid>
@@ -4755,7 +4755,7 @@
       <w:tr>
         <w:tc>
           <w:tcPr>
-            <w:tcW w:type="dxa" w:w="4536"/>
+            <w:tcW w:type="dxa" w:w="1701"/>
           </w:tcPr>
           <w:p>
             <w:pPr>
@@ -4773,7 +4773,7 @@
         </w:tc>
         <w:tc>
           <w:tcPr>
-            <w:tcW w:type="dxa" w:w="4536"/>
+            <w:tcW w:type="dxa" w:w="8735"/>
           </w:tcPr>
           <w:p>
             <w:pPr>
@@ -4793,7 +4793,7 @@
       <w:tr>
         <w:tc>
           <w:tcPr>
-            <w:tcW w:type="dxa" w:w="4536"/>
+            <w:tcW w:type="dxa" w:w="1701"/>
           </w:tcPr>
           <w:p>
             <w:pPr>
@@ -4810,7 +4810,7 @@
         </w:tc>
         <w:tc>
           <w:tcPr>
-            <w:tcW w:type="dxa" w:w="4536"/>
+            <w:tcW w:type="dxa" w:w="8735"/>
           </w:tcPr>
           <w:p>
             <w:pPr>
@@ -4829,7 +4829,7 @@
       <w:tr>
         <w:tc>
           <w:tcPr>
-            <w:tcW w:type="dxa" w:w="4536"/>
+            <w:tcW w:type="dxa" w:w="1701"/>
           </w:tcPr>
           <w:p>
             <w:pPr>
@@ -4846,7 +4846,7 @@
         </w:tc>
         <w:tc>
           <w:tcPr>
-            <w:tcW w:type="dxa" w:w="4536"/>
+            <w:tcW w:type="dxa" w:w="8735"/>
           </w:tcPr>
           <w:p>
             <w:pPr>
@@ -4865,7 +4865,7 @@
       <w:tr>
         <w:tc>
           <w:tcPr>
-            <w:tcW w:type="dxa" w:w="4536"/>
+            <w:tcW w:type="dxa" w:w="1701"/>
           </w:tcPr>
           <w:p>
             <w:pPr>
@@ -4882,7 +4882,7 @@
         </w:tc>
         <w:tc>
           <w:tcPr>
-            <w:tcW w:type="dxa" w:w="4536"/>
+            <w:tcW w:type="dxa" w:w="8735"/>
           </w:tcPr>
           <w:p>
             <w:pPr>
@@ -4901,7 +4901,7 @@
       <w:tr>
         <w:tc>
           <w:tcPr>
-            <w:tcW w:type="dxa" w:w="4536"/>
+            <w:tcW w:type="dxa" w:w="1701"/>
           </w:tcPr>
           <w:p>
             <w:pPr>
@@ -4918,7 +4918,7 @@
         </w:tc>
         <w:tc>
           <w:tcPr>
-            <w:tcW w:type="dxa" w:w="4536"/>
+            <w:tcW w:type="dxa" w:w="8735"/>
           </w:tcPr>
           <w:p>
             <w:pPr>
@@ -4950,7 +4950,7 @@
         <w:tblStyle w:val="TableGrid"/>
         <w:tblW w:type="auto" w:w="0"/>
         <w:jc w:val="center"/>
-        <w:tblLayout w:type="autofit"/>
+        <w:tblLayout w:type="fixed"/>
         <w:tblLook w:firstColumn="1" w:firstRow="1" w:lastColumn="0" w:lastRow="0" w:noHBand="0" w:noVBand="1" w:val="04A0"/>
       </w:tblPr>
       <w:tblGrid>
@@ -4960,7 +4960,7 @@
       <w:tr>
         <w:tc>
           <w:tcPr>
-            <w:tcW w:type="dxa" w:w="4536"/>
+            <w:tcW w:type="dxa" w:w="1701"/>
           </w:tcPr>
           <w:p>
             <w:pPr>
@@ -4978,7 +4978,7 @@
         </w:tc>
         <w:tc>
           <w:tcPr>
-            <w:tcW w:type="dxa" w:w="4536"/>
+            <w:tcW w:type="dxa" w:w="8937"/>
           </w:tcPr>
           <w:p>
             <w:pPr>
@@ -4998,7 +4998,7 @@
       <w:tr>
         <w:tc>
           <w:tcPr>
-            <w:tcW w:type="dxa" w:w="4536"/>
+            <w:tcW w:type="dxa" w:w="1701"/>
           </w:tcPr>
           <w:p>
             <w:pPr>
@@ -5015,7 +5015,7 @@
         </w:tc>
         <w:tc>
           <w:tcPr>
-            <w:tcW w:type="dxa" w:w="4536"/>
+            <w:tcW w:type="dxa" w:w="8937"/>
           </w:tcPr>
           <w:p>
             <w:pPr>
@@ -5034,7 +5034,7 @@
       <w:tr>
         <w:tc>
           <w:tcPr>
-            <w:tcW w:type="dxa" w:w="4536"/>
+            <w:tcW w:type="dxa" w:w="1701"/>
           </w:tcPr>
           <w:p>
             <w:pPr>
@@ -5051,7 +5051,7 @@
         </w:tc>
         <w:tc>
           <w:tcPr>
-            <w:tcW w:type="dxa" w:w="4536"/>
+            <w:tcW w:type="dxa" w:w="8937"/>
           </w:tcPr>
           <w:p>
             <w:pPr>
@@ -5070,7 +5070,7 @@
       <w:tr>
         <w:tc>
           <w:tcPr>
-            <w:tcW w:type="dxa" w:w="4536"/>
+            <w:tcW w:type="dxa" w:w="1701"/>
           </w:tcPr>
           <w:p>
             <w:pPr>
@@ -5087,7 +5087,7 @@
         </w:tc>
         <w:tc>
           <w:tcPr>
-            <w:tcW w:type="dxa" w:w="4536"/>
+            <w:tcW w:type="dxa" w:w="8937"/>
           </w:tcPr>
           <w:p>
             <w:pPr>
@@ -5119,7 +5119,7 @@
         <w:tblStyle w:val="TableGrid"/>
         <w:tblW w:type="auto" w:w="0"/>
         <w:jc w:val="center"/>
-        <w:tblLayout w:type="autofit"/>
+        <w:tblLayout w:type="fixed"/>
         <w:tblLook w:firstColumn="1" w:firstRow="1" w:lastColumn="0" w:lastRow="0" w:noHBand="0" w:noVBand="1" w:val="04A0"/>
       </w:tblPr>
       <w:tblGrid>
@@ -5129,7 +5129,7 @@
       <w:tr>
         <w:tc>
           <w:tcPr>
-            <w:tcW w:type="dxa" w:w="4536"/>
+            <w:tcW w:type="dxa" w:w="1701"/>
           </w:tcPr>
           <w:p>
             <w:pPr>
@@ -5147,7 +5147,7 @@
         </w:tc>
         <w:tc>
           <w:tcPr>
-            <w:tcW w:type="dxa" w:w="4536"/>
+            <w:tcW w:type="dxa" w:w="8521"/>
           </w:tcPr>
           <w:p>
             <w:pPr>
@@ -5167,7 +5167,7 @@
       <w:tr>
         <w:tc>
           <w:tcPr>
-            <w:tcW w:type="dxa" w:w="4536"/>
+            <w:tcW w:type="dxa" w:w="1701"/>
           </w:tcPr>
           <w:p>
             <w:pPr>
@@ -5184,7 +5184,7 @@
         </w:tc>
         <w:tc>
           <w:tcPr>
-            <w:tcW w:type="dxa" w:w="4536"/>
+            <w:tcW w:type="dxa" w:w="8521"/>
           </w:tcPr>
           <w:p>
             <w:pPr>
@@ -5203,7 +5203,7 @@
       <w:tr>
         <w:tc>
           <w:tcPr>
-            <w:tcW w:type="dxa" w:w="4536"/>
+            <w:tcW w:type="dxa" w:w="1701"/>
           </w:tcPr>
           <w:p>
             <w:pPr>
@@ -5220,7 +5220,7 @@
         </w:tc>
         <w:tc>
           <w:tcPr>
-            <w:tcW w:type="dxa" w:w="4536"/>
+            <w:tcW w:type="dxa" w:w="8521"/>
           </w:tcPr>
           <w:p>
             <w:pPr>
@@ -5239,7 +5239,7 @@
       <w:tr>
         <w:tc>
           <w:tcPr>
-            <w:tcW w:type="dxa" w:w="4536"/>
+            <w:tcW w:type="dxa" w:w="1701"/>
           </w:tcPr>
           <w:p>
             <w:pPr>
@@ -5256,7 +5256,7 @@
         </w:tc>
         <w:tc>
           <w:tcPr>
-            <w:tcW w:type="dxa" w:w="4536"/>
+            <w:tcW w:type="dxa" w:w="8521"/>
           </w:tcPr>
           <w:p>
             <w:pPr>
@@ -5288,7 +5288,7 @@
         <w:tblStyle w:val="TableGrid"/>
         <w:tblW w:type="auto" w:w="0"/>
         <w:jc w:val="center"/>
-        <w:tblLayout w:type="autofit"/>
+        <w:tblLayout w:type="fixed"/>
         <w:tblLook w:firstColumn="1" w:firstRow="1" w:lastColumn="0" w:lastRow="0" w:noHBand="0" w:noVBand="1" w:val="04A0"/>
       </w:tblPr>
       <w:tblGrid>
@@ -5298,7 +5298,7 @@
       <w:tr>
         <w:tc>
           <w:tcPr>
-            <w:tcW w:type="dxa" w:w="4536"/>
+            <w:tcW w:type="dxa" w:w="1701"/>
           </w:tcPr>
           <w:p>
             <w:pPr>
@@ -5316,7 +5316,7 @@
         </w:tc>
         <w:tc>
           <w:tcPr>
-            <w:tcW w:type="dxa" w:w="4536"/>
+            <w:tcW w:type="dxa" w:w="8904"/>
           </w:tcPr>
           <w:p>
             <w:pPr>
@@ -5336,7 +5336,7 @@
       <w:tr>
         <w:tc>
           <w:tcPr>
-            <w:tcW w:type="dxa" w:w="4536"/>
+            <w:tcW w:type="dxa" w:w="1701"/>
           </w:tcPr>
           <w:p>
             <w:pPr>
@@ -5353,7 +5353,7 @@
         </w:tc>
         <w:tc>
           <w:tcPr>
-            <w:tcW w:type="dxa" w:w="4536"/>
+            <w:tcW w:type="dxa" w:w="8904"/>
           </w:tcPr>
           <w:p>
             <w:pPr>
@@ -5372,7 +5372,7 @@
       <w:tr>
         <w:tc>
           <w:tcPr>
-            <w:tcW w:type="dxa" w:w="4536"/>
+            <w:tcW w:type="dxa" w:w="1701"/>
           </w:tcPr>
           <w:p>
             <w:pPr>
@@ -5389,7 +5389,7 @@
         </w:tc>
         <w:tc>
           <w:tcPr>
-            <w:tcW w:type="dxa" w:w="4536"/>
+            <w:tcW w:type="dxa" w:w="8904"/>
           </w:tcPr>
           <w:p>
             <w:pPr>
@@ -5408,7 +5408,7 @@
       <w:tr>
         <w:tc>
           <w:tcPr>
-            <w:tcW w:type="dxa" w:w="4536"/>
+            <w:tcW w:type="dxa" w:w="1701"/>
           </w:tcPr>
           <w:p>
             <w:pPr>
@@ -5425,7 +5425,7 @@
         </w:tc>
         <w:tc>
           <w:tcPr>
-            <w:tcW w:type="dxa" w:w="4536"/>
+            <w:tcW w:type="dxa" w:w="8904"/>
           </w:tcPr>
           <w:p>
             <w:pPr>
@@ -5444,7 +5444,7 @@
       <w:tr>
         <w:tc>
           <w:tcPr>
-            <w:tcW w:type="dxa" w:w="4536"/>
+            <w:tcW w:type="dxa" w:w="1701"/>
           </w:tcPr>
           <w:p>
             <w:pPr>
@@ -5461,7 +5461,7 @@
         </w:tc>
         <w:tc>
           <w:tcPr>
-            <w:tcW w:type="dxa" w:w="4536"/>
+            <w:tcW w:type="dxa" w:w="8904"/>
           </w:tcPr>
           <w:p>
             <w:pPr>
@@ -5493,7 +5493,7 @@
         <w:tblStyle w:val="TableGrid"/>
         <w:tblW w:type="auto" w:w="0"/>
         <w:jc w:val="center"/>
-        <w:tblLayout w:type="autofit"/>
+        <w:tblLayout w:type="fixed"/>
         <w:tblLook w:firstColumn="1" w:firstRow="1" w:lastColumn="0" w:lastRow="0" w:noHBand="0" w:noVBand="1" w:val="04A0"/>
       </w:tblPr>
       <w:tblGrid>
@@ -5503,7 +5503,7 @@
       <w:tr>
         <w:tc>
           <w:tcPr>
-            <w:tcW w:type="dxa" w:w="4536"/>
+            <w:tcW w:type="dxa" w:w="1701"/>
           </w:tcPr>
           <w:p>
             <w:pPr>
@@ -5521,7 +5521,7 @@
         </w:tc>
         <w:tc>
           <w:tcPr>
-            <w:tcW w:type="dxa" w:w="4536"/>
+            <w:tcW w:type="dxa" w:w="8116"/>
           </w:tcPr>
           <w:p>
             <w:pPr>
@@ -5541,7 +5541,7 @@
       <w:tr>
         <w:tc>
           <w:tcPr>
-            <w:tcW w:type="dxa" w:w="4536"/>
+            <w:tcW w:type="dxa" w:w="1701"/>
           </w:tcPr>
           <w:p>
             <w:pPr>
@@ -5558,7 +5558,7 @@
         </w:tc>
         <w:tc>
           <w:tcPr>
-            <w:tcW w:type="dxa" w:w="4536"/>
+            <w:tcW w:type="dxa" w:w="8116"/>
           </w:tcPr>
           <w:p>
             <w:pPr>
@@ -5577,7 +5577,7 @@
       <w:tr>
         <w:tc>
           <w:tcPr>
-            <w:tcW w:type="dxa" w:w="4536"/>
+            <w:tcW w:type="dxa" w:w="1701"/>
           </w:tcPr>
           <w:p>
             <w:pPr>
@@ -5594,7 +5594,7 @@
         </w:tc>
         <w:tc>
           <w:tcPr>
-            <w:tcW w:type="dxa" w:w="4536"/>
+            <w:tcW w:type="dxa" w:w="8116"/>
           </w:tcPr>
           <w:p>
             <w:pPr>
@@ -5613,7 +5613,7 @@
       <w:tr>
         <w:tc>
           <w:tcPr>
-            <w:tcW w:type="dxa" w:w="4536"/>
+            <w:tcW w:type="dxa" w:w="1701"/>
           </w:tcPr>
           <w:p>
             <w:pPr>
@@ -5630,7 +5630,7 @@
         </w:tc>
         <w:tc>
           <w:tcPr>
-            <w:tcW w:type="dxa" w:w="4536"/>
+            <w:tcW w:type="dxa" w:w="8116"/>
           </w:tcPr>
           <w:p>
             <w:pPr>
@@ -5662,7 +5662,7 @@
         <w:tblStyle w:val="TableGrid"/>
         <w:tblW w:type="auto" w:w="0"/>
         <w:jc w:val="center"/>
-        <w:tblLayout w:type="autofit"/>
+        <w:tblLayout w:type="fixed"/>
         <w:tblLook w:firstColumn="1" w:firstRow="1" w:lastColumn="0" w:lastRow="0" w:noHBand="0" w:noVBand="1" w:val="04A0"/>
       </w:tblPr>
       <w:tblGrid>
@@ -5672,7 +5672,7 @@
       <w:tr>
         <w:tc>
           <w:tcPr>
-            <w:tcW w:type="dxa" w:w="4536"/>
+            <w:tcW w:type="dxa" w:w="1701"/>
           </w:tcPr>
           <w:p>
             <w:pPr>
@@ -5690,7 +5690,7 @@
         </w:tc>
         <w:tc>
           <w:tcPr>
-            <w:tcW w:type="dxa" w:w="4536"/>
+            <w:tcW w:type="dxa" w:w="8877"/>
           </w:tcPr>
           <w:p>
             <w:pPr>
@@ -5710,7 +5710,7 @@
       <w:tr>
         <w:tc>
           <w:tcPr>
-            <w:tcW w:type="dxa" w:w="4536"/>
+            <w:tcW w:type="dxa" w:w="1701"/>
           </w:tcPr>
           <w:p>
             <w:pPr>
@@ -5727,7 +5727,7 @@
         </w:tc>
         <w:tc>
           <w:tcPr>
-            <w:tcW w:type="dxa" w:w="4536"/>
+            <w:tcW w:type="dxa" w:w="8877"/>
           </w:tcPr>
           <w:p>
             <w:pPr>
@@ -5746,7 +5746,7 @@
       <w:tr>
         <w:tc>
           <w:tcPr>
-            <w:tcW w:type="dxa" w:w="4536"/>
+            <w:tcW w:type="dxa" w:w="1701"/>
           </w:tcPr>
           <w:p>
             <w:pPr>
@@ -5763,7 +5763,7 @@
         </w:tc>
         <w:tc>
           <w:tcPr>
-            <w:tcW w:type="dxa" w:w="4536"/>
+            <w:tcW w:type="dxa" w:w="8877"/>
           </w:tcPr>
           <w:p>
             <w:pPr>
@@ -5782,7 +5782,7 @@
       <w:tr>
         <w:tc>
           <w:tcPr>
-            <w:tcW w:type="dxa" w:w="4536"/>
+            <w:tcW w:type="dxa" w:w="1701"/>
           </w:tcPr>
           <w:p>
             <w:pPr>
@@ -5799,7 +5799,7 @@
         </w:tc>
         <w:tc>
           <w:tcPr>
-            <w:tcW w:type="dxa" w:w="4536"/>
+            <w:tcW w:type="dxa" w:w="8877"/>
           </w:tcPr>
           <w:p>
             <w:pPr>
@@ -5818,7 +5818,7 @@
       <w:tr>
         <w:tc>
           <w:tcPr>
-            <w:tcW w:type="dxa" w:w="4536"/>
+            <w:tcW w:type="dxa" w:w="1701"/>
           </w:tcPr>
           <w:p>
             <w:pPr>
@@ -5835,7 +5835,7 @@
         </w:tc>
         <w:tc>
           <w:tcPr>
-            <w:tcW w:type="dxa" w:w="4536"/>
+            <w:tcW w:type="dxa" w:w="8877"/>
           </w:tcPr>
           <w:p>
             <w:pPr>
@@ -5867,7 +5867,7 @@
         <w:tblStyle w:val="TableGrid"/>
         <w:tblW w:type="auto" w:w="0"/>
         <w:jc w:val="center"/>
-        <w:tblLayout w:type="autofit"/>
+        <w:tblLayout w:type="fixed"/>
         <w:tblLook w:firstColumn="1" w:firstRow="1" w:lastColumn="0" w:lastRow="0" w:noHBand="0" w:noVBand="1" w:val="04A0"/>
       </w:tblPr>
       <w:tblGrid>
@@ -5877,7 +5877,7 @@
       <w:tr>
         <w:tc>
           <w:tcPr>
-            <w:tcW w:type="dxa" w:w="4536"/>
+            <w:tcW w:type="dxa" w:w="1701"/>
           </w:tcPr>
           <w:p>
             <w:pPr>
@@ -5895,7 +5895,7 @@
         </w:tc>
         <w:tc>
           <w:tcPr>
-            <w:tcW w:type="dxa" w:w="4536"/>
+            <w:tcW w:type="dxa" w:w="8423"/>
           </w:tcPr>
           <w:p>
             <w:pPr>
@@ -5915,7 +5915,7 @@
       <w:tr>
         <w:tc>
           <w:tcPr>
-            <w:tcW w:type="dxa" w:w="4536"/>
+            <w:tcW w:type="dxa" w:w="1701"/>
           </w:tcPr>
           <w:p>
             <w:pPr>
@@ -5932,7 +5932,7 @@
         </w:tc>
         <w:tc>
           <w:tcPr>
-            <w:tcW w:type="dxa" w:w="4536"/>
+            <w:tcW w:type="dxa" w:w="8423"/>
           </w:tcPr>
           <w:p>
             <w:pPr>
@@ -5951,7 +5951,7 @@
       <w:tr>
         <w:tc>
           <w:tcPr>
-            <w:tcW w:type="dxa" w:w="4536"/>
+            <w:tcW w:type="dxa" w:w="1701"/>
           </w:tcPr>
           <w:p>
             <w:pPr>
@@ -5968,7 +5968,7 @@
         </w:tc>
         <w:tc>
           <w:tcPr>
-            <w:tcW w:type="dxa" w:w="4536"/>
+            <w:tcW w:type="dxa" w:w="8423"/>
           </w:tcPr>
           <w:p>
             <w:pPr>
@@ -5987,7 +5987,7 @@
       <w:tr>
         <w:tc>
           <w:tcPr>
-            <w:tcW w:type="dxa" w:w="4536"/>
+            <w:tcW w:type="dxa" w:w="1701"/>
           </w:tcPr>
           <w:p>
             <w:pPr>
@@ -6004,7 +6004,7 @@
         </w:tc>
         <w:tc>
           <w:tcPr>
-            <w:tcW w:type="dxa" w:w="4536"/>
+            <w:tcW w:type="dxa" w:w="8423"/>
           </w:tcPr>
           <w:p>
             <w:pPr>
@@ -6036,7 +6036,7 @@
         <w:tblStyle w:val="TableGrid"/>
         <w:tblW w:type="auto" w:w="0"/>
         <w:jc w:val="center"/>
-        <w:tblLayout w:type="autofit"/>
+        <w:tblLayout w:type="fixed"/>
         <w:tblLook w:firstColumn="1" w:firstRow="1" w:lastColumn="0" w:lastRow="0" w:noHBand="0" w:noVBand="1" w:val="04A0"/>
       </w:tblPr>
       <w:tblGrid>
@@ -6046,7 +6046,7 @@
       <w:tr>
         <w:tc>
           <w:tcPr>
-            <w:tcW w:type="dxa" w:w="4536"/>
+            <w:tcW w:type="dxa" w:w="1701"/>
           </w:tcPr>
           <w:p>
             <w:pPr>
@@ -6064,7 +6064,7 @@
         </w:tc>
         <w:tc>
           <w:tcPr>
-            <w:tcW w:type="dxa" w:w="4536"/>
+            <w:tcW w:type="dxa" w:w="8697"/>
           </w:tcPr>
           <w:p>
             <w:pPr>
@@ -6084,7 +6084,7 @@
       <w:tr>
         <w:tc>
           <w:tcPr>
-            <w:tcW w:type="dxa" w:w="4536"/>
+            <w:tcW w:type="dxa" w:w="1701"/>
           </w:tcPr>
           <w:p>
             <w:pPr>
@@ -6101,7 +6101,7 @@
         </w:tc>
         <w:tc>
           <w:tcPr>
-            <w:tcW w:type="dxa" w:w="4536"/>
+            <w:tcW w:type="dxa" w:w="8697"/>
           </w:tcPr>
           <w:p>
             <w:pPr>
@@ -6120,7 +6120,7 @@
       <w:tr>
         <w:tc>
           <w:tcPr>
-            <w:tcW w:type="dxa" w:w="4536"/>
+            <w:tcW w:type="dxa" w:w="1701"/>
           </w:tcPr>
           <w:p>
             <w:pPr>
@@ -6137,7 +6137,7 @@
         </w:tc>
         <w:tc>
           <w:tcPr>
-            <w:tcW w:type="dxa" w:w="4536"/>
+            <w:tcW w:type="dxa" w:w="8697"/>
           </w:tcPr>
           <w:p>
             <w:pPr>
@@ -6156,7 +6156,7 @@
       <w:tr>
         <w:tc>
           <w:tcPr>
-            <w:tcW w:type="dxa" w:w="4536"/>
+            <w:tcW w:type="dxa" w:w="1701"/>
           </w:tcPr>
           <w:p>
             <w:pPr>
@@ -6173,7 +6173,7 @@
         </w:tc>
         <w:tc>
           <w:tcPr>
-            <w:tcW w:type="dxa" w:w="4536"/>
+            <w:tcW w:type="dxa" w:w="8697"/>
           </w:tcPr>
           <w:p>
             <w:pPr>
@@ -6192,7 +6192,7 @@
       <w:tr>
         <w:tc>
           <w:tcPr>
-            <w:tcW w:type="dxa" w:w="4536"/>
+            <w:tcW w:type="dxa" w:w="1701"/>
           </w:tcPr>
           <w:p>
             <w:pPr>
@@ -6209,7 +6209,7 @@
         </w:tc>
         <w:tc>
           <w:tcPr>
-            <w:tcW w:type="dxa" w:w="4536"/>
+            <w:tcW w:type="dxa" w:w="8697"/>
           </w:tcPr>
           <w:p>
             <w:pPr>
@@ -6241,7 +6241,7 @@
         <w:tblStyle w:val="TableGrid"/>
         <w:tblW w:type="auto" w:w="0"/>
         <w:jc w:val="center"/>
-        <w:tblLayout w:type="autofit"/>
+        <w:tblLayout w:type="fixed"/>
         <w:tblLook w:firstColumn="1" w:firstRow="1" w:lastColumn="0" w:lastRow="0" w:noHBand="0" w:noVBand="1" w:val="04A0"/>
       </w:tblPr>
       <w:tblGrid>
@@ -6251,7 +6251,7 @@
       <w:tr>
         <w:tc>
           <w:tcPr>
-            <w:tcW w:type="dxa" w:w="4536"/>
+            <w:tcW w:type="dxa" w:w="1701"/>
           </w:tcPr>
           <w:p>
             <w:pPr>
@@ -6269,7 +6269,7 @@
         </w:tc>
         <w:tc>
           <w:tcPr>
-            <w:tcW w:type="dxa" w:w="4536"/>
+            <w:tcW w:type="dxa" w:w="8848"/>
           </w:tcPr>
           <w:p>
             <w:pPr>
@@ -6289,7 +6289,7 @@
       <w:tr>
         <w:tc>
           <w:tcPr>
-            <w:tcW w:type="dxa" w:w="4536"/>
+            <w:tcW w:type="dxa" w:w="1701"/>
           </w:tcPr>
           <w:p>
             <w:pPr>
@@ -6306,7 +6306,7 @@
         </w:tc>
         <w:tc>
           <w:tcPr>
-            <w:tcW w:type="dxa" w:w="4536"/>
+            <w:tcW w:type="dxa" w:w="8848"/>
           </w:tcPr>
           <w:p>
             <w:pPr>
@@ -6325,7 +6325,7 @@
       <w:tr>
         <w:tc>
           <w:tcPr>
-            <w:tcW w:type="dxa" w:w="4536"/>
+            <w:tcW w:type="dxa" w:w="1701"/>
           </w:tcPr>
           <w:p>
             <w:pPr>
@@ -6342,7 +6342,7 @@
         </w:tc>
         <w:tc>
           <w:tcPr>
-            <w:tcW w:type="dxa" w:w="4536"/>
+            <w:tcW w:type="dxa" w:w="8848"/>
           </w:tcPr>
           <w:p>
             <w:pPr>
@@ -6361,7 +6361,7 @@
       <w:tr>
         <w:tc>
           <w:tcPr>
-            <w:tcW w:type="dxa" w:w="4536"/>
+            <w:tcW w:type="dxa" w:w="1701"/>
           </w:tcPr>
           <w:p>
             <w:pPr>
@@ -6378,7 +6378,7 @@
         </w:tc>
         <w:tc>
           <w:tcPr>
-            <w:tcW w:type="dxa" w:w="4536"/>
+            <w:tcW w:type="dxa" w:w="8848"/>
           </w:tcPr>
           <w:p>
             <w:pPr>
@@ -6397,7 +6397,7 @@
       <w:tr>
         <w:tc>
           <w:tcPr>
-            <w:tcW w:type="dxa" w:w="4536"/>
+            <w:tcW w:type="dxa" w:w="1701"/>
           </w:tcPr>
           <w:p>
             <w:pPr>
@@ -6414,7 +6414,7 @@
         </w:tc>
         <w:tc>
           <w:tcPr>
-            <w:tcW w:type="dxa" w:w="4536"/>
+            <w:tcW w:type="dxa" w:w="8848"/>
           </w:tcPr>
           <w:p>
             <w:pPr>
@@ -6471,7 +6471,7 @@
         <w:tblStyle w:val="TableGrid"/>
         <w:tblW w:type="auto" w:w="0"/>
         <w:jc w:val="center"/>
-        <w:tblLayout w:type="autofit"/>
+        <w:tblLayout w:type="fixed"/>
         <w:tblLook w:firstColumn="1" w:firstRow="1" w:lastColumn="0" w:lastRow="0" w:noHBand="0" w:noVBand="1" w:val="04A0"/>
       </w:tblPr>
       <w:tblGrid>
@@ -6481,7 +6481,7 @@
       <w:tr>
         <w:tc>
           <w:tcPr>
-            <w:tcW w:type="dxa" w:w="4536"/>
+            <w:tcW w:type="dxa" w:w="3201"/>
           </w:tcPr>
           <w:p>
             <w:pPr>
@@ -6499,7 +6499,7 @@
         </w:tc>
         <w:tc>
           <w:tcPr>
-            <w:tcW w:type="dxa" w:w="4536"/>
+            <w:tcW w:type="dxa" w:w="5869"/>
           </w:tcPr>
           <w:p>
             <w:pPr>
@@ -6519,7 +6519,7 @@
       <w:tr>
         <w:tc>
           <w:tcPr>
-            <w:tcW w:type="dxa" w:w="4536"/>
+            <w:tcW w:type="dxa" w:w="3201"/>
           </w:tcPr>
           <w:p>
             <w:pPr>
@@ -6536,7 +6536,7 @@
         </w:tc>
         <w:tc>
           <w:tcPr>
-            <w:tcW w:type="dxa" w:w="4536"/>
+            <w:tcW w:type="dxa" w:w="5869"/>
           </w:tcPr>
           <w:p>
             <w:pPr>
@@ -6555,7 +6555,7 @@
       <w:tr>
         <w:tc>
           <w:tcPr>
-            <w:tcW w:type="dxa" w:w="4536"/>
+            <w:tcW w:type="dxa" w:w="3201"/>
           </w:tcPr>
           <w:p>
             <w:pPr>
@@ -6572,7 +6572,7 @@
         </w:tc>
         <w:tc>
           <w:tcPr>
-            <w:tcW w:type="dxa" w:w="4536"/>
+            <w:tcW w:type="dxa" w:w="5869"/>
           </w:tcPr>
           <w:p>
             <w:pPr>
@@ -6591,7 +6591,7 @@
       <w:tr>
         <w:tc>
           <w:tcPr>
-            <w:tcW w:type="dxa" w:w="4536"/>
+            <w:tcW w:type="dxa" w:w="3201"/>
           </w:tcPr>
           <w:p>
             <w:pPr>
@@ -6608,7 +6608,7 @@
         </w:tc>
         <w:tc>
           <w:tcPr>
-            <w:tcW w:type="dxa" w:w="4536"/>
+            <w:tcW w:type="dxa" w:w="5869"/>
           </w:tcPr>
           <w:p>
             <w:pPr>
@@ -6627,7 +6627,7 @@
       <w:tr>
         <w:tc>
           <w:tcPr>
-            <w:tcW w:type="dxa" w:w="4536"/>
+            <w:tcW w:type="dxa" w:w="3201"/>
           </w:tcPr>
           <w:p>
             <w:pPr>
@@ -6644,7 +6644,7 @@
         </w:tc>
         <w:tc>
           <w:tcPr>
-            <w:tcW w:type="dxa" w:w="4536"/>
+            <w:tcW w:type="dxa" w:w="5869"/>
           </w:tcPr>
           <w:p>
             <w:pPr>
@@ -6663,7 +6663,7 @@
       <w:tr>
         <w:tc>
           <w:tcPr>
-            <w:tcW w:type="dxa" w:w="4536"/>
+            <w:tcW w:type="dxa" w:w="3201"/>
           </w:tcPr>
           <w:p>
             <w:pPr>
@@ -6680,7 +6680,7 @@
         </w:tc>
         <w:tc>
           <w:tcPr>
-            <w:tcW w:type="dxa" w:w="4536"/>
+            <w:tcW w:type="dxa" w:w="5869"/>
           </w:tcPr>
           <w:p>
             <w:pPr>

--- a/docs/docx/需求规格说明书.docx
+++ b/docs/docx/需求规格说明书.docx
@@ -7253,7 +7253,7 @@
       <w:keepLines/>
       <w:spacing w:before="480" w:after="0"/>
       <w:ind w:firstLine="0"/>
-      <w:jc w:val="center"/>
+      <w:jc w:val="left"/>
       <w:outlineLvl w:val="0"/>
     </w:pPr>
     <w:rPr>
@@ -7261,7 +7261,7 @@
       <w:b/>
       <w:bCs/>
       <w:color w:val="000000"/>
-      <w:sz w:val="32"/>
+      <w:sz w:val="28"/>
       <w:szCs w:val="28"/>
     </w:rPr>
   </w:style>
@@ -7279,6 +7279,7 @@
       <w:keepLines/>
       <w:spacing w:before="200" w:after="0"/>
       <w:ind w:firstLine="0"/>
+      <w:jc w:val="left"/>
       <w:outlineLvl w:val="1"/>
     </w:pPr>
     <w:rPr>
@@ -7286,7 +7287,7 @@
       <w:b/>
       <w:bCs/>
       <w:color w:val="000000"/>
-      <w:sz w:val="28"/>
+      <w:sz w:val="24"/>
       <w:szCs w:val="26"/>
     </w:rPr>
   </w:style>
@@ -7304,11 +7305,12 @@
       <w:keepLines/>
       <w:spacing w:before="200" w:after="0"/>
       <w:ind w:firstLine="0"/>
+      <w:jc w:val="left"/>
       <w:outlineLvl w:val="2"/>
     </w:pPr>
     <w:rPr>
-      <w:rFonts w:asciiTheme="majorHAnsi" w:eastAsiaTheme="majorEastAsia" w:hAnsiTheme="majorHAnsi" w:cstheme="majorBidi" w:ascii="Times New Roman" w:hAnsi="Times New Roman" w:eastAsia="黑体"/>
-      <w:b/>
+      <w:rFonts w:asciiTheme="majorHAnsi" w:eastAsiaTheme="majorEastAsia" w:hAnsiTheme="majorHAnsi" w:cstheme="majorBidi" w:ascii="Times New Roman" w:hAnsi="Times New Roman" w:eastAsia="宋体"/>
+      <w:b w:val="0"/>
       <w:bCs/>
       <w:color w:val="000000"/>
       <w:sz w:val="24"/>
@@ -7329,11 +7331,12 @@
       <w:keepLines/>
       <w:spacing w:before="200" w:after="0"/>
       <w:ind w:firstLine="0"/>
+      <w:jc w:val="left"/>
       <w:outlineLvl w:val="3"/>
     </w:pPr>
     <w:rPr>
-      <w:rFonts w:asciiTheme="majorHAnsi" w:eastAsiaTheme="majorEastAsia" w:hAnsiTheme="majorHAnsi" w:cstheme="majorBidi" w:ascii="Times New Roman" w:hAnsi="Times New Roman" w:eastAsia="黑体"/>
-      <w:b/>
+      <w:rFonts w:asciiTheme="majorHAnsi" w:eastAsiaTheme="majorEastAsia" w:hAnsiTheme="majorHAnsi" w:cstheme="majorBidi" w:ascii="Times New Roman" w:hAnsi="Times New Roman" w:eastAsia="宋体"/>
+      <w:b w:val="0"/>
       <w:bCs/>
       <w:i/>
       <w:iCs/>
